--- a/Sprob.docx
+++ b/Sprob.docx
@@ -52,52 +52,12 @@
     </w:p>
     <w:p>
       <w:pPr>
+        <w:jc w:val="center"/>
         <w:rPr>
           <w:rFonts w:ascii="Times New Roman" w:hAnsi="Times New Roman" w:cs="Times New Roman"/>
           <w:b/>
           <w:bCs/>
           <w:color w:val="215E99" w:themeColor="text2" w:themeTint="BF"/>
-          <w:sz w:val="32"/>
-          <w:szCs w:val="32"/>
-        </w:rPr>
-      </w:pPr>
-      <w:r>
-        <w:rPr>
-          <w:rFonts w:ascii="Times New Roman" w:hAnsi="Times New Roman" w:cs="Times New Roman"/>
-          <w:b/>
-          <w:bCs/>
-          <w:color w:val="215E99" w:themeColor="text2" w:themeTint="BF"/>
-          <w:sz w:val="32"/>
-          <w:szCs w:val="32"/>
-        </w:rPr>
-        <w:t>Statistics</w:t>
-      </w:r>
-    </w:p>
-    <w:p>
-      <w:pPr>
-        <w:rPr>
-          <w:rFonts w:ascii="Times New Roman" w:hAnsi="Times New Roman" w:cs="Times New Roman"/>
-          <w:color w:val="0D0D0D" w:themeColor="text1" w:themeTint="F2"/>
-          <w:sz w:val="32"/>
-          <w:szCs w:val="32"/>
-        </w:rPr>
-      </w:pPr>
-      <w:r>
-        <w:rPr>
-          <w:rFonts w:ascii="Times New Roman" w:hAnsi="Times New Roman" w:cs="Times New Roman"/>
-          <w:color w:val="0D0D0D" w:themeColor="text1" w:themeTint="F2"/>
-          <w:sz w:val="32"/>
-          <w:szCs w:val="32"/>
-        </w:rPr>
-        <w:t>Statistics is a science of data in which learn methods or procedure used to collect, present, summarize, analyze and predict that data.</w:t>
-      </w:r>
-    </w:p>
-    <w:p>
-      <w:pPr>
-        <w:jc w:val="center"/>
-        <w:rPr>
-          <w:rFonts w:ascii="Times New Roman" w:hAnsi="Times New Roman" w:cs="Times New Roman"/>
-          <w:color w:val="0D0D0D" w:themeColor="text1" w:themeTint="F2"/>
           <w:sz w:val="36"/>
           <w:szCs w:val="36"/>
         </w:rPr>
@@ -105,6 +65,93 @@
       <w:r>
         <w:rPr>
           <w:rFonts w:ascii="Times New Roman" w:hAnsi="Times New Roman" w:cs="Times New Roman"/>
+          <w:b/>
+          <w:bCs/>
+          <w:color w:val="215E99" w:themeColor="text2" w:themeTint="BF"/>
+          <w:sz w:val="36"/>
+          <w:szCs w:val="36"/>
+        </w:rPr>
+        <w:t>Exercise 1.</w:t>
+      </w:r>
+      <w:r>
+        <w:rPr>
+          <w:rFonts w:ascii="Times New Roman" w:hAnsi="Times New Roman" w:cs="Times New Roman"/>
+          <w:b/>
+          <w:bCs/>
+          <w:color w:val="215E99" w:themeColor="text2" w:themeTint="BF"/>
+          <w:sz w:val="36"/>
+          <w:szCs w:val="36"/>
+        </w:rPr>
+        <w:t>1</w:t>
+      </w:r>
+      <w:r>
+        <w:rPr>
+          <w:rFonts w:ascii="Times New Roman" w:hAnsi="Times New Roman" w:cs="Times New Roman"/>
+          <w:b/>
+          <w:bCs/>
+          <w:color w:val="215E99" w:themeColor="text2" w:themeTint="BF"/>
+          <w:sz w:val="36"/>
+          <w:szCs w:val="36"/>
+        </w:rPr>
+        <w:t xml:space="preserve"> Statistics Basics</w:t>
+      </w:r>
+    </w:p>
+    <w:p>
+      <w:pPr>
+        <w:rPr>
+          <w:rFonts w:ascii="Times New Roman" w:hAnsi="Times New Roman" w:cs="Times New Roman"/>
+          <w:b/>
+          <w:bCs/>
+          <w:color w:val="215E99" w:themeColor="text2" w:themeTint="BF"/>
+          <w:sz w:val="32"/>
+          <w:szCs w:val="32"/>
+        </w:rPr>
+      </w:pPr>
+      <w:r>
+        <w:rPr>
+          <w:rFonts w:ascii="Times New Roman" w:hAnsi="Times New Roman" w:cs="Times New Roman"/>
+          <w:b/>
+          <w:bCs/>
+          <w:color w:val="215E99" w:themeColor="text2" w:themeTint="BF"/>
+          <w:sz w:val="32"/>
+          <w:szCs w:val="32"/>
+        </w:rPr>
+        <w:t>Statistics</w:t>
+      </w:r>
+    </w:p>
+    <w:p>
+      <w:pPr>
+        <w:rPr>
+          <w:rFonts w:ascii="Times New Roman" w:hAnsi="Times New Roman" w:cs="Times New Roman"/>
+          <w:color w:val="0D0D0D" w:themeColor="text1" w:themeTint="F2"/>
+          <w:sz w:val="32"/>
+          <w:szCs w:val="32"/>
+        </w:rPr>
+      </w:pPr>
+      <w:r>
+        <w:rPr>
+          <w:rFonts w:ascii="Times New Roman" w:hAnsi="Times New Roman" w:cs="Times New Roman"/>
+          <w:color w:val="0D0D0D" w:themeColor="text1" w:themeTint="F2"/>
+          <w:sz w:val="32"/>
+          <w:szCs w:val="32"/>
+        </w:rPr>
+        <w:t>Statistics is a science of data in which learn methods or procedure used to collect, present, summarize, analyze and predict that data.</w:t>
+      </w:r>
+    </w:p>
+    <w:p>
+      <w:pPr>
+        <w:jc w:val="center"/>
+        <w:rPr>
+          <w:rFonts w:ascii="Times New Roman" w:hAnsi="Times New Roman" w:cs="Times New Roman"/>
+          <w:color w:val="0D0D0D" w:themeColor="text1" w:themeTint="F2"/>
+          <w:sz w:val="36"/>
+          <w:szCs w:val="36"/>
+        </w:rPr>
+      </w:pPr>
+      <w:r>
+        <w:rPr>
+          <w:rFonts w:ascii="Times New Roman" w:hAnsi="Times New Roman" w:cs="Times New Roman"/>
+          <w:noProof/>
           <w:color w:val="0D0D0D" w:themeColor="text1" w:themeTint="F2"/>
           <w:sz w:val="36"/>
           <w:szCs w:val="36"/>
@@ -353,34 +400,50 @@
           <w:sz w:val="32"/>
           <w:szCs w:val="32"/>
         </w:rPr>
-        <w:t xml:space="preserve">2. </w:t>
-      </w:r>
-      <w:r>
-        <w:rPr>
-          <w:rFonts w:ascii="Times New Roman" w:hAnsi="Times New Roman" w:cs="Times New Roman"/>
-          <w:b/>
-          <w:bCs/>
-          <w:sz w:val="32"/>
-          <w:szCs w:val="32"/>
-        </w:rPr>
-        <w:t>Sample</w:t>
-      </w:r>
-    </w:p>
-    <w:p>
-      <w:pPr>
-        <w:rPr>
-          <w:rFonts w:ascii="Times New Roman" w:hAnsi="Times New Roman" w:cs="Times New Roman"/>
-          <w:sz w:val="32"/>
-          <w:szCs w:val="32"/>
-        </w:rPr>
-      </w:pPr>
-      <w:r>
-        <w:rPr>
-          <w:rFonts w:ascii="Times New Roman" w:hAnsi="Times New Roman" w:cs="Times New Roman"/>
-          <w:sz w:val="32"/>
-          <w:szCs w:val="32"/>
-        </w:rPr>
-        <w:t>A sample is a part or subset of the population from which information is obtained.</w:t>
+        <w:t>2. Sample</w:t>
+      </w:r>
+    </w:p>
+    <w:p>
+      <w:pPr>
+        <w:rPr>
+          <w:rFonts w:ascii="Times New Roman" w:hAnsi="Times New Roman" w:cs="Times New Roman"/>
+          <w:sz w:val="32"/>
+          <w:szCs w:val="32"/>
+        </w:rPr>
+      </w:pPr>
+      <w:r>
+        <w:rPr>
+          <w:rFonts w:ascii="Times New Roman" w:hAnsi="Times New Roman" w:cs="Times New Roman"/>
+          <w:sz w:val="32"/>
+          <w:szCs w:val="32"/>
+        </w:rPr>
+        <w:t>A</w:t>
+      </w:r>
+      <w:r>
+        <w:rPr>
+          <w:rFonts w:ascii="Times New Roman" w:hAnsi="Times New Roman" w:cs="Times New Roman"/>
+          <w:sz w:val="32"/>
+          <w:szCs w:val="32"/>
+        </w:rPr>
+        <w:t xml:space="preserve"> </w:t>
+      </w:r>
+      <w:r>
+        <w:rPr>
+          <w:rFonts w:ascii="Times New Roman" w:hAnsi="Times New Roman" w:cs="Times New Roman"/>
+          <w:b/>
+          <w:bCs/>
+          <w:sz w:val="32"/>
+          <w:szCs w:val="32"/>
+        </w:rPr>
+        <w:t>sample</w:t>
+      </w:r>
+      <w:r>
+        <w:rPr>
+          <w:rFonts w:ascii="Times New Roman" w:hAnsi="Times New Roman" w:cs="Times New Roman"/>
+          <w:sz w:val="32"/>
+          <w:szCs w:val="32"/>
+        </w:rPr>
+        <w:t xml:space="preserve"> means a small group of people or objects selected from a larger population for a study.</w:t>
       </w:r>
     </w:p>
     <w:p>
@@ -486,23 +549,7 @@
           <w:sz w:val="32"/>
           <w:szCs w:val="32"/>
         </w:rPr>
-        <w:t xml:space="preserve">Population = </w:t>
-      </w:r>
-      <w:r>
-        <w:rPr>
-          <w:rFonts w:ascii="Times New Roman" w:hAnsi="Times New Roman" w:cs="Times New Roman"/>
-          <w:sz w:val="32"/>
-          <w:szCs w:val="32"/>
-        </w:rPr>
-        <w:t>200</w:t>
-      </w:r>
-      <w:r>
-        <w:rPr>
-          <w:rFonts w:ascii="Times New Roman" w:hAnsi="Times New Roman" w:cs="Times New Roman"/>
-          <w:sz w:val="32"/>
-          <w:szCs w:val="32"/>
-        </w:rPr>
-        <w:t xml:space="preserve"> students </w:t>
+        <w:t xml:space="preserve">Population = 200 students </w:t>
       </w:r>
     </w:p>
     <w:p>
@@ -524,40 +571,231 @@
           <w:sz w:val="32"/>
           <w:szCs w:val="32"/>
         </w:rPr>
-        <w:t xml:space="preserve">Sample = </w:t>
-      </w:r>
-      <w:r>
-        <w:rPr>
-          <w:rFonts w:ascii="Times New Roman" w:hAnsi="Times New Roman" w:cs="Times New Roman"/>
-          <w:sz w:val="32"/>
-          <w:szCs w:val="32"/>
-        </w:rPr>
-        <w:t>7</w:t>
-      </w:r>
-      <w:r>
-        <w:rPr>
-          <w:rFonts w:ascii="Times New Roman" w:hAnsi="Times New Roman" w:cs="Times New Roman"/>
-          <w:sz w:val="32"/>
-          <w:szCs w:val="32"/>
-        </w:rPr>
-        <w:t>0 students</w:t>
-      </w:r>
-    </w:p>
-    <w:p>
-      <w:pPr>
-        <w:rPr>
-          <w:rFonts w:ascii="Times New Roman" w:hAnsi="Times New Roman" w:cs="Times New Roman"/>
-          <w:sz w:val="32"/>
-          <w:szCs w:val="32"/>
-        </w:rPr>
-      </w:pPr>
-      <w:r>
-        <w:rPr>
-          <w:rFonts w:ascii="Times New Roman" w:hAnsi="Times New Roman" w:cs="Times New Roman"/>
+        <w:t>Sample = 70 students</w:t>
+      </w:r>
+    </w:p>
+    <w:p>
+      <w:pPr>
+        <w:rPr>
+          <w:rFonts w:ascii="Times New Roman" w:hAnsi="Times New Roman" w:cs="Times New Roman"/>
+          <w:b/>
+          <w:bCs/>
+          <w:sz w:val="32"/>
+          <w:szCs w:val="32"/>
+        </w:rPr>
+      </w:pPr>
+      <w:r>
+        <w:rPr>
+          <w:rFonts w:ascii="Times New Roman" w:hAnsi="Times New Roman" w:cs="Times New Roman"/>
+          <w:b/>
+          <w:bCs/>
           <w:sz w:val="32"/>
           <w:szCs w:val="32"/>
         </w:rPr>
         <w:lastRenderedPageBreak/>
+        <w:t xml:space="preserve">3. </w:t>
+      </w:r>
+      <w:r>
+        <w:rPr>
+          <w:rFonts w:ascii="Times New Roman" w:hAnsi="Times New Roman" w:cs="Times New Roman"/>
+          <w:b/>
+          <w:bCs/>
+          <w:sz w:val="32"/>
+          <w:szCs w:val="32"/>
+        </w:rPr>
+        <w:t>What is Sampling?</w:t>
+      </w:r>
+    </w:p>
+    <w:p>
+      <w:pPr>
+        <w:rPr>
+          <w:rFonts w:ascii="Times New Roman" w:hAnsi="Times New Roman" w:cs="Times New Roman"/>
+          <w:sz w:val="32"/>
+          <w:szCs w:val="32"/>
+        </w:rPr>
+      </w:pPr>
+      <w:r>
+        <w:rPr>
+          <w:rFonts w:ascii="Times New Roman" w:hAnsi="Times New Roman" w:cs="Times New Roman"/>
+          <w:b/>
+          <w:bCs/>
+          <w:sz w:val="32"/>
+          <w:szCs w:val="32"/>
+        </w:rPr>
+        <w:t>Sampling</w:t>
+      </w:r>
+      <w:r>
+        <w:rPr>
+          <w:rFonts w:ascii="Times New Roman" w:hAnsi="Times New Roman" w:cs="Times New Roman"/>
+          <w:sz w:val="32"/>
+          <w:szCs w:val="32"/>
+        </w:rPr>
+        <w:t xml:space="preserve"> is the process of </w:t>
+      </w:r>
+      <w:r>
+        <w:rPr>
+          <w:rFonts w:ascii="Times New Roman" w:hAnsi="Times New Roman" w:cs="Times New Roman"/>
+          <w:b/>
+          <w:bCs/>
+          <w:sz w:val="32"/>
+          <w:szCs w:val="32"/>
+        </w:rPr>
+        <w:t>selecting a smaller group (sample) from a larger group (population)</w:t>
+      </w:r>
+      <w:r>
+        <w:rPr>
+          <w:rFonts w:ascii="Times New Roman" w:hAnsi="Times New Roman" w:cs="Times New Roman"/>
+          <w:sz w:val="32"/>
+          <w:szCs w:val="32"/>
+        </w:rPr>
+        <w:t xml:space="preserve"> to collect data and study it.</w:t>
+      </w:r>
+    </w:p>
+    <w:p>
+      <w:pPr>
+        <w:rPr>
+          <w:rFonts w:ascii="Times New Roman" w:hAnsi="Times New Roman" w:cs="Times New Roman"/>
+          <w:sz w:val="32"/>
+          <w:szCs w:val="32"/>
+        </w:rPr>
+      </w:pPr>
+      <w:r>
+        <w:rPr>
+          <w:rFonts w:ascii="Times New Roman" w:hAnsi="Times New Roman" w:cs="Times New Roman"/>
+          <w:b/>
+          <w:bCs/>
+          <w:sz w:val="32"/>
+          <w:szCs w:val="32"/>
+        </w:rPr>
+        <w:t>Example:</w:t>
+      </w:r>
+      <w:r>
+        <w:rPr>
+          <w:rFonts w:ascii="Times New Roman" w:hAnsi="Times New Roman" w:cs="Times New Roman"/>
+          <w:sz w:val="32"/>
+          <w:szCs w:val="32"/>
+        </w:rPr>
+        <w:br/>
+        <w:t xml:space="preserve">If a university has </w:t>
+      </w:r>
+      <w:r>
+        <w:rPr>
+          <w:rFonts w:ascii="Times New Roman" w:hAnsi="Times New Roman" w:cs="Times New Roman"/>
+          <w:b/>
+          <w:bCs/>
+          <w:sz w:val="32"/>
+          <w:szCs w:val="32"/>
+        </w:rPr>
+        <w:t>5,000 students</w:t>
+      </w:r>
+      <w:r>
+        <w:rPr>
+          <w:rFonts w:ascii="Times New Roman" w:hAnsi="Times New Roman" w:cs="Times New Roman"/>
+          <w:sz w:val="32"/>
+          <w:szCs w:val="32"/>
+        </w:rPr>
+        <w:t xml:space="preserve">, we select </w:t>
+      </w:r>
+      <w:r>
+        <w:rPr>
+          <w:rFonts w:ascii="Times New Roman" w:hAnsi="Times New Roman" w:cs="Times New Roman"/>
+          <w:b/>
+          <w:bCs/>
+          <w:sz w:val="32"/>
+          <w:szCs w:val="32"/>
+        </w:rPr>
+        <w:t>200 students</w:t>
+      </w:r>
+      <w:r>
+        <w:rPr>
+          <w:rFonts w:ascii="Times New Roman" w:hAnsi="Times New Roman" w:cs="Times New Roman"/>
+          <w:sz w:val="32"/>
+          <w:szCs w:val="32"/>
+        </w:rPr>
+        <w:t xml:space="preserve"> to conduct a survey.</w:t>
+      </w:r>
+    </w:p>
+    <w:p>
+      <w:pPr>
+        <w:pStyle w:val="ListParagraph"/>
+        <w:numPr>
+          <w:ilvl w:val="0"/>
+          <w:numId w:val="24"/>
+        </w:numPr>
+        <w:rPr>
+          <w:rFonts w:ascii="Times New Roman" w:hAnsi="Times New Roman" w:cs="Times New Roman"/>
+          <w:sz w:val="32"/>
+          <w:szCs w:val="32"/>
+        </w:rPr>
+      </w:pPr>
+      <w:r>
+        <w:rPr>
+          <w:rFonts w:ascii="Times New Roman" w:hAnsi="Times New Roman" w:cs="Times New Roman"/>
+          <w:sz w:val="32"/>
+          <w:szCs w:val="32"/>
+        </w:rPr>
+        <w:t xml:space="preserve">5,000 students = Population </w:t>
+      </w:r>
+    </w:p>
+    <w:p>
+      <w:pPr>
+        <w:pStyle w:val="ListParagraph"/>
+        <w:numPr>
+          <w:ilvl w:val="0"/>
+          <w:numId w:val="24"/>
+        </w:numPr>
+        <w:rPr>
+          <w:rFonts w:ascii="Times New Roman" w:hAnsi="Times New Roman" w:cs="Times New Roman"/>
+          <w:sz w:val="32"/>
+          <w:szCs w:val="32"/>
+        </w:rPr>
+      </w:pPr>
+      <w:r>
+        <w:rPr>
+          <w:rFonts w:ascii="Times New Roman" w:hAnsi="Times New Roman" w:cs="Times New Roman"/>
+          <w:sz w:val="32"/>
+          <w:szCs w:val="32"/>
+        </w:rPr>
+        <w:t xml:space="preserve">200 students = Sample </w:t>
+      </w:r>
+    </w:p>
+    <w:p>
+      <w:pPr>
+        <w:pStyle w:val="ListParagraph"/>
+        <w:numPr>
+          <w:ilvl w:val="0"/>
+          <w:numId w:val="24"/>
+        </w:numPr>
+        <w:rPr>
+          <w:rFonts w:ascii="Times New Roman" w:hAnsi="Times New Roman" w:cs="Times New Roman"/>
+          <w:sz w:val="32"/>
+          <w:szCs w:val="32"/>
+        </w:rPr>
+      </w:pPr>
+      <w:r>
+        <w:rPr>
+          <w:rFonts w:ascii="Times New Roman" w:hAnsi="Times New Roman" w:cs="Times New Roman"/>
+          <w:sz w:val="32"/>
+          <w:szCs w:val="32"/>
+        </w:rPr>
+        <w:t>Selecting the 200 students = Sampling</w:t>
+      </w:r>
+    </w:p>
+    <w:p>
+      <w:pPr>
+        <w:rPr>
+          <w:rFonts w:ascii="Times New Roman" w:hAnsi="Times New Roman" w:cs="Times New Roman"/>
+          <w:sz w:val="32"/>
+          <w:szCs w:val="32"/>
+        </w:rPr>
+      </w:pPr>
+      <w:r>
+        <w:rPr>
+          <w:rFonts w:ascii="Times New Roman" w:hAnsi="Times New Roman" w:cs="Times New Roman"/>
+          <w:noProof/>
+          <w:sz w:val="32"/>
+          <w:szCs w:val="32"/>
+        </w:rPr>
         <w:drawing>
           <wp:inline distT="0" distB="0" distL="0" distR="0" wp14:anchorId="3A9F38A5" wp14:editId="2587ADEE">
             <wp:extent cx="5943600" cy="2315845"/>
@@ -638,18 +876,7 @@
           <w:sz w:val="32"/>
           <w:szCs w:val="32"/>
         </w:rPr>
-        <w:t>1. D</w:t>
-      </w:r>
-      <w:r>
-        <w:rPr>
-          <w:rFonts w:ascii="Times New Roman" w:hAnsi="Times New Roman" w:cs="Times New Roman"/>
-          <w:b/>
-          <w:bCs/>
-          <w:color w:val="0D0D0D" w:themeColor="text1" w:themeTint="F2"/>
-          <w:sz w:val="32"/>
-          <w:szCs w:val="32"/>
-        </w:rPr>
-        <w:t xml:space="preserve">escriptive Statistics </w:t>
+        <w:t xml:space="preserve">1. Descriptive Statistics </w:t>
       </w:r>
     </w:p>
     <w:p>
@@ -687,10 +914,12 @@
           <w:rFonts w:ascii="Times New Roman" w:hAnsi="Times New Roman" w:cs="Times New Roman"/>
           <w:b/>
           <w:bCs/>
+          <w:noProof/>
           <w:color w:val="215E99" w:themeColor="text2" w:themeTint="BF"/>
           <w:sz w:val="32"/>
           <w:szCs w:val="32"/>
         </w:rPr>
+        <w:lastRenderedPageBreak/>
         <w:drawing>
           <wp:inline distT="0" distB="0" distL="0" distR="0" wp14:anchorId="46C59BF4" wp14:editId="0D1FDF89">
             <wp:extent cx="5943600" cy="2172970"/>
@@ -928,7 +1157,6 @@
           <w:sz w:val="32"/>
           <w:szCs w:val="32"/>
         </w:rPr>
-        <w:lastRenderedPageBreak/>
         <w:t>League position:</w:t>
       </w:r>
       <w:r>
@@ -1126,6 +1354,7 @@
           <w:sz w:val="32"/>
           <w:szCs w:val="32"/>
         </w:rPr>
+        <w:lastRenderedPageBreak/>
         <w:t>Ted Williams had a batting average of .369, which was the highest in the American League in 1948.</w:t>
       </w:r>
     </w:p>
@@ -1149,18 +1378,7 @@
           <w:sz w:val="32"/>
           <w:szCs w:val="32"/>
         </w:rPr>
-        <w:t xml:space="preserve">2. </w:t>
-      </w:r>
-      <w:r>
-        <w:rPr>
-          <w:rFonts w:ascii="Times New Roman" w:hAnsi="Times New Roman" w:cs="Times New Roman"/>
-          <w:b/>
-          <w:bCs/>
-          <w:color w:val="0D0D0D" w:themeColor="text1" w:themeTint="F2"/>
-          <w:sz w:val="32"/>
-          <w:szCs w:val="32"/>
-        </w:rPr>
-        <w:t>Inferential Statistics</w:t>
+        <w:t>2. Inferential Statistics</w:t>
       </w:r>
     </w:p>
     <w:p>
@@ -1198,6 +1416,7 @@
           <w:rFonts w:ascii="Times New Roman" w:hAnsi="Times New Roman" w:cs="Times New Roman"/>
           <w:b/>
           <w:bCs/>
+          <w:noProof/>
           <w:color w:val="215E99" w:themeColor="text2" w:themeTint="BF"/>
           <w:sz w:val="32"/>
           <w:szCs w:val="32"/>
@@ -1259,7 +1478,6 @@
           <w:sz w:val="32"/>
           <w:szCs w:val="32"/>
         </w:rPr>
-        <w:lastRenderedPageBreak/>
         <w:t>Example: 1948 Presidential Election</w:t>
       </w:r>
       <w:r>
@@ -1469,6 +1687,7 @@
           <w:sz w:val="32"/>
           <w:szCs w:val="32"/>
         </w:rPr>
+        <w:lastRenderedPageBreak/>
         <w:t>The poll predicted that Truman would get only 44.5% of the vote and would lose.</w:t>
       </w:r>
     </w:p>
@@ -1556,69 +1775,22 @@
       <w:pPr>
         <w:rPr>
           <w:rFonts w:ascii="Times New Roman" w:hAnsi="Times New Roman" w:cs="Times New Roman"/>
-          <w:sz w:val="32"/>
-          <w:szCs w:val="32"/>
-        </w:rPr>
-      </w:pPr>
-    </w:p>
-    <w:p>
-      <w:pPr>
-        <w:rPr>
-          <w:rFonts w:ascii="Times New Roman" w:hAnsi="Times New Roman" w:cs="Times New Roman"/>
-          <w:color w:val="0D0D0D" w:themeColor="text1" w:themeTint="F2"/>
-          <w:sz w:val="32"/>
-          <w:szCs w:val="32"/>
-        </w:rPr>
-      </w:pPr>
-    </w:p>
-    <w:p>
-      <w:pPr>
-        <w:rPr>
-          <w:rFonts w:ascii="Times New Roman" w:hAnsi="Times New Roman" w:cs="Times New Roman"/>
-          <w:sz w:val="32"/>
-          <w:szCs w:val="32"/>
-        </w:rPr>
-      </w:pPr>
-    </w:p>
-    <w:p>
-      <w:pPr>
-        <w:rPr>
-          <w:rFonts w:ascii="Times New Roman" w:hAnsi="Times New Roman" w:cs="Times New Roman"/>
-          <w:sz w:val="32"/>
-          <w:szCs w:val="32"/>
-        </w:rPr>
-      </w:pPr>
-    </w:p>
-    <w:p>
-      <w:pPr>
-        <w:rPr>
-          <w:rFonts w:ascii="Times New Roman" w:hAnsi="Times New Roman" w:cs="Times New Roman"/>
-          <w:sz w:val="32"/>
-          <w:szCs w:val="32"/>
-        </w:rPr>
-      </w:pPr>
-    </w:p>
-    <w:p>
-      <w:pPr>
-        <w:rPr>
-          <w:rFonts w:ascii="Times New Roman" w:hAnsi="Times New Roman" w:cs="Times New Roman"/>
-          <w:b/>
-          <w:bCs/>
-          <w:color w:val="0D0D0D" w:themeColor="text1" w:themeTint="F2"/>
-          <w:sz w:val="32"/>
-          <w:szCs w:val="32"/>
-        </w:rPr>
-      </w:pPr>
-      <w:r>
-        <w:rPr>
-          <w:rFonts w:ascii="Times New Roman" w:hAnsi="Times New Roman" w:cs="Times New Roman"/>
-          <w:b/>
-          <w:bCs/>
-          <w:color w:val="0D0D0D" w:themeColor="text1" w:themeTint="F2"/>
-          <w:sz w:val="32"/>
-          <w:szCs w:val="32"/>
-        </w:rPr>
-        <w:lastRenderedPageBreak/>
+          <w:b/>
+          <w:bCs/>
+          <w:color w:val="0D0D0D" w:themeColor="text1" w:themeTint="F2"/>
+          <w:sz w:val="32"/>
+          <w:szCs w:val="32"/>
+        </w:rPr>
+      </w:pPr>
+      <w:r>
+        <w:rPr>
+          <w:rFonts w:ascii="Times New Roman" w:hAnsi="Times New Roman" w:cs="Times New Roman"/>
+          <w:b/>
+          <w:bCs/>
+          <w:color w:val="0D0D0D" w:themeColor="text1" w:themeTint="F2"/>
+          <w:sz w:val="32"/>
+          <w:szCs w:val="32"/>
+        </w:rPr>
         <w:t>More on Descriptive Statistics</w:t>
       </w:r>
     </w:p>
@@ -1638,6 +1810,7 @@
           <w:rFonts w:ascii="Times New Roman" w:hAnsi="Times New Roman" w:cs="Times New Roman"/>
           <w:b/>
           <w:bCs/>
+          <w:noProof/>
           <w:color w:val="215E99" w:themeColor="text2" w:themeTint="BF"/>
           <w:sz w:val="32"/>
           <w:szCs w:val="32"/>
@@ -1690,15 +1863,88 @@
           <w:szCs w:val="32"/>
         </w:rPr>
       </w:pPr>
-      <w:r>
-        <w:rPr>
-          <w:rFonts w:ascii="Times New Roman" w:hAnsi="Times New Roman" w:cs="Times New Roman"/>
-          <w:b/>
-          <w:bCs/>
-          <w:color w:val="0D0D0D" w:themeColor="text1" w:themeTint="F2"/>
-          <w:sz w:val="32"/>
-          <w:szCs w:val="32"/>
-        </w:rPr>
+    </w:p>
+    <w:p>
+      <w:pPr>
+        <w:rPr>
+          <w:rFonts w:ascii="Times New Roman" w:hAnsi="Times New Roman" w:cs="Times New Roman"/>
+          <w:b/>
+          <w:bCs/>
+          <w:color w:val="0D0D0D" w:themeColor="text1" w:themeTint="F2"/>
+          <w:sz w:val="32"/>
+          <w:szCs w:val="32"/>
+        </w:rPr>
+      </w:pPr>
+    </w:p>
+    <w:p>
+      <w:pPr>
+        <w:rPr>
+          <w:rFonts w:ascii="Times New Roman" w:hAnsi="Times New Roman" w:cs="Times New Roman"/>
+          <w:b/>
+          <w:bCs/>
+          <w:color w:val="0D0D0D" w:themeColor="text1" w:themeTint="F2"/>
+          <w:sz w:val="32"/>
+          <w:szCs w:val="32"/>
+        </w:rPr>
+      </w:pPr>
+    </w:p>
+    <w:p>
+      <w:pPr>
+        <w:rPr>
+          <w:rFonts w:ascii="Times New Roman" w:hAnsi="Times New Roman" w:cs="Times New Roman"/>
+          <w:b/>
+          <w:bCs/>
+          <w:color w:val="0D0D0D" w:themeColor="text1" w:themeTint="F2"/>
+          <w:sz w:val="32"/>
+          <w:szCs w:val="32"/>
+        </w:rPr>
+      </w:pPr>
+    </w:p>
+    <w:p>
+      <w:pPr>
+        <w:rPr>
+          <w:rFonts w:ascii="Times New Roman" w:hAnsi="Times New Roman" w:cs="Times New Roman"/>
+          <w:b/>
+          <w:bCs/>
+          <w:color w:val="0D0D0D" w:themeColor="text1" w:themeTint="F2"/>
+          <w:sz w:val="32"/>
+          <w:szCs w:val="32"/>
+        </w:rPr>
+      </w:pPr>
+    </w:p>
+    <w:p>
+      <w:pPr>
+        <w:rPr>
+          <w:rFonts w:ascii="Times New Roman" w:hAnsi="Times New Roman" w:cs="Times New Roman"/>
+          <w:b/>
+          <w:bCs/>
+          <w:color w:val="0D0D0D" w:themeColor="text1" w:themeTint="F2"/>
+          <w:sz w:val="32"/>
+          <w:szCs w:val="32"/>
+        </w:rPr>
+      </w:pPr>
+    </w:p>
+    <w:p>
+      <w:pPr>
+        <w:rPr>
+          <w:rFonts w:ascii="Times New Roman" w:hAnsi="Times New Roman" w:cs="Times New Roman"/>
+          <w:b/>
+          <w:bCs/>
+          <w:color w:val="0D0D0D" w:themeColor="text1" w:themeTint="F2"/>
+          <w:sz w:val="32"/>
+          <w:szCs w:val="32"/>
+        </w:rPr>
+      </w:pPr>
+      <w:r>
+        <w:rPr>
+          <w:rFonts w:ascii="Times New Roman" w:hAnsi="Times New Roman" w:cs="Times New Roman"/>
+          <w:b/>
+          <w:bCs/>
+          <w:color w:val="0D0D0D" w:themeColor="text1" w:themeTint="F2"/>
+          <w:sz w:val="32"/>
+          <w:szCs w:val="32"/>
+        </w:rPr>
+        <w:lastRenderedPageBreak/>
         <w:t>More on Inferential Statistics</w:t>
       </w:r>
     </w:p>
@@ -1718,6 +1964,7 @@
           <w:rFonts w:ascii="Times New Roman" w:hAnsi="Times New Roman" w:cs="Times New Roman"/>
           <w:b/>
           <w:bCs/>
+          <w:noProof/>
           <w:color w:val="215E99" w:themeColor="text2" w:themeTint="BF"/>
           <w:sz w:val="32"/>
           <w:szCs w:val="32"/>
@@ -1763,6 +2010,7 @@
           <w:rFonts w:ascii="Times New Roman" w:hAnsi="Times New Roman" w:cs="Times New Roman"/>
           <w:b/>
           <w:bCs/>
+          <w:noProof/>
           <w:color w:val="215E99" w:themeColor="text2" w:themeTint="BF"/>
           <w:sz w:val="32"/>
           <w:szCs w:val="32"/>
@@ -1810,14 +2058,76 @@
           <w:rFonts w:ascii="Times New Roman" w:hAnsi="Times New Roman" w:cs="Times New Roman"/>
           <w:b/>
           <w:bCs/>
+          <w:color w:val="0D0D0D" w:themeColor="text1" w:themeTint="F2"/>
+          <w:sz w:val="32"/>
+          <w:szCs w:val="32"/>
+        </w:rPr>
+      </w:pPr>
+      <w:r>
+        <w:rPr>
+          <w:rFonts w:ascii="Times New Roman" w:hAnsi="Times New Roman" w:cs="Times New Roman"/>
+          <w:b/>
+          <w:bCs/>
+          <w:color w:val="0D0D0D" w:themeColor="text1" w:themeTint="F2"/>
+          <w:sz w:val="32"/>
+          <w:szCs w:val="32"/>
+        </w:rPr>
+        <w:t>Short</w:t>
+      </w:r>
+      <w:r>
+        <w:rPr>
+          <w:rFonts w:ascii="Times New Roman" w:hAnsi="Times New Roman" w:cs="Times New Roman"/>
+          <w:b/>
+          <w:bCs/>
+          <w:color w:val="0D0D0D" w:themeColor="text1" w:themeTint="F2"/>
+          <w:sz w:val="32"/>
+          <w:szCs w:val="32"/>
+        </w:rPr>
+        <w:t>er</w:t>
+      </w:r>
+      <w:r>
+        <w:rPr>
+          <w:rFonts w:ascii="Times New Roman" w:hAnsi="Times New Roman" w:cs="Times New Roman"/>
+          <w:b/>
+          <w:bCs/>
+          <w:color w:val="0D0D0D" w:themeColor="text1" w:themeTint="F2"/>
+          <w:sz w:val="32"/>
+          <w:szCs w:val="32"/>
+        </w:rPr>
+        <w:t xml:space="preserve"> Version of Above Case Study </w:t>
+      </w:r>
+    </w:p>
+    <w:p>
+      <w:pPr>
+        <w:rPr>
+          <w:rFonts w:ascii="Times New Roman" w:hAnsi="Times New Roman" w:cs="Times New Roman"/>
+          <w:color w:val="0D0D0D" w:themeColor="text1" w:themeTint="F2"/>
+          <w:sz w:val="32"/>
+          <w:szCs w:val="32"/>
+        </w:rPr>
+      </w:pPr>
+      <w:r>
+        <w:rPr>
+          <w:rFonts w:ascii="Times New Roman" w:hAnsi="Times New Roman" w:cs="Times New Roman"/>
+          <w:color w:val="0D0D0D" w:themeColor="text1" w:themeTint="F2"/>
+          <w:sz w:val="32"/>
+          <w:szCs w:val="32"/>
+        </w:rPr>
+        <w:t>In 1977, pitchers complained that the new Rawlings baseball was “livelier” than the previous Spalding baseball. To investigate, an independent testing company randomly selected 85 baseballs from the 1977 supplies of major league teams and measured their bounce, weight, and hardness. Since it was not practical to test all 360,000 baseballs, the researchers used the sample of 85 to make a conclusion about the larger population. Therefore, this study is Inferential Statistics.</w:t>
+      </w:r>
+    </w:p>
+    <w:p>
+      <w:pPr>
+        <w:rPr>
+          <w:rFonts w:ascii="Times New Roman" w:hAnsi="Times New Roman" w:cs="Times New Roman"/>
+          <w:b/>
+          <w:bCs/>
           <w:color w:val="215E99" w:themeColor="text2" w:themeTint="BF"/>
           <w:sz w:val="32"/>
           <w:szCs w:val="32"/>
         </w:rPr>
       </w:pPr>
-    </w:p>
-    <w:p>
-      <w:pPr>
+      <w:r>
         <w:rPr>
           <w:rFonts w:ascii="Times New Roman" w:hAnsi="Times New Roman" w:cs="Times New Roman"/>
           <w:b/>
@@ -1826,14 +2136,65 @@
           <w:sz w:val="32"/>
           <w:szCs w:val="32"/>
         </w:rPr>
-      </w:pPr>
-    </w:p>
-    <w:p>
-      <w:pPr>
-        <w:rPr>
-          <w:rFonts w:ascii="Times New Roman" w:hAnsi="Times New Roman" w:cs="Times New Roman"/>
-          <w:b/>
-          <w:bCs/>
+        <w:t>T</w:t>
+      </w:r>
+      <w:r>
+        <w:rPr>
+          <w:rFonts w:ascii="Times New Roman" w:hAnsi="Times New Roman" w:cs="Times New Roman"/>
+          <w:b/>
+          <w:bCs/>
+          <w:color w:val="215E99" w:themeColor="text2" w:themeTint="BF"/>
+          <w:sz w:val="32"/>
+          <w:szCs w:val="32"/>
+        </w:rPr>
+        <w:t>ypes of statistical studies</w:t>
+      </w:r>
+    </w:p>
+    <w:p>
+      <w:pPr>
+        <w:rPr>
+          <w:rFonts w:ascii="Times New Roman" w:hAnsi="Times New Roman" w:cs="Times New Roman"/>
+          <w:color w:val="0D0D0D" w:themeColor="text1" w:themeTint="F2"/>
+          <w:sz w:val="32"/>
+          <w:szCs w:val="32"/>
+        </w:rPr>
+      </w:pPr>
+      <w:r>
+        <w:rPr>
+          <w:rFonts w:ascii="Times New Roman" w:hAnsi="Times New Roman" w:cs="Times New Roman"/>
+          <w:b/>
+          <w:bCs/>
+          <w:color w:val="0D0D0D" w:themeColor="text1" w:themeTint="F2"/>
+          <w:sz w:val="32"/>
+          <w:szCs w:val="32"/>
+        </w:rPr>
+        <w:t>1. Observational Study:</w:t>
+      </w:r>
+      <w:r>
+        <w:rPr>
+          <w:rFonts w:ascii="Times New Roman" w:hAnsi="Times New Roman" w:cs="Times New Roman"/>
+          <w:b/>
+          <w:bCs/>
+          <w:color w:val="0D0D0D" w:themeColor="text1" w:themeTint="F2"/>
+          <w:sz w:val="32"/>
+          <w:szCs w:val="32"/>
+        </w:rPr>
+        <w:br/>
+      </w:r>
+      <w:r>
+        <w:rPr>
+          <w:rFonts w:ascii="Times New Roman" w:hAnsi="Times New Roman" w:cs="Times New Roman"/>
+          <w:color w:val="0D0D0D" w:themeColor="text1" w:themeTint="F2"/>
+          <w:sz w:val="32"/>
+          <w:szCs w:val="32"/>
+        </w:rPr>
+        <w:t>Researchers only observe and collect existing data. They do not change anything or give treatments. It can show an association (relationship) but usually cannot prove causation (cause and effect).</w:t>
+      </w:r>
+    </w:p>
+    <w:p>
+      <w:pPr>
+        <w:rPr>
+          <w:rFonts w:ascii="Times New Roman" w:hAnsi="Times New Roman" w:cs="Times New Roman"/>
           <w:color w:val="0D0D0D" w:themeColor="text1" w:themeTint="F2"/>
           <w:sz w:val="32"/>
           <w:szCs w:val="32"/>
@@ -1849,143 +2210,6 @@
           <w:szCs w:val="32"/>
         </w:rPr>
         <w:lastRenderedPageBreak/>
-        <w:t>Short</w:t>
-      </w:r>
-      <w:r>
-        <w:rPr>
-          <w:rFonts w:ascii="Times New Roman" w:hAnsi="Times New Roman" w:cs="Times New Roman"/>
-          <w:b/>
-          <w:bCs/>
-          <w:color w:val="0D0D0D" w:themeColor="text1" w:themeTint="F2"/>
-          <w:sz w:val="32"/>
-          <w:szCs w:val="32"/>
-        </w:rPr>
-        <w:t>er</w:t>
-      </w:r>
-      <w:r>
-        <w:rPr>
-          <w:rFonts w:ascii="Times New Roman" w:hAnsi="Times New Roman" w:cs="Times New Roman"/>
-          <w:b/>
-          <w:bCs/>
-          <w:color w:val="0D0D0D" w:themeColor="text1" w:themeTint="F2"/>
-          <w:sz w:val="32"/>
-          <w:szCs w:val="32"/>
-        </w:rPr>
-        <w:t xml:space="preserve"> Version of Above Case Study </w:t>
-      </w:r>
-    </w:p>
-    <w:p>
-      <w:pPr>
-        <w:rPr>
-          <w:rFonts w:ascii="Times New Roman" w:hAnsi="Times New Roman" w:cs="Times New Roman"/>
-          <w:color w:val="0D0D0D" w:themeColor="text1" w:themeTint="F2"/>
-          <w:sz w:val="32"/>
-          <w:szCs w:val="32"/>
-        </w:rPr>
-      </w:pPr>
-      <w:r>
-        <w:rPr>
-          <w:rFonts w:ascii="Times New Roman" w:hAnsi="Times New Roman" w:cs="Times New Roman"/>
-          <w:color w:val="0D0D0D" w:themeColor="text1" w:themeTint="F2"/>
-          <w:sz w:val="32"/>
-          <w:szCs w:val="32"/>
-        </w:rPr>
-        <w:t>In 1977, pitchers complained that the new Rawlings baseball was “livelier” than the previous Spalding baseball. To investigate, an independent testing company randomly selected 85 baseballs from the 1977 supplies of major league teams and measured their bounce, weight, and hardness. Since it was not practical to test all 360,000 baseballs, the researchers used the sample of 85 to make a conclusion about the larger population. Therefore, this study is Inferential Statistics.</w:t>
-      </w:r>
-    </w:p>
-    <w:p>
-      <w:pPr>
-        <w:rPr>
-          <w:rFonts w:ascii="Times New Roman" w:hAnsi="Times New Roman" w:cs="Times New Roman"/>
-          <w:b/>
-          <w:bCs/>
-          <w:color w:val="215E99" w:themeColor="text2" w:themeTint="BF"/>
-          <w:sz w:val="32"/>
-          <w:szCs w:val="32"/>
-        </w:rPr>
-      </w:pPr>
-      <w:r>
-        <w:rPr>
-          <w:rFonts w:ascii="Times New Roman" w:hAnsi="Times New Roman" w:cs="Times New Roman"/>
-          <w:b/>
-          <w:bCs/>
-          <w:color w:val="215E99" w:themeColor="text2" w:themeTint="BF"/>
-          <w:sz w:val="32"/>
-          <w:szCs w:val="32"/>
-        </w:rPr>
-        <w:t>T</w:t>
-      </w:r>
-      <w:r>
-        <w:rPr>
-          <w:rFonts w:ascii="Times New Roman" w:hAnsi="Times New Roman" w:cs="Times New Roman"/>
-          <w:b/>
-          <w:bCs/>
-          <w:color w:val="215E99" w:themeColor="text2" w:themeTint="BF"/>
-          <w:sz w:val="32"/>
-          <w:szCs w:val="32"/>
-        </w:rPr>
-        <w:t>ypes of statistical studies</w:t>
-      </w:r>
-    </w:p>
-    <w:p>
-      <w:pPr>
-        <w:rPr>
-          <w:rFonts w:ascii="Times New Roman" w:hAnsi="Times New Roman" w:cs="Times New Roman"/>
-          <w:color w:val="0D0D0D" w:themeColor="text1" w:themeTint="F2"/>
-          <w:sz w:val="32"/>
-          <w:szCs w:val="32"/>
-        </w:rPr>
-      </w:pPr>
-      <w:r>
-        <w:rPr>
-          <w:rFonts w:ascii="Times New Roman" w:hAnsi="Times New Roman" w:cs="Times New Roman"/>
-          <w:b/>
-          <w:bCs/>
-          <w:color w:val="0D0D0D" w:themeColor="text1" w:themeTint="F2"/>
-          <w:sz w:val="32"/>
-          <w:szCs w:val="32"/>
-        </w:rPr>
-        <w:t>1. Observational Study:</w:t>
-      </w:r>
-      <w:r>
-        <w:rPr>
-          <w:rFonts w:ascii="Times New Roman" w:hAnsi="Times New Roman" w:cs="Times New Roman"/>
-          <w:b/>
-          <w:bCs/>
-          <w:color w:val="0D0D0D" w:themeColor="text1" w:themeTint="F2"/>
-          <w:sz w:val="32"/>
-          <w:szCs w:val="32"/>
-        </w:rPr>
-        <w:br/>
-      </w:r>
-      <w:r>
-        <w:rPr>
-          <w:rFonts w:ascii="Times New Roman" w:hAnsi="Times New Roman" w:cs="Times New Roman"/>
-          <w:color w:val="0D0D0D" w:themeColor="text1" w:themeTint="F2"/>
-          <w:sz w:val="32"/>
-          <w:szCs w:val="32"/>
-        </w:rPr>
-        <w:t>Researchers only observe and collect existing data. They do not change anything or give treatments. It can show an association (relationship) but usually cannot prove causation (cause and effect).</w:t>
-      </w:r>
-    </w:p>
-    <w:p>
-      <w:pPr>
-        <w:rPr>
-          <w:rFonts w:ascii="Times New Roman" w:hAnsi="Times New Roman" w:cs="Times New Roman"/>
-          <w:color w:val="0D0D0D" w:themeColor="text1" w:themeTint="F2"/>
-          <w:sz w:val="32"/>
-          <w:szCs w:val="32"/>
-        </w:rPr>
-      </w:pPr>
-      <w:r>
-        <w:rPr>
-          <w:rFonts w:ascii="Times New Roman" w:hAnsi="Times New Roman" w:cs="Times New Roman"/>
-          <w:b/>
-          <w:bCs/>
-          <w:color w:val="0D0D0D" w:themeColor="text1" w:themeTint="F2"/>
-          <w:sz w:val="32"/>
-          <w:szCs w:val="32"/>
-        </w:rPr>
         <w:t xml:space="preserve">Example: </w:t>
       </w:r>
       <w:r>
@@ -2010,6 +2234,7 @@
       <w:r>
         <w:rPr>
           <w:rFonts w:ascii="Times New Roman" w:hAnsi="Times New Roman" w:cs="Times New Roman"/>
+          <w:noProof/>
           <w:color w:val="0D0D0D" w:themeColor="text1" w:themeTint="F2"/>
           <w:sz w:val="32"/>
           <w:szCs w:val="32"/>
@@ -2071,209 +2296,245 @@
           <w:sz w:val="32"/>
           <w:szCs w:val="32"/>
         </w:rPr>
+        <w:t>Shorter and Easier Explanation of Above Case Study</w:t>
+      </w:r>
+    </w:p>
+    <w:p>
+      <w:pPr>
+        <w:rPr>
+          <w:rFonts w:ascii="Times New Roman" w:hAnsi="Times New Roman" w:cs="Times New Roman"/>
+          <w:color w:val="0D0D0D" w:themeColor="text1" w:themeTint="F2"/>
+          <w:sz w:val="32"/>
+          <w:szCs w:val="32"/>
+        </w:rPr>
+      </w:pPr>
+      <w:r>
+        <w:rPr>
+          <w:rFonts w:ascii="Times New Roman" w:hAnsi="Times New Roman" w:cs="Times New Roman"/>
+          <w:color w:val="0D0D0D" w:themeColor="text1" w:themeTint="F2"/>
+          <w:sz w:val="32"/>
+          <w:szCs w:val="32"/>
+        </w:rPr>
+        <w:t xml:space="preserve">This study examined whether there was a relationship between </w:t>
+      </w:r>
+      <w:r>
+        <w:rPr>
+          <w:rFonts w:ascii="Times New Roman" w:hAnsi="Times New Roman" w:cs="Times New Roman"/>
+          <w:b/>
+          <w:bCs/>
+          <w:color w:val="0D0D0D" w:themeColor="text1" w:themeTint="F2"/>
+          <w:sz w:val="32"/>
+          <w:szCs w:val="32"/>
+        </w:rPr>
+        <w:t>vasectomy and prostate cancer</w:t>
+      </w:r>
+      <w:r>
+        <w:rPr>
+          <w:rFonts w:ascii="Times New Roman" w:hAnsi="Times New Roman" w:cs="Times New Roman"/>
+          <w:color w:val="0D0D0D" w:themeColor="text1" w:themeTint="F2"/>
+          <w:sz w:val="32"/>
+          <w:szCs w:val="32"/>
+        </w:rPr>
+        <w:t xml:space="preserve">. Researchers observed two groups of men: about </w:t>
+      </w:r>
+      <w:r>
+        <w:rPr>
+          <w:rFonts w:ascii="Times New Roman" w:hAnsi="Times New Roman" w:cs="Times New Roman"/>
+          <w:b/>
+          <w:bCs/>
+          <w:color w:val="0D0D0D" w:themeColor="text1" w:themeTint="F2"/>
+          <w:sz w:val="32"/>
+          <w:szCs w:val="32"/>
+        </w:rPr>
+        <w:t>22,000 men who had a vasectomy</w:t>
+      </w:r>
+      <w:r>
+        <w:rPr>
+          <w:rFonts w:ascii="Times New Roman" w:hAnsi="Times New Roman" w:cs="Times New Roman"/>
+          <w:color w:val="0D0D0D" w:themeColor="text1" w:themeTint="F2"/>
+          <w:sz w:val="32"/>
+          <w:szCs w:val="32"/>
+        </w:rPr>
+        <w:t xml:space="preserve"> and men who did not. They found </w:t>
+      </w:r>
+      <w:r>
+        <w:rPr>
+          <w:rFonts w:ascii="Times New Roman" w:hAnsi="Times New Roman" w:cs="Times New Roman"/>
+          <w:b/>
+          <w:bCs/>
+          <w:color w:val="0D0D0D" w:themeColor="text1" w:themeTint="F2"/>
+          <w:sz w:val="32"/>
+          <w:szCs w:val="32"/>
+        </w:rPr>
+        <w:t>113 cases of prostate cancer</w:t>
+      </w:r>
+      <w:r>
+        <w:rPr>
+          <w:rFonts w:ascii="Times New Roman" w:hAnsi="Times New Roman" w:cs="Times New Roman"/>
+          <w:color w:val="0D0D0D" w:themeColor="text1" w:themeTint="F2"/>
+          <w:sz w:val="32"/>
+          <w:szCs w:val="32"/>
+        </w:rPr>
+        <w:t xml:space="preserve"> among men with vasectomies compared with </w:t>
+      </w:r>
+      <w:r>
+        <w:rPr>
+          <w:rFonts w:ascii="Times New Roman" w:hAnsi="Times New Roman" w:cs="Times New Roman"/>
+          <w:b/>
+          <w:bCs/>
+          <w:color w:val="0D0D0D" w:themeColor="text1" w:themeTint="F2"/>
+          <w:sz w:val="32"/>
+          <w:szCs w:val="32"/>
+        </w:rPr>
+        <w:t>70 cases per 22,000</w:t>
+      </w:r>
+      <w:r>
+        <w:rPr>
+          <w:rFonts w:ascii="Times New Roman" w:hAnsi="Times New Roman" w:cs="Times New Roman"/>
+          <w:color w:val="0D0D0D" w:themeColor="text1" w:themeTint="F2"/>
+          <w:sz w:val="32"/>
+          <w:szCs w:val="32"/>
+        </w:rPr>
+        <w:t xml:space="preserve"> among those without. However, the researchers </w:t>
+      </w:r>
+      <w:r>
+        <w:rPr>
+          <w:rFonts w:ascii="Times New Roman" w:hAnsi="Times New Roman" w:cs="Times New Roman"/>
+          <w:b/>
+          <w:bCs/>
+          <w:color w:val="0D0D0D" w:themeColor="text1" w:themeTint="F2"/>
+          <w:sz w:val="32"/>
+          <w:szCs w:val="32"/>
+        </w:rPr>
+        <w:t>did not assign or control</w:t>
+      </w:r>
+      <w:r>
+        <w:rPr>
+          <w:rFonts w:ascii="Times New Roman" w:hAnsi="Times New Roman" w:cs="Times New Roman"/>
+          <w:color w:val="0D0D0D" w:themeColor="text1" w:themeTint="F2"/>
+          <w:sz w:val="32"/>
+          <w:szCs w:val="32"/>
+        </w:rPr>
+        <w:t xml:space="preserve"> who received a vasectomy; they simply observed existing groups. Therefore, it is an </w:t>
+      </w:r>
+      <w:r>
+        <w:rPr>
+          <w:rFonts w:ascii="Times New Roman" w:hAnsi="Times New Roman" w:cs="Times New Roman"/>
+          <w:b/>
+          <w:bCs/>
+          <w:color w:val="0D0D0D" w:themeColor="text1" w:themeTint="F2"/>
+          <w:sz w:val="32"/>
+          <w:szCs w:val="32"/>
+        </w:rPr>
+        <w:t>Observational Study</w:t>
+      </w:r>
+      <w:r>
+        <w:rPr>
+          <w:rFonts w:ascii="Times New Roman" w:hAnsi="Times New Roman" w:cs="Times New Roman"/>
+          <w:color w:val="0D0D0D" w:themeColor="text1" w:themeTint="F2"/>
+          <w:sz w:val="32"/>
+          <w:szCs w:val="32"/>
+        </w:rPr>
+        <w:t xml:space="preserve">, and it can show an </w:t>
+      </w:r>
+      <w:r>
+        <w:rPr>
+          <w:rFonts w:ascii="Times New Roman" w:hAnsi="Times New Roman" w:cs="Times New Roman"/>
+          <w:b/>
+          <w:bCs/>
+          <w:color w:val="0D0D0D" w:themeColor="text1" w:themeTint="F2"/>
+          <w:sz w:val="32"/>
+          <w:szCs w:val="32"/>
+        </w:rPr>
+        <w:t>association</w:t>
+      </w:r>
+      <w:r>
+        <w:rPr>
+          <w:rFonts w:ascii="Times New Roman" w:hAnsi="Times New Roman" w:cs="Times New Roman"/>
+          <w:color w:val="0D0D0D" w:themeColor="text1" w:themeTint="F2"/>
+          <w:sz w:val="32"/>
+          <w:szCs w:val="32"/>
+        </w:rPr>
+        <w:t xml:space="preserve">, but it cannot prove that vasectomy </w:t>
+      </w:r>
+      <w:r>
+        <w:rPr>
+          <w:rFonts w:ascii="Times New Roman" w:hAnsi="Times New Roman" w:cs="Times New Roman"/>
+          <w:b/>
+          <w:bCs/>
+          <w:color w:val="0D0D0D" w:themeColor="text1" w:themeTint="F2"/>
+          <w:sz w:val="32"/>
+          <w:szCs w:val="32"/>
+        </w:rPr>
+        <w:t>causes</w:t>
+      </w:r>
+      <w:r>
+        <w:rPr>
+          <w:rFonts w:ascii="Times New Roman" w:hAnsi="Times New Roman" w:cs="Times New Roman"/>
+          <w:color w:val="0D0D0D" w:themeColor="text1" w:themeTint="F2"/>
+          <w:sz w:val="32"/>
+          <w:szCs w:val="32"/>
+        </w:rPr>
+        <w:t xml:space="preserve"> prostate cancer.</w:t>
+      </w:r>
+    </w:p>
+    <w:p>
+      <w:pPr>
+        <w:rPr>
+          <w:rFonts w:ascii="Times New Roman" w:hAnsi="Times New Roman" w:cs="Times New Roman"/>
+          <w:b/>
+          <w:bCs/>
+          <w:color w:val="BF4E14" w:themeColor="accent2" w:themeShade="BF"/>
+          <w:sz w:val="32"/>
+          <w:szCs w:val="32"/>
+        </w:rPr>
+      </w:pPr>
+    </w:p>
+    <w:p>
+      <w:pPr>
+        <w:rPr>
+          <w:rFonts w:ascii="Times New Roman" w:hAnsi="Times New Roman" w:cs="Times New Roman"/>
+          <w:b/>
+          <w:bCs/>
+          <w:color w:val="BF4E14" w:themeColor="accent2" w:themeShade="BF"/>
+          <w:sz w:val="32"/>
+          <w:szCs w:val="32"/>
+        </w:rPr>
+      </w:pPr>
+    </w:p>
+    <w:p>
+      <w:pPr>
+        <w:rPr>
+          <w:rFonts w:ascii="Times New Roman" w:hAnsi="Times New Roman" w:cs="Times New Roman"/>
+          <w:b/>
+          <w:bCs/>
+          <w:color w:val="BF4E14" w:themeColor="accent2" w:themeShade="BF"/>
+          <w:sz w:val="32"/>
+          <w:szCs w:val="32"/>
+        </w:rPr>
+      </w:pPr>
+    </w:p>
+    <w:p>
+      <w:pPr>
+        <w:rPr>
+          <w:rFonts w:ascii="Times New Roman" w:hAnsi="Times New Roman" w:cs="Times New Roman"/>
+          <w:b/>
+          <w:bCs/>
+          <w:color w:val="BF4E14" w:themeColor="accent2" w:themeShade="BF"/>
+          <w:sz w:val="32"/>
+          <w:szCs w:val="32"/>
+        </w:rPr>
+      </w:pPr>
+      <w:r>
+        <w:rPr>
+          <w:rFonts w:ascii="Times New Roman" w:hAnsi="Times New Roman" w:cs="Times New Roman"/>
+          <w:b/>
+          <w:bCs/>
+          <w:color w:val="BF4E14" w:themeColor="accent2" w:themeShade="BF"/>
+          <w:sz w:val="32"/>
+          <w:szCs w:val="32"/>
+        </w:rPr>
         <w:lastRenderedPageBreak/>
-        <w:t>Shorter and Easier Explanation of Above Case Study</w:t>
-      </w:r>
-    </w:p>
-    <w:p>
-      <w:pPr>
-        <w:rPr>
-          <w:rFonts w:ascii="Times New Roman" w:hAnsi="Times New Roman" w:cs="Times New Roman"/>
-          <w:color w:val="0D0D0D" w:themeColor="text1" w:themeTint="F2"/>
-          <w:sz w:val="32"/>
-          <w:szCs w:val="32"/>
-        </w:rPr>
-      </w:pPr>
-      <w:r>
-        <w:rPr>
-          <w:rFonts w:ascii="Times New Roman" w:hAnsi="Times New Roman" w:cs="Times New Roman"/>
-          <w:color w:val="0D0D0D" w:themeColor="text1" w:themeTint="F2"/>
-          <w:sz w:val="32"/>
-          <w:szCs w:val="32"/>
-        </w:rPr>
-        <w:t xml:space="preserve">This study examined whether there was a relationship between </w:t>
-      </w:r>
-      <w:r>
-        <w:rPr>
-          <w:rFonts w:ascii="Times New Roman" w:hAnsi="Times New Roman" w:cs="Times New Roman"/>
-          <w:b/>
-          <w:bCs/>
-          <w:color w:val="0D0D0D" w:themeColor="text1" w:themeTint="F2"/>
-          <w:sz w:val="32"/>
-          <w:szCs w:val="32"/>
-        </w:rPr>
-        <w:t>vasectomy and prostate cancer</w:t>
-      </w:r>
-      <w:r>
-        <w:rPr>
-          <w:rFonts w:ascii="Times New Roman" w:hAnsi="Times New Roman" w:cs="Times New Roman"/>
-          <w:color w:val="0D0D0D" w:themeColor="text1" w:themeTint="F2"/>
-          <w:sz w:val="32"/>
-          <w:szCs w:val="32"/>
-        </w:rPr>
-        <w:t xml:space="preserve">. Researchers observed two groups of men: about </w:t>
-      </w:r>
-      <w:r>
-        <w:rPr>
-          <w:rFonts w:ascii="Times New Roman" w:hAnsi="Times New Roman" w:cs="Times New Roman"/>
-          <w:b/>
-          <w:bCs/>
-          <w:color w:val="0D0D0D" w:themeColor="text1" w:themeTint="F2"/>
-          <w:sz w:val="32"/>
-          <w:szCs w:val="32"/>
-        </w:rPr>
-        <w:t>22,000 men who had a vasectomy</w:t>
-      </w:r>
-      <w:r>
-        <w:rPr>
-          <w:rFonts w:ascii="Times New Roman" w:hAnsi="Times New Roman" w:cs="Times New Roman"/>
-          <w:color w:val="0D0D0D" w:themeColor="text1" w:themeTint="F2"/>
-          <w:sz w:val="32"/>
-          <w:szCs w:val="32"/>
-        </w:rPr>
-        <w:t xml:space="preserve"> and men who did not. They found </w:t>
-      </w:r>
-      <w:r>
-        <w:rPr>
-          <w:rFonts w:ascii="Times New Roman" w:hAnsi="Times New Roman" w:cs="Times New Roman"/>
-          <w:b/>
-          <w:bCs/>
-          <w:color w:val="0D0D0D" w:themeColor="text1" w:themeTint="F2"/>
-          <w:sz w:val="32"/>
-          <w:szCs w:val="32"/>
-        </w:rPr>
-        <w:t>113 cases of prostate cancer</w:t>
-      </w:r>
-      <w:r>
-        <w:rPr>
-          <w:rFonts w:ascii="Times New Roman" w:hAnsi="Times New Roman" w:cs="Times New Roman"/>
-          <w:color w:val="0D0D0D" w:themeColor="text1" w:themeTint="F2"/>
-          <w:sz w:val="32"/>
-          <w:szCs w:val="32"/>
-        </w:rPr>
-        <w:t xml:space="preserve"> among men with vasectomies compared with </w:t>
-      </w:r>
-      <w:r>
-        <w:rPr>
-          <w:rFonts w:ascii="Times New Roman" w:hAnsi="Times New Roman" w:cs="Times New Roman"/>
-          <w:b/>
-          <w:bCs/>
-          <w:color w:val="0D0D0D" w:themeColor="text1" w:themeTint="F2"/>
-          <w:sz w:val="32"/>
-          <w:szCs w:val="32"/>
-        </w:rPr>
-        <w:t>70 cases per 22,000</w:t>
-      </w:r>
-      <w:r>
-        <w:rPr>
-          <w:rFonts w:ascii="Times New Roman" w:hAnsi="Times New Roman" w:cs="Times New Roman"/>
-          <w:color w:val="0D0D0D" w:themeColor="text1" w:themeTint="F2"/>
-          <w:sz w:val="32"/>
-          <w:szCs w:val="32"/>
-        </w:rPr>
-        <w:t xml:space="preserve"> among those without. However, the researchers </w:t>
-      </w:r>
-      <w:r>
-        <w:rPr>
-          <w:rFonts w:ascii="Times New Roman" w:hAnsi="Times New Roman" w:cs="Times New Roman"/>
-          <w:b/>
-          <w:bCs/>
-          <w:color w:val="0D0D0D" w:themeColor="text1" w:themeTint="F2"/>
-          <w:sz w:val="32"/>
-          <w:szCs w:val="32"/>
-        </w:rPr>
-        <w:t>did not assign or control</w:t>
-      </w:r>
-      <w:r>
-        <w:rPr>
-          <w:rFonts w:ascii="Times New Roman" w:hAnsi="Times New Roman" w:cs="Times New Roman"/>
-          <w:color w:val="0D0D0D" w:themeColor="text1" w:themeTint="F2"/>
-          <w:sz w:val="32"/>
-          <w:szCs w:val="32"/>
-        </w:rPr>
-        <w:t xml:space="preserve"> who received a vasectomy; they simply observed existing groups. Therefore, it is an </w:t>
-      </w:r>
-      <w:r>
-        <w:rPr>
-          <w:rFonts w:ascii="Times New Roman" w:hAnsi="Times New Roman" w:cs="Times New Roman"/>
-          <w:b/>
-          <w:bCs/>
-          <w:color w:val="0D0D0D" w:themeColor="text1" w:themeTint="F2"/>
-          <w:sz w:val="32"/>
-          <w:szCs w:val="32"/>
-        </w:rPr>
-        <w:t>Observational Study</w:t>
-      </w:r>
-      <w:r>
-        <w:rPr>
-          <w:rFonts w:ascii="Times New Roman" w:hAnsi="Times New Roman" w:cs="Times New Roman"/>
-          <w:color w:val="0D0D0D" w:themeColor="text1" w:themeTint="F2"/>
-          <w:sz w:val="32"/>
-          <w:szCs w:val="32"/>
-        </w:rPr>
-        <w:t xml:space="preserve">, and it can show an </w:t>
-      </w:r>
-      <w:r>
-        <w:rPr>
-          <w:rFonts w:ascii="Times New Roman" w:hAnsi="Times New Roman" w:cs="Times New Roman"/>
-          <w:b/>
-          <w:bCs/>
-          <w:color w:val="0D0D0D" w:themeColor="text1" w:themeTint="F2"/>
-          <w:sz w:val="32"/>
-          <w:szCs w:val="32"/>
-        </w:rPr>
-        <w:t>association</w:t>
-      </w:r>
-      <w:r>
-        <w:rPr>
-          <w:rFonts w:ascii="Times New Roman" w:hAnsi="Times New Roman" w:cs="Times New Roman"/>
-          <w:color w:val="0D0D0D" w:themeColor="text1" w:themeTint="F2"/>
-          <w:sz w:val="32"/>
-          <w:szCs w:val="32"/>
-        </w:rPr>
-        <w:t xml:space="preserve">, but it cannot prove that vasectomy </w:t>
-      </w:r>
-      <w:r>
-        <w:rPr>
-          <w:rFonts w:ascii="Times New Roman" w:hAnsi="Times New Roman" w:cs="Times New Roman"/>
-          <w:b/>
-          <w:bCs/>
-          <w:color w:val="0D0D0D" w:themeColor="text1" w:themeTint="F2"/>
-          <w:sz w:val="32"/>
-          <w:szCs w:val="32"/>
-        </w:rPr>
-        <w:t>causes</w:t>
-      </w:r>
-      <w:r>
-        <w:rPr>
-          <w:rFonts w:ascii="Times New Roman" w:hAnsi="Times New Roman" w:cs="Times New Roman"/>
-          <w:color w:val="0D0D0D" w:themeColor="text1" w:themeTint="F2"/>
-          <w:sz w:val="32"/>
-          <w:szCs w:val="32"/>
-        </w:rPr>
-        <w:t xml:space="preserve"> prostate cancer.</w:t>
-      </w:r>
-    </w:p>
-    <w:p>
-      <w:pPr>
-        <w:rPr>
-          <w:rFonts w:ascii="Times New Roman" w:hAnsi="Times New Roman" w:cs="Times New Roman"/>
-          <w:b/>
-          <w:bCs/>
-          <w:color w:val="BF4E14" w:themeColor="accent2" w:themeShade="BF"/>
-          <w:sz w:val="32"/>
-          <w:szCs w:val="32"/>
-        </w:rPr>
-      </w:pPr>
-      <w:r>
-        <w:rPr>
-          <w:rFonts w:ascii="Times New Roman" w:hAnsi="Times New Roman" w:cs="Times New Roman"/>
-          <w:b/>
-          <w:bCs/>
-          <w:color w:val="BF4E14" w:themeColor="accent2" w:themeShade="BF"/>
-          <w:sz w:val="32"/>
-          <w:szCs w:val="32"/>
-        </w:rPr>
         <w:t>Vasectomy and Prostate</w:t>
       </w:r>
     </w:p>
@@ -2420,11 +2681,11 @@
       <w:r>
         <w:rPr>
           <w:rFonts w:ascii="Times New Roman" w:hAnsi="Times New Roman" w:cs="Times New Roman"/>
-          <w:color w:val="0D0D0D" w:themeColor="text1" w:themeTint="F2"/>
-          <w:sz w:val="32"/>
-          <w:szCs w:val="32"/>
-        </w:rPr>
-        <w:lastRenderedPageBreak/>
+          <w:noProof/>
+          <w:color w:val="0D0D0D" w:themeColor="text1" w:themeTint="F2"/>
+          <w:sz w:val="32"/>
+          <w:szCs w:val="32"/>
+        </w:rPr>
         <w:drawing>
           <wp:inline distT="0" distB="0" distL="0" distR="0" wp14:anchorId="7FF325A7" wp14:editId="1B9BD000">
             <wp:extent cx="5943600" cy="3207385"/>
@@ -2561,7 +2822,17 @@
           <w:sz w:val="32"/>
           <w:szCs w:val="32"/>
         </w:rPr>
-        <w:t xml:space="preserve"> with folic acid versus </w:t>
+        <w:t xml:space="preserve"> with </w:t>
+      </w:r>
+      <w:r>
+        <w:rPr>
+          <w:rFonts w:ascii="Times New Roman" w:hAnsi="Times New Roman" w:cs="Times New Roman"/>
+          <w:color w:val="0D0D0D" w:themeColor="text1" w:themeTint="F2"/>
+          <w:sz w:val="32"/>
+          <w:szCs w:val="32"/>
+        </w:rPr>
+        <w:lastRenderedPageBreak/>
+        <w:t xml:space="preserve">folic acid versus </w:t>
       </w:r>
       <w:r>
         <w:rPr>
@@ -2738,37 +3009,27 @@
     </w:p>
     <w:p>
       <w:pPr>
-        <w:rPr>
-          <w:rFonts w:ascii="Times New Roman" w:hAnsi="Times New Roman" w:cs="Times New Roman"/>
-          <w:color w:val="0D0D0D" w:themeColor="text1" w:themeTint="F2"/>
-          <w:sz w:val="32"/>
-          <w:szCs w:val="32"/>
-        </w:rPr>
-      </w:pPr>
-    </w:p>
-    <w:p>
-      <w:pPr>
+        <w:jc w:val="center"/>
         <w:rPr>
           <w:rFonts w:ascii="Times New Roman" w:hAnsi="Times New Roman" w:cs="Times New Roman"/>
           <w:b/>
           <w:bCs/>
           <w:color w:val="215E99" w:themeColor="text2" w:themeTint="BF"/>
-          <w:sz w:val="32"/>
-          <w:szCs w:val="32"/>
-        </w:rPr>
-      </w:pPr>
-    </w:p>
-    <w:p>
-      <w:pPr>
+          <w:sz w:val="36"/>
+          <w:szCs w:val="36"/>
+        </w:rPr>
+      </w:pPr>
+      <w:r>
         <w:rPr>
           <w:rFonts w:ascii="Times New Roman" w:hAnsi="Times New Roman" w:cs="Times New Roman"/>
           <w:b/>
           <w:bCs/>
           <w:color w:val="215E99" w:themeColor="text2" w:themeTint="BF"/>
-          <w:sz w:val="32"/>
-          <w:szCs w:val="32"/>
-        </w:rPr>
-      </w:pPr>
+          <w:sz w:val="36"/>
+          <w:szCs w:val="36"/>
+        </w:rPr>
+        <w:t>Exercise Questions</w:t>
+      </w:r>
     </w:p>
     <w:p>
       <w:pPr>
@@ -2781,9 +3042,7 @@
           <w:szCs w:val="32"/>
         </w:rPr>
       </w:pPr>
-    </w:p>
-    <w:p>
-      <w:pPr>
+      <w:r>
         <w:rPr>
           <w:rFonts w:ascii="Times New Roman" w:hAnsi="Times New Roman" w:cs="Times New Roman"/>
           <w:b/>
@@ -2792,8 +3051,45 @@
           <w:sz w:val="32"/>
           <w:szCs w:val="32"/>
         </w:rPr>
-      </w:pPr>
-      <w:r>
+        <w:drawing>
+          <wp:inline distT="0" distB="0" distL="0" distR="0" wp14:anchorId="3F23AC42" wp14:editId="5694364B">
+            <wp:extent cx="4407126" cy="1257365"/>
+            <wp:effectExtent l="0" t="0" r="0" b="0"/>
+            <wp:docPr id="300489001" name="Picture 1"/>
+            <wp:cNvGraphicFramePr>
+              <a:graphicFrameLocks xmlns:a="http://schemas.openxmlformats.org/drawingml/2006/main" noChangeAspect="1"/>
+            </wp:cNvGraphicFramePr>
+            <a:graphic xmlns:a="http://schemas.openxmlformats.org/drawingml/2006/main">
+              <a:graphicData uri="http://schemas.openxmlformats.org/drawingml/2006/picture">
+                <pic:pic xmlns:pic="http://schemas.openxmlformats.org/drawingml/2006/picture">
+                  <pic:nvPicPr>
+                    <pic:cNvPr id="300489001" name=""/>
+                    <pic:cNvPicPr/>
+                  </pic:nvPicPr>
+                  <pic:blipFill>
+                    <a:blip r:embed="rId14"/>
+                    <a:stretch>
+                      <a:fillRect/>
+                    </a:stretch>
+                  </pic:blipFill>
+                  <pic:spPr>
+                    <a:xfrm>
+                      <a:off x="0" y="0"/>
+                      <a:ext cx="4407126" cy="1257365"/>
+                    </a:xfrm>
+                    <a:prstGeom prst="rect">
+                      <a:avLst/>
+                    </a:prstGeom>
+                  </pic:spPr>
+                </pic:pic>
+              </a:graphicData>
+            </a:graphic>
+          </wp:inline>
+        </w:drawing>
+      </w:r>
+    </w:p>
+    <w:p>
+      <w:pPr>
         <w:rPr>
           <w:rFonts w:ascii="Times New Roman" w:hAnsi="Times New Roman" w:cs="Times New Roman"/>
           <w:b/>
@@ -2802,7 +3098,4746 @@
           <w:sz w:val="32"/>
           <w:szCs w:val="32"/>
         </w:rPr>
+      </w:pPr>
+      <w:r>
+        <w:rPr>
+          <w:rFonts w:ascii="Times New Roman" w:hAnsi="Times New Roman" w:cs="Times New Roman"/>
+          <w:b/>
+          <w:bCs/>
+          <w:color w:val="215E99" w:themeColor="text2" w:themeTint="BF"/>
+          <w:sz w:val="32"/>
+          <w:szCs w:val="32"/>
+        </w:rPr>
+        <w:t>1.4 Explain two ways in which descriptive statistics and inferential statistics are interrelated.</w:t>
+      </w:r>
+    </w:p>
+    <w:p>
+      <w:pPr>
+        <w:rPr>
+          <w:rFonts w:ascii="Times New Roman" w:hAnsi="Times New Roman" w:cs="Times New Roman"/>
+          <w:color w:val="0D0D0D" w:themeColor="text1" w:themeTint="F2"/>
+          <w:sz w:val="32"/>
+          <w:szCs w:val="32"/>
+        </w:rPr>
+      </w:pPr>
+      <w:r>
+        <w:rPr>
+          <w:rFonts w:ascii="Times New Roman" w:hAnsi="Times New Roman" w:cs="Times New Roman"/>
+          <w:color w:val="0D0D0D" w:themeColor="text1" w:themeTint="F2"/>
+          <w:sz w:val="32"/>
+          <w:szCs w:val="32"/>
+        </w:rPr>
+        <w:t>Descriptive and inferential statistics are interrelated in the following two ways:</w:t>
+      </w:r>
+    </w:p>
+    <w:p>
+      <w:pPr>
+        <w:numPr>
+          <w:ilvl w:val="0"/>
+          <w:numId w:val="16"/>
+        </w:numPr>
+        <w:rPr>
+          <w:rFonts w:ascii="Times New Roman" w:hAnsi="Times New Roman" w:cs="Times New Roman"/>
+          <w:color w:val="0D0D0D" w:themeColor="text1" w:themeTint="F2"/>
+          <w:sz w:val="32"/>
+          <w:szCs w:val="32"/>
+        </w:rPr>
+      </w:pPr>
+      <w:r>
+        <w:rPr>
+          <w:rFonts w:ascii="Times New Roman" w:hAnsi="Times New Roman" w:cs="Times New Roman"/>
+          <w:b/>
+          <w:bCs/>
+          <w:color w:val="0D0D0D" w:themeColor="text1" w:themeTint="F2"/>
+          <w:sz w:val="32"/>
+          <w:szCs w:val="32"/>
+        </w:rPr>
+        <w:t>Descriptive statistics</w:t>
+      </w:r>
+      <w:r>
+        <w:rPr>
+          <w:rFonts w:ascii="Times New Roman" w:hAnsi="Times New Roman" w:cs="Times New Roman"/>
+          <w:color w:val="0D0D0D" w:themeColor="text1" w:themeTint="F2"/>
+          <w:sz w:val="32"/>
+          <w:szCs w:val="32"/>
+        </w:rPr>
+        <w:t xml:space="preserve"> summarize sample data.</w:t>
+      </w:r>
+      <w:r>
+        <w:rPr>
+          <w:rFonts w:ascii="Times New Roman" w:hAnsi="Times New Roman" w:cs="Times New Roman"/>
+          <w:color w:val="0D0D0D" w:themeColor="text1" w:themeTint="F2"/>
+          <w:sz w:val="32"/>
+          <w:szCs w:val="32"/>
+        </w:rPr>
+        <w:br/>
+        <w:t xml:space="preserve">For example, if we collect the marks of 100 students, we can calculate their average marks. This describes the data of those 100 students. </w:t>
+      </w:r>
+    </w:p>
+    <w:p>
+      <w:pPr>
+        <w:numPr>
+          <w:ilvl w:val="0"/>
+          <w:numId w:val="16"/>
+        </w:numPr>
+        <w:rPr>
+          <w:rFonts w:ascii="Times New Roman" w:hAnsi="Times New Roman" w:cs="Times New Roman"/>
+          <w:color w:val="0D0D0D" w:themeColor="text1" w:themeTint="F2"/>
+          <w:sz w:val="32"/>
+          <w:szCs w:val="32"/>
+        </w:rPr>
+      </w:pPr>
+      <w:r>
+        <w:rPr>
+          <w:rFonts w:ascii="Times New Roman" w:hAnsi="Times New Roman" w:cs="Times New Roman"/>
+          <w:b/>
+          <w:bCs/>
+          <w:color w:val="0D0D0D" w:themeColor="text1" w:themeTint="F2"/>
+          <w:sz w:val="32"/>
+          <w:szCs w:val="32"/>
+        </w:rPr>
+        <w:t>Inferential statistics</w:t>
+      </w:r>
+      <w:r>
+        <w:rPr>
+          <w:rFonts w:ascii="Times New Roman" w:hAnsi="Times New Roman" w:cs="Times New Roman"/>
+          <w:color w:val="0D0D0D" w:themeColor="text1" w:themeTint="F2"/>
+          <w:sz w:val="32"/>
+          <w:szCs w:val="32"/>
+        </w:rPr>
+        <w:t xml:space="preserve"> use sample data to draw conclusions about a population.</w:t>
+      </w:r>
+      <w:r>
+        <w:rPr>
+          <w:rFonts w:ascii="Times New Roman" w:hAnsi="Times New Roman" w:cs="Times New Roman"/>
+          <w:color w:val="0D0D0D" w:themeColor="text1" w:themeTint="F2"/>
+          <w:sz w:val="32"/>
+          <w:szCs w:val="32"/>
+        </w:rPr>
+        <w:br/>
+        <w:t>The results from those 100 students can be used to make conclusions or estimates about the marks of all students in the university.</w:t>
+      </w:r>
+    </w:p>
+    <w:p>
+      <w:pPr>
+        <w:rPr>
+          <w:rFonts w:ascii="Times New Roman" w:hAnsi="Times New Roman" w:cs="Times New Roman"/>
+          <w:color w:val="0D0D0D" w:themeColor="text1" w:themeTint="F2"/>
+          <w:sz w:val="32"/>
+          <w:szCs w:val="32"/>
+        </w:rPr>
+      </w:pPr>
+      <w:r>
+        <w:rPr>
+          <w:rFonts w:ascii="Times New Roman" w:hAnsi="Times New Roman" w:cs="Times New Roman"/>
+          <w:color w:val="0D0D0D" w:themeColor="text1" w:themeTint="F2"/>
+          <w:sz w:val="32"/>
+          <w:szCs w:val="32"/>
+        </w:rPr>
         <w:lastRenderedPageBreak/>
+        <w:drawing>
+          <wp:inline distT="0" distB="0" distL="0" distR="0" wp14:anchorId="0ECE9C6C" wp14:editId="27538EDD">
+            <wp:extent cx="4254719" cy="482625"/>
+            <wp:effectExtent l="0" t="0" r="0" b="0"/>
+            <wp:docPr id="758906173" name="Picture 1"/>
+            <wp:cNvGraphicFramePr>
+              <a:graphicFrameLocks xmlns:a="http://schemas.openxmlformats.org/drawingml/2006/main" noChangeAspect="1"/>
+            </wp:cNvGraphicFramePr>
+            <a:graphic xmlns:a="http://schemas.openxmlformats.org/drawingml/2006/main">
+              <a:graphicData uri="http://schemas.openxmlformats.org/drawingml/2006/picture">
+                <pic:pic xmlns:pic="http://schemas.openxmlformats.org/drawingml/2006/picture">
+                  <pic:nvPicPr>
+                    <pic:cNvPr id="758906173" name=""/>
+                    <pic:cNvPicPr/>
+                  </pic:nvPicPr>
+                  <pic:blipFill>
+                    <a:blip r:embed="rId15"/>
+                    <a:stretch>
+                      <a:fillRect/>
+                    </a:stretch>
+                  </pic:blipFill>
+                  <pic:spPr>
+                    <a:xfrm>
+                      <a:off x="0" y="0"/>
+                      <a:ext cx="4254719" cy="482625"/>
+                    </a:xfrm>
+                    <a:prstGeom prst="rect">
+                      <a:avLst/>
+                    </a:prstGeom>
+                  </pic:spPr>
+                </pic:pic>
+              </a:graphicData>
+            </a:graphic>
+          </wp:inline>
+        </w:drawing>
+      </w:r>
+    </w:p>
+    <w:p>
+      <w:pPr>
+        <w:rPr>
+          <w:rFonts w:ascii="Times New Roman" w:hAnsi="Times New Roman" w:cs="Times New Roman"/>
+          <w:color w:val="0D0D0D" w:themeColor="text1" w:themeTint="F2"/>
+          <w:sz w:val="32"/>
+          <w:szCs w:val="32"/>
+          <w:u w:val="single"/>
+        </w:rPr>
+      </w:pPr>
+      <w:r>
+        <w:rPr>
+          <w:rFonts w:ascii="Times New Roman" w:hAnsi="Times New Roman" w:cs="Times New Roman"/>
+          <w:b/>
+          <w:bCs/>
+          <w:color w:val="215E99" w:themeColor="text2" w:themeTint="BF"/>
+          <w:sz w:val="32"/>
+          <w:szCs w:val="32"/>
+        </w:rPr>
+        <w:t>1.6 Fill in the following blank: Observational studies can re veal only association, whereas designed experiments can help establish</w:t>
+      </w:r>
+      <w:r>
+        <w:rPr>
+          <w:rFonts w:ascii="Times New Roman" w:hAnsi="Times New Roman" w:cs="Times New Roman"/>
+          <w:b/>
+          <w:bCs/>
+          <w:color w:val="215E99" w:themeColor="text2" w:themeTint="BF"/>
+          <w:sz w:val="32"/>
+          <w:szCs w:val="32"/>
+        </w:rPr>
+        <w:t xml:space="preserve"> </w:t>
+      </w:r>
+    </w:p>
+    <w:p>
+      <w:pPr>
+        <w:rPr>
+          <w:rFonts w:ascii="Times New Roman" w:hAnsi="Times New Roman" w:cs="Times New Roman"/>
+          <w:color w:val="0D0D0D" w:themeColor="text1" w:themeTint="F2"/>
+          <w:sz w:val="32"/>
+          <w:szCs w:val="32"/>
+        </w:rPr>
+      </w:pPr>
+      <w:r>
+        <w:rPr>
+          <w:rFonts w:ascii="Times New Roman" w:hAnsi="Times New Roman" w:cs="Times New Roman"/>
+          <w:b/>
+          <w:bCs/>
+          <w:color w:val="0D0D0D" w:themeColor="text1" w:themeTint="F2"/>
+          <w:sz w:val="32"/>
+          <w:szCs w:val="32"/>
+        </w:rPr>
+        <w:t>Ans:</w:t>
+      </w:r>
+      <w:r>
+        <w:rPr>
+          <w:rFonts w:ascii="Times New Roman" w:hAnsi="Times New Roman" w:cs="Times New Roman"/>
+          <w:b/>
+          <w:bCs/>
+          <w:color w:val="0D0D0D" w:themeColor="text1" w:themeTint="F2"/>
+          <w:sz w:val="32"/>
+          <w:szCs w:val="32"/>
+        </w:rPr>
+        <w:t xml:space="preserve"> </w:t>
+      </w:r>
+      <w:r>
+        <w:rPr>
+          <w:rFonts w:ascii="Times New Roman" w:hAnsi="Times New Roman" w:cs="Times New Roman"/>
+          <w:color w:val="0D0D0D" w:themeColor="text1" w:themeTint="F2"/>
+          <w:sz w:val="32"/>
+          <w:szCs w:val="32"/>
+        </w:rPr>
+        <w:t>Causation.</w:t>
+      </w:r>
+    </w:p>
+    <w:p>
+      <w:pPr>
+        <w:tabs>
+          <w:tab w:val="left" w:pos="1114"/>
+        </w:tabs>
+        <w:rPr>
+          <w:rFonts w:ascii="Times New Roman" w:hAnsi="Times New Roman" w:cs="Times New Roman"/>
+          <w:b/>
+          <w:bCs/>
+          <w:color w:val="0D0D0D" w:themeColor="text1" w:themeTint="F2"/>
+          <w:sz w:val="32"/>
+          <w:szCs w:val="32"/>
+        </w:rPr>
+      </w:pPr>
+      <w:r>
+        <w:rPr>
+          <w:rFonts w:ascii="Times New Roman" w:hAnsi="Times New Roman" w:cs="Times New Roman"/>
+          <w:b/>
+          <w:bCs/>
+          <w:color w:val="0D0D0D" w:themeColor="text1" w:themeTint="F2"/>
+          <w:sz w:val="32"/>
+          <w:szCs w:val="32"/>
+        </w:rPr>
+        <w:t>Example</w:t>
+      </w:r>
+    </w:p>
+    <w:p>
+      <w:pPr>
+        <w:tabs>
+          <w:tab w:val="left" w:pos="1114"/>
+        </w:tabs>
+        <w:rPr>
+          <w:rFonts w:ascii="Times New Roman" w:hAnsi="Times New Roman" w:cs="Times New Roman"/>
+          <w:color w:val="0D0D0D" w:themeColor="text1" w:themeTint="F2"/>
+          <w:sz w:val="32"/>
+          <w:szCs w:val="32"/>
+        </w:rPr>
+      </w:pPr>
+      <w:r>
+        <w:rPr>
+          <w:rFonts w:ascii="Times New Roman" w:hAnsi="Times New Roman" w:cs="Times New Roman"/>
+          <w:color w:val="0D0D0D" w:themeColor="text1" w:themeTint="F2"/>
+          <w:sz w:val="32"/>
+          <w:szCs w:val="32"/>
+        </w:rPr>
+        <w:t>Suppose we want to know whether exercise helps improve exam marks.</w:t>
+      </w:r>
+    </w:p>
+    <w:p>
+      <w:pPr>
+        <w:pStyle w:val="ListParagraph"/>
+        <w:numPr>
+          <w:ilvl w:val="0"/>
+          <w:numId w:val="18"/>
+        </w:numPr>
+        <w:tabs>
+          <w:tab w:val="left" w:pos="1114"/>
+        </w:tabs>
+        <w:rPr>
+          <w:rFonts w:ascii="Times New Roman" w:hAnsi="Times New Roman" w:cs="Times New Roman"/>
+          <w:color w:val="0D0D0D" w:themeColor="text1" w:themeTint="F2"/>
+          <w:sz w:val="32"/>
+          <w:szCs w:val="32"/>
+        </w:rPr>
+      </w:pPr>
+      <w:r>
+        <w:rPr>
+          <w:rFonts w:ascii="Times New Roman" w:hAnsi="Times New Roman" w:cs="Times New Roman"/>
+          <w:b/>
+          <w:bCs/>
+          <w:color w:val="0D0D0D" w:themeColor="text1" w:themeTint="F2"/>
+          <w:sz w:val="32"/>
+          <w:szCs w:val="32"/>
+        </w:rPr>
+        <w:t>Observational study:</w:t>
+      </w:r>
+      <w:r>
+        <w:rPr>
+          <w:rFonts w:ascii="Times New Roman" w:hAnsi="Times New Roman" w:cs="Times New Roman"/>
+          <w:color w:val="0D0D0D" w:themeColor="text1" w:themeTint="F2"/>
+          <w:sz w:val="32"/>
+          <w:szCs w:val="32"/>
+        </w:rPr>
+        <w:t xml:space="preserve"> We observe students and notice that students who exercise more often also tend to get higher marks. This shows an association, but we cannot say exercise is the cause because other factors may be involved. </w:t>
+      </w:r>
+    </w:p>
+    <w:p>
+      <w:pPr>
+        <w:pStyle w:val="ListParagraph"/>
+        <w:numPr>
+          <w:ilvl w:val="0"/>
+          <w:numId w:val="18"/>
+        </w:numPr>
+        <w:tabs>
+          <w:tab w:val="left" w:pos="1114"/>
+        </w:tabs>
+        <w:rPr>
+          <w:rFonts w:ascii="Times New Roman" w:hAnsi="Times New Roman" w:cs="Times New Roman"/>
+          <w:color w:val="0D0D0D" w:themeColor="text1" w:themeTint="F2"/>
+          <w:sz w:val="32"/>
+          <w:szCs w:val="32"/>
+        </w:rPr>
+      </w:pPr>
+      <w:r>
+        <w:rPr>
+          <w:rFonts w:ascii="Times New Roman" w:hAnsi="Times New Roman" w:cs="Times New Roman"/>
+          <w:b/>
+          <w:bCs/>
+          <w:color w:val="0D0D0D" w:themeColor="text1" w:themeTint="F2"/>
+          <w:sz w:val="32"/>
+          <w:szCs w:val="32"/>
+        </w:rPr>
+        <w:t>Designed experiment:</w:t>
+      </w:r>
+      <w:r>
+        <w:rPr>
+          <w:rFonts w:ascii="Times New Roman" w:hAnsi="Times New Roman" w:cs="Times New Roman"/>
+          <w:color w:val="0D0D0D" w:themeColor="text1" w:themeTint="F2"/>
+          <w:sz w:val="32"/>
+          <w:szCs w:val="32"/>
+        </w:rPr>
+        <w:t xml:space="preserve"> We divide students into groups and give one group a planned exercise program while keeping other conditions similar. If the exercise group performs better, the experiment can provide evidence of causation.</w:t>
+      </w:r>
+    </w:p>
+    <w:p>
+      <w:pPr>
+        <w:tabs>
+          <w:tab w:val="left" w:pos="1114"/>
+        </w:tabs>
+        <w:rPr>
+          <w:rFonts w:ascii="Times New Roman" w:hAnsi="Times New Roman" w:cs="Times New Roman"/>
+          <w:b/>
+          <w:bCs/>
+          <w:color w:val="215E99" w:themeColor="text2" w:themeTint="BF"/>
+          <w:sz w:val="32"/>
+          <w:szCs w:val="32"/>
+        </w:rPr>
+      </w:pPr>
+      <w:r>
+        <w:rPr>
+          <w:rFonts w:ascii="Times New Roman" w:hAnsi="Times New Roman" w:cs="Times New Roman"/>
+          <w:b/>
+          <w:bCs/>
+          <w:color w:val="215E99" w:themeColor="text2" w:themeTint="BF"/>
+          <w:sz w:val="32"/>
+          <w:szCs w:val="32"/>
+        </w:rPr>
+        <w:t>In Exercises 1.7–1.12, classify each of the studies as either descriptive or inferential. Explain your answers.</w:t>
+      </w:r>
+    </w:p>
+    <w:p>
+      <w:pPr>
+        <w:tabs>
+          <w:tab w:val="left" w:pos="1114"/>
+        </w:tabs>
+        <w:rPr>
+          <w:rFonts w:ascii="Times New Roman" w:hAnsi="Times New Roman" w:cs="Times New Roman"/>
+          <w:b/>
+          <w:bCs/>
+          <w:color w:val="215E99" w:themeColor="text2" w:themeTint="BF"/>
+          <w:sz w:val="32"/>
+          <w:szCs w:val="32"/>
+        </w:rPr>
+      </w:pPr>
+      <w:r>
+        <w:rPr>
+          <w:rFonts w:ascii="Times New Roman" w:hAnsi="Times New Roman" w:cs="Times New Roman"/>
+          <w:b/>
+          <w:bCs/>
+          <w:color w:val="215E99" w:themeColor="text2" w:themeTint="BF"/>
+          <w:sz w:val="32"/>
+          <w:szCs w:val="32"/>
+        </w:rPr>
+        <w:drawing>
+          <wp:inline distT="0" distB="0" distL="0" distR="0" wp14:anchorId="1D90C932" wp14:editId="3EE64A7A">
+            <wp:extent cx="4454748" cy="2904978"/>
+            <wp:effectExtent l="0" t="0" r="3175" b="0"/>
+            <wp:docPr id="975185834" name="Picture 1"/>
+            <wp:cNvGraphicFramePr>
+              <a:graphicFrameLocks xmlns:a="http://schemas.openxmlformats.org/drawingml/2006/main" noChangeAspect="1"/>
+            </wp:cNvGraphicFramePr>
+            <a:graphic xmlns:a="http://schemas.openxmlformats.org/drawingml/2006/main">
+              <a:graphicData uri="http://schemas.openxmlformats.org/drawingml/2006/picture">
+                <pic:pic xmlns:pic="http://schemas.openxmlformats.org/drawingml/2006/picture">
+                  <pic:nvPicPr>
+                    <pic:cNvPr id="975185834" name=""/>
+                    <pic:cNvPicPr/>
+                  </pic:nvPicPr>
+                  <pic:blipFill>
+                    <a:blip r:embed="rId16"/>
+                    <a:stretch>
+                      <a:fillRect/>
+                    </a:stretch>
+                  </pic:blipFill>
+                  <pic:spPr>
+                    <a:xfrm>
+                      <a:off x="0" y="0"/>
+                      <a:ext cx="4464628" cy="2911421"/>
+                    </a:xfrm>
+                    <a:prstGeom prst="rect">
+                      <a:avLst/>
+                    </a:prstGeom>
+                  </pic:spPr>
+                </pic:pic>
+              </a:graphicData>
+            </a:graphic>
+          </wp:inline>
+        </w:drawing>
+      </w:r>
+    </w:p>
+    <w:p>
+      <w:pPr>
+        <w:tabs>
+          <w:tab w:val="left" w:pos="1114"/>
+        </w:tabs>
+        <w:rPr>
+          <w:rFonts w:ascii="Times New Roman" w:hAnsi="Times New Roman" w:cs="Times New Roman"/>
+          <w:color w:val="0D0D0D" w:themeColor="text1" w:themeTint="F2"/>
+          <w:sz w:val="32"/>
+          <w:szCs w:val="32"/>
+        </w:rPr>
+      </w:pPr>
+      <w:r>
+        <w:rPr>
+          <w:rFonts w:ascii="Times New Roman" w:hAnsi="Times New Roman" w:cs="Times New Roman"/>
+          <w:b/>
+          <w:bCs/>
+          <w:color w:val="0D0D0D" w:themeColor="text1" w:themeTint="F2"/>
+          <w:sz w:val="32"/>
+          <w:szCs w:val="32"/>
+        </w:rPr>
+        <w:lastRenderedPageBreak/>
+        <w:t xml:space="preserve">Answer: </w:t>
+      </w:r>
+      <w:r>
+        <w:rPr>
+          <w:rFonts w:ascii="Times New Roman" w:hAnsi="Times New Roman" w:cs="Times New Roman"/>
+          <w:color w:val="0D0D0D" w:themeColor="text1" w:themeTint="F2"/>
+          <w:sz w:val="32"/>
+          <w:szCs w:val="32"/>
+        </w:rPr>
+        <w:t xml:space="preserve">Inferential statistics. </w:t>
+      </w:r>
+    </w:p>
+    <w:p>
+      <w:pPr>
+        <w:tabs>
+          <w:tab w:val="left" w:pos="1114"/>
+        </w:tabs>
+        <w:rPr>
+          <w:rFonts w:ascii="Times New Roman" w:hAnsi="Times New Roman" w:cs="Times New Roman"/>
+          <w:color w:val="0D0D0D" w:themeColor="text1" w:themeTint="F2"/>
+          <w:sz w:val="32"/>
+          <w:szCs w:val="32"/>
+        </w:rPr>
+      </w:pPr>
+      <w:r>
+        <w:rPr>
+          <w:rFonts w:ascii="Times New Roman" w:hAnsi="Times New Roman" w:cs="Times New Roman"/>
+          <w:b/>
+          <w:bCs/>
+          <w:color w:val="0D0D0D" w:themeColor="text1" w:themeTint="F2"/>
+          <w:sz w:val="32"/>
+          <w:szCs w:val="32"/>
+        </w:rPr>
+        <w:t xml:space="preserve">Why? </w:t>
+      </w:r>
+      <w:r>
+        <w:rPr>
+          <w:rFonts w:ascii="Times New Roman" w:hAnsi="Times New Roman" w:cs="Times New Roman"/>
+          <w:color w:val="0D0D0D" w:themeColor="text1" w:themeTint="F2"/>
+          <w:sz w:val="32"/>
+          <w:szCs w:val="32"/>
+        </w:rPr>
+        <w:t>The Nielsen Company collected data from a sample of Americans and used it to estimate the TV viewing time of all Americans aged 2 and older.</w:t>
+      </w:r>
+    </w:p>
+    <w:p>
+      <w:pPr>
+        <w:tabs>
+          <w:tab w:val="left" w:pos="1114"/>
+        </w:tabs>
+        <w:rPr>
+          <w:rFonts w:ascii="Times New Roman" w:hAnsi="Times New Roman" w:cs="Times New Roman"/>
+          <w:color w:val="0D0D0D" w:themeColor="text1" w:themeTint="F2"/>
+          <w:sz w:val="32"/>
+          <w:szCs w:val="32"/>
+        </w:rPr>
+      </w:pPr>
+    </w:p>
+    <w:p>
+      <w:pPr>
+        <w:rPr>
+          <w:rFonts w:ascii="Times New Roman" w:hAnsi="Times New Roman" w:cs="Times New Roman"/>
+          <w:b/>
+          <w:bCs/>
+          <w:color w:val="215E99" w:themeColor="text2" w:themeTint="BF"/>
+          <w:sz w:val="32"/>
+          <w:szCs w:val="32"/>
+        </w:rPr>
+      </w:pPr>
+      <w:r>
+        <w:rPr>
+          <w:rFonts w:ascii="Times New Roman" w:hAnsi="Times New Roman" w:cs="Times New Roman"/>
+          <w:b/>
+          <w:bCs/>
+          <w:color w:val="215E99" w:themeColor="text2" w:themeTint="BF"/>
+          <w:sz w:val="32"/>
+          <w:szCs w:val="32"/>
+        </w:rPr>
+        <w:drawing>
+          <wp:inline distT="0" distB="0" distL="0" distR="0" wp14:anchorId="61ED08BB" wp14:editId="5D74DE8D">
+            <wp:extent cx="4388076" cy="2482978"/>
+            <wp:effectExtent l="0" t="0" r="0" b="0"/>
+            <wp:docPr id="1702696593" name="Picture 1"/>
+            <wp:cNvGraphicFramePr>
+              <a:graphicFrameLocks xmlns:a="http://schemas.openxmlformats.org/drawingml/2006/main" noChangeAspect="1"/>
+            </wp:cNvGraphicFramePr>
+            <a:graphic xmlns:a="http://schemas.openxmlformats.org/drawingml/2006/main">
+              <a:graphicData uri="http://schemas.openxmlformats.org/drawingml/2006/picture">
+                <pic:pic xmlns:pic="http://schemas.openxmlformats.org/drawingml/2006/picture">
+                  <pic:nvPicPr>
+                    <pic:cNvPr id="1702696593" name=""/>
+                    <pic:cNvPicPr/>
+                  </pic:nvPicPr>
+                  <pic:blipFill>
+                    <a:blip r:embed="rId17"/>
+                    <a:stretch>
+                      <a:fillRect/>
+                    </a:stretch>
+                  </pic:blipFill>
+                  <pic:spPr>
+                    <a:xfrm>
+                      <a:off x="0" y="0"/>
+                      <a:ext cx="4388076" cy="2482978"/>
+                    </a:xfrm>
+                    <a:prstGeom prst="rect">
+                      <a:avLst/>
+                    </a:prstGeom>
+                  </pic:spPr>
+                </pic:pic>
+              </a:graphicData>
+            </a:graphic>
+          </wp:inline>
+        </w:drawing>
+      </w:r>
+    </w:p>
+    <w:p>
+      <w:pPr>
+        <w:rPr>
+          <w:rFonts w:ascii="Times New Roman" w:hAnsi="Times New Roman" w:cs="Times New Roman"/>
+          <w:color w:val="0D0D0D" w:themeColor="text1" w:themeTint="F2"/>
+          <w:sz w:val="32"/>
+          <w:szCs w:val="32"/>
+        </w:rPr>
+      </w:pPr>
+      <w:r>
+        <w:rPr>
+          <w:rFonts w:ascii="Times New Roman" w:hAnsi="Times New Roman" w:cs="Times New Roman"/>
+          <w:b/>
+          <w:bCs/>
+          <w:color w:val="0D0D0D" w:themeColor="text1" w:themeTint="F2"/>
+          <w:sz w:val="32"/>
+          <w:szCs w:val="32"/>
+        </w:rPr>
+        <w:t xml:space="preserve">Answer: </w:t>
+      </w:r>
+      <w:r>
+        <w:rPr>
+          <w:rFonts w:ascii="Times New Roman" w:hAnsi="Times New Roman" w:cs="Times New Roman"/>
+          <w:color w:val="0D0D0D" w:themeColor="text1" w:themeTint="F2"/>
+          <w:sz w:val="32"/>
+          <w:szCs w:val="32"/>
+        </w:rPr>
+        <w:t xml:space="preserve">Descriptive statistics. </w:t>
+      </w:r>
+    </w:p>
+    <w:p>
+      <w:pPr>
+        <w:rPr>
+          <w:rFonts w:ascii="Times New Roman" w:hAnsi="Times New Roman" w:cs="Times New Roman"/>
+          <w:color w:val="0D0D0D" w:themeColor="text1" w:themeTint="F2"/>
+          <w:sz w:val="32"/>
+          <w:szCs w:val="32"/>
+        </w:rPr>
+      </w:pPr>
+      <w:r>
+        <w:rPr>
+          <w:rFonts w:ascii="Times New Roman" w:hAnsi="Times New Roman" w:cs="Times New Roman"/>
+          <w:b/>
+          <w:bCs/>
+          <w:color w:val="0D0D0D" w:themeColor="text1" w:themeTint="F2"/>
+          <w:sz w:val="32"/>
+          <w:szCs w:val="32"/>
+        </w:rPr>
+        <w:t>Why?</w:t>
+      </w:r>
+      <w:r>
+        <w:rPr>
+          <w:rFonts w:ascii="Times New Roman" w:hAnsi="Times New Roman" w:cs="Times New Roman"/>
+          <w:color w:val="0D0D0D" w:themeColor="text1" w:themeTint="F2"/>
+          <w:sz w:val="32"/>
+          <w:szCs w:val="32"/>
+        </w:rPr>
+        <w:t xml:space="preserve"> The study compares the average salaries of professional athletes in baseball, basketball, and football for 1995 and 2005.</w:t>
+      </w:r>
+    </w:p>
+    <w:p>
+      <w:pPr>
+        <w:rPr>
+          <w:rFonts w:ascii="Times New Roman" w:hAnsi="Times New Roman" w:cs="Times New Roman"/>
+          <w:color w:val="0D0D0D" w:themeColor="text1" w:themeTint="F2"/>
+          <w:sz w:val="32"/>
+          <w:szCs w:val="32"/>
+        </w:rPr>
+      </w:pPr>
+      <w:r>
+        <w:rPr>
+          <w:rFonts w:ascii="Times New Roman" w:hAnsi="Times New Roman" w:cs="Times New Roman"/>
+          <w:color w:val="0D0D0D" w:themeColor="text1" w:themeTint="F2"/>
+          <w:sz w:val="32"/>
+          <w:szCs w:val="32"/>
+        </w:rPr>
+        <w:t>It is only summarizing and comparing the available salary data; it is not using a sample to make conclusions about a larger population.</w:t>
+      </w:r>
+    </w:p>
+    <w:p>
+      <w:pPr>
+        <w:tabs>
+          <w:tab w:val="left" w:pos="927"/>
+        </w:tabs>
+        <w:rPr>
+          <w:rFonts w:ascii="Times New Roman" w:hAnsi="Times New Roman" w:cs="Times New Roman"/>
+          <w:b/>
+          <w:bCs/>
+          <w:color w:val="0D0D0D" w:themeColor="text1" w:themeTint="F2"/>
+          <w:sz w:val="32"/>
+          <w:szCs w:val="32"/>
+        </w:rPr>
+      </w:pPr>
+      <w:r>
+        <w:rPr>
+          <w:rFonts w:ascii="Times New Roman" w:hAnsi="Times New Roman" w:cs="Times New Roman"/>
+          <w:b/>
+          <w:bCs/>
+          <w:color w:val="0D0D0D" w:themeColor="text1" w:themeTint="F2"/>
+          <w:sz w:val="32"/>
+          <w:szCs w:val="32"/>
+        </w:rPr>
+        <w:drawing>
+          <wp:inline distT="0" distB="0" distL="0" distR="0" wp14:anchorId="6A67EC2D" wp14:editId="2FDC729C">
+            <wp:extent cx="4419827" cy="1511378"/>
+            <wp:effectExtent l="0" t="0" r="0" b="0"/>
+            <wp:docPr id="1684004389" name="Picture 1"/>
+            <wp:cNvGraphicFramePr>
+              <a:graphicFrameLocks xmlns:a="http://schemas.openxmlformats.org/drawingml/2006/main" noChangeAspect="1"/>
+            </wp:cNvGraphicFramePr>
+            <a:graphic xmlns:a="http://schemas.openxmlformats.org/drawingml/2006/main">
+              <a:graphicData uri="http://schemas.openxmlformats.org/drawingml/2006/picture">
+                <pic:pic xmlns:pic="http://schemas.openxmlformats.org/drawingml/2006/picture">
+                  <pic:nvPicPr>
+                    <pic:cNvPr id="1684004389" name=""/>
+                    <pic:cNvPicPr/>
+                  </pic:nvPicPr>
+                  <pic:blipFill>
+                    <a:blip r:embed="rId18"/>
+                    <a:stretch>
+                      <a:fillRect/>
+                    </a:stretch>
+                  </pic:blipFill>
+                  <pic:spPr>
+                    <a:xfrm>
+                      <a:off x="0" y="0"/>
+                      <a:ext cx="4419827" cy="1511378"/>
+                    </a:xfrm>
+                    <a:prstGeom prst="rect">
+                      <a:avLst/>
+                    </a:prstGeom>
+                  </pic:spPr>
+                </pic:pic>
+              </a:graphicData>
+            </a:graphic>
+          </wp:inline>
+        </w:drawing>
+      </w:r>
+    </w:p>
+    <w:p>
+      <w:pPr>
+        <w:tabs>
+          <w:tab w:val="left" w:pos="927"/>
+        </w:tabs>
+        <w:rPr>
+          <w:rFonts w:ascii="Times New Roman" w:hAnsi="Times New Roman" w:cs="Times New Roman"/>
+          <w:b/>
+          <w:bCs/>
+          <w:color w:val="0D0D0D" w:themeColor="text1" w:themeTint="F2"/>
+          <w:sz w:val="32"/>
+          <w:szCs w:val="32"/>
+        </w:rPr>
+      </w:pPr>
+      <w:r>
+        <w:rPr>
+          <w:rFonts w:ascii="Times New Roman" w:hAnsi="Times New Roman" w:cs="Times New Roman"/>
+          <w:b/>
+          <w:bCs/>
+          <w:color w:val="0D0D0D" w:themeColor="text1" w:themeTint="F2"/>
+          <w:sz w:val="32"/>
+          <w:szCs w:val="32"/>
+        </w:rPr>
+        <w:lastRenderedPageBreak/>
+        <w:drawing>
+          <wp:inline distT="0" distB="0" distL="0" distR="0" wp14:anchorId="19DA8B05" wp14:editId="70140519">
+            <wp:extent cx="3892750" cy="2000353"/>
+            <wp:effectExtent l="0" t="0" r="0" b="0"/>
+            <wp:docPr id="1967092086" name="Picture 1"/>
+            <wp:cNvGraphicFramePr>
+              <a:graphicFrameLocks xmlns:a="http://schemas.openxmlformats.org/drawingml/2006/main" noChangeAspect="1"/>
+            </wp:cNvGraphicFramePr>
+            <a:graphic xmlns:a="http://schemas.openxmlformats.org/drawingml/2006/main">
+              <a:graphicData uri="http://schemas.openxmlformats.org/drawingml/2006/picture">
+                <pic:pic xmlns:pic="http://schemas.openxmlformats.org/drawingml/2006/picture">
+                  <pic:nvPicPr>
+                    <pic:cNvPr id="1967092086" name=""/>
+                    <pic:cNvPicPr/>
+                  </pic:nvPicPr>
+                  <pic:blipFill>
+                    <a:blip r:embed="rId19"/>
+                    <a:stretch>
+                      <a:fillRect/>
+                    </a:stretch>
+                  </pic:blipFill>
+                  <pic:spPr>
+                    <a:xfrm>
+                      <a:off x="0" y="0"/>
+                      <a:ext cx="3892750" cy="2000353"/>
+                    </a:xfrm>
+                    <a:prstGeom prst="rect">
+                      <a:avLst/>
+                    </a:prstGeom>
+                  </pic:spPr>
+                </pic:pic>
+              </a:graphicData>
+            </a:graphic>
+          </wp:inline>
+        </w:drawing>
+      </w:r>
+    </w:p>
+    <w:p>
+      <w:pPr>
+        <w:tabs>
+          <w:tab w:val="left" w:pos="927"/>
+        </w:tabs>
+        <w:rPr>
+          <w:rFonts w:ascii="Times New Roman" w:hAnsi="Times New Roman" w:cs="Times New Roman"/>
+          <w:color w:val="0D0D0D" w:themeColor="text1" w:themeTint="F2"/>
+          <w:sz w:val="32"/>
+          <w:szCs w:val="32"/>
+        </w:rPr>
+      </w:pPr>
+      <w:r>
+        <w:rPr>
+          <w:rFonts w:ascii="Times New Roman" w:hAnsi="Times New Roman" w:cs="Times New Roman"/>
+          <w:b/>
+          <w:bCs/>
+          <w:color w:val="0D0D0D" w:themeColor="text1" w:themeTint="F2"/>
+          <w:sz w:val="32"/>
+          <w:szCs w:val="32"/>
+        </w:rPr>
+        <w:t xml:space="preserve">Answer: </w:t>
+      </w:r>
+      <w:r>
+        <w:rPr>
+          <w:rFonts w:ascii="Times New Roman" w:hAnsi="Times New Roman" w:cs="Times New Roman"/>
+          <w:color w:val="0D0D0D" w:themeColor="text1" w:themeTint="F2"/>
+          <w:sz w:val="32"/>
+          <w:szCs w:val="32"/>
+        </w:rPr>
+        <w:t>Descriptive Statistics</w:t>
+      </w:r>
+    </w:p>
+    <w:p>
+      <w:pPr>
+        <w:tabs>
+          <w:tab w:val="left" w:pos="927"/>
+        </w:tabs>
+        <w:rPr>
+          <w:rFonts w:ascii="Times New Roman" w:hAnsi="Times New Roman" w:cs="Times New Roman"/>
+          <w:color w:val="0D0D0D" w:themeColor="text1" w:themeTint="F2"/>
+          <w:sz w:val="32"/>
+          <w:szCs w:val="32"/>
+        </w:rPr>
+      </w:pPr>
+      <w:r>
+        <w:rPr>
+          <w:rFonts w:ascii="Times New Roman" w:hAnsi="Times New Roman" w:cs="Times New Roman"/>
+          <w:b/>
+          <w:bCs/>
+          <w:color w:val="0D0D0D" w:themeColor="text1" w:themeTint="F2"/>
+          <w:sz w:val="32"/>
+          <w:szCs w:val="32"/>
+        </w:rPr>
+        <w:t>Why?</w:t>
+      </w:r>
+      <w:r>
+        <w:rPr>
+          <w:rFonts w:ascii="Times New Roman" w:hAnsi="Times New Roman" w:cs="Times New Roman"/>
+          <w:color w:val="0D0D0D" w:themeColor="text1" w:themeTint="F2"/>
+          <w:sz w:val="32"/>
+          <w:szCs w:val="32"/>
+        </w:rPr>
+        <w:t xml:space="preserve"> </w:t>
+      </w:r>
+      <w:r>
+        <w:rPr>
+          <w:rFonts w:ascii="Times New Roman" w:hAnsi="Times New Roman" w:cs="Times New Roman"/>
+          <w:color w:val="0D0D0D" w:themeColor="text1" w:themeTint="F2"/>
+          <w:sz w:val="32"/>
+          <w:szCs w:val="32"/>
+        </w:rPr>
+        <w:t>The researchers collected and summarized the performance results of 22 students in 2003 and 29 students in 2004 at one institution. They presented the results using percentages.</w:t>
+      </w:r>
+    </w:p>
+    <w:p>
+      <w:pPr>
+        <w:tabs>
+          <w:tab w:val="left" w:pos="927"/>
+        </w:tabs>
+        <w:rPr>
+          <w:rFonts w:ascii="Times New Roman" w:hAnsi="Times New Roman" w:cs="Times New Roman"/>
+          <w:color w:val="0D0D0D" w:themeColor="text1" w:themeTint="F2"/>
+          <w:sz w:val="32"/>
+          <w:szCs w:val="32"/>
+        </w:rPr>
+      </w:pPr>
+      <w:r>
+        <w:rPr>
+          <w:rFonts w:ascii="Times New Roman" w:hAnsi="Times New Roman" w:cs="Times New Roman"/>
+          <w:color w:val="0D0D0D" w:themeColor="text1" w:themeTint="F2"/>
+          <w:sz w:val="32"/>
+          <w:szCs w:val="32"/>
+        </w:rPr>
+        <w:t>They are describing the students' performance, not using the sample to make conclusions about a larger population.</w:t>
+      </w:r>
+    </w:p>
+    <w:p>
+      <w:pPr>
+        <w:tabs>
+          <w:tab w:val="left" w:pos="927"/>
+        </w:tabs>
+        <w:rPr>
+          <w:rFonts w:ascii="Times New Roman" w:hAnsi="Times New Roman" w:cs="Times New Roman"/>
+          <w:color w:val="0D0D0D" w:themeColor="text1" w:themeTint="F2"/>
+          <w:sz w:val="32"/>
+          <w:szCs w:val="32"/>
+        </w:rPr>
+      </w:pPr>
+      <w:r>
+        <w:rPr>
+          <w:rFonts w:ascii="Times New Roman" w:hAnsi="Times New Roman" w:cs="Times New Roman"/>
+          <w:color w:val="0D0D0D" w:themeColor="text1" w:themeTint="F2"/>
+          <w:sz w:val="32"/>
+          <w:szCs w:val="32"/>
+        </w:rPr>
+        <w:lastRenderedPageBreak/>
+        <w:drawing>
+          <wp:inline distT="0" distB="0" distL="0" distR="0" wp14:anchorId="15E229C4" wp14:editId="20690EFC">
+            <wp:extent cx="4210266" cy="4515082"/>
+            <wp:effectExtent l="0" t="0" r="0" b="0"/>
+            <wp:docPr id="1144271359" name="Picture 1"/>
+            <wp:cNvGraphicFramePr>
+              <a:graphicFrameLocks xmlns:a="http://schemas.openxmlformats.org/drawingml/2006/main" noChangeAspect="1"/>
+            </wp:cNvGraphicFramePr>
+            <a:graphic xmlns:a="http://schemas.openxmlformats.org/drawingml/2006/main">
+              <a:graphicData uri="http://schemas.openxmlformats.org/drawingml/2006/picture">
+                <pic:pic xmlns:pic="http://schemas.openxmlformats.org/drawingml/2006/picture">
+                  <pic:nvPicPr>
+                    <pic:cNvPr id="1144271359" name=""/>
+                    <pic:cNvPicPr/>
+                  </pic:nvPicPr>
+                  <pic:blipFill>
+                    <a:blip r:embed="rId20"/>
+                    <a:stretch>
+                      <a:fillRect/>
+                    </a:stretch>
+                  </pic:blipFill>
+                  <pic:spPr>
+                    <a:xfrm>
+                      <a:off x="0" y="0"/>
+                      <a:ext cx="4210266" cy="4515082"/>
+                    </a:xfrm>
+                    <a:prstGeom prst="rect">
+                      <a:avLst/>
+                    </a:prstGeom>
+                  </pic:spPr>
+                </pic:pic>
+              </a:graphicData>
+            </a:graphic>
+          </wp:inline>
+        </w:drawing>
+      </w:r>
+    </w:p>
+    <w:p>
+      <w:pPr>
+        <w:tabs>
+          <w:tab w:val="left" w:pos="927"/>
+        </w:tabs>
+        <w:rPr>
+          <w:rFonts w:ascii="Times New Roman" w:hAnsi="Times New Roman" w:cs="Times New Roman"/>
+          <w:color w:val="0D0D0D" w:themeColor="text1" w:themeTint="F2"/>
+          <w:sz w:val="32"/>
+          <w:szCs w:val="32"/>
+        </w:rPr>
+      </w:pPr>
+      <w:r>
+        <w:rPr>
+          <w:rFonts w:ascii="Times New Roman" w:hAnsi="Times New Roman" w:cs="Times New Roman"/>
+          <w:b/>
+          <w:bCs/>
+          <w:color w:val="0D0D0D" w:themeColor="text1" w:themeTint="F2"/>
+          <w:sz w:val="32"/>
+          <w:szCs w:val="32"/>
+        </w:rPr>
+        <w:t>Answer: Inferential Statistics</w:t>
+      </w:r>
+    </w:p>
+    <w:p>
+      <w:pPr>
+        <w:tabs>
+          <w:tab w:val="left" w:pos="927"/>
+        </w:tabs>
+        <w:rPr>
+          <w:rFonts w:ascii="Times New Roman" w:hAnsi="Times New Roman" w:cs="Times New Roman"/>
+          <w:color w:val="0D0D0D" w:themeColor="text1" w:themeTint="F2"/>
+          <w:sz w:val="32"/>
+          <w:szCs w:val="32"/>
+        </w:rPr>
+      </w:pPr>
+      <w:r>
+        <w:rPr>
+          <w:rFonts w:ascii="Times New Roman" w:hAnsi="Times New Roman" w:cs="Times New Roman"/>
+          <w:b/>
+          <w:bCs/>
+          <w:color w:val="0D0D0D" w:themeColor="text1" w:themeTint="F2"/>
+          <w:sz w:val="32"/>
+          <w:szCs w:val="32"/>
+        </w:rPr>
+        <w:t>Why?</w:t>
+      </w:r>
+      <w:r>
+        <w:rPr>
+          <w:rFonts w:ascii="Times New Roman" w:hAnsi="Times New Roman" w:cs="Times New Roman"/>
+          <w:color w:val="0D0D0D" w:themeColor="text1" w:themeTint="F2"/>
+          <w:sz w:val="32"/>
+          <w:szCs w:val="32"/>
+        </w:rPr>
+        <w:t xml:space="preserve"> </w:t>
+      </w:r>
+      <w:r>
+        <w:rPr>
+          <w:rFonts w:ascii="Times New Roman" w:hAnsi="Times New Roman" w:cs="Times New Roman"/>
+          <w:color w:val="0D0D0D" w:themeColor="text1" w:themeTint="F2"/>
+          <w:sz w:val="32"/>
+          <w:szCs w:val="32"/>
+        </w:rPr>
+        <w:t xml:space="preserve">The data is collected from a </w:t>
+      </w:r>
+      <w:r>
+        <w:rPr>
+          <w:rFonts w:ascii="Times New Roman" w:hAnsi="Times New Roman" w:cs="Times New Roman"/>
+          <w:b/>
+          <w:bCs/>
+          <w:color w:val="0D0D0D" w:themeColor="text1" w:themeTint="F2"/>
+          <w:sz w:val="32"/>
+          <w:szCs w:val="32"/>
+        </w:rPr>
+        <w:t>sample</w:t>
+      </w:r>
+      <w:r>
+        <w:rPr>
+          <w:rFonts w:ascii="Times New Roman" w:hAnsi="Times New Roman" w:cs="Times New Roman"/>
+          <w:color w:val="0D0D0D" w:themeColor="text1" w:themeTint="F2"/>
+          <w:sz w:val="32"/>
+          <w:szCs w:val="32"/>
+        </w:rPr>
+        <w:t xml:space="preserve"> of people, but the percentages are used to give </w:t>
+      </w:r>
+      <w:r>
+        <w:rPr>
+          <w:rFonts w:ascii="Times New Roman" w:hAnsi="Times New Roman" w:cs="Times New Roman"/>
+          <w:b/>
+          <w:bCs/>
+          <w:color w:val="0D0D0D" w:themeColor="text1" w:themeTint="F2"/>
+          <w:sz w:val="32"/>
+          <w:szCs w:val="32"/>
+        </w:rPr>
+        <w:t>estimates for the entire nation</w:t>
+      </w:r>
+      <w:r>
+        <w:rPr>
+          <w:rFonts w:ascii="Times New Roman" w:hAnsi="Times New Roman" w:cs="Times New Roman"/>
+          <w:color w:val="0D0D0D" w:themeColor="text1" w:themeTint="F2"/>
+          <w:sz w:val="32"/>
+          <w:szCs w:val="32"/>
+        </w:rPr>
+        <w:t>.</w:t>
+      </w:r>
+    </w:p>
+    <w:p>
+      <w:pPr>
+        <w:tabs>
+          <w:tab w:val="left" w:pos="927"/>
+        </w:tabs>
+        <w:rPr>
+          <w:rFonts w:ascii="Times New Roman" w:hAnsi="Times New Roman" w:cs="Times New Roman"/>
+          <w:color w:val="0D0D0D" w:themeColor="text1" w:themeTint="F2"/>
+          <w:sz w:val="32"/>
+          <w:szCs w:val="32"/>
+        </w:rPr>
+      </w:pPr>
+      <w:r>
+        <w:rPr>
+          <w:rFonts w:ascii="Times New Roman" w:hAnsi="Times New Roman" w:cs="Times New Roman"/>
+          <w:color w:val="0D0D0D" w:themeColor="text1" w:themeTint="F2"/>
+          <w:sz w:val="32"/>
+          <w:szCs w:val="32"/>
+        </w:rPr>
+        <w:t>They use sample information to make conclusions about the larger population.</w:t>
+      </w:r>
+    </w:p>
+    <w:p>
+      <w:pPr>
+        <w:tabs>
+          <w:tab w:val="left" w:pos="927"/>
+        </w:tabs>
+        <w:rPr>
+          <w:rFonts w:ascii="Times New Roman" w:hAnsi="Times New Roman" w:cs="Times New Roman"/>
+          <w:b/>
+          <w:bCs/>
+          <w:color w:val="0D0D0D" w:themeColor="text1" w:themeTint="F2"/>
+          <w:sz w:val="32"/>
+          <w:szCs w:val="32"/>
+        </w:rPr>
+      </w:pPr>
+      <w:r>
+        <w:rPr>
+          <w:rFonts w:ascii="Times New Roman" w:hAnsi="Times New Roman" w:cs="Times New Roman"/>
+          <w:color w:val="0D0D0D" w:themeColor="text1" w:themeTint="F2"/>
+          <w:sz w:val="32"/>
+          <w:szCs w:val="32"/>
+        </w:rPr>
+        <w:lastRenderedPageBreak/>
+        <w:drawing>
+          <wp:inline distT="0" distB="0" distL="0" distR="0" wp14:anchorId="3E210FC6" wp14:editId="1566EDC2">
+            <wp:extent cx="4216617" cy="3054507"/>
+            <wp:effectExtent l="0" t="0" r="0" b="0"/>
+            <wp:docPr id="1265311" name="Picture 1"/>
+            <wp:cNvGraphicFramePr>
+              <a:graphicFrameLocks xmlns:a="http://schemas.openxmlformats.org/drawingml/2006/main" noChangeAspect="1"/>
+            </wp:cNvGraphicFramePr>
+            <a:graphic xmlns:a="http://schemas.openxmlformats.org/drawingml/2006/main">
+              <a:graphicData uri="http://schemas.openxmlformats.org/drawingml/2006/picture">
+                <pic:pic xmlns:pic="http://schemas.openxmlformats.org/drawingml/2006/picture">
+                  <pic:nvPicPr>
+                    <pic:cNvPr id="1265311" name=""/>
+                    <pic:cNvPicPr/>
+                  </pic:nvPicPr>
+                  <pic:blipFill>
+                    <a:blip r:embed="rId21"/>
+                    <a:stretch>
+                      <a:fillRect/>
+                    </a:stretch>
+                  </pic:blipFill>
+                  <pic:spPr>
+                    <a:xfrm>
+                      <a:off x="0" y="0"/>
+                      <a:ext cx="4216617" cy="3054507"/>
+                    </a:xfrm>
+                    <a:prstGeom prst="rect">
+                      <a:avLst/>
+                    </a:prstGeom>
+                  </pic:spPr>
+                </pic:pic>
+              </a:graphicData>
+            </a:graphic>
+          </wp:inline>
+        </w:drawing>
+      </w:r>
+    </w:p>
+    <w:p>
+      <w:pPr>
+        <w:tabs>
+          <w:tab w:val="left" w:pos="927"/>
+        </w:tabs>
+        <w:rPr>
+          <w:rFonts w:ascii="Times New Roman" w:hAnsi="Times New Roman" w:cs="Times New Roman"/>
+          <w:color w:val="0D0D0D" w:themeColor="text1" w:themeTint="F2"/>
+          <w:sz w:val="32"/>
+          <w:szCs w:val="32"/>
+        </w:rPr>
+      </w:pPr>
+      <w:r>
+        <w:rPr>
+          <w:rFonts w:ascii="Times New Roman" w:hAnsi="Times New Roman" w:cs="Times New Roman"/>
+          <w:b/>
+          <w:bCs/>
+          <w:color w:val="0D0D0D" w:themeColor="text1" w:themeTint="F2"/>
+          <w:sz w:val="32"/>
+          <w:szCs w:val="32"/>
+        </w:rPr>
+        <w:t>Answer: Descriptive Statistics</w:t>
+      </w:r>
+    </w:p>
+    <w:p>
+      <w:pPr>
+        <w:tabs>
+          <w:tab w:val="left" w:pos="927"/>
+        </w:tabs>
+        <w:rPr>
+          <w:rFonts w:ascii="Times New Roman" w:hAnsi="Times New Roman" w:cs="Times New Roman"/>
+          <w:color w:val="0D0D0D" w:themeColor="text1" w:themeTint="F2"/>
+          <w:sz w:val="32"/>
+          <w:szCs w:val="32"/>
+        </w:rPr>
+      </w:pPr>
+      <w:r>
+        <w:rPr>
+          <w:rFonts w:ascii="Times New Roman" w:hAnsi="Times New Roman" w:cs="Times New Roman"/>
+          <w:b/>
+          <w:bCs/>
+          <w:color w:val="0D0D0D" w:themeColor="text1" w:themeTint="F2"/>
+          <w:sz w:val="32"/>
+          <w:szCs w:val="32"/>
+        </w:rPr>
+        <w:t>Why?</w:t>
+      </w:r>
+      <w:r>
+        <w:rPr>
+          <w:rFonts w:ascii="Times New Roman" w:hAnsi="Times New Roman" w:cs="Times New Roman"/>
+          <w:color w:val="0D0D0D" w:themeColor="text1" w:themeTint="F2"/>
+          <w:sz w:val="32"/>
+          <w:szCs w:val="32"/>
+        </w:rPr>
+        <w:t xml:space="preserve"> </w:t>
+      </w:r>
+      <w:r>
+        <w:rPr>
+          <w:rFonts w:ascii="Times New Roman" w:hAnsi="Times New Roman" w:cs="Times New Roman"/>
+          <w:color w:val="0D0D0D" w:themeColor="text1" w:themeTint="F2"/>
+          <w:sz w:val="32"/>
+          <w:szCs w:val="32"/>
+        </w:rPr>
+        <w:t xml:space="preserve">The table simply </w:t>
+      </w:r>
+      <w:r>
+        <w:rPr>
+          <w:rFonts w:ascii="Times New Roman" w:hAnsi="Times New Roman" w:cs="Times New Roman"/>
+          <w:b/>
+          <w:bCs/>
+          <w:color w:val="0D0D0D" w:themeColor="text1" w:themeTint="F2"/>
+          <w:sz w:val="32"/>
+          <w:szCs w:val="32"/>
+        </w:rPr>
+        <w:t>shows the closing values of the Dow Jones Industrial Average from 2000 to 2008</w:t>
+      </w:r>
+      <w:r>
+        <w:rPr>
+          <w:rFonts w:ascii="Times New Roman" w:hAnsi="Times New Roman" w:cs="Times New Roman"/>
+          <w:color w:val="0D0D0D" w:themeColor="text1" w:themeTint="F2"/>
+          <w:sz w:val="32"/>
+          <w:szCs w:val="32"/>
+        </w:rPr>
+        <w:t>. It summarizes the recorded data for those years.</w:t>
+      </w:r>
+    </w:p>
+    <w:p>
+      <w:pPr>
+        <w:tabs>
+          <w:tab w:val="left" w:pos="927"/>
+        </w:tabs>
+        <w:rPr>
+          <w:rFonts w:ascii="Times New Roman" w:hAnsi="Times New Roman" w:cs="Times New Roman"/>
+          <w:color w:val="0D0D0D" w:themeColor="text1" w:themeTint="F2"/>
+          <w:sz w:val="32"/>
+          <w:szCs w:val="32"/>
+        </w:rPr>
+      </w:pPr>
+      <w:r>
+        <w:rPr>
+          <w:rFonts w:ascii="Times New Roman" w:hAnsi="Times New Roman" w:cs="Times New Roman"/>
+          <w:color w:val="0D0D0D" w:themeColor="text1" w:themeTint="F2"/>
+          <w:sz w:val="32"/>
+          <w:szCs w:val="32"/>
+        </w:rPr>
+        <w:t>It does not use a sample to make conclusions about a larger population.</w:t>
+      </w:r>
+    </w:p>
+    <w:p>
+      <w:pPr>
+        <w:tabs>
+          <w:tab w:val="left" w:pos="927"/>
+        </w:tabs>
+        <w:rPr>
+          <w:rFonts w:ascii="Times New Roman" w:hAnsi="Times New Roman" w:cs="Times New Roman"/>
+          <w:color w:val="0D0D0D" w:themeColor="text1" w:themeTint="F2"/>
+          <w:sz w:val="32"/>
+          <w:szCs w:val="32"/>
+        </w:rPr>
+      </w:pPr>
+      <w:r>
+        <w:rPr>
+          <w:rFonts w:ascii="Times New Roman" w:hAnsi="Times New Roman" w:cs="Times New Roman"/>
+          <w:color w:val="0D0D0D" w:themeColor="text1" w:themeTint="F2"/>
+          <w:sz w:val="32"/>
+          <w:szCs w:val="32"/>
+        </w:rPr>
+        <w:drawing>
+          <wp:inline distT="0" distB="0" distL="0" distR="0" wp14:anchorId="67D58961" wp14:editId="3B026E5F">
+            <wp:extent cx="3570136" cy="851785"/>
+            <wp:effectExtent l="0" t="0" r="0" b="5715"/>
+            <wp:docPr id="170113416" name="Picture 1"/>
+            <wp:cNvGraphicFramePr>
+              <a:graphicFrameLocks xmlns:a="http://schemas.openxmlformats.org/drawingml/2006/main" noChangeAspect="1"/>
+            </wp:cNvGraphicFramePr>
+            <a:graphic xmlns:a="http://schemas.openxmlformats.org/drawingml/2006/main">
+              <a:graphicData uri="http://schemas.openxmlformats.org/drawingml/2006/picture">
+                <pic:pic xmlns:pic="http://schemas.openxmlformats.org/drawingml/2006/picture">
+                  <pic:nvPicPr>
+                    <pic:cNvPr id="170113416" name=""/>
+                    <pic:cNvPicPr/>
+                  </pic:nvPicPr>
+                  <pic:blipFill>
+                    <a:blip r:embed="rId22"/>
+                    <a:stretch>
+                      <a:fillRect/>
+                    </a:stretch>
+                  </pic:blipFill>
+                  <pic:spPr>
+                    <a:xfrm>
+                      <a:off x="0" y="0"/>
+                      <a:ext cx="3576651" cy="853339"/>
+                    </a:xfrm>
+                    <a:prstGeom prst="rect">
+                      <a:avLst/>
+                    </a:prstGeom>
+                  </pic:spPr>
+                </pic:pic>
+              </a:graphicData>
+            </a:graphic>
+          </wp:inline>
+        </w:drawing>
+      </w:r>
+    </w:p>
+    <w:p>
+      <w:pPr>
+        <w:tabs>
+          <w:tab w:val="left" w:pos="927"/>
+        </w:tabs>
+        <w:rPr>
+          <w:rFonts w:ascii="Times New Roman" w:hAnsi="Times New Roman" w:cs="Times New Roman"/>
+          <w:color w:val="0D0D0D" w:themeColor="text1" w:themeTint="F2"/>
+          <w:sz w:val="32"/>
+          <w:szCs w:val="32"/>
+        </w:rPr>
+      </w:pPr>
+      <w:r>
+        <w:rPr>
+          <w:rFonts w:ascii="Times New Roman" w:hAnsi="Times New Roman" w:cs="Times New Roman"/>
+          <w:color w:val="0D0D0D" w:themeColor="text1" w:themeTint="F2"/>
+          <w:sz w:val="32"/>
+          <w:szCs w:val="32"/>
+        </w:rPr>
+        <w:drawing>
+          <wp:inline distT="0" distB="0" distL="0" distR="0" wp14:anchorId="56B1D650" wp14:editId="66AF1875">
+            <wp:extent cx="3146842" cy="2258170"/>
+            <wp:effectExtent l="0" t="0" r="0" b="8890"/>
+            <wp:docPr id="347432412" name="Picture 1"/>
+            <wp:cNvGraphicFramePr>
+              <a:graphicFrameLocks xmlns:a="http://schemas.openxmlformats.org/drawingml/2006/main" noChangeAspect="1"/>
+            </wp:cNvGraphicFramePr>
+            <a:graphic xmlns:a="http://schemas.openxmlformats.org/drawingml/2006/main">
+              <a:graphicData uri="http://schemas.openxmlformats.org/drawingml/2006/picture">
+                <pic:pic xmlns:pic="http://schemas.openxmlformats.org/drawingml/2006/picture">
+                  <pic:nvPicPr>
+                    <pic:cNvPr id="347432412" name=""/>
+                    <pic:cNvPicPr/>
+                  </pic:nvPicPr>
+                  <pic:blipFill>
+                    <a:blip r:embed="rId23"/>
+                    <a:stretch>
+                      <a:fillRect/>
+                    </a:stretch>
+                  </pic:blipFill>
+                  <pic:spPr>
+                    <a:xfrm>
+                      <a:off x="0" y="0"/>
+                      <a:ext cx="3153035" cy="2262614"/>
+                    </a:xfrm>
+                    <a:prstGeom prst="rect">
+                      <a:avLst/>
+                    </a:prstGeom>
+                  </pic:spPr>
+                </pic:pic>
+              </a:graphicData>
+            </a:graphic>
+          </wp:inline>
+        </w:drawing>
+      </w:r>
+    </w:p>
+    <w:p>
+      <w:pPr>
+        <w:tabs>
+          <w:tab w:val="left" w:pos="927"/>
+        </w:tabs>
+        <w:rPr>
+          <w:rFonts w:ascii="Times New Roman" w:hAnsi="Times New Roman" w:cs="Times New Roman"/>
+          <w:color w:val="0D0D0D" w:themeColor="text1" w:themeTint="F2"/>
+          <w:sz w:val="32"/>
+          <w:szCs w:val="32"/>
+        </w:rPr>
+      </w:pPr>
+      <w:r>
+        <w:rPr>
+          <w:rFonts w:ascii="Times New Roman" w:hAnsi="Times New Roman" w:cs="Times New Roman"/>
+          <w:b/>
+          <w:bCs/>
+          <w:color w:val="0D0D0D" w:themeColor="text1" w:themeTint="F2"/>
+          <w:sz w:val="32"/>
+          <w:szCs w:val="32"/>
+        </w:rPr>
+        <w:lastRenderedPageBreak/>
+        <w:t>Answer: Inferential Statistics</w:t>
+      </w:r>
+    </w:p>
+    <w:p>
+      <w:pPr>
+        <w:tabs>
+          <w:tab w:val="left" w:pos="927"/>
+        </w:tabs>
+        <w:rPr>
+          <w:rFonts w:ascii="Times New Roman" w:hAnsi="Times New Roman" w:cs="Times New Roman"/>
+          <w:color w:val="0D0D0D" w:themeColor="text1" w:themeTint="F2"/>
+          <w:sz w:val="32"/>
+          <w:szCs w:val="32"/>
+        </w:rPr>
+      </w:pPr>
+      <w:r>
+        <w:rPr>
+          <w:rFonts w:ascii="Times New Roman" w:hAnsi="Times New Roman" w:cs="Times New Roman"/>
+          <w:b/>
+          <w:bCs/>
+          <w:color w:val="0D0D0D" w:themeColor="text1" w:themeTint="F2"/>
+          <w:sz w:val="32"/>
+          <w:szCs w:val="32"/>
+        </w:rPr>
+        <w:t>Why?</w:t>
+      </w:r>
+      <w:r>
+        <w:rPr>
+          <w:rFonts w:ascii="Times New Roman" w:hAnsi="Times New Roman" w:cs="Times New Roman"/>
+          <w:color w:val="0D0D0D" w:themeColor="text1" w:themeTint="F2"/>
+          <w:sz w:val="32"/>
+          <w:szCs w:val="32"/>
+        </w:rPr>
+        <w:t xml:space="preserve"> </w:t>
+      </w:r>
+      <w:r>
+        <w:rPr>
+          <w:rFonts w:ascii="Times New Roman" w:hAnsi="Times New Roman" w:cs="Times New Roman"/>
+          <w:color w:val="0D0D0D" w:themeColor="text1" w:themeTint="F2"/>
+          <w:sz w:val="32"/>
+          <w:szCs w:val="32"/>
+        </w:rPr>
+        <w:t xml:space="preserve">The percentages are based on </w:t>
+      </w:r>
+      <w:r>
+        <w:rPr>
+          <w:rFonts w:ascii="Times New Roman" w:hAnsi="Times New Roman" w:cs="Times New Roman"/>
+          <w:b/>
+          <w:bCs/>
+          <w:color w:val="0D0D0D" w:themeColor="text1" w:themeTint="F2"/>
+          <w:sz w:val="32"/>
+          <w:szCs w:val="32"/>
+        </w:rPr>
+        <w:t>monthly telephone surveys</w:t>
+      </w:r>
+      <w:r>
+        <w:rPr>
+          <w:rFonts w:ascii="Times New Roman" w:hAnsi="Times New Roman" w:cs="Times New Roman"/>
+          <w:color w:val="0D0D0D" w:themeColor="text1" w:themeTint="F2"/>
+          <w:sz w:val="32"/>
+          <w:szCs w:val="32"/>
+        </w:rPr>
+        <w:t xml:space="preserve">, which use a </w:t>
+      </w:r>
+      <w:r>
+        <w:rPr>
+          <w:rFonts w:ascii="Times New Roman" w:hAnsi="Times New Roman" w:cs="Times New Roman"/>
+          <w:b/>
+          <w:bCs/>
+          <w:color w:val="0D0D0D" w:themeColor="text1" w:themeTint="F2"/>
+          <w:sz w:val="32"/>
+          <w:szCs w:val="32"/>
+        </w:rPr>
+        <w:t>sample of people</w:t>
+      </w:r>
+      <w:r>
+        <w:rPr>
+          <w:rFonts w:ascii="Times New Roman" w:hAnsi="Times New Roman" w:cs="Times New Roman"/>
+          <w:color w:val="0D0D0D" w:themeColor="text1" w:themeTint="F2"/>
+          <w:sz w:val="32"/>
+          <w:szCs w:val="32"/>
+        </w:rPr>
+        <w:t xml:space="preserve"> to estimate music expenditures for the </w:t>
+      </w:r>
+      <w:r>
+        <w:rPr>
+          <w:rFonts w:ascii="Times New Roman" w:hAnsi="Times New Roman" w:cs="Times New Roman"/>
+          <w:b/>
+          <w:bCs/>
+          <w:color w:val="0D0D0D" w:themeColor="text1" w:themeTint="F2"/>
+          <w:sz w:val="32"/>
+          <w:szCs w:val="32"/>
+        </w:rPr>
+        <w:t>larger population</w:t>
+      </w:r>
+      <w:r>
+        <w:rPr>
+          <w:rFonts w:ascii="Times New Roman" w:hAnsi="Times New Roman" w:cs="Times New Roman"/>
+          <w:color w:val="0D0D0D" w:themeColor="text1" w:themeTint="F2"/>
+          <w:sz w:val="32"/>
+          <w:szCs w:val="32"/>
+        </w:rPr>
+        <w:t>.</w:t>
+      </w:r>
+    </w:p>
+    <w:p>
+      <w:pPr>
+        <w:tabs>
+          <w:tab w:val="left" w:pos="927"/>
+        </w:tabs>
+        <w:rPr>
+          <w:rFonts w:ascii="Times New Roman" w:hAnsi="Times New Roman" w:cs="Times New Roman"/>
+          <w:color w:val="0D0D0D" w:themeColor="text1" w:themeTint="F2"/>
+          <w:sz w:val="32"/>
+          <w:szCs w:val="32"/>
+        </w:rPr>
+      </w:pPr>
+      <w:r>
+        <w:rPr>
+          <w:rFonts w:ascii="Times New Roman" w:hAnsi="Times New Roman" w:cs="Times New Roman"/>
+          <w:color w:val="0D0D0D" w:themeColor="text1" w:themeTint="F2"/>
+          <w:sz w:val="32"/>
+          <w:szCs w:val="32"/>
+        </w:rPr>
+        <w:drawing>
+          <wp:inline distT="0" distB="0" distL="0" distR="0" wp14:anchorId="33271C8D" wp14:editId="7E7F1454">
+            <wp:extent cx="4426177" cy="3492679"/>
+            <wp:effectExtent l="0" t="0" r="0" b="0"/>
+            <wp:docPr id="1672580477" name="Picture 1"/>
+            <wp:cNvGraphicFramePr>
+              <a:graphicFrameLocks xmlns:a="http://schemas.openxmlformats.org/drawingml/2006/main" noChangeAspect="1"/>
+            </wp:cNvGraphicFramePr>
+            <a:graphic xmlns:a="http://schemas.openxmlformats.org/drawingml/2006/main">
+              <a:graphicData uri="http://schemas.openxmlformats.org/drawingml/2006/picture">
+                <pic:pic xmlns:pic="http://schemas.openxmlformats.org/drawingml/2006/picture">
+                  <pic:nvPicPr>
+                    <pic:cNvPr id="1672580477" name=""/>
+                    <pic:cNvPicPr/>
+                  </pic:nvPicPr>
+                  <pic:blipFill>
+                    <a:blip r:embed="rId24"/>
+                    <a:stretch>
+                      <a:fillRect/>
+                    </a:stretch>
+                  </pic:blipFill>
+                  <pic:spPr>
+                    <a:xfrm>
+                      <a:off x="0" y="0"/>
+                      <a:ext cx="4426177" cy="3492679"/>
+                    </a:xfrm>
+                    <a:prstGeom prst="rect">
+                      <a:avLst/>
+                    </a:prstGeom>
+                  </pic:spPr>
+                </pic:pic>
+              </a:graphicData>
+            </a:graphic>
+          </wp:inline>
+        </w:drawing>
+      </w:r>
+    </w:p>
+    <w:p>
+      <w:pPr>
+        <w:tabs>
+          <w:tab w:val="left" w:pos="927"/>
+        </w:tabs>
+        <w:rPr>
+          <w:rFonts w:ascii="Times New Roman" w:hAnsi="Times New Roman" w:cs="Times New Roman"/>
+          <w:b/>
+          <w:bCs/>
+          <w:color w:val="0D0D0D" w:themeColor="text1" w:themeTint="F2"/>
+          <w:sz w:val="32"/>
+          <w:szCs w:val="32"/>
+        </w:rPr>
+      </w:pPr>
+      <w:r>
+        <w:rPr>
+          <w:rFonts w:ascii="Times New Roman" w:hAnsi="Times New Roman" w:cs="Times New Roman"/>
+          <w:b/>
+          <w:bCs/>
+          <w:color w:val="0D0D0D" w:themeColor="text1" w:themeTint="F2"/>
+          <w:sz w:val="32"/>
+          <w:szCs w:val="32"/>
+        </w:rPr>
+        <w:t>a. Answer: Inferential Statistics</w:t>
+      </w:r>
+    </w:p>
+    <w:p>
+      <w:pPr>
+        <w:tabs>
+          <w:tab w:val="left" w:pos="927"/>
+        </w:tabs>
+        <w:rPr>
+          <w:rFonts w:ascii="Times New Roman" w:hAnsi="Times New Roman" w:cs="Times New Roman"/>
+          <w:color w:val="0D0D0D" w:themeColor="text1" w:themeTint="F2"/>
+          <w:sz w:val="32"/>
+          <w:szCs w:val="32"/>
+        </w:rPr>
+      </w:pPr>
+      <w:r>
+        <w:rPr>
+          <w:rFonts w:ascii="Times New Roman" w:hAnsi="Times New Roman" w:cs="Times New Roman"/>
+          <w:b/>
+          <w:bCs/>
+          <w:color w:val="0D0D0D" w:themeColor="text1" w:themeTint="F2"/>
+          <w:sz w:val="32"/>
+          <w:szCs w:val="32"/>
+        </w:rPr>
+        <w:t>Why?</w:t>
+      </w:r>
+      <w:r>
+        <w:rPr>
+          <w:rFonts w:ascii="Times New Roman" w:hAnsi="Times New Roman" w:cs="Times New Roman"/>
+          <w:color w:val="0D0D0D" w:themeColor="text1" w:themeTint="F2"/>
+          <w:sz w:val="32"/>
+          <w:szCs w:val="32"/>
+        </w:rPr>
+        <w:br/>
+        <w:t xml:space="preserve">The study uses data from U.S. adults to make a conclusion about the relationship between </w:t>
+      </w:r>
+      <w:r>
+        <w:rPr>
+          <w:rFonts w:ascii="Times New Roman" w:hAnsi="Times New Roman" w:cs="Times New Roman"/>
+          <w:b/>
+          <w:bCs/>
+          <w:color w:val="0D0D0D" w:themeColor="text1" w:themeTint="F2"/>
+          <w:sz w:val="32"/>
+          <w:szCs w:val="32"/>
+        </w:rPr>
+        <w:t>education level and support for evolution</w:t>
+      </w:r>
+      <w:r>
+        <w:rPr>
+          <w:rFonts w:ascii="Times New Roman" w:hAnsi="Times New Roman" w:cs="Times New Roman"/>
+          <w:color w:val="0D0D0D" w:themeColor="text1" w:themeTint="F2"/>
+          <w:sz w:val="32"/>
+          <w:szCs w:val="32"/>
+        </w:rPr>
+        <w:t xml:space="preserve"> among the larger population of U.S. adults.</w:t>
+      </w:r>
+    </w:p>
+    <w:p>
+      <w:pPr>
+        <w:tabs>
+          <w:tab w:val="left" w:pos="927"/>
+        </w:tabs>
+        <w:rPr>
+          <w:rFonts w:ascii="Times New Roman" w:hAnsi="Times New Roman" w:cs="Times New Roman"/>
+          <w:b/>
+          <w:bCs/>
+          <w:color w:val="0D0D0D" w:themeColor="text1" w:themeTint="F2"/>
+          <w:sz w:val="32"/>
+          <w:szCs w:val="32"/>
+        </w:rPr>
+      </w:pPr>
+      <w:r>
+        <w:rPr>
+          <w:rFonts w:ascii="Times New Roman" w:hAnsi="Times New Roman" w:cs="Times New Roman"/>
+          <w:b/>
+          <w:bCs/>
+          <w:color w:val="0D0D0D" w:themeColor="text1" w:themeTint="F2"/>
+          <w:sz w:val="32"/>
+          <w:szCs w:val="32"/>
+        </w:rPr>
+        <w:t>b. Sample and Population</w:t>
+      </w:r>
+    </w:p>
+    <w:p>
+      <w:pPr>
+        <w:pStyle w:val="ListParagraph"/>
+        <w:numPr>
+          <w:ilvl w:val="0"/>
+          <w:numId w:val="20"/>
+        </w:numPr>
+        <w:tabs>
+          <w:tab w:val="left" w:pos="927"/>
+        </w:tabs>
+        <w:rPr>
+          <w:rFonts w:ascii="Times New Roman" w:hAnsi="Times New Roman" w:cs="Times New Roman"/>
+          <w:color w:val="0D0D0D" w:themeColor="text1" w:themeTint="F2"/>
+          <w:sz w:val="32"/>
+          <w:szCs w:val="32"/>
+        </w:rPr>
+      </w:pPr>
+      <w:r>
+        <w:rPr>
+          <w:rFonts w:ascii="Times New Roman" w:hAnsi="Times New Roman" w:cs="Times New Roman"/>
+          <w:b/>
+          <w:bCs/>
+          <w:color w:val="0D0D0D" w:themeColor="text1" w:themeTint="F2"/>
+          <w:sz w:val="32"/>
+          <w:szCs w:val="32"/>
+        </w:rPr>
+        <w:t>Sample:</w:t>
+      </w:r>
+      <w:r>
+        <w:rPr>
+          <w:rFonts w:ascii="Times New Roman" w:hAnsi="Times New Roman" w:cs="Times New Roman"/>
+          <w:color w:val="0D0D0D" w:themeColor="text1" w:themeTint="F2"/>
+          <w:sz w:val="32"/>
+          <w:szCs w:val="32"/>
+        </w:rPr>
+        <w:t xml:space="preserve"> The U.S. adults who were included in the study/survey. </w:t>
+      </w:r>
+    </w:p>
+    <w:p>
+      <w:pPr>
+        <w:pStyle w:val="ListParagraph"/>
+        <w:numPr>
+          <w:ilvl w:val="0"/>
+          <w:numId w:val="20"/>
+        </w:numPr>
+        <w:tabs>
+          <w:tab w:val="left" w:pos="927"/>
+        </w:tabs>
+        <w:rPr>
+          <w:rFonts w:ascii="Times New Roman" w:hAnsi="Times New Roman" w:cs="Times New Roman"/>
+          <w:color w:val="0D0D0D" w:themeColor="text1" w:themeTint="F2"/>
+          <w:sz w:val="32"/>
+          <w:szCs w:val="32"/>
+        </w:rPr>
+      </w:pPr>
+      <w:r>
+        <w:rPr>
+          <w:rFonts w:ascii="Times New Roman" w:hAnsi="Times New Roman" w:cs="Times New Roman"/>
+          <w:b/>
+          <w:bCs/>
+          <w:color w:val="0D0D0D" w:themeColor="text1" w:themeTint="F2"/>
+          <w:sz w:val="32"/>
+          <w:szCs w:val="32"/>
+        </w:rPr>
+        <w:t>Population:</w:t>
+      </w:r>
+      <w:r>
+        <w:rPr>
+          <w:rFonts w:ascii="Times New Roman" w:hAnsi="Times New Roman" w:cs="Times New Roman"/>
+          <w:color w:val="0D0D0D" w:themeColor="text1" w:themeTint="F2"/>
+          <w:sz w:val="32"/>
+          <w:szCs w:val="32"/>
+        </w:rPr>
+        <w:t xml:space="preserve"> All U.S. adults. </w:t>
+      </w:r>
+    </w:p>
+    <w:p>
+      <w:pPr>
+        <w:tabs>
+          <w:tab w:val="left" w:pos="927"/>
+        </w:tabs>
+        <w:rPr>
+          <w:rFonts w:ascii="Times New Roman" w:hAnsi="Times New Roman" w:cs="Times New Roman"/>
+          <w:color w:val="0D0D0D" w:themeColor="text1" w:themeTint="F2"/>
+          <w:sz w:val="32"/>
+          <w:szCs w:val="32"/>
+        </w:rPr>
+      </w:pPr>
+    </w:p>
+    <w:p>
+      <w:pPr>
+        <w:tabs>
+          <w:tab w:val="left" w:pos="927"/>
+        </w:tabs>
+        <w:rPr>
+          <w:rFonts w:ascii="Times New Roman" w:hAnsi="Times New Roman" w:cs="Times New Roman"/>
+          <w:color w:val="0D0D0D" w:themeColor="text1" w:themeTint="F2"/>
+          <w:sz w:val="32"/>
+          <w:szCs w:val="32"/>
+        </w:rPr>
+      </w:pPr>
+    </w:p>
+    <w:p>
+      <w:pPr>
+        <w:rPr>
+          <w:rFonts w:ascii="Times New Roman" w:hAnsi="Times New Roman" w:cs="Times New Roman"/>
+          <w:b/>
+          <w:bCs/>
+          <w:color w:val="215E99" w:themeColor="text2" w:themeTint="BF"/>
+          <w:sz w:val="32"/>
+          <w:szCs w:val="32"/>
+        </w:rPr>
+      </w:pPr>
+      <w:r>
+        <w:rPr>
+          <w:rFonts w:ascii="Times New Roman" w:hAnsi="Times New Roman" w:cs="Times New Roman"/>
+          <w:b/>
+          <w:bCs/>
+          <w:color w:val="215E99" w:themeColor="text2" w:themeTint="BF"/>
+          <w:sz w:val="32"/>
+          <w:szCs w:val="32"/>
+        </w:rPr>
+        <w:lastRenderedPageBreak/>
+        <w:drawing>
+          <wp:inline distT="0" distB="0" distL="0" distR="0" wp14:anchorId="0B6590E8" wp14:editId="5274C7D5">
+            <wp:extent cx="4349974" cy="1530429"/>
+            <wp:effectExtent l="0" t="0" r="0" b="0"/>
+            <wp:docPr id="206527082" name="Picture 1"/>
+            <wp:cNvGraphicFramePr>
+              <a:graphicFrameLocks xmlns:a="http://schemas.openxmlformats.org/drawingml/2006/main" noChangeAspect="1"/>
+            </wp:cNvGraphicFramePr>
+            <a:graphic xmlns:a="http://schemas.openxmlformats.org/drawingml/2006/main">
+              <a:graphicData uri="http://schemas.openxmlformats.org/drawingml/2006/picture">
+                <pic:pic xmlns:pic="http://schemas.openxmlformats.org/drawingml/2006/picture">
+                  <pic:nvPicPr>
+                    <pic:cNvPr id="206527082" name=""/>
+                    <pic:cNvPicPr/>
+                  </pic:nvPicPr>
+                  <pic:blipFill>
+                    <a:blip r:embed="rId25"/>
+                    <a:stretch>
+                      <a:fillRect/>
+                    </a:stretch>
+                  </pic:blipFill>
+                  <pic:spPr>
+                    <a:xfrm>
+                      <a:off x="0" y="0"/>
+                      <a:ext cx="4349974" cy="1530429"/>
+                    </a:xfrm>
+                    <a:prstGeom prst="rect">
+                      <a:avLst/>
+                    </a:prstGeom>
+                  </pic:spPr>
+                </pic:pic>
+              </a:graphicData>
+            </a:graphic>
+          </wp:inline>
+        </w:drawing>
+      </w:r>
+    </w:p>
+    <w:p>
+      <w:pPr>
+        <w:rPr>
+          <w:rFonts w:ascii="Times New Roman" w:hAnsi="Times New Roman" w:cs="Times New Roman"/>
+          <w:b/>
+          <w:bCs/>
+          <w:color w:val="0D0D0D" w:themeColor="text1" w:themeTint="F2"/>
+          <w:sz w:val="32"/>
+          <w:szCs w:val="32"/>
+        </w:rPr>
+      </w:pPr>
+      <w:r>
+        <w:rPr>
+          <w:rFonts w:ascii="Times New Roman" w:hAnsi="Times New Roman" w:cs="Times New Roman"/>
+          <w:b/>
+          <w:bCs/>
+          <w:color w:val="0D0D0D" w:themeColor="text1" w:themeTint="F2"/>
+          <w:sz w:val="32"/>
+          <w:szCs w:val="32"/>
+        </w:rPr>
+        <w:t>a. Population and Sample</w:t>
+      </w:r>
+    </w:p>
+    <w:p>
+      <w:pPr>
+        <w:pStyle w:val="ListParagraph"/>
+        <w:numPr>
+          <w:ilvl w:val="0"/>
+          <w:numId w:val="22"/>
+        </w:numPr>
+        <w:rPr>
+          <w:rFonts w:ascii="Times New Roman" w:hAnsi="Times New Roman" w:cs="Times New Roman"/>
+          <w:color w:val="0D0D0D" w:themeColor="text1" w:themeTint="F2"/>
+          <w:sz w:val="32"/>
+          <w:szCs w:val="32"/>
+        </w:rPr>
+      </w:pPr>
+      <w:r>
+        <w:rPr>
+          <w:rFonts w:ascii="Times New Roman" w:hAnsi="Times New Roman" w:cs="Times New Roman"/>
+          <w:b/>
+          <w:bCs/>
+          <w:color w:val="0D0D0D" w:themeColor="text1" w:themeTint="F2"/>
+          <w:sz w:val="32"/>
+          <w:szCs w:val="32"/>
+        </w:rPr>
+        <w:t>Population</w:t>
+      </w:r>
+      <w:r>
+        <w:rPr>
+          <w:rFonts w:ascii="Times New Roman" w:hAnsi="Times New Roman" w:cs="Times New Roman"/>
+          <w:color w:val="0D0D0D" w:themeColor="text1" w:themeTint="F2"/>
+          <w:sz w:val="32"/>
+          <w:szCs w:val="32"/>
+        </w:rPr>
+        <w:t xml:space="preserve">: All U.S. adults. </w:t>
+      </w:r>
+    </w:p>
+    <w:p>
+      <w:pPr>
+        <w:pStyle w:val="ListParagraph"/>
+        <w:numPr>
+          <w:ilvl w:val="0"/>
+          <w:numId w:val="22"/>
+        </w:numPr>
+        <w:rPr>
+          <w:rFonts w:ascii="Times New Roman" w:hAnsi="Times New Roman" w:cs="Times New Roman"/>
+          <w:color w:val="0D0D0D" w:themeColor="text1" w:themeTint="F2"/>
+          <w:sz w:val="32"/>
+          <w:szCs w:val="32"/>
+        </w:rPr>
+      </w:pPr>
+      <w:r>
+        <w:rPr>
+          <w:rFonts w:ascii="Times New Roman" w:hAnsi="Times New Roman" w:cs="Times New Roman"/>
+          <w:b/>
+          <w:bCs/>
+          <w:color w:val="0D0D0D" w:themeColor="text1" w:themeTint="F2"/>
+          <w:sz w:val="32"/>
+          <w:szCs w:val="32"/>
+        </w:rPr>
+        <w:t xml:space="preserve">Sample: </w:t>
+      </w:r>
+      <w:r>
+        <w:rPr>
+          <w:rFonts w:ascii="Times New Roman" w:hAnsi="Times New Roman" w:cs="Times New Roman"/>
+          <w:color w:val="0D0D0D" w:themeColor="text1" w:themeTint="F2"/>
+          <w:sz w:val="32"/>
+          <w:szCs w:val="32"/>
+        </w:rPr>
+        <w:t xml:space="preserve">The more than 500 U.S. adults who participated in the poll. </w:t>
+      </w:r>
+    </w:p>
+    <w:p>
+      <w:pPr>
+        <w:rPr>
+          <w:rFonts w:ascii="Times New Roman" w:hAnsi="Times New Roman" w:cs="Times New Roman"/>
+          <w:b/>
+          <w:bCs/>
+          <w:color w:val="0D0D0D" w:themeColor="text1" w:themeTint="F2"/>
+          <w:sz w:val="32"/>
+          <w:szCs w:val="32"/>
+        </w:rPr>
+      </w:pPr>
+      <w:r>
+        <w:rPr>
+          <w:rFonts w:ascii="Times New Roman" w:hAnsi="Times New Roman" w:cs="Times New Roman"/>
+          <w:b/>
+          <w:bCs/>
+          <w:color w:val="0D0D0D" w:themeColor="text1" w:themeTint="F2"/>
+          <w:sz w:val="32"/>
+          <w:szCs w:val="32"/>
+        </w:rPr>
+        <w:t>b. Answer: Inferential Statistics</w:t>
+      </w:r>
+    </w:p>
+    <w:p>
+      <w:pPr>
+        <w:rPr>
+          <w:rFonts w:ascii="Times New Roman" w:hAnsi="Times New Roman" w:cs="Times New Roman"/>
+          <w:color w:val="0D0D0D" w:themeColor="text1" w:themeTint="F2"/>
+          <w:sz w:val="32"/>
+          <w:szCs w:val="32"/>
+        </w:rPr>
+      </w:pPr>
+      <w:r>
+        <w:rPr>
+          <w:rFonts w:ascii="Times New Roman" w:hAnsi="Times New Roman" w:cs="Times New Roman"/>
+          <w:b/>
+          <w:bCs/>
+          <w:color w:val="0D0D0D" w:themeColor="text1" w:themeTint="F2"/>
+          <w:sz w:val="32"/>
+          <w:szCs w:val="32"/>
+        </w:rPr>
+        <w:t>Why?</w:t>
+      </w:r>
+      <w:r>
+        <w:rPr>
+          <w:rFonts w:ascii="Times New Roman" w:hAnsi="Times New Roman" w:cs="Times New Roman"/>
+          <w:b/>
+          <w:bCs/>
+          <w:color w:val="0D0D0D" w:themeColor="text1" w:themeTint="F2"/>
+          <w:sz w:val="32"/>
+          <w:szCs w:val="32"/>
+        </w:rPr>
+        <w:br/>
+      </w:r>
+      <w:r>
+        <w:rPr>
+          <w:rFonts w:ascii="Times New Roman" w:hAnsi="Times New Roman" w:cs="Times New Roman"/>
+          <w:color w:val="0D0D0D" w:themeColor="text1" w:themeTint="F2"/>
+          <w:sz w:val="32"/>
+          <w:szCs w:val="32"/>
+        </w:rPr>
+        <w:t>The 69% was calculated from the sample of more than 500 adults and is used to estimate the opinion of all U.S. adults.</w:t>
+      </w:r>
+    </w:p>
+    <w:p>
+      <w:pPr>
+        <w:rPr>
+          <w:rFonts w:ascii="Times New Roman" w:hAnsi="Times New Roman" w:cs="Times New Roman"/>
+          <w:b/>
+          <w:bCs/>
+          <w:color w:val="215E99" w:themeColor="text2" w:themeTint="BF"/>
+          <w:sz w:val="32"/>
+          <w:szCs w:val="32"/>
+        </w:rPr>
+      </w:pPr>
+    </w:p>
+    <w:p>
+      <w:pPr>
+        <w:rPr>
+          <w:rFonts w:ascii="Times New Roman" w:hAnsi="Times New Roman" w:cs="Times New Roman"/>
+          <w:b/>
+          <w:bCs/>
+          <w:color w:val="215E99" w:themeColor="text2" w:themeTint="BF"/>
+          <w:sz w:val="32"/>
+          <w:szCs w:val="32"/>
+        </w:rPr>
+      </w:pPr>
+    </w:p>
+    <w:p>
+      <w:pPr>
+        <w:rPr>
+          <w:rFonts w:ascii="Times New Roman" w:hAnsi="Times New Roman" w:cs="Times New Roman"/>
+          <w:b/>
+          <w:bCs/>
+          <w:color w:val="215E99" w:themeColor="text2" w:themeTint="BF"/>
+          <w:sz w:val="32"/>
+          <w:szCs w:val="32"/>
+        </w:rPr>
+      </w:pPr>
+    </w:p>
+    <w:p>
+      <w:pPr>
+        <w:rPr>
+          <w:rFonts w:ascii="Times New Roman" w:hAnsi="Times New Roman" w:cs="Times New Roman"/>
+          <w:b/>
+          <w:bCs/>
+          <w:color w:val="215E99" w:themeColor="text2" w:themeTint="BF"/>
+          <w:sz w:val="32"/>
+          <w:szCs w:val="32"/>
+        </w:rPr>
+      </w:pPr>
+    </w:p>
+    <w:p>
+      <w:pPr>
+        <w:rPr>
+          <w:rFonts w:ascii="Times New Roman" w:hAnsi="Times New Roman" w:cs="Times New Roman"/>
+          <w:b/>
+          <w:bCs/>
+          <w:color w:val="215E99" w:themeColor="text2" w:themeTint="BF"/>
+          <w:sz w:val="32"/>
+          <w:szCs w:val="32"/>
+        </w:rPr>
+      </w:pPr>
+    </w:p>
+    <w:p>
+      <w:pPr>
+        <w:rPr>
+          <w:rFonts w:ascii="Times New Roman" w:hAnsi="Times New Roman" w:cs="Times New Roman"/>
+          <w:b/>
+          <w:bCs/>
+          <w:color w:val="215E99" w:themeColor="text2" w:themeTint="BF"/>
+          <w:sz w:val="32"/>
+          <w:szCs w:val="32"/>
+        </w:rPr>
+      </w:pPr>
+    </w:p>
+    <w:p>
+      <w:pPr>
+        <w:rPr>
+          <w:rFonts w:ascii="Times New Roman" w:hAnsi="Times New Roman" w:cs="Times New Roman"/>
+          <w:b/>
+          <w:bCs/>
+          <w:color w:val="215E99" w:themeColor="text2" w:themeTint="BF"/>
+          <w:sz w:val="32"/>
+          <w:szCs w:val="32"/>
+        </w:rPr>
+      </w:pPr>
+    </w:p>
+    <w:p>
+      <w:pPr>
+        <w:rPr>
+          <w:rFonts w:ascii="Times New Roman" w:hAnsi="Times New Roman" w:cs="Times New Roman"/>
+          <w:b/>
+          <w:bCs/>
+          <w:color w:val="215E99" w:themeColor="text2" w:themeTint="BF"/>
+          <w:sz w:val="32"/>
+          <w:szCs w:val="32"/>
+        </w:rPr>
+      </w:pPr>
+    </w:p>
+    <w:p>
+      <w:pPr>
+        <w:rPr>
+          <w:rFonts w:ascii="Times New Roman" w:hAnsi="Times New Roman" w:cs="Times New Roman"/>
+          <w:b/>
+          <w:bCs/>
+          <w:color w:val="215E99" w:themeColor="text2" w:themeTint="BF"/>
+          <w:sz w:val="32"/>
+          <w:szCs w:val="32"/>
+        </w:rPr>
+      </w:pPr>
+    </w:p>
+    <w:p>
+      <w:pPr>
+        <w:rPr>
+          <w:rFonts w:ascii="Times New Roman" w:hAnsi="Times New Roman" w:cs="Times New Roman"/>
+          <w:b/>
+          <w:bCs/>
+          <w:color w:val="215E99" w:themeColor="text2" w:themeTint="BF"/>
+          <w:sz w:val="32"/>
+          <w:szCs w:val="32"/>
+        </w:rPr>
+      </w:pPr>
+    </w:p>
+    <w:p>
+      <w:pPr>
+        <w:jc w:val="center"/>
+        <w:rPr>
+          <w:rFonts w:ascii="Times New Roman" w:hAnsi="Times New Roman" w:cs="Times New Roman"/>
+          <w:b/>
+          <w:bCs/>
+          <w:color w:val="215E99" w:themeColor="text2" w:themeTint="BF"/>
+          <w:sz w:val="32"/>
+          <w:szCs w:val="32"/>
+        </w:rPr>
+      </w:pPr>
+      <w:r>
+        <w:rPr>
+          <w:rFonts w:ascii="Times New Roman" w:hAnsi="Times New Roman" w:cs="Times New Roman"/>
+          <w:b/>
+          <w:bCs/>
+          <w:color w:val="215E99" w:themeColor="text2" w:themeTint="BF"/>
+          <w:sz w:val="32"/>
+          <w:szCs w:val="32"/>
+        </w:rPr>
+        <w:lastRenderedPageBreak/>
+        <w:br/>
+        <w:t>Exercise 1.2 Simple Random Sampling</w:t>
+      </w:r>
+    </w:p>
+    <w:p>
+      <w:pPr>
+        <w:rPr>
+          <w:rFonts w:ascii="Times New Roman" w:hAnsi="Times New Roman" w:cs="Times New Roman"/>
+          <w:b/>
+          <w:bCs/>
+          <w:color w:val="215E99" w:themeColor="text2" w:themeTint="BF"/>
+          <w:sz w:val="32"/>
+          <w:szCs w:val="32"/>
+        </w:rPr>
+      </w:pPr>
+      <w:r>
+        <w:rPr>
+          <w:rFonts w:ascii="Times New Roman" w:hAnsi="Times New Roman" w:cs="Times New Roman"/>
+          <w:b/>
+          <w:bCs/>
+          <w:color w:val="215E99" w:themeColor="text2" w:themeTint="BF"/>
+          <w:sz w:val="32"/>
+          <w:szCs w:val="32"/>
+        </w:rPr>
+        <w:t>Sampling Unit?</w:t>
+      </w:r>
+    </w:p>
+    <w:p>
+      <w:pPr>
+        <w:rPr>
+          <w:rFonts w:ascii="Times New Roman" w:hAnsi="Times New Roman" w:cs="Times New Roman"/>
+          <w:color w:val="0D0D0D" w:themeColor="text1" w:themeTint="F2"/>
+          <w:sz w:val="32"/>
+          <w:szCs w:val="32"/>
+        </w:rPr>
+      </w:pPr>
+      <w:r>
+        <w:rPr>
+          <w:rFonts w:ascii="Times New Roman" w:hAnsi="Times New Roman" w:cs="Times New Roman"/>
+          <w:color w:val="0D0D0D" w:themeColor="text1" w:themeTint="F2"/>
+          <w:sz w:val="32"/>
+          <w:szCs w:val="32"/>
+        </w:rPr>
+        <w:t>A sampling unit is the individual person, object, or item that can be selected from a population for a sample.</w:t>
+      </w:r>
+    </w:p>
+    <w:p>
+      <w:pPr>
+        <w:rPr>
+          <w:rFonts w:ascii="Times New Roman" w:hAnsi="Times New Roman" w:cs="Times New Roman"/>
+          <w:b/>
+          <w:bCs/>
+          <w:color w:val="215E99" w:themeColor="text2" w:themeTint="BF"/>
+          <w:sz w:val="32"/>
+          <w:szCs w:val="32"/>
+        </w:rPr>
+      </w:pPr>
+      <w:r>
+        <w:rPr>
+          <w:rFonts w:ascii="Times New Roman" w:hAnsi="Times New Roman" w:cs="Times New Roman"/>
+          <w:b/>
+          <w:bCs/>
+          <w:color w:val="215E99" w:themeColor="text2" w:themeTint="BF"/>
+          <w:sz w:val="32"/>
+          <w:szCs w:val="32"/>
+        </w:rPr>
+        <w:drawing>
+          <wp:inline distT="0" distB="0" distL="0" distR="0" wp14:anchorId="1811FB9F" wp14:editId="0E91422D">
+            <wp:extent cx="5205046" cy="2629216"/>
+            <wp:effectExtent l="0" t="0" r="0" b="0"/>
+            <wp:docPr id="216016365" name="Picture 1"/>
+            <wp:cNvGraphicFramePr>
+              <a:graphicFrameLocks xmlns:a="http://schemas.openxmlformats.org/drawingml/2006/main" noChangeAspect="1"/>
+            </wp:cNvGraphicFramePr>
+            <a:graphic xmlns:a="http://schemas.openxmlformats.org/drawingml/2006/main">
+              <a:graphicData uri="http://schemas.openxmlformats.org/drawingml/2006/picture">
+                <pic:pic xmlns:pic="http://schemas.openxmlformats.org/drawingml/2006/picture">
+                  <pic:nvPicPr>
+                    <pic:cNvPr id="216016365" name=""/>
+                    <pic:cNvPicPr/>
+                  </pic:nvPicPr>
+                  <pic:blipFill>
+                    <a:blip r:embed="rId26"/>
+                    <a:stretch>
+                      <a:fillRect/>
+                    </a:stretch>
+                  </pic:blipFill>
+                  <pic:spPr>
+                    <a:xfrm>
+                      <a:off x="0" y="0"/>
+                      <a:ext cx="5209204" cy="2631316"/>
+                    </a:xfrm>
+                    <a:prstGeom prst="rect">
+                      <a:avLst/>
+                    </a:prstGeom>
+                  </pic:spPr>
+                </pic:pic>
+              </a:graphicData>
+            </a:graphic>
+          </wp:inline>
+        </w:drawing>
+      </w:r>
+    </w:p>
+    <w:p>
+      <w:pPr>
+        <w:rPr>
+          <w:rFonts w:ascii="Times New Roman" w:hAnsi="Times New Roman" w:cs="Times New Roman"/>
+          <w:color w:val="0D0D0D" w:themeColor="text1" w:themeTint="F2"/>
+          <w:sz w:val="32"/>
+          <w:szCs w:val="32"/>
+        </w:rPr>
+      </w:pPr>
+      <w:r>
+        <w:rPr>
+          <w:rFonts w:ascii="Times New Roman" w:hAnsi="Times New Roman" w:cs="Times New Roman"/>
+          <w:b/>
+          <w:bCs/>
+          <w:color w:val="0D0D0D" w:themeColor="text1" w:themeTint="F2"/>
+          <w:sz w:val="32"/>
+          <w:szCs w:val="32"/>
+        </w:rPr>
+        <w:t>Population:</w:t>
+      </w:r>
+      <w:r>
+        <w:rPr>
+          <w:rFonts w:ascii="Times New Roman" w:hAnsi="Times New Roman" w:cs="Times New Roman"/>
+          <w:color w:val="0D0D0D" w:themeColor="text1" w:themeTint="F2"/>
+          <w:sz w:val="32"/>
+          <w:szCs w:val="32"/>
+        </w:rPr>
+        <w:t xml:space="preserve"> All 55 students of FA23-BSE </w:t>
+      </w:r>
+    </w:p>
+    <w:p>
+      <w:pPr>
+        <w:rPr>
+          <w:rFonts w:ascii="Times New Roman" w:hAnsi="Times New Roman" w:cs="Times New Roman"/>
+          <w:color w:val="0D0D0D" w:themeColor="text1" w:themeTint="F2"/>
+          <w:sz w:val="32"/>
+          <w:szCs w:val="32"/>
+        </w:rPr>
+      </w:pPr>
+      <w:r>
+        <w:rPr>
+          <w:rFonts w:ascii="Times New Roman" w:hAnsi="Times New Roman" w:cs="Times New Roman"/>
+          <w:b/>
+          <w:bCs/>
+          <w:color w:val="0D0D0D" w:themeColor="text1" w:themeTint="F2"/>
+          <w:sz w:val="32"/>
+          <w:szCs w:val="32"/>
+        </w:rPr>
+        <w:t>Sample:</w:t>
+      </w:r>
+      <w:r>
+        <w:rPr>
+          <w:rFonts w:ascii="Times New Roman" w:hAnsi="Times New Roman" w:cs="Times New Roman"/>
+          <w:color w:val="0D0D0D" w:themeColor="text1" w:themeTint="F2"/>
+          <w:sz w:val="32"/>
+          <w:szCs w:val="32"/>
+        </w:rPr>
+        <w:t xml:space="preserve"> The 7 students you selected </w:t>
+      </w:r>
+    </w:p>
+    <w:p>
+      <w:pPr>
+        <w:rPr>
+          <w:rFonts w:ascii="Times New Roman" w:hAnsi="Times New Roman" w:cs="Times New Roman"/>
+          <w:color w:val="0D0D0D" w:themeColor="text1" w:themeTint="F2"/>
+          <w:sz w:val="32"/>
+          <w:szCs w:val="32"/>
+        </w:rPr>
+      </w:pPr>
+      <w:r>
+        <w:rPr>
+          <w:rFonts w:ascii="Times New Roman" w:hAnsi="Times New Roman" w:cs="Times New Roman"/>
+          <w:b/>
+          <w:bCs/>
+          <w:color w:val="0D0D0D" w:themeColor="text1" w:themeTint="F2"/>
+          <w:sz w:val="32"/>
+          <w:szCs w:val="32"/>
+        </w:rPr>
+        <w:t>Sampling unit:</w:t>
+      </w:r>
+      <w:r>
+        <w:rPr>
+          <w:rFonts w:ascii="Times New Roman" w:hAnsi="Times New Roman" w:cs="Times New Roman"/>
+          <w:color w:val="0D0D0D" w:themeColor="text1" w:themeTint="F2"/>
+          <w:sz w:val="32"/>
+          <w:szCs w:val="32"/>
+        </w:rPr>
+        <w:t xml:space="preserve"> One student </w:t>
+      </w:r>
+    </w:p>
+    <w:p>
+      <w:pPr>
+        <w:rPr>
+          <w:rFonts w:ascii="Times New Roman" w:hAnsi="Times New Roman" w:cs="Times New Roman"/>
+          <w:color w:val="0D0D0D" w:themeColor="text1" w:themeTint="F2"/>
+          <w:sz w:val="32"/>
+          <w:szCs w:val="32"/>
+        </w:rPr>
+      </w:pPr>
+      <w:r>
+        <w:rPr>
+          <w:rFonts w:ascii="Times New Roman" w:hAnsi="Times New Roman" w:cs="Times New Roman"/>
+          <w:b/>
+          <w:bCs/>
+          <w:color w:val="0D0D0D" w:themeColor="text1" w:themeTint="F2"/>
+          <w:sz w:val="32"/>
+          <w:szCs w:val="32"/>
+        </w:rPr>
+        <w:t>Sampling:</w:t>
+      </w:r>
+      <w:r>
+        <w:rPr>
+          <w:rFonts w:ascii="Times New Roman" w:hAnsi="Times New Roman" w:cs="Times New Roman"/>
+          <w:color w:val="0D0D0D" w:themeColor="text1" w:themeTint="F2"/>
+          <w:sz w:val="32"/>
+          <w:szCs w:val="32"/>
+        </w:rPr>
+        <w:t xml:space="preserve"> The process of selecting those 7 students from the 55 students</w:t>
+      </w:r>
+    </w:p>
+    <w:p>
+      <w:pPr>
+        <w:rPr>
+          <w:rFonts w:ascii="Times New Roman" w:hAnsi="Times New Roman" w:cs="Times New Roman"/>
+          <w:b/>
+          <w:bCs/>
+          <w:color w:val="215E99" w:themeColor="text2" w:themeTint="BF"/>
+          <w:sz w:val="32"/>
+          <w:szCs w:val="32"/>
+        </w:rPr>
+      </w:pPr>
+      <w:r>
+        <w:rPr>
+          <w:rFonts w:ascii="Times New Roman" w:hAnsi="Times New Roman" w:cs="Times New Roman"/>
+          <w:b/>
+          <w:bCs/>
+          <w:color w:val="215E99" w:themeColor="text2" w:themeTint="BF"/>
+          <w:sz w:val="32"/>
+          <w:szCs w:val="32"/>
+        </w:rPr>
+        <w:t>Sampling Frame?</w:t>
+      </w:r>
+    </w:p>
+    <w:p>
+      <w:pPr>
+        <w:rPr>
+          <w:rFonts w:ascii="Times New Roman" w:hAnsi="Times New Roman" w:cs="Times New Roman"/>
+          <w:color w:val="0D0D0D" w:themeColor="text1" w:themeTint="F2"/>
+          <w:sz w:val="32"/>
+          <w:szCs w:val="32"/>
+        </w:rPr>
+      </w:pPr>
+      <w:r>
+        <w:rPr>
+          <w:rFonts w:ascii="Times New Roman" w:hAnsi="Times New Roman" w:cs="Times New Roman"/>
+          <w:color w:val="0D0D0D" w:themeColor="text1" w:themeTint="F2"/>
+          <w:sz w:val="32"/>
+          <w:szCs w:val="32"/>
+        </w:rPr>
+        <w:t>A sampling frame is a complete list of all the sampling units in a population from which we select our sample.</w:t>
+      </w:r>
+    </w:p>
+    <w:p>
+      <w:pPr>
+        <w:tabs>
+          <w:tab w:val="left" w:pos="3013"/>
+        </w:tabs>
+        <w:rPr>
+          <w:rFonts w:ascii="Times New Roman" w:hAnsi="Times New Roman" w:cs="Times New Roman"/>
+          <w:color w:val="0D0D0D" w:themeColor="text1" w:themeTint="F2"/>
+          <w:sz w:val="32"/>
+          <w:szCs w:val="32"/>
+        </w:rPr>
+      </w:pPr>
+      <w:r>
+        <w:rPr>
+          <w:rFonts w:ascii="Times New Roman" w:hAnsi="Times New Roman" w:cs="Times New Roman"/>
+          <w:b/>
+          <w:bCs/>
+          <w:color w:val="0D0D0D" w:themeColor="text1" w:themeTint="F2"/>
+          <w:sz w:val="32"/>
+          <w:szCs w:val="32"/>
+        </w:rPr>
+        <w:t>Sampling frame:</w:t>
+      </w:r>
+      <w:r>
+        <w:rPr>
+          <w:rFonts w:ascii="Times New Roman" w:hAnsi="Times New Roman" w:cs="Times New Roman"/>
+          <w:color w:val="0D0D0D" w:themeColor="text1" w:themeTint="F2"/>
+          <w:sz w:val="32"/>
+          <w:szCs w:val="32"/>
+        </w:rPr>
+        <w:t xml:space="preserve"> The table/list containing all 55 students with their registration numbers, names, etc.</w:t>
+      </w:r>
+    </w:p>
+    <w:p>
+      <w:pPr>
+        <w:rPr>
+          <w:rFonts w:ascii="Times New Roman" w:hAnsi="Times New Roman" w:cs="Times New Roman"/>
+          <w:b/>
+          <w:bCs/>
+          <w:color w:val="215E99" w:themeColor="text2" w:themeTint="BF"/>
+          <w:sz w:val="32"/>
+          <w:szCs w:val="32"/>
+        </w:rPr>
+      </w:pPr>
+    </w:p>
+    <w:p>
+      <w:pPr>
+        <w:rPr>
+          <w:rFonts w:ascii="Times New Roman" w:hAnsi="Times New Roman" w:cs="Times New Roman"/>
+          <w:b/>
+          <w:bCs/>
+          <w:color w:val="215E99" w:themeColor="text2" w:themeTint="BF"/>
+          <w:sz w:val="32"/>
+          <w:szCs w:val="32"/>
+        </w:rPr>
+      </w:pPr>
+      <w:r>
+        <w:rPr>
+          <w:rFonts w:ascii="Times New Roman" w:hAnsi="Times New Roman" w:cs="Times New Roman"/>
+          <w:b/>
+          <w:bCs/>
+          <w:color w:val="215E99" w:themeColor="text2" w:themeTint="BF"/>
+          <w:sz w:val="32"/>
+          <w:szCs w:val="32"/>
+        </w:rPr>
+        <w:lastRenderedPageBreak/>
+        <w:t>Census?</w:t>
+      </w:r>
+    </w:p>
+    <w:p>
+      <w:pPr>
+        <w:rPr>
+          <w:rFonts w:ascii="Times New Roman" w:hAnsi="Times New Roman" w:cs="Times New Roman"/>
+          <w:color w:val="0D0D0D" w:themeColor="text1" w:themeTint="F2"/>
+          <w:sz w:val="32"/>
+          <w:szCs w:val="32"/>
+        </w:rPr>
+      </w:pPr>
+      <w:r>
+        <w:rPr>
+          <w:rFonts w:ascii="Times New Roman" w:hAnsi="Times New Roman" w:cs="Times New Roman"/>
+          <w:color w:val="0D0D0D" w:themeColor="text1" w:themeTint="F2"/>
+          <w:sz w:val="32"/>
+          <w:szCs w:val="32"/>
+        </w:rPr>
+        <w:t>A census is a study in which we collect data from every member of the population.</w:t>
+      </w:r>
+    </w:p>
+    <w:p>
+      <w:pPr>
+        <w:rPr>
+          <w:rFonts w:ascii="Times New Roman" w:hAnsi="Times New Roman" w:cs="Times New Roman"/>
+          <w:b/>
+          <w:bCs/>
+          <w:color w:val="0D0D0D" w:themeColor="text1" w:themeTint="F2"/>
+          <w:sz w:val="32"/>
+          <w:szCs w:val="32"/>
+        </w:rPr>
+      </w:pPr>
+      <w:r>
+        <w:rPr>
+          <w:rFonts w:ascii="Times New Roman" w:hAnsi="Times New Roman" w:cs="Times New Roman"/>
+          <w:b/>
+          <w:bCs/>
+          <w:color w:val="0D0D0D" w:themeColor="text1" w:themeTint="F2"/>
+          <w:sz w:val="32"/>
+          <w:szCs w:val="32"/>
+        </w:rPr>
+        <w:t>Using your FA23-BSE example:</w:t>
+      </w:r>
+    </w:p>
+    <w:p>
+      <w:pPr>
+        <w:pStyle w:val="ListParagraph"/>
+        <w:numPr>
+          <w:ilvl w:val="0"/>
+          <w:numId w:val="26"/>
+        </w:numPr>
+        <w:rPr>
+          <w:rFonts w:ascii="Times New Roman" w:hAnsi="Times New Roman" w:cs="Times New Roman"/>
+          <w:color w:val="0D0D0D" w:themeColor="text1" w:themeTint="F2"/>
+          <w:sz w:val="32"/>
+          <w:szCs w:val="32"/>
+        </w:rPr>
+      </w:pPr>
+      <w:r>
+        <w:rPr>
+          <w:rFonts w:ascii="Times New Roman" w:hAnsi="Times New Roman" w:cs="Times New Roman"/>
+          <w:b/>
+          <w:bCs/>
+          <w:color w:val="0D0D0D" w:themeColor="text1" w:themeTint="F2"/>
+          <w:sz w:val="32"/>
+          <w:szCs w:val="32"/>
+        </w:rPr>
+        <w:t>Population:</w:t>
+      </w:r>
+      <w:r>
+        <w:rPr>
+          <w:rFonts w:ascii="Times New Roman" w:hAnsi="Times New Roman" w:cs="Times New Roman"/>
+          <w:color w:val="0D0D0D" w:themeColor="text1" w:themeTint="F2"/>
+          <w:sz w:val="32"/>
+          <w:szCs w:val="32"/>
+        </w:rPr>
+        <w:t xml:space="preserve"> 55 students </w:t>
+      </w:r>
+    </w:p>
+    <w:p>
+      <w:pPr>
+        <w:pStyle w:val="ListParagraph"/>
+        <w:numPr>
+          <w:ilvl w:val="0"/>
+          <w:numId w:val="26"/>
+        </w:numPr>
+        <w:rPr>
+          <w:rFonts w:ascii="Times New Roman" w:hAnsi="Times New Roman" w:cs="Times New Roman"/>
+          <w:color w:val="0D0D0D" w:themeColor="text1" w:themeTint="F2"/>
+          <w:sz w:val="32"/>
+          <w:szCs w:val="32"/>
+        </w:rPr>
+      </w:pPr>
+      <w:r>
+        <w:rPr>
+          <w:rFonts w:ascii="Times New Roman" w:hAnsi="Times New Roman" w:cs="Times New Roman"/>
+          <w:b/>
+          <w:bCs/>
+          <w:color w:val="0D0D0D" w:themeColor="text1" w:themeTint="F2"/>
+          <w:sz w:val="32"/>
+          <w:szCs w:val="32"/>
+        </w:rPr>
+        <w:t>Census:</w:t>
+      </w:r>
+      <w:r>
+        <w:rPr>
+          <w:rFonts w:ascii="Times New Roman" w:hAnsi="Times New Roman" w:cs="Times New Roman"/>
+          <w:color w:val="0D0D0D" w:themeColor="text1" w:themeTint="F2"/>
+          <w:sz w:val="32"/>
+          <w:szCs w:val="32"/>
+        </w:rPr>
+        <w:t xml:space="preserve"> Collect information from all 55 students </w:t>
+      </w:r>
+    </w:p>
+    <w:p>
+      <w:pPr>
+        <w:pStyle w:val="ListParagraph"/>
+        <w:numPr>
+          <w:ilvl w:val="0"/>
+          <w:numId w:val="26"/>
+        </w:numPr>
+        <w:rPr>
+          <w:rFonts w:ascii="Times New Roman" w:hAnsi="Times New Roman" w:cs="Times New Roman"/>
+          <w:color w:val="0D0D0D" w:themeColor="text1" w:themeTint="F2"/>
+          <w:sz w:val="32"/>
+          <w:szCs w:val="32"/>
+        </w:rPr>
+      </w:pPr>
+      <w:r>
+        <w:rPr>
+          <w:rFonts w:ascii="Times New Roman" w:hAnsi="Times New Roman" w:cs="Times New Roman"/>
+          <w:b/>
+          <w:bCs/>
+          <w:color w:val="0D0D0D" w:themeColor="text1" w:themeTint="F2"/>
+          <w:sz w:val="32"/>
+          <w:szCs w:val="32"/>
+        </w:rPr>
+        <w:t>Sample:</w:t>
+      </w:r>
+      <w:r>
+        <w:rPr>
+          <w:rFonts w:ascii="Times New Roman" w:hAnsi="Times New Roman" w:cs="Times New Roman"/>
+          <w:color w:val="0D0D0D" w:themeColor="text1" w:themeTint="F2"/>
+          <w:sz w:val="32"/>
+          <w:szCs w:val="32"/>
+        </w:rPr>
+        <w:t xml:space="preserve"> Collect information from only 7 students</w:t>
+      </w:r>
+    </w:p>
+    <w:p>
+      <w:pPr>
+        <w:tabs>
+          <w:tab w:val="left" w:pos="2415"/>
+        </w:tabs>
+        <w:rPr>
+          <w:rFonts w:ascii="Times New Roman" w:hAnsi="Times New Roman" w:cs="Times New Roman"/>
+          <w:b/>
+          <w:bCs/>
+          <w:color w:val="215E99" w:themeColor="text2" w:themeTint="BF"/>
+          <w:sz w:val="32"/>
+          <w:szCs w:val="32"/>
+        </w:rPr>
+      </w:pPr>
+      <w:r>
+        <w:rPr>
+          <w:rFonts w:ascii="Times New Roman" w:hAnsi="Times New Roman" w:cs="Times New Roman"/>
+          <w:b/>
+          <w:bCs/>
+          <w:color w:val="215E99" w:themeColor="text2" w:themeTint="BF"/>
+          <w:sz w:val="32"/>
+          <w:szCs w:val="32"/>
+        </w:rPr>
+        <w:t>Sample Survey?</w:t>
+      </w:r>
+    </w:p>
+    <w:p>
+      <w:pPr>
+        <w:tabs>
+          <w:tab w:val="left" w:pos="2415"/>
+        </w:tabs>
+        <w:rPr>
+          <w:rFonts w:ascii="Times New Roman" w:hAnsi="Times New Roman" w:cs="Times New Roman"/>
+          <w:color w:val="0D0D0D" w:themeColor="text1" w:themeTint="F2"/>
+          <w:sz w:val="32"/>
+          <w:szCs w:val="32"/>
+        </w:rPr>
+      </w:pPr>
+      <w:r>
+        <w:rPr>
+          <w:rFonts w:ascii="Times New Roman" w:hAnsi="Times New Roman" w:cs="Times New Roman"/>
+          <w:color w:val="0D0D0D" w:themeColor="text1" w:themeTint="F2"/>
+          <w:sz w:val="32"/>
+          <w:szCs w:val="32"/>
+        </w:rPr>
+        <w:t>A sample survey is a survey in which we collect data from only a sample of the population, instead of everyone.</w:t>
+      </w:r>
+    </w:p>
+    <w:p>
+      <w:pPr>
+        <w:tabs>
+          <w:tab w:val="left" w:pos="2415"/>
+        </w:tabs>
+        <w:rPr>
+          <w:rFonts w:ascii="Times New Roman" w:hAnsi="Times New Roman" w:cs="Times New Roman"/>
+          <w:color w:val="0D0D0D" w:themeColor="text1" w:themeTint="F2"/>
+          <w:sz w:val="32"/>
+          <w:szCs w:val="32"/>
+        </w:rPr>
+      </w:pPr>
+      <w:r>
+        <w:rPr>
+          <w:rFonts w:ascii="Times New Roman" w:hAnsi="Times New Roman" w:cs="Times New Roman"/>
+          <w:color w:val="0D0D0D" w:themeColor="text1" w:themeTint="F2"/>
+          <w:sz w:val="32"/>
+          <w:szCs w:val="32"/>
+        </w:rPr>
+        <w:t>Using your FA23-BSE example:</w:t>
+      </w:r>
+    </w:p>
+    <w:p>
+      <w:pPr>
+        <w:pStyle w:val="ListParagraph"/>
+        <w:numPr>
+          <w:ilvl w:val="0"/>
+          <w:numId w:val="28"/>
+        </w:numPr>
+        <w:tabs>
+          <w:tab w:val="left" w:pos="2415"/>
+        </w:tabs>
+        <w:rPr>
+          <w:rFonts w:ascii="Times New Roman" w:hAnsi="Times New Roman" w:cs="Times New Roman"/>
+          <w:color w:val="0D0D0D" w:themeColor="text1" w:themeTint="F2"/>
+          <w:sz w:val="32"/>
+          <w:szCs w:val="32"/>
+        </w:rPr>
+      </w:pPr>
+      <w:r>
+        <w:rPr>
+          <w:rFonts w:ascii="Times New Roman" w:hAnsi="Times New Roman" w:cs="Times New Roman"/>
+          <w:b/>
+          <w:bCs/>
+          <w:color w:val="0D0D0D" w:themeColor="text1" w:themeTint="F2"/>
+          <w:sz w:val="32"/>
+          <w:szCs w:val="32"/>
+        </w:rPr>
+        <w:t>Population:</w:t>
+      </w:r>
+      <w:r>
+        <w:rPr>
+          <w:rFonts w:ascii="Times New Roman" w:hAnsi="Times New Roman" w:cs="Times New Roman"/>
+          <w:color w:val="0D0D0D" w:themeColor="text1" w:themeTint="F2"/>
+          <w:sz w:val="32"/>
+          <w:szCs w:val="32"/>
+        </w:rPr>
+        <w:t xml:space="preserve"> 55 students </w:t>
+      </w:r>
+    </w:p>
+    <w:p>
+      <w:pPr>
+        <w:pStyle w:val="ListParagraph"/>
+        <w:numPr>
+          <w:ilvl w:val="0"/>
+          <w:numId w:val="28"/>
+        </w:numPr>
+        <w:tabs>
+          <w:tab w:val="left" w:pos="2415"/>
+        </w:tabs>
+        <w:rPr>
+          <w:rFonts w:ascii="Times New Roman" w:hAnsi="Times New Roman" w:cs="Times New Roman"/>
+          <w:color w:val="0D0D0D" w:themeColor="text1" w:themeTint="F2"/>
+          <w:sz w:val="32"/>
+          <w:szCs w:val="32"/>
+        </w:rPr>
+      </w:pPr>
+      <w:r>
+        <w:rPr>
+          <w:rFonts w:ascii="Times New Roman" w:hAnsi="Times New Roman" w:cs="Times New Roman"/>
+          <w:b/>
+          <w:bCs/>
+          <w:color w:val="0D0D0D" w:themeColor="text1" w:themeTint="F2"/>
+          <w:sz w:val="32"/>
+          <w:szCs w:val="32"/>
+        </w:rPr>
+        <w:t>Sample:</w:t>
+      </w:r>
+      <w:r>
+        <w:rPr>
+          <w:rFonts w:ascii="Times New Roman" w:hAnsi="Times New Roman" w:cs="Times New Roman"/>
+          <w:color w:val="0D0D0D" w:themeColor="text1" w:themeTint="F2"/>
+          <w:sz w:val="32"/>
+          <w:szCs w:val="32"/>
+        </w:rPr>
+        <w:t xml:space="preserve"> 7 selected students </w:t>
+      </w:r>
+    </w:p>
+    <w:p>
+      <w:pPr>
+        <w:pStyle w:val="ListParagraph"/>
+        <w:numPr>
+          <w:ilvl w:val="0"/>
+          <w:numId w:val="28"/>
+        </w:numPr>
+        <w:tabs>
+          <w:tab w:val="left" w:pos="2415"/>
+        </w:tabs>
+        <w:rPr>
+          <w:rFonts w:ascii="Times New Roman" w:hAnsi="Times New Roman" w:cs="Times New Roman"/>
+          <w:color w:val="0D0D0D" w:themeColor="text1" w:themeTint="F2"/>
+          <w:sz w:val="32"/>
+          <w:szCs w:val="32"/>
+        </w:rPr>
+      </w:pPr>
+      <w:r>
+        <w:rPr>
+          <w:rFonts w:ascii="Times New Roman" w:hAnsi="Times New Roman" w:cs="Times New Roman"/>
+          <w:b/>
+          <w:bCs/>
+          <w:color w:val="0D0D0D" w:themeColor="text1" w:themeTint="F2"/>
+          <w:sz w:val="32"/>
+          <w:szCs w:val="32"/>
+        </w:rPr>
+        <w:t>Sample survey:</w:t>
+      </w:r>
+      <w:r>
+        <w:rPr>
+          <w:rFonts w:ascii="Times New Roman" w:hAnsi="Times New Roman" w:cs="Times New Roman"/>
+          <w:color w:val="0D0D0D" w:themeColor="text1" w:themeTint="F2"/>
+          <w:sz w:val="32"/>
+          <w:szCs w:val="32"/>
+        </w:rPr>
+        <w:t xml:space="preserve"> Collect information from those 7 students.</w:t>
+      </w:r>
+    </w:p>
+    <w:p>
+      <w:pPr>
+        <w:tabs>
+          <w:tab w:val="left" w:pos="1285"/>
+        </w:tabs>
+        <w:rPr>
+          <w:rFonts w:ascii="Times New Roman" w:hAnsi="Times New Roman" w:cs="Times New Roman"/>
+          <w:b/>
+          <w:bCs/>
+          <w:color w:val="215E99" w:themeColor="text2" w:themeTint="BF"/>
+          <w:sz w:val="32"/>
+          <w:szCs w:val="32"/>
+        </w:rPr>
+      </w:pPr>
+      <w:r>
+        <w:rPr>
+          <w:rFonts w:ascii="Times New Roman" w:hAnsi="Times New Roman" w:cs="Times New Roman"/>
+          <w:b/>
+          <w:bCs/>
+          <w:color w:val="215E99" w:themeColor="text2" w:themeTint="BF"/>
+          <w:sz w:val="32"/>
+          <w:szCs w:val="32"/>
+        </w:rPr>
+        <w:t>Parameter vs Statistic</w:t>
+      </w:r>
+    </w:p>
+    <w:p>
+      <w:pPr>
+        <w:tabs>
+          <w:tab w:val="left" w:pos="1285"/>
+        </w:tabs>
+        <w:rPr>
+          <w:rFonts w:ascii="Times New Roman" w:hAnsi="Times New Roman" w:cs="Times New Roman"/>
+          <w:b/>
+          <w:bCs/>
+          <w:color w:val="0D0D0D" w:themeColor="text1" w:themeTint="F2"/>
+          <w:sz w:val="32"/>
+          <w:szCs w:val="32"/>
+        </w:rPr>
+      </w:pPr>
+      <w:r>
+        <w:rPr>
+          <w:rFonts w:ascii="Times New Roman" w:hAnsi="Times New Roman" w:cs="Times New Roman"/>
+          <w:b/>
+          <w:bCs/>
+          <w:color w:val="0D0D0D" w:themeColor="text1" w:themeTint="F2"/>
+          <w:sz w:val="32"/>
+          <w:szCs w:val="32"/>
+        </w:rPr>
+        <w:t xml:space="preserve">1. </w:t>
+      </w:r>
+      <w:r>
+        <w:rPr>
+          <w:rFonts w:ascii="Times New Roman" w:hAnsi="Times New Roman" w:cs="Times New Roman"/>
+          <w:b/>
+          <w:bCs/>
+          <w:color w:val="0D0D0D" w:themeColor="text1" w:themeTint="F2"/>
+          <w:sz w:val="32"/>
+          <w:szCs w:val="32"/>
+        </w:rPr>
+        <w:t>Parameter</w:t>
+      </w:r>
+    </w:p>
+    <w:p>
+      <w:pPr>
+        <w:tabs>
+          <w:tab w:val="left" w:pos="1285"/>
+        </w:tabs>
+        <w:rPr>
+          <w:rFonts w:ascii="Times New Roman" w:hAnsi="Times New Roman" w:cs="Times New Roman"/>
+          <w:color w:val="0D0D0D" w:themeColor="text1" w:themeTint="F2"/>
+          <w:sz w:val="32"/>
+          <w:szCs w:val="32"/>
+        </w:rPr>
+      </w:pPr>
+      <w:r>
+        <w:rPr>
+          <w:rFonts w:ascii="Times New Roman" w:hAnsi="Times New Roman" w:cs="Times New Roman"/>
+          <w:color w:val="0D0D0D" w:themeColor="text1" w:themeTint="F2"/>
+          <w:sz w:val="32"/>
+          <w:szCs w:val="32"/>
+        </w:rPr>
+        <w:t xml:space="preserve">A </w:t>
+      </w:r>
+      <w:r>
+        <w:rPr>
+          <w:rFonts w:ascii="Times New Roman" w:hAnsi="Times New Roman" w:cs="Times New Roman"/>
+          <w:b/>
+          <w:bCs/>
+          <w:color w:val="0D0D0D" w:themeColor="text1" w:themeTint="F2"/>
+          <w:sz w:val="32"/>
+          <w:szCs w:val="32"/>
+        </w:rPr>
+        <w:t>parameter</w:t>
+      </w:r>
+      <w:r>
+        <w:rPr>
+          <w:rFonts w:ascii="Times New Roman" w:hAnsi="Times New Roman" w:cs="Times New Roman"/>
+          <w:color w:val="0D0D0D" w:themeColor="text1" w:themeTint="F2"/>
+          <w:sz w:val="32"/>
+          <w:szCs w:val="32"/>
+        </w:rPr>
+        <w:t xml:space="preserve"> is a value calculated from </w:t>
+      </w:r>
+      <w:r>
+        <w:rPr>
+          <w:rFonts w:ascii="Times New Roman" w:hAnsi="Times New Roman" w:cs="Times New Roman"/>
+          <w:b/>
+          <w:bCs/>
+          <w:color w:val="0D0D0D" w:themeColor="text1" w:themeTint="F2"/>
+          <w:sz w:val="32"/>
+          <w:szCs w:val="32"/>
+        </w:rPr>
+        <w:t>complete population data</w:t>
+      </w:r>
+      <w:r>
+        <w:rPr>
+          <w:rFonts w:ascii="Times New Roman" w:hAnsi="Times New Roman" w:cs="Times New Roman"/>
+          <w:color w:val="0D0D0D" w:themeColor="text1" w:themeTint="F2"/>
+          <w:sz w:val="32"/>
+          <w:szCs w:val="32"/>
+        </w:rPr>
+        <w:t xml:space="preserve">. It is </w:t>
+      </w:r>
+      <w:r>
+        <w:rPr>
+          <w:rFonts w:ascii="Times New Roman" w:hAnsi="Times New Roman" w:cs="Times New Roman"/>
+          <w:b/>
+          <w:bCs/>
+          <w:color w:val="0D0D0D" w:themeColor="text1" w:themeTint="F2"/>
+          <w:sz w:val="32"/>
+          <w:szCs w:val="32"/>
+        </w:rPr>
+        <w:t>fixed</w:t>
+      </w:r>
+      <w:r>
+        <w:rPr>
+          <w:rFonts w:ascii="Times New Roman" w:hAnsi="Times New Roman" w:cs="Times New Roman"/>
+          <w:color w:val="0D0D0D" w:themeColor="text1" w:themeTint="F2"/>
+          <w:sz w:val="32"/>
+          <w:szCs w:val="32"/>
+        </w:rPr>
+        <w:t xml:space="preserve"> because the whole population is studied.</w:t>
+      </w:r>
+    </w:p>
+    <w:p>
+      <w:pPr>
+        <w:tabs>
+          <w:tab w:val="left" w:pos="1285"/>
+        </w:tabs>
+        <w:rPr>
+          <w:rFonts w:ascii="Times New Roman" w:hAnsi="Times New Roman" w:cs="Times New Roman"/>
+          <w:color w:val="0D0D0D" w:themeColor="text1" w:themeTint="F2"/>
+          <w:sz w:val="32"/>
+          <w:szCs w:val="32"/>
+        </w:rPr>
+      </w:pPr>
+      <w:r>
+        <w:rPr>
+          <w:rFonts w:ascii="Times New Roman" w:hAnsi="Times New Roman" w:cs="Times New Roman"/>
+          <w:b/>
+          <w:bCs/>
+          <w:color w:val="0D0D0D" w:themeColor="text1" w:themeTint="F2"/>
+          <w:sz w:val="32"/>
+          <w:szCs w:val="32"/>
+        </w:rPr>
+        <w:t>Example:</w:t>
+      </w:r>
+      <w:r>
+        <w:rPr>
+          <w:rFonts w:ascii="Times New Roman" w:hAnsi="Times New Roman" w:cs="Times New Roman"/>
+          <w:color w:val="0D0D0D" w:themeColor="text1" w:themeTint="F2"/>
+          <w:sz w:val="32"/>
+          <w:szCs w:val="32"/>
+        </w:rPr>
+        <w:t xml:space="preserve"> If we collect the FSC marks of </w:t>
+      </w:r>
+      <w:r>
+        <w:rPr>
+          <w:rFonts w:ascii="Times New Roman" w:hAnsi="Times New Roman" w:cs="Times New Roman"/>
+          <w:b/>
+          <w:bCs/>
+          <w:color w:val="0D0D0D" w:themeColor="text1" w:themeTint="F2"/>
+          <w:sz w:val="32"/>
+          <w:szCs w:val="32"/>
+        </w:rPr>
+        <w:t>all 55 students</w:t>
+      </w:r>
+      <w:r>
+        <w:rPr>
+          <w:rFonts w:ascii="Times New Roman" w:hAnsi="Times New Roman" w:cs="Times New Roman"/>
+          <w:color w:val="0D0D0D" w:themeColor="text1" w:themeTint="F2"/>
+          <w:sz w:val="32"/>
+          <w:szCs w:val="32"/>
+        </w:rPr>
+        <w:t xml:space="preserve"> and find that </w:t>
+      </w:r>
+      <w:r>
+        <w:rPr>
+          <w:rFonts w:ascii="Times New Roman" w:hAnsi="Times New Roman" w:cs="Times New Roman"/>
+          <w:b/>
+          <w:bCs/>
+          <w:color w:val="0D0D0D" w:themeColor="text1" w:themeTint="F2"/>
+          <w:sz w:val="32"/>
+          <w:szCs w:val="32"/>
+        </w:rPr>
+        <w:t>80% passed</w:t>
+      </w:r>
+      <w:r>
+        <w:rPr>
+          <w:rFonts w:ascii="Times New Roman" w:hAnsi="Times New Roman" w:cs="Times New Roman"/>
+          <w:color w:val="0D0D0D" w:themeColor="text1" w:themeTint="F2"/>
+          <w:sz w:val="32"/>
+          <w:szCs w:val="32"/>
+        </w:rPr>
+        <w:t xml:space="preserve">, 80% is a </w:t>
+      </w:r>
+      <w:r>
+        <w:rPr>
+          <w:rFonts w:ascii="Times New Roman" w:hAnsi="Times New Roman" w:cs="Times New Roman"/>
+          <w:b/>
+          <w:bCs/>
+          <w:color w:val="0D0D0D" w:themeColor="text1" w:themeTint="F2"/>
+          <w:sz w:val="32"/>
+          <w:szCs w:val="32"/>
+        </w:rPr>
+        <w:t>parameter</w:t>
+      </w:r>
+      <w:r>
+        <w:rPr>
+          <w:rFonts w:ascii="Times New Roman" w:hAnsi="Times New Roman" w:cs="Times New Roman"/>
+          <w:color w:val="0D0D0D" w:themeColor="text1" w:themeTint="F2"/>
+          <w:sz w:val="32"/>
+          <w:szCs w:val="32"/>
+        </w:rPr>
+        <w:t>.</w:t>
+      </w:r>
+    </w:p>
+    <w:p>
+      <w:pPr>
+        <w:tabs>
+          <w:tab w:val="left" w:pos="1285"/>
+        </w:tabs>
+        <w:rPr>
+          <w:rFonts w:ascii="Times New Roman" w:hAnsi="Times New Roman" w:cs="Times New Roman"/>
+          <w:b/>
+          <w:bCs/>
+          <w:color w:val="0D0D0D" w:themeColor="text1" w:themeTint="F2"/>
+          <w:sz w:val="32"/>
+          <w:szCs w:val="32"/>
+        </w:rPr>
+      </w:pPr>
+      <w:r>
+        <w:rPr>
+          <w:rFonts w:ascii="Times New Roman" w:hAnsi="Times New Roman" w:cs="Times New Roman"/>
+          <w:b/>
+          <w:bCs/>
+          <w:color w:val="0D0D0D" w:themeColor="text1" w:themeTint="F2"/>
+          <w:sz w:val="32"/>
+          <w:szCs w:val="32"/>
+        </w:rPr>
+        <w:t xml:space="preserve">2. </w:t>
+      </w:r>
+      <w:r>
+        <w:rPr>
+          <w:rFonts w:ascii="Times New Roman" w:hAnsi="Times New Roman" w:cs="Times New Roman"/>
+          <w:b/>
+          <w:bCs/>
+          <w:color w:val="0D0D0D" w:themeColor="text1" w:themeTint="F2"/>
+          <w:sz w:val="32"/>
+          <w:szCs w:val="32"/>
+        </w:rPr>
+        <w:t>Statistic</w:t>
+      </w:r>
+    </w:p>
+    <w:p>
+      <w:pPr>
+        <w:tabs>
+          <w:tab w:val="left" w:pos="1285"/>
+        </w:tabs>
+        <w:rPr>
+          <w:rFonts w:ascii="Times New Roman" w:hAnsi="Times New Roman" w:cs="Times New Roman"/>
+          <w:color w:val="0D0D0D" w:themeColor="text1" w:themeTint="F2"/>
+          <w:sz w:val="32"/>
+          <w:szCs w:val="32"/>
+        </w:rPr>
+      </w:pPr>
+      <w:r>
+        <w:rPr>
+          <w:rFonts w:ascii="Times New Roman" w:hAnsi="Times New Roman" w:cs="Times New Roman"/>
+          <w:color w:val="0D0D0D" w:themeColor="text1" w:themeTint="F2"/>
+          <w:sz w:val="32"/>
+          <w:szCs w:val="32"/>
+        </w:rPr>
+        <w:t xml:space="preserve">A </w:t>
+      </w:r>
+      <w:r>
+        <w:rPr>
+          <w:rFonts w:ascii="Times New Roman" w:hAnsi="Times New Roman" w:cs="Times New Roman"/>
+          <w:b/>
+          <w:bCs/>
+          <w:color w:val="0D0D0D" w:themeColor="text1" w:themeTint="F2"/>
+          <w:sz w:val="32"/>
+          <w:szCs w:val="32"/>
+        </w:rPr>
+        <w:t>statistic</w:t>
+      </w:r>
+      <w:r>
+        <w:rPr>
+          <w:rFonts w:ascii="Times New Roman" w:hAnsi="Times New Roman" w:cs="Times New Roman"/>
+          <w:color w:val="0D0D0D" w:themeColor="text1" w:themeTint="F2"/>
+          <w:sz w:val="32"/>
+          <w:szCs w:val="32"/>
+        </w:rPr>
+        <w:t xml:space="preserve"> is a value calculated from </w:t>
+      </w:r>
+      <w:r>
+        <w:rPr>
+          <w:rFonts w:ascii="Times New Roman" w:hAnsi="Times New Roman" w:cs="Times New Roman"/>
+          <w:b/>
+          <w:bCs/>
+          <w:color w:val="0D0D0D" w:themeColor="text1" w:themeTint="F2"/>
+          <w:sz w:val="32"/>
+          <w:szCs w:val="32"/>
+        </w:rPr>
+        <w:t>sample data</w:t>
+      </w:r>
+      <w:r>
+        <w:rPr>
+          <w:rFonts w:ascii="Times New Roman" w:hAnsi="Times New Roman" w:cs="Times New Roman"/>
+          <w:color w:val="0D0D0D" w:themeColor="text1" w:themeTint="F2"/>
+          <w:sz w:val="32"/>
+          <w:szCs w:val="32"/>
+        </w:rPr>
+        <w:t xml:space="preserve">. It can </w:t>
+      </w:r>
+      <w:r>
+        <w:rPr>
+          <w:rFonts w:ascii="Times New Roman" w:hAnsi="Times New Roman" w:cs="Times New Roman"/>
+          <w:b/>
+          <w:bCs/>
+          <w:color w:val="0D0D0D" w:themeColor="text1" w:themeTint="F2"/>
+          <w:sz w:val="32"/>
+          <w:szCs w:val="32"/>
+        </w:rPr>
+        <w:t>change from sample to sample</w:t>
+      </w:r>
+      <w:r>
+        <w:rPr>
+          <w:rFonts w:ascii="Times New Roman" w:hAnsi="Times New Roman" w:cs="Times New Roman"/>
+          <w:color w:val="0D0D0D" w:themeColor="text1" w:themeTint="F2"/>
+          <w:sz w:val="32"/>
+          <w:szCs w:val="32"/>
+        </w:rPr>
+        <w:t xml:space="preserve"> because different samples may contain different students.</w:t>
+      </w:r>
+    </w:p>
+    <w:p>
+      <w:pPr>
+        <w:tabs>
+          <w:tab w:val="left" w:pos="1285"/>
+        </w:tabs>
+        <w:rPr>
+          <w:rFonts w:ascii="Times New Roman" w:hAnsi="Times New Roman" w:cs="Times New Roman"/>
+          <w:color w:val="0D0D0D" w:themeColor="text1" w:themeTint="F2"/>
+          <w:sz w:val="32"/>
+          <w:szCs w:val="32"/>
+        </w:rPr>
+      </w:pPr>
+      <w:r>
+        <w:rPr>
+          <w:rFonts w:ascii="Times New Roman" w:hAnsi="Times New Roman" w:cs="Times New Roman"/>
+          <w:b/>
+          <w:bCs/>
+          <w:color w:val="0D0D0D" w:themeColor="text1" w:themeTint="F2"/>
+          <w:sz w:val="32"/>
+          <w:szCs w:val="32"/>
+        </w:rPr>
+        <w:lastRenderedPageBreak/>
+        <w:t>Example:</w:t>
+      </w:r>
+      <w:r>
+        <w:rPr>
+          <w:rFonts w:ascii="Times New Roman" w:hAnsi="Times New Roman" w:cs="Times New Roman"/>
+          <w:color w:val="0D0D0D" w:themeColor="text1" w:themeTint="F2"/>
+          <w:sz w:val="32"/>
+          <w:szCs w:val="32"/>
+        </w:rPr>
+        <w:t xml:space="preserve"> If we select </w:t>
+      </w:r>
+      <w:r>
+        <w:rPr>
+          <w:rFonts w:ascii="Times New Roman" w:hAnsi="Times New Roman" w:cs="Times New Roman"/>
+          <w:b/>
+          <w:bCs/>
+          <w:color w:val="0D0D0D" w:themeColor="text1" w:themeTint="F2"/>
+          <w:sz w:val="32"/>
+          <w:szCs w:val="32"/>
+        </w:rPr>
+        <w:t>7 students</w:t>
+      </w:r>
+      <w:r>
+        <w:rPr>
+          <w:rFonts w:ascii="Times New Roman" w:hAnsi="Times New Roman" w:cs="Times New Roman"/>
+          <w:color w:val="0D0D0D" w:themeColor="text1" w:themeTint="F2"/>
+          <w:sz w:val="32"/>
+          <w:szCs w:val="32"/>
+        </w:rPr>
+        <w:t xml:space="preserve"> from the 55 and calculate their </w:t>
+      </w:r>
+      <w:r>
+        <w:rPr>
+          <w:rFonts w:ascii="Times New Roman" w:hAnsi="Times New Roman" w:cs="Times New Roman"/>
+          <w:b/>
+          <w:bCs/>
+          <w:color w:val="0D0D0D" w:themeColor="text1" w:themeTint="F2"/>
+          <w:sz w:val="32"/>
+          <w:szCs w:val="32"/>
+        </w:rPr>
+        <w:t>average CGPA</w:t>
+      </w:r>
+      <w:r>
+        <w:rPr>
+          <w:rFonts w:ascii="Times New Roman" w:hAnsi="Times New Roman" w:cs="Times New Roman"/>
+          <w:color w:val="0D0D0D" w:themeColor="text1" w:themeTint="F2"/>
+          <w:sz w:val="32"/>
+          <w:szCs w:val="32"/>
+        </w:rPr>
+        <w:t xml:space="preserve">, that average is a </w:t>
+      </w:r>
+      <w:r>
+        <w:rPr>
+          <w:rFonts w:ascii="Times New Roman" w:hAnsi="Times New Roman" w:cs="Times New Roman"/>
+          <w:b/>
+          <w:bCs/>
+          <w:color w:val="0D0D0D" w:themeColor="text1" w:themeTint="F2"/>
+          <w:sz w:val="32"/>
+          <w:szCs w:val="32"/>
+        </w:rPr>
+        <w:t>statistic</w:t>
+      </w:r>
+      <w:r>
+        <w:rPr>
+          <w:rFonts w:ascii="Times New Roman" w:hAnsi="Times New Roman" w:cs="Times New Roman"/>
+          <w:color w:val="0D0D0D" w:themeColor="text1" w:themeTint="F2"/>
+          <w:sz w:val="32"/>
+          <w:szCs w:val="32"/>
+        </w:rPr>
+        <w:t>.</w:t>
+      </w:r>
+    </w:p>
+    <w:p>
+      <w:pPr>
+        <w:tabs>
+          <w:tab w:val="left" w:pos="1285"/>
+        </w:tabs>
+        <w:rPr>
+          <w:rFonts w:ascii="Times New Roman" w:hAnsi="Times New Roman" w:cs="Times New Roman"/>
+          <w:color w:val="0D0D0D" w:themeColor="text1" w:themeTint="F2"/>
+          <w:sz w:val="32"/>
+          <w:szCs w:val="32"/>
+        </w:rPr>
+      </w:pPr>
+      <w:r>
+        <w:rPr>
+          <w:rFonts w:ascii="Times New Roman" w:hAnsi="Times New Roman" w:cs="Times New Roman"/>
+          <w:b/>
+          <w:bCs/>
+          <w:color w:val="0D0D0D" w:themeColor="text1" w:themeTint="F2"/>
+          <w:sz w:val="32"/>
+          <w:szCs w:val="32"/>
+        </w:rPr>
+        <w:t xml:space="preserve">Parameter </w:t>
+      </w:r>
+      <w:r>
+        <w:rPr>
+          <w:rFonts w:ascii="Times New Roman" w:hAnsi="Times New Roman" w:cs="Times New Roman"/>
+          <w:color w:val="0D0D0D" w:themeColor="text1" w:themeTint="F2"/>
+          <w:sz w:val="32"/>
+          <w:szCs w:val="32"/>
+        </w:rPr>
+        <w:t>= Population = Fixed</w:t>
+      </w:r>
+    </w:p>
+    <w:p>
+      <w:pPr>
+        <w:tabs>
+          <w:tab w:val="left" w:pos="1285"/>
+        </w:tabs>
+        <w:rPr>
+          <w:rFonts w:ascii="Times New Roman" w:hAnsi="Times New Roman" w:cs="Times New Roman"/>
+          <w:color w:val="0D0D0D" w:themeColor="text1" w:themeTint="F2"/>
+          <w:sz w:val="32"/>
+          <w:szCs w:val="32"/>
+        </w:rPr>
+      </w:pPr>
+      <w:r>
+        <w:rPr>
+          <w:rFonts w:ascii="Times New Roman" w:hAnsi="Times New Roman" w:cs="Times New Roman"/>
+          <w:b/>
+          <w:bCs/>
+          <w:color w:val="0D0D0D" w:themeColor="text1" w:themeTint="F2"/>
+          <w:sz w:val="32"/>
+          <w:szCs w:val="32"/>
+        </w:rPr>
+        <w:t xml:space="preserve">Statistic </w:t>
+      </w:r>
+      <w:r>
+        <w:rPr>
+          <w:rFonts w:ascii="Times New Roman" w:hAnsi="Times New Roman" w:cs="Times New Roman"/>
+          <w:color w:val="0D0D0D" w:themeColor="text1" w:themeTint="F2"/>
+          <w:sz w:val="32"/>
+          <w:szCs w:val="32"/>
+        </w:rPr>
+        <w:t>= Sample = Can change</w:t>
+      </w:r>
+    </w:p>
+    <w:p>
+      <w:pPr>
+        <w:tabs>
+          <w:tab w:val="left" w:pos="1285"/>
+        </w:tabs>
+        <w:rPr>
+          <w:rFonts w:ascii="Times New Roman" w:hAnsi="Times New Roman" w:cs="Times New Roman"/>
+          <w:b/>
+          <w:bCs/>
+          <w:color w:val="215E99" w:themeColor="text2" w:themeTint="BF"/>
+          <w:sz w:val="32"/>
+          <w:szCs w:val="32"/>
+        </w:rPr>
+      </w:pPr>
+      <w:r>
+        <w:rPr>
+          <w:rFonts w:ascii="Times New Roman" w:hAnsi="Times New Roman" w:cs="Times New Roman"/>
+          <w:b/>
+          <w:bCs/>
+          <w:color w:val="215E99" w:themeColor="text2" w:themeTint="BF"/>
+          <w:sz w:val="32"/>
+          <w:szCs w:val="32"/>
+        </w:rPr>
+        <w:t>Experiment?</w:t>
+      </w:r>
+    </w:p>
+    <w:p>
+      <w:pPr>
+        <w:tabs>
+          <w:tab w:val="left" w:pos="1285"/>
+        </w:tabs>
+        <w:rPr>
+          <w:rFonts w:ascii="Times New Roman" w:hAnsi="Times New Roman" w:cs="Times New Roman"/>
+          <w:color w:val="0D0D0D" w:themeColor="text1" w:themeTint="F2"/>
+          <w:sz w:val="32"/>
+          <w:szCs w:val="32"/>
+        </w:rPr>
+      </w:pPr>
+      <w:r>
+        <w:rPr>
+          <w:rFonts w:ascii="Times New Roman" w:hAnsi="Times New Roman" w:cs="Times New Roman"/>
+          <w:color w:val="0D0D0D" w:themeColor="text1" w:themeTint="F2"/>
+          <w:sz w:val="32"/>
+          <w:szCs w:val="32"/>
+        </w:rPr>
+        <w:t xml:space="preserve">An </w:t>
+      </w:r>
+      <w:r>
+        <w:rPr>
+          <w:rFonts w:ascii="Times New Roman" w:hAnsi="Times New Roman" w:cs="Times New Roman"/>
+          <w:b/>
+          <w:bCs/>
+          <w:color w:val="0D0D0D" w:themeColor="text1" w:themeTint="F2"/>
+          <w:sz w:val="32"/>
+          <w:szCs w:val="32"/>
+        </w:rPr>
+        <w:t>experiment</w:t>
+      </w:r>
+      <w:r>
+        <w:rPr>
+          <w:rFonts w:ascii="Times New Roman" w:hAnsi="Times New Roman" w:cs="Times New Roman"/>
+          <w:color w:val="0D0D0D" w:themeColor="text1" w:themeTint="F2"/>
+          <w:sz w:val="32"/>
+          <w:szCs w:val="32"/>
+        </w:rPr>
+        <w:t xml:space="preserve"> is a study in which we </w:t>
+      </w:r>
+      <w:r>
+        <w:rPr>
+          <w:rFonts w:ascii="Times New Roman" w:hAnsi="Times New Roman" w:cs="Times New Roman"/>
+          <w:b/>
+          <w:bCs/>
+          <w:color w:val="0D0D0D" w:themeColor="text1" w:themeTint="F2"/>
+          <w:sz w:val="32"/>
+          <w:szCs w:val="32"/>
+        </w:rPr>
+        <w:t>change or control something</w:t>
+      </w:r>
+      <w:r>
+        <w:rPr>
+          <w:rFonts w:ascii="Times New Roman" w:hAnsi="Times New Roman" w:cs="Times New Roman"/>
+          <w:color w:val="0D0D0D" w:themeColor="text1" w:themeTint="F2"/>
+          <w:sz w:val="32"/>
+          <w:szCs w:val="32"/>
+        </w:rPr>
+        <w:t xml:space="preserve"> and observe its effect on another variable.</w:t>
+      </w:r>
+    </w:p>
+    <w:p>
+      <w:pPr>
+        <w:tabs>
+          <w:tab w:val="left" w:pos="1285"/>
+        </w:tabs>
+        <w:rPr>
+          <w:rFonts w:ascii="Times New Roman" w:hAnsi="Times New Roman" w:cs="Times New Roman"/>
+          <w:color w:val="0D0D0D" w:themeColor="text1" w:themeTint="F2"/>
+          <w:sz w:val="32"/>
+          <w:szCs w:val="32"/>
+        </w:rPr>
+      </w:pPr>
+      <w:r>
+        <w:rPr>
+          <w:rFonts w:ascii="Times New Roman" w:hAnsi="Times New Roman" w:cs="Times New Roman"/>
+          <w:b/>
+          <w:bCs/>
+          <w:color w:val="0D0D0D" w:themeColor="text1" w:themeTint="F2"/>
+          <w:sz w:val="32"/>
+          <w:szCs w:val="32"/>
+        </w:rPr>
+        <w:t>Example:</w:t>
+      </w:r>
+      <w:r>
+        <w:rPr>
+          <w:rFonts w:ascii="Times New Roman" w:hAnsi="Times New Roman" w:cs="Times New Roman"/>
+          <w:color w:val="0D0D0D" w:themeColor="text1" w:themeTint="F2"/>
+          <w:sz w:val="32"/>
+          <w:szCs w:val="32"/>
+        </w:rPr>
+        <w:br/>
+        <w:t xml:space="preserve">Suppose we want to know whether </w:t>
+      </w:r>
+      <w:r>
+        <w:rPr>
+          <w:rFonts w:ascii="Times New Roman" w:hAnsi="Times New Roman" w:cs="Times New Roman"/>
+          <w:b/>
+          <w:bCs/>
+          <w:color w:val="0D0D0D" w:themeColor="text1" w:themeTint="F2"/>
+          <w:sz w:val="32"/>
+          <w:szCs w:val="32"/>
+        </w:rPr>
+        <w:t>more study hours improve CGPA</w:t>
+      </w:r>
+      <w:r>
+        <w:rPr>
+          <w:rFonts w:ascii="Times New Roman" w:hAnsi="Times New Roman" w:cs="Times New Roman"/>
+          <w:color w:val="0D0D0D" w:themeColor="text1" w:themeTint="F2"/>
+          <w:sz w:val="32"/>
+          <w:szCs w:val="32"/>
+        </w:rPr>
+        <w:t>. We give some students a specific study schedule and then compare their CGPA with other students.</w:t>
+      </w:r>
+    </w:p>
+    <w:p>
+      <w:pPr>
+        <w:tabs>
+          <w:tab w:val="left" w:pos="1285"/>
+        </w:tabs>
+        <w:rPr>
+          <w:rFonts w:ascii="Times New Roman" w:hAnsi="Times New Roman" w:cs="Times New Roman"/>
+          <w:b/>
+          <w:bCs/>
+          <w:color w:val="215E99" w:themeColor="text2" w:themeTint="BF"/>
+          <w:sz w:val="32"/>
+          <w:szCs w:val="32"/>
+        </w:rPr>
+      </w:pPr>
+      <w:r>
+        <w:rPr>
+          <w:rFonts w:ascii="Times New Roman" w:hAnsi="Times New Roman" w:cs="Times New Roman"/>
+          <w:b/>
+          <w:bCs/>
+          <w:color w:val="215E99" w:themeColor="text2" w:themeTint="BF"/>
+          <w:sz w:val="32"/>
+          <w:szCs w:val="32"/>
+        </w:rPr>
+        <w:t>Representative Sample?</w:t>
+      </w:r>
+    </w:p>
+    <w:p>
+      <w:pPr>
+        <w:tabs>
+          <w:tab w:val="left" w:pos="1285"/>
+        </w:tabs>
+        <w:rPr>
+          <w:rFonts w:ascii="Times New Roman" w:hAnsi="Times New Roman" w:cs="Times New Roman"/>
+          <w:color w:val="0D0D0D" w:themeColor="text1" w:themeTint="F2"/>
+          <w:sz w:val="32"/>
+          <w:szCs w:val="32"/>
+        </w:rPr>
+      </w:pPr>
+      <w:r>
+        <w:rPr>
+          <w:rFonts w:ascii="Times New Roman" w:hAnsi="Times New Roman" w:cs="Times New Roman"/>
+          <w:color w:val="0D0D0D" w:themeColor="text1" w:themeTint="F2"/>
+          <w:sz w:val="32"/>
+          <w:szCs w:val="32"/>
+        </w:rPr>
+        <w:t xml:space="preserve">A </w:t>
+      </w:r>
+      <w:r>
+        <w:rPr>
+          <w:rFonts w:ascii="Times New Roman" w:hAnsi="Times New Roman" w:cs="Times New Roman"/>
+          <w:b/>
+          <w:bCs/>
+          <w:color w:val="0D0D0D" w:themeColor="text1" w:themeTint="F2"/>
+          <w:sz w:val="32"/>
+          <w:szCs w:val="32"/>
+        </w:rPr>
+        <w:t>representative sample</w:t>
+      </w:r>
+      <w:r>
+        <w:rPr>
+          <w:rFonts w:ascii="Times New Roman" w:hAnsi="Times New Roman" w:cs="Times New Roman"/>
+          <w:color w:val="0D0D0D" w:themeColor="text1" w:themeTint="F2"/>
+          <w:sz w:val="32"/>
+          <w:szCs w:val="32"/>
+        </w:rPr>
+        <w:t xml:space="preserve"> is a sample that properly reflects the important characteristics of the population.</w:t>
+      </w:r>
+    </w:p>
+    <w:p>
+      <w:pPr>
+        <w:tabs>
+          <w:tab w:val="left" w:pos="1285"/>
+        </w:tabs>
+        <w:rPr>
+          <w:rFonts w:ascii="Times New Roman" w:hAnsi="Times New Roman" w:cs="Times New Roman"/>
+          <w:color w:val="0D0D0D" w:themeColor="text1" w:themeTint="F2"/>
+          <w:sz w:val="32"/>
+          <w:szCs w:val="32"/>
+        </w:rPr>
+      </w:pPr>
+      <w:r>
+        <w:rPr>
+          <w:rFonts w:ascii="Times New Roman" w:hAnsi="Times New Roman" w:cs="Times New Roman"/>
+          <w:b/>
+          <w:bCs/>
+          <w:color w:val="0D0D0D" w:themeColor="text1" w:themeTint="F2"/>
+          <w:sz w:val="32"/>
+          <w:szCs w:val="32"/>
+        </w:rPr>
+        <w:t>Example:</w:t>
+      </w:r>
+      <w:r>
+        <w:rPr>
+          <w:rFonts w:ascii="Times New Roman" w:hAnsi="Times New Roman" w:cs="Times New Roman"/>
+          <w:color w:val="0D0D0D" w:themeColor="text1" w:themeTint="F2"/>
+          <w:sz w:val="32"/>
+          <w:szCs w:val="32"/>
+        </w:rPr>
+        <w:br/>
+        <w:t xml:space="preserve">Suppose there are </w:t>
+      </w:r>
+      <w:r>
+        <w:rPr>
+          <w:rFonts w:ascii="Times New Roman" w:hAnsi="Times New Roman" w:cs="Times New Roman"/>
+          <w:b/>
+          <w:bCs/>
+          <w:color w:val="0D0D0D" w:themeColor="text1" w:themeTint="F2"/>
+          <w:sz w:val="32"/>
+          <w:szCs w:val="32"/>
+        </w:rPr>
+        <w:t>55 students</w:t>
+      </w:r>
+      <w:r>
+        <w:rPr>
+          <w:rFonts w:ascii="Times New Roman" w:hAnsi="Times New Roman" w:cs="Times New Roman"/>
+          <w:color w:val="0D0D0D" w:themeColor="text1" w:themeTint="F2"/>
+          <w:sz w:val="32"/>
+          <w:szCs w:val="32"/>
+        </w:rPr>
+        <w:t xml:space="preserve"> in FA23-BSE, with different CGPAs, study hours, and backgrounds. If we select </w:t>
+      </w:r>
+      <w:r>
+        <w:rPr>
+          <w:rFonts w:ascii="Times New Roman" w:hAnsi="Times New Roman" w:cs="Times New Roman"/>
+          <w:b/>
+          <w:bCs/>
+          <w:color w:val="0D0D0D" w:themeColor="text1" w:themeTint="F2"/>
+          <w:sz w:val="32"/>
+          <w:szCs w:val="32"/>
+        </w:rPr>
+        <w:t>7 students</w:t>
+      </w:r>
+      <w:r>
+        <w:rPr>
+          <w:rFonts w:ascii="Times New Roman" w:hAnsi="Times New Roman" w:cs="Times New Roman"/>
+          <w:color w:val="0D0D0D" w:themeColor="text1" w:themeTint="F2"/>
+          <w:sz w:val="32"/>
+          <w:szCs w:val="32"/>
+        </w:rPr>
+        <w:t xml:space="preserve"> in a way that reasonably represents the different types of students in the class, those 7 students form a </w:t>
+      </w:r>
+      <w:r>
+        <w:rPr>
+          <w:rFonts w:ascii="Times New Roman" w:hAnsi="Times New Roman" w:cs="Times New Roman"/>
+          <w:b/>
+          <w:bCs/>
+          <w:color w:val="0D0D0D" w:themeColor="text1" w:themeTint="F2"/>
+          <w:sz w:val="32"/>
+          <w:szCs w:val="32"/>
+        </w:rPr>
+        <w:t>representative sample</w:t>
+      </w:r>
+      <w:r>
+        <w:rPr>
+          <w:rFonts w:ascii="Times New Roman" w:hAnsi="Times New Roman" w:cs="Times New Roman"/>
+          <w:color w:val="0D0D0D" w:themeColor="text1" w:themeTint="F2"/>
+          <w:sz w:val="32"/>
+          <w:szCs w:val="32"/>
+        </w:rPr>
+        <w:t>.</w:t>
+      </w:r>
+    </w:p>
+    <w:p>
+      <w:pPr>
+        <w:tabs>
+          <w:tab w:val="left" w:pos="1285"/>
+        </w:tabs>
+        <w:rPr>
+          <w:rFonts w:ascii="Times New Roman" w:hAnsi="Times New Roman" w:cs="Times New Roman"/>
+          <w:b/>
+          <w:bCs/>
+          <w:color w:val="215E99" w:themeColor="text2" w:themeTint="BF"/>
+          <w:sz w:val="32"/>
+          <w:szCs w:val="32"/>
+        </w:rPr>
+      </w:pPr>
+      <w:r>
+        <w:rPr>
+          <w:rFonts w:ascii="Times New Roman" w:hAnsi="Times New Roman" w:cs="Times New Roman"/>
+          <w:b/>
+          <w:bCs/>
+          <w:color w:val="215E99" w:themeColor="text2" w:themeTint="BF"/>
+          <w:sz w:val="32"/>
+          <w:szCs w:val="32"/>
+        </w:rPr>
+        <w:t>Homogeneity and Heterogeneity</w:t>
+      </w:r>
+    </w:p>
+    <w:p>
+      <w:pPr>
+        <w:tabs>
+          <w:tab w:val="left" w:pos="1285"/>
+        </w:tabs>
+        <w:rPr>
+          <w:rFonts w:ascii="Times New Roman" w:hAnsi="Times New Roman" w:cs="Times New Roman"/>
+          <w:color w:val="0D0D0D" w:themeColor="text1" w:themeTint="F2"/>
+          <w:sz w:val="32"/>
+          <w:szCs w:val="32"/>
+        </w:rPr>
+      </w:pPr>
+      <w:r>
+        <w:rPr>
+          <w:rFonts w:ascii="Times New Roman" w:hAnsi="Times New Roman" w:cs="Times New Roman"/>
+          <w:color w:val="0D0D0D" w:themeColor="text1" w:themeTint="F2"/>
+          <w:sz w:val="32"/>
+          <w:szCs w:val="32"/>
+        </w:rPr>
+        <w:t xml:space="preserve">These terms describe </w:t>
+      </w:r>
+      <w:r>
+        <w:rPr>
+          <w:rFonts w:ascii="Times New Roman" w:hAnsi="Times New Roman" w:cs="Times New Roman"/>
+          <w:b/>
+          <w:bCs/>
+          <w:color w:val="0D0D0D" w:themeColor="text1" w:themeTint="F2"/>
+          <w:sz w:val="32"/>
+          <w:szCs w:val="32"/>
+        </w:rPr>
+        <w:t>how similar or different the members of a population are</w:t>
+      </w:r>
+      <w:r>
+        <w:rPr>
+          <w:rFonts w:ascii="Times New Roman" w:hAnsi="Times New Roman" w:cs="Times New Roman"/>
+          <w:color w:val="0D0D0D" w:themeColor="text1" w:themeTint="F2"/>
+          <w:sz w:val="32"/>
+          <w:szCs w:val="32"/>
+        </w:rPr>
+        <w:t>.</w:t>
+      </w:r>
+    </w:p>
+    <w:p>
+      <w:pPr>
+        <w:tabs>
+          <w:tab w:val="left" w:pos="1285"/>
+        </w:tabs>
+        <w:rPr>
+          <w:rFonts w:ascii="Times New Roman" w:hAnsi="Times New Roman" w:cs="Times New Roman"/>
+          <w:b/>
+          <w:bCs/>
+          <w:color w:val="0D0D0D" w:themeColor="text1" w:themeTint="F2"/>
+          <w:sz w:val="32"/>
+          <w:szCs w:val="32"/>
+        </w:rPr>
+      </w:pPr>
+      <w:r>
+        <w:rPr>
+          <w:rFonts w:ascii="Times New Roman" w:hAnsi="Times New Roman" w:cs="Times New Roman"/>
+          <w:b/>
+          <w:bCs/>
+          <w:color w:val="0D0D0D" w:themeColor="text1" w:themeTint="F2"/>
+          <w:sz w:val="32"/>
+          <w:szCs w:val="32"/>
+        </w:rPr>
+        <w:t>1. Homogeneity</w:t>
+      </w:r>
+    </w:p>
+    <w:p>
+      <w:pPr>
+        <w:tabs>
+          <w:tab w:val="left" w:pos="1285"/>
+        </w:tabs>
+        <w:rPr>
+          <w:rFonts w:ascii="Times New Roman" w:hAnsi="Times New Roman" w:cs="Times New Roman"/>
+          <w:color w:val="0D0D0D" w:themeColor="text1" w:themeTint="F2"/>
+          <w:sz w:val="32"/>
+          <w:szCs w:val="32"/>
+        </w:rPr>
+      </w:pPr>
+      <w:r>
+        <w:rPr>
+          <w:rFonts w:ascii="Times New Roman" w:hAnsi="Times New Roman" w:cs="Times New Roman"/>
+          <w:color w:val="0D0D0D" w:themeColor="text1" w:themeTint="F2"/>
+          <w:sz w:val="32"/>
+          <w:szCs w:val="32"/>
+        </w:rPr>
+        <w:t>Homogeneity means the members are similar to each other.</w:t>
+      </w:r>
+    </w:p>
+    <w:p>
+      <w:pPr>
+        <w:tabs>
+          <w:tab w:val="left" w:pos="1285"/>
+        </w:tabs>
+        <w:rPr>
+          <w:rFonts w:ascii="Times New Roman" w:hAnsi="Times New Roman" w:cs="Times New Roman"/>
+          <w:color w:val="0D0D0D" w:themeColor="text1" w:themeTint="F2"/>
+          <w:sz w:val="32"/>
+          <w:szCs w:val="32"/>
+        </w:rPr>
+      </w:pPr>
+      <w:r>
+        <w:rPr>
+          <w:rFonts w:ascii="Times New Roman" w:hAnsi="Times New Roman" w:cs="Times New Roman"/>
+          <w:b/>
+          <w:bCs/>
+          <w:color w:val="0D0D0D" w:themeColor="text1" w:themeTint="F2"/>
+          <w:sz w:val="32"/>
+          <w:szCs w:val="32"/>
+        </w:rPr>
+        <w:lastRenderedPageBreak/>
+        <w:t>Example:</w:t>
+      </w:r>
+      <w:r>
+        <w:rPr>
+          <w:rFonts w:ascii="Times New Roman" w:hAnsi="Times New Roman" w:cs="Times New Roman"/>
+          <w:color w:val="0D0D0D" w:themeColor="text1" w:themeTint="F2"/>
+          <w:sz w:val="32"/>
+          <w:szCs w:val="32"/>
+        </w:rPr>
+        <w:br/>
+        <w:t xml:space="preserve">A class that includes </w:t>
+      </w:r>
+      <w:r>
+        <w:rPr>
+          <w:rFonts w:ascii="Times New Roman" w:hAnsi="Times New Roman" w:cs="Times New Roman"/>
+          <w:b/>
+          <w:bCs/>
+          <w:color w:val="0D0D0D" w:themeColor="text1" w:themeTint="F2"/>
+          <w:sz w:val="32"/>
+          <w:szCs w:val="32"/>
+        </w:rPr>
+        <w:t>only male students</w:t>
+      </w:r>
+      <w:r>
+        <w:rPr>
+          <w:rFonts w:ascii="Times New Roman" w:hAnsi="Times New Roman" w:cs="Times New Roman"/>
+          <w:color w:val="0D0D0D" w:themeColor="text1" w:themeTint="F2"/>
+          <w:sz w:val="32"/>
+          <w:szCs w:val="32"/>
+        </w:rPr>
+        <w:t xml:space="preserve"> is homogeneous because the students have a similar characteristic.</w:t>
+      </w:r>
+    </w:p>
+    <w:p>
+      <w:pPr>
+        <w:tabs>
+          <w:tab w:val="left" w:pos="1285"/>
+        </w:tabs>
+        <w:rPr>
+          <w:rFonts w:ascii="Times New Roman" w:hAnsi="Times New Roman" w:cs="Times New Roman"/>
+          <w:b/>
+          <w:bCs/>
+          <w:color w:val="0D0D0D" w:themeColor="text1" w:themeTint="F2"/>
+          <w:sz w:val="32"/>
+          <w:szCs w:val="32"/>
+        </w:rPr>
+      </w:pPr>
+      <w:r>
+        <w:rPr>
+          <w:rFonts w:ascii="Times New Roman" w:hAnsi="Times New Roman" w:cs="Times New Roman"/>
+          <w:b/>
+          <w:bCs/>
+          <w:color w:val="0D0D0D" w:themeColor="text1" w:themeTint="F2"/>
+          <w:sz w:val="32"/>
+          <w:szCs w:val="32"/>
+        </w:rPr>
+        <w:t>2. Heterogeneity</w:t>
+      </w:r>
+    </w:p>
+    <w:p>
+      <w:pPr>
+        <w:tabs>
+          <w:tab w:val="left" w:pos="1285"/>
+        </w:tabs>
+        <w:rPr>
+          <w:rFonts w:ascii="Times New Roman" w:hAnsi="Times New Roman" w:cs="Times New Roman"/>
+          <w:color w:val="0D0D0D" w:themeColor="text1" w:themeTint="F2"/>
+          <w:sz w:val="32"/>
+          <w:szCs w:val="32"/>
+        </w:rPr>
+      </w:pPr>
+      <w:r>
+        <w:rPr>
+          <w:rFonts w:ascii="Times New Roman" w:hAnsi="Times New Roman" w:cs="Times New Roman"/>
+          <w:color w:val="0D0D0D" w:themeColor="text1" w:themeTint="F2"/>
+          <w:sz w:val="32"/>
+          <w:szCs w:val="32"/>
+        </w:rPr>
+        <w:t>Heterogeneity means the members are different from each other.</w:t>
+      </w:r>
+    </w:p>
+    <w:p>
+      <w:pPr>
+        <w:tabs>
+          <w:tab w:val="left" w:pos="1285"/>
+        </w:tabs>
+        <w:rPr>
+          <w:rFonts w:ascii="Times New Roman" w:hAnsi="Times New Roman" w:cs="Times New Roman"/>
+          <w:color w:val="0D0D0D" w:themeColor="text1" w:themeTint="F2"/>
+          <w:sz w:val="32"/>
+          <w:szCs w:val="32"/>
+        </w:rPr>
+      </w:pPr>
+      <w:r>
+        <w:rPr>
+          <w:rFonts w:ascii="Times New Roman" w:hAnsi="Times New Roman" w:cs="Times New Roman"/>
+          <w:b/>
+          <w:bCs/>
+          <w:color w:val="0D0D0D" w:themeColor="text1" w:themeTint="F2"/>
+          <w:sz w:val="32"/>
+          <w:szCs w:val="32"/>
+        </w:rPr>
+        <w:t>Example:</w:t>
+      </w:r>
+      <w:r>
+        <w:rPr>
+          <w:rFonts w:ascii="Times New Roman" w:hAnsi="Times New Roman" w:cs="Times New Roman"/>
+          <w:color w:val="0D0D0D" w:themeColor="text1" w:themeTint="F2"/>
+          <w:sz w:val="32"/>
+          <w:szCs w:val="32"/>
+        </w:rPr>
+        <w:br/>
+        <w:t xml:space="preserve">A class that includes </w:t>
+      </w:r>
+      <w:r>
+        <w:rPr>
+          <w:rFonts w:ascii="Times New Roman" w:hAnsi="Times New Roman" w:cs="Times New Roman"/>
+          <w:b/>
+          <w:bCs/>
+          <w:color w:val="0D0D0D" w:themeColor="text1" w:themeTint="F2"/>
+          <w:sz w:val="32"/>
+          <w:szCs w:val="32"/>
+        </w:rPr>
+        <w:t>both male and female students</w:t>
+      </w:r>
+      <w:r>
+        <w:rPr>
+          <w:rFonts w:ascii="Times New Roman" w:hAnsi="Times New Roman" w:cs="Times New Roman"/>
+          <w:color w:val="0D0D0D" w:themeColor="text1" w:themeTint="F2"/>
+          <w:sz w:val="32"/>
+          <w:szCs w:val="32"/>
+        </w:rPr>
+        <w:t xml:space="preserve"> is heterogeneous because the students have different characteristics.</w:t>
+      </w:r>
+    </w:p>
+    <w:p>
+      <w:pPr>
+        <w:tabs>
+          <w:tab w:val="left" w:pos="1983"/>
+        </w:tabs>
+        <w:rPr>
+          <w:rFonts w:ascii="Times New Roman" w:hAnsi="Times New Roman" w:cs="Times New Roman"/>
+          <w:b/>
+          <w:bCs/>
+          <w:color w:val="215E99" w:themeColor="text2" w:themeTint="BF"/>
+          <w:sz w:val="32"/>
+          <w:szCs w:val="32"/>
+        </w:rPr>
+      </w:pPr>
+      <w:r>
+        <w:rPr>
+          <w:rFonts w:ascii="Times New Roman" w:hAnsi="Times New Roman" w:cs="Times New Roman"/>
+          <w:b/>
+          <w:bCs/>
+          <w:color w:val="215E99" w:themeColor="text2" w:themeTint="BF"/>
+          <w:sz w:val="32"/>
+          <w:szCs w:val="32"/>
+        </w:rPr>
+        <w:t xml:space="preserve">Sampling </w:t>
+      </w:r>
+      <w:r>
+        <w:rPr>
+          <w:rFonts w:ascii="Times New Roman" w:hAnsi="Times New Roman" w:cs="Times New Roman"/>
+          <w:b/>
+          <w:bCs/>
+          <w:color w:val="215E99" w:themeColor="text2" w:themeTint="BF"/>
+          <w:sz w:val="32"/>
+          <w:szCs w:val="32"/>
+        </w:rPr>
+        <w:t>Techniques</w:t>
+      </w:r>
+      <w:r>
+        <w:rPr>
+          <w:rFonts w:ascii="Times New Roman" w:hAnsi="Times New Roman" w:cs="Times New Roman"/>
+          <w:b/>
+          <w:bCs/>
+          <w:color w:val="215E99" w:themeColor="text2" w:themeTint="BF"/>
+          <w:sz w:val="32"/>
+          <w:szCs w:val="32"/>
+        </w:rPr>
+        <w:t xml:space="preserve">: </w:t>
+      </w:r>
+      <w:r>
+        <w:rPr>
+          <w:rFonts w:ascii="Times New Roman" w:hAnsi="Times New Roman" w:cs="Times New Roman"/>
+          <w:b/>
+          <w:bCs/>
+          <w:color w:val="215E99" w:themeColor="text2" w:themeTint="BF"/>
+          <w:sz w:val="32"/>
+          <w:szCs w:val="32"/>
+        </w:rPr>
+        <w:t>Probability Sampling</w:t>
+      </w:r>
+      <w:r>
+        <w:rPr>
+          <w:rFonts w:ascii="Times New Roman" w:hAnsi="Times New Roman" w:cs="Times New Roman"/>
+          <w:b/>
+          <w:bCs/>
+          <w:color w:val="215E99" w:themeColor="text2" w:themeTint="BF"/>
+          <w:sz w:val="32"/>
+          <w:szCs w:val="32"/>
+        </w:rPr>
+        <w:t xml:space="preserve"> vs </w:t>
+      </w:r>
+      <w:r>
+        <w:rPr>
+          <w:rFonts w:ascii="Times New Roman" w:hAnsi="Times New Roman" w:cs="Times New Roman"/>
+          <w:b/>
+          <w:bCs/>
+          <w:color w:val="215E99" w:themeColor="text2" w:themeTint="BF"/>
+          <w:sz w:val="32"/>
+          <w:szCs w:val="32"/>
+        </w:rPr>
+        <w:t>Non-Probability</w:t>
+      </w:r>
+      <w:r>
+        <w:rPr>
+          <w:rFonts w:ascii="Times New Roman" w:hAnsi="Times New Roman" w:cs="Times New Roman"/>
+          <w:b/>
+          <w:bCs/>
+          <w:color w:val="215E99" w:themeColor="text2" w:themeTint="BF"/>
+          <w:sz w:val="32"/>
+          <w:szCs w:val="32"/>
+        </w:rPr>
+        <w:t xml:space="preserve"> Sampling</w:t>
+      </w:r>
+    </w:p>
+    <w:p>
+      <w:pPr>
+        <w:rPr>
+          <w:rFonts w:ascii="Times New Roman" w:hAnsi="Times New Roman" w:cs="Times New Roman"/>
+          <w:b/>
+          <w:bCs/>
+          <w:color w:val="215E99" w:themeColor="text2" w:themeTint="BF"/>
+          <w:sz w:val="32"/>
+          <w:szCs w:val="32"/>
+        </w:rPr>
+      </w:pPr>
+      <w:r>
+        <w:rPr>
+          <w:rFonts w:ascii="Times New Roman" w:hAnsi="Times New Roman" w:cs="Times New Roman"/>
+          <w:b/>
+          <w:bCs/>
+          <w:color w:val="215E99" w:themeColor="text2" w:themeTint="BF"/>
+          <w:sz w:val="32"/>
+          <w:szCs w:val="32"/>
+        </w:rPr>
+        <w:drawing>
+          <wp:inline distT="0" distB="0" distL="0" distR="0" wp14:anchorId="77ACCD6B" wp14:editId="3B517184">
+            <wp:extent cx="4978656" cy="2730640"/>
+            <wp:effectExtent l="0" t="0" r="0" b="0"/>
+            <wp:docPr id="802968149" name="Picture 1"/>
+            <wp:cNvGraphicFramePr>
+              <a:graphicFrameLocks xmlns:a="http://schemas.openxmlformats.org/drawingml/2006/main" noChangeAspect="1"/>
+            </wp:cNvGraphicFramePr>
+            <a:graphic xmlns:a="http://schemas.openxmlformats.org/drawingml/2006/main">
+              <a:graphicData uri="http://schemas.openxmlformats.org/drawingml/2006/picture">
+                <pic:pic xmlns:pic="http://schemas.openxmlformats.org/drawingml/2006/picture">
+                  <pic:nvPicPr>
+                    <pic:cNvPr id="802968149" name=""/>
+                    <pic:cNvPicPr/>
+                  </pic:nvPicPr>
+                  <pic:blipFill>
+                    <a:blip r:embed="rId27"/>
+                    <a:stretch>
+                      <a:fillRect/>
+                    </a:stretch>
+                  </pic:blipFill>
+                  <pic:spPr>
+                    <a:xfrm>
+                      <a:off x="0" y="0"/>
+                      <a:ext cx="4978656" cy="2730640"/>
+                    </a:xfrm>
+                    <a:prstGeom prst="rect">
+                      <a:avLst/>
+                    </a:prstGeom>
+                  </pic:spPr>
+                </pic:pic>
+              </a:graphicData>
+            </a:graphic>
+          </wp:inline>
+        </w:drawing>
+      </w:r>
+    </w:p>
+    <w:p>
+      <w:pPr>
+        <w:tabs>
+          <w:tab w:val="left" w:pos="1983"/>
+        </w:tabs>
+        <w:rPr>
+          <w:rFonts w:ascii="Times New Roman" w:hAnsi="Times New Roman" w:cs="Times New Roman"/>
+          <w:b/>
+          <w:bCs/>
+          <w:color w:val="215E99" w:themeColor="text2" w:themeTint="BF"/>
+          <w:sz w:val="32"/>
+          <w:szCs w:val="32"/>
+        </w:rPr>
+      </w:pPr>
+      <w:r>
+        <w:rPr>
+          <w:rFonts w:ascii="Times New Roman" w:hAnsi="Times New Roman" w:cs="Times New Roman"/>
+          <w:b/>
+          <w:bCs/>
+          <w:color w:val="215E99" w:themeColor="text2" w:themeTint="BF"/>
+          <w:sz w:val="32"/>
+          <w:szCs w:val="32"/>
+        </w:rPr>
+        <w:t xml:space="preserve">1. </w:t>
+      </w:r>
+      <w:r>
+        <w:rPr>
+          <w:rFonts w:ascii="Times New Roman" w:hAnsi="Times New Roman" w:cs="Times New Roman"/>
+          <w:b/>
+          <w:bCs/>
+          <w:color w:val="215E99" w:themeColor="text2" w:themeTint="BF"/>
+          <w:sz w:val="32"/>
+          <w:szCs w:val="32"/>
+        </w:rPr>
+        <w:t>Probability Sampling</w:t>
+      </w:r>
+    </w:p>
+    <w:p>
+      <w:pPr>
+        <w:tabs>
+          <w:tab w:val="left" w:pos="1983"/>
+        </w:tabs>
+        <w:rPr>
+          <w:rFonts w:ascii="Times New Roman" w:hAnsi="Times New Roman" w:cs="Times New Roman"/>
+          <w:color w:val="0D0D0D" w:themeColor="text1" w:themeTint="F2"/>
+          <w:sz w:val="32"/>
+          <w:szCs w:val="32"/>
+        </w:rPr>
+      </w:pPr>
+      <w:r>
+        <w:rPr>
+          <w:rFonts w:ascii="Times New Roman" w:hAnsi="Times New Roman" w:cs="Times New Roman"/>
+          <w:color w:val="0D0D0D" w:themeColor="text1" w:themeTint="F2"/>
+          <w:sz w:val="32"/>
+          <w:szCs w:val="32"/>
+        </w:rPr>
+        <w:t>Every member of the population has a known chance of being selected, usually through random selection.</w:t>
+      </w:r>
+    </w:p>
+    <w:p>
+      <w:pPr>
+        <w:tabs>
+          <w:tab w:val="left" w:pos="1983"/>
+        </w:tabs>
+        <w:rPr>
+          <w:rFonts w:ascii="Times New Roman" w:hAnsi="Times New Roman" w:cs="Times New Roman"/>
+          <w:color w:val="0D0D0D" w:themeColor="text1" w:themeTint="F2"/>
+          <w:sz w:val="32"/>
+          <w:szCs w:val="32"/>
+        </w:rPr>
+      </w:pPr>
+      <w:r>
+        <w:rPr>
+          <w:rFonts w:ascii="Times New Roman" w:hAnsi="Times New Roman" w:cs="Times New Roman"/>
+          <w:b/>
+          <w:bCs/>
+          <w:color w:val="0D0D0D" w:themeColor="text1" w:themeTint="F2"/>
+          <w:sz w:val="32"/>
+          <w:szCs w:val="32"/>
+        </w:rPr>
+        <w:t>Example:</w:t>
+      </w:r>
+      <w:r>
+        <w:rPr>
+          <w:rFonts w:ascii="Times New Roman" w:hAnsi="Times New Roman" w:cs="Times New Roman"/>
+          <w:color w:val="0D0D0D" w:themeColor="text1" w:themeTint="F2"/>
+          <w:sz w:val="32"/>
+          <w:szCs w:val="32"/>
+        </w:rPr>
+        <w:br/>
+        <w:t>There are 55 students in a class. You randomly select 7 students using a lottery or random number generator.</w:t>
+      </w:r>
+    </w:p>
+    <w:p>
+      <w:pPr>
+        <w:tabs>
+          <w:tab w:val="left" w:pos="1983"/>
+        </w:tabs>
+        <w:rPr>
+          <w:rFonts w:ascii="Times New Roman" w:hAnsi="Times New Roman" w:cs="Times New Roman"/>
+          <w:color w:val="0D0D0D" w:themeColor="text1" w:themeTint="F2"/>
+          <w:sz w:val="32"/>
+          <w:szCs w:val="32"/>
+        </w:rPr>
+      </w:pPr>
+      <w:r>
+        <w:rPr>
+          <w:rFonts w:ascii="Times New Roman" w:hAnsi="Times New Roman" w:cs="Times New Roman"/>
+          <w:color w:val="0D0D0D" w:themeColor="text1" w:themeTint="F2"/>
+          <w:sz w:val="32"/>
+          <w:szCs w:val="32"/>
+        </w:rPr>
+        <w:lastRenderedPageBreak/>
+        <w:t>Every student has a chance of being selected.</w:t>
+      </w:r>
+    </w:p>
+    <w:p>
+      <w:pPr>
+        <w:tabs>
+          <w:tab w:val="left" w:pos="1983"/>
+        </w:tabs>
+        <w:rPr>
+          <w:rFonts w:ascii="Times New Roman" w:hAnsi="Times New Roman" w:cs="Times New Roman"/>
+          <w:b/>
+          <w:bCs/>
+          <w:color w:val="0D0D0D" w:themeColor="text1" w:themeTint="F2"/>
+          <w:sz w:val="32"/>
+          <w:szCs w:val="32"/>
+        </w:rPr>
+      </w:pPr>
+      <w:r>
+        <w:rPr>
+          <w:rFonts w:ascii="Times New Roman" w:hAnsi="Times New Roman" w:cs="Times New Roman"/>
+          <w:b/>
+          <w:bCs/>
+          <w:color w:val="0D0D0D" w:themeColor="text1" w:themeTint="F2"/>
+          <w:sz w:val="32"/>
+          <w:szCs w:val="32"/>
+        </w:rPr>
+        <w:t xml:space="preserve">2. </w:t>
+      </w:r>
+      <w:r>
+        <w:rPr>
+          <w:rFonts w:ascii="Times New Roman" w:hAnsi="Times New Roman" w:cs="Times New Roman"/>
+          <w:b/>
+          <w:bCs/>
+          <w:color w:val="0D0D0D" w:themeColor="text1" w:themeTint="F2"/>
+          <w:sz w:val="32"/>
+          <w:szCs w:val="32"/>
+        </w:rPr>
+        <w:t>Non-Probability Sampling</w:t>
+      </w:r>
+    </w:p>
+    <w:p>
+      <w:pPr>
+        <w:tabs>
+          <w:tab w:val="left" w:pos="1983"/>
+        </w:tabs>
+        <w:rPr>
+          <w:rFonts w:ascii="Times New Roman" w:hAnsi="Times New Roman" w:cs="Times New Roman"/>
+          <w:color w:val="0D0D0D" w:themeColor="text1" w:themeTint="F2"/>
+          <w:sz w:val="32"/>
+          <w:szCs w:val="32"/>
+        </w:rPr>
+      </w:pPr>
+      <w:r>
+        <w:rPr>
+          <w:rFonts w:ascii="Times New Roman" w:hAnsi="Times New Roman" w:cs="Times New Roman"/>
+          <w:color w:val="0D0D0D" w:themeColor="text1" w:themeTint="F2"/>
+          <w:sz w:val="32"/>
+          <w:szCs w:val="32"/>
+        </w:rPr>
+        <w:t>Members are selected without random selection, so some members may have no known chance of being selected.</w:t>
+      </w:r>
+      <w:r>
+        <w:rPr>
+          <w:rFonts w:ascii="Times New Roman" w:hAnsi="Times New Roman" w:cs="Times New Roman"/>
+          <w:color w:val="0D0D0D" w:themeColor="text1" w:themeTint="F2"/>
+          <w:sz w:val="32"/>
+          <w:szCs w:val="32"/>
+        </w:rPr>
+        <w:t xml:space="preserve"> </w:t>
+      </w:r>
+      <w:r>
+        <w:rPr>
+          <w:rFonts w:ascii="Times New Roman" w:hAnsi="Times New Roman" w:cs="Times New Roman"/>
+          <w:color w:val="0D0D0D" w:themeColor="text1" w:themeTint="F2"/>
+          <w:sz w:val="32"/>
+          <w:szCs w:val="32"/>
+        </w:rPr>
+        <w:t xml:space="preserve">The selection may depend on the </w:t>
+      </w:r>
+      <w:r>
+        <w:rPr>
+          <w:rFonts w:ascii="Times New Roman" w:hAnsi="Times New Roman" w:cs="Times New Roman"/>
+          <w:b/>
+          <w:bCs/>
+          <w:color w:val="0D0D0D" w:themeColor="text1" w:themeTint="F2"/>
+          <w:sz w:val="32"/>
+          <w:szCs w:val="32"/>
+        </w:rPr>
+        <w:t>selector's choice or preference</w:t>
+      </w:r>
+      <w:r>
+        <w:rPr>
+          <w:rFonts w:ascii="Times New Roman" w:hAnsi="Times New Roman" w:cs="Times New Roman"/>
+          <w:color w:val="0D0D0D" w:themeColor="text1" w:themeTint="F2"/>
+          <w:sz w:val="32"/>
+          <w:szCs w:val="32"/>
+        </w:rPr>
+        <w:t>, so it can be biased. Therefore, we cannot reliably generalize the results to the whole population.</w:t>
+      </w:r>
+    </w:p>
+    <w:p>
+      <w:pPr>
+        <w:tabs>
+          <w:tab w:val="left" w:pos="1983"/>
+        </w:tabs>
+        <w:rPr>
+          <w:rFonts w:ascii="Times New Roman" w:hAnsi="Times New Roman" w:cs="Times New Roman"/>
+          <w:color w:val="0D0D0D" w:themeColor="text1" w:themeTint="F2"/>
+          <w:sz w:val="32"/>
+          <w:szCs w:val="32"/>
+        </w:rPr>
+      </w:pPr>
+      <w:r>
+        <w:rPr>
+          <w:rFonts w:ascii="Times New Roman" w:hAnsi="Times New Roman" w:cs="Times New Roman"/>
+          <w:b/>
+          <w:bCs/>
+          <w:color w:val="0D0D0D" w:themeColor="text1" w:themeTint="F2"/>
+          <w:sz w:val="32"/>
+          <w:szCs w:val="32"/>
+        </w:rPr>
+        <w:t>Example:</w:t>
+      </w:r>
+      <w:r>
+        <w:rPr>
+          <w:rFonts w:ascii="Times New Roman" w:hAnsi="Times New Roman" w:cs="Times New Roman"/>
+          <w:color w:val="0D0D0D" w:themeColor="text1" w:themeTint="F2"/>
+          <w:sz w:val="32"/>
+          <w:szCs w:val="32"/>
+        </w:rPr>
+        <w:br/>
+      </w:r>
+      <w:r>
+        <w:rPr>
+          <w:rFonts w:ascii="Times New Roman" w:hAnsi="Times New Roman" w:cs="Times New Roman"/>
+          <w:color w:val="0D0D0D" w:themeColor="text1" w:themeTint="F2"/>
+          <w:sz w:val="32"/>
+          <w:szCs w:val="32"/>
+        </w:rPr>
+        <w:t xml:space="preserve">A class has </w:t>
+      </w:r>
+      <w:r>
+        <w:rPr>
+          <w:rFonts w:ascii="Times New Roman" w:hAnsi="Times New Roman" w:cs="Times New Roman"/>
+          <w:b/>
+          <w:bCs/>
+          <w:color w:val="0D0D0D" w:themeColor="text1" w:themeTint="F2"/>
+          <w:sz w:val="32"/>
+          <w:szCs w:val="32"/>
+        </w:rPr>
+        <w:t>male and female students</w:t>
+      </w:r>
+      <w:r>
+        <w:rPr>
+          <w:rFonts w:ascii="Times New Roman" w:hAnsi="Times New Roman" w:cs="Times New Roman"/>
+          <w:color w:val="0D0D0D" w:themeColor="text1" w:themeTint="F2"/>
+          <w:sz w:val="32"/>
+          <w:szCs w:val="32"/>
+        </w:rPr>
+        <w:t xml:space="preserve">, but the selector chooses </w:t>
+      </w:r>
+      <w:r>
+        <w:rPr>
+          <w:rFonts w:ascii="Times New Roman" w:hAnsi="Times New Roman" w:cs="Times New Roman"/>
+          <w:b/>
+          <w:bCs/>
+          <w:color w:val="0D0D0D" w:themeColor="text1" w:themeTint="F2"/>
+          <w:sz w:val="32"/>
+          <w:szCs w:val="32"/>
+        </w:rPr>
+        <w:t>only male students</w:t>
+      </w:r>
+      <w:r>
+        <w:rPr>
+          <w:rFonts w:ascii="Times New Roman" w:hAnsi="Times New Roman" w:cs="Times New Roman"/>
+          <w:color w:val="0D0D0D" w:themeColor="text1" w:themeTint="F2"/>
+          <w:sz w:val="32"/>
+          <w:szCs w:val="32"/>
+        </w:rPr>
+        <w:t xml:space="preserve"> for the sample.</w:t>
+      </w:r>
+    </w:p>
+    <w:p>
+      <w:pPr>
+        <w:tabs>
+          <w:tab w:val="left" w:pos="1983"/>
+        </w:tabs>
+        <w:rPr>
+          <w:rFonts w:ascii="Times New Roman" w:hAnsi="Times New Roman" w:cs="Times New Roman"/>
+          <w:color w:val="0D0D0D" w:themeColor="text1" w:themeTint="F2"/>
+          <w:sz w:val="32"/>
+          <w:szCs w:val="32"/>
+        </w:rPr>
+      </w:pPr>
+      <w:r>
+        <w:rPr>
+          <w:rFonts w:ascii="Times New Roman" w:hAnsi="Times New Roman" w:cs="Times New Roman"/>
+          <w:color w:val="0D0D0D" w:themeColor="text1" w:themeTint="F2"/>
+          <w:sz w:val="32"/>
+          <w:szCs w:val="32"/>
+        </w:rPr>
+        <w:t xml:space="preserve">This is </w:t>
+      </w:r>
+      <w:r>
+        <w:rPr>
+          <w:rFonts w:ascii="Times New Roman" w:hAnsi="Times New Roman" w:cs="Times New Roman"/>
+          <w:b/>
+          <w:bCs/>
+          <w:color w:val="0D0D0D" w:themeColor="text1" w:themeTint="F2"/>
+          <w:sz w:val="32"/>
+          <w:szCs w:val="32"/>
+        </w:rPr>
+        <w:t>non-random sampling</w:t>
+      </w:r>
+      <w:r>
+        <w:rPr>
+          <w:rFonts w:ascii="Times New Roman" w:hAnsi="Times New Roman" w:cs="Times New Roman"/>
+          <w:color w:val="0D0D0D" w:themeColor="text1" w:themeTint="F2"/>
+          <w:sz w:val="32"/>
+          <w:szCs w:val="32"/>
+        </w:rPr>
+        <w:t xml:space="preserve"> because the selector chooses who to include.</w:t>
+      </w:r>
+    </w:p>
+    <w:p>
+      <w:pPr>
+        <w:tabs>
+          <w:tab w:val="left" w:pos="1983"/>
+        </w:tabs>
+        <w:rPr>
+          <w:rFonts w:ascii="Times New Roman" w:hAnsi="Times New Roman" w:cs="Times New Roman"/>
+          <w:b/>
+          <w:bCs/>
+          <w:color w:val="215E99" w:themeColor="text2" w:themeTint="BF"/>
+          <w:sz w:val="32"/>
+          <w:szCs w:val="32"/>
+        </w:rPr>
+      </w:pPr>
+      <w:r>
+        <w:rPr>
+          <w:rFonts w:ascii="Times New Roman" w:hAnsi="Times New Roman" w:cs="Times New Roman"/>
+          <w:b/>
+          <w:bCs/>
+          <w:color w:val="215E99" w:themeColor="text2" w:themeTint="BF"/>
+          <w:sz w:val="32"/>
+          <w:szCs w:val="32"/>
+        </w:rPr>
+        <w:t xml:space="preserve">Types of </w:t>
+      </w:r>
+      <w:r>
+        <w:rPr>
+          <w:rFonts w:ascii="Times New Roman" w:hAnsi="Times New Roman" w:cs="Times New Roman"/>
+          <w:b/>
+          <w:bCs/>
+          <w:color w:val="215E99" w:themeColor="text2" w:themeTint="BF"/>
+          <w:sz w:val="32"/>
+          <w:szCs w:val="32"/>
+        </w:rPr>
+        <w:t>Probability Sampling</w:t>
+      </w:r>
+      <w:r>
+        <w:rPr>
+          <w:rFonts w:ascii="Times New Roman" w:hAnsi="Times New Roman" w:cs="Times New Roman"/>
+          <w:b/>
+          <w:bCs/>
+          <w:color w:val="215E99" w:themeColor="text2" w:themeTint="BF"/>
+          <w:sz w:val="32"/>
+          <w:szCs w:val="32"/>
+        </w:rPr>
+        <w:t xml:space="preserve"> </w:t>
+      </w:r>
+    </w:p>
+    <w:p>
+      <w:pPr>
+        <w:tabs>
+          <w:tab w:val="left" w:pos="1983"/>
+        </w:tabs>
+        <w:rPr>
+          <w:rFonts w:ascii="Times New Roman" w:hAnsi="Times New Roman" w:cs="Times New Roman"/>
+          <w:b/>
+          <w:bCs/>
+          <w:color w:val="0D0D0D" w:themeColor="text1" w:themeTint="F2"/>
+          <w:sz w:val="32"/>
+          <w:szCs w:val="32"/>
+        </w:rPr>
+      </w:pPr>
+      <w:r>
+        <w:rPr>
+          <w:rFonts w:ascii="Times New Roman" w:hAnsi="Times New Roman" w:cs="Times New Roman"/>
+          <w:b/>
+          <w:bCs/>
+          <w:color w:val="0D0D0D" w:themeColor="text1" w:themeTint="F2"/>
+          <w:sz w:val="32"/>
+          <w:szCs w:val="32"/>
+        </w:rPr>
+        <w:t xml:space="preserve">1. </w:t>
+      </w:r>
+      <w:r>
+        <w:rPr>
+          <w:rFonts w:ascii="Times New Roman" w:hAnsi="Times New Roman" w:cs="Times New Roman"/>
+          <w:b/>
+          <w:bCs/>
+          <w:color w:val="0D0D0D" w:themeColor="text1" w:themeTint="F2"/>
+          <w:sz w:val="32"/>
+          <w:szCs w:val="32"/>
+        </w:rPr>
+        <w:t>Simple Random Sampling</w:t>
+      </w:r>
+    </w:p>
+    <w:p>
+      <w:pPr>
+        <w:tabs>
+          <w:tab w:val="left" w:pos="1983"/>
+        </w:tabs>
+        <w:rPr>
+          <w:rFonts w:ascii="Times New Roman" w:hAnsi="Times New Roman" w:cs="Times New Roman"/>
+          <w:color w:val="0D0D0D" w:themeColor="text1" w:themeTint="F2"/>
+          <w:sz w:val="32"/>
+          <w:szCs w:val="32"/>
+        </w:rPr>
+      </w:pPr>
+      <w:r>
+        <w:rPr>
+          <w:rFonts w:ascii="Times New Roman" w:hAnsi="Times New Roman" w:cs="Times New Roman"/>
+          <w:color w:val="0D0D0D" w:themeColor="text1" w:themeTint="F2"/>
+          <w:sz w:val="32"/>
+          <w:szCs w:val="32"/>
+        </w:rPr>
+        <w:t>Every member of the population has an equal and known chance of being selected.</w:t>
+      </w:r>
+    </w:p>
+    <w:p>
+      <w:pPr>
+        <w:tabs>
+          <w:tab w:val="left" w:pos="1983"/>
+        </w:tabs>
+        <w:rPr>
+          <w:rFonts w:ascii="Times New Roman" w:hAnsi="Times New Roman" w:cs="Times New Roman"/>
+          <w:color w:val="0D0D0D" w:themeColor="text1" w:themeTint="F2"/>
+          <w:sz w:val="32"/>
+          <w:szCs w:val="32"/>
+        </w:rPr>
+      </w:pPr>
+      <w:r>
+        <w:rPr>
+          <w:rFonts w:ascii="Times New Roman" w:hAnsi="Times New Roman" w:cs="Times New Roman"/>
+          <w:b/>
+          <w:bCs/>
+          <w:color w:val="0D0D0D" w:themeColor="text1" w:themeTint="F2"/>
+          <w:sz w:val="32"/>
+          <w:szCs w:val="32"/>
+        </w:rPr>
+        <w:t>Example:</w:t>
+      </w:r>
+      <w:r>
+        <w:rPr>
+          <w:rFonts w:ascii="Times New Roman" w:hAnsi="Times New Roman" w:cs="Times New Roman"/>
+          <w:b/>
+          <w:bCs/>
+          <w:color w:val="0D0D0D" w:themeColor="text1" w:themeTint="F2"/>
+          <w:sz w:val="32"/>
+          <w:szCs w:val="32"/>
+        </w:rPr>
+        <w:br/>
+      </w:r>
+      <w:r>
+        <w:rPr>
+          <w:rFonts w:ascii="Times New Roman" w:hAnsi="Times New Roman" w:cs="Times New Roman"/>
+          <w:color w:val="0D0D0D" w:themeColor="text1" w:themeTint="F2"/>
+          <w:sz w:val="32"/>
+          <w:szCs w:val="32"/>
+        </w:rPr>
+        <w:t>There are 55 students in a class. We need a sample of 7 students. We write all 55 names on slips and randomly pick 7 slips.</w:t>
+      </w:r>
+    </w:p>
+    <w:p>
+      <w:pPr>
+        <w:tabs>
+          <w:tab w:val="left" w:pos="1983"/>
+        </w:tabs>
+        <w:rPr>
+          <w:rFonts w:ascii="Times New Roman" w:hAnsi="Times New Roman" w:cs="Times New Roman"/>
+          <w:color w:val="0D0D0D" w:themeColor="text1" w:themeTint="F2"/>
+          <w:sz w:val="32"/>
+          <w:szCs w:val="32"/>
+        </w:rPr>
+      </w:pPr>
+      <w:r>
+        <w:rPr>
+          <w:rFonts w:ascii="Times New Roman" w:hAnsi="Times New Roman" w:cs="Times New Roman"/>
+          <w:color w:val="0D0D0D" w:themeColor="text1" w:themeTint="F2"/>
+          <w:sz w:val="32"/>
+          <w:szCs w:val="32"/>
+        </w:rPr>
+        <w:t>Everyone has an equal chance of being selected.</w:t>
+      </w:r>
+    </w:p>
+    <w:p>
+      <w:pPr>
+        <w:tabs>
+          <w:tab w:val="left" w:pos="1983"/>
+        </w:tabs>
+        <w:rPr>
+          <w:rFonts w:ascii="Times New Roman" w:hAnsi="Times New Roman" w:cs="Times New Roman"/>
+          <w:b/>
+          <w:bCs/>
+          <w:color w:val="215E99" w:themeColor="text2" w:themeTint="BF"/>
+          <w:sz w:val="32"/>
+          <w:szCs w:val="32"/>
+        </w:rPr>
+      </w:pPr>
+    </w:p>
+    <w:p>
+      <w:pPr>
+        <w:tabs>
+          <w:tab w:val="left" w:pos="1983"/>
+        </w:tabs>
+        <w:rPr>
+          <w:rFonts w:ascii="Times New Roman" w:hAnsi="Times New Roman" w:cs="Times New Roman"/>
+          <w:b/>
+          <w:bCs/>
+          <w:color w:val="215E99" w:themeColor="text2" w:themeTint="BF"/>
+          <w:sz w:val="32"/>
+          <w:szCs w:val="32"/>
+        </w:rPr>
+      </w:pPr>
+    </w:p>
+    <w:p>
+      <w:pPr>
+        <w:rPr>
+          <w:rFonts w:ascii="Times New Roman" w:hAnsi="Times New Roman" w:cs="Times New Roman"/>
+          <w:b/>
+          <w:bCs/>
+          <w:color w:val="215E99" w:themeColor="text2" w:themeTint="BF"/>
+          <w:sz w:val="32"/>
+          <w:szCs w:val="32"/>
+        </w:rPr>
+      </w:pPr>
+    </w:p>
+    <w:p>
+      <w:pPr>
+        <w:rPr>
+          <w:rFonts w:ascii="Times New Roman" w:hAnsi="Times New Roman" w:cs="Times New Roman"/>
+          <w:b/>
+          <w:bCs/>
+          <w:color w:val="215E99" w:themeColor="text2" w:themeTint="BF"/>
+          <w:sz w:val="32"/>
+          <w:szCs w:val="32"/>
+        </w:rPr>
+      </w:pPr>
+    </w:p>
+    <w:p>
+      <w:pPr>
+        <w:rPr>
+          <w:rFonts w:ascii="Times New Roman" w:hAnsi="Times New Roman" w:cs="Times New Roman"/>
+          <w:b/>
+          <w:bCs/>
+          <w:color w:val="215E99" w:themeColor="text2" w:themeTint="BF"/>
+          <w:sz w:val="32"/>
+          <w:szCs w:val="32"/>
+        </w:rPr>
+      </w:pPr>
+    </w:p>
+    <w:p>
+      <w:pPr>
+        <w:rPr>
+          <w:rFonts w:ascii="Times New Roman" w:hAnsi="Times New Roman" w:cs="Times New Roman"/>
+          <w:b/>
+          <w:bCs/>
+          <w:color w:val="215E99" w:themeColor="text2" w:themeTint="BF"/>
+          <w:sz w:val="32"/>
+          <w:szCs w:val="32"/>
+        </w:rPr>
+      </w:pPr>
+    </w:p>
+    <w:p>
+      <w:pPr>
+        <w:rPr>
+          <w:rFonts w:ascii="Times New Roman" w:hAnsi="Times New Roman" w:cs="Times New Roman"/>
+          <w:b/>
+          <w:bCs/>
+          <w:color w:val="215E99" w:themeColor="text2" w:themeTint="BF"/>
+          <w:sz w:val="32"/>
+          <w:szCs w:val="32"/>
+        </w:rPr>
+      </w:pPr>
+    </w:p>
+    <w:p>
+      <w:pPr>
+        <w:rPr>
+          <w:rFonts w:ascii="Times New Roman" w:hAnsi="Times New Roman" w:cs="Times New Roman"/>
+          <w:b/>
+          <w:bCs/>
+          <w:color w:val="215E99" w:themeColor="text2" w:themeTint="BF"/>
+          <w:sz w:val="32"/>
+          <w:szCs w:val="32"/>
+        </w:rPr>
+      </w:pPr>
+    </w:p>
+    <w:p>
+      <w:pPr>
+        <w:rPr>
+          <w:rFonts w:ascii="Times New Roman" w:hAnsi="Times New Roman" w:cs="Times New Roman"/>
+          <w:b/>
+          <w:bCs/>
+          <w:color w:val="215E99" w:themeColor="text2" w:themeTint="BF"/>
+          <w:sz w:val="32"/>
+          <w:szCs w:val="32"/>
+        </w:rPr>
+      </w:pPr>
+    </w:p>
+    <w:p>
+      <w:pPr>
+        <w:rPr>
+          <w:rFonts w:ascii="Times New Roman" w:hAnsi="Times New Roman" w:cs="Times New Roman"/>
+          <w:b/>
+          <w:bCs/>
+          <w:color w:val="215E99" w:themeColor="text2" w:themeTint="BF"/>
+          <w:sz w:val="32"/>
+          <w:szCs w:val="32"/>
+        </w:rPr>
+      </w:pPr>
+    </w:p>
+    <w:p>
+      <w:pPr>
+        <w:rPr>
+          <w:rFonts w:ascii="Times New Roman" w:hAnsi="Times New Roman" w:cs="Times New Roman"/>
+          <w:b/>
+          <w:bCs/>
+          <w:color w:val="215E99" w:themeColor="text2" w:themeTint="BF"/>
+          <w:sz w:val="32"/>
+          <w:szCs w:val="32"/>
+        </w:rPr>
+      </w:pPr>
+    </w:p>
+    <w:p>
+      <w:pPr>
+        <w:rPr>
+          <w:rFonts w:ascii="Times New Roman" w:hAnsi="Times New Roman" w:cs="Times New Roman"/>
+          <w:b/>
+          <w:bCs/>
+          <w:color w:val="215E99" w:themeColor="text2" w:themeTint="BF"/>
+          <w:sz w:val="32"/>
+          <w:szCs w:val="32"/>
+        </w:rPr>
+      </w:pPr>
+    </w:p>
+    <w:p>
+      <w:pPr>
+        <w:rPr>
+          <w:rFonts w:ascii="Times New Roman" w:hAnsi="Times New Roman" w:cs="Times New Roman"/>
+          <w:b/>
+          <w:bCs/>
+          <w:color w:val="215E99" w:themeColor="text2" w:themeTint="BF"/>
+          <w:sz w:val="32"/>
+          <w:szCs w:val="32"/>
+        </w:rPr>
+      </w:pPr>
+    </w:p>
+    <w:p>
+      <w:pPr>
+        <w:rPr>
+          <w:rFonts w:ascii="Times New Roman" w:hAnsi="Times New Roman" w:cs="Times New Roman"/>
+          <w:b/>
+          <w:bCs/>
+          <w:color w:val="215E99" w:themeColor="text2" w:themeTint="BF"/>
+          <w:sz w:val="32"/>
+          <w:szCs w:val="32"/>
+        </w:rPr>
+      </w:pPr>
+    </w:p>
+    <w:p>
+      <w:pPr>
+        <w:rPr>
+          <w:rFonts w:ascii="Times New Roman" w:hAnsi="Times New Roman" w:cs="Times New Roman"/>
+          <w:b/>
+          <w:bCs/>
+          <w:color w:val="215E99" w:themeColor="text2" w:themeTint="BF"/>
+          <w:sz w:val="32"/>
+          <w:szCs w:val="32"/>
+        </w:rPr>
+      </w:pPr>
+    </w:p>
+    <w:p>
+      <w:pPr>
+        <w:rPr>
+          <w:rFonts w:ascii="Times New Roman" w:hAnsi="Times New Roman" w:cs="Times New Roman"/>
+          <w:b/>
+          <w:bCs/>
+          <w:color w:val="215E99" w:themeColor="text2" w:themeTint="BF"/>
+          <w:sz w:val="32"/>
+          <w:szCs w:val="32"/>
+        </w:rPr>
+      </w:pPr>
+    </w:p>
+    <w:p>
+      <w:pPr>
+        <w:rPr>
+          <w:rFonts w:ascii="Times New Roman" w:hAnsi="Times New Roman" w:cs="Times New Roman"/>
+          <w:b/>
+          <w:bCs/>
+          <w:color w:val="215E99" w:themeColor="text2" w:themeTint="BF"/>
+          <w:sz w:val="32"/>
+          <w:szCs w:val="32"/>
+        </w:rPr>
+      </w:pPr>
+      <w:r>
+        <w:rPr>
+          <w:rFonts w:ascii="Times New Roman" w:hAnsi="Times New Roman" w:cs="Times New Roman"/>
+          <w:b/>
+          <w:bCs/>
+          <w:color w:val="215E99" w:themeColor="text2" w:themeTint="BF"/>
+          <w:sz w:val="32"/>
+          <w:szCs w:val="32"/>
+        </w:rPr>
         <w:t>Data</w:t>
       </w:r>
     </w:p>
@@ -3051,6 +8086,7 @@
           <w:sz w:val="32"/>
           <w:szCs w:val="32"/>
         </w:rPr>
+        <w:lastRenderedPageBreak/>
         <w:t xml:space="preserve">Conducting a survey </w:t>
       </w:r>
     </w:p>
@@ -3381,163 +8417,163 @@
           <w:sz w:val="32"/>
           <w:szCs w:val="32"/>
         </w:rPr>
+        <w:t>Representation of Data</w:t>
+      </w:r>
+    </w:p>
+    <w:p>
+      <w:pPr>
+        <w:rPr>
+          <w:rFonts w:ascii="Times New Roman" w:hAnsi="Times New Roman" w:cs="Times New Roman"/>
+          <w:sz w:val="32"/>
+          <w:szCs w:val="32"/>
+        </w:rPr>
+      </w:pPr>
+      <w:r>
+        <w:rPr>
+          <w:rFonts w:ascii="Times New Roman" w:hAnsi="Times New Roman" w:cs="Times New Roman"/>
+          <w:b/>
+          <w:bCs/>
+          <w:sz w:val="32"/>
+          <w:szCs w:val="32"/>
+        </w:rPr>
+        <w:t>Data representation</w:t>
+      </w:r>
+      <w:r>
+        <w:rPr>
+          <w:rFonts w:ascii="Times New Roman" w:hAnsi="Times New Roman" w:cs="Times New Roman"/>
+          <w:sz w:val="32"/>
+          <w:szCs w:val="32"/>
+        </w:rPr>
+        <w:t xml:space="preserve"> means </w:t>
+      </w:r>
+      <w:r>
+        <w:rPr>
+          <w:rFonts w:ascii="Times New Roman" w:hAnsi="Times New Roman" w:cs="Times New Roman"/>
+          <w:b/>
+          <w:bCs/>
+          <w:sz w:val="32"/>
+          <w:szCs w:val="32"/>
+        </w:rPr>
+        <w:t>showing or organizing data in a clear and understandable form</w:t>
+      </w:r>
+      <w:r>
+        <w:rPr>
+          <w:rFonts w:ascii="Times New Roman" w:hAnsi="Times New Roman" w:cs="Times New Roman"/>
+          <w:sz w:val="32"/>
+          <w:szCs w:val="32"/>
+        </w:rPr>
+        <w:t xml:space="preserve"> so that it can be easily analyzed and interpreted.</w:t>
+      </w:r>
+    </w:p>
+    <w:p>
+      <w:pPr>
+        <w:rPr>
+          <w:rFonts w:ascii="Times New Roman" w:hAnsi="Times New Roman" w:cs="Times New Roman"/>
+          <w:b/>
+          <w:bCs/>
+          <w:sz w:val="32"/>
+          <w:szCs w:val="32"/>
+        </w:rPr>
+      </w:pPr>
+      <w:r>
+        <w:rPr>
+          <w:rFonts w:ascii="Times New Roman" w:hAnsi="Times New Roman" w:cs="Times New Roman"/>
+          <w:b/>
+          <w:bCs/>
+          <w:sz w:val="32"/>
+          <w:szCs w:val="32"/>
+        </w:rPr>
+        <w:t xml:space="preserve">1. </w:t>
+      </w:r>
+      <w:r>
+        <w:rPr>
+          <w:rFonts w:ascii="Times New Roman" w:hAnsi="Times New Roman" w:cs="Times New Roman"/>
+          <w:b/>
+          <w:bCs/>
+          <w:sz w:val="32"/>
+          <w:szCs w:val="32"/>
+        </w:rPr>
+        <w:t>Time Series Data</w:t>
+      </w:r>
+    </w:p>
+    <w:p>
+      <w:pPr>
+        <w:rPr>
+          <w:rFonts w:ascii="Times New Roman" w:hAnsi="Times New Roman" w:cs="Times New Roman"/>
+          <w:sz w:val="32"/>
+          <w:szCs w:val="32"/>
+        </w:rPr>
+      </w:pPr>
+      <w:r>
+        <w:rPr>
+          <w:rFonts w:ascii="Times New Roman" w:hAnsi="Times New Roman" w:cs="Times New Roman"/>
+          <w:b/>
+          <w:bCs/>
+          <w:sz w:val="32"/>
+          <w:szCs w:val="32"/>
+        </w:rPr>
+        <w:t>Time series data</w:t>
+      </w:r>
+      <w:r>
+        <w:rPr>
+          <w:rFonts w:ascii="Times New Roman" w:hAnsi="Times New Roman" w:cs="Times New Roman"/>
+          <w:sz w:val="32"/>
+          <w:szCs w:val="32"/>
+        </w:rPr>
+        <w:t xml:space="preserve"> is data collected or recorded </w:t>
+      </w:r>
+      <w:r>
+        <w:rPr>
+          <w:rFonts w:ascii="Times New Roman" w:hAnsi="Times New Roman" w:cs="Times New Roman"/>
+          <w:b/>
+          <w:bCs/>
+          <w:sz w:val="32"/>
+          <w:szCs w:val="32"/>
+        </w:rPr>
+        <w:t>at different points in time</w:t>
+      </w:r>
+      <w:r>
+        <w:rPr>
+          <w:rFonts w:ascii="Times New Roman" w:hAnsi="Times New Roman" w:cs="Times New Roman"/>
+          <w:sz w:val="32"/>
+          <w:szCs w:val="32"/>
+        </w:rPr>
+        <w:t>, usually in chronological order.</w:t>
+      </w:r>
+    </w:p>
+    <w:p>
+      <w:pPr>
+        <w:rPr>
+          <w:rFonts w:ascii="Times New Roman" w:hAnsi="Times New Roman" w:cs="Times New Roman"/>
+          <w:sz w:val="32"/>
+          <w:szCs w:val="32"/>
+        </w:rPr>
+      </w:pPr>
+      <w:r>
+        <w:rPr>
+          <w:rFonts w:ascii="Times New Roman" w:hAnsi="Times New Roman" w:cs="Times New Roman"/>
+          <w:sz w:val="32"/>
+          <w:szCs w:val="32"/>
+        </w:rPr>
+        <w:t>Here, the same unit is observed repeatedly, while the time changes.</w:t>
+      </w:r>
+    </w:p>
+    <w:p>
+      <w:pPr>
+        <w:rPr>
+          <w:rFonts w:ascii="Times New Roman" w:hAnsi="Times New Roman" w:cs="Times New Roman"/>
+          <w:sz w:val="32"/>
+          <w:szCs w:val="32"/>
+        </w:rPr>
+      </w:pPr>
+      <w:r>
+        <w:rPr>
+          <w:rFonts w:ascii="Times New Roman" w:hAnsi="Times New Roman" w:cs="Times New Roman"/>
+          <w:noProof/>
+          <w:sz w:val="32"/>
+          <w:szCs w:val="32"/>
+        </w:rPr>
         <w:lastRenderedPageBreak/>
-        <w:t>Representation of Data</w:t>
-      </w:r>
-    </w:p>
-    <w:p>
-      <w:pPr>
-        <w:rPr>
-          <w:rFonts w:ascii="Times New Roman" w:hAnsi="Times New Roman" w:cs="Times New Roman"/>
-          <w:sz w:val="32"/>
-          <w:szCs w:val="32"/>
-        </w:rPr>
-      </w:pPr>
-      <w:r>
-        <w:rPr>
-          <w:rFonts w:ascii="Times New Roman" w:hAnsi="Times New Roman" w:cs="Times New Roman"/>
-          <w:b/>
-          <w:bCs/>
-          <w:sz w:val="32"/>
-          <w:szCs w:val="32"/>
-        </w:rPr>
-        <w:t>Data representation</w:t>
-      </w:r>
-      <w:r>
-        <w:rPr>
-          <w:rFonts w:ascii="Times New Roman" w:hAnsi="Times New Roman" w:cs="Times New Roman"/>
-          <w:sz w:val="32"/>
-          <w:szCs w:val="32"/>
-        </w:rPr>
-        <w:t xml:space="preserve"> means </w:t>
-      </w:r>
-      <w:r>
-        <w:rPr>
-          <w:rFonts w:ascii="Times New Roman" w:hAnsi="Times New Roman" w:cs="Times New Roman"/>
-          <w:b/>
-          <w:bCs/>
-          <w:sz w:val="32"/>
-          <w:szCs w:val="32"/>
-        </w:rPr>
-        <w:t>showing or organizing data in a clear and understandable form</w:t>
-      </w:r>
-      <w:r>
-        <w:rPr>
-          <w:rFonts w:ascii="Times New Roman" w:hAnsi="Times New Roman" w:cs="Times New Roman"/>
-          <w:sz w:val="32"/>
-          <w:szCs w:val="32"/>
-        </w:rPr>
-        <w:t xml:space="preserve"> so that it can be easily analyzed and interpreted.</w:t>
-      </w:r>
-    </w:p>
-    <w:p>
-      <w:pPr>
-        <w:rPr>
-          <w:rFonts w:ascii="Times New Roman" w:hAnsi="Times New Roman" w:cs="Times New Roman"/>
-          <w:b/>
-          <w:bCs/>
-          <w:sz w:val="32"/>
-          <w:szCs w:val="32"/>
-        </w:rPr>
-      </w:pPr>
-      <w:r>
-        <w:rPr>
-          <w:rFonts w:ascii="Times New Roman" w:hAnsi="Times New Roman" w:cs="Times New Roman"/>
-          <w:b/>
-          <w:bCs/>
-          <w:sz w:val="32"/>
-          <w:szCs w:val="32"/>
-        </w:rPr>
-        <w:t xml:space="preserve">1. </w:t>
-      </w:r>
-      <w:r>
-        <w:rPr>
-          <w:rFonts w:ascii="Times New Roman" w:hAnsi="Times New Roman" w:cs="Times New Roman"/>
-          <w:b/>
-          <w:bCs/>
-          <w:sz w:val="32"/>
-          <w:szCs w:val="32"/>
-        </w:rPr>
-        <w:t>Time Series Data</w:t>
-      </w:r>
-    </w:p>
-    <w:p>
-      <w:pPr>
-        <w:rPr>
-          <w:rFonts w:ascii="Times New Roman" w:hAnsi="Times New Roman" w:cs="Times New Roman"/>
-          <w:sz w:val="32"/>
-          <w:szCs w:val="32"/>
-        </w:rPr>
-      </w:pPr>
-      <w:r>
-        <w:rPr>
-          <w:rFonts w:ascii="Times New Roman" w:hAnsi="Times New Roman" w:cs="Times New Roman"/>
-          <w:b/>
-          <w:bCs/>
-          <w:sz w:val="32"/>
-          <w:szCs w:val="32"/>
-        </w:rPr>
-        <w:t>Time series data</w:t>
-      </w:r>
-      <w:r>
-        <w:rPr>
-          <w:rFonts w:ascii="Times New Roman" w:hAnsi="Times New Roman" w:cs="Times New Roman"/>
-          <w:sz w:val="32"/>
-          <w:szCs w:val="32"/>
-        </w:rPr>
-        <w:t xml:space="preserve"> is data collected or recorded </w:t>
-      </w:r>
-      <w:r>
-        <w:rPr>
-          <w:rFonts w:ascii="Times New Roman" w:hAnsi="Times New Roman" w:cs="Times New Roman"/>
-          <w:b/>
-          <w:bCs/>
-          <w:sz w:val="32"/>
-          <w:szCs w:val="32"/>
-        </w:rPr>
-        <w:t>at different points in time</w:t>
-      </w:r>
-      <w:r>
-        <w:rPr>
-          <w:rFonts w:ascii="Times New Roman" w:hAnsi="Times New Roman" w:cs="Times New Roman"/>
-          <w:sz w:val="32"/>
-          <w:szCs w:val="32"/>
-        </w:rPr>
-        <w:t>, usually in chronological order.</w:t>
-      </w:r>
-    </w:p>
-    <w:p>
-      <w:pPr>
-        <w:rPr>
-          <w:rFonts w:ascii="Times New Roman" w:hAnsi="Times New Roman" w:cs="Times New Roman"/>
-          <w:sz w:val="32"/>
-          <w:szCs w:val="32"/>
-        </w:rPr>
-      </w:pPr>
-      <w:r>
-        <w:rPr>
-          <w:rFonts w:ascii="Times New Roman" w:hAnsi="Times New Roman" w:cs="Times New Roman"/>
-          <w:sz w:val="32"/>
-          <w:szCs w:val="32"/>
-        </w:rPr>
-        <w:t>Here, the same unit is observed repeatedly, while the time changes.</w:t>
-      </w:r>
-    </w:p>
-    <w:p>
-      <w:pPr>
-        <w:rPr>
-          <w:rFonts w:ascii="Times New Roman" w:hAnsi="Times New Roman" w:cs="Times New Roman"/>
-          <w:sz w:val="32"/>
-          <w:szCs w:val="32"/>
-        </w:rPr>
-      </w:pPr>
-      <w:r>
-        <w:rPr>
-          <w:rFonts w:ascii="Times New Roman" w:hAnsi="Times New Roman" w:cs="Times New Roman"/>
-          <w:noProof/>
-          <w:sz w:val="32"/>
-          <w:szCs w:val="32"/>
-        </w:rPr>
         <w:drawing>
           <wp:inline distT="0" distB="0" distL="0" distR="0" wp14:anchorId="312F804B" wp14:editId="386B143C">
             <wp:extent cx="5327650" cy="1950057"/>
@@ -3554,7 +8590,7 @@
                     <pic:cNvPicPr/>
                   </pic:nvPicPr>
                   <pic:blipFill>
-                    <a:blip r:embed="rId14"/>
+                    <a:blip r:embed="rId28"/>
                     <a:stretch>
                       <a:fillRect/>
                     </a:stretch>
@@ -3719,7 +8755,7 @@
                     <pic:cNvPicPr/>
                   </pic:nvPicPr>
                   <pic:blipFill>
-                    <a:blip r:embed="rId15"/>
+                    <a:blip r:embed="rId29"/>
                     <a:stretch>
                       <a:fillRect/>
                     </a:stretch>
@@ -3775,106 +8811,106 @@
           <w:sz w:val="32"/>
           <w:szCs w:val="32"/>
         </w:rPr>
+        <w:t xml:space="preserve">3. </w:t>
+      </w:r>
+      <w:r>
+        <w:rPr>
+          <w:rFonts w:ascii="Times New Roman" w:hAnsi="Times New Roman" w:cs="Times New Roman"/>
+          <w:b/>
+          <w:bCs/>
+          <w:sz w:val="32"/>
+          <w:szCs w:val="32"/>
+        </w:rPr>
+        <w:t>Panel Data</w:t>
+      </w:r>
+    </w:p>
+    <w:p>
+      <w:pPr>
+        <w:tabs>
+          <w:tab w:val="left" w:pos="2650"/>
+        </w:tabs>
+        <w:rPr>
+          <w:rFonts w:ascii="Times New Roman" w:hAnsi="Times New Roman" w:cs="Times New Roman"/>
+          <w:sz w:val="32"/>
+          <w:szCs w:val="32"/>
+        </w:rPr>
+      </w:pPr>
+      <w:r>
+        <w:rPr>
+          <w:rFonts w:ascii="Times New Roman" w:hAnsi="Times New Roman" w:cs="Times New Roman"/>
+          <w:b/>
+          <w:bCs/>
+          <w:sz w:val="32"/>
+          <w:szCs w:val="32"/>
+        </w:rPr>
+        <w:t>Panel data</w:t>
+      </w:r>
+      <w:r>
+        <w:rPr>
+          <w:rFonts w:ascii="Times New Roman" w:hAnsi="Times New Roman" w:cs="Times New Roman"/>
+          <w:sz w:val="32"/>
+          <w:szCs w:val="32"/>
+        </w:rPr>
+        <w:t xml:space="preserve"> combines the features of </w:t>
+      </w:r>
+      <w:r>
+        <w:rPr>
+          <w:rFonts w:ascii="Times New Roman" w:hAnsi="Times New Roman" w:cs="Times New Roman"/>
+          <w:b/>
+          <w:bCs/>
+          <w:sz w:val="32"/>
+          <w:szCs w:val="32"/>
+        </w:rPr>
+        <w:t>time series data and cross-sectional data</w:t>
+      </w:r>
+      <w:r>
+        <w:rPr>
+          <w:rFonts w:ascii="Times New Roman" w:hAnsi="Times New Roman" w:cs="Times New Roman"/>
+          <w:sz w:val="32"/>
+          <w:szCs w:val="32"/>
+        </w:rPr>
+        <w:t>.</w:t>
+      </w:r>
+    </w:p>
+    <w:p>
+      <w:pPr>
+        <w:tabs>
+          <w:tab w:val="left" w:pos="2650"/>
+        </w:tabs>
+        <w:rPr>
+          <w:rFonts w:ascii="Times New Roman" w:hAnsi="Times New Roman" w:cs="Times New Roman"/>
+          <w:sz w:val="32"/>
+          <w:szCs w:val="32"/>
+        </w:rPr>
+      </w:pPr>
+      <w:r>
+        <w:rPr>
+          <w:rFonts w:ascii="Times New Roman" w:hAnsi="Times New Roman" w:cs="Times New Roman"/>
+          <w:sz w:val="32"/>
+          <w:szCs w:val="32"/>
+        </w:rPr>
+        <w:t>It collects data from multiple units over multiple points in time.</w:t>
+      </w:r>
+    </w:p>
+    <w:p>
+      <w:pPr>
+        <w:tabs>
+          <w:tab w:val="left" w:pos="5800"/>
+        </w:tabs>
+        <w:rPr>
+          <w:rFonts w:ascii="Times New Roman" w:hAnsi="Times New Roman" w:cs="Times New Roman"/>
+          <w:sz w:val="32"/>
+          <w:szCs w:val="32"/>
+        </w:rPr>
+      </w:pPr>
+      <w:r>
+        <w:rPr>
+          <w:rFonts w:ascii="Times New Roman" w:hAnsi="Times New Roman" w:cs="Times New Roman"/>
+          <w:noProof/>
+          <w:sz w:val="32"/>
+          <w:szCs w:val="32"/>
+        </w:rPr>
         <w:lastRenderedPageBreak/>
-        <w:t xml:space="preserve">3. </w:t>
-      </w:r>
-      <w:r>
-        <w:rPr>
-          <w:rFonts w:ascii="Times New Roman" w:hAnsi="Times New Roman" w:cs="Times New Roman"/>
-          <w:b/>
-          <w:bCs/>
-          <w:sz w:val="32"/>
-          <w:szCs w:val="32"/>
-        </w:rPr>
-        <w:t>Panel Data</w:t>
-      </w:r>
-    </w:p>
-    <w:p>
-      <w:pPr>
-        <w:tabs>
-          <w:tab w:val="left" w:pos="2650"/>
-        </w:tabs>
-        <w:rPr>
-          <w:rFonts w:ascii="Times New Roman" w:hAnsi="Times New Roman" w:cs="Times New Roman"/>
-          <w:sz w:val="32"/>
-          <w:szCs w:val="32"/>
-        </w:rPr>
-      </w:pPr>
-      <w:r>
-        <w:rPr>
-          <w:rFonts w:ascii="Times New Roman" w:hAnsi="Times New Roman" w:cs="Times New Roman"/>
-          <w:b/>
-          <w:bCs/>
-          <w:sz w:val="32"/>
-          <w:szCs w:val="32"/>
-        </w:rPr>
-        <w:t>Panel data</w:t>
-      </w:r>
-      <w:r>
-        <w:rPr>
-          <w:rFonts w:ascii="Times New Roman" w:hAnsi="Times New Roman" w:cs="Times New Roman"/>
-          <w:sz w:val="32"/>
-          <w:szCs w:val="32"/>
-        </w:rPr>
-        <w:t xml:space="preserve"> combines the features of </w:t>
-      </w:r>
-      <w:r>
-        <w:rPr>
-          <w:rFonts w:ascii="Times New Roman" w:hAnsi="Times New Roman" w:cs="Times New Roman"/>
-          <w:b/>
-          <w:bCs/>
-          <w:sz w:val="32"/>
-          <w:szCs w:val="32"/>
-        </w:rPr>
-        <w:t>time series data and cross-sectional data</w:t>
-      </w:r>
-      <w:r>
-        <w:rPr>
-          <w:rFonts w:ascii="Times New Roman" w:hAnsi="Times New Roman" w:cs="Times New Roman"/>
-          <w:sz w:val="32"/>
-          <w:szCs w:val="32"/>
-        </w:rPr>
-        <w:t>.</w:t>
-      </w:r>
-    </w:p>
-    <w:p>
-      <w:pPr>
-        <w:tabs>
-          <w:tab w:val="left" w:pos="2650"/>
-        </w:tabs>
-        <w:rPr>
-          <w:rFonts w:ascii="Times New Roman" w:hAnsi="Times New Roman" w:cs="Times New Roman"/>
-          <w:sz w:val="32"/>
-          <w:szCs w:val="32"/>
-        </w:rPr>
-      </w:pPr>
-      <w:r>
-        <w:rPr>
-          <w:rFonts w:ascii="Times New Roman" w:hAnsi="Times New Roman" w:cs="Times New Roman"/>
-          <w:sz w:val="32"/>
-          <w:szCs w:val="32"/>
-        </w:rPr>
-        <w:t>It collects data from multiple units over multiple points in time.</w:t>
-      </w:r>
-    </w:p>
-    <w:p>
-      <w:pPr>
-        <w:tabs>
-          <w:tab w:val="left" w:pos="5800"/>
-        </w:tabs>
-        <w:rPr>
-          <w:rFonts w:ascii="Times New Roman" w:hAnsi="Times New Roman" w:cs="Times New Roman"/>
-          <w:sz w:val="32"/>
-          <w:szCs w:val="32"/>
-        </w:rPr>
-      </w:pPr>
-      <w:r>
-        <w:rPr>
-          <w:rFonts w:ascii="Times New Roman" w:hAnsi="Times New Roman" w:cs="Times New Roman"/>
-          <w:noProof/>
-          <w:sz w:val="32"/>
-          <w:szCs w:val="32"/>
-        </w:rPr>
         <w:drawing>
           <wp:inline distT="0" distB="0" distL="0" distR="0" wp14:anchorId="338A51C5" wp14:editId="15E80B99">
             <wp:extent cx="5943600" cy="1788795"/>
@@ -3891,7 +8927,7 @@
                     <pic:cNvPicPr/>
                   </pic:nvPicPr>
                   <pic:blipFill>
-                    <a:blip r:embed="rId16"/>
+                    <a:blip r:embed="rId30"/>
                     <a:stretch>
                       <a:fillRect/>
                     </a:stretch>
@@ -4302,42 +9338,42 @@
           <w:sz w:val="32"/>
           <w:szCs w:val="32"/>
         </w:rPr>
+        <w:t>Frequency Distribution</w:t>
+      </w:r>
+    </w:p>
+    <w:p>
+      <w:pPr>
+        <w:rPr>
+          <w:rFonts w:ascii="Times New Roman" w:hAnsi="Times New Roman" w:cs="Times New Roman"/>
+          <w:sz w:val="32"/>
+          <w:szCs w:val="32"/>
+        </w:rPr>
+      </w:pPr>
+      <w:r>
+        <w:rPr>
+          <w:rFonts w:ascii="Times New Roman" w:hAnsi="Times New Roman" w:cs="Times New Roman"/>
+          <w:sz w:val="32"/>
+          <w:szCs w:val="32"/>
+        </w:rPr>
+        <w:t>Frequency distribution is a table that organizes a data set into a suitable number of classes or groups and shows the frequency of each class.</w:t>
+      </w:r>
+    </w:p>
+    <w:p>
+      <w:pPr>
+        <w:rPr>
+          <w:rFonts w:ascii="Times New Roman" w:hAnsi="Times New Roman" w:cs="Times New Roman"/>
+          <w:sz w:val="32"/>
+          <w:szCs w:val="32"/>
+        </w:rPr>
+      </w:pPr>
+      <w:r>
+        <w:rPr>
+          <w:rFonts w:ascii="Times New Roman" w:hAnsi="Times New Roman" w:cs="Times New Roman"/>
+          <w:noProof/>
+          <w:sz w:val="32"/>
+          <w:szCs w:val="32"/>
+        </w:rPr>
         <w:lastRenderedPageBreak/>
-        <w:t>Frequency Distribution</w:t>
-      </w:r>
-    </w:p>
-    <w:p>
-      <w:pPr>
-        <w:rPr>
-          <w:rFonts w:ascii="Times New Roman" w:hAnsi="Times New Roman" w:cs="Times New Roman"/>
-          <w:sz w:val="32"/>
-          <w:szCs w:val="32"/>
-        </w:rPr>
-      </w:pPr>
-      <w:r>
-        <w:rPr>
-          <w:rFonts w:ascii="Times New Roman" w:hAnsi="Times New Roman" w:cs="Times New Roman"/>
-          <w:sz w:val="32"/>
-          <w:szCs w:val="32"/>
-        </w:rPr>
-        <w:t>Frequency distribution is a table that organizes a data set into a suitable number of classes or groups and shows the frequency of each class.</w:t>
-      </w:r>
-    </w:p>
-    <w:p>
-      <w:pPr>
-        <w:rPr>
-          <w:rFonts w:ascii="Times New Roman" w:hAnsi="Times New Roman" w:cs="Times New Roman"/>
-          <w:sz w:val="32"/>
-          <w:szCs w:val="32"/>
-        </w:rPr>
-      </w:pPr>
-      <w:r>
-        <w:rPr>
-          <w:rFonts w:ascii="Times New Roman" w:hAnsi="Times New Roman" w:cs="Times New Roman"/>
-          <w:noProof/>
-          <w:sz w:val="32"/>
-          <w:szCs w:val="32"/>
-        </w:rPr>
         <w:drawing>
           <wp:inline distT="0" distB="0" distL="0" distR="0" wp14:anchorId="449452BD" wp14:editId="0937032A">
             <wp:extent cx="4991357" cy="2019404"/>
@@ -4354,7 +9390,7 @@
                     <pic:cNvPicPr/>
                   </pic:nvPicPr>
                   <pic:blipFill>
-                    <a:blip r:embed="rId17"/>
+                    <a:blip r:embed="rId31"/>
                     <a:stretch>
                       <a:fillRect/>
                     </a:stretch>
@@ -4516,7 +9552,7 @@
                     <pic:cNvPicPr/>
                   </pic:nvPicPr>
                   <pic:blipFill>
-                    <a:blip r:embed="rId18"/>
+                    <a:blip r:embed="rId32"/>
                     <a:stretch>
                       <a:fillRect/>
                     </a:stretch>
@@ -4564,52 +9600,52 @@
           <w:sz w:val="32"/>
           <w:szCs w:val="32"/>
         </w:rPr>
+        <w:t>Percentage Frequency</w:t>
+      </w:r>
+    </w:p>
+    <w:p>
+      <w:pPr>
+        <w:rPr>
+          <w:rFonts w:ascii="Times New Roman" w:hAnsi="Times New Roman" w:cs="Times New Roman"/>
+          <w:sz w:val="32"/>
+          <w:szCs w:val="32"/>
+        </w:rPr>
+      </w:pPr>
+      <w:r>
+        <w:rPr>
+          <w:rFonts w:ascii="Times New Roman" w:hAnsi="Times New Roman" w:cs="Times New Roman"/>
+          <w:b/>
+          <w:bCs/>
+          <w:sz w:val="32"/>
+          <w:szCs w:val="32"/>
+        </w:rPr>
+        <w:t>Percentage frequency</w:t>
+      </w:r>
+      <w:r>
+        <w:rPr>
+          <w:rFonts w:ascii="Times New Roman" w:hAnsi="Times New Roman" w:cs="Times New Roman"/>
+          <w:sz w:val="32"/>
+          <w:szCs w:val="32"/>
+        </w:rPr>
+        <w:t xml:space="preserve"> shows the frequency of a value or class as a percentage of the total frequency.</w:t>
+      </w:r>
+    </w:p>
+    <w:p>
+      <w:pPr>
+        <w:rPr>
+          <w:rFonts w:ascii="Times New Roman" w:hAnsi="Times New Roman" w:cs="Times New Roman"/>
+          <w:sz w:val="32"/>
+          <w:szCs w:val="32"/>
+        </w:rPr>
+      </w:pPr>
+      <w:r>
+        <w:rPr>
+          <w:rFonts w:ascii="Times New Roman" w:hAnsi="Times New Roman" w:cs="Times New Roman"/>
+          <w:noProof/>
+          <w:sz w:val="32"/>
+          <w:szCs w:val="32"/>
+        </w:rPr>
         <w:lastRenderedPageBreak/>
-        <w:t>Percentage Frequency</w:t>
-      </w:r>
-    </w:p>
-    <w:p>
-      <w:pPr>
-        <w:rPr>
-          <w:rFonts w:ascii="Times New Roman" w:hAnsi="Times New Roman" w:cs="Times New Roman"/>
-          <w:sz w:val="32"/>
-          <w:szCs w:val="32"/>
-        </w:rPr>
-      </w:pPr>
-      <w:r>
-        <w:rPr>
-          <w:rFonts w:ascii="Times New Roman" w:hAnsi="Times New Roman" w:cs="Times New Roman"/>
-          <w:b/>
-          <w:bCs/>
-          <w:sz w:val="32"/>
-          <w:szCs w:val="32"/>
-        </w:rPr>
-        <w:t>Percentage frequency</w:t>
-      </w:r>
-      <w:r>
-        <w:rPr>
-          <w:rFonts w:ascii="Times New Roman" w:hAnsi="Times New Roman" w:cs="Times New Roman"/>
-          <w:sz w:val="32"/>
-          <w:szCs w:val="32"/>
-        </w:rPr>
-        <w:t xml:space="preserve"> shows the frequency of a value or class as a percentage of the total frequency.</w:t>
-      </w:r>
-    </w:p>
-    <w:p>
-      <w:pPr>
-        <w:rPr>
-          <w:rFonts w:ascii="Times New Roman" w:hAnsi="Times New Roman" w:cs="Times New Roman"/>
-          <w:sz w:val="32"/>
-          <w:szCs w:val="32"/>
-        </w:rPr>
-      </w:pPr>
-      <w:r>
-        <w:rPr>
-          <w:rFonts w:ascii="Times New Roman" w:hAnsi="Times New Roman" w:cs="Times New Roman"/>
-          <w:noProof/>
-          <w:sz w:val="32"/>
-          <w:szCs w:val="32"/>
-        </w:rPr>
         <w:drawing>
           <wp:inline distT="0" distB="0" distL="0" distR="0" wp14:anchorId="0056E935" wp14:editId="179AB06D">
             <wp:extent cx="4857750" cy="2382277"/>
@@ -4626,7 +9662,7 @@
                     <pic:cNvPicPr/>
                   </pic:nvPicPr>
                   <pic:blipFill>
-                    <a:blip r:embed="rId19"/>
+                    <a:blip r:embed="rId33"/>
                     <a:stretch>
                       <a:fillRect/>
                     </a:stretch>
@@ -4735,7 +9771,7 @@
                     <pic:cNvPicPr/>
                   </pic:nvPicPr>
                   <pic:blipFill>
-                    <a:blip r:embed="rId20"/>
+                    <a:blip r:embed="rId34"/>
                     <a:stretch>
                       <a:fillRect/>
                     </a:stretch>
@@ -5162,6 +10198,647 @@
     </w:lvl>
   </w:abstractNum>
   <w:abstractNum w:abstractNumId="3" w15:restartNumberingAfterBreak="0">
+    <w:nsid w:val="0D1C13A8"/>
+    <w:multiLevelType w:val="hybridMultilevel"/>
+    <w:tmpl w:val="AA04EE44"/>
+    <w:lvl w:ilvl="0" w:tplc="04090001">
+      <w:start w:val="1"/>
+      <w:numFmt w:val="bullet"/>
+      <w:lvlText w:val=""/>
+      <w:lvlJc w:val="left"/>
+      <w:pPr>
+        <w:ind w:left="720" w:hanging="360"/>
+      </w:pPr>
+      <w:rPr>
+        <w:rFonts w:ascii="Symbol" w:hAnsi="Symbol" w:hint="default"/>
+      </w:rPr>
+    </w:lvl>
+    <w:lvl w:ilvl="1" w:tplc="04090003" w:tentative="1">
+      <w:start w:val="1"/>
+      <w:numFmt w:val="bullet"/>
+      <w:lvlText w:val="o"/>
+      <w:lvlJc w:val="left"/>
+      <w:pPr>
+        <w:ind w:left="1440" w:hanging="360"/>
+      </w:pPr>
+      <w:rPr>
+        <w:rFonts w:ascii="Courier New" w:hAnsi="Courier New" w:cs="Courier New" w:hint="default"/>
+      </w:rPr>
+    </w:lvl>
+    <w:lvl w:ilvl="2" w:tplc="04090005" w:tentative="1">
+      <w:start w:val="1"/>
+      <w:numFmt w:val="bullet"/>
+      <w:lvlText w:val=""/>
+      <w:lvlJc w:val="left"/>
+      <w:pPr>
+        <w:ind w:left="2160" w:hanging="360"/>
+      </w:pPr>
+      <w:rPr>
+        <w:rFonts w:ascii="Wingdings" w:hAnsi="Wingdings" w:hint="default"/>
+      </w:rPr>
+    </w:lvl>
+    <w:lvl w:ilvl="3" w:tplc="04090001" w:tentative="1">
+      <w:start w:val="1"/>
+      <w:numFmt w:val="bullet"/>
+      <w:lvlText w:val=""/>
+      <w:lvlJc w:val="left"/>
+      <w:pPr>
+        <w:ind w:left="2880" w:hanging="360"/>
+      </w:pPr>
+      <w:rPr>
+        <w:rFonts w:ascii="Symbol" w:hAnsi="Symbol" w:hint="default"/>
+      </w:rPr>
+    </w:lvl>
+    <w:lvl w:ilvl="4" w:tplc="04090003" w:tentative="1">
+      <w:start w:val="1"/>
+      <w:numFmt w:val="bullet"/>
+      <w:lvlText w:val="o"/>
+      <w:lvlJc w:val="left"/>
+      <w:pPr>
+        <w:ind w:left="3600" w:hanging="360"/>
+      </w:pPr>
+      <w:rPr>
+        <w:rFonts w:ascii="Courier New" w:hAnsi="Courier New" w:cs="Courier New" w:hint="default"/>
+      </w:rPr>
+    </w:lvl>
+    <w:lvl w:ilvl="5" w:tplc="04090005" w:tentative="1">
+      <w:start w:val="1"/>
+      <w:numFmt w:val="bullet"/>
+      <w:lvlText w:val=""/>
+      <w:lvlJc w:val="left"/>
+      <w:pPr>
+        <w:ind w:left="4320" w:hanging="360"/>
+      </w:pPr>
+      <w:rPr>
+        <w:rFonts w:ascii="Wingdings" w:hAnsi="Wingdings" w:hint="default"/>
+      </w:rPr>
+    </w:lvl>
+    <w:lvl w:ilvl="6" w:tplc="04090001" w:tentative="1">
+      <w:start w:val="1"/>
+      <w:numFmt w:val="bullet"/>
+      <w:lvlText w:val=""/>
+      <w:lvlJc w:val="left"/>
+      <w:pPr>
+        <w:ind w:left="5040" w:hanging="360"/>
+      </w:pPr>
+      <w:rPr>
+        <w:rFonts w:ascii="Symbol" w:hAnsi="Symbol" w:hint="default"/>
+      </w:rPr>
+    </w:lvl>
+    <w:lvl w:ilvl="7" w:tplc="04090003" w:tentative="1">
+      <w:start w:val="1"/>
+      <w:numFmt w:val="bullet"/>
+      <w:lvlText w:val="o"/>
+      <w:lvlJc w:val="left"/>
+      <w:pPr>
+        <w:ind w:left="5760" w:hanging="360"/>
+      </w:pPr>
+      <w:rPr>
+        <w:rFonts w:ascii="Courier New" w:hAnsi="Courier New" w:cs="Courier New" w:hint="default"/>
+      </w:rPr>
+    </w:lvl>
+    <w:lvl w:ilvl="8" w:tplc="04090005" w:tentative="1">
+      <w:start w:val="1"/>
+      <w:numFmt w:val="bullet"/>
+      <w:lvlText w:val=""/>
+      <w:lvlJc w:val="left"/>
+      <w:pPr>
+        <w:ind w:left="6480" w:hanging="360"/>
+      </w:pPr>
+      <w:rPr>
+        <w:rFonts w:ascii="Wingdings" w:hAnsi="Wingdings" w:hint="default"/>
+      </w:rPr>
+    </w:lvl>
+  </w:abstractNum>
+  <w:abstractNum w:abstractNumId="4" w15:restartNumberingAfterBreak="0">
+    <w:nsid w:val="184D7BBD"/>
+    <w:multiLevelType w:val="multilevel"/>
+    <w:tmpl w:val="8B244BEA"/>
+    <w:lvl w:ilvl="0">
+      <w:start w:val="1"/>
+      <w:numFmt w:val="bullet"/>
+      <w:lvlText w:val=""/>
+      <w:lvlJc w:val="left"/>
+      <w:pPr>
+        <w:tabs>
+          <w:tab w:val="num" w:pos="720"/>
+        </w:tabs>
+        <w:ind w:left="720" w:hanging="360"/>
+      </w:pPr>
+      <w:rPr>
+        <w:rFonts w:ascii="Symbol" w:hAnsi="Symbol" w:hint="default"/>
+        <w:sz w:val="20"/>
+      </w:rPr>
+    </w:lvl>
+    <w:lvl w:ilvl="1" w:tentative="1">
+      <w:start w:val="1"/>
+      <w:numFmt w:val="bullet"/>
+      <w:lvlText w:val="o"/>
+      <w:lvlJc w:val="left"/>
+      <w:pPr>
+        <w:tabs>
+          <w:tab w:val="num" w:pos="1440"/>
+        </w:tabs>
+        <w:ind w:left="1440" w:hanging="360"/>
+      </w:pPr>
+      <w:rPr>
+        <w:rFonts w:ascii="Courier New" w:hAnsi="Courier New" w:hint="default"/>
+        <w:sz w:val="20"/>
+      </w:rPr>
+    </w:lvl>
+    <w:lvl w:ilvl="2" w:tentative="1">
+      <w:start w:val="1"/>
+      <w:numFmt w:val="bullet"/>
+      <w:lvlText w:val=""/>
+      <w:lvlJc w:val="left"/>
+      <w:pPr>
+        <w:tabs>
+          <w:tab w:val="num" w:pos="2160"/>
+        </w:tabs>
+        <w:ind w:left="2160" w:hanging="360"/>
+      </w:pPr>
+      <w:rPr>
+        <w:rFonts w:ascii="Wingdings" w:hAnsi="Wingdings" w:hint="default"/>
+        <w:sz w:val="20"/>
+      </w:rPr>
+    </w:lvl>
+    <w:lvl w:ilvl="3" w:tentative="1">
+      <w:start w:val="1"/>
+      <w:numFmt w:val="bullet"/>
+      <w:lvlText w:val=""/>
+      <w:lvlJc w:val="left"/>
+      <w:pPr>
+        <w:tabs>
+          <w:tab w:val="num" w:pos="2880"/>
+        </w:tabs>
+        <w:ind w:left="2880" w:hanging="360"/>
+      </w:pPr>
+      <w:rPr>
+        <w:rFonts w:ascii="Wingdings" w:hAnsi="Wingdings" w:hint="default"/>
+        <w:sz w:val="20"/>
+      </w:rPr>
+    </w:lvl>
+    <w:lvl w:ilvl="4" w:tentative="1">
+      <w:start w:val="1"/>
+      <w:numFmt w:val="bullet"/>
+      <w:lvlText w:val=""/>
+      <w:lvlJc w:val="left"/>
+      <w:pPr>
+        <w:tabs>
+          <w:tab w:val="num" w:pos="3600"/>
+        </w:tabs>
+        <w:ind w:left="3600" w:hanging="360"/>
+      </w:pPr>
+      <w:rPr>
+        <w:rFonts w:ascii="Wingdings" w:hAnsi="Wingdings" w:hint="default"/>
+        <w:sz w:val="20"/>
+      </w:rPr>
+    </w:lvl>
+    <w:lvl w:ilvl="5" w:tentative="1">
+      <w:start w:val="1"/>
+      <w:numFmt w:val="bullet"/>
+      <w:lvlText w:val=""/>
+      <w:lvlJc w:val="left"/>
+      <w:pPr>
+        <w:tabs>
+          <w:tab w:val="num" w:pos="4320"/>
+        </w:tabs>
+        <w:ind w:left="4320" w:hanging="360"/>
+      </w:pPr>
+      <w:rPr>
+        <w:rFonts w:ascii="Wingdings" w:hAnsi="Wingdings" w:hint="default"/>
+        <w:sz w:val="20"/>
+      </w:rPr>
+    </w:lvl>
+    <w:lvl w:ilvl="6" w:tentative="1">
+      <w:start w:val="1"/>
+      <w:numFmt w:val="bullet"/>
+      <w:lvlText w:val=""/>
+      <w:lvlJc w:val="left"/>
+      <w:pPr>
+        <w:tabs>
+          <w:tab w:val="num" w:pos="5040"/>
+        </w:tabs>
+        <w:ind w:left="5040" w:hanging="360"/>
+      </w:pPr>
+      <w:rPr>
+        <w:rFonts w:ascii="Wingdings" w:hAnsi="Wingdings" w:hint="default"/>
+        <w:sz w:val="20"/>
+      </w:rPr>
+    </w:lvl>
+    <w:lvl w:ilvl="7" w:tentative="1">
+      <w:start w:val="1"/>
+      <w:numFmt w:val="bullet"/>
+      <w:lvlText w:val=""/>
+      <w:lvlJc w:val="left"/>
+      <w:pPr>
+        <w:tabs>
+          <w:tab w:val="num" w:pos="5760"/>
+        </w:tabs>
+        <w:ind w:left="5760" w:hanging="360"/>
+      </w:pPr>
+      <w:rPr>
+        <w:rFonts w:ascii="Wingdings" w:hAnsi="Wingdings" w:hint="default"/>
+        <w:sz w:val="20"/>
+      </w:rPr>
+    </w:lvl>
+    <w:lvl w:ilvl="8" w:tentative="1">
+      <w:start w:val="1"/>
+      <w:numFmt w:val="bullet"/>
+      <w:lvlText w:val=""/>
+      <w:lvlJc w:val="left"/>
+      <w:pPr>
+        <w:tabs>
+          <w:tab w:val="num" w:pos="6480"/>
+        </w:tabs>
+        <w:ind w:left="6480" w:hanging="360"/>
+      </w:pPr>
+      <w:rPr>
+        <w:rFonts w:ascii="Wingdings" w:hAnsi="Wingdings" w:hint="default"/>
+        <w:sz w:val="20"/>
+      </w:rPr>
+    </w:lvl>
+  </w:abstractNum>
+  <w:abstractNum w:abstractNumId="5" w15:restartNumberingAfterBreak="0">
+    <w:nsid w:val="19B14D5D"/>
+    <w:multiLevelType w:val="hybridMultilevel"/>
+    <w:tmpl w:val="765043D6"/>
+    <w:lvl w:ilvl="0" w:tplc="04090001">
+      <w:start w:val="1"/>
+      <w:numFmt w:val="bullet"/>
+      <w:lvlText w:val=""/>
+      <w:lvlJc w:val="left"/>
+      <w:pPr>
+        <w:ind w:left="720" w:hanging="360"/>
+      </w:pPr>
+      <w:rPr>
+        <w:rFonts w:ascii="Symbol" w:hAnsi="Symbol" w:hint="default"/>
+      </w:rPr>
+    </w:lvl>
+    <w:lvl w:ilvl="1" w:tplc="04090003" w:tentative="1">
+      <w:start w:val="1"/>
+      <w:numFmt w:val="bullet"/>
+      <w:lvlText w:val="o"/>
+      <w:lvlJc w:val="left"/>
+      <w:pPr>
+        <w:ind w:left="1440" w:hanging="360"/>
+      </w:pPr>
+      <w:rPr>
+        <w:rFonts w:ascii="Courier New" w:hAnsi="Courier New" w:cs="Courier New" w:hint="default"/>
+      </w:rPr>
+    </w:lvl>
+    <w:lvl w:ilvl="2" w:tplc="04090005" w:tentative="1">
+      <w:start w:val="1"/>
+      <w:numFmt w:val="bullet"/>
+      <w:lvlText w:val=""/>
+      <w:lvlJc w:val="left"/>
+      <w:pPr>
+        <w:ind w:left="2160" w:hanging="360"/>
+      </w:pPr>
+      <w:rPr>
+        <w:rFonts w:ascii="Wingdings" w:hAnsi="Wingdings" w:hint="default"/>
+      </w:rPr>
+    </w:lvl>
+    <w:lvl w:ilvl="3" w:tplc="04090001" w:tentative="1">
+      <w:start w:val="1"/>
+      <w:numFmt w:val="bullet"/>
+      <w:lvlText w:val=""/>
+      <w:lvlJc w:val="left"/>
+      <w:pPr>
+        <w:ind w:left="2880" w:hanging="360"/>
+      </w:pPr>
+      <w:rPr>
+        <w:rFonts w:ascii="Symbol" w:hAnsi="Symbol" w:hint="default"/>
+      </w:rPr>
+    </w:lvl>
+    <w:lvl w:ilvl="4" w:tplc="04090003" w:tentative="1">
+      <w:start w:val="1"/>
+      <w:numFmt w:val="bullet"/>
+      <w:lvlText w:val="o"/>
+      <w:lvlJc w:val="left"/>
+      <w:pPr>
+        <w:ind w:left="3600" w:hanging="360"/>
+      </w:pPr>
+      <w:rPr>
+        <w:rFonts w:ascii="Courier New" w:hAnsi="Courier New" w:cs="Courier New" w:hint="default"/>
+      </w:rPr>
+    </w:lvl>
+    <w:lvl w:ilvl="5" w:tplc="04090005" w:tentative="1">
+      <w:start w:val="1"/>
+      <w:numFmt w:val="bullet"/>
+      <w:lvlText w:val=""/>
+      <w:lvlJc w:val="left"/>
+      <w:pPr>
+        <w:ind w:left="4320" w:hanging="360"/>
+      </w:pPr>
+      <w:rPr>
+        <w:rFonts w:ascii="Wingdings" w:hAnsi="Wingdings" w:hint="default"/>
+      </w:rPr>
+    </w:lvl>
+    <w:lvl w:ilvl="6" w:tplc="04090001" w:tentative="1">
+      <w:start w:val="1"/>
+      <w:numFmt w:val="bullet"/>
+      <w:lvlText w:val=""/>
+      <w:lvlJc w:val="left"/>
+      <w:pPr>
+        <w:ind w:left="5040" w:hanging="360"/>
+      </w:pPr>
+      <w:rPr>
+        <w:rFonts w:ascii="Symbol" w:hAnsi="Symbol" w:hint="default"/>
+      </w:rPr>
+    </w:lvl>
+    <w:lvl w:ilvl="7" w:tplc="04090003" w:tentative="1">
+      <w:start w:val="1"/>
+      <w:numFmt w:val="bullet"/>
+      <w:lvlText w:val="o"/>
+      <w:lvlJc w:val="left"/>
+      <w:pPr>
+        <w:ind w:left="5760" w:hanging="360"/>
+      </w:pPr>
+      <w:rPr>
+        <w:rFonts w:ascii="Courier New" w:hAnsi="Courier New" w:cs="Courier New" w:hint="default"/>
+      </w:rPr>
+    </w:lvl>
+    <w:lvl w:ilvl="8" w:tplc="04090005" w:tentative="1">
+      <w:start w:val="1"/>
+      <w:numFmt w:val="bullet"/>
+      <w:lvlText w:val=""/>
+      <w:lvlJc w:val="left"/>
+      <w:pPr>
+        <w:ind w:left="6480" w:hanging="360"/>
+      </w:pPr>
+      <w:rPr>
+        <w:rFonts w:ascii="Wingdings" w:hAnsi="Wingdings" w:hint="default"/>
+      </w:rPr>
+    </w:lvl>
+  </w:abstractNum>
+  <w:abstractNum w:abstractNumId="6" w15:restartNumberingAfterBreak="0">
+    <w:nsid w:val="1BB1025C"/>
+    <w:multiLevelType w:val="multilevel"/>
+    <w:tmpl w:val="6BF27CDA"/>
+    <w:lvl w:ilvl="0">
+      <w:start w:val="1"/>
+      <w:numFmt w:val="bullet"/>
+      <w:lvlText w:val=""/>
+      <w:lvlJc w:val="left"/>
+      <w:pPr>
+        <w:tabs>
+          <w:tab w:val="num" w:pos="720"/>
+        </w:tabs>
+        <w:ind w:left="720" w:hanging="360"/>
+      </w:pPr>
+      <w:rPr>
+        <w:rFonts w:ascii="Symbol" w:hAnsi="Symbol" w:hint="default"/>
+        <w:sz w:val="20"/>
+      </w:rPr>
+    </w:lvl>
+    <w:lvl w:ilvl="1" w:tentative="1">
+      <w:start w:val="1"/>
+      <w:numFmt w:val="bullet"/>
+      <w:lvlText w:val="o"/>
+      <w:lvlJc w:val="left"/>
+      <w:pPr>
+        <w:tabs>
+          <w:tab w:val="num" w:pos="1440"/>
+        </w:tabs>
+        <w:ind w:left="1440" w:hanging="360"/>
+      </w:pPr>
+      <w:rPr>
+        <w:rFonts w:ascii="Courier New" w:hAnsi="Courier New" w:hint="default"/>
+        <w:sz w:val="20"/>
+      </w:rPr>
+    </w:lvl>
+    <w:lvl w:ilvl="2" w:tentative="1">
+      <w:start w:val="1"/>
+      <w:numFmt w:val="bullet"/>
+      <w:lvlText w:val=""/>
+      <w:lvlJc w:val="left"/>
+      <w:pPr>
+        <w:tabs>
+          <w:tab w:val="num" w:pos="2160"/>
+        </w:tabs>
+        <w:ind w:left="2160" w:hanging="360"/>
+      </w:pPr>
+      <w:rPr>
+        <w:rFonts w:ascii="Wingdings" w:hAnsi="Wingdings" w:hint="default"/>
+        <w:sz w:val="20"/>
+      </w:rPr>
+    </w:lvl>
+    <w:lvl w:ilvl="3" w:tentative="1">
+      <w:start w:val="1"/>
+      <w:numFmt w:val="bullet"/>
+      <w:lvlText w:val=""/>
+      <w:lvlJc w:val="left"/>
+      <w:pPr>
+        <w:tabs>
+          <w:tab w:val="num" w:pos="2880"/>
+        </w:tabs>
+        <w:ind w:left="2880" w:hanging="360"/>
+      </w:pPr>
+      <w:rPr>
+        <w:rFonts w:ascii="Wingdings" w:hAnsi="Wingdings" w:hint="default"/>
+        <w:sz w:val="20"/>
+      </w:rPr>
+    </w:lvl>
+    <w:lvl w:ilvl="4" w:tentative="1">
+      <w:start w:val="1"/>
+      <w:numFmt w:val="bullet"/>
+      <w:lvlText w:val=""/>
+      <w:lvlJc w:val="left"/>
+      <w:pPr>
+        <w:tabs>
+          <w:tab w:val="num" w:pos="3600"/>
+        </w:tabs>
+        <w:ind w:left="3600" w:hanging="360"/>
+      </w:pPr>
+      <w:rPr>
+        <w:rFonts w:ascii="Wingdings" w:hAnsi="Wingdings" w:hint="default"/>
+        <w:sz w:val="20"/>
+      </w:rPr>
+    </w:lvl>
+    <w:lvl w:ilvl="5" w:tentative="1">
+      <w:start w:val="1"/>
+      <w:numFmt w:val="bullet"/>
+      <w:lvlText w:val=""/>
+      <w:lvlJc w:val="left"/>
+      <w:pPr>
+        <w:tabs>
+          <w:tab w:val="num" w:pos="4320"/>
+        </w:tabs>
+        <w:ind w:left="4320" w:hanging="360"/>
+      </w:pPr>
+      <w:rPr>
+        <w:rFonts w:ascii="Wingdings" w:hAnsi="Wingdings" w:hint="default"/>
+        <w:sz w:val="20"/>
+      </w:rPr>
+    </w:lvl>
+    <w:lvl w:ilvl="6" w:tentative="1">
+      <w:start w:val="1"/>
+      <w:numFmt w:val="bullet"/>
+      <w:lvlText w:val=""/>
+      <w:lvlJc w:val="left"/>
+      <w:pPr>
+        <w:tabs>
+          <w:tab w:val="num" w:pos="5040"/>
+        </w:tabs>
+        <w:ind w:left="5040" w:hanging="360"/>
+      </w:pPr>
+      <w:rPr>
+        <w:rFonts w:ascii="Wingdings" w:hAnsi="Wingdings" w:hint="default"/>
+        <w:sz w:val="20"/>
+      </w:rPr>
+    </w:lvl>
+    <w:lvl w:ilvl="7" w:tentative="1">
+      <w:start w:val="1"/>
+      <w:numFmt w:val="bullet"/>
+      <w:lvlText w:val=""/>
+      <w:lvlJc w:val="left"/>
+      <w:pPr>
+        <w:tabs>
+          <w:tab w:val="num" w:pos="5760"/>
+        </w:tabs>
+        <w:ind w:left="5760" w:hanging="360"/>
+      </w:pPr>
+      <w:rPr>
+        <w:rFonts w:ascii="Wingdings" w:hAnsi="Wingdings" w:hint="default"/>
+        <w:sz w:val="20"/>
+      </w:rPr>
+    </w:lvl>
+    <w:lvl w:ilvl="8" w:tentative="1">
+      <w:start w:val="1"/>
+      <w:numFmt w:val="bullet"/>
+      <w:lvlText w:val=""/>
+      <w:lvlJc w:val="left"/>
+      <w:pPr>
+        <w:tabs>
+          <w:tab w:val="num" w:pos="6480"/>
+        </w:tabs>
+        <w:ind w:left="6480" w:hanging="360"/>
+      </w:pPr>
+      <w:rPr>
+        <w:rFonts w:ascii="Wingdings" w:hAnsi="Wingdings" w:hint="default"/>
+        <w:sz w:val="20"/>
+      </w:rPr>
+    </w:lvl>
+  </w:abstractNum>
+  <w:abstractNum w:abstractNumId="7" w15:restartNumberingAfterBreak="0">
+    <w:nsid w:val="20E82411"/>
+    <w:multiLevelType w:val="multilevel"/>
+    <w:tmpl w:val="98045C3A"/>
+    <w:lvl w:ilvl="0">
+      <w:start w:val="1"/>
+      <w:numFmt w:val="decimal"/>
+      <w:lvlText w:val="%1."/>
+      <w:lvlJc w:val="left"/>
+      <w:pPr>
+        <w:tabs>
+          <w:tab w:val="num" w:pos="720"/>
+        </w:tabs>
+        <w:ind w:left="720" w:hanging="360"/>
+      </w:pPr>
+      <w:rPr>
+        <w:b/>
+        <w:bCs/>
+      </w:rPr>
+    </w:lvl>
+    <w:lvl w:ilvl="1" w:tentative="1">
+      <w:start w:val="1"/>
+      <w:numFmt w:val="decimal"/>
+      <w:lvlText w:val="%2."/>
+      <w:lvlJc w:val="left"/>
+      <w:pPr>
+        <w:tabs>
+          <w:tab w:val="num" w:pos="1440"/>
+        </w:tabs>
+        <w:ind w:left="1440" w:hanging="360"/>
+      </w:pPr>
+    </w:lvl>
+    <w:lvl w:ilvl="2" w:tentative="1">
+      <w:start w:val="1"/>
+      <w:numFmt w:val="decimal"/>
+      <w:lvlText w:val="%3."/>
+      <w:lvlJc w:val="left"/>
+      <w:pPr>
+        <w:tabs>
+          <w:tab w:val="num" w:pos="2160"/>
+        </w:tabs>
+        <w:ind w:left="2160" w:hanging="360"/>
+      </w:pPr>
+    </w:lvl>
+    <w:lvl w:ilvl="3" w:tentative="1">
+      <w:start w:val="1"/>
+      <w:numFmt w:val="decimal"/>
+      <w:lvlText w:val="%4."/>
+      <w:lvlJc w:val="left"/>
+      <w:pPr>
+        <w:tabs>
+          <w:tab w:val="num" w:pos="2880"/>
+        </w:tabs>
+        <w:ind w:left="2880" w:hanging="360"/>
+      </w:pPr>
+    </w:lvl>
+    <w:lvl w:ilvl="4" w:tentative="1">
+      <w:start w:val="1"/>
+      <w:numFmt w:val="decimal"/>
+      <w:lvlText w:val="%5."/>
+      <w:lvlJc w:val="left"/>
+      <w:pPr>
+        <w:tabs>
+          <w:tab w:val="num" w:pos="3600"/>
+        </w:tabs>
+        <w:ind w:left="3600" w:hanging="360"/>
+      </w:pPr>
+    </w:lvl>
+    <w:lvl w:ilvl="5" w:tentative="1">
+      <w:start w:val="1"/>
+      <w:numFmt w:val="decimal"/>
+      <w:lvlText w:val="%6."/>
+      <w:lvlJc w:val="left"/>
+      <w:pPr>
+        <w:tabs>
+          <w:tab w:val="num" w:pos="4320"/>
+        </w:tabs>
+        <w:ind w:left="4320" w:hanging="360"/>
+      </w:pPr>
+    </w:lvl>
+    <w:lvl w:ilvl="6" w:tentative="1">
+      <w:start w:val="1"/>
+      <w:numFmt w:val="decimal"/>
+      <w:lvlText w:val="%7."/>
+      <w:lvlJc w:val="left"/>
+      <w:pPr>
+        <w:tabs>
+          <w:tab w:val="num" w:pos="5040"/>
+        </w:tabs>
+        <w:ind w:left="5040" w:hanging="360"/>
+      </w:pPr>
+    </w:lvl>
+    <w:lvl w:ilvl="7" w:tentative="1">
+      <w:start w:val="1"/>
+      <w:numFmt w:val="decimal"/>
+      <w:lvlText w:val="%8."/>
+      <w:lvlJc w:val="left"/>
+      <w:pPr>
+        <w:tabs>
+          <w:tab w:val="num" w:pos="5760"/>
+        </w:tabs>
+        <w:ind w:left="5760" w:hanging="360"/>
+      </w:pPr>
+    </w:lvl>
+    <w:lvl w:ilvl="8" w:tentative="1">
+      <w:start w:val="1"/>
+      <w:numFmt w:val="decimal"/>
+      <w:lvlText w:val="%9."/>
+      <w:lvlJc w:val="left"/>
+      <w:pPr>
+        <w:tabs>
+          <w:tab w:val="num" w:pos="6480"/>
+        </w:tabs>
+        <w:ind w:left="6480" w:hanging="360"/>
+      </w:pPr>
+    </w:lvl>
+  </w:abstractNum>
+  <w:abstractNum w:abstractNumId="8" w15:restartNumberingAfterBreak="0">
     <w:nsid w:val="217427C0"/>
     <w:multiLevelType w:val="hybridMultilevel"/>
     <w:tmpl w:val="67905E20"/>
@@ -5274,7 +10951,120 @@
       </w:rPr>
     </w:lvl>
   </w:abstractNum>
-  <w:abstractNum w:abstractNumId="4" w15:restartNumberingAfterBreak="0">
+  <w:abstractNum w:abstractNumId="9" w15:restartNumberingAfterBreak="0">
+    <w:nsid w:val="243246C4"/>
+    <w:multiLevelType w:val="hybridMultilevel"/>
+    <w:tmpl w:val="365237C2"/>
+    <w:lvl w:ilvl="0" w:tplc="04090001">
+      <w:start w:val="1"/>
+      <w:numFmt w:val="bullet"/>
+      <w:lvlText w:val=""/>
+      <w:lvlJc w:val="left"/>
+      <w:pPr>
+        <w:ind w:left="720" w:hanging="360"/>
+      </w:pPr>
+      <w:rPr>
+        <w:rFonts w:ascii="Symbol" w:hAnsi="Symbol" w:hint="default"/>
+      </w:rPr>
+    </w:lvl>
+    <w:lvl w:ilvl="1" w:tplc="04090003" w:tentative="1">
+      <w:start w:val="1"/>
+      <w:numFmt w:val="bullet"/>
+      <w:lvlText w:val="o"/>
+      <w:lvlJc w:val="left"/>
+      <w:pPr>
+        <w:ind w:left="1440" w:hanging="360"/>
+      </w:pPr>
+      <w:rPr>
+        <w:rFonts w:ascii="Courier New" w:hAnsi="Courier New" w:cs="Courier New" w:hint="default"/>
+      </w:rPr>
+    </w:lvl>
+    <w:lvl w:ilvl="2" w:tplc="04090005" w:tentative="1">
+      <w:start w:val="1"/>
+      <w:numFmt w:val="bullet"/>
+      <w:lvlText w:val=""/>
+      <w:lvlJc w:val="left"/>
+      <w:pPr>
+        <w:ind w:left="2160" w:hanging="360"/>
+      </w:pPr>
+      <w:rPr>
+        <w:rFonts w:ascii="Wingdings" w:hAnsi="Wingdings" w:hint="default"/>
+      </w:rPr>
+    </w:lvl>
+    <w:lvl w:ilvl="3" w:tplc="04090001" w:tentative="1">
+      <w:start w:val="1"/>
+      <w:numFmt w:val="bullet"/>
+      <w:lvlText w:val=""/>
+      <w:lvlJc w:val="left"/>
+      <w:pPr>
+        <w:ind w:left="2880" w:hanging="360"/>
+      </w:pPr>
+      <w:rPr>
+        <w:rFonts w:ascii="Symbol" w:hAnsi="Symbol" w:hint="default"/>
+      </w:rPr>
+    </w:lvl>
+    <w:lvl w:ilvl="4" w:tplc="04090003" w:tentative="1">
+      <w:start w:val="1"/>
+      <w:numFmt w:val="bullet"/>
+      <w:lvlText w:val="o"/>
+      <w:lvlJc w:val="left"/>
+      <w:pPr>
+        <w:ind w:left="3600" w:hanging="360"/>
+      </w:pPr>
+      <w:rPr>
+        <w:rFonts w:ascii="Courier New" w:hAnsi="Courier New" w:cs="Courier New" w:hint="default"/>
+      </w:rPr>
+    </w:lvl>
+    <w:lvl w:ilvl="5" w:tplc="04090005" w:tentative="1">
+      <w:start w:val="1"/>
+      <w:numFmt w:val="bullet"/>
+      <w:lvlText w:val=""/>
+      <w:lvlJc w:val="left"/>
+      <w:pPr>
+        <w:ind w:left="4320" w:hanging="360"/>
+      </w:pPr>
+      <w:rPr>
+        <w:rFonts w:ascii="Wingdings" w:hAnsi="Wingdings" w:hint="default"/>
+      </w:rPr>
+    </w:lvl>
+    <w:lvl w:ilvl="6" w:tplc="04090001" w:tentative="1">
+      <w:start w:val="1"/>
+      <w:numFmt w:val="bullet"/>
+      <w:lvlText w:val=""/>
+      <w:lvlJc w:val="left"/>
+      <w:pPr>
+        <w:ind w:left="5040" w:hanging="360"/>
+      </w:pPr>
+      <w:rPr>
+        <w:rFonts w:ascii="Symbol" w:hAnsi="Symbol" w:hint="default"/>
+      </w:rPr>
+    </w:lvl>
+    <w:lvl w:ilvl="7" w:tplc="04090003" w:tentative="1">
+      <w:start w:val="1"/>
+      <w:numFmt w:val="bullet"/>
+      <w:lvlText w:val="o"/>
+      <w:lvlJc w:val="left"/>
+      <w:pPr>
+        <w:ind w:left="5760" w:hanging="360"/>
+      </w:pPr>
+      <w:rPr>
+        <w:rFonts w:ascii="Courier New" w:hAnsi="Courier New" w:cs="Courier New" w:hint="default"/>
+      </w:rPr>
+    </w:lvl>
+    <w:lvl w:ilvl="8" w:tplc="04090005" w:tentative="1">
+      <w:start w:val="1"/>
+      <w:numFmt w:val="bullet"/>
+      <w:lvlText w:val=""/>
+      <w:lvlJc w:val="left"/>
+      <w:pPr>
+        <w:ind w:left="6480" w:hanging="360"/>
+      </w:pPr>
+      <w:rPr>
+        <w:rFonts w:ascii="Wingdings" w:hAnsi="Wingdings" w:hint="default"/>
+      </w:rPr>
+    </w:lvl>
+  </w:abstractNum>
+  <w:abstractNum w:abstractNumId="10" w15:restartNumberingAfterBreak="0">
     <w:nsid w:val="2644499F"/>
     <w:multiLevelType w:val="multilevel"/>
     <w:tmpl w:val="5EF43FBC"/>
@@ -5423,7 +11213,7 @@
       </w:rPr>
     </w:lvl>
   </w:abstractNum>
-  <w:abstractNum w:abstractNumId="5" w15:restartNumberingAfterBreak="0">
+  <w:abstractNum w:abstractNumId="11" w15:restartNumberingAfterBreak="0">
     <w:nsid w:val="2AEC6BC2"/>
     <w:multiLevelType w:val="hybridMultilevel"/>
     <w:tmpl w:val="68C6EBB4"/>
@@ -5536,7 +11326,269 @@
       </w:rPr>
     </w:lvl>
   </w:abstractNum>
-  <w:abstractNum w:abstractNumId="6" w15:restartNumberingAfterBreak="0">
+  <w:abstractNum w:abstractNumId="12" w15:restartNumberingAfterBreak="0">
+    <w:nsid w:val="30112BC6"/>
+    <w:multiLevelType w:val="multilevel"/>
+    <w:tmpl w:val="FFEE19CC"/>
+    <w:lvl w:ilvl="0">
+      <w:start w:val="1"/>
+      <w:numFmt w:val="bullet"/>
+      <w:lvlText w:val=""/>
+      <w:lvlJc w:val="left"/>
+      <w:pPr>
+        <w:tabs>
+          <w:tab w:val="num" w:pos="720"/>
+        </w:tabs>
+        <w:ind w:left="720" w:hanging="360"/>
+      </w:pPr>
+      <w:rPr>
+        <w:rFonts w:ascii="Symbol" w:hAnsi="Symbol" w:hint="default"/>
+        <w:sz w:val="20"/>
+      </w:rPr>
+    </w:lvl>
+    <w:lvl w:ilvl="1" w:tentative="1">
+      <w:start w:val="1"/>
+      <w:numFmt w:val="bullet"/>
+      <w:lvlText w:val="o"/>
+      <w:lvlJc w:val="left"/>
+      <w:pPr>
+        <w:tabs>
+          <w:tab w:val="num" w:pos="1440"/>
+        </w:tabs>
+        <w:ind w:left="1440" w:hanging="360"/>
+      </w:pPr>
+      <w:rPr>
+        <w:rFonts w:ascii="Courier New" w:hAnsi="Courier New" w:hint="default"/>
+        <w:sz w:val="20"/>
+      </w:rPr>
+    </w:lvl>
+    <w:lvl w:ilvl="2" w:tentative="1">
+      <w:start w:val="1"/>
+      <w:numFmt w:val="bullet"/>
+      <w:lvlText w:val=""/>
+      <w:lvlJc w:val="left"/>
+      <w:pPr>
+        <w:tabs>
+          <w:tab w:val="num" w:pos="2160"/>
+        </w:tabs>
+        <w:ind w:left="2160" w:hanging="360"/>
+      </w:pPr>
+      <w:rPr>
+        <w:rFonts w:ascii="Wingdings" w:hAnsi="Wingdings" w:hint="default"/>
+        <w:sz w:val="20"/>
+      </w:rPr>
+    </w:lvl>
+    <w:lvl w:ilvl="3" w:tentative="1">
+      <w:start w:val="1"/>
+      <w:numFmt w:val="bullet"/>
+      <w:lvlText w:val=""/>
+      <w:lvlJc w:val="left"/>
+      <w:pPr>
+        <w:tabs>
+          <w:tab w:val="num" w:pos="2880"/>
+        </w:tabs>
+        <w:ind w:left="2880" w:hanging="360"/>
+      </w:pPr>
+      <w:rPr>
+        <w:rFonts w:ascii="Wingdings" w:hAnsi="Wingdings" w:hint="default"/>
+        <w:sz w:val="20"/>
+      </w:rPr>
+    </w:lvl>
+    <w:lvl w:ilvl="4" w:tentative="1">
+      <w:start w:val="1"/>
+      <w:numFmt w:val="bullet"/>
+      <w:lvlText w:val=""/>
+      <w:lvlJc w:val="left"/>
+      <w:pPr>
+        <w:tabs>
+          <w:tab w:val="num" w:pos="3600"/>
+        </w:tabs>
+        <w:ind w:left="3600" w:hanging="360"/>
+      </w:pPr>
+      <w:rPr>
+        <w:rFonts w:ascii="Wingdings" w:hAnsi="Wingdings" w:hint="default"/>
+        <w:sz w:val="20"/>
+      </w:rPr>
+    </w:lvl>
+    <w:lvl w:ilvl="5" w:tentative="1">
+      <w:start w:val="1"/>
+      <w:numFmt w:val="bullet"/>
+      <w:lvlText w:val=""/>
+      <w:lvlJc w:val="left"/>
+      <w:pPr>
+        <w:tabs>
+          <w:tab w:val="num" w:pos="4320"/>
+        </w:tabs>
+        <w:ind w:left="4320" w:hanging="360"/>
+      </w:pPr>
+      <w:rPr>
+        <w:rFonts w:ascii="Wingdings" w:hAnsi="Wingdings" w:hint="default"/>
+        <w:sz w:val="20"/>
+      </w:rPr>
+    </w:lvl>
+    <w:lvl w:ilvl="6" w:tentative="1">
+      <w:start w:val="1"/>
+      <w:numFmt w:val="bullet"/>
+      <w:lvlText w:val=""/>
+      <w:lvlJc w:val="left"/>
+      <w:pPr>
+        <w:tabs>
+          <w:tab w:val="num" w:pos="5040"/>
+        </w:tabs>
+        <w:ind w:left="5040" w:hanging="360"/>
+      </w:pPr>
+      <w:rPr>
+        <w:rFonts w:ascii="Wingdings" w:hAnsi="Wingdings" w:hint="default"/>
+        <w:sz w:val="20"/>
+      </w:rPr>
+    </w:lvl>
+    <w:lvl w:ilvl="7" w:tentative="1">
+      <w:start w:val="1"/>
+      <w:numFmt w:val="bullet"/>
+      <w:lvlText w:val=""/>
+      <w:lvlJc w:val="left"/>
+      <w:pPr>
+        <w:tabs>
+          <w:tab w:val="num" w:pos="5760"/>
+        </w:tabs>
+        <w:ind w:left="5760" w:hanging="360"/>
+      </w:pPr>
+      <w:rPr>
+        <w:rFonts w:ascii="Wingdings" w:hAnsi="Wingdings" w:hint="default"/>
+        <w:sz w:val="20"/>
+      </w:rPr>
+    </w:lvl>
+    <w:lvl w:ilvl="8" w:tentative="1">
+      <w:start w:val="1"/>
+      <w:numFmt w:val="bullet"/>
+      <w:lvlText w:val=""/>
+      <w:lvlJc w:val="left"/>
+      <w:pPr>
+        <w:tabs>
+          <w:tab w:val="num" w:pos="6480"/>
+        </w:tabs>
+        <w:ind w:left="6480" w:hanging="360"/>
+      </w:pPr>
+      <w:rPr>
+        <w:rFonts w:ascii="Wingdings" w:hAnsi="Wingdings" w:hint="default"/>
+        <w:sz w:val="20"/>
+      </w:rPr>
+    </w:lvl>
+  </w:abstractNum>
+  <w:abstractNum w:abstractNumId="13" w15:restartNumberingAfterBreak="0">
+    <w:nsid w:val="44165095"/>
+    <w:multiLevelType w:val="hybridMultilevel"/>
+    <w:tmpl w:val="66343808"/>
+    <w:lvl w:ilvl="0" w:tplc="04090001">
+      <w:start w:val="1"/>
+      <w:numFmt w:val="bullet"/>
+      <w:lvlText w:val=""/>
+      <w:lvlJc w:val="left"/>
+      <w:pPr>
+        <w:ind w:left="720" w:hanging="360"/>
+      </w:pPr>
+      <w:rPr>
+        <w:rFonts w:ascii="Symbol" w:hAnsi="Symbol" w:hint="default"/>
+      </w:rPr>
+    </w:lvl>
+    <w:lvl w:ilvl="1" w:tplc="04090003" w:tentative="1">
+      <w:start w:val="1"/>
+      <w:numFmt w:val="bullet"/>
+      <w:lvlText w:val="o"/>
+      <w:lvlJc w:val="left"/>
+      <w:pPr>
+        <w:ind w:left="1440" w:hanging="360"/>
+      </w:pPr>
+      <w:rPr>
+        <w:rFonts w:ascii="Courier New" w:hAnsi="Courier New" w:cs="Courier New" w:hint="default"/>
+      </w:rPr>
+    </w:lvl>
+    <w:lvl w:ilvl="2" w:tplc="04090005" w:tentative="1">
+      <w:start w:val="1"/>
+      <w:numFmt w:val="bullet"/>
+      <w:lvlText w:val=""/>
+      <w:lvlJc w:val="left"/>
+      <w:pPr>
+        <w:ind w:left="2160" w:hanging="360"/>
+      </w:pPr>
+      <w:rPr>
+        <w:rFonts w:ascii="Wingdings" w:hAnsi="Wingdings" w:hint="default"/>
+      </w:rPr>
+    </w:lvl>
+    <w:lvl w:ilvl="3" w:tplc="04090001" w:tentative="1">
+      <w:start w:val="1"/>
+      <w:numFmt w:val="bullet"/>
+      <w:lvlText w:val=""/>
+      <w:lvlJc w:val="left"/>
+      <w:pPr>
+        <w:ind w:left="2880" w:hanging="360"/>
+      </w:pPr>
+      <w:rPr>
+        <w:rFonts w:ascii="Symbol" w:hAnsi="Symbol" w:hint="default"/>
+      </w:rPr>
+    </w:lvl>
+    <w:lvl w:ilvl="4" w:tplc="04090003" w:tentative="1">
+      <w:start w:val="1"/>
+      <w:numFmt w:val="bullet"/>
+      <w:lvlText w:val="o"/>
+      <w:lvlJc w:val="left"/>
+      <w:pPr>
+        <w:ind w:left="3600" w:hanging="360"/>
+      </w:pPr>
+      <w:rPr>
+        <w:rFonts w:ascii="Courier New" w:hAnsi="Courier New" w:cs="Courier New" w:hint="default"/>
+      </w:rPr>
+    </w:lvl>
+    <w:lvl w:ilvl="5" w:tplc="04090005" w:tentative="1">
+      <w:start w:val="1"/>
+      <w:numFmt w:val="bullet"/>
+      <w:lvlText w:val=""/>
+      <w:lvlJc w:val="left"/>
+      <w:pPr>
+        <w:ind w:left="4320" w:hanging="360"/>
+      </w:pPr>
+      <w:rPr>
+        <w:rFonts w:ascii="Wingdings" w:hAnsi="Wingdings" w:hint="default"/>
+      </w:rPr>
+    </w:lvl>
+    <w:lvl w:ilvl="6" w:tplc="04090001" w:tentative="1">
+      <w:start w:val="1"/>
+      <w:numFmt w:val="bullet"/>
+      <w:lvlText w:val=""/>
+      <w:lvlJc w:val="left"/>
+      <w:pPr>
+        <w:ind w:left="5040" w:hanging="360"/>
+      </w:pPr>
+      <w:rPr>
+        <w:rFonts w:ascii="Symbol" w:hAnsi="Symbol" w:hint="default"/>
+      </w:rPr>
+    </w:lvl>
+    <w:lvl w:ilvl="7" w:tplc="04090003" w:tentative="1">
+      <w:start w:val="1"/>
+      <w:numFmt w:val="bullet"/>
+      <w:lvlText w:val="o"/>
+      <w:lvlJc w:val="left"/>
+      <w:pPr>
+        <w:ind w:left="5760" w:hanging="360"/>
+      </w:pPr>
+      <w:rPr>
+        <w:rFonts w:ascii="Courier New" w:hAnsi="Courier New" w:cs="Courier New" w:hint="default"/>
+      </w:rPr>
+    </w:lvl>
+    <w:lvl w:ilvl="8" w:tplc="04090005" w:tentative="1">
+      <w:start w:val="1"/>
+      <w:numFmt w:val="bullet"/>
+      <w:lvlText w:val=""/>
+      <w:lvlJc w:val="left"/>
+      <w:pPr>
+        <w:ind w:left="6480" w:hanging="360"/>
+      </w:pPr>
+      <w:rPr>
+        <w:rFonts w:ascii="Wingdings" w:hAnsi="Wingdings" w:hint="default"/>
+      </w:rPr>
+    </w:lvl>
+  </w:abstractNum>
+  <w:abstractNum w:abstractNumId="14" w15:restartNumberingAfterBreak="0">
     <w:nsid w:val="443017AA"/>
     <w:multiLevelType w:val="multilevel"/>
     <w:tmpl w:val="1776552C"/>
@@ -5685,7 +11737,7 @@
       </w:rPr>
     </w:lvl>
   </w:abstractNum>
-  <w:abstractNum w:abstractNumId="7" w15:restartNumberingAfterBreak="0">
+  <w:abstractNum w:abstractNumId="15" w15:restartNumberingAfterBreak="0">
     <w:nsid w:val="46C24C85"/>
     <w:multiLevelType w:val="hybridMultilevel"/>
     <w:tmpl w:val="B5168910"/>
@@ -5798,7 +11850,7 @@
       </w:rPr>
     </w:lvl>
   </w:abstractNum>
-  <w:abstractNum w:abstractNumId="8" w15:restartNumberingAfterBreak="0">
+  <w:abstractNum w:abstractNumId="16" w15:restartNumberingAfterBreak="0">
     <w:nsid w:val="496D3125"/>
     <w:multiLevelType w:val="hybridMultilevel"/>
     <w:tmpl w:val="4FD4CA78"/>
@@ -5911,7 +11963,7 @@
       </w:rPr>
     </w:lvl>
   </w:abstractNum>
-  <w:abstractNum w:abstractNumId="9" w15:restartNumberingAfterBreak="0">
+  <w:abstractNum w:abstractNumId="17" w15:restartNumberingAfterBreak="0">
     <w:nsid w:val="497553A6"/>
     <w:multiLevelType w:val="hybridMultilevel"/>
     <w:tmpl w:val="839422A0"/>
@@ -6024,7 +12076,7 @@
       </w:rPr>
     </w:lvl>
   </w:abstractNum>
-  <w:abstractNum w:abstractNumId="10" w15:restartNumberingAfterBreak="0">
+  <w:abstractNum w:abstractNumId="18" w15:restartNumberingAfterBreak="0">
     <w:nsid w:val="4D4049DD"/>
     <w:multiLevelType w:val="multilevel"/>
     <w:tmpl w:val="E12CD140"/>
@@ -6173,7 +12225,269 @@
       </w:rPr>
     </w:lvl>
   </w:abstractNum>
-  <w:abstractNum w:abstractNumId="11" w15:restartNumberingAfterBreak="0">
+  <w:abstractNum w:abstractNumId="19" w15:restartNumberingAfterBreak="0">
+    <w:nsid w:val="4DD81367"/>
+    <w:multiLevelType w:val="hybridMultilevel"/>
+    <w:tmpl w:val="3034B992"/>
+    <w:lvl w:ilvl="0" w:tplc="04090001">
+      <w:start w:val="1"/>
+      <w:numFmt w:val="bullet"/>
+      <w:lvlText w:val=""/>
+      <w:lvlJc w:val="left"/>
+      <w:pPr>
+        <w:ind w:left="720" w:hanging="360"/>
+      </w:pPr>
+      <w:rPr>
+        <w:rFonts w:ascii="Symbol" w:hAnsi="Symbol" w:hint="default"/>
+      </w:rPr>
+    </w:lvl>
+    <w:lvl w:ilvl="1" w:tplc="04090003" w:tentative="1">
+      <w:start w:val="1"/>
+      <w:numFmt w:val="bullet"/>
+      <w:lvlText w:val="o"/>
+      <w:lvlJc w:val="left"/>
+      <w:pPr>
+        <w:ind w:left="1440" w:hanging="360"/>
+      </w:pPr>
+      <w:rPr>
+        <w:rFonts w:ascii="Courier New" w:hAnsi="Courier New" w:cs="Courier New" w:hint="default"/>
+      </w:rPr>
+    </w:lvl>
+    <w:lvl w:ilvl="2" w:tplc="04090005" w:tentative="1">
+      <w:start w:val="1"/>
+      <w:numFmt w:val="bullet"/>
+      <w:lvlText w:val=""/>
+      <w:lvlJc w:val="left"/>
+      <w:pPr>
+        <w:ind w:left="2160" w:hanging="360"/>
+      </w:pPr>
+      <w:rPr>
+        <w:rFonts w:ascii="Wingdings" w:hAnsi="Wingdings" w:hint="default"/>
+      </w:rPr>
+    </w:lvl>
+    <w:lvl w:ilvl="3" w:tplc="04090001" w:tentative="1">
+      <w:start w:val="1"/>
+      <w:numFmt w:val="bullet"/>
+      <w:lvlText w:val=""/>
+      <w:lvlJc w:val="left"/>
+      <w:pPr>
+        <w:ind w:left="2880" w:hanging="360"/>
+      </w:pPr>
+      <w:rPr>
+        <w:rFonts w:ascii="Symbol" w:hAnsi="Symbol" w:hint="default"/>
+      </w:rPr>
+    </w:lvl>
+    <w:lvl w:ilvl="4" w:tplc="04090003" w:tentative="1">
+      <w:start w:val="1"/>
+      <w:numFmt w:val="bullet"/>
+      <w:lvlText w:val="o"/>
+      <w:lvlJc w:val="left"/>
+      <w:pPr>
+        <w:ind w:left="3600" w:hanging="360"/>
+      </w:pPr>
+      <w:rPr>
+        <w:rFonts w:ascii="Courier New" w:hAnsi="Courier New" w:cs="Courier New" w:hint="default"/>
+      </w:rPr>
+    </w:lvl>
+    <w:lvl w:ilvl="5" w:tplc="04090005" w:tentative="1">
+      <w:start w:val="1"/>
+      <w:numFmt w:val="bullet"/>
+      <w:lvlText w:val=""/>
+      <w:lvlJc w:val="left"/>
+      <w:pPr>
+        <w:ind w:left="4320" w:hanging="360"/>
+      </w:pPr>
+      <w:rPr>
+        <w:rFonts w:ascii="Wingdings" w:hAnsi="Wingdings" w:hint="default"/>
+      </w:rPr>
+    </w:lvl>
+    <w:lvl w:ilvl="6" w:tplc="04090001" w:tentative="1">
+      <w:start w:val="1"/>
+      <w:numFmt w:val="bullet"/>
+      <w:lvlText w:val=""/>
+      <w:lvlJc w:val="left"/>
+      <w:pPr>
+        <w:ind w:left="5040" w:hanging="360"/>
+      </w:pPr>
+      <w:rPr>
+        <w:rFonts w:ascii="Symbol" w:hAnsi="Symbol" w:hint="default"/>
+      </w:rPr>
+    </w:lvl>
+    <w:lvl w:ilvl="7" w:tplc="04090003" w:tentative="1">
+      <w:start w:val="1"/>
+      <w:numFmt w:val="bullet"/>
+      <w:lvlText w:val="o"/>
+      <w:lvlJc w:val="left"/>
+      <w:pPr>
+        <w:ind w:left="5760" w:hanging="360"/>
+      </w:pPr>
+      <w:rPr>
+        <w:rFonts w:ascii="Courier New" w:hAnsi="Courier New" w:cs="Courier New" w:hint="default"/>
+      </w:rPr>
+    </w:lvl>
+    <w:lvl w:ilvl="8" w:tplc="04090005" w:tentative="1">
+      <w:start w:val="1"/>
+      <w:numFmt w:val="bullet"/>
+      <w:lvlText w:val=""/>
+      <w:lvlJc w:val="left"/>
+      <w:pPr>
+        <w:ind w:left="6480" w:hanging="360"/>
+      </w:pPr>
+      <w:rPr>
+        <w:rFonts w:ascii="Wingdings" w:hAnsi="Wingdings" w:hint="default"/>
+      </w:rPr>
+    </w:lvl>
+  </w:abstractNum>
+  <w:abstractNum w:abstractNumId="20" w15:restartNumberingAfterBreak="0">
+    <w:nsid w:val="59BF4F0D"/>
+    <w:multiLevelType w:val="multilevel"/>
+    <w:tmpl w:val="F8F0C91A"/>
+    <w:lvl w:ilvl="0">
+      <w:start w:val="1"/>
+      <w:numFmt w:val="bullet"/>
+      <w:lvlText w:val=""/>
+      <w:lvlJc w:val="left"/>
+      <w:pPr>
+        <w:tabs>
+          <w:tab w:val="num" w:pos="720"/>
+        </w:tabs>
+        <w:ind w:left="720" w:hanging="360"/>
+      </w:pPr>
+      <w:rPr>
+        <w:rFonts w:ascii="Symbol" w:hAnsi="Symbol" w:hint="default"/>
+        <w:sz w:val="20"/>
+      </w:rPr>
+    </w:lvl>
+    <w:lvl w:ilvl="1" w:tentative="1">
+      <w:start w:val="1"/>
+      <w:numFmt w:val="bullet"/>
+      <w:lvlText w:val="o"/>
+      <w:lvlJc w:val="left"/>
+      <w:pPr>
+        <w:tabs>
+          <w:tab w:val="num" w:pos="1440"/>
+        </w:tabs>
+        <w:ind w:left="1440" w:hanging="360"/>
+      </w:pPr>
+      <w:rPr>
+        <w:rFonts w:ascii="Courier New" w:hAnsi="Courier New" w:hint="default"/>
+        <w:sz w:val="20"/>
+      </w:rPr>
+    </w:lvl>
+    <w:lvl w:ilvl="2" w:tentative="1">
+      <w:start w:val="1"/>
+      <w:numFmt w:val="bullet"/>
+      <w:lvlText w:val=""/>
+      <w:lvlJc w:val="left"/>
+      <w:pPr>
+        <w:tabs>
+          <w:tab w:val="num" w:pos="2160"/>
+        </w:tabs>
+        <w:ind w:left="2160" w:hanging="360"/>
+      </w:pPr>
+      <w:rPr>
+        <w:rFonts w:ascii="Wingdings" w:hAnsi="Wingdings" w:hint="default"/>
+        <w:sz w:val="20"/>
+      </w:rPr>
+    </w:lvl>
+    <w:lvl w:ilvl="3" w:tentative="1">
+      <w:start w:val="1"/>
+      <w:numFmt w:val="bullet"/>
+      <w:lvlText w:val=""/>
+      <w:lvlJc w:val="left"/>
+      <w:pPr>
+        <w:tabs>
+          <w:tab w:val="num" w:pos="2880"/>
+        </w:tabs>
+        <w:ind w:left="2880" w:hanging="360"/>
+      </w:pPr>
+      <w:rPr>
+        <w:rFonts w:ascii="Wingdings" w:hAnsi="Wingdings" w:hint="default"/>
+        <w:sz w:val="20"/>
+      </w:rPr>
+    </w:lvl>
+    <w:lvl w:ilvl="4" w:tentative="1">
+      <w:start w:val="1"/>
+      <w:numFmt w:val="bullet"/>
+      <w:lvlText w:val=""/>
+      <w:lvlJc w:val="left"/>
+      <w:pPr>
+        <w:tabs>
+          <w:tab w:val="num" w:pos="3600"/>
+        </w:tabs>
+        <w:ind w:left="3600" w:hanging="360"/>
+      </w:pPr>
+      <w:rPr>
+        <w:rFonts w:ascii="Wingdings" w:hAnsi="Wingdings" w:hint="default"/>
+        <w:sz w:val="20"/>
+      </w:rPr>
+    </w:lvl>
+    <w:lvl w:ilvl="5" w:tentative="1">
+      <w:start w:val="1"/>
+      <w:numFmt w:val="bullet"/>
+      <w:lvlText w:val=""/>
+      <w:lvlJc w:val="left"/>
+      <w:pPr>
+        <w:tabs>
+          <w:tab w:val="num" w:pos="4320"/>
+        </w:tabs>
+        <w:ind w:left="4320" w:hanging="360"/>
+      </w:pPr>
+      <w:rPr>
+        <w:rFonts w:ascii="Wingdings" w:hAnsi="Wingdings" w:hint="default"/>
+        <w:sz w:val="20"/>
+      </w:rPr>
+    </w:lvl>
+    <w:lvl w:ilvl="6" w:tentative="1">
+      <w:start w:val="1"/>
+      <w:numFmt w:val="bullet"/>
+      <w:lvlText w:val=""/>
+      <w:lvlJc w:val="left"/>
+      <w:pPr>
+        <w:tabs>
+          <w:tab w:val="num" w:pos="5040"/>
+        </w:tabs>
+        <w:ind w:left="5040" w:hanging="360"/>
+      </w:pPr>
+      <w:rPr>
+        <w:rFonts w:ascii="Wingdings" w:hAnsi="Wingdings" w:hint="default"/>
+        <w:sz w:val="20"/>
+      </w:rPr>
+    </w:lvl>
+    <w:lvl w:ilvl="7" w:tentative="1">
+      <w:start w:val="1"/>
+      <w:numFmt w:val="bullet"/>
+      <w:lvlText w:val=""/>
+      <w:lvlJc w:val="left"/>
+      <w:pPr>
+        <w:tabs>
+          <w:tab w:val="num" w:pos="5760"/>
+        </w:tabs>
+        <w:ind w:left="5760" w:hanging="360"/>
+      </w:pPr>
+      <w:rPr>
+        <w:rFonts w:ascii="Wingdings" w:hAnsi="Wingdings" w:hint="default"/>
+        <w:sz w:val="20"/>
+      </w:rPr>
+    </w:lvl>
+    <w:lvl w:ilvl="8" w:tentative="1">
+      <w:start w:val="1"/>
+      <w:numFmt w:val="bullet"/>
+      <w:lvlText w:val=""/>
+      <w:lvlJc w:val="left"/>
+      <w:pPr>
+        <w:tabs>
+          <w:tab w:val="num" w:pos="6480"/>
+        </w:tabs>
+        <w:ind w:left="6480" w:hanging="360"/>
+      </w:pPr>
+      <w:rPr>
+        <w:rFonts w:ascii="Wingdings" w:hAnsi="Wingdings" w:hint="default"/>
+        <w:sz w:val="20"/>
+      </w:rPr>
+    </w:lvl>
+  </w:abstractNum>
+  <w:abstractNum w:abstractNumId="21" w15:restartNumberingAfterBreak="0">
     <w:nsid w:val="5BA46AAE"/>
     <w:multiLevelType w:val="multilevel"/>
     <w:tmpl w:val="EB84E002"/>
@@ -6322,7 +12636,7 @@
       </w:rPr>
     </w:lvl>
   </w:abstractNum>
-  <w:abstractNum w:abstractNumId="12" w15:restartNumberingAfterBreak="0">
+  <w:abstractNum w:abstractNumId="22" w15:restartNumberingAfterBreak="0">
     <w:nsid w:val="5ED25D77"/>
     <w:multiLevelType w:val="multilevel"/>
     <w:tmpl w:val="D54A053A"/>
@@ -6471,7 +12785,156 @@
       </w:rPr>
     </w:lvl>
   </w:abstractNum>
-  <w:abstractNum w:abstractNumId="13" w15:restartNumberingAfterBreak="0">
+  <w:abstractNum w:abstractNumId="23" w15:restartNumberingAfterBreak="0">
+    <w:nsid w:val="5F7D7ADD"/>
+    <w:multiLevelType w:val="multilevel"/>
+    <w:tmpl w:val="8CF2B350"/>
+    <w:lvl w:ilvl="0">
+      <w:start w:val="1"/>
+      <w:numFmt w:val="bullet"/>
+      <w:lvlText w:val=""/>
+      <w:lvlJc w:val="left"/>
+      <w:pPr>
+        <w:tabs>
+          <w:tab w:val="num" w:pos="720"/>
+        </w:tabs>
+        <w:ind w:left="720" w:hanging="360"/>
+      </w:pPr>
+      <w:rPr>
+        <w:rFonts w:ascii="Symbol" w:hAnsi="Symbol" w:hint="default"/>
+        <w:sz w:val="20"/>
+      </w:rPr>
+    </w:lvl>
+    <w:lvl w:ilvl="1" w:tentative="1">
+      <w:start w:val="1"/>
+      <w:numFmt w:val="bullet"/>
+      <w:lvlText w:val="o"/>
+      <w:lvlJc w:val="left"/>
+      <w:pPr>
+        <w:tabs>
+          <w:tab w:val="num" w:pos="1440"/>
+        </w:tabs>
+        <w:ind w:left="1440" w:hanging="360"/>
+      </w:pPr>
+      <w:rPr>
+        <w:rFonts w:ascii="Courier New" w:hAnsi="Courier New" w:hint="default"/>
+        <w:sz w:val="20"/>
+      </w:rPr>
+    </w:lvl>
+    <w:lvl w:ilvl="2" w:tentative="1">
+      <w:start w:val="1"/>
+      <w:numFmt w:val="bullet"/>
+      <w:lvlText w:val=""/>
+      <w:lvlJc w:val="left"/>
+      <w:pPr>
+        <w:tabs>
+          <w:tab w:val="num" w:pos="2160"/>
+        </w:tabs>
+        <w:ind w:left="2160" w:hanging="360"/>
+      </w:pPr>
+      <w:rPr>
+        <w:rFonts w:ascii="Wingdings" w:hAnsi="Wingdings" w:hint="default"/>
+        <w:sz w:val="20"/>
+      </w:rPr>
+    </w:lvl>
+    <w:lvl w:ilvl="3" w:tentative="1">
+      <w:start w:val="1"/>
+      <w:numFmt w:val="bullet"/>
+      <w:lvlText w:val=""/>
+      <w:lvlJc w:val="left"/>
+      <w:pPr>
+        <w:tabs>
+          <w:tab w:val="num" w:pos="2880"/>
+        </w:tabs>
+        <w:ind w:left="2880" w:hanging="360"/>
+      </w:pPr>
+      <w:rPr>
+        <w:rFonts w:ascii="Wingdings" w:hAnsi="Wingdings" w:hint="default"/>
+        <w:sz w:val="20"/>
+      </w:rPr>
+    </w:lvl>
+    <w:lvl w:ilvl="4" w:tentative="1">
+      <w:start w:val="1"/>
+      <w:numFmt w:val="bullet"/>
+      <w:lvlText w:val=""/>
+      <w:lvlJc w:val="left"/>
+      <w:pPr>
+        <w:tabs>
+          <w:tab w:val="num" w:pos="3600"/>
+        </w:tabs>
+        <w:ind w:left="3600" w:hanging="360"/>
+      </w:pPr>
+      <w:rPr>
+        <w:rFonts w:ascii="Wingdings" w:hAnsi="Wingdings" w:hint="default"/>
+        <w:sz w:val="20"/>
+      </w:rPr>
+    </w:lvl>
+    <w:lvl w:ilvl="5" w:tentative="1">
+      <w:start w:val="1"/>
+      <w:numFmt w:val="bullet"/>
+      <w:lvlText w:val=""/>
+      <w:lvlJc w:val="left"/>
+      <w:pPr>
+        <w:tabs>
+          <w:tab w:val="num" w:pos="4320"/>
+        </w:tabs>
+        <w:ind w:left="4320" w:hanging="360"/>
+      </w:pPr>
+      <w:rPr>
+        <w:rFonts w:ascii="Wingdings" w:hAnsi="Wingdings" w:hint="default"/>
+        <w:sz w:val="20"/>
+      </w:rPr>
+    </w:lvl>
+    <w:lvl w:ilvl="6" w:tentative="1">
+      <w:start w:val="1"/>
+      <w:numFmt w:val="bullet"/>
+      <w:lvlText w:val=""/>
+      <w:lvlJc w:val="left"/>
+      <w:pPr>
+        <w:tabs>
+          <w:tab w:val="num" w:pos="5040"/>
+        </w:tabs>
+        <w:ind w:left="5040" w:hanging="360"/>
+      </w:pPr>
+      <w:rPr>
+        <w:rFonts w:ascii="Wingdings" w:hAnsi="Wingdings" w:hint="default"/>
+        <w:sz w:val="20"/>
+      </w:rPr>
+    </w:lvl>
+    <w:lvl w:ilvl="7" w:tentative="1">
+      <w:start w:val="1"/>
+      <w:numFmt w:val="bullet"/>
+      <w:lvlText w:val=""/>
+      <w:lvlJc w:val="left"/>
+      <w:pPr>
+        <w:tabs>
+          <w:tab w:val="num" w:pos="5760"/>
+        </w:tabs>
+        <w:ind w:left="5760" w:hanging="360"/>
+      </w:pPr>
+      <w:rPr>
+        <w:rFonts w:ascii="Wingdings" w:hAnsi="Wingdings" w:hint="default"/>
+        <w:sz w:val="20"/>
+      </w:rPr>
+    </w:lvl>
+    <w:lvl w:ilvl="8" w:tentative="1">
+      <w:start w:val="1"/>
+      <w:numFmt w:val="bullet"/>
+      <w:lvlText w:val=""/>
+      <w:lvlJc w:val="left"/>
+      <w:pPr>
+        <w:tabs>
+          <w:tab w:val="num" w:pos="6480"/>
+        </w:tabs>
+        <w:ind w:left="6480" w:hanging="360"/>
+      </w:pPr>
+      <w:rPr>
+        <w:rFonts w:ascii="Wingdings" w:hAnsi="Wingdings" w:hint="default"/>
+        <w:sz w:val="20"/>
+      </w:rPr>
+    </w:lvl>
+  </w:abstractNum>
+  <w:abstractNum w:abstractNumId="24" w15:restartNumberingAfterBreak="0">
     <w:nsid w:val="666175E2"/>
     <w:multiLevelType w:val="multilevel"/>
     <w:tmpl w:val="3CAA97A2"/>
@@ -6620,10 +13083,272 @@
       </w:rPr>
     </w:lvl>
   </w:abstractNum>
-  <w:abstractNum w:abstractNumId="14" w15:restartNumberingAfterBreak="0">
+  <w:abstractNum w:abstractNumId="25" w15:restartNumberingAfterBreak="0">
+    <w:nsid w:val="70635A63"/>
+    <w:multiLevelType w:val="multilevel"/>
+    <w:tmpl w:val="9560EAB0"/>
+    <w:lvl w:ilvl="0">
+      <w:start w:val="1"/>
+      <w:numFmt w:val="bullet"/>
+      <w:lvlText w:val=""/>
+      <w:lvlJc w:val="left"/>
+      <w:pPr>
+        <w:tabs>
+          <w:tab w:val="num" w:pos="720"/>
+        </w:tabs>
+        <w:ind w:left="720" w:hanging="360"/>
+      </w:pPr>
+      <w:rPr>
+        <w:rFonts w:ascii="Symbol" w:hAnsi="Symbol" w:hint="default"/>
+        <w:sz w:val="20"/>
+      </w:rPr>
+    </w:lvl>
+    <w:lvl w:ilvl="1" w:tentative="1">
+      <w:start w:val="1"/>
+      <w:numFmt w:val="bullet"/>
+      <w:lvlText w:val="o"/>
+      <w:lvlJc w:val="left"/>
+      <w:pPr>
+        <w:tabs>
+          <w:tab w:val="num" w:pos="1440"/>
+        </w:tabs>
+        <w:ind w:left="1440" w:hanging="360"/>
+      </w:pPr>
+      <w:rPr>
+        <w:rFonts w:ascii="Courier New" w:hAnsi="Courier New" w:hint="default"/>
+        <w:sz w:val="20"/>
+      </w:rPr>
+    </w:lvl>
+    <w:lvl w:ilvl="2" w:tentative="1">
+      <w:start w:val="1"/>
+      <w:numFmt w:val="bullet"/>
+      <w:lvlText w:val=""/>
+      <w:lvlJc w:val="left"/>
+      <w:pPr>
+        <w:tabs>
+          <w:tab w:val="num" w:pos="2160"/>
+        </w:tabs>
+        <w:ind w:left="2160" w:hanging="360"/>
+      </w:pPr>
+      <w:rPr>
+        <w:rFonts w:ascii="Wingdings" w:hAnsi="Wingdings" w:hint="default"/>
+        <w:sz w:val="20"/>
+      </w:rPr>
+    </w:lvl>
+    <w:lvl w:ilvl="3" w:tentative="1">
+      <w:start w:val="1"/>
+      <w:numFmt w:val="bullet"/>
+      <w:lvlText w:val=""/>
+      <w:lvlJc w:val="left"/>
+      <w:pPr>
+        <w:tabs>
+          <w:tab w:val="num" w:pos="2880"/>
+        </w:tabs>
+        <w:ind w:left="2880" w:hanging="360"/>
+      </w:pPr>
+      <w:rPr>
+        <w:rFonts w:ascii="Wingdings" w:hAnsi="Wingdings" w:hint="default"/>
+        <w:sz w:val="20"/>
+      </w:rPr>
+    </w:lvl>
+    <w:lvl w:ilvl="4" w:tentative="1">
+      <w:start w:val="1"/>
+      <w:numFmt w:val="bullet"/>
+      <w:lvlText w:val=""/>
+      <w:lvlJc w:val="left"/>
+      <w:pPr>
+        <w:tabs>
+          <w:tab w:val="num" w:pos="3600"/>
+        </w:tabs>
+        <w:ind w:left="3600" w:hanging="360"/>
+      </w:pPr>
+      <w:rPr>
+        <w:rFonts w:ascii="Wingdings" w:hAnsi="Wingdings" w:hint="default"/>
+        <w:sz w:val="20"/>
+      </w:rPr>
+    </w:lvl>
+    <w:lvl w:ilvl="5" w:tentative="1">
+      <w:start w:val="1"/>
+      <w:numFmt w:val="bullet"/>
+      <w:lvlText w:val=""/>
+      <w:lvlJc w:val="left"/>
+      <w:pPr>
+        <w:tabs>
+          <w:tab w:val="num" w:pos="4320"/>
+        </w:tabs>
+        <w:ind w:left="4320" w:hanging="360"/>
+      </w:pPr>
+      <w:rPr>
+        <w:rFonts w:ascii="Wingdings" w:hAnsi="Wingdings" w:hint="default"/>
+        <w:sz w:val="20"/>
+      </w:rPr>
+    </w:lvl>
+    <w:lvl w:ilvl="6" w:tentative="1">
+      <w:start w:val="1"/>
+      <w:numFmt w:val="bullet"/>
+      <w:lvlText w:val=""/>
+      <w:lvlJc w:val="left"/>
+      <w:pPr>
+        <w:tabs>
+          <w:tab w:val="num" w:pos="5040"/>
+        </w:tabs>
+        <w:ind w:left="5040" w:hanging="360"/>
+      </w:pPr>
+      <w:rPr>
+        <w:rFonts w:ascii="Wingdings" w:hAnsi="Wingdings" w:hint="default"/>
+        <w:sz w:val="20"/>
+      </w:rPr>
+    </w:lvl>
+    <w:lvl w:ilvl="7" w:tentative="1">
+      <w:start w:val="1"/>
+      <w:numFmt w:val="bullet"/>
+      <w:lvlText w:val=""/>
+      <w:lvlJc w:val="left"/>
+      <w:pPr>
+        <w:tabs>
+          <w:tab w:val="num" w:pos="5760"/>
+        </w:tabs>
+        <w:ind w:left="5760" w:hanging="360"/>
+      </w:pPr>
+      <w:rPr>
+        <w:rFonts w:ascii="Wingdings" w:hAnsi="Wingdings" w:hint="default"/>
+        <w:sz w:val="20"/>
+      </w:rPr>
+    </w:lvl>
+    <w:lvl w:ilvl="8" w:tentative="1">
+      <w:start w:val="1"/>
+      <w:numFmt w:val="bullet"/>
+      <w:lvlText w:val=""/>
+      <w:lvlJc w:val="left"/>
+      <w:pPr>
+        <w:tabs>
+          <w:tab w:val="num" w:pos="6480"/>
+        </w:tabs>
+        <w:ind w:left="6480" w:hanging="360"/>
+      </w:pPr>
+      <w:rPr>
+        <w:rFonts w:ascii="Wingdings" w:hAnsi="Wingdings" w:hint="default"/>
+        <w:sz w:val="20"/>
+      </w:rPr>
+    </w:lvl>
+  </w:abstractNum>
+  <w:abstractNum w:abstractNumId="26" w15:restartNumberingAfterBreak="0">
     <w:nsid w:val="75267C80"/>
     <w:multiLevelType w:val="hybridMultilevel"/>
     <w:tmpl w:val="2D8CBF30"/>
+    <w:lvl w:ilvl="0" w:tplc="04090001">
+      <w:start w:val="1"/>
+      <w:numFmt w:val="bullet"/>
+      <w:lvlText w:val=""/>
+      <w:lvlJc w:val="left"/>
+      <w:pPr>
+        <w:ind w:left="720" w:hanging="360"/>
+      </w:pPr>
+      <w:rPr>
+        <w:rFonts w:ascii="Symbol" w:hAnsi="Symbol" w:hint="default"/>
+      </w:rPr>
+    </w:lvl>
+    <w:lvl w:ilvl="1" w:tplc="04090003" w:tentative="1">
+      <w:start w:val="1"/>
+      <w:numFmt w:val="bullet"/>
+      <w:lvlText w:val="o"/>
+      <w:lvlJc w:val="left"/>
+      <w:pPr>
+        <w:ind w:left="1440" w:hanging="360"/>
+      </w:pPr>
+      <w:rPr>
+        <w:rFonts w:ascii="Courier New" w:hAnsi="Courier New" w:cs="Courier New" w:hint="default"/>
+      </w:rPr>
+    </w:lvl>
+    <w:lvl w:ilvl="2" w:tplc="04090005" w:tentative="1">
+      <w:start w:val="1"/>
+      <w:numFmt w:val="bullet"/>
+      <w:lvlText w:val=""/>
+      <w:lvlJc w:val="left"/>
+      <w:pPr>
+        <w:ind w:left="2160" w:hanging="360"/>
+      </w:pPr>
+      <w:rPr>
+        <w:rFonts w:ascii="Wingdings" w:hAnsi="Wingdings" w:hint="default"/>
+      </w:rPr>
+    </w:lvl>
+    <w:lvl w:ilvl="3" w:tplc="04090001" w:tentative="1">
+      <w:start w:val="1"/>
+      <w:numFmt w:val="bullet"/>
+      <w:lvlText w:val=""/>
+      <w:lvlJc w:val="left"/>
+      <w:pPr>
+        <w:ind w:left="2880" w:hanging="360"/>
+      </w:pPr>
+      <w:rPr>
+        <w:rFonts w:ascii="Symbol" w:hAnsi="Symbol" w:hint="default"/>
+      </w:rPr>
+    </w:lvl>
+    <w:lvl w:ilvl="4" w:tplc="04090003" w:tentative="1">
+      <w:start w:val="1"/>
+      <w:numFmt w:val="bullet"/>
+      <w:lvlText w:val="o"/>
+      <w:lvlJc w:val="left"/>
+      <w:pPr>
+        <w:ind w:left="3600" w:hanging="360"/>
+      </w:pPr>
+      <w:rPr>
+        <w:rFonts w:ascii="Courier New" w:hAnsi="Courier New" w:cs="Courier New" w:hint="default"/>
+      </w:rPr>
+    </w:lvl>
+    <w:lvl w:ilvl="5" w:tplc="04090005" w:tentative="1">
+      <w:start w:val="1"/>
+      <w:numFmt w:val="bullet"/>
+      <w:lvlText w:val=""/>
+      <w:lvlJc w:val="left"/>
+      <w:pPr>
+        <w:ind w:left="4320" w:hanging="360"/>
+      </w:pPr>
+      <w:rPr>
+        <w:rFonts w:ascii="Wingdings" w:hAnsi="Wingdings" w:hint="default"/>
+      </w:rPr>
+    </w:lvl>
+    <w:lvl w:ilvl="6" w:tplc="04090001" w:tentative="1">
+      <w:start w:val="1"/>
+      <w:numFmt w:val="bullet"/>
+      <w:lvlText w:val=""/>
+      <w:lvlJc w:val="left"/>
+      <w:pPr>
+        <w:ind w:left="5040" w:hanging="360"/>
+      </w:pPr>
+      <w:rPr>
+        <w:rFonts w:ascii="Symbol" w:hAnsi="Symbol" w:hint="default"/>
+      </w:rPr>
+    </w:lvl>
+    <w:lvl w:ilvl="7" w:tplc="04090003" w:tentative="1">
+      <w:start w:val="1"/>
+      <w:numFmt w:val="bullet"/>
+      <w:lvlText w:val="o"/>
+      <w:lvlJc w:val="left"/>
+      <w:pPr>
+        <w:ind w:left="5760" w:hanging="360"/>
+      </w:pPr>
+      <w:rPr>
+        <w:rFonts w:ascii="Courier New" w:hAnsi="Courier New" w:cs="Courier New" w:hint="default"/>
+      </w:rPr>
+    </w:lvl>
+    <w:lvl w:ilvl="8" w:tplc="04090005" w:tentative="1">
+      <w:start w:val="1"/>
+      <w:numFmt w:val="bullet"/>
+      <w:lvlText w:val=""/>
+      <w:lvlJc w:val="left"/>
+      <w:pPr>
+        <w:ind w:left="6480" w:hanging="360"/>
+      </w:pPr>
+      <w:rPr>
+        <w:rFonts w:ascii="Wingdings" w:hAnsi="Wingdings" w:hint="default"/>
+      </w:rPr>
+    </w:lvl>
+  </w:abstractNum>
+  <w:abstractNum w:abstractNumId="27" w15:restartNumberingAfterBreak="0">
+    <w:nsid w:val="7A5F730B"/>
+    <w:multiLevelType w:val="hybridMultilevel"/>
+    <w:tmpl w:val="93E08106"/>
     <w:lvl w:ilvl="0" w:tplc="04090001">
       <w:start w:val="1"/>
       <w:numFmt w:val="bullet"/>
@@ -6737,46 +13462,85 @@
     <w:abstractNumId w:val="1"/>
   </w:num>
   <w:num w:numId="2" w16cid:durableId="1852449494">
-    <w:abstractNumId w:val="6"/>
+    <w:abstractNumId w:val="14"/>
   </w:num>
   <w:num w:numId="3" w16cid:durableId="871311129">
-    <w:abstractNumId w:val="11"/>
+    <w:abstractNumId w:val="21"/>
   </w:num>
   <w:num w:numId="4" w16cid:durableId="1295256582">
     <w:abstractNumId w:val="2"/>
   </w:num>
   <w:num w:numId="5" w16cid:durableId="191654553">
-    <w:abstractNumId w:val="10"/>
+    <w:abstractNumId w:val="18"/>
   </w:num>
   <w:num w:numId="6" w16cid:durableId="434374534">
-    <w:abstractNumId w:val="8"/>
+    <w:abstractNumId w:val="16"/>
   </w:num>
   <w:num w:numId="7" w16cid:durableId="1945460731">
-    <w:abstractNumId w:val="12"/>
+    <w:abstractNumId w:val="22"/>
   </w:num>
   <w:num w:numId="8" w16cid:durableId="875854202">
-    <w:abstractNumId w:val="3"/>
+    <w:abstractNumId w:val="8"/>
   </w:num>
   <w:num w:numId="9" w16cid:durableId="1168789715">
     <w:abstractNumId w:val="0"/>
   </w:num>
   <w:num w:numId="10" w16cid:durableId="246620794">
+    <w:abstractNumId w:val="17"/>
+  </w:num>
+  <w:num w:numId="11" w16cid:durableId="1667636363">
+    <w:abstractNumId w:val="24"/>
+  </w:num>
+  <w:num w:numId="12" w16cid:durableId="946078173">
+    <w:abstractNumId w:val="11"/>
+  </w:num>
+  <w:num w:numId="13" w16cid:durableId="1237547460">
+    <w:abstractNumId w:val="10"/>
+  </w:num>
+  <w:num w:numId="14" w16cid:durableId="552618937">
+    <w:abstractNumId w:val="15"/>
+  </w:num>
+  <w:num w:numId="15" w16cid:durableId="801843999">
+    <w:abstractNumId w:val="26"/>
+  </w:num>
+  <w:num w:numId="16" w16cid:durableId="1589384656">
+    <w:abstractNumId w:val="7"/>
+  </w:num>
+  <w:num w:numId="17" w16cid:durableId="1390956434">
+    <w:abstractNumId w:val="20"/>
+  </w:num>
+  <w:num w:numId="18" w16cid:durableId="486433268">
+    <w:abstractNumId w:val="5"/>
+  </w:num>
+  <w:num w:numId="19" w16cid:durableId="1822112233">
+    <w:abstractNumId w:val="4"/>
+  </w:num>
+  <w:num w:numId="20" w16cid:durableId="1272516501">
+    <w:abstractNumId w:val="27"/>
+  </w:num>
+  <w:num w:numId="21" w16cid:durableId="1482770131">
+    <w:abstractNumId w:val="23"/>
+  </w:num>
+  <w:num w:numId="22" w16cid:durableId="2128768572">
+    <w:abstractNumId w:val="19"/>
+  </w:num>
+  <w:num w:numId="23" w16cid:durableId="2117480019">
+    <w:abstractNumId w:val="25"/>
+  </w:num>
+  <w:num w:numId="24" w16cid:durableId="502018261">
     <w:abstractNumId w:val="9"/>
   </w:num>
-  <w:num w:numId="11" w16cid:durableId="1667636363">
+  <w:num w:numId="25" w16cid:durableId="225268080">
+    <w:abstractNumId w:val="6"/>
+  </w:num>
+  <w:num w:numId="26" w16cid:durableId="1596667210">
+    <w:abstractNumId w:val="3"/>
+  </w:num>
+  <w:num w:numId="27" w16cid:durableId="214895162">
+    <w:abstractNumId w:val="12"/>
+  </w:num>
+  <w:num w:numId="28" w16cid:durableId="184055664">
     <w:abstractNumId w:val="13"/>
-  </w:num>
-  <w:num w:numId="12" w16cid:durableId="946078173">
-    <w:abstractNumId w:val="5"/>
-  </w:num>
-  <w:num w:numId="13" w16cid:durableId="1237547460">
-    <w:abstractNumId w:val="4"/>
-  </w:num>
-  <w:num w:numId="14" w16cid:durableId="552618937">
-    <w:abstractNumId w:val="7"/>
-  </w:num>
-  <w:num w:numId="15" w16cid:durableId="801843999">
-    <w:abstractNumId w:val="14"/>
   </w:num>
 </w:numbering>
 </file>
@@ -7254,7 +14018,6 @@
     <w:next w:val="Normal"/>
     <w:link w:val="Heading4Char"/>
     <w:uiPriority w:val="9"/>
-    <w:semiHidden/>
     <w:unhideWhenUsed/>
     <w:qFormat/>
     <w:rsid w:val="00015B1D"/>
@@ -7451,7 +14214,6 @@
     <w:basedOn w:val="DefaultParagraphFont"/>
     <w:link w:val="Heading4"/>
     <w:uiPriority w:val="9"/>
-    <w:semiHidden/>
     <w:rsid w:val="00015B1D"/>
     <w:rPr>
       <w:rFonts w:eastAsiaTheme="majorEastAsia" w:cstheme="majorBidi"/>

--- a/Sprob.docx
+++ b/Sprob.docx
@@ -3047,6 +3047,7 @@
           <w:rFonts w:ascii="Times New Roman" w:hAnsi="Times New Roman" w:cs="Times New Roman"/>
           <w:b/>
           <w:bCs/>
+          <w:noProof/>
           <w:color w:val="215E99" w:themeColor="text2" w:themeTint="BF"/>
           <w:sz w:val="32"/>
           <w:szCs w:val="32"/>
@@ -3230,6 +3231,7 @@
       <w:r>
         <w:rPr>
           <w:rFonts w:ascii="Times New Roman" w:hAnsi="Times New Roman" w:cs="Times New Roman"/>
+          <w:noProof/>
           <w:color w:val="0D0D0D" w:themeColor="text1" w:themeTint="F2"/>
           <w:sz w:val="32"/>
           <w:szCs w:val="32"/>
@@ -3291,18 +3293,7 @@
           <w:sz w:val="32"/>
           <w:szCs w:val="32"/>
         </w:rPr>
-        <w:t>1.6 Fill in the following blank: Observational studies can re veal only association, whereas designed experiments can help establish</w:t>
-      </w:r>
-      <w:r>
-        <w:rPr>
-          <w:rFonts w:ascii="Times New Roman" w:hAnsi="Times New Roman" w:cs="Times New Roman"/>
-          <w:b/>
-          <w:bCs/>
-          <w:color w:val="215E99" w:themeColor="text2" w:themeTint="BF"/>
-          <w:sz w:val="32"/>
-          <w:szCs w:val="32"/>
-        </w:rPr>
-        <w:t xml:space="preserve"> </w:t>
+        <w:t xml:space="preserve">1.6 Fill in the following blank: Observational studies can re veal only association, whereas designed experiments can help establish </w:t>
       </w:r>
     </w:p>
     <w:p>
@@ -3515,6 +3506,7 @@
           <w:rFonts w:ascii="Times New Roman" w:hAnsi="Times New Roman" w:cs="Times New Roman"/>
           <w:b/>
           <w:bCs/>
+          <w:noProof/>
           <w:color w:val="215E99" w:themeColor="text2" w:themeTint="BF"/>
           <w:sz w:val="32"/>
           <w:szCs w:val="32"/>
@@ -3652,6 +3644,7 @@
           <w:rFonts w:ascii="Times New Roman" w:hAnsi="Times New Roman" w:cs="Times New Roman"/>
           <w:b/>
           <w:bCs/>
+          <w:noProof/>
           <w:color w:val="215E99" w:themeColor="text2" w:themeTint="BF"/>
           <w:sz w:val="32"/>
           <w:szCs w:val="32"/>
@@ -3791,6 +3784,7 @@
           <w:rFonts w:ascii="Times New Roman" w:hAnsi="Times New Roman" w:cs="Times New Roman"/>
           <w:b/>
           <w:bCs/>
+          <w:noProof/>
           <w:color w:val="0D0D0D" w:themeColor="text1" w:themeTint="F2"/>
           <w:sz w:val="32"/>
           <w:szCs w:val="32"/>
@@ -3851,6 +3845,7 @@
           <w:rFonts w:ascii="Times New Roman" w:hAnsi="Times New Roman" w:cs="Times New Roman"/>
           <w:b/>
           <w:bCs/>
+          <w:noProof/>
           <w:color w:val="0D0D0D" w:themeColor="text1" w:themeTint="F2"/>
           <w:sz w:val="32"/>
           <w:szCs w:val="32"/>
@@ -4005,6 +4000,7 @@
       <w:r>
         <w:rPr>
           <w:rFonts w:ascii="Times New Roman" w:hAnsi="Times New Roman" w:cs="Times New Roman"/>
+          <w:noProof/>
           <w:color w:val="0D0D0D" w:themeColor="text1" w:themeTint="F2"/>
           <w:sz w:val="32"/>
           <w:szCs w:val="32"/>
@@ -4192,6 +4188,7 @@
       <w:r>
         <w:rPr>
           <w:rFonts w:ascii="Times New Roman" w:hAnsi="Times New Roman" w:cs="Times New Roman"/>
+          <w:noProof/>
           <w:color w:val="0D0D0D" w:themeColor="text1" w:themeTint="F2"/>
           <w:sz w:val="32"/>
           <w:szCs w:val="32"/>
@@ -4357,6 +4354,7 @@
       <w:r>
         <w:rPr>
           <w:rFonts w:ascii="Times New Roman" w:hAnsi="Times New Roman" w:cs="Times New Roman"/>
+          <w:noProof/>
           <w:color w:val="0D0D0D" w:themeColor="text1" w:themeTint="F2"/>
           <w:sz w:val="32"/>
           <w:szCs w:val="32"/>
@@ -4413,6 +4411,7 @@
       <w:r>
         <w:rPr>
           <w:rFonts w:ascii="Times New Roman" w:hAnsi="Times New Roman" w:cs="Times New Roman"/>
+          <w:noProof/>
           <w:color w:val="0D0D0D" w:themeColor="text1" w:themeTint="F2"/>
           <w:sz w:val="32"/>
           <w:szCs w:val="32"/>
@@ -4596,6 +4595,7 @@
       <w:r>
         <w:rPr>
           <w:rFonts w:ascii="Times New Roman" w:hAnsi="Times New Roman" w:cs="Times New Roman"/>
+          <w:noProof/>
           <w:color w:val="0D0D0D" w:themeColor="text1" w:themeTint="F2"/>
           <w:sz w:val="32"/>
           <w:szCs w:val="32"/>
@@ -4861,6 +4861,7 @@
           <w:rFonts w:ascii="Times New Roman" w:hAnsi="Times New Roman" w:cs="Times New Roman"/>
           <w:b/>
           <w:bCs/>
+          <w:noProof/>
           <w:color w:val="215E99" w:themeColor="text2" w:themeTint="BF"/>
           <w:sz w:val="32"/>
           <w:szCs w:val="32"/>
@@ -5264,6 +5265,7 @@
           <w:rFonts w:ascii="Times New Roman" w:hAnsi="Times New Roman" w:cs="Times New Roman"/>
           <w:b/>
           <w:bCs/>
+          <w:noProof/>
           <w:color w:val="215E99" w:themeColor="text2" w:themeTint="BF"/>
           <w:sz w:val="32"/>
           <w:szCs w:val="32"/>
@@ -7028,47 +7030,26 @@
           <w:sz w:val="32"/>
           <w:szCs w:val="32"/>
         </w:rPr>
-        <w:t xml:space="preserve"> vs </w:t>
-      </w:r>
-      <w:r>
-        <w:rPr>
-          <w:rFonts w:ascii="Times New Roman" w:hAnsi="Times New Roman" w:cs="Times New Roman"/>
-          <w:b/>
-          <w:bCs/>
-          <w:color w:val="215E99" w:themeColor="text2" w:themeTint="BF"/>
-          <w:sz w:val="32"/>
-          <w:szCs w:val="32"/>
-        </w:rPr>
-        <w:t>Non-Probability</w:t>
-      </w:r>
-      <w:r>
-        <w:rPr>
-          <w:rFonts w:ascii="Times New Roman" w:hAnsi="Times New Roman" w:cs="Times New Roman"/>
-          <w:b/>
-          <w:bCs/>
-          <w:color w:val="215E99" w:themeColor="text2" w:themeTint="BF"/>
-          <w:sz w:val="32"/>
-          <w:szCs w:val="32"/>
-        </w:rPr>
-        <w:t xml:space="preserve"> Sampling</w:t>
-      </w:r>
-    </w:p>
-    <w:p>
-      <w:pPr>
-        <w:rPr>
-          <w:rFonts w:ascii="Times New Roman" w:hAnsi="Times New Roman" w:cs="Times New Roman"/>
-          <w:b/>
-          <w:bCs/>
-          <w:color w:val="215E99" w:themeColor="text2" w:themeTint="BF"/>
-          <w:sz w:val="32"/>
-          <w:szCs w:val="32"/>
-        </w:rPr>
-      </w:pPr>
-      <w:r>
-        <w:rPr>
-          <w:rFonts w:ascii="Times New Roman" w:hAnsi="Times New Roman" w:cs="Times New Roman"/>
-          <w:b/>
-          <w:bCs/>
+        <w:t xml:space="preserve"> vs Non-Probability Sampling</w:t>
+      </w:r>
+    </w:p>
+    <w:p>
+      <w:pPr>
+        <w:rPr>
+          <w:rFonts w:ascii="Times New Roman" w:hAnsi="Times New Roman" w:cs="Times New Roman"/>
+          <w:b/>
+          <w:bCs/>
+          <w:color w:val="215E99" w:themeColor="text2" w:themeTint="BF"/>
+          <w:sz w:val="32"/>
+          <w:szCs w:val="32"/>
+        </w:rPr>
+      </w:pPr>
+      <w:r>
+        <w:rPr>
+          <w:rFonts w:ascii="Times New Roman" w:hAnsi="Times New Roman" w:cs="Times New Roman"/>
+          <w:b/>
+          <w:bCs/>
+          <w:noProof/>
           <w:color w:val="215E99" w:themeColor="text2" w:themeTint="BF"/>
           <w:sz w:val="32"/>
           <w:szCs w:val="32"/>
@@ -7249,18 +7230,7 @@
           <w:sz w:val="32"/>
           <w:szCs w:val="32"/>
         </w:rPr>
-        <w:t xml:space="preserve">2. </w:t>
-      </w:r>
-      <w:r>
-        <w:rPr>
-          <w:rFonts w:ascii="Times New Roman" w:hAnsi="Times New Roman" w:cs="Times New Roman"/>
-          <w:b/>
-          <w:bCs/>
-          <w:color w:val="0D0D0D" w:themeColor="text1" w:themeTint="F2"/>
-          <w:sz w:val="32"/>
-          <w:szCs w:val="32"/>
-        </w:rPr>
-        <w:t>Non-Probability Sampling</w:t>
+        <w:t>2. Non-Probability Sampling</w:t>
       </w:r>
     </w:p>
     <w:p>
@@ -7518,17 +7488,6 @@
           <w:sz w:val="32"/>
           <w:szCs w:val="32"/>
         </w:rPr>
-        <w:t xml:space="preserve">1. </w:t>
-      </w:r>
-      <w:r>
-        <w:rPr>
-          <w:rFonts w:ascii="Times New Roman" w:hAnsi="Times New Roman" w:cs="Times New Roman"/>
-          <w:b/>
-          <w:bCs/>
-          <w:color w:val="0D0D0D" w:themeColor="text1" w:themeTint="F2"/>
-          <w:sz w:val="32"/>
-          <w:szCs w:val="32"/>
-        </w:rPr>
         <w:t>Simple Random Sampling</w:t>
       </w:r>
     </w:p>
@@ -7623,8 +7582,57 @@
     <w:p>
       <w:pPr>
         <w:tabs>
+          <w:tab w:val="left" w:pos="1160"/>
+        </w:tabs>
+        <w:rPr>
+          <w:rFonts w:ascii="Times New Roman" w:hAnsi="Times New Roman" w:cs="Times New Roman"/>
+          <w:b/>
+          <w:bCs/>
+          <w:color w:val="215E99" w:themeColor="text2" w:themeTint="BF"/>
+          <w:sz w:val="32"/>
+          <w:szCs w:val="32"/>
+        </w:rPr>
+      </w:pPr>
+      <w:r>
+        <w:rPr>
+          <w:rFonts w:ascii="Times New Roman" w:hAnsi="Times New Roman" w:cs="Times New Roman"/>
+          <w:b/>
+          <w:bCs/>
+          <w:color w:val="215E99" w:themeColor="text2" w:themeTint="BF"/>
+          <w:sz w:val="32"/>
+          <w:szCs w:val="32"/>
+        </w:rPr>
+        <w:t>Simple random sample</w:t>
+      </w:r>
+    </w:p>
+    <w:p>
+      <w:pPr>
+        <w:tabs>
+          <w:tab w:val="left" w:pos="1160"/>
+        </w:tabs>
+        <w:rPr>
+          <w:rFonts w:ascii="Times New Roman" w:hAnsi="Times New Roman" w:cs="Times New Roman"/>
+          <w:color w:val="0D0D0D" w:themeColor="text1" w:themeTint="F2"/>
+          <w:sz w:val="32"/>
+          <w:szCs w:val="32"/>
+        </w:rPr>
+      </w:pPr>
+      <w:r>
+        <w:rPr>
+          <w:rFonts w:ascii="Times New Roman" w:hAnsi="Times New Roman" w:cs="Times New Roman"/>
+          <w:color w:val="0D0D0D" w:themeColor="text1" w:themeTint="F2"/>
+          <w:sz w:val="32"/>
+          <w:szCs w:val="32"/>
+        </w:rPr>
+        <w:t>A sample obtained by simple random sampling.</w:t>
+      </w:r>
+    </w:p>
+    <w:p>
+      <w:pPr>
+        <w:tabs>
           <w:tab w:val="left" w:pos="1983"/>
         </w:tabs>
+        <w:ind w:firstLine="720"/>
         <w:rPr>
           <w:rFonts w:ascii="Times New Roman" w:hAnsi="Times New Roman" w:cs="Times New Roman"/>
           <w:b/>
@@ -7640,204 +7648,4152 @@
         <w:tabs>
           <w:tab w:val="left" w:pos="1983"/>
         </w:tabs>
-        <w:rPr>
-          <w:rFonts w:ascii="Times New Roman" w:hAnsi="Times New Roman" w:cs="Times New Roman"/>
-          <w:b/>
-          <w:bCs/>
-          <w:color w:val="215E99" w:themeColor="text2" w:themeTint="BF"/>
-          <w:sz w:val="32"/>
-          <w:szCs w:val="32"/>
-        </w:rPr>
-      </w:pPr>
-    </w:p>
-    <w:p>
-      <w:pPr>
-        <w:rPr>
-          <w:rFonts w:ascii="Times New Roman" w:hAnsi="Times New Roman" w:cs="Times New Roman"/>
-          <w:b/>
-          <w:bCs/>
-          <w:color w:val="215E99" w:themeColor="text2" w:themeTint="BF"/>
-          <w:sz w:val="32"/>
-          <w:szCs w:val="32"/>
-        </w:rPr>
-      </w:pPr>
-    </w:p>
-    <w:p>
-      <w:pPr>
-        <w:rPr>
-          <w:rFonts w:ascii="Times New Roman" w:hAnsi="Times New Roman" w:cs="Times New Roman"/>
-          <w:b/>
-          <w:bCs/>
-          <w:color w:val="215E99" w:themeColor="text2" w:themeTint="BF"/>
-          <w:sz w:val="32"/>
-          <w:szCs w:val="32"/>
-        </w:rPr>
-      </w:pPr>
-    </w:p>
-    <w:p>
-      <w:pPr>
-        <w:rPr>
-          <w:rFonts w:ascii="Times New Roman" w:hAnsi="Times New Roman" w:cs="Times New Roman"/>
-          <w:b/>
-          <w:bCs/>
-          <w:color w:val="215E99" w:themeColor="text2" w:themeTint="BF"/>
-          <w:sz w:val="32"/>
-          <w:szCs w:val="32"/>
-        </w:rPr>
-      </w:pPr>
-    </w:p>
-    <w:p>
-      <w:pPr>
-        <w:rPr>
-          <w:rFonts w:ascii="Times New Roman" w:hAnsi="Times New Roman" w:cs="Times New Roman"/>
-          <w:b/>
-          <w:bCs/>
-          <w:color w:val="215E99" w:themeColor="text2" w:themeTint="BF"/>
-          <w:sz w:val="32"/>
-          <w:szCs w:val="32"/>
-        </w:rPr>
-      </w:pPr>
-    </w:p>
-    <w:p>
-      <w:pPr>
-        <w:rPr>
-          <w:rFonts w:ascii="Times New Roman" w:hAnsi="Times New Roman" w:cs="Times New Roman"/>
-          <w:b/>
-          <w:bCs/>
-          <w:color w:val="215E99" w:themeColor="text2" w:themeTint="BF"/>
-          <w:sz w:val="32"/>
-          <w:szCs w:val="32"/>
-        </w:rPr>
-      </w:pPr>
-    </w:p>
-    <w:p>
-      <w:pPr>
-        <w:rPr>
-          <w:rFonts w:ascii="Times New Roman" w:hAnsi="Times New Roman" w:cs="Times New Roman"/>
-          <w:b/>
-          <w:bCs/>
-          <w:color w:val="215E99" w:themeColor="text2" w:themeTint="BF"/>
-          <w:sz w:val="32"/>
-          <w:szCs w:val="32"/>
-        </w:rPr>
-      </w:pPr>
-    </w:p>
-    <w:p>
-      <w:pPr>
-        <w:rPr>
-          <w:rFonts w:ascii="Times New Roman" w:hAnsi="Times New Roman" w:cs="Times New Roman"/>
-          <w:b/>
-          <w:bCs/>
-          <w:color w:val="215E99" w:themeColor="text2" w:themeTint="BF"/>
-          <w:sz w:val="32"/>
-          <w:szCs w:val="32"/>
-        </w:rPr>
-      </w:pPr>
-    </w:p>
-    <w:p>
-      <w:pPr>
-        <w:rPr>
-          <w:rFonts w:ascii="Times New Roman" w:hAnsi="Times New Roman" w:cs="Times New Roman"/>
-          <w:b/>
-          <w:bCs/>
-          <w:color w:val="215E99" w:themeColor="text2" w:themeTint="BF"/>
-          <w:sz w:val="32"/>
-          <w:szCs w:val="32"/>
-        </w:rPr>
-      </w:pPr>
-    </w:p>
-    <w:p>
-      <w:pPr>
-        <w:rPr>
-          <w:rFonts w:ascii="Times New Roman" w:hAnsi="Times New Roman" w:cs="Times New Roman"/>
-          <w:b/>
-          <w:bCs/>
-          <w:color w:val="215E99" w:themeColor="text2" w:themeTint="BF"/>
-          <w:sz w:val="32"/>
-          <w:szCs w:val="32"/>
-        </w:rPr>
-      </w:pPr>
-    </w:p>
-    <w:p>
-      <w:pPr>
-        <w:rPr>
-          <w:rFonts w:ascii="Times New Roman" w:hAnsi="Times New Roman" w:cs="Times New Roman"/>
-          <w:b/>
-          <w:bCs/>
-          <w:color w:val="215E99" w:themeColor="text2" w:themeTint="BF"/>
-          <w:sz w:val="32"/>
-          <w:szCs w:val="32"/>
-        </w:rPr>
-      </w:pPr>
-    </w:p>
-    <w:p>
-      <w:pPr>
-        <w:rPr>
-          <w:rFonts w:ascii="Times New Roman" w:hAnsi="Times New Roman" w:cs="Times New Roman"/>
-          <w:b/>
-          <w:bCs/>
-          <w:color w:val="215E99" w:themeColor="text2" w:themeTint="BF"/>
-          <w:sz w:val="32"/>
-          <w:szCs w:val="32"/>
-        </w:rPr>
-      </w:pPr>
-    </w:p>
-    <w:p>
-      <w:pPr>
-        <w:rPr>
-          <w:rFonts w:ascii="Times New Roman" w:hAnsi="Times New Roman" w:cs="Times New Roman"/>
-          <w:b/>
-          <w:bCs/>
-          <w:color w:val="215E99" w:themeColor="text2" w:themeTint="BF"/>
-          <w:sz w:val="32"/>
-          <w:szCs w:val="32"/>
-        </w:rPr>
-      </w:pPr>
-    </w:p>
-    <w:p>
-      <w:pPr>
-        <w:rPr>
-          <w:rFonts w:ascii="Times New Roman" w:hAnsi="Times New Roman" w:cs="Times New Roman"/>
-          <w:b/>
-          <w:bCs/>
-          <w:color w:val="215E99" w:themeColor="text2" w:themeTint="BF"/>
-          <w:sz w:val="32"/>
-          <w:szCs w:val="32"/>
-        </w:rPr>
-      </w:pPr>
-    </w:p>
-    <w:p>
-      <w:pPr>
-        <w:rPr>
-          <w:rFonts w:ascii="Times New Roman" w:hAnsi="Times New Roman" w:cs="Times New Roman"/>
-          <w:b/>
-          <w:bCs/>
-          <w:color w:val="215E99" w:themeColor="text2" w:themeTint="BF"/>
-          <w:sz w:val="32"/>
-          <w:szCs w:val="32"/>
-        </w:rPr>
-      </w:pPr>
-    </w:p>
-    <w:p>
-      <w:pPr>
-        <w:rPr>
-          <w:rFonts w:ascii="Times New Roman" w:hAnsi="Times New Roman" w:cs="Times New Roman"/>
-          <w:b/>
-          <w:bCs/>
-          <w:color w:val="215E99" w:themeColor="text2" w:themeTint="BF"/>
-          <w:sz w:val="32"/>
-          <w:szCs w:val="32"/>
-        </w:rPr>
-      </w:pPr>
-      <w:r>
-        <w:rPr>
-          <w:rFonts w:ascii="Times New Roman" w:hAnsi="Times New Roman" w:cs="Times New Roman"/>
-          <w:b/>
-          <w:bCs/>
-          <w:color w:val="215E99" w:themeColor="text2" w:themeTint="BF"/>
-          <w:sz w:val="32"/>
-          <w:szCs w:val="32"/>
-        </w:rPr>
+        <w:ind w:firstLine="720"/>
+        <w:rPr>
+          <w:rFonts w:ascii="Times New Roman" w:hAnsi="Times New Roman" w:cs="Times New Roman"/>
+          <w:b/>
+          <w:bCs/>
+          <w:color w:val="215E99" w:themeColor="text2" w:themeTint="BF"/>
+          <w:sz w:val="32"/>
+          <w:szCs w:val="32"/>
+        </w:rPr>
+      </w:pPr>
+    </w:p>
+    <w:p>
+      <w:pPr>
+        <w:tabs>
+          <w:tab w:val="left" w:pos="1983"/>
+        </w:tabs>
+        <w:ind w:firstLine="720"/>
+        <w:rPr>
+          <w:rFonts w:ascii="Times New Roman" w:hAnsi="Times New Roman" w:cs="Times New Roman"/>
+          <w:b/>
+          <w:bCs/>
+          <w:color w:val="215E99" w:themeColor="text2" w:themeTint="BF"/>
+          <w:sz w:val="32"/>
+          <w:szCs w:val="32"/>
+        </w:rPr>
+      </w:pPr>
+    </w:p>
+    <w:p>
+      <w:pPr>
+        <w:rPr>
+          <w:rFonts w:ascii="Times New Roman" w:hAnsi="Times New Roman" w:cs="Times New Roman"/>
+          <w:b/>
+          <w:bCs/>
+          <w:color w:val="215E99" w:themeColor="text2" w:themeTint="BF"/>
+          <w:sz w:val="32"/>
+          <w:szCs w:val="32"/>
+        </w:rPr>
+      </w:pPr>
+      <w:r>
+        <w:rPr>
+          <w:rFonts w:ascii="Times New Roman" w:hAnsi="Times New Roman" w:cs="Times New Roman"/>
+          <w:b/>
+          <w:bCs/>
+          <w:noProof/>
+          <w:color w:val="215E99" w:themeColor="text2" w:themeTint="BF"/>
+          <w:sz w:val="32"/>
+          <w:szCs w:val="32"/>
+        </w:rPr>
+        <w:lastRenderedPageBreak/>
+        <w:drawing>
+          <wp:inline distT="0" distB="0" distL="0" distR="0" wp14:anchorId="18B6F265" wp14:editId="6EECE0D6">
+            <wp:extent cx="5943600" cy="4256405"/>
+            <wp:effectExtent l="0" t="0" r="0" b="0"/>
+            <wp:docPr id="1753472918" name="Picture 1"/>
+            <wp:cNvGraphicFramePr>
+              <a:graphicFrameLocks xmlns:a="http://schemas.openxmlformats.org/drawingml/2006/main" noChangeAspect="1"/>
+            </wp:cNvGraphicFramePr>
+            <a:graphic xmlns:a="http://schemas.openxmlformats.org/drawingml/2006/main">
+              <a:graphicData uri="http://schemas.openxmlformats.org/drawingml/2006/picture">
+                <pic:pic xmlns:pic="http://schemas.openxmlformats.org/drawingml/2006/picture">
+                  <pic:nvPicPr>
+                    <pic:cNvPr id="1753472918" name=""/>
+                    <pic:cNvPicPr/>
+                  </pic:nvPicPr>
+                  <pic:blipFill>
+                    <a:blip r:embed="rId28"/>
+                    <a:stretch>
+                      <a:fillRect/>
+                    </a:stretch>
+                  </pic:blipFill>
+                  <pic:spPr>
+                    <a:xfrm>
+                      <a:off x="0" y="0"/>
+                      <a:ext cx="5943600" cy="4256405"/>
+                    </a:xfrm>
+                    <a:prstGeom prst="rect">
+                      <a:avLst/>
+                    </a:prstGeom>
+                  </pic:spPr>
+                </pic:pic>
+              </a:graphicData>
+            </a:graphic>
+          </wp:inline>
+        </w:drawing>
+      </w:r>
+    </w:p>
+    <w:p>
+      <w:pPr>
+        <w:jc w:val="center"/>
+        <w:rPr>
+          <w:rFonts w:ascii="Times New Roman" w:hAnsi="Times New Roman" w:cs="Times New Roman"/>
+          <w:b/>
+          <w:bCs/>
+          <w:color w:val="215E99" w:themeColor="text2" w:themeTint="BF"/>
+          <w:sz w:val="32"/>
+          <w:szCs w:val="32"/>
+        </w:rPr>
+      </w:pPr>
+      <w:r>
+        <w:rPr>
+          <w:rFonts w:ascii="Times New Roman" w:hAnsi="Times New Roman" w:cs="Times New Roman"/>
+          <w:b/>
+          <w:bCs/>
+          <w:color w:val="215E99" w:themeColor="text2" w:themeTint="BF"/>
+          <w:sz w:val="32"/>
+          <w:szCs w:val="32"/>
+        </w:rPr>
+        <w:t xml:space="preserve">Exercise </w:t>
+      </w:r>
+      <w:r>
+        <w:rPr>
+          <w:rFonts w:ascii="Times New Roman" w:hAnsi="Times New Roman" w:cs="Times New Roman"/>
+          <w:b/>
+          <w:bCs/>
+          <w:color w:val="215E99" w:themeColor="text2" w:themeTint="BF"/>
+          <w:sz w:val="32"/>
+          <w:szCs w:val="32"/>
+        </w:rPr>
+        <w:t>Set 1.2</w:t>
+      </w:r>
+    </w:p>
+    <w:p>
+      <w:pPr>
+        <w:rPr>
+          <w:rFonts w:ascii="Times New Roman" w:hAnsi="Times New Roman" w:cs="Times New Roman"/>
+          <w:b/>
+          <w:bCs/>
+          <w:color w:val="215E99" w:themeColor="text2" w:themeTint="BF"/>
+          <w:sz w:val="32"/>
+          <w:szCs w:val="32"/>
+        </w:rPr>
+      </w:pPr>
+      <w:r>
+        <w:rPr>
+          <w:rFonts w:ascii="Times New Roman" w:hAnsi="Times New Roman" w:cs="Times New Roman"/>
+          <w:b/>
+          <w:bCs/>
+          <w:color w:val="215E99" w:themeColor="text2" w:themeTint="BF"/>
+          <w:sz w:val="32"/>
+          <w:szCs w:val="32"/>
+        </w:rPr>
+        <w:t>1.27 Explain</w:t>
+      </w:r>
+      <w:r>
+        <w:rPr>
+          <w:rFonts w:ascii="Times New Roman" w:hAnsi="Times New Roman" w:cs="Times New Roman"/>
+          <w:b/>
+          <w:bCs/>
+          <w:color w:val="215E99" w:themeColor="text2" w:themeTint="BF"/>
+          <w:sz w:val="32"/>
+          <w:szCs w:val="32"/>
+        </w:rPr>
+        <w:t xml:space="preserve"> </w:t>
+      </w:r>
+      <w:r>
+        <w:rPr>
+          <w:rFonts w:ascii="Times New Roman" w:hAnsi="Times New Roman" w:cs="Times New Roman"/>
+          <w:b/>
+          <w:bCs/>
+          <w:color w:val="215E99" w:themeColor="text2" w:themeTint="BF"/>
+          <w:sz w:val="32"/>
+          <w:szCs w:val="32"/>
+        </w:rPr>
+        <w:t>why</w:t>
+      </w:r>
+      <w:r>
+        <w:rPr>
+          <w:rFonts w:ascii="Times New Roman" w:hAnsi="Times New Roman" w:cs="Times New Roman"/>
+          <w:b/>
+          <w:bCs/>
+          <w:color w:val="215E99" w:themeColor="text2" w:themeTint="BF"/>
+          <w:sz w:val="32"/>
+          <w:szCs w:val="32"/>
+        </w:rPr>
+        <w:t xml:space="preserve"> </w:t>
+      </w:r>
+      <w:r>
+        <w:rPr>
+          <w:rFonts w:ascii="Times New Roman" w:hAnsi="Times New Roman" w:cs="Times New Roman"/>
+          <w:b/>
+          <w:bCs/>
+          <w:color w:val="215E99" w:themeColor="text2" w:themeTint="BF"/>
+          <w:sz w:val="32"/>
+          <w:szCs w:val="32"/>
+        </w:rPr>
+        <w:t>a</w:t>
+      </w:r>
+      <w:r>
+        <w:rPr>
+          <w:rFonts w:ascii="Times New Roman" w:hAnsi="Times New Roman" w:cs="Times New Roman"/>
+          <w:b/>
+          <w:bCs/>
+          <w:color w:val="215E99" w:themeColor="text2" w:themeTint="BF"/>
+          <w:sz w:val="32"/>
+          <w:szCs w:val="32"/>
+        </w:rPr>
+        <w:t xml:space="preserve"> </w:t>
+      </w:r>
+      <w:r>
+        <w:rPr>
+          <w:rFonts w:ascii="Times New Roman" w:hAnsi="Times New Roman" w:cs="Times New Roman"/>
+          <w:b/>
+          <w:bCs/>
+          <w:color w:val="215E99" w:themeColor="text2" w:themeTint="BF"/>
+          <w:sz w:val="32"/>
+          <w:szCs w:val="32"/>
+        </w:rPr>
+        <w:t>census is</w:t>
+      </w:r>
+      <w:r>
+        <w:rPr>
+          <w:rFonts w:ascii="Times New Roman" w:hAnsi="Times New Roman" w:cs="Times New Roman"/>
+          <w:b/>
+          <w:bCs/>
+          <w:color w:val="215E99" w:themeColor="text2" w:themeTint="BF"/>
+          <w:sz w:val="32"/>
+          <w:szCs w:val="32"/>
+        </w:rPr>
+        <w:t xml:space="preserve"> </w:t>
+      </w:r>
+      <w:r>
+        <w:rPr>
+          <w:rFonts w:ascii="Times New Roman" w:hAnsi="Times New Roman" w:cs="Times New Roman"/>
+          <w:b/>
+          <w:bCs/>
+          <w:color w:val="215E99" w:themeColor="text2" w:themeTint="BF"/>
+          <w:sz w:val="32"/>
+          <w:szCs w:val="32"/>
+        </w:rPr>
+        <w:t>often</w:t>
+      </w:r>
+      <w:r>
+        <w:rPr>
+          <w:rFonts w:ascii="Times New Roman" w:hAnsi="Times New Roman" w:cs="Times New Roman"/>
+          <w:b/>
+          <w:bCs/>
+          <w:color w:val="215E99" w:themeColor="text2" w:themeTint="BF"/>
+          <w:sz w:val="32"/>
+          <w:szCs w:val="32"/>
+        </w:rPr>
+        <w:t xml:space="preserve"> </w:t>
+      </w:r>
+      <w:r>
+        <w:rPr>
+          <w:rFonts w:ascii="Times New Roman" w:hAnsi="Times New Roman" w:cs="Times New Roman"/>
+          <w:b/>
+          <w:bCs/>
+          <w:color w:val="215E99" w:themeColor="text2" w:themeTint="BF"/>
+          <w:sz w:val="32"/>
+          <w:szCs w:val="32"/>
+        </w:rPr>
+        <w:t>not the</w:t>
+      </w:r>
+      <w:r>
+        <w:rPr>
+          <w:rFonts w:ascii="Times New Roman" w:hAnsi="Times New Roman" w:cs="Times New Roman"/>
+          <w:b/>
+          <w:bCs/>
+          <w:color w:val="215E99" w:themeColor="text2" w:themeTint="BF"/>
+          <w:sz w:val="32"/>
+          <w:szCs w:val="32"/>
+        </w:rPr>
+        <w:t xml:space="preserve"> </w:t>
+      </w:r>
+      <w:r>
+        <w:rPr>
+          <w:rFonts w:ascii="Times New Roman" w:hAnsi="Times New Roman" w:cs="Times New Roman"/>
+          <w:b/>
+          <w:bCs/>
+          <w:color w:val="215E99" w:themeColor="text2" w:themeTint="BF"/>
+          <w:sz w:val="32"/>
+          <w:szCs w:val="32"/>
+        </w:rPr>
+        <w:t>best</w:t>
+      </w:r>
+      <w:r>
+        <w:rPr>
+          <w:rFonts w:ascii="Times New Roman" w:hAnsi="Times New Roman" w:cs="Times New Roman"/>
+          <w:b/>
+          <w:bCs/>
+          <w:color w:val="215E99" w:themeColor="text2" w:themeTint="BF"/>
+          <w:sz w:val="32"/>
+          <w:szCs w:val="32"/>
+        </w:rPr>
+        <w:t xml:space="preserve"> </w:t>
+      </w:r>
+      <w:r>
+        <w:rPr>
+          <w:rFonts w:ascii="Times New Roman" w:hAnsi="Times New Roman" w:cs="Times New Roman"/>
+          <w:b/>
+          <w:bCs/>
+          <w:color w:val="215E99" w:themeColor="text2" w:themeTint="BF"/>
+          <w:sz w:val="32"/>
+          <w:szCs w:val="32"/>
+        </w:rPr>
+        <w:t>way</w:t>
+      </w:r>
+      <w:r>
+        <w:rPr>
+          <w:rFonts w:ascii="Times New Roman" w:hAnsi="Times New Roman" w:cs="Times New Roman"/>
+          <w:b/>
+          <w:bCs/>
+          <w:color w:val="215E99" w:themeColor="text2" w:themeTint="BF"/>
+          <w:sz w:val="32"/>
+          <w:szCs w:val="32"/>
+        </w:rPr>
+        <w:t xml:space="preserve"> </w:t>
+      </w:r>
+      <w:r>
+        <w:rPr>
+          <w:rFonts w:ascii="Times New Roman" w:hAnsi="Times New Roman" w:cs="Times New Roman"/>
+          <w:b/>
+          <w:bCs/>
+          <w:color w:val="215E99" w:themeColor="text2" w:themeTint="BF"/>
+          <w:sz w:val="32"/>
+          <w:szCs w:val="32"/>
+        </w:rPr>
+        <w:t>to</w:t>
+      </w:r>
+      <w:r>
+        <w:rPr>
+          <w:rFonts w:ascii="Times New Roman" w:hAnsi="Times New Roman" w:cs="Times New Roman"/>
+          <w:b/>
+          <w:bCs/>
+          <w:color w:val="215E99" w:themeColor="text2" w:themeTint="BF"/>
+          <w:sz w:val="32"/>
+          <w:szCs w:val="32"/>
+        </w:rPr>
+        <w:t xml:space="preserve"> </w:t>
+      </w:r>
+      <w:r>
+        <w:rPr>
+          <w:rFonts w:ascii="Times New Roman" w:hAnsi="Times New Roman" w:cs="Times New Roman"/>
+          <w:b/>
+          <w:bCs/>
+          <w:color w:val="215E99" w:themeColor="text2" w:themeTint="BF"/>
+          <w:sz w:val="32"/>
+          <w:szCs w:val="32"/>
+        </w:rPr>
+        <w:t>obtain information</w:t>
+      </w:r>
+      <w:r>
+        <w:rPr>
+          <w:rFonts w:ascii="Times New Roman" w:hAnsi="Times New Roman" w:cs="Times New Roman"/>
+          <w:b/>
+          <w:bCs/>
+          <w:color w:val="215E99" w:themeColor="text2" w:themeTint="BF"/>
+          <w:sz w:val="32"/>
+          <w:szCs w:val="32"/>
+        </w:rPr>
+        <w:t xml:space="preserve"> </w:t>
+      </w:r>
+      <w:r>
+        <w:rPr>
+          <w:rFonts w:ascii="Times New Roman" w:hAnsi="Times New Roman" w:cs="Times New Roman"/>
+          <w:b/>
+          <w:bCs/>
+          <w:color w:val="215E99" w:themeColor="text2" w:themeTint="BF"/>
+          <w:sz w:val="32"/>
+          <w:szCs w:val="32"/>
+        </w:rPr>
+        <w:t>about</w:t>
+      </w:r>
+      <w:r>
+        <w:rPr>
+          <w:rFonts w:ascii="Times New Roman" w:hAnsi="Times New Roman" w:cs="Times New Roman"/>
+          <w:b/>
+          <w:bCs/>
+          <w:color w:val="215E99" w:themeColor="text2" w:themeTint="BF"/>
+          <w:sz w:val="32"/>
+          <w:szCs w:val="32"/>
+        </w:rPr>
+        <w:t xml:space="preserve"> </w:t>
+      </w:r>
+      <w:r>
+        <w:rPr>
+          <w:rFonts w:ascii="Times New Roman" w:hAnsi="Times New Roman" w:cs="Times New Roman"/>
+          <w:b/>
+          <w:bCs/>
+          <w:color w:val="215E99" w:themeColor="text2" w:themeTint="BF"/>
+          <w:sz w:val="32"/>
+          <w:szCs w:val="32"/>
+        </w:rPr>
+        <w:t>a</w:t>
+      </w:r>
+      <w:r>
+        <w:rPr>
+          <w:rFonts w:ascii="Times New Roman" w:hAnsi="Times New Roman" w:cs="Times New Roman"/>
+          <w:b/>
+          <w:bCs/>
+          <w:color w:val="215E99" w:themeColor="text2" w:themeTint="BF"/>
+          <w:sz w:val="32"/>
+          <w:szCs w:val="32"/>
+        </w:rPr>
+        <w:t xml:space="preserve"> </w:t>
+      </w:r>
+      <w:r>
+        <w:rPr>
+          <w:rFonts w:ascii="Times New Roman" w:hAnsi="Times New Roman" w:cs="Times New Roman"/>
+          <w:b/>
+          <w:bCs/>
+          <w:color w:val="215E99" w:themeColor="text2" w:themeTint="BF"/>
+          <w:sz w:val="32"/>
+          <w:szCs w:val="32"/>
+        </w:rPr>
+        <w:t>population.</w:t>
+      </w:r>
+    </w:p>
+    <w:p>
+      <w:pPr>
+        <w:rPr>
+          <w:rFonts w:ascii="Times New Roman" w:hAnsi="Times New Roman" w:cs="Times New Roman"/>
+          <w:color w:val="0D0D0D" w:themeColor="text1" w:themeTint="F2"/>
+          <w:sz w:val="32"/>
+          <w:szCs w:val="32"/>
+        </w:rPr>
+      </w:pPr>
+      <w:r>
+        <w:rPr>
+          <w:rFonts w:ascii="Times New Roman" w:hAnsi="Times New Roman" w:cs="Times New Roman"/>
+          <w:color w:val="0D0D0D" w:themeColor="text1" w:themeTint="F2"/>
+          <w:sz w:val="32"/>
+          <w:szCs w:val="32"/>
+        </w:rPr>
+        <w:t>A census means collecting information from every member of a population.</w:t>
+      </w:r>
+    </w:p>
+    <w:p>
+      <w:pPr>
+        <w:rPr>
+          <w:rFonts w:ascii="Times New Roman" w:hAnsi="Times New Roman" w:cs="Times New Roman"/>
+          <w:color w:val="0D0D0D" w:themeColor="text1" w:themeTint="F2"/>
+          <w:sz w:val="32"/>
+          <w:szCs w:val="32"/>
+        </w:rPr>
+      </w:pPr>
+      <w:r>
+        <w:rPr>
+          <w:rFonts w:ascii="Times New Roman" w:hAnsi="Times New Roman" w:cs="Times New Roman"/>
+          <w:color w:val="0D0D0D" w:themeColor="text1" w:themeTint="F2"/>
+          <w:sz w:val="32"/>
+          <w:szCs w:val="32"/>
+        </w:rPr>
+        <w:t>It is often not the best way because it can be expensive, time-consuming, and difficult to study everyone. A sample can provide information about the population more quickly and at lower cost.</w:t>
+      </w:r>
+    </w:p>
+    <w:p>
+      <w:pPr>
+        <w:rPr>
+          <w:rFonts w:ascii="Times New Roman" w:hAnsi="Times New Roman" w:cs="Times New Roman"/>
+          <w:b/>
+          <w:bCs/>
+          <w:color w:val="215E99" w:themeColor="text2" w:themeTint="BF"/>
+          <w:sz w:val="32"/>
+          <w:szCs w:val="32"/>
+        </w:rPr>
+      </w:pPr>
+      <w:r>
+        <w:rPr>
+          <w:rFonts w:ascii="Times New Roman" w:hAnsi="Times New Roman" w:cs="Times New Roman"/>
+          <w:b/>
+          <w:bCs/>
+          <w:color w:val="215E99" w:themeColor="text2" w:themeTint="BF"/>
+          <w:sz w:val="32"/>
+          <w:szCs w:val="32"/>
+        </w:rPr>
+        <w:t>1.28 Identify two methods other than a census for obtaining information.</w:t>
+      </w:r>
+    </w:p>
+    <w:p>
+      <w:pPr>
+        <w:rPr>
+          <w:rFonts w:ascii="Times New Roman" w:hAnsi="Times New Roman" w:cs="Times New Roman"/>
+          <w:color w:val="0D0D0D" w:themeColor="text1" w:themeTint="F2"/>
+          <w:sz w:val="32"/>
+          <w:szCs w:val="32"/>
+        </w:rPr>
+      </w:pPr>
+      <w:r>
+        <w:rPr>
+          <w:rFonts w:ascii="Times New Roman" w:hAnsi="Times New Roman" w:cs="Times New Roman"/>
+          <w:color w:val="0D0D0D" w:themeColor="text1" w:themeTint="F2"/>
+          <w:sz w:val="32"/>
+          <w:szCs w:val="32"/>
+        </w:rPr>
+        <w:t>Two methods other than a census for obtaining information are:</w:t>
+      </w:r>
+    </w:p>
+    <w:p>
+      <w:pPr>
+        <w:numPr>
+          <w:ilvl w:val="0"/>
+          <w:numId w:val="29"/>
+        </w:numPr>
+        <w:rPr>
+          <w:rFonts w:ascii="Times New Roman" w:hAnsi="Times New Roman" w:cs="Times New Roman"/>
+          <w:color w:val="0D0D0D" w:themeColor="text1" w:themeTint="F2"/>
+          <w:sz w:val="32"/>
+          <w:szCs w:val="32"/>
+        </w:rPr>
+      </w:pPr>
+      <w:r>
+        <w:rPr>
+          <w:rFonts w:ascii="Times New Roman" w:hAnsi="Times New Roman" w:cs="Times New Roman"/>
+          <w:color w:val="0D0D0D" w:themeColor="text1" w:themeTint="F2"/>
+          <w:sz w:val="32"/>
+          <w:szCs w:val="32"/>
+        </w:rPr>
+        <w:t xml:space="preserve">Sample survey </w:t>
+      </w:r>
+    </w:p>
+    <w:p>
+      <w:pPr>
+        <w:numPr>
+          <w:ilvl w:val="0"/>
+          <w:numId w:val="29"/>
+        </w:numPr>
+        <w:rPr>
+          <w:rFonts w:ascii="Times New Roman" w:hAnsi="Times New Roman" w:cs="Times New Roman"/>
+          <w:color w:val="0D0D0D" w:themeColor="text1" w:themeTint="F2"/>
+          <w:sz w:val="32"/>
+          <w:szCs w:val="32"/>
+        </w:rPr>
+      </w:pPr>
+      <w:r>
+        <w:rPr>
+          <w:rFonts w:ascii="Times New Roman" w:hAnsi="Times New Roman" w:cs="Times New Roman"/>
+          <w:color w:val="0D0D0D" w:themeColor="text1" w:themeTint="F2"/>
+          <w:sz w:val="32"/>
+          <w:szCs w:val="32"/>
+        </w:rPr>
+        <w:lastRenderedPageBreak/>
+        <w:t xml:space="preserve">Experiment </w:t>
+      </w:r>
+    </w:p>
+    <w:p>
+      <w:pPr>
+        <w:rPr>
+          <w:rFonts w:ascii="Times New Roman" w:eastAsia="Times New Roman" w:hAnsi="Times New Roman" w:cs="Times New Roman"/>
+          <w:b/>
+          <w:bCs/>
+          <w:color w:val="215E99" w:themeColor="text2" w:themeTint="BF"/>
+          <w:kern w:val="0"/>
+          <w:sz w:val="32"/>
+          <w:szCs w:val="32"/>
+          <w14:ligatures w14:val="none"/>
+        </w:rPr>
+      </w:pPr>
+      <w:r>
+        <w:rPr>
+          <w:rFonts w:ascii="Times New Roman" w:eastAsia="Times New Roman" w:hAnsi="Times New Roman" w:cs="Times New Roman"/>
+          <w:b/>
+          <w:bCs/>
+          <w:color w:val="215E99" w:themeColor="text2" w:themeTint="BF"/>
+          <w:kern w:val="0"/>
+          <w:sz w:val="32"/>
+          <w:szCs w:val="32"/>
+          <w14:ligatures w14:val="none"/>
+        </w:rPr>
+        <w:t>1.29 In sampling, why is obtaining a representative sample important?</w:t>
+      </w:r>
+    </w:p>
+    <w:p>
+      <w:pPr>
+        <w:spacing w:before="100" w:beforeAutospacing="1" w:after="100" w:afterAutospacing="1" w:line="240" w:lineRule="auto"/>
+        <w:rPr>
+          <w:rFonts w:ascii="Times New Roman" w:eastAsia="Times New Roman" w:hAnsi="Times New Roman" w:cs="Times New Roman"/>
+          <w:kern w:val="0"/>
+          <w:sz w:val="32"/>
+          <w:szCs w:val="32"/>
+          <w14:ligatures w14:val="none"/>
+        </w:rPr>
+      </w:pPr>
+      <w:r>
+        <w:rPr>
+          <w:rFonts w:ascii="Times New Roman" w:eastAsia="Times New Roman" w:hAnsi="Times New Roman" w:cs="Times New Roman"/>
+          <w:kern w:val="0"/>
+          <w:sz w:val="32"/>
+          <w:szCs w:val="32"/>
+          <w14:ligatures w14:val="none"/>
+        </w:rPr>
+        <w:t xml:space="preserve">A </w:t>
+      </w:r>
+      <w:r>
+        <w:rPr>
+          <w:rFonts w:ascii="Times New Roman" w:eastAsia="Times New Roman" w:hAnsi="Times New Roman" w:cs="Times New Roman"/>
+          <w:b/>
+          <w:bCs/>
+          <w:kern w:val="0"/>
+          <w:sz w:val="32"/>
+          <w:szCs w:val="32"/>
+          <w14:ligatures w14:val="none"/>
+        </w:rPr>
+        <w:t>representative sample</w:t>
+      </w:r>
+      <w:r>
+        <w:rPr>
+          <w:rFonts w:ascii="Times New Roman" w:eastAsia="Times New Roman" w:hAnsi="Times New Roman" w:cs="Times New Roman"/>
+          <w:kern w:val="0"/>
+          <w:sz w:val="32"/>
+          <w:szCs w:val="32"/>
+          <w14:ligatures w14:val="none"/>
+        </w:rPr>
+        <w:t xml:space="preserve"> is important because it </w:t>
+      </w:r>
+      <w:r>
+        <w:rPr>
+          <w:rFonts w:ascii="Times New Roman" w:eastAsia="Times New Roman" w:hAnsi="Times New Roman" w:cs="Times New Roman"/>
+          <w:b/>
+          <w:bCs/>
+          <w:kern w:val="0"/>
+          <w:sz w:val="32"/>
+          <w:szCs w:val="32"/>
+          <w14:ligatures w14:val="none"/>
+        </w:rPr>
+        <w:t>accurately reflects the characteristics of the whole population</w:t>
+      </w:r>
+      <w:r>
+        <w:rPr>
+          <w:rFonts w:ascii="Times New Roman" w:eastAsia="Times New Roman" w:hAnsi="Times New Roman" w:cs="Times New Roman"/>
+          <w:kern w:val="0"/>
+          <w:sz w:val="32"/>
+          <w:szCs w:val="32"/>
+          <w14:ligatures w14:val="none"/>
+        </w:rPr>
+        <w:t>.</w:t>
+      </w:r>
+    </w:p>
+    <w:p>
+      <w:pPr>
+        <w:spacing w:before="100" w:beforeAutospacing="1" w:after="100" w:afterAutospacing="1" w:line="240" w:lineRule="auto"/>
+        <w:rPr>
+          <w:rFonts w:ascii="Times New Roman" w:eastAsia="Times New Roman" w:hAnsi="Times New Roman" w:cs="Times New Roman"/>
+          <w:kern w:val="0"/>
+          <w:sz w:val="32"/>
+          <w:szCs w:val="32"/>
+          <w14:ligatures w14:val="none"/>
+        </w:rPr>
+      </w:pPr>
+      <w:r>
+        <w:rPr>
+          <w:rFonts w:ascii="Times New Roman" w:eastAsia="Times New Roman" w:hAnsi="Times New Roman" w:cs="Times New Roman"/>
+          <w:kern w:val="0"/>
+          <w:sz w:val="32"/>
+          <w:szCs w:val="32"/>
+          <w14:ligatures w14:val="none"/>
+        </w:rPr>
+        <w:t xml:space="preserve">It helps us make </w:t>
+      </w:r>
+      <w:r>
+        <w:rPr>
+          <w:rFonts w:ascii="Times New Roman" w:eastAsia="Times New Roman" w:hAnsi="Times New Roman" w:cs="Times New Roman"/>
+          <w:b/>
+          <w:bCs/>
+          <w:kern w:val="0"/>
+          <w:sz w:val="32"/>
+          <w:szCs w:val="32"/>
+          <w14:ligatures w14:val="none"/>
+        </w:rPr>
+        <w:t>correct conclusions about the population</w:t>
+      </w:r>
+      <w:r>
+        <w:rPr>
+          <w:rFonts w:ascii="Times New Roman" w:eastAsia="Times New Roman" w:hAnsi="Times New Roman" w:cs="Times New Roman"/>
+          <w:kern w:val="0"/>
+          <w:sz w:val="32"/>
+          <w:szCs w:val="32"/>
+          <w14:ligatures w14:val="none"/>
+        </w:rPr>
+        <w:t xml:space="preserve"> from the sample.</w:t>
+      </w:r>
+    </w:p>
+    <w:p>
+      <w:pPr>
+        <w:spacing w:before="100" w:beforeAutospacing="1" w:after="100" w:afterAutospacing="1" w:line="240" w:lineRule="auto"/>
+        <w:rPr>
+          <w:rFonts w:ascii="Times New Roman" w:hAnsi="Times New Roman" w:cs="Times New Roman"/>
+          <w:b/>
+          <w:bCs/>
+          <w:color w:val="215E99" w:themeColor="text2" w:themeTint="BF"/>
+          <w:sz w:val="32"/>
+          <w:szCs w:val="32"/>
+        </w:rPr>
+      </w:pPr>
+      <w:r>
+        <w:rPr>
+          <w:rFonts w:ascii="Times New Roman" w:hAnsi="Times New Roman" w:cs="Times New Roman"/>
+          <w:b/>
+          <w:bCs/>
+          <w:color w:val="215E99" w:themeColor="text2" w:themeTint="BF"/>
+          <w:sz w:val="32"/>
+          <w:szCs w:val="32"/>
+        </w:rPr>
+        <w:t>1.30 Memorial Day Poll.</w:t>
+      </w:r>
+      <w:r>
+        <w:rPr>
+          <w:rFonts w:ascii="Times New Roman" w:hAnsi="Times New Roman" w:cs="Times New Roman"/>
+          <w:color w:val="215E99" w:themeColor="text2" w:themeTint="BF"/>
+          <w:sz w:val="32"/>
+          <w:szCs w:val="32"/>
+        </w:rPr>
+        <w:t xml:space="preserve"> </w:t>
+      </w:r>
+      <w:r>
+        <w:rPr>
+          <w:rFonts w:ascii="Times New Roman" w:hAnsi="Times New Roman" w:cs="Times New Roman"/>
+          <w:b/>
+          <w:bCs/>
+          <w:color w:val="215E99" w:themeColor="text2" w:themeTint="BF"/>
+          <w:sz w:val="32"/>
+          <w:szCs w:val="32"/>
+        </w:rPr>
+        <w:t>An online poll conducted over one Memorial Day Weekend asked people what they were doing to observe Memorial Day. The choices were: (1) stay home and relax, (2) vacation outdoors over the weekend, or (3) visit a military cemetery. More than 22,000 people participated in the poll, with 86% selecting option 1. Discuss this poll with regard to its suitability.</w:t>
+      </w:r>
+    </w:p>
+    <w:p>
+      <w:pPr>
+        <w:spacing w:before="100" w:beforeAutospacing="1" w:after="100" w:afterAutospacing="1" w:line="240" w:lineRule="auto"/>
+        <w:rPr>
+          <w:rFonts w:ascii="Times New Roman" w:hAnsi="Times New Roman" w:cs="Times New Roman"/>
+          <w:b/>
+          <w:bCs/>
+          <w:sz w:val="32"/>
+          <w:szCs w:val="32"/>
+        </w:rPr>
+      </w:pPr>
+      <w:r>
+        <w:rPr>
+          <w:rFonts w:ascii="Times New Roman" w:hAnsi="Times New Roman" w:cs="Times New Roman"/>
+          <w:b/>
+          <w:bCs/>
+          <w:sz w:val="32"/>
+          <w:szCs w:val="32"/>
+        </w:rPr>
+        <w:t>Answer</w:t>
+      </w:r>
+    </w:p>
+    <w:p>
+      <w:pPr>
+        <w:spacing w:before="100" w:beforeAutospacing="1" w:after="100" w:afterAutospacing="1" w:line="240" w:lineRule="auto"/>
+        <w:rPr>
+          <w:rFonts w:ascii="Times New Roman" w:hAnsi="Times New Roman" w:cs="Times New Roman"/>
+          <w:sz w:val="32"/>
+          <w:szCs w:val="32"/>
+        </w:rPr>
+      </w:pPr>
+      <w:r>
+        <w:rPr>
+          <w:rFonts w:ascii="Times New Roman" w:hAnsi="Times New Roman" w:cs="Times New Roman"/>
+          <w:sz w:val="32"/>
+          <w:szCs w:val="32"/>
+        </w:rPr>
+        <w:t xml:space="preserve">This poll is </w:t>
+      </w:r>
+      <w:r>
+        <w:rPr>
+          <w:rFonts w:ascii="Times New Roman" w:hAnsi="Times New Roman" w:cs="Times New Roman"/>
+          <w:b/>
+          <w:bCs/>
+          <w:sz w:val="32"/>
+          <w:szCs w:val="32"/>
+        </w:rPr>
+        <w:t>not suitable for representing the whole population</w:t>
+      </w:r>
+      <w:r>
+        <w:rPr>
+          <w:rFonts w:ascii="Times New Roman" w:hAnsi="Times New Roman" w:cs="Times New Roman"/>
+          <w:sz w:val="32"/>
+          <w:szCs w:val="32"/>
+        </w:rPr>
+        <w:t xml:space="preserve"> because it is an </w:t>
+      </w:r>
+      <w:r>
+        <w:rPr>
+          <w:rFonts w:ascii="Times New Roman" w:hAnsi="Times New Roman" w:cs="Times New Roman"/>
+          <w:b/>
+          <w:bCs/>
+          <w:sz w:val="32"/>
+          <w:szCs w:val="32"/>
+        </w:rPr>
+        <w:t>online voluntary poll</w:t>
+      </w:r>
+      <w:r>
+        <w:rPr>
+          <w:rFonts w:ascii="Times New Roman" w:hAnsi="Times New Roman" w:cs="Times New Roman"/>
+          <w:sz w:val="32"/>
+          <w:szCs w:val="32"/>
+        </w:rPr>
+        <w:t xml:space="preserve">. People choose themselves whether to participate, so the sample may be </w:t>
+      </w:r>
+      <w:r>
+        <w:rPr>
+          <w:rFonts w:ascii="Times New Roman" w:hAnsi="Times New Roman" w:cs="Times New Roman"/>
+          <w:b/>
+          <w:bCs/>
+          <w:sz w:val="32"/>
+          <w:szCs w:val="32"/>
+        </w:rPr>
+        <w:t>biased</w:t>
+      </w:r>
+      <w:r>
+        <w:rPr>
+          <w:rFonts w:ascii="Times New Roman" w:hAnsi="Times New Roman" w:cs="Times New Roman"/>
+          <w:sz w:val="32"/>
+          <w:szCs w:val="32"/>
+        </w:rPr>
+        <w:t>.</w:t>
+      </w:r>
+    </w:p>
+    <w:p>
+      <w:pPr>
+        <w:spacing w:before="100" w:beforeAutospacing="1" w:after="100" w:afterAutospacing="1" w:line="240" w:lineRule="auto"/>
+        <w:rPr>
+          <w:rFonts w:ascii="Times New Roman" w:hAnsi="Times New Roman" w:cs="Times New Roman"/>
+          <w:sz w:val="32"/>
+          <w:szCs w:val="32"/>
+        </w:rPr>
+      </w:pPr>
+      <w:r>
+        <w:rPr>
+          <w:rFonts w:ascii="Times New Roman" w:hAnsi="Times New Roman" w:cs="Times New Roman"/>
+          <w:sz w:val="32"/>
+          <w:szCs w:val="32"/>
+        </w:rPr>
+        <w:t xml:space="preserve">Also, people who were </w:t>
+      </w:r>
+      <w:r>
+        <w:rPr>
+          <w:rFonts w:ascii="Times New Roman" w:hAnsi="Times New Roman" w:cs="Times New Roman"/>
+          <w:b/>
+          <w:bCs/>
+          <w:sz w:val="32"/>
+          <w:szCs w:val="32"/>
+        </w:rPr>
+        <w:t>staying home</w:t>
+      </w:r>
+      <w:r>
+        <w:rPr>
+          <w:rFonts w:ascii="Times New Roman" w:hAnsi="Times New Roman" w:cs="Times New Roman"/>
+          <w:sz w:val="32"/>
+          <w:szCs w:val="32"/>
+        </w:rPr>
+        <w:t xml:space="preserve"> were more likely to see and answer the online poll than people who were </w:t>
+      </w:r>
+      <w:r>
+        <w:rPr>
+          <w:rFonts w:ascii="Times New Roman" w:hAnsi="Times New Roman" w:cs="Times New Roman"/>
+          <w:b/>
+          <w:bCs/>
+          <w:sz w:val="32"/>
+          <w:szCs w:val="32"/>
+        </w:rPr>
+        <w:t>outdoors or visiting a cemetery</w:t>
+      </w:r>
+      <w:r>
+        <w:rPr>
+          <w:rFonts w:ascii="Times New Roman" w:hAnsi="Times New Roman" w:cs="Times New Roman"/>
+          <w:sz w:val="32"/>
+          <w:szCs w:val="32"/>
+        </w:rPr>
+        <w:t>.</w:t>
+      </w:r>
+    </w:p>
+    <w:p>
+      <w:pPr>
+        <w:spacing w:before="100" w:beforeAutospacing="1" w:after="100" w:afterAutospacing="1" w:line="240" w:lineRule="auto"/>
+        <w:rPr>
+          <w:rFonts w:ascii="Times New Roman" w:hAnsi="Times New Roman" w:cs="Times New Roman"/>
+          <w:sz w:val="32"/>
+          <w:szCs w:val="32"/>
+        </w:rPr>
+      </w:pPr>
+      <w:r>
+        <w:rPr>
+          <w:rFonts w:ascii="Times New Roman" w:hAnsi="Times New Roman" w:cs="Times New Roman"/>
+          <w:sz w:val="32"/>
+          <w:szCs w:val="32"/>
+        </w:rPr>
+        <w:t xml:space="preserve">Therefore, the </w:t>
+      </w:r>
+      <w:r>
+        <w:rPr>
+          <w:rFonts w:ascii="Times New Roman" w:hAnsi="Times New Roman" w:cs="Times New Roman"/>
+          <w:b/>
+          <w:bCs/>
+          <w:sz w:val="32"/>
+          <w:szCs w:val="32"/>
+        </w:rPr>
+        <w:t>86% result cannot be generalized to the entire population</w:t>
+      </w:r>
+      <w:r>
+        <w:rPr>
+          <w:rFonts w:ascii="Times New Roman" w:hAnsi="Times New Roman" w:cs="Times New Roman"/>
+          <w:sz w:val="32"/>
+          <w:szCs w:val="32"/>
+        </w:rPr>
+        <w:t>.</w:t>
+      </w:r>
+    </w:p>
+    <w:p>
+      <w:pPr>
+        <w:tabs>
+          <w:tab w:val="left" w:pos="1360"/>
+          <w:tab w:val="left" w:pos="1600"/>
+        </w:tabs>
+        <w:spacing w:before="100" w:beforeAutospacing="1" w:after="100" w:afterAutospacing="1" w:line="240" w:lineRule="auto"/>
+        <w:rPr>
+          <w:rFonts w:ascii="Times New Roman" w:hAnsi="Times New Roman" w:cs="Times New Roman"/>
+          <w:b/>
+          <w:bCs/>
+          <w:color w:val="215E99" w:themeColor="text2" w:themeTint="BF"/>
+          <w:sz w:val="32"/>
+          <w:szCs w:val="32"/>
+        </w:rPr>
+      </w:pPr>
+    </w:p>
+    <w:p>
+      <w:pPr>
+        <w:tabs>
+          <w:tab w:val="left" w:pos="1360"/>
+          <w:tab w:val="left" w:pos="1600"/>
+        </w:tabs>
+        <w:spacing w:before="100" w:beforeAutospacing="1" w:after="100" w:afterAutospacing="1" w:line="240" w:lineRule="auto"/>
+        <w:rPr>
+          <w:rFonts w:ascii="Times New Roman" w:hAnsi="Times New Roman" w:cs="Times New Roman"/>
+          <w:b/>
+          <w:bCs/>
+          <w:color w:val="215E99" w:themeColor="text2" w:themeTint="BF"/>
+          <w:sz w:val="32"/>
+          <w:szCs w:val="32"/>
+        </w:rPr>
+      </w:pPr>
+    </w:p>
+    <w:p>
+      <w:pPr>
+        <w:tabs>
+          <w:tab w:val="left" w:pos="1360"/>
+          <w:tab w:val="left" w:pos="1600"/>
+        </w:tabs>
+        <w:spacing w:before="100" w:beforeAutospacing="1" w:after="100" w:afterAutospacing="1" w:line="240" w:lineRule="auto"/>
+        <w:rPr>
+          <w:rFonts w:ascii="Times New Roman" w:hAnsi="Times New Roman" w:cs="Times New Roman"/>
+          <w:b/>
+          <w:bCs/>
+          <w:color w:val="215E99" w:themeColor="text2" w:themeTint="BF"/>
+          <w:sz w:val="32"/>
+          <w:szCs w:val="32"/>
+        </w:rPr>
+      </w:pPr>
+      <w:r>
+        <w:rPr>
+          <w:rFonts w:ascii="Times New Roman" w:hAnsi="Times New Roman" w:cs="Times New Roman"/>
+          <w:b/>
+          <w:bCs/>
+          <w:color w:val="215E99" w:themeColor="text2" w:themeTint="BF"/>
+          <w:sz w:val="32"/>
+          <w:szCs w:val="32"/>
+        </w:rPr>
+        <w:lastRenderedPageBreak/>
+        <w:t>1.31 Estimating Median Income. Explain why a sample of 30 dentists from Seattle taken to estimate the median income of all Seattle residents is not representative.</w:t>
+      </w:r>
+    </w:p>
+    <w:p>
+      <w:pPr>
+        <w:tabs>
+          <w:tab w:val="left" w:pos="1360"/>
+          <w:tab w:val="left" w:pos="1600"/>
+        </w:tabs>
+        <w:spacing w:before="100" w:beforeAutospacing="1" w:after="100" w:afterAutospacing="1" w:line="240" w:lineRule="auto"/>
+        <w:rPr>
+          <w:rFonts w:ascii="Times New Roman" w:hAnsi="Times New Roman" w:cs="Times New Roman"/>
+          <w:vanish/>
+          <w:sz w:val="32"/>
+          <w:szCs w:val="32"/>
+        </w:rPr>
+      </w:pPr>
+      <w:r>
+        <w:rPr>
+          <w:rFonts w:ascii="Times New Roman" w:hAnsi="Times New Roman" w:cs="Times New Roman"/>
+          <w:vanish/>
+          <w:sz w:val="32"/>
+          <w:szCs w:val="32"/>
+        </w:rPr>
+        <w:t>Top of Form</w:t>
+      </w:r>
+    </w:p>
+    <w:p>
+      <w:pPr>
+        <w:tabs>
+          <w:tab w:val="left" w:pos="1360"/>
+          <w:tab w:val="left" w:pos="1600"/>
+        </w:tabs>
+        <w:spacing w:before="100" w:beforeAutospacing="1" w:after="100" w:afterAutospacing="1" w:line="240" w:lineRule="auto"/>
+        <w:rPr>
+          <w:rFonts w:ascii="Times New Roman" w:hAnsi="Times New Roman" w:cs="Times New Roman"/>
+          <w:vanish/>
+          <w:sz w:val="32"/>
+          <w:szCs w:val="32"/>
+        </w:rPr>
+      </w:pPr>
+      <w:r>
+        <w:rPr>
+          <w:rFonts w:ascii="Times New Roman" w:hAnsi="Times New Roman" w:cs="Times New Roman"/>
+          <w:vanish/>
+          <w:sz w:val="32"/>
+          <w:szCs w:val="32"/>
+        </w:rPr>
+        <w:t>Bottom of Form</w:t>
+      </w:r>
+    </w:p>
+    <w:p>
+      <w:pPr>
+        <w:tabs>
+          <w:tab w:val="left" w:pos="1360"/>
+          <w:tab w:val="left" w:pos="1600"/>
+        </w:tabs>
+        <w:spacing w:before="100" w:beforeAutospacing="1" w:after="100" w:afterAutospacing="1" w:line="240" w:lineRule="auto"/>
+        <w:rPr>
+          <w:rFonts w:ascii="Times New Roman" w:hAnsi="Times New Roman" w:cs="Times New Roman"/>
+          <w:sz w:val="32"/>
+          <w:szCs w:val="32"/>
+        </w:rPr>
+      </w:pPr>
+      <w:r>
+        <w:rPr>
+          <w:rFonts w:ascii="Times New Roman" w:hAnsi="Times New Roman" w:cs="Times New Roman"/>
+          <w:sz w:val="32"/>
+          <w:szCs w:val="32"/>
+        </w:rPr>
+        <w:t xml:space="preserve">This sample is </w:t>
+      </w:r>
+      <w:r>
+        <w:rPr>
+          <w:rFonts w:ascii="Times New Roman" w:hAnsi="Times New Roman" w:cs="Times New Roman"/>
+          <w:b/>
+          <w:bCs/>
+          <w:sz w:val="32"/>
+          <w:szCs w:val="32"/>
+        </w:rPr>
+        <w:t>not representative</w:t>
+      </w:r>
+      <w:r>
+        <w:rPr>
+          <w:rFonts w:ascii="Times New Roman" w:hAnsi="Times New Roman" w:cs="Times New Roman"/>
+          <w:sz w:val="32"/>
+          <w:szCs w:val="32"/>
+        </w:rPr>
+        <w:t xml:space="preserve"> because it includes only </w:t>
+      </w:r>
+      <w:r>
+        <w:rPr>
+          <w:rFonts w:ascii="Times New Roman" w:hAnsi="Times New Roman" w:cs="Times New Roman"/>
+          <w:b/>
+          <w:bCs/>
+          <w:sz w:val="32"/>
+          <w:szCs w:val="32"/>
+        </w:rPr>
+        <w:t>dentists</w:t>
+      </w:r>
+      <w:r>
+        <w:rPr>
+          <w:rFonts w:ascii="Times New Roman" w:hAnsi="Times New Roman" w:cs="Times New Roman"/>
+          <w:sz w:val="32"/>
+          <w:szCs w:val="32"/>
+        </w:rPr>
+        <w:t xml:space="preserve">, while the population includes </w:t>
+      </w:r>
+      <w:r>
+        <w:rPr>
+          <w:rFonts w:ascii="Times New Roman" w:hAnsi="Times New Roman" w:cs="Times New Roman"/>
+          <w:b/>
+          <w:bCs/>
+          <w:sz w:val="32"/>
+          <w:szCs w:val="32"/>
+        </w:rPr>
+        <w:t>all Seattle residents</w:t>
+      </w:r>
+      <w:r>
+        <w:rPr>
+          <w:rFonts w:ascii="Times New Roman" w:hAnsi="Times New Roman" w:cs="Times New Roman"/>
+          <w:sz w:val="32"/>
+          <w:szCs w:val="32"/>
+        </w:rPr>
+        <w:t>. Dentists may have different incomes from other residents.</w:t>
+      </w:r>
+    </w:p>
+    <w:p>
+      <w:pPr>
+        <w:tabs>
+          <w:tab w:val="left" w:pos="1360"/>
+          <w:tab w:val="left" w:pos="1600"/>
+        </w:tabs>
+        <w:spacing w:before="100" w:beforeAutospacing="1" w:after="100" w:afterAutospacing="1" w:line="240" w:lineRule="auto"/>
+        <w:rPr>
+          <w:rFonts w:ascii="Times New Roman" w:hAnsi="Times New Roman" w:cs="Times New Roman"/>
+          <w:sz w:val="32"/>
+          <w:szCs w:val="32"/>
+        </w:rPr>
+      </w:pPr>
+      <w:r>
+        <w:rPr>
+          <w:rFonts w:ascii="Times New Roman" w:hAnsi="Times New Roman" w:cs="Times New Roman"/>
+          <w:sz w:val="32"/>
+          <w:szCs w:val="32"/>
+        </w:rPr>
+        <w:t xml:space="preserve">Therefore, the sample </w:t>
+      </w:r>
+      <w:r>
+        <w:rPr>
+          <w:rFonts w:ascii="Times New Roman" w:hAnsi="Times New Roman" w:cs="Times New Roman"/>
+          <w:b/>
+          <w:bCs/>
+          <w:sz w:val="32"/>
+          <w:szCs w:val="32"/>
+        </w:rPr>
+        <w:t>does not properly represent the whole population</w:t>
+      </w:r>
+      <w:r>
+        <w:rPr>
+          <w:rFonts w:ascii="Times New Roman" w:hAnsi="Times New Roman" w:cs="Times New Roman"/>
+          <w:sz w:val="32"/>
+          <w:szCs w:val="32"/>
+        </w:rPr>
+        <w:t>.</w:t>
+      </w:r>
+    </w:p>
+    <w:p>
+      <w:pPr>
+        <w:tabs>
+          <w:tab w:val="left" w:pos="1600"/>
+        </w:tabs>
+        <w:spacing w:before="100" w:beforeAutospacing="1" w:after="100" w:afterAutospacing="1" w:line="240" w:lineRule="auto"/>
+        <w:rPr>
+          <w:rFonts w:ascii="Times New Roman" w:hAnsi="Times New Roman" w:cs="Times New Roman"/>
+          <w:b/>
+          <w:bCs/>
+          <w:color w:val="215E99" w:themeColor="text2" w:themeTint="BF"/>
+          <w:sz w:val="32"/>
+          <w:szCs w:val="32"/>
+        </w:rPr>
+      </w:pPr>
+      <w:r>
+        <w:rPr>
+          <w:rFonts w:ascii="Times New Roman" w:hAnsi="Times New Roman" w:cs="Times New Roman"/>
+          <w:b/>
+          <w:bCs/>
+          <w:color w:val="215E99" w:themeColor="text2" w:themeTint="BF"/>
+          <w:sz w:val="32"/>
+          <w:szCs w:val="32"/>
+        </w:rPr>
+        <w:t>1.32 Provide a scenario of your own in which a sample is not representative.</w:t>
+      </w:r>
+    </w:p>
+    <w:p>
+      <w:pPr>
+        <w:tabs>
+          <w:tab w:val="left" w:pos="1600"/>
+        </w:tabs>
+        <w:spacing w:before="100" w:beforeAutospacing="1" w:after="100" w:afterAutospacing="1" w:line="240" w:lineRule="auto"/>
+        <w:rPr>
+          <w:rFonts w:ascii="Times New Roman" w:hAnsi="Times New Roman" w:cs="Times New Roman"/>
+          <w:b/>
+          <w:bCs/>
+          <w:sz w:val="32"/>
+          <w:szCs w:val="32"/>
+        </w:rPr>
+      </w:pPr>
+      <w:r>
+        <w:rPr>
+          <w:rFonts w:ascii="Times New Roman" w:hAnsi="Times New Roman" w:cs="Times New Roman"/>
+          <w:b/>
+          <w:bCs/>
+          <w:sz w:val="32"/>
+          <w:szCs w:val="32"/>
+        </w:rPr>
+        <w:t>Answer</w:t>
+      </w:r>
+    </w:p>
+    <w:p>
+      <w:pPr>
+        <w:tabs>
+          <w:tab w:val="left" w:pos="1600"/>
+        </w:tabs>
+        <w:spacing w:before="100" w:beforeAutospacing="1" w:after="100" w:afterAutospacing="1" w:line="240" w:lineRule="auto"/>
+        <w:rPr>
+          <w:rFonts w:ascii="Times New Roman" w:hAnsi="Times New Roman" w:cs="Times New Roman"/>
+          <w:sz w:val="32"/>
+          <w:szCs w:val="32"/>
+        </w:rPr>
+      </w:pPr>
+      <w:r>
+        <w:rPr>
+          <w:rFonts w:ascii="Times New Roman" w:hAnsi="Times New Roman" w:cs="Times New Roman"/>
+          <w:sz w:val="32"/>
+          <w:szCs w:val="32"/>
+        </w:rPr>
+        <w:t xml:space="preserve">A teacher wants to know the </w:t>
+      </w:r>
+      <w:r>
+        <w:rPr>
+          <w:rFonts w:ascii="Times New Roman" w:hAnsi="Times New Roman" w:cs="Times New Roman"/>
+          <w:b/>
+          <w:bCs/>
+          <w:sz w:val="32"/>
+          <w:szCs w:val="32"/>
+        </w:rPr>
+        <w:t>average marks of all students in a class</w:t>
+      </w:r>
+      <w:r>
+        <w:rPr>
+          <w:rFonts w:ascii="Times New Roman" w:hAnsi="Times New Roman" w:cs="Times New Roman"/>
+          <w:sz w:val="32"/>
+          <w:szCs w:val="32"/>
+        </w:rPr>
+        <w:t xml:space="preserve">, but selects only </w:t>
+      </w:r>
+      <w:r>
+        <w:rPr>
+          <w:rFonts w:ascii="Times New Roman" w:hAnsi="Times New Roman" w:cs="Times New Roman"/>
+          <w:b/>
+          <w:bCs/>
+          <w:sz w:val="32"/>
+          <w:szCs w:val="32"/>
+        </w:rPr>
+        <w:t>10 students who got the highest marks</w:t>
+      </w:r>
+      <w:r>
+        <w:rPr>
+          <w:rFonts w:ascii="Times New Roman" w:hAnsi="Times New Roman" w:cs="Times New Roman"/>
+          <w:sz w:val="32"/>
+          <w:szCs w:val="32"/>
+        </w:rPr>
+        <w:t>.</w:t>
+      </w:r>
+    </w:p>
+    <w:p>
+      <w:pPr>
+        <w:tabs>
+          <w:tab w:val="left" w:pos="1600"/>
+        </w:tabs>
+        <w:spacing w:before="100" w:beforeAutospacing="1" w:after="100" w:afterAutospacing="1" w:line="240" w:lineRule="auto"/>
+        <w:rPr>
+          <w:rFonts w:ascii="Times New Roman" w:hAnsi="Times New Roman" w:cs="Times New Roman"/>
+          <w:sz w:val="32"/>
+          <w:szCs w:val="32"/>
+        </w:rPr>
+      </w:pPr>
+      <w:r>
+        <w:rPr>
+          <w:rFonts w:ascii="Times New Roman" w:hAnsi="Times New Roman" w:cs="Times New Roman"/>
+          <w:sz w:val="32"/>
+          <w:szCs w:val="32"/>
+        </w:rPr>
+        <w:t xml:space="preserve">This sample is </w:t>
+      </w:r>
+      <w:r>
+        <w:rPr>
+          <w:rFonts w:ascii="Times New Roman" w:hAnsi="Times New Roman" w:cs="Times New Roman"/>
+          <w:b/>
+          <w:bCs/>
+          <w:sz w:val="32"/>
+          <w:szCs w:val="32"/>
+        </w:rPr>
+        <w:t>not representative</w:t>
+      </w:r>
+      <w:r>
+        <w:rPr>
+          <w:rFonts w:ascii="Times New Roman" w:hAnsi="Times New Roman" w:cs="Times New Roman"/>
+          <w:sz w:val="32"/>
+          <w:szCs w:val="32"/>
+        </w:rPr>
+        <w:t xml:space="preserve"> because it does not include students with average or low marks.</w:t>
+      </w:r>
+    </w:p>
+    <w:p>
+      <w:pPr>
+        <w:tabs>
+          <w:tab w:val="left" w:pos="1600"/>
+        </w:tabs>
+        <w:spacing w:before="100" w:beforeAutospacing="1" w:after="100" w:afterAutospacing="1" w:line="240" w:lineRule="auto"/>
+        <w:rPr>
+          <w:rFonts w:ascii="Times New Roman" w:hAnsi="Times New Roman" w:cs="Times New Roman"/>
+          <w:b/>
+          <w:bCs/>
+          <w:color w:val="215E99" w:themeColor="text2" w:themeTint="BF"/>
+          <w:sz w:val="32"/>
+          <w:szCs w:val="32"/>
+        </w:rPr>
+      </w:pPr>
+      <w:r>
+        <w:rPr>
+          <w:rFonts w:ascii="Times New Roman" w:hAnsi="Times New Roman" w:cs="Times New Roman"/>
+          <w:b/>
+          <w:bCs/>
+          <w:color w:val="215E99" w:themeColor="text2" w:themeTint="BF"/>
+          <w:sz w:val="32"/>
+          <w:szCs w:val="32"/>
+        </w:rPr>
+        <w:t>1.33 Regarding probability sampling:</w:t>
+      </w:r>
+    </w:p>
+    <w:p>
+      <w:pPr>
+        <w:tabs>
+          <w:tab w:val="left" w:pos="1600"/>
+        </w:tabs>
+        <w:spacing w:before="100" w:beforeAutospacing="1" w:after="100" w:afterAutospacing="1" w:line="240" w:lineRule="auto"/>
+        <w:rPr>
+          <w:rFonts w:ascii="Times New Roman" w:hAnsi="Times New Roman" w:cs="Times New Roman"/>
+          <w:color w:val="215E99" w:themeColor="text2" w:themeTint="BF"/>
+          <w:sz w:val="32"/>
+          <w:szCs w:val="32"/>
+        </w:rPr>
+      </w:pPr>
+      <w:r>
+        <w:rPr>
+          <w:rFonts w:ascii="Times New Roman" w:hAnsi="Times New Roman" w:cs="Times New Roman"/>
+          <w:b/>
+          <w:bCs/>
+          <w:color w:val="215E99" w:themeColor="text2" w:themeTint="BF"/>
+          <w:sz w:val="32"/>
+          <w:szCs w:val="32"/>
+        </w:rPr>
+        <w:t>a. What is it?</w:t>
+      </w:r>
+      <w:r>
+        <w:rPr>
+          <w:rFonts w:ascii="Times New Roman" w:hAnsi="Times New Roman" w:cs="Times New Roman"/>
+          <w:color w:val="215E99" w:themeColor="text2" w:themeTint="BF"/>
+          <w:sz w:val="32"/>
+          <w:szCs w:val="32"/>
+        </w:rPr>
+        <w:br/>
+      </w:r>
+      <w:r>
+        <w:rPr>
+          <w:rFonts w:ascii="Times New Roman" w:hAnsi="Times New Roman" w:cs="Times New Roman"/>
+          <w:b/>
+          <w:bCs/>
+          <w:color w:val="215E99" w:themeColor="text2" w:themeTint="BF"/>
+          <w:sz w:val="32"/>
+          <w:szCs w:val="32"/>
+        </w:rPr>
+        <w:t>b. Does probability sampling always yield a representative sample? Explain your answer.</w:t>
+      </w:r>
+      <w:r>
+        <w:rPr>
+          <w:rFonts w:ascii="Times New Roman" w:hAnsi="Times New Roman" w:cs="Times New Roman"/>
+          <w:color w:val="215E99" w:themeColor="text2" w:themeTint="BF"/>
+          <w:sz w:val="32"/>
+          <w:szCs w:val="32"/>
+        </w:rPr>
+        <w:br/>
+      </w:r>
+      <w:r>
+        <w:rPr>
+          <w:rFonts w:ascii="Times New Roman" w:hAnsi="Times New Roman" w:cs="Times New Roman"/>
+          <w:b/>
+          <w:bCs/>
+          <w:color w:val="215E99" w:themeColor="text2" w:themeTint="BF"/>
+          <w:sz w:val="32"/>
+          <w:szCs w:val="32"/>
+        </w:rPr>
+        <w:t>c. Identify some advantages of probability sampling.</w:t>
+      </w:r>
+    </w:p>
+    <w:p>
+      <w:pPr>
+        <w:tabs>
+          <w:tab w:val="left" w:pos="1983"/>
+        </w:tabs>
+        <w:rPr>
+          <w:rFonts w:ascii="Times New Roman" w:hAnsi="Times New Roman" w:cs="Times New Roman"/>
+          <w:color w:val="0D0D0D" w:themeColor="text1" w:themeTint="F2"/>
+          <w:sz w:val="32"/>
+          <w:szCs w:val="32"/>
+        </w:rPr>
+      </w:pPr>
+      <w:r>
+        <w:rPr>
+          <w:rFonts w:ascii="Times New Roman" w:hAnsi="Times New Roman" w:cs="Times New Roman"/>
+          <w:b/>
+          <w:bCs/>
+          <w:sz w:val="32"/>
+          <w:szCs w:val="32"/>
+        </w:rPr>
+        <w:t>a. What is probability sampling?</w:t>
+      </w:r>
+      <w:r>
+        <w:rPr>
+          <w:rFonts w:ascii="Times New Roman" w:hAnsi="Times New Roman" w:cs="Times New Roman"/>
+          <w:sz w:val="32"/>
+          <w:szCs w:val="32"/>
+        </w:rPr>
+        <w:br/>
+      </w:r>
+      <w:r>
+        <w:rPr>
+          <w:rFonts w:ascii="Times New Roman" w:hAnsi="Times New Roman" w:cs="Times New Roman"/>
+          <w:color w:val="0D0D0D" w:themeColor="text1" w:themeTint="F2"/>
+          <w:sz w:val="32"/>
+          <w:szCs w:val="32"/>
+        </w:rPr>
+        <w:t>Every member of the population has a known chance of being selected, usually through random selection.</w:t>
+      </w:r>
+    </w:p>
+    <w:p>
+      <w:pPr>
+        <w:tabs>
+          <w:tab w:val="left" w:pos="1600"/>
+        </w:tabs>
+        <w:spacing w:before="100" w:beforeAutospacing="1" w:after="100" w:afterAutospacing="1" w:line="240" w:lineRule="auto"/>
+        <w:rPr>
+          <w:rFonts w:ascii="Times New Roman" w:hAnsi="Times New Roman" w:cs="Times New Roman"/>
+          <w:sz w:val="32"/>
+          <w:szCs w:val="32"/>
+        </w:rPr>
+      </w:pPr>
+      <w:r>
+        <w:rPr>
+          <w:rFonts w:ascii="Times New Roman" w:hAnsi="Times New Roman" w:cs="Times New Roman"/>
+          <w:b/>
+          <w:bCs/>
+          <w:sz w:val="32"/>
+          <w:szCs w:val="32"/>
+        </w:rPr>
+        <w:t>b. Does it always give a representative sample?</w:t>
+      </w:r>
+      <w:r>
+        <w:rPr>
+          <w:rFonts w:ascii="Times New Roman" w:hAnsi="Times New Roman" w:cs="Times New Roman"/>
+          <w:sz w:val="32"/>
+          <w:szCs w:val="32"/>
+        </w:rPr>
+        <w:br/>
+      </w:r>
+      <w:r>
+        <w:rPr>
+          <w:rFonts w:ascii="Times New Roman" w:hAnsi="Times New Roman" w:cs="Times New Roman"/>
+          <w:b/>
+          <w:bCs/>
+          <w:sz w:val="32"/>
+          <w:szCs w:val="32"/>
+        </w:rPr>
+        <w:t>No.</w:t>
+      </w:r>
+      <w:r>
+        <w:rPr>
+          <w:rFonts w:ascii="Times New Roman" w:hAnsi="Times New Roman" w:cs="Times New Roman"/>
+          <w:sz w:val="32"/>
+          <w:szCs w:val="32"/>
+        </w:rPr>
+        <w:t xml:space="preserve"> Probability sampling does </w:t>
+      </w:r>
+      <w:r>
+        <w:rPr>
+          <w:rFonts w:ascii="Times New Roman" w:hAnsi="Times New Roman" w:cs="Times New Roman"/>
+          <w:b/>
+          <w:bCs/>
+          <w:sz w:val="32"/>
+          <w:szCs w:val="32"/>
+        </w:rPr>
+        <w:t>not always</w:t>
+      </w:r>
+      <w:r>
+        <w:rPr>
+          <w:rFonts w:ascii="Times New Roman" w:hAnsi="Times New Roman" w:cs="Times New Roman"/>
+          <w:sz w:val="32"/>
+          <w:szCs w:val="32"/>
+        </w:rPr>
+        <w:t xml:space="preserve"> give a representative sample. A sample can be selected randomly but still, by chance, </w:t>
+      </w:r>
+      <w:r>
+        <w:rPr>
+          <w:rFonts w:ascii="Times New Roman" w:hAnsi="Times New Roman" w:cs="Times New Roman"/>
+          <w:b/>
+          <w:bCs/>
+          <w:sz w:val="32"/>
+          <w:szCs w:val="32"/>
+        </w:rPr>
+        <w:t>not perfectly represent the population</w:t>
+      </w:r>
+      <w:r>
+        <w:rPr>
+          <w:rFonts w:ascii="Times New Roman" w:hAnsi="Times New Roman" w:cs="Times New Roman"/>
+          <w:sz w:val="32"/>
+          <w:szCs w:val="32"/>
+        </w:rPr>
+        <w:t>.</w:t>
+      </w:r>
+    </w:p>
+    <w:p>
+      <w:pPr>
+        <w:tabs>
+          <w:tab w:val="left" w:pos="1600"/>
+        </w:tabs>
+        <w:spacing w:before="100" w:beforeAutospacing="1" w:after="100" w:afterAutospacing="1" w:line="240" w:lineRule="auto"/>
+        <w:rPr>
+          <w:rFonts w:ascii="Times New Roman" w:hAnsi="Times New Roman" w:cs="Times New Roman"/>
+          <w:sz w:val="32"/>
+          <w:szCs w:val="32"/>
+        </w:rPr>
+      </w:pPr>
+      <w:r>
+        <w:rPr>
+          <w:rFonts w:ascii="Times New Roman" w:hAnsi="Times New Roman" w:cs="Times New Roman"/>
+          <w:b/>
+          <w:bCs/>
+          <w:sz w:val="32"/>
+          <w:szCs w:val="32"/>
+        </w:rPr>
+        <w:lastRenderedPageBreak/>
+        <w:t>c. Advantages of probability sampling:</w:t>
+      </w:r>
+    </w:p>
+    <w:p>
+      <w:pPr>
+        <w:pStyle w:val="ListParagraph"/>
+        <w:numPr>
+          <w:ilvl w:val="0"/>
+          <w:numId w:val="31"/>
+        </w:numPr>
+        <w:tabs>
+          <w:tab w:val="left" w:pos="1600"/>
+        </w:tabs>
+        <w:spacing w:before="100" w:beforeAutospacing="1" w:after="100" w:afterAutospacing="1" w:line="240" w:lineRule="auto"/>
+        <w:rPr>
+          <w:rFonts w:ascii="Times New Roman" w:hAnsi="Times New Roman" w:cs="Times New Roman"/>
+          <w:sz w:val="32"/>
+          <w:szCs w:val="32"/>
+        </w:rPr>
+      </w:pPr>
+      <w:r>
+        <w:rPr>
+          <w:rFonts w:ascii="Times New Roman" w:hAnsi="Times New Roman" w:cs="Times New Roman"/>
+          <w:sz w:val="32"/>
+          <w:szCs w:val="32"/>
+        </w:rPr>
+        <w:t xml:space="preserve">It </w:t>
+      </w:r>
+      <w:r>
+        <w:rPr>
+          <w:rFonts w:ascii="Times New Roman" w:hAnsi="Times New Roman" w:cs="Times New Roman"/>
+          <w:b/>
+          <w:bCs/>
+          <w:sz w:val="32"/>
+          <w:szCs w:val="32"/>
+        </w:rPr>
+        <w:t>reduces bias</w:t>
+      </w:r>
+      <w:r>
+        <w:rPr>
+          <w:rFonts w:ascii="Times New Roman" w:hAnsi="Times New Roman" w:cs="Times New Roman"/>
+          <w:sz w:val="32"/>
+          <w:szCs w:val="32"/>
+        </w:rPr>
+        <w:t xml:space="preserve"> in selecting the sample. </w:t>
+      </w:r>
+    </w:p>
+    <w:p>
+      <w:pPr>
+        <w:pStyle w:val="ListParagraph"/>
+        <w:numPr>
+          <w:ilvl w:val="0"/>
+          <w:numId w:val="31"/>
+        </w:numPr>
+        <w:tabs>
+          <w:tab w:val="left" w:pos="1600"/>
+        </w:tabs>
+        <w:spacing w:before="100" w:beforeAutospacing="1" w:after="100" w:afterAutospacing="1" w:line="240" w:lineRule="auto"/>
+        <w:rPr>
+          <w:rFonts w:ascii="Times New Roman" w:hAnsi="Times New Roman" w:cs="Times New Roman"/>
+          <w:sz w:val="32"/>
+          <w:szCs w:val="32"/>
+        </w:rPr>
+      </w:pPr>
+      <w:r>
+        <w:rPr>
+          <w:rFonts w:ascii="Times New Roman" w:hAnsi="Times New Roman" w:cs="Times New Roman"/>
+          <w:sz w:val="32"/>
+          <w:szCs w:val="32"/>
+        </w:rPr>
+        <w:t xml:space="preserve">Every member has a </w:t>
+      </w:r>
+      <w:r>
+        <w:rPr>
+          <w:rFonts w:ascii="Times New Roman" w:hAnsi="Times New Roman" w:cs="Times New Roman"/>
+          <w:b/>
+          <w:bCs/>
+          <w:sz w:val="32"/>
+          <w:szCs w:val="32"/>
+        </w:rPr>
+        <w:t>known chance of selection</w:t>
+      </w:r>
+      <w:r>
+        <w:rPr>
+          <w:rFonts w:ascii="Times New Roman" w:hAnsi="Times New Roman" w:cs="Times New Roman"/>
+          <w:sz w:val="32"/>
+          <w:szCs w:val="32"/>
+        </w:rPr>
+        <w:t xml:space="preserve">. </w:t>
+      </w:r>
+    </w:p>
+    <w:p>
+      <w:pPr>
+        <w:pStyle w:val="ListParagraph"/>
+        <w:numPr>
+          <w:ilvl w:val="0"/>
+          <w:numId w:val="31"/>
+        </w:numPr>
+        <w:tabs>
+          <w:tab w:val="left" w:pos="1600"/>
+        </w:tabs>
+        <w:spacing w:before="100" w:beforeAutospacing="1" w:after="100" w:afterAutospacing="1" w:line="240" w:lineRule="auto"/>
+        <w:rPr>
+          <w:rFonts w:ascii="Times New Roman" w:hAnsi="Times New Roman" w:cs="Times New Roman"/>
+          <w:sz w:val="32"/>
+          <w:szCs w:val="32"/>
+        </w:rPr>
+      </w:pPr>
+      <w:r>
+        <w:rPr>
+          <w:rFonts w:ascii="Times New Roman" w:hAnsi="Times New Roman" w:cs="Times New Roman"/>
+          <w:sz w:val="32"/>
+          <w:szCs w:val="32"/>
+        </w:rPr>
+        <w:t xml:space="preserve">It allows us to </w:t>
+      </w:r>
+      <w:r>
+        <w:rPr>
+          <w:rFonts w:ascii="Times New Roman" w:hAnsi="Times New Roman" w:cs="Times New Roman"/>
+          <w:b/>
+          <w:bCs/>
+          <w:sz w:val="32"/>
+          <w:szCs w:val="32"/>
+        </w:rPr>
+        <w:t>generalize results</w:t>
+      </w:r>
+      <w:r>
+        <w:rPr>
+          <w:rFonts w:ascii="Times New Roman" w:hAnsi="Times New Roman" w:cs="Times New Roman"/>
+          <w:sz w:val="32"/>
+          <w:szCs w:val="32"/>
+        </w:rPr>
+        <w:t xml:space="preserve"> from the sample to the population. </w:t>
+      </w:r>
+    </w:p>
+    <w:p>
+      <w:pPr>
+        <w:pStyle w:val="ListParagraph"/>
+        <w:numPr>
+          <w:ilvl w:val="0"/>
+          <w:numId w:val="31"/>
+        </w:numPr>
+        <w:tabs>
+          <w:tab w:val="left" w:pos="1600"/>
+        </w:tabs>
+        <w:spacing w:before="100" w:beforeAutospacing="1" w:after="100" w:afterAutospacing="1" w:line="240" w:lineRule="auto"/>
+        <w:rPr>
+          <w:rFonts w:ascii="Times New Roman" w:hAnsi="Times New Roman" w:cs="Times New Roman"/>
+          <w:sz w:val="32"/>
+          <w:szCs w:val="32"/>
+        </w:rPr>
+      </w:pPr>
+      <w:r>
+        <w:rPr>
+          <w:rFonts w:ascii="Times New Roman" w:hAnsi="Times New Roman" w:cs="Times New Roman"/>
+          <w:sz w:val="32"/>
+          <w:szCs w:val="32"/>
+        </w:rPr>
+        <w:t xml:space="preserve">It is more </w:t>
+      </w:r>
+      <w:r>
+        <w:rPr>
+          <w:rFonts w:ascii="Times New Roman" w:hAnsi="Times New Roman" w:cs="Times New Roman"/>
+          <w:b/>
+          <w:bCs/>
+          <w:sz w:val="32"/>
+          <w:szCs w:val="32"/>
+        </w:rPr>
+        <w:t>reliable and objective</w:t>
+      </w:r>
+      <w:r>
+        <w:rPr>
+          <w:rFonts w:ascii="Times New Roman" w:hAnsi="Times New Roman" w:cs="Times New Roman"/>
+          <w:sz w:val="32"/>
+          <w:szCs w:val="32"/>
+        </w:rPr>
+        <w:t xml:space="preserve"> than non-probability sampling. </w:t>
+      </w:r>
+    </w:p>
+    <w:p>
+      <w:pPr>
+        <w:rPr>
+          <w:rFonts w:ascii="Times New Roman" w:hAnsi="Times New Roman" w:cs="Times New Roman"/>
+          <w:b/>
+          <w:bCs/>
+          <w:color w:val="215E99" w:themeColor="text2" w:themeTint="BF"/>
+          <w:sz w:val="32"/>
+          <w:szCs w:val="32"/>
+        </w:rPr>
+      </w:pPr>
+      <w:r>
+        <w:rPr>
+          <w:rFonts w:ascii="Times New Roman" w:hAnsi="Times New Roman" w:cs="Times New Roman"/>
+          <w:b/>
+          <w:bCs/>
+          <w:color w:val="215E99" w:themeColor="text2" w:themeTint="BF"/>
+          <w:sz w:val="32"/>
+          <w:szCs w:val="32"/>
+        </w:rPr>
+        <w:t>1.34 Regarding simple random sampling:</w:t>
+      </w:r>
+    </w:p>
+    <w:p>
+      <w:pPr>
+        <w:rPr>
+          <w:rFonts w:ascii="Times New Roman" w:hAnsi="Times New Roman" w:cs="Times New Roman"/>
+          <w:b/>
+          <w:bCs/>
+          <w:color w:val="215E99" w:themeColor="text2" w:themeTint="BF"/>
+          <w:sz w:val="32"/>
+          <w:szCs w:val="32"/>
+        </w:rPr>
+      </w:pPr>
+      <w:r>
+        <w:rPr>
+          <w:rFonts w:ascii="Times New Roman" w:hAnsi="Times New Roman" w:cs="Times New Roman"/>
+          <w:b/>
+          <w:bCs/>
+          <w:color w:val="215E99" w:themeColor="text2" w:themeTint="BF"/>
+          <w:sz w:val="32"/>
+          <w:szCs w:val="32"/>
+        </w:rPr>
+        <w:t>a. What is simple random sampling?</w:t>
+      </w:r>
+      <w:r>
+        <w:rPr>
+          <w:rFonts w:ascii="Times New Roman" w:hAnsi="Times New Roman" w:cs="Times New Roman"/>
+          <w:b/>
+          <w:bCs/>
+          <w:color w:val="215E99" w:themeColor="text2" w:themeTint="BF"/>
+          <w:sz w:val="32"/>
+          <w:szCs w:val="32"/>
+        </w:rPr>
+        <w:br/>
+        <w:t>b. What is a simple random sample?</w:t>
+      </w:r>
+      <w:r>
+        <w:rPr>
+          <w:rFonts w:ascii="Times New Roman" w:hAnsi="Times New Roman" w:cs="Times New Roman"/>
+          <w:b/>
+          <w:bCs/>
+          <w:color w:val="215E99" w:themeColor="text2" w:themeTint="BF"/>
+          <w:sz w:val="32"/>
+          <w:szCs w:val="32"/>
+        </w:rPr>
+        <w:br/>
+        <w:t>c. Identify two forms of simple random sampling and explain the difference between the two.</w:t>
+      </w:r>
+    </w:p>
+    <w:p>
+      <w:pPr>
+        <w:tabs>
+          <w:tab w:val="left" w:pos="1860"/>
+        </w:tabs>
+        <w:rPr>
+          <w:rFonts w:ascii="Times New Roman" w:hAnsi="Times New Roman" w:cs="Times New Roman"/>
+          <w:b/>
+          <w:bCs/>
+          <w:sz w:val="32"/>
+          <w:szCs w:val="32"/>
+        </w:rPr>
+      </w:pPr>
+      <w:r>
+        <w:rPr>
+          <w:rFonts w:ascii="Times New Roman" w:hAnsi="Times New Roman" w:cs="Times New Roman"/>
+          <w:b/>
+          <w:bCs/>
+          <w:sz w:val="32"/>
+          <w:szCs w:val="32"/>
+        </w:rPr>
+        <w:t>a. What is simple random sampling?</w:t>
+      </w:r>
+      <w:r>
+        <w:rPr>
+          <w:rFonts w:ascii="Times New Roman" w:hAnsi="Times New Roman" w:cs="Times New Roman"/>
+          <w:b/>
+          <w:bCs/>
+          <w:sz w:val="32"/>
+          <w:szCs w:val="32"/>
+        </w:rPr>
+        <w:tab/>
+      </w:r>
+    </w:p>
+    <w:p>
+      <w:pPr>
+        <w:tabs>
+          <w:tab w:val="left" w:pos="1983"/>
+        </w:tabs>
+        <w:rPr>
+          <w:rFonts w:ascii="Times New Roman" w:hAnsi="Times New Roman" w:cs="Times New Roman"/>
+          <w:color w:val="0D0D0D" w:themeColor="text1" w:themeTint="F2"/>
+          <w:sz w:val="32"/>
+          <w:szCs w:val="32"/>
+        </w:rPr>
+      </w:pPr>
+      <w:r>
+        <w:rPr>
+          <w:rFonts w:ascii="Times New Roman" w:hAnsi="Times New Roman" w:cs="Times New Roman"/>
+          <w:color w:val="0D0D0D" w:themeColor="text1" w:themeTint="F2"/>
+          <w:sz w:val="32"/>
+          <w:szCs w:val="32"/>
+        </w:rPr>
+        <w:t>Every member of the population has an equal and known chance of being selected.</w:t>
+      </w:r>
+    </w:p>
+    <w:p>
+      <w:pPr>
+        <w:tabs>
+          <w:tab w:val="left" w:pos="1860"/>
+        </w:tabs>
+        <w:rPr>
+          <w:rFonts w:ascii="Times New Roman" w:hAnsi="Times New Roman" w:cs="Times New Roman"/>
+          <w:b/>
+          <w:bCs/>
+          <w:sz w:val="32"/>
+          <w:szCs w:val="32"/>
+        </w:rPr>
+      </w:pPr>
+      <w:r>
+        <w:rPr>
+          <w:rFonts w:ascii="Times New Roman" w:hAnsi="Times New Roman" w:cs="Times New Roman"/>
+          <w:b/>
+          <w:bCs/>
+          <w:sz w:val="32"/>
+          <w:szCs w:val="32"/>
+        </w:rPr>
+        <w:t>b. What is a simple random sample?</w:t>
+      </w:r>
+    </w:p>
+    <w:p>
+      <w:pPr>
+        <w:tabs>
+          <w:tab w:val="left" w:pos="1160"/>
+        </w:tabs>
+        <w:rPr>
+          <w:rFonts w:ascii="Times New Roman" w:hAnsi="Times New Roman" w:cs="Times New Roman"/>
+          <w:color w:val="0D0D0D" w:themeColor="text1" w:themeTint="F2"/>
+          <w:sz w:val="32"/>
+          <w:szCs w:val="32"/>
+        </w:rPr>
+      </w:pPr>
+      <w:r>
+        <w:rPr>
+          <w:rFonts w:ascii="Times New Roman" w:hAnsi="Times New Roman" w:cs="Times New Roman"/>
+          <w:color w:val="0D0D0D" w:themeColor="text1" w:themeTint="F2"/>
+          <w:sz w:val="32"/>
+          <w:szCs w:val="32"/>
+        </w:rPr>
+        <w:t>A sample obtained by simple random sampling.</w:t>
+      </w:r>
+    </w:p>
+    <w:p>
+      <w:pPr>
+        <w:tabs>
+          <w:tab w:val="left" w:pos="1150"/>
+        </w:tabs>
+        <w:rPr>
+          <w:rFonts w:ascii="Times New Roman" w:hAnsi="Times New Roman" w:cs="Times New Roman"/>
+          <w:b/>
+          <w:bCs/>
+          <w:color w:val="0D0D0D" w:themeColor="text1" w:themeTint="F2"/>
+          <w:sz w:val="32"/>
+          <w:szCs w:val="32"/>
+        </w:rPr>
+      </w:pPr>
+      <w:r>
+        <w:rPr>
+          <w:rFonts w:ascii="Times New Roman" w:hAnsi="Times New Roman" w:cs="Times New Roman"/>
+          <w:b/>
+          <w:bCs/>
+          <w:color w:val="0D0D0D" w:themeColor="text1" w:themeTint="F2"/>
+          <w:sz w:val="32"/>
+          <w:szCs w:val="32"/>
+        </w:rPr>
+        <w:t>c. Two forms of simple random sampling:</w:t>
+      </w:r>
+    </w:p>
+    <w:p>
+      <w:pPr>
+        <w:numPr>
+          <w:ilvl w:val="0"/>
+          <w:numId w:val="32"/>
+        </w:numPr>
+        <w:tabs>
+          <w:tab w:val="left" w:pos="1150"/>
+        </w:tabs>
+        <w:rPr>
+          <w:rFonts w:ascii="Times New Roman" w:hAnsi="Times New Roman" w:cs="Times New Roman"/>
+          <w:color w:val="0D0D0D" w:themeColor="text1" w:themeTint="F2"/>
+          <w:sz w:val="32"/>
+          <w:szCs w:val="32"/>
+        </w:rPr>
+      </w:pPr>
+      <w:r>
+        <w:rPr>
+          <w:rFonts w:ascii="Times New Roman" w:hAnsi="Times New Roman" w:cs="Times New Roman"/>
+          <w:b/>
+          <w:bCs/>
+          <w:color w:val="0D0D0D" w:themeColor="text1" w:themeTint="F2"/>
+          <w:sz w:val="32"/>
+          <w:szCs w:val="32"/>
+        </w:rPr>
+        <w:t>Sampling with replacement:</w:t>
+      </w:r>
+      <w:r>
+        <w:rPr>
+          <w:rFonts w:ascii="Times New Roman" w:hAnsi="Times New Roman" w:cs="Times New Roman"/>
+          <w:b/>
+          <w:bCs/>
+          <w:color w:val="0D0D0D" w:themeColor="text1" w:themeTint="F2"/>
+          <w:sz w:val="32"/>
+          <w:szCs w:val="32"/>
+        </w:rPr>
+        <w:br/>
+      </w:r>
+      <w:r>
+        <w:rPr>
+          <w:rFonts w:ascii="Times New Roman" w:hAnsi="Times New Roman" w:cs="Times New Roman"/>
+          <w:color w:val="0D0D0D" w:themeColor="text1" w:themeTint="F2"/>
+          <w:sz w:val="32"/>
+          <w:szCs w:val="32"/>
+        </w:rPr>
+        <w:t xml:space="preserve">After selecting a member, we put them back before selecting again. So, the same member can be selected more than once. </w:t>
+      </w:r>
+    </w:p>
+    <w:p>
+      <w:pPr>
+        <w:numPr>
+          <w:ilvl w:val="0"/>
+          <w:numId w:val="32"/>
+        </w:numPr>
+        <w:tabs>
+          <w:tab w:val="left" w:pos="1150"/>
+        </w:tabs>
+        <w:rPr>
+          <w:rFonts w:ascii="Times New Roman" w:hAnsi="Times New Roman" w:cs="Times New Roman"/>
+          <w:color w:val="0D0D0D" w:themeColor="text1" w:themeTint="F2"/>
+          <w:sz w:val="32"/>
+          <w:szCs w:val="32"/>
+        </w:rPr>
+      </w:pPr>
+      <w:r>
+        <w:rPr>
+          <w:rFonts w:ascii="Times New Roman" w:hAnsi="Times New Roman" w:cs="Times New Roman"/>
+          <w:b/>
+          <w:bCs/>
+          <w:color w:val="0D0D0D" w:themeColor="text1" w:themeTint="F2"/>
+          <w:sz w:val="32"/>
+          <w:szCs w:val="32"/>
+        </w:rPr>
+        <w:t>Sampling without replacement:</w:t>
+      </w:r>
+      <w:r>
+        <w:rPr>
+          <w:rFonts w:ascii="Times New Roman" w:hAnsi="Times New Roman" w:cs="Times New Roman"/>
+          <w:b/>
+          <w:bCs/>
+          <w:color w:val="0D0D0D" w:themeColor="text1" w:themeTint="F2"/>
+          <w:sz w:val="32"/>
+          <w:szCs w:val="32"/>
+        </w:rPr>
+        <w:br/>
+      </w:r>
+      <w:r>
+        <w:rPr>
+          <w:rFonts w:ascii="Times New Roman" w:hAnsi="Times New Roman" w:cs="Times New Roman"/>
+          <w:color w:val="0D0D0D" w:themeColor="text1" w:themeTint="F2"/>
+          <w:sz w:val="32"/>
+          <w:szCs w:val="32"/>
+        </w:rPr>
+        <w:t xml:space="preserve">After selecting a member, we do not put them back. So, the same member cannot be selected again in the same sample. </w:t>
+      </w:r>
+    </w:p>
+    <w:p>
+      <w:pPr>
+        <w:tabs>
+          <w:tab w:val="left" w:pos="1150"/>
+        </w:tabs>
+        <w:rPr>
+          <w:rFonts w:ascii="Times New Roman" w:hAnsi="Times New Roman" w:cs="Times New Roman"/>
+          <w:b/>
+          <w:bCs/>
+          <w:color w:val="0D0D0D" w:themeColor="text1" w:themeTint="F2"/>
+          <w:sz w:val="32"/>
+          <w:szCs w:val="32"/>
+        </w:rPr>
+      </w:pPr>
+    </w:p>
+    <w:p>
+      <w:pPr>
+        <w:rPr>
+          <w:rFonts w:ascii="Times New Roman" w:hAnsi="Times New Roman" w:cs="Times New Roman"/>
+          <w:b/>
+          <w:bCs/>
+          <w:color w:val="215E99" w:themeColor="text2" w:themeTint="BF"/>
+          <w:sz w:val="32"/>
+          <w:szCs w:val="32"/>
+        </w:rPr>
+      </w:pPr>
+    </w:p>
+    <w:p>
+      <w:pPr>
+        <w:rPr>
+          <w:rFonts w:ascii="Times New Roman" w:hAnsi="Times New Roman" w:cs="Times New Roman"/>
+          <w:b/>
+          <w:bCs/>
+          <w:color w:val="215E99" w:themeColor="text2" w:themeTint="BF"/>
+          <w:sz w:val="32"/>
+          <w:szCs w:val="32"/>
+        </w:rPr>
+      </w:pPr>
+      <w:r>
+        <w:rPr>
+          <w:rFonts w:ascii="Times New Roman" w:hAnsi="Times New Roman" w:cs="Times New Roman"/>
+          <w:b/>
+          <w:bCs/>
+          <w:color w:val="215E99" w:themeColor="text2" w:themeTint="BF"/>
+          <w:sz w:val="32"/>
+          <w:szCs w:val="32"/>
+        </w:rPr>
+        <w:lastRenderedPageBreak/>
+        <w:t>1.36</w:t>
+      </w:r>
+      <w:r>
+        <w:rPr>
+          <w:rFonts w:ascii="Times New Roman" w:hAnsi="Times New Roman" w:cs="Times New Roman"/>
+          <w:b/>
+          <w:bCs/>
+          <w:color w:val="215E99" w:themeColor="text2" w:themeTint="BF"/>
+          <w:sz w:val="32"/>
+          <w:szCs w:val="32"/>
+        </w:rPr>
+        <w:t xml:space="preserve"> </w:t>
+      </w:r>
+      <w:r>
+        <w:rPr>
+          <w:rFonts w:ascii="Times New Roman" w:hAnsi="Times New Roman" w:cs="Times New Roman"/>
+          <w:b/>
+          <w:bCs/>
+          <w:color w:val="215E99" w:themeColor="text2" w:themeTint="BF"/>
+          <w:sz w:val="32"/>
+          <w:szCs w:val="32"/>
+        </w:rPr>
+        <w:t>Identify two methods for obtaining a simple random sample.</w:t>
+      </w:r>
+    </w:p>
+    <w:p>
+      <w:pPr>
+        <w:rPr>
+          <w:rFonts w:ascii="Times New Roman" w:hAnsi="Times New Roman" w:cs="Times New Roman"/>
+          <w:color w:val="0D0D0D" w:themeColor="text1" w:themeTint="F2"/>
+          <w:sz w:val="32"/>
+          <w:szCs w:val="32"/>
+        </w:rPr>
+      </w:pPr>
+      <w:r>
+        <w:rPr>
+          <w:rFonts w:ascii="Times New Roman" w:hAnsi="Times New Roman" w:cs="Times New Roman"/>
+          <w:color w:val="0D0D0D" w:themeColor="text1" w:themeTint="F2"/>
+          <w:sz w:val="32"/>
+          <w:szCs w:val="32"/>
+        </w:rPr>
+        <w:t>Two methods are:</w:t>
+      </w:r>
+    </w:p>
+    <w:p>
+      <w:pPr>
+        <w:numPr>
+          <w:ilvl w:val="0"/>
+          <w:numId w:val="33"/>
+        </w:numPr>
+        <w:rPr>
+          <w:rFonts w:ascii="Times New Roman" w:hAnsi="Times New Roman" w:cs="Times New Roman"/>
+          <w:color w:val="0D0D0D" w:themeColor="text1" w:themeTint="F2"/>
+          <w:sz w:val="32"/>
+          <w:szCs w:val="32"/>
+        </w:rPr>
+      </w:pPr>
+      <w:r>
+        <w:rPr>
+          <w:rFonts w:ascii="Times New Roman" w:hAnsi="Times New Roman" w:cs="Times New Roman"/>
+          <w:b/>
+          <w:bCs/>
+          <w:color w:val="0D0D0D" w:themeColor="text1" w:themeTint="F2"/>
+          <w:sz w:val="32"/>
+          <w:szCs w:val="32"/>
+        </w:rPr>
+        <w:t>Lottery method:</w:t>
+      </w:r>
+      <w:r>
+        <w:rPr>
+          <w:rFonts w:ascii="Times New Roman" w:hAnsi="Times New Roman" w:cs="Times New Roman"/>
+          <w:color w:val="0D0D0D" w:themeColor="text1" w:themeTint="F2"/>
+          <w:sz w:val="32"/>
+          <w:szCs w:val="32"/>
+        </w:rPr>
+        <w:t xml:space="preserve"> Write the names/numbers of all population members on separate pieces of paper, mix them, and randomly select the required number. </w:t>
+      </w:r>
+    </w:p>
+    <w:p>
+      <w:pPr>
+        <w:numPr>
+          <w:ilvl w:val="0"/>
+          <w:numId w:val="33"/>
+        </w:numPr>
+        <w:rPr>
+          <w:rFonts w:ascii="Times New Roman" w:hAnsi="Times New Roman" w:cs="Times New Roman"/>
+          <w:color w:val="0D0D0D" w:themeColor="text1" w:themeTint="F2"/>
+          <w:sz w:val="32"/>
+          <w:szCs w:val="32"/>
+        </w:rPr>
+      </w:pPr>
+      <w:r>
+        <w:rPr>
+          <w:rFonts w:ascii="Times New Roman" w:hAnsi="Times New Roman" w:cs="Times New Roman"/>
+          <w:b/>
+          <w:bCs/>
+          <w:color w:val="0D0D0D" w:themeColor="text1" w:themeTint="F2"/>
+          <w:sz w:val="32"/>
+          <w:szCs w:val="32"/>
+        </w:rPr>
+        <w:t>Random number method:</w:t>
+      </w:r>
+      <w:r>
+        <w:rPr>
+          <w:rFonts w:ascii="Times New Roman" w:hAnsi="Times New Roman" w:cs="Times New Roman"/>
+          <w:color w:val="0D0D0D" w:themeColor="text1" w:themeTint="F2"/>
+          <w:sz w:val="32"/>
+          <w:szCs w:val="32"/>
+        </w:rPr>
+        <w:t xml:space="preserve"> Assign a number to each population member and use a random number generator/table to select the sample.</w:t>
+      </w:r>
+    </w:p>
+    <w:p>
+      <w:pPr>
+        <w:rPr>
+          <w:rFonts w:ascii="Times New Roman" w:eastAsia="Times New Roman" w:hAnsi="Times New Roman" w:cs="Times New Roman"/>
+          <w:b/>
+          <w:bCs/>
+          <w:color w:val="215E99" w:themeColor="text2" w:themeTint="BF"/>
+          <w:kern w:val="0"/>
+          <w:sz w:val="32"/>
+          <w:szCs w:val="32"/>
+          <w14:ligatures w14:val="none"/>
+        </w:rPr>
+      </w:pPr>
+      <w:r>
+        <w:rPr>
+          <w:rFonts w:ascii="Times New Roman" w:eastAsia="Times New Roman" w:hAnsi="Times New Roman" w:cs="Times New Roman"/>
+          <w:b/>
+          <w:bCs/>
+          <w:color w:val="215E99" w:themeColor="text2" w:themeTint="BF"/>
+          <w:kern w:val="0"/>
+          <w:sz w:val="32"/>
+          <w:szCs w:val="32"/>
+          <w14:ligatures w14:val="none"/>
+        </w:rPr>
+        <w:t>1.37 Question</w:t>
+      </w:r>
+    </w:p>
+    <w:p>
+      <w:pPr>
+        <w:spacing w:before="100" w:beforeAutospacing="1" w:after="100" w:afterAutospacing="1" w:line="240" w:lineRule="auto"/>
+        <w:rPr>
+          <w:rFonts w:ascii="Times New Roman" w:eastAsia="Times New Roman" w:hAnsi="Times New Roman" w:cs="Times New Roman"/>
+          <w:color w:val="215E99" w:themeColor="text2" w:themeTint="BF"/>
+          <w:kern w:val="0"/>
+          <w:sz w:val="32"/>
+          <w:szCs w:val="32"/>
+          <w14:ligatures w14:val="none"/>
+        </w:rPr>
+      </w:pPr>
+      <w:r>
+        <w:rPr>
+          <w:rFonts w:ascii="Times New Roman" w:eastAsia="Times New Roman" w:hAnsi="Times New Roman" w:cs="Times New Roman"/>
+          <w:b/>
+          <w:bCs/>
+          <w:color w:val="215E99" w:themeColor="text2" w:themeTint="BF"/>
+          <w:kern w:val="0"/>
+          <w:sz w:val="32"/>
+          <w:szCs w:val="32"/>
+          <w14:ligatures w14:val="none"/>
+        </w:rPr>
+        <w:t>Oklahoma State Officials.</w:t>
+      </w:r>
+      <w:r>
+        <w:rPr>
+          <w:rFonts w:ascii="Times New Roman" w:eastAsia="Times New Roman" w:hAnsi="Times New Roman" w:cs="Times New Roman"/>
+          <w:color w:val="215E99" w:themeColor="text2" w:themeTint="BF"/>
+          <w:kern w:val="0"/>
+          <w:sz w:val="32"/>
+          <w:szCs w:val="32"/>
+          <w14:ligatures w14:val="none"/>
+        </w:rPr>
+        <w:t xml:space="preserve"> The five top Oklahoma state officials are displayed in Table 1.2 on page 12. Use that table to solve the following problems.</w:t>
+      </w:r>
+    </w:p>
+    <w:p>
+      <w:pPr>
+        <w:spacing w:before="100" w:beforeAutospacing="1" w:after="100" w:afterAutospacing="1" w:line="240" w:lineRule="auto"/>
+        <w:rPr>
+          <w:rFonts w:ascii="Times New Roman" w:eastAsia="Times New Roman" w:hAnsi="Times New Roman" w:cs="Times New Roman"/>
+          <w:color w:val="215E99" w:themeColor="text2" w:themeTint="BF"/>
+          <w:kern w:val="0"/>
+          <w:sz w:val="32"/>
+          <w:szCs w:val="32"/>
+          <w14:ligatures w14:val="none"/>
+        </w:rPr>
+      </w:pPr>
+      <w:r>
+        <w:rPr>
+          <w:rFonts w:ascii="Times New Roman" w:eastAsia="Times New Roman" w:hAnsi="Times New Roman" w:cs="Times New Roman"/>
+          <w:b/>
+          <w:bCs/>
+          <w:color w:val="215E99" w:themeColor="text2" w:themeTint="BF"/>
+          <w:kern w:val="0"/>
+          <w:sz w:val="32"/>
+          <w:szCs w:val="32"/>
+          <w14:ligatures w14:val="none"/>
+        </w:rPr>
+        <w:t>a.</w:t>
+      </w:r>
+      <w:r>
+        <w:rPr>
+          <w:rFonts w:ascii="Times New Roman" w:eastAsia="Times New Roman" w:hAnsi="Times New Roman" w:cs="Times New Roman"/>
+          <w:color w:val="215E99" w:themeColor="text2" w:themeTint="BF"/>
+          <w:kern w:val="0"/>
+          <w:sz w:val="32"/>
+          <w:szCs w:val="32"/>
+          <w14:ligatures w14:val="none"/>
+        </w:rPr>
+        <w:t xml:space="preserve"> List the 10 possible samples (without replacement) of size 3 that can be obtained from the population of five officials.</w:t>
+      </w:r>
+    </w:p>
+    <w:p>
+      <w:pPr>
+        <w:spacing w:before="100" w:beforeAutospacing="1" w:after="100" w:afterAutospacing="1" w:line="240" w:lineRule="auto"/>
+        <w:rPr>
+          <w:rFonts w:ascii="Times New Roman" w:eastAsia="Times New Roman" w:hAnsi="Times New Roman" w:cs="Times New Roman"/>
+          <w:color w:val="215E99" w:themeColor="text2" w:themeTint="BF"/>
+          <w:kern w:val="0"/>
+          <w:sz w:val="32"/>
+          <w:szCs w:val="32"/>
+          <w14:ligatures w14:val="none"/>
+        </w:rPr>
+      </w:pPr>
+      <w:r>
+        <w:rPr>
+          <w:rFonts w:ascii="Times New Roman" w:eastAsia="Times New Roman" w:hAnsi="Times New Roman" w:cs="Times New Roman"/>
+          <w:b/>
+          <w:bCs/>
+          <w:color w:val="215E99" w:themeColor="text2" w:themeTint="BF"/>
+          <w:kern w:val="0"/>
+          <w:sz w:val="32"/>
+          <w:szCs w:val="32"/>
+          <w14:ligatures w14:val="none"/>
+        </w:rPr>
+        <w:t>b.</w:t>
+      </w:r>
+      <w:r>
+        <w:rPr>
+          <w:rFonts w:ascii="Times New Roman" w:eastAsia="Times New Roman" w:hAnsi="Times New Roman" w:cs="Times New Roman"/>
+          <w:color w:val="215E99" w:themeColor="text2" w:themeTint="BF"/>
+          <w:kern w:val="0"/>
+          <w:sz w:val="32"/>
+          <w:szCs w:val="32"/>
+          <w14:ligatures w14:val="none"/>
+        </w:rPr>
+        <w:t xml:space="preserve"> If a simple random sampling procedure is used to obtain a sample of three officials, what are the chances that it is the first sample?</w:t>
+      </w:r>
+    </w:p>
+    <w:p>
+      <w:pPr>
+        <w:tabs>
+          <w:tab w:val="left" w:pos="1770"/>
+        </w:tabs>
+        <w:rPr>
+          <w:rFonts w:ascii="Times New Roman" w:hAnsi="Times New Roman" w:cs="Times New Roman"/>
+          <w:b/>
+          <w:bCs/>
+          <w:color w:val="0D0D0D" w:themeColor="text1" w:themeTint="F2"/>
+          <w:sz w:val="32"/>
+          <w:szCs w:val="32"/>
+        </w:rPr>
+      </w:pPr>
+      <w:r>
+        <w:rPr>
+          <w:rFonts w:ascii="Times New Roman" w:hAnsi="Times New Roman" w:cs="Times New Roman"/>
+          <w:b/>
+          <w:bCs/>
+          <w:color w:val="0D0D0D" w:themeColor="text1" w:themeTint="F2"/>
+          <w:sz w:val="32"/>
+          <w:szCs w:val="32"/>
+        </w:rPr>
+        <w:t>Answer</w:t>
+      </w:r>
+    </w:p>
+    <w:p>
+      <w:pPr>
+        <w:tabs>
+          <w:tab w:val="left" w:pos="1770"/>
+        </w:tabs>
+        <w:rPr>
+          <w:rFonts w:ascii="Times New Roman" w:hAnsi="Times New Roman" w:cs="Times New Roman"/>
+          <w:color w:val="0D0D0D" w:themeColor="text1" w:themeTint="F2"/>
+          <w:sz w:val="32"/>
+          <w:szCs w:val="32"/>
+        </w:rPr>
+      </w:pPr>
+      <w:r>
+        <w:rPr>
+          <w:rFonts w:ascii="Times New Roman" w:hAnsi="Times New Roman" w:cs="Times New Roman"/>
+          <w:color w:val="0D0D0D" w:themeColor="text1" w:themeTint="F2"/>
+          <w:sz w:val="32"/>
+          <w:szCs w:val="32"/>
+        </w:rPr>
+        <w:t>The five officials are:</w:t>
+      </w:r>
+    </w:p>
+    <w:p>
+      <w:pPr>
+        <w:tabs>
+          <w:tab w:val="left" w:pos="1770"/>
+        </w:tabs>
+        <w:rPr>
+          <w:rFonts w:ascii="Times New Roman" w:hAnsi="Times New Roman" w:cs="Times New Roman"/>
+          <w:color w:val="0D0D0D" w:themeColor="text1" w:themeTint="F2"/>
+          <w:sz w:val="32"/>
+          <w:szCs w:val="32"/>
+        </w:rPr>
+      </w:pPr>
+      <w:r>
+        <w:rPr>
+          <w:rFonts w:ascii="Times New Roman" w:hAnsi="Times New Roman" w:cs="Times New Roman"/>
+          <w:color w:val="0D0D0D" w:themeColor="text1" w:themeTint="F2"/>
+          <w:sz w:val="32"/>
+          <w:szCs w:val="32"/>
+        </w:rPr>
+        <w:t>G, L, S, A, T</w:t>
+      </w:r>
+    </w:p>
+    <w:p>
+      <w:pPr>
+        <w:tabs>
+          <w:tab w:val="left" w:pos="1770"/>
+        </w:tabs>
+        <w:rPr>
+          <w:rFonts w:ascii="Times New Roman" w:hAnsi="Times New Roman" w:cs="Times New Roman"/>
+          <w:b/>
+          <w:bCs/>
+          <w:color w:val="0D0D0D" w:themeColor="text1" w:themeTint="F2"/>
+          <w:sz w:val="32"/>
+          <w:szCs w:val="32"/>
+        </w:rPr>
+      </w:pPr>
+      <w:r>
+        <w:rPr>
+          <w:rFonts w:ascii="Times New Roman" w:hAnsi="Times New Roman" w:cs="Times New Roman"/>
+          <w:b/>
+          <w:bCs/>
+          <w:color w:val="0D0D0D" w:themeColor="text1" w:themeTint="F2"/>
+          <w:sz w:val="32"/>
+          <w:szCs w:val="32"/>
+        </w:rPr>
+        <w:t>a. 10 possible samples of size 3</w:t>
+      </w:r>
+    </w:p>
+    <w:p>
+      <w:pPr>
+        <w:numPr>
+          <w:ilvl w:val="0"/>
+          <w:numId w:val="34"/>
+        </w:numPr>
+        <w:tabs>
+          <w:tab w:val="left" w:pos="1770"/>
+        </w:tabs>
+        <w:rPr>
+          <w:rFonts w:ascii="Times New Roman" w:hAnsi="Times New Roman" w:cs="Times New Roman"/>
+          <w:color w:val="0D0D0D" w:themeColor="text1" w:themeTint="F2"/>
+          <w:sz w:val="32"/>
+          <w:szCs w:val="32"/>
+        </w:rPr>
+      </w:pPr>
+      <w:r>
+        <w:rPr>
+          <w:rFonts w:ascii="Times New Roman" w:hAnsi="Times New Roman" w:cs="Times New Roman"/>
+          <w:color w:val="0D0D0D" w:themeColor="text1" w:themeTint="F2"/>
+          <w:sz w:val="32"/>
+          <w:szCs w:val="32"/>
+        </w:rPr>
+        <w:t xml:space="preserve">G, L, S </w:t>
+      </w:r>
+    </w:p>
+    <w:p>
+      <w:pPr>
+        <w:numPr>
+          <w:ilvl w:val="0"/>
+          <w:numId w:val="34"/>
+        </w:numPr>
+        <w:tabs>
+          <w:tab w:val="left" w:pos="1770"/>
+        </w:tabs>
+        <w:rPr>
+          <w:rFonts w:ascii="Times New Roman" w:hAnsi="Times New Roman" w:cs="Times New Roman"/>
+          <w:color w:val="0D0D0D" w:themeColor="text1" w:themeTint="F2"/>
+          <w:sz w:val="32"/>
+          <w:szCs w:val="32"/>
+        </w:rPr>
+      </w:pPr>
+      <w:r>
+        <w:rPr>
+          <w:rFonts w:ascii="Times New Roman" w:hAnsi="Times New Roman" w:cs="Times New Roman"/>
+          <w:color w:val="0D0D0D" w:themeColor="text1" w:themeTint="F2"/>
+          <w:sz w:val="32"/>
+          <w:szCs w:val="32"/>
+        </w:rPr>
+        <w:t xml:space="preserve">G, L, A </w:t>
+      </w:r>
+    </w:p>
+    <w:p>
+      <w:pPr>
+        <w:numPr>
+          <w:ilvl w:val="0"/>
+          <w:numId w:val="34"/>
+        </w:numPr>
+        <w:tabs>
+          <w:tab w:val="left" w:pos="1770"/>
+        </w:tabs>
+        <w:rPr>
+          <w:rFonts w:ascii="Times New Roman" w:hAnsi="Times New Roman" w:cs="Times New Roman"/>
+          <w:color w:val="0D0D0D" w:themeColor="text1" w:themeTint="F2"/>
+          <w:sz w:val="32"/>
+          <w:szCs w:val="32"/>
+        </w:rPr>
+      </w:pPr>
+      <w:r>
+        <w:rPr>
+          <w:rFonts w:ascii="Times New Roman" w:hAnsi="Times New Roman" w:cs="Times New Roman"/>
+          <w:color w:val="0D0D0D" w:themeColor="text1" w:themeTint="F2"/>
+          <w:sz w:val="32"/>
+          <w:szCs w:val="32"/>
+        </w:rPr>
+        <w:t xml:space="preserve">G, L, T </w:t>
+      </w:r>
+    </w:p>
+    <w:p>
+      <w:pPr>
+        <w:numPr>
+          <w:ilvl w:val="0"/>
+          <w:numId w:val="34"/>
+        </w:numPr>
+        <w:tabs>
+          <w:tab w:val="left" w:pos="1770"/>
+        </w:tabs>
+        <w:rPr>
+          <w:rFonts w:ascii="Times New Roman" w:hAnsi="Times New Roman" w:cs="Times New Roman"/>
+          <w:color w:val="0D0D0D" w:themeColor="text1" w:themeTint="F2"/>
+          <w:sz w:val="32"/>
+          <w:szCs w:val="32"/>
+        </w:rPr>
+      </w:pPr>
+      <w:r>
+        <w:rPr>
+          <w:rFonts w:ascii="Times New Roman" w:hAnsi="Times New Roman" w:cs="Times New Roman"/>
+          <w:color w:val="0D0D0D" w:themeColor="text1" w:themeTint="F2"/>
+          <w:sz w:val="32"/>
+          <w:szCs w:val="32"/>
+        </w:rPr>
+        <w:t xml:space="preserve">G, S, A </w:t>
+      </w:r>
+    </w:p>
+    <w:p>
+      <w:pPr>
+        <w:numPr>
+          <w:ilvl w:val="0"/>
+          <w:numId w:val="34"/>
+        </w:numPr>
+        <w:tabs>
+          <w:tab w:val="left" w:pos="1770"/>
+        </w:tabs>
+        <w:rPr>
+          <w:rFonts w:ascii="Times New Roman" w:hAnsi="Times New Roman" w:cs="Times New Roman"/>
+          <w:color w:val="0D0D0D" w:themeColor="text1" w:themeTint="F2"/>
+          <w:sz w:val="32"/>
+          <w:szCs w:val="32"/>
+        </w:rPr>
+      </w:pPr>
+      <w:r>
+        <w:rPr>
+          <w:rFonts w:ascii="Times New Roman" w:hAnsi="Times New Roman" w:cs="Times New Roman"/>
+          <w:color w:val="0D0D0D" w:themeColor="text1" w:themeTint="F2"/>
+          <w:sz w:val="32"/>
+          <w:szCs w:val="32"/>
+        </w:rPr>
+        <w:lastRenderedPageBreak/>
+        <w:t xml:space="preserve">G, S, T </w:t>
+      </w:r>
+    </w:p>
+    <w:p>
+      <w:pPr>
+        <w:numPr>
+          <w:ilvl w:val="0"/>
+          <w:numId w:val="34"/>
+        </w:numPr>
+        <w:tabs>
+          <w:tab w:val="left" w:pos="1770"/>
+        </w:tabs>
+        <w:rPr>
+          <w:rFonts w:ascii="Times New Roman" w:hAnsi="Times New Roman" w:cs="Times New Roman"/>
+          <w:color w:val="0D0D0D" w:themeColor="text1" w:themeTint="F2"/>
+          <w:sz w:val="32"/>
+          <w:szCs w:val="32"/>
+        </w:rPr>
+      </w:pPr>
+      <w:r>
+        <w:rPr>
+          <w:rFonts w:ascii="Times New Roman" w:hAnsi="Times New Roman" w:cs="Times New Roman"/>
+          <w:color w:val="0D0D0D" w:themeColor="text1" w:themeTint="F2"/>
+          <w:sz w:val="32"/>
+          <w:szCs w:val="32"/>
+        </w:rPr>
+        <w:t xml:space="preserve">G, A, T </w:t>
+      </w:r>
+    </w:p>
+    <w:p>
+      <w:pPr>
+        <w:numPr>
+          <w:ilvl w:val="0"/>
+          <w:numId w:val="34"/>
+        </w:numPr>
+        <w:tabs>
+          <w:tab w:val="left" w:pos="1770"/>
+        </w:tabs>
+        <w:rPr>
+          <w:rFonts w:ascii="Times New Roman" w:hAnsi="Times New Roman" w:cs="Times New Roman"/>
+          <w:color w:val="0D0D0D" w:themeColor="text1" w:themeTint="F2"/>
+          <w:sz w:val="32"/>
+          <w:szCs w:val="32"/>
+        </w:rPr>
+      </w:pPr>
+      <w:r>
+        <w:rPr>
+          <w:rFonts w:ascii="Times New Roman" w:hAnsi="Times New Roman" w:cs="Times New Roman"/>
+          <w:color w:val="0D0D0D" w:themeColor="text1" w:themeTint="F2"/>
+          <w:sz w:val="32"/>
+          <w:szCs w:val="32"/>
+        </w:rPr>
+        <w:t xml:space="preserve">L, S, A </w:t>
+      </w:r>
+    </w:p>
+    <w:p>
+      <w:pPr>
+        <w:numPr>
+          <w:ilvl w:val="0"/>
+          <w:numId w:val="34"/>
+        </w:numPr>
+        <w:tabs>
+          <w:tab w:val="left" w:pos="1770"/>
+        </w:tabs>
+        <w:rPr>
+          <w:rFonts w:ascii="Times New Roman" w:hAnsi="Times New Roman" w:cs="Times New Roman"/>
+          <w:color w:val="0D0D0D" w:themeColor="text1" w:themeTint="F2"/>
+          <w:sz w:val="32"/>
+          <w:szCs w:val="32"/>
+        </w:rPr>
+      </w:pPr>
+      <w:r>
+        <w:rPr>
+          <w:rFonts w:ascii="Times New Roman" w:hAnsi="Times New Roman" w:cs="Times New Roman"/>
+          <w:color w:val="0D0D0D" w:themeColor="text1" w:themeTint="F2"/>
+          <w:sz w:val="32"/>
+          <w:szCs w:val="32"/>
+        </w:rPr>
+        <w:t xml:space="preserve">L, S, T </w:t>
+      </w:r>
+    </w:p>
+    <w:p>
+      <w:pPr>
+        <w:numPr>
+          <w:ilvl w:val="0"/>
+          <w:numId w:val="34"/>
+        </w:numPr>
+        <w:tabs>
+          <w:tab w:val="left" w:pos="1770"/>
+        </w:tabs>
+        <w:rPr>
+          <w:rFonts w:ascii="Times New Roman" w:hAnsi="Times New Roman" w:cs="Times New Roman"/>
+          <w:color w:val="0D0D0D" w:themeColor="text1" w:themeTint="F2"/>
+          <w:sz w:val="32"/>
+          <w:szCs w:val="32"/>
+        </w:rPr>
+      </w:pPr>
+      <w:r>
+        <w:rPr>
+          <w:rFonts w:ascii="Times New Roman" w:hAnsi="Times New Roman" w:cs="Times New Roman"/>
+          <w:color w:val="0D0D0D" w:themeColor="text1" w:themeTint="F2"/>
+          <w:sz w:val="32"/>
+          <w:szCs w:val="32"/>
+        </w:rPr>
+        <w:t xml:space="preserve">L, A, T </w:t>
+      </w:r>
+    </w:p>
+    <w:p>
+      <w:pPr>
+        <w:rPr>
+          <w:rFonts w:ascii="Times New Roman" w:hAnsi="Times New Roman" w:cs="Times New Roman"/>
+          <w:color w:val="0D0D0D" w:themeColor="text1" w:themeTint="F2"/>
+          <w:sz w:val="32"/>
+          <w:szCs w:val="32"/>
+        </w:rPr>
+      </w:pPr>
+      <w:r>
+        <w:rPr>
+          <w:rFonts w:ascii="Times New Roman" w:hAnsi="Times New Roman" w:cs="Times New Roman"/>
+          <w:color w:val="0D0D0D" w:themeColor="text1" w:themeTint="F2"/>
+          <w:sz w:val="32"/>
+          <w:szCs w:val="32"/>
+        </w:rPr>
+        <w:t xml:space="preserve">   10. </w:t>
+      </w:r>
+      <w:r>
+        <w:rPr>
+          <w:rFonts w:ascii="Times New Roman" w:hAnsi="Times New Roman" w:cs="Times New Roman"/>
+          <w:color w:val="0D0D0D" w:themeColor="text1" w:themeTint="F2"/>
+          <w:sz w:val="32"/>
+          <w:szCs w:val="32"/>
+        </w:rPr>
+        <w:t xml:space="preserve">S, A, T </w:t>
+      </w:r>
+    </w:p>
+    <w:p>
+      <w:pPr>
+        <w:tabs>
+          <w:tab w:val="left" w:pos="1770"/>
+        </w:tabs>
+        <w:rPr>
+          <w:rFonts w:ascii="Times New Roman" w:hAnsi="Times New Roman" w:cs="Times New Roman"/>
+          <w:b/>
+          <w:bCs/>
+          <w:color w:val="0D0D0D" w:themeColor="text1" w:themeTint="F2"/>
+          <w:sz w:val="32"/>
+          <w:szCs w:val="32"/>
+        </w:rPr>
+      </w:pPr>
+      <w:r>
+        <w:rPr>
+          <w:rFonts w:ascii="Times New Roman" w:hAnsi="Times New Roman" w:cs="Times New Roman"/>
+          <w:b/>
+          <w:bCs/>
+          <w:color w:val="0D0D0D" w:themeColor="text1" w:themeTint="F2"/>
+          <w:sz w:val="32"/>
+          <w:szCs w:val="32"/>
+        </w:rPr>
+        <w:t>b. Chance of selecting the first sample</w:t>
+      </w:r>
+    </w:p>
+    <w:p>
+      <w:pPr>
+        <w:tabs>
+          <w:tab w:val="left" w:pos="1770"/>
+        </w:tabs>
+        <w:rPr>
+          <w:rFonts w:ascii="Times New Roman" w:hAnsi="Times New Roman" w:cs="Times New Roman"/>
+          <w:color w:val="0D0D0D" w:themeColor="text1" w:themeTint="F2"/>
+          <w:sz w:val="32"/>
+          <w:szCs w:val="32"/>
+        </w:rPr>
+      </w:pPr>
+      <w:r>
+        <w:rPr>
+          <w:rFonts w:ascii="Times New Roman" w:hAnsi="Times New Roman" w:cs="Times New Roman"/>
+          <w:color w:val="0D0D0D" w:themeColor="text1" w:themeTint="F2"/>
+          <w:sz w:val="32"/>
+          <w:szCs w:val="32"/>
+        </w:rPr>
+        <w:t>There are 10 possible samples.</w:t>
+      </w:r>
+    </w:p>
+    <w:p>
+      <w:pPr>
+        <w:tabs>
+          <w:tab w:val="left" w:pos="1770"/>
+        </w:tabs>
+        <w:rPr>
+          <w:rFonts w:ascii="Times New Roman" w:hAnsi="Times New Roman" w:cs="Times New Roman"/>
+          <w:color w:val="0D0D0D" w:themeColor="text1" w:themeTint="F2"/>
+          <w:sz w:val="32"/>
+          <w:szCs w:val="32"/>
+        </w:rPr>
+      </w:pPr>
+      <w:r>
+        <w:rPr>
+          <w:rFonts w:ascii="Times New Roman" w:hAnsi="Times New Roman" w:cs="Times New Roman"/>
+          <w:color w:val="0D0D0D" w:themeColor="text1" w:themeTint="F2"/>
+          <w:sz w:val="32"/>
+          <w:szCs w:val="32"/>
+        </w:rPr>
+        <w:t>Since simple random sampling gives every sample an equal chance:</w:t>
+      </w:r>
+    </w:p>
+    <w:p>
+      <w:pPr>
+        <w:tabs>
+          <w:tab w:val="left" w:pos="1770"/>
+        </w:tabs>
+        <w:rPr>
+          <w:rFonts w:ascii="Times New Roman" w:hAnsi="Times New Roman" w:cs="Times New Roman"/>
+          <w:color w:val="0D0D0D" w:themeColor="text1" w:themeTint="F2"/>
+          <w:sz w:val="32"/>
+          <w:szCs w:val="32"/>
+        </w:rPr>
+      </w:pPr>
+      <m:oMathPara>
+        <m:oMath>
+          <m:r>
+            <w:rPr>
+              <w:rFonts w:ascii="Cambria Math" w:hAnsi="Cambria Math" w:cs="Times New Roman"/>
+              <w:color w:val="0D0D0D" w:themeColor="text1" w:themeTint="F2"/>
+              <w:sz w:val="32"/>
+              <w:szCs w:val="32"/>
+            </w:rPr>
+            <m:t>P=</m:t>
+          </m:r>
+          <m:f>
+            <m:fPr>
+              <m:ctrlPr>
+                <w:rPr>
+                  <w:rFonts w:ascii="Cambria Math" w:hAnsi="Cambria Math" w:cs="Times New Roman"/>
+                  <w:color w:val="0D0D0D" w:themeColor="text1" w:themeTint="F2"/>
+                  <w:sz w:val="32"/>
+                  <w:szCs w:val="32"/>
+                </w:rPr>
+              </m:ctrlPr>
+            </m:fPr>
+            <m:num>
+              <m:r>
+                <w:rPr>
+                  <w:rFonts w:ascii="Cambria Math" w:hAnsi="Cambria Math" w:cs="Times New Roman"/>
+                  <w:color w:val="0D0D0D" w:themeColor="text1" w:themeTint="F2"/>
+                  <w:sz w:val="32"/>
+                  <w:szCs w:val="32"/>
+                </w:rPr>
+                <m:t>1</m:t>
+              </m:r>
+            </m:num>
+            <m:den>
+              <m:r>
+                <w:rPr>
+                  <w:rFonts w:ascii="Cambria Math" w:hAnsi="Cambria Math" w:cs="Times New Roman"/>
+                  <w:color w:val="0D0D0D" w:themeColor="text1" w:themeTint="F2"/>
+                  <w:sz w:val="32"/>
+                  <w:szCs w:val="32"/>
+                </w:rPr>
+                <m:t>10</m:t>
+              </m:r>
+            </m:den>
+          </m:f>
+          <m:r>
+            <w:rPr>
+              <w:rFonts w:ascii="Times New Roman" w:hAnsi="Times New Roman" w:cs="Times New Roman"/>
+              <w:color w:val="0D0D0D" w:themeColor="text1" w:themeTint="F2"/>
+              <w:sz w:val="32"/>
+              <w:szCs w:val="32"/>
+            </w:rPr>
+            <w:br/>
+          </m:r>
+        </m:oMath>
+      </m:oMathPara>
+    </w:p>
+    <w:p>
+      <w:pPr>
+        <w:tabs>
+          <w:tab w:val="left" w:pos="1770"/>
+        </w:tabs>
+        <w:rPr>
+          <w:rFonts w:ascii="Times New Roman" w:hAnsi="Times New Roman" w:cs="Times New Roman"/>
+          <w:color w:val="0D0D0D" w:themeColor="text1" w:themeTint="F2"/>
+          <w:sz w:val="32"/>
+          <w:szCs w:val="32"/>
+        </w:rPr>
+      </w:pPr>
+      <w:r>
+        <w:rPr>
+          <w:rFonts w:ascii="Times New Roman" w:hAnsi="Times New Roman" w:cs="Times New Roman"/>
+          <w:color w:val="0D0D0D" w:themeColor="text1" w:themeTint="F2"/>
+          <w:sz w:val="32"/>
+          <w:szCs w:val="32"/>
+        </w:rPr>
+        <w:t>So, the chance of selecting the first sample (G, L, S) is:</w:t>
+      </w:r>
+    </w:p>
+    <w:p>
+      <w:pPr>
+        <w:tabs>
+          <w:tab w:val="left" w:pos="1770"/>
+        </w:tabs>
+        <w:rPr>
+          <w:rFonts w:ascii="Times New Roman" w:hAnsi="Times New Roman" w:cs="Times New Roman"/>
+          <w:color w:val="0D0D0D" w:themeColor="text1" w:themeTint="F2"/>
+          <w:sz w:val="32"/>
+          <w:szCs w:val="32"/>
+        </w:rPr>
+      </w:pPr>
+      <w:r>
+        <w:rPr>
+          <w:rFonts w:ascii="Times New Roman" w:hAnsi="Times New Roman" w:cs="Times New Roman"/>
+          <w:color w:val="0D0D0D" w:themeColor="text1" w:themeTint="F2"/>
+          <w:sz w:val="32"/>
+          <w:szCs w:val="32"/>
+        </w:rPr>
+        <w:t>1 out of 10 = 10%.</w:t>
+      </w:r>
+    </w:p>
+    <w:p>
+      <w:pPr>
+        <w:tabs>
+          <w:tab w:val="left" w:pos="1770"/>
+        </w:tabs>
+        <w:rPr>
+          <w:rFonts w:ascii="Times New Roman" w:hAnsi="Times New Roman" w:cs="Times New Roman"/>
+          <w:b/>
+          <w:bCs/>
+          <w:color w:val="215E99" w:themeColor="text2" w:themeTint="BF"/>
+          <w:sz w:val="32"/>
+          <w:szCs w:val="32"/>
+        </w:rPr>
+      </w:pPr>
+      <w:r>
+        <w:rPr>
+          <w:rFonts w:ascii="Times New Roman" w:hAnsi="Times New Roman" w:cs="Times New Roman"/>
+          <w:b/>
+          <w:bCs/>
+          <w:color w:val="215E99" w:themeColor="text2" w:themeTint="BF"/>
+          <w:sz w:val="32"/>
+          <w:szCs w:val="32"/>
+        </w:rPr>
+        <w:t>1.38 Best-Selling Albums</w:t>
+      </w:r>
+    </w:p>
+    <w:p>
+      <w:pPr>
+        <w:tabs>
+          <w:tab w:val="left" w:pos="1770"/>
+        </w:tabs>
+        <w:rPr>
+          <w:rFonts w:ascii="Times New Roman" w:hAnsi="Times New Roman" w:cs="Times New Roman"/>
+          <w:color w:val="215E99" w:themeColor="text2" w:themeTint="BF"/>
+          <w:sz w:val="32"/>
+          <w:szCs w:val="32"/>
+        </w:rPr>
+      </w:pPr>
+      <w:r>
+        <w:rPr>
+          <w:rFonts w:ascii="Times New Roman" w:hAnsi="Times New Roman" w:cs="Times New Roman"/>
+          <w:color w:val="215E99" w:themeColor="text2" w:themeTint="BF"/>
+          <w:sz w:val="32"/>
+          <w:szCs w:val="32"/>
+        </w:rPr>
+        <w:t xml:space="preserve">The Recording Industry Association of America provides data on the best-selling albums of all time. As of January 2008, the top six best-selling albums of all time (U.S. sales only) are by the artists </w:t>
+      </w:r>
+      <w:r>
+        <w:rPr>
+          <w:rFonts w:ascii="Times New Roman" w:hAnsi="Times New Roman" w:cs="Times New Roman"/>
+          <w:b/>
+          <w:bCs/>
+          <w:color w:val="215E99" w:themeColor="text2" w:themeTint="BF"/>
+          <w:sz w:val="32"/>
+          <w:szCs w:val="32"/>
+        </w:rPr>
+        <w:t>Eagles (E), Michael Jackson (M), Pink Floyd (P), Led Zeppelin (L), AC/DC (A), and Billy Joel (B).</w:t>
+      </w:r>
+    </w:p>
+    <w:p>
+      <w:pPr>
+        <w:tabs>
+          <w:tab w:val="left" w:pos="1770"/>
+        </w:tabs>
+        <w:rPr>
+          <w:rFonts w:ascii="Times New Roman" w:hAnsi="Times New Roman" w:cs="Times New Roman"/>
+          <w:color w:val="215E99" w:themeColor="text2" w:themeTint="BF"/>
+          <w:sz w:val="32"/>
+          <w:szCs w:val="32"/>
+        </w:rPr>
+      </w:pPr>
+      <w:r>
+        <w:rPr>
+          <w:rFonts w:ascii="Times New Roman" w:hAnsi="Times New Roman" w:cs="Times New Roman"/>
+          <w:b/>
+          <w:bCs/>
+          <w:color w:val="215E99" w:themeColor="text2" w:themeTint="BF"/>
+          <w:sz w:val="32"/>
+          <w:szCs w:val="32"/>
+        </w:rPr>
+        <w:t>a.</w:t>
+      </w:r>
+      <w:r>
+        <w:rPr>
+          <w:rFonts w:ascii="Times New Roman" w:hAnsi="Times New Roman" w:cs="Times New Roman"/>
+          <w:color w:val="215E99" w:themeColor="text2" w:themeTint="BF"/>
+          <w:sz w:val="32"/>
+          <w:szCs w:val="32"/>
+        </w:rPr>
+        <w:t xml:space="preserve"> List the 15 possible samples (without replacement) of two artists that can be selected from the six. For brevity, use the initial provided.</w:t>
+      </w:r>
+    </w:p>
+    <w:p>
+      <w:pPr>
+        <w:tabs>
+          <w:tab w:val="left" w:pos="1770"/>
+        </w:tabs>
+        <w:rPr>
+          <w:rFonts w:ascii="Times New Roman" w:hAnsi="Times New Roman" w:cs="Times New Roman"/>
+          <w:color w:val="215E99" w:themeColor="text2" w:themeTint="BF"/>
+          <w:sz w:val="32"/>
+          <w:szCs w:val="32"/>
+        </w:rPr>
+      </w:pPr>
+      <w:r>
+        <w:rPr>
+          <w:rFonts w:ascii="Times New Roman" w:hAnsi="Times New Roman" w:cs="Times New Roman"/>
+          <w:b/>
+          <w:bCs/>
+          <w:color w:val="215E99" w:themeColor="text2" w:themeTint="BF"/>
+          <w:sz w:val="32"/>
+          <w:szCs w:val="32"/>
+        </w:rPr>
+        <w:t>b.</w:t>
+      </w:r>
+      <w:r>
+        <w:rPr>
+          <w:rFonts w:ascii="Times New Roman" w:hAnsi="Times New Roman" w:cs="Times New Roman"/>
+          <w:color w:val="215E99" w:themeColor="text2" w:themeTint="BF"/>
+          <w:sz w:val="32"/>
+          <w:szCs w:val="32"/>
+        </w:rPr>
+        <w:t xml:space="preserve"> Describe a procedure for taking a simple random sample of two artists from the six.</w:t>
+      </w:r>
+    </w:p>
+    <w:p>
+      <w:pPr>
+        <w:tabs>
+          <w:tab w:val="left" w:pos="1770"/>
+        </w:tabs>
+        <w:rPr>
+          <w:rFonts w:ascii="Times New Roman" w:hAnsi="Times New Roman" w:cs="Times New Roman"/>
+          <w:color w:val="215E99" w:themeColor="text2" w:themeTint="BF"/>
+          <w:sz w:val="32"/>
+          <w:szCs w:val="32"/>
+        </w:rPr>
+      </w:pPr>
+      <w:r>
+        <w:rPr>
+          <w:rFonts w:ascii="Times New Roman" w:hAnsi="Times New Roman" w:cs="Times New Roman"/>
+          <w:b/>
+          <w:bCs/>
+          <w:color w:val="215E99" w:themeColor="text2" w:themeTint="BF"/>
+          <w:sz w:val="32"/>
+          <w:szCs w:val="32"/>
+        </w:rPr>
+        <w:lastRenderedPageBreak/>
+        <w:t>c.</w:t>
+      </w:r>
+      <w:r>
+        <w:rPr>
+          <w:rFonts w:ascii="Times New Roman" w:hAnsi="Times New Roman" w:cs="Times New Roman"/>
+          <w:color w:val="215E99" w:themeColor="text2" w:themeTint="BF"/>
+          <w:sz w:val="32"/>
+          <w:szCs w:val="32"/>
+        </w:rPr>
+        <w:t xml:space="preserve"> If a simple random sampling procedure is used to obtain two artists, what are the chances of selecting </w:t>
+      </w:r>
+      <w:r>
+        <w:rPr>
+          <w:rFonts w:ascii="Times New Roman" w:hAnsi="Times New Roman" w:cs="Times New Roman"/>
+          <w:b/>
+          <w:bCs/>
+          <w:color w:val="215E99" w:themeColor="text2" w:themeTint="BF"/>
+          <w:sz w:val="32"/>
+          <w:szCs w:val="32"/>
+        </w:rPr>
+        <w:t>P and A? M and E?</w:t>
+      </w:r>
+    </w:p>
+    <w:p>
+      <w:pPr>
+        <w:tabs>
+          <w:tab w:val="left" w:pos="1770"/>
+        </w:tabs>
+        <w:rPr>
+          <w:rFonts w:ascii="Times New Roman" w:hAnsi="Times New Roman" w:cs="Times New Roman"/>
+          <w:b/>
+          <w:bCs/>
+          <w:color w:val="0D0D0D" w:themeColor="text1" w:themeTint="F2"/>
+          <w:sz w:val="32"/>
+          <w:szCs w:val="32"/>
+        </w:rPr>
+      </w:pPr>
+      <w:r>
+        <w:rPr>
+          <w:rFonts w:ascii="Times New Roman" w:hAnsi="Times New Roman" w:cs="Times New Roman"/>
+          <w:b/>
+          <w:bCs/>
+          <w:color w:val="0D0D0D" w:themeColor="text1" w:themeTint="F2"/>
+          <w:sz w:val="32"/>
+          <w:szCs w:val="32"/>
+        </w:rPr>
+        <w:t>Answer</w:t>
+      </w:r>
+    </w:p>
+    <w:p>
+      <w:pPr>
+        <w:tabs>
+          <w:tab w:val="left" w:pos="1770"/>
+        </w:tabs>
+        <w:rPr>
+          <w:rFonts w:ascii="Times New Roman" w:hAnsi="Times New Roman" w:cs="Times New Roman"/>
+          <w:b/>
+          <w:bCs/>
+          <w:color w:val="0D0D0D" w:themeColor="text1" w:themeTint="F2"/>
+          <w:sz w:val="32"/>
+          <w:szCs w:val="32"/>
+        </w:rPr>
+      </w:pPr>
+      <w:r>
+        <w:rPr>
+          <w:rFonts w:ascii="Times New Roman" w:hAnsi="Times New Roman" w:cs="Times New Roman"/>
+          <w:b/>
+          <w:bCs/>
+          <w:color w:val="0D0D0D" w:themeColor="text1" w:themeTint="F2"/>
+          <w:sz w:val="32"/>
+          <w:szCs w:val="32"/>
+        </w:rPr>
+        <w:t>a. 15 possible samples of two</w:t>
+      </w:r>
+    </w:p>
+    <w:p>
+      <w:pPr>
+        <w:tabs>
+          <w:tab w:val="left" w:pos="1770"/>
+        </w:tabs>
+        <w:rPr>
+          <w:rFonts w:ascii="Times New Roman" w:hAnsi="Times New Roman" w:cs="Times New Roman"/>
+          <w:color w:val="0D0D0D" w:themeColor="text1" w:themeTint="F2"/>
+          <w:sz w:val="32"/>
+          <w:szCs w:val="32"/>
+        </w:rPr>
+      </w:pPr>
+      <w:r>
+        <w:rPr>
+          <w:rFonts w:ascii="Times New Roman" w:hAnsi="Times New Roman" w:cs="Times New Roman"/>
+          <w:color w:val="0D0D0D" w:themeColor="text1" w:themeTint="F2"/>
+          <w:sz w:val="32"/>
+          <w:szCs w:val="32"/>
+        </w:rPr>
+        <w:t xml:space="preserve">The six artists are: </w:t>
+      </w:r>
+      <w:r>
+        <w:rPr>
+          <w:rFonts w:ascii="Times New Roman" w:hAnsi="Times New Roman" w:cs="Times New Roman"/>
+          <w:b/>
+          <w:bCs/>
+          <w:color w:val="0D0D0D" w:themeColor="text1" w:themeTint="F2"/>
+          <w:sz w:val="32"/>
+          <w:szCs w:val="32"/>
+        </w:rPr>
+        <w:t>E, M, P, L, A, B</w:t>
+      </w:r>
+    </w:p>
+    <w:p>
+      <w:pPr>
+        <w:pStyle w:val="ListParagraph"/>
+        <w:numPr>
+          <w:ilvl w:val="0"/>
+          <w:numId w:val="36"/>
+        </w:numPr>
+        <w:tabs>
+          <w:tab w:val="left" w:pos="1770"/>
+        </w:tabs>
+        <w:rPr>
+          <w:rFonts w:ascii="Times New Roman" w:hAnsi="Times New Roman" w:cs="Times New Roman"/>
+          <w:color w:val="0D0D0D" w:themeColor="text1" w:themeTint="F2"/>
+          <w:sz w:val="32"/>
+          <w:szCs w:val="32"/>
+        </w:rPr>
+      </w:pPr>
+      <w:r>
+        <w:rPr>
+          <w:rFonts w:ascii="Times New Roman" w:hAnsi="Times New Roman" w:cs="Times New Roman"/>
+          <w:color w:val="0D0D0D" w:themeColor="text1" w:themeTint="F2"/>
+          <w:sz w:val="32"/>
+          <w:szCs w:val="32"/>
+        </w:rPr>
+        <w:t xml:space="preserve">E, M </w:t>
+      </w:r>
+    </w:p>
+    <w:p>
+      <w:pPr>
+        <w:pStyle w:val="ListParagraph"/>
+        <w:numPr>
+          <w:ilvl w:val="0"/>
+          <w:numId w:val="36"/>
+        </w:numPr>
+        <w:tabs>
+          <w:tab w:val="left" w:pos="1770"/>
+        </w:tabs>
+        <w:rPr>
+          <w:rFonts w:ascii="Times New Roman" w:hAnsi="Times New Roman" w:cs="Times New Roman"/>
+          <w:color w:val="0D0D0D" w:themeColor="text1" w:themeTint="F2"/>
+          <w:sz w:val="32"/>
+          <w:szCs w:val="32"/>
+        </w:rPr>
+      </w:pPr>
+      <w:r>
+        <w:rPr>
+          <w:rFonts w:ascii="Times New Roman" w:hAnsi="Times New Roman" w:cs="Times New Roman"/>
+          <w:color w:val="0D0D0D" w:themeColor="text1" w:themeTint="F2"/>
+          <w:sz w:val="32"/>
+          <w:szCs w:val="32"/>
+        </w:rPr>
+        <w:t xml:space="preserve">E, P </w:t>
+      </w:r>
+    </w:p>
+    <w:p>
+      <w:pPr>
+        <w:pStyle w:val="ListParagraph"/>
+        <w:numPr>
+          <w:ilvl w:val="0"/>
+          <w:numId w:val="36"/>
+        </w:numPr>
+        <w:tabs>
+          <w:tab w:val="left" w:pos="1770"/>
+        </w:tabs>
+        <w:rPr>
+          <w:rFonts w:ascii="Times New Roman" w:hAnsi="Times New Roman" w:cs="Times New Roman"/>
+          <w:color w:val="0D0D0D" w:themeColor="text1" w:themeTint="F2"/>
+          <w:sz w:val="32"/>
+          <w:szCs w:val="32"/>
+        </w:rPr>
+      </w:pPr>
+      <w:r>
+        <w:rPr>
+          <w:rFonts w:ascii="Times New Roman" w:hAnsi="Times New Roman" w:cs="Times New Roman"/>
+          <w:color w:val="0D0D0D" w:themeColor="text1" w:themeTint="F2"/>
+          <w:sz w:val="32"/>
+          <w:szCs w:val="32"/>
+        </w:rPr>
+        <w:t xml:space="preserve">E, L </w:t>
+      </w:r>
+    </w:p>
+    <w:p>
+      <w:pPr>
+        <w:pStyle w:val="ListParagraph"/>
+        <w:numPr>
+          <w:ilvl w:val="0"/>
+          <w:numId w:val="36"/>
+        </w:numPr>
+        <w:tabs>
+          <w:tab w:val="left" w:pos="1770"/>
+        </w:tabs>
+        <w:rPr>
+          <w:rFonts w:ascii="Times New Roman" w:hAnsi="Times New Roman" w:cs="Times New Roman"/>
+          <w:color w:val="0D0D0D" w:themeColor="text1" w:themeTint="F2"/>
+          <w:sz w:val="32"/>
+          <w:szCs w:val="32"/>
+        </w:rPr>
+      </w:pPr>
+      <w:r>
+        <w:rPr>
+          <w:rFonts w:ascii="Times New Roman" w:hAnsi="Times New Roman" w:cs="Times New Roman"/>
+          <w:color w:val="0D0D0D" w:themeColor="text1" w:themeTint="F2"/>
+          <w:sz w:val="32"/>
+          <w:szCs w:val="32"/>
+        </w:rPr>
+        <w:t xml:space="preserve">E, A </w:t>
+      </w:r>
+    </w:p>
+    <w:p>
+      <w:pPr>
+        <w:pStyle w:val="ListParagraph"/>
+        <w:numPr>
+          <w:ilvl w:val="0"/>
+          <w:numId w:val="36"/>
+        </w:numPr>
+        <w:tabs>
+          <w:tab w:val="left" w:pos="1770"/>
+        </w:tabs>
+        <w:rPr>
+          <w:rFonts w:ascii="Times New Roman" w:hAnsi="Times New Roman" w:cs="Times New Roman"/>
+          <w:color w:val="0D0D0D" w:themeColor="text1" w:themeTint="F2"/>
+          <w:sz w:val="32"/>
+          <w:szCs w:val="32"/>
+        </w:rPr>
+      </w:pPr>
+      <w:r>
+        <w:rPr>
+          <w:rFonts w:ascii="Times New Roman" w:hAnsi="Times New Roman" w:cs="Times New Roman"/>
+          <w:color w:val="0D0D0D" w:themeColor="text1" w:themeTint="F2"/>
+          <w:sz w:val="32"/>
+          <w:szCs w:val="32"/>
+        </w:rPr>
+        <w:t xml:space="preserve">E, B </w:t>
+      </w:r>
+    </w:p>
+    <w:p>
+      <w:pPr>
+        <w:pStyle w:val="ListParagraph"/>
+        <w:numPr>
+          <w:ilvl w:val="0"/>
+          <w:numId w:val="36"/>
+        </w:numPr>
+        <w:tabs>
+          <w:tab w:val="left" w:pos="1770"/>
+        </w:tabs>
+        <w:rPr>
+          <w:rFonts w:ascii="Times New Roman" w:hAnsi="Times New Roman" w:cs="Times New Roman"/>
+          <w:color w:val="0D0D0D" w:themeColor="text1" w:themeTint="F2"/>
+          <w:sz w:val="32"/>
+          <w:szCs w:val="32"/>
+        </w:rPr>
+      </w:pPr>
+      <w:r>
+        <w:rPr>
+          <w:rFonts w:ascii="Times New Roman" w:hAnsi="Times New Roman" w:cs="Times New Roman"/>
+          <w:color w:val="0D0D0D" w:themeColor="text1" w:themeTint="F2"/>
+          <w:sz w:val="32"/>
+          <w:szCs w:val="32"/>
+        </w:rPr>
+        <w:t xml:space="preserve">M, P </w:t>
+      </w:r>
+    </w:p>
+    <w:p>
+      <w:pPr>
+        <w:pStyle w:val="ListParagraph"/>
+        <w:numPr>
+          <w:ilvl w:val="0"/>
+          <w:numId w:val="36"/>
+        </w:numPr>
+        <w:tabs>
+          <w:tab w:val="left" w:pos="1770"/>
+        </w:tabs>
+        <w:rPr>
+          <w:rFonts w:ascii="Times New Roman" w:hAnsi="Times New Roman" w:cs="Times New Roman"/>
+          <w:color w:val="0D0D0D" w:themeColor="text1" w:themeTint="F2"/>
+          <w:sz w:val="32"/>
+          <w:szCs w:val="32"/>
+        </w:rPr>
+      </w:pPr>
+      <w:r>
+        <w:rPr>
+          <w:rFonts w:ascii="Times New Roman" w:hAnsi="Times New Roman" w:cs="Times New Roman"/>
+          <w:color w:val="0D0D0D" w:themeColor="text1" w:themeTint="F2"/>
+          <w:sz w:val="32"/>
+          <w:szCs w:val="32"/>
+        </w:rPr>
+        <w:t xml:space="preserve">M, L </w:t>
+      </w:r>
+    </w:p>
+    <w:p>
+      <w:pPr>
+        <w:pStyle w:val="ListParagraph"/>
+        <w:numPr>
+          <w:ilvl w:val="0"/>
+          <w:numId w:val="36"/>
+        </w:numPr>
+        <w:tabs>
+          <w:tab w:val="left" w:pos="1770"/>
+        </w:tabs>
+        <w:rPr>
+          <w:rFonts w:ascii="Times New Roman" w:hAnsi="Times New Roman" w:cs="Times New Roman"/>
+          <w:color w:val="0D0D0D" w:themeColor="text1" w:themeTint="F2"/>
+          <w:sz w:val="32"/>
+          <w:szCs w:val="32"/>
+        </w:rPr>
+      </w:pPr>
+      <w:r>
+        <w:rPr>
+          <w:rFonts w:ascii="Times New Roman" w:hAnsi="Times New Roman" w:cs="Times New Roman"/>
+          <w:color w:val="0D0D0D" w:themeColor="text1" w:themeTint="F2"/>
+          <w:sz w:val="32"/>
+          <w:szCs w:val="32"/>
+        </w:rPr>
+        <w:t xml:space="preserve">M, A </w:t>
+      </w:r>
+    </w:p>
+    <w:p>
+      <w:pPr>
+        <w:pStyle w:val="ListParagraph"/>
+        <w:numPr>
+          <w:ilvl w:val="0"/>
+          <w:numId w:val="36"/>
+        </w:numPr>
+        <w:tabs>
+          <w:tab w:val="left" w:pos="1770"/>
+        </w:tabs>
+        <w:rPr>
+          <w:rFonts w:ascii="Times New Roman" w:hAnsi="Times New Roman" w:cs="Times New Roman"/>
+          <w:color w:val="0D0D0D" w:themeColor="text1" w:themeTint="F2"/>
+          <w:sz w:val="32"/>
+          <w:szCs w:val="32"/>
+        </w:rPr>
+      </w:pPr>
+      <w:r>
+        <w:rPr>
+          <w:rFonts w:ascii="Times New Roman" w:hAnsi="Times New Roman" w:cs="Times New Roman"/>
+          <w:color w:val="0D0D0D" w:themeColor="text1" w:themeTint="F2"/>
+          <w:sz w:val="32"/>
+          <w:szCs w:val="32"/>
+        </w:rPr>
+        <w:t xml:space="preserve">M, B </w:t>
+      </w:r>
+    </w:p>
+    <w:p>
+      <w:pPr>
+        <w:tabs>
+          <w:tab w:val="left" w:pos="1770"/>
+        </w:tabs>
+        <w:rPr>
+          <w:rFonts w:ascii="Times New Roman" w:hAnsi="Times New Roman" w:cs="Times New Roman"/>
+          <w:color w:val="0D0D0D" w:themeColor="text1" w:themeTint="F2"/>
+          <w:sz w:val="32"/>
+          <w:szCs w:val="32"/>
+        </w:rPr>
+      </w:pPr>
+      <w:r>
+        <w:rPr>
+          <w:rFonts w:ascii="Times New Roman" w:hAnsi="Times New Roman" w:cs="Times New Roman"/>
+          <w:color w:val="0D0D0D" w:themeColor="text1" w:themeTint="F2"/>
+          <w:sz w:val="32"/>
+          <w:szCs w:val="32"/>
+        </w:rPr>
+        <w:t xml:space="preserve">   10. </w:t>
+      </w:r>
+      <w:r>
+        <w:rPr>
+          <w:rFonts w:ascii="Times New Roman" w:hAnsi="Times New Roman" w:cs="Times New Roman"/>
+          <w:color w:val="0D0D0D" w:themeColor="text1" w:themeTint="F2"/>
+          <w:sz w:val="32"/>
+          <w:szCs w:val="32"/>
+        </w:rPr>
+        <w:t xml:space="preserve">P, L </w:t>
+      </w:r>
+    </w:p>
+    <w:p>
+      <w:pPr>
+        <w:tabs>
+          <w:tab w:val="left" w:pos="1770"/>
+        </w:tabs>
+        <w:rPr>
+          <w:rFonts w:ascii="Times New Roman" w:hAnsi="Times New Roman" w:cs="Times New Roman"/>
+          <w:color w:val="0D0D0D" w:themeColor="text1" w:themeTint="F2"/>
+          <w:sz w:val="32"/>
+          <w:szCs w:val="32"/>
+        </w:rPr>
+      </w:pPr>
+      <w:r>
+        <w:rPr>
+          <w:rFonts w:ascii="Times New Roman" w:hAnsi="Times New Roman" w:cs="Times New Roman"/>
+          <w:color w:val="0D0D0D" w:themeColor="text1" w:themeTint="F2"/>
+          <w:sz w:val="32"/>
+          <w:szCs w:val="32"/>
+        </w:rPr>
+        <w:t xml:space="preserve">   11. </w:t>
+      </w:r>
+      <w:r>
+        <w:rPr>
+          <w:rFonts w:ascii="Times New Roman" w:hAnsi="Times New Roman" w:cs="Times New Roman"/>
+          <w:color w:val="0D0D0D" w:themeColor="text1" w:themeTint="F2"/>
+          <w:sz w:val="32"/>
+          <w:szCs w:val="32"/>
+        </w:rPr>
+        <w:t xml:space="preserve">P, A </w:t>
+      </w:r>
+    </w:p>
+    <w:p>
+      <w:pPr>
+        <w:tabs>
+          <w:tab w:val="left" w:pos="1770"/>
+        </w:tabs>
+        <w:rPr>
+          <w:rFonts w:ascii="Times New Roman" w:hAnsi="Times New Roman" w:cs="Times New Roman"/>
+          <w:color w:val="0D0D0D" w:themeColor="text1" w:themeTint="F2"/>
+          <w:sz w:val="32"/>
+          <w:szCs w:val="32"/>
+        </w:rPr>
+      </w:pPr>
+      <w:r>
+        <w:rPr>
+          <w:rFonts w:ascii="Times New Roman" w:hAnsi="Times New Roman" w:cs="Times New Roman"/>
+          <w:color w:val="0D0D0D" w:themeColor="text1" w:themeTint="F2"/>
+          <w:sz w:val="32"/>
+          <w:szCs w:val="32"/>
+        </w:rPr>
+        <w:t xml:space="preserve">   12. </w:t>
+      </w:r>
+      <w:r>
+        <w:rPr>
+          <w:rFonts w:ascii="Times New Roman" w:hAnsi="Times New Roman" w:cs="Times New Roman"/>
+          <w:color w:val="0D0D0D" w:themeColor="text1" w:themeTint="F2"/>
+          <w:sz w:val="32"/>
+          <w:szCs w:val="32"/>
+        </w:rPr>
+        <w:t xml:space="preserve">P, B </w:t>
+      </w:r>
+    </w:p>
+    <w:p>
+      <w:pPr>
+        <w:tabs>
+          <w:tab w:val="left" w:pos="1770"/>
+        </w:tabs>
+        <w:rPr>
+          <w:rFonts w:ascii="Times New Roman" w:hAnsi="Times New Roman" w:cs="Times New Roman"/>
+          <w:color w:val="0D0D0D" w:themeColor="text1" w:themeTint="F2"/>
+          <w:sz w:val="32"/>
+          <w:szCs w:val="32"/>
+        </w:rPr>
+      </w:pPr>
+      <w:r>
+        <w:rPr>
+          <w:rFonts w:ascii="Times New Roman" w:hAnsi="Times New Roman" w:cs="Times New Roman"/>
+          <w:color w:val="0D0D0D" w:themeColor="text1" w:themeTint="F2"/>
+          <w:sz w:val="32"/>
+          <w:szCs w:val="32"/>
+        </w:rPr>
+        <w:t xml:space="preserve">   13. </w:t>
+      </w:r>
+      <w:r>
+        <w:rPr>
+          <w:rFonts w:ascii="Times New Roman" w:hAnsi="Times New Roman" w:cs="Times New Roman"/>
+          <w:color w:val="0D0D0D" w:themeColor="text1" w:themeTint="F2"/>
+          <w:sz w:val="32"/>
+          <w:szCs w:val="32"/>
+        </w:rPr>
+        <w:t xml:space="preserve">L, A </w:t>
+      </w:r>
+    </w:p>
+    <w:p>
+      <w:pPr>
+        <w:tabs>
+          <w:tab w:val="left" w:pos="1770"/>
+        </w:tabs>
+        <w:rPr>
+          <w:rFonts w:ascii="Times New Roman" w:hAnsi="Times New Roman" w:cs="Times New Roman"/>
+          <w:color w:val="0D0D0D" w:themeColor="text1" w:themeTint="F2"/>
+          <w:sz w:val="32"/>
+          <w:szCs w:val="32"/>
+        </w:rPr>
+      </w:pPr>
+      <w:r>
+        <w:rPr>
+          <w:rFonts w:ascii="Times New Roman" w:hAnsi="Times New Roman" w:cs="Times New Roman"/>
+          <w:color w:val="0D0D0D" w:themeColor="text1" w:themeTint="F2"/>
+          <w:sz w:val="32"/>
+          <w:szCs w:val="32"/>
+        </w:rPr>
+        <w:t xml:space="preserve">   14. </w:t>
+      </w:r>
+      <w:r>
+        <w:rPr>
+          <w:rFonts w:ascii="Times New Roman" w:hAnsi="Times New Roman" w:cs="Times New Roman"/>
+          <w:color w:val="0D0D0D" w:themeColor="text1" w:themeTint="F2"/>
+          <w:sz w:val="32"/>
+          <w:szCs w:val="32"/>
+        </w:rPr>
+        <w:t xml:space="preserve">L, B </w:t>
+      </w:r>
+    </w:p>
+    <w:p>
+      <w:pPr>
+        <w:tabs>
+          <w:tab w:val="left" w:pos="1770"/>
+        </w:tabs>
+        <w:rPr>
+          <w:rFonts w:ascii="Times New Roman" w:hAnsi="Times New Roman" w:cs="Times New Roman"/>
+          <w:color w:val="0D0D0D" w:themeColor="text1" w:themeTint="F2"/>
+          <w:sz w:val="32"/>
+          <w:szCs w:val="32"/>
+        </w:rPr>
+      </w:pPr>
+      <w:r>
+        <w:rPr>
+          <w:rFonts w:ascii="Times New Roman" w:hAnsi="Times New Roman" w:cs="Times New Roman"/>
+          <w:color w:val="0D0D0D" w:themeColor="text1" w:themeTint="F2"/>
+          <w:sz w:val="32"/>
+          <w:szCs w:val="32"/>
+        </w:rPr>
+        <w:t xml:space="preserve">   15. </w:t>
+      </w:r>
+      <w:r>
+        <w:rPr>
+          <w:rFonts w:ascii="Times New Roman" w:hAnsi="Times New Roman" w:cs="Times New Roman"/>
+          <w:color w:val="0D0D0D" w:themeColor="text1" w:themeTint="F2"/>
+          <w:sz w:val="32"/>
+          <w:szCs w:val="32"/>
+        </w:rPr>
+        <w:t xml:space="preserve">A, B </w:t>
+      </w:r>
+    </w:p>
+    <w:p>
+      <w:pPr>
+        <w:tabs>
+          <w:tab w:val="left" w:pos="1770"/>
+        </w:tabs>
+        <w:rPr>
+          <w:rFonts w:ascii="Times New Roman" w:hAnsi="Times New Roman" w:cs="Times New Roman"/>
+          <w:color w:val="0D0D0D" w:themeColor="text1" w:themeTint="F2"/>
+          <w:sz w:val="32"/>
+          <w:szCs w:val="32"/>
+        </w:rPr>
+      </w:pPr>
+      <w:r>
+        <w:rPr>
+          <w:rFonts w:ascii="Times New Roman" w:hAnsi="Times New Roman" w:cs="Times New Roman"/>
+          <w:color w:val="0D0D0D" w:themeColor="text1" w:themeTint="F2"/>
+          <w:sz w:val="32"/>
+          <w:szCs w:val="32"/>
+        </w:rPr>
+        <w:t xml:space="preserve">So, there are </w:t>
+      </w:r>
+      <w:r>
+        <w:rPr>
+          <w:rFonts w:ascii="Times New Roman" w:hAnsi="Times New Roman" w:cs="Times New Roman"/>
+          <w:b/>
+          <w:bCs/>
+          <w:color w:val="0D0D0D" w:themeColor="text1" w:themeTint="F2"/>
+          <w:sz w:val="32"/>
+          <w:szCs w:val="32"/>
+        </w:rPr>
+        <w:t>15 possible samples</w:t>
+      </w:r>
+      <w:r>
+        <w:rPr>
+          <w:rFonts w:ascii="Times New Roman" w:hAnsi="Times New Roman" w:cs="Times New Roman"/>
+          <w:color w:val="0D0D0D" w:themeColor="text1" w:themeTint="F2"/>
+          <w:sz w:val="32"/>
+          <w:szCs w:val="32"/>
+        </w:rPr>
+        <w:t>.</w:t>
+      </w:r>
+    </w:p>
+    <w:p>
+      <w:pPr>
+        <w:tabs>
+          <w:tab w:val="left" w:pos="1770"/>
+        </w:tabs>
+        <w:rPr>
+          <w:rFonts w:ascii="Times New Roman" w:hAnsi="Times New Roman" w:cs="Times New Roman"/>
+          <w:b/>
+          <w:bCs/>
+          <w:color w:val="0D0D0D" w:themeColor="text1" w:themeTint="F2"/>
+          <w:sz w:val="32"/>
+          <w:szCs w:val="32"/>
+        </w:rPr>
+      </w:pPr>
+      <w:r>
+        <w:rPr>
+          <w:rFonts w:ascii="Times New Roman" w:hAnsi="Times New Roman" w:cs="Times New Roman"/>
+          <w:b/>
+          <w:bCs/>
+          <w:color w:val="0D0D0D" w:themeColor="text1" w:themeTint="F2"/>
+          <w:sz w:val="32"/>
+          <w:szCs w:val="32"/>
+        </w:rPr>
+        <w:t>b. Simple random sampling procedure</w:t>
+      </w:r>
+    </w:p>
+    <w:p>
+      <w:pPr>
+        <w:tabs>
+          <w:tab w:val="left" w:pos="1770"/>
+        </w:tabs>
+        <w:rPr>
+          <w:rFonts w:ascii="Times New Roman" w:hAnsi="Times New Roman" w:cs="Times New Roman"/>
+          <w:color w:val="0D0D0D" w:themeColor="text1" w:themeTint="F2"/>
+          <w:sz w:val="32"/>
+          <w:szCs w:val="32"/>
+        </w:rPr>
+      </w:pPr>
+      <w:r>
+        <w:rPr>
+          <w:rFonts w:ascii="Times New Roman" w:hAnsi="Times New Roman" w:cs="Times New Roman"/>
+          <w:color w:val="0D0D0D" w:themeColor="text1" w:themeTint="F2"/>
+          <w:sz w:val="32"/>
+          <w:szCs w:val="32"/>
+        </w:rPr>
+        <w:t>Write the six initials (</w:t>
+      </w:r>
+      <w:r>
+        <w:rPr>
+          <w:rFonts w:ascii="Times New Roman" w:hAnsi="Times New Roman" w:cs="Times New Roman"/>
+          <w:b/>
+          <w:bCs/>
+          <w:color w:val="0D0D0D" w:themeColor="text1" w:themeTint="F2"/>
+          <w:sz w:val="32"/>
+          <w:szCs w:val="32"/>
+        </w:rPr>
+        <w:t>E, M, P, L, A, B</w:t>
+      </w:r>
+      <w:r>
+        <w:rPr>
+          <w:rFonts w:ascii="Times New Roman" w:hAnsi="Times New Roman" w:cs="Times New Roman"/>
+          <w:color w:val="0D0D0D" w:themeColor="text1" w:themeTint="F2"/>
+          <w:sz w:val="32"/>
+          <w:szCs w:val="32"/>
+        </w:rPr>
+        <w:t xml:space="preserve">) on separate pieces of paper. Put them in a box, mix them, and </w:t>
+      </w:r>
+      <w:r>
+        <w:rPr>
+          <w:rFonts w:ascii="Times New Roman" w:hAnsi="Times New Roman" w:cs="Times New Roman"/>
+          <w:b/>
+          <w:bCs/>
+          <w:color w:val="0D0D0D" w:themeColor="text1" w:themeTint="F2"/>
+          <w:sz w:val="32"/>
+          <w:szCs w:val="32"/>
+        </w:rPr>
+        <w:t>randomly pick two papers</w:t>
+      </w:r>
+      <w:r>
+        <w:rPr>
+          <w:rFonts w:ascii="Times New Roman" w:hAnsi="Times New Roman" w:cs="Times New Roman"/>
+          <w:color w:val="0D0D0D" w:themeColor="text1" w:themeTint="F2"/>
+          <w:sz w:val="32"/>
+          <w:szCs w:val="32"/>
+        </w:rPr>
+        <w:t>.</w:t>
+      </w:r>
+    </w:p>
+    <w:p>
+      <w:pPr>
+        <w:tabs>
+          <w:tab w:val="left" w:pos="1770"/>
+        </w:tabs>
+        <w:rPr>
+          <w:rFonts w:ascii="Times New Roman" w:hAnsi="Times New Roman" w:cs="Times New Roman"/>
+          <w:color w:val="0D0D0D" w:themeColor="text1" w:themeTint="F2"/>
+          <w:sz w:val="32"/>
+          <w:szCs w:val="32"/>
+        </w:rPr>
+      </w:pPr>
+      <w:r>
+        <w:rPr>
+          <w:rFonts w:ascii="Times New Roman" w:hAnsi="Times New Roman" w:cs="Times New Roman"/>
+          <w:color w:val="0D0D0D" w:themeColor="text1" w:themeTint="F2"/>
+          <w:sz w:val="32"/>
+          <w:szCs w:val="32"/>
+        </w:rPr>
+        <w:t xml:space="preserve">The two selected artists form the </w:t>
+      </w:r>
+      <w:r>
+        <w:rPr>
+          <w:rFonts w:ascii="Times New Roman" w:hAnsi="Times New Roman" w:cs="Times New Roman"/>
+          <w:b/>
+          <w:bCs/>
+          <w:color w:val="0D0D0D" w:themeColor="text1" w:themeTint="F2"/>
+          <w:sz w:val="32"/>
+          <w:szCs w:val="32"/>
+        </w:rPr>
+        <w:t>simple random sample</w:t>
+      </w:r>
+      <w:r>
+        <w:rPr>
+          <w:rFonts w:ascii="Times New Roman" w:hAnsi="Times New Roman" w:cs="Times New Roman"/>
+          <w:color w:val="0D0D0D" w:themeColor="text1" w:themeTint="F2"/>
+          <w:sz w:val="32"/>
+          <w:szCs w:val="32"/>
+        </w:rPr>
+        <w:t>.</w:t>
+      </w:r>
+    </w:p>
+    <w:p>
+      <w:pPr>
+        <w:tabs>
+          <w:tab w:val="left" w:pos="1770"/>
+        </w:tabs>
+        <w:rPr>
+          <w:rFonts w:ascii="Times New Roman" w:hAnsi="Times New Roman" w:cs="Times New Roman"/>
+          <w:b/>
+          <w:bCs/>
+          <w:color w:val="0D0D0D" w:themeColor="text1" w:themeTint="F2"/>
+          <w:sz w:val="32"/>
+          <w:szCs w:val="32"/>
+        </w:rPr>
+      </w:pPr>
+      <w:r>
+        <w:rPr>
+          <w:rFonts w:ascii="Times New Roman" w:hAnsi="Times New Roman" w:cs="Times New Roman"/>
+          <w:b/>
+          <w:bCs/>
+          <w:color w:val="0D0D0D" w:themeColor="text1" w:themeTint="F2"/>
+          <w:sz w:val="32"/>
+          <w:szCs w:val="32"/>
+        </w:rPr>
+        <w:lastRenderedPageBreak/>
+        <w:t>c. Chances of selecting P and A / M and E</w:t>
+      </w:r>
+    </w:p>
+    <w:p>
+      <w:pPr>
+        <w:tabs>
+          <w:tab w:val="left" w:pos="1770"/>
+        </w:tabs>
+        <w:rPr>
+          <w:rFonts w:ascii="Times New Roman" w:hAnsi="Times New Roman" w:cs="Times New Roman"/>
+          <w:color w:val="0D0D0D" w:themeColor="text1" w:themeTint="F2"/>
+          <w:sz w:val="32"/>
+          <w:szCs w:val="32"/>
+        </w:rPr>
+      </w:pPr>
+      <w:r>
+        <w:rPr>
+          <w:rFonts w:ascii="Times New Roman" w:hAnsi="Times New Roman" w:cs="Times New Roman"/>
+          <w:color w:val="0D0D0D" w:themeColor="text1" w:themeTint="F2"/>
+          <w:sz w:val="32"/>
+          <w:szCs w:val="32"/>
+        </w:rPr>
+        <w:t xml:space="preserve">There are </w:t>
+      </w:r>
+      <w:r>
+        <w:rPr>
+          <w:rFonts w:ascii="Times New Roman" w:hAnsi="Times New Roman" w:cs="Times New Roman"/>
+          <w:b/>
+          <w:bCs/>
+          <w:color w:val="0D0D0D" w:themeColor="text1" w:themeTint="F2"/>
+          <w:sz w:val="32"/>
+          <w:szCs w:val="32"/>
+        </w:rPr>
+        <w:t>15 possible samples</w:t>
+      </w:r>
+      <w:r>
+        <w:rPr>
+          <w:rFonts w:ascii="Times New Roman" w:hAnsi="Times New Roman" w:cs="Times New Roman"/>
+          <w:color w:val="0D0D0D" w:themeColor="text1" w:themeTint="F2"/>
+          <w:sz w:val="32"/>
+          <w:szCs w:val="32"/>
+        </w:rPr>
+        <w:t>, and each has an equal chance.</w:t>
+      </w:r>
+    </w:p>
+    <w:p>
+      <w:pPr>
+        <w:tabs>
+          <w:tab w:val="left" w:pos="1770"/>
+        </w:tabs>
+        <w:rPr>
+          <w:rFonts w:ascii="Times New Roman" w:hAnsi="Times New Roman" w:cs="Times New Roman"/>
+          <w:color w:val="0D0D0D" w:themeColor="text1" w:themeTint="F2"/>
+          <w:sz w:val="32"/>
+          <w:szCs w:val="32"/>
+        </w:rPr>
+      </w:pPr>
+      <w:r>
+        <w:rPr>
+          <w:rFonts w:ascii="Times New Roman" w:hAnsi="Times New Roman" w:cs="Times New Roman"/>
+          <w:b/>
+          <w:bCs/>
+          <w:color w:val="0D0D0D" w:themeColor="text1" w:themeTint="F2"/>
+          <w:sz w:val="32"/>
+          <w:szCs w:val="32"/>
+        </w:rPr>
+        <w:t>P and A:</w:t>
+      </w:r>
+    </w:p>
+    <w:p>
+      <w:pPr>
+        <w:tabs>
+          <w:tab w:val="left" w:pos="1770"/>
+        </w:tabs>
+        <w:rPr>
+          <w:rFonts w:ascii="Times New Roman" w:hAnsi="Times New Roman" w:cs="Times New Roman"/>
+          <w:color w:val="0D0D0D" w:themeColor="text1" w:themeTint="F2"/>
+          <w:sz w:val="32"/>
+          <w:szCs w:val="32"/>
+        </w:rPr>
+      </w:pPr>
+      <m:oMathPara>
+        <m:oMath>
+          <m:f>
+            <m:fPr>
+              <m:ctrlPr>
+                <w:rPr>
+                  <w:rFonts w:ascii="Cambria Math" w:hAnsi="Cambria Math" w:cs="Times New Roman"/>
+                  <w:color w:val="0D0D0D" w:themeColor="text1" w:themeTint="F2"/>
+                  <w:sz w:val="32"/>
+                  <w:szCs w:val="32"/>
+                </w:rPr>
+              </m:ctrlPr>
+            </m:fPr>
+            <m:num>
+              <m:r>
+                <w:rPr>
+                  <w:rFonts w:ascii="Cambria Math" w:hAnsi="Cambria Math" w:cs="Times New Roman"/>
+                  <w:color w:val="0D0D0D" w:themeColor="text1" w:themeTint="F2"/>
+                  <w:sz w:val="32"/>
+                  <w:szCs w:val="32"/>
+                </w:rPr>
+                <m:t>1</m:t>
+              </m:r>
+            </m:num>
+            <m:den>
+              <m:r>
+                <w:rPr>
+                  <w:rFonts w:ascii="Cambria Math" w:hAnsi="Cambria Math" w:cs="Times New Roman"/>
+                  <w:color w:val="0D0D0D" w:themeColor="text1" w:themeTint="F2"/>
+                  <w:sz w:val="32"/>
+                  <w:szCs w:val="32"/>
+                </w:rPr>
+                <m:t>15</m:t>
+              </m:r>
+            </m:den>
+          </m:f>
+          <m:r>
+            <w:rPr>
+              <w:rFonts w:ascii="Times New Roman" w:hAnsi="Times New Roman" w:cs="Times New Roman"/>
+              <w:color w:val="0D0D0D" w:themeColor="text1" w:themeTint="F2"/>
+              <w:sz w:val="32"/>
+              <w:szCs w:val="32"/>
+            </w:rPr>
+            <w:br/>
+          </m:r>
+        </m:oMath>
+      </m:oMathPara>
+    </w:p>
+    <w:p>
+      <w:pPr>
+        <w:tabs>
+          <w:tab w:val="left" w:pos="1770"/>
+        </w:tabs>
+        <w:rPr>
+          <w:rFonts w:ascii="Times New Roman" w:hAnsi="Times New Roman" w:cs="Times New Roman"/>
+          <w:color w:val="0D0D0D" w:themeColor="text1" w:themeTint="F2"/>
+          <w:sz w:val="32"/>
+          <w:szCs w:val="32"/>
+        </w:rPr>
+      </w:pPr>
+      <w:r>
+        <w:rPr>
+          <w:rFonts w:ascii="Times New Roman" w:hAnsi="Times New Roman" w:cs="Times New Roman"/>
+          <w:b/>
+          <w:bCs/>
+          <w:color w:val="0D0D0D" w:themeColor="text1" w:themeTint="F2"/>
+          <w:sz w:val="32"/>
+          <w:szCs w:val="32"/>
+        </w:rPr>
+        <w:t>M and E:</w:t>
+      </w:r>
+    </w:p>
+    <w:p>
+      <w:pPr>
+        <w:tabs>
+          <w:tab w:val="left" w:pos="1770"/>
+        </w:tabs>
+        <w:rPr>
+          <w:rFonts w:ascii="Times New Roman" w:hAnsi="Times New Roman" w:cs="Times New Roman"/>
+          <w:color w:val="0D0D0D" w:themeColor="text1" w:themeTint="F2"/>
+          <w:sz w:val="32"/>
+          <w:szCs w:val="32"/>
+        </w:rPr>
+      </w:pPr>
+      <m:oMathPara>
+        <m:oMath>
+          <m:f>
+            <m:fPr>
+              <m:ctrlPr>
+                <w:rPr>
+                  <w:rFonts w:ascii="Cambria Math" w:hAnsi="Cambria Math" w:cs="Times New Roman"/>
+                  <w:color w:val="0D0D0D" w:themeColor="text1" w:themeTint="F2"/>
+                  <w:sz w:val="32"/>
+                  <w:szCs w:val="32"/>
+                </w:rPr>
+              </m:ctrlPr>
+            </m:fPr>
+            <m:num>
+              <m:r>
+                <w:rPr>
+                  <w:rFonts w:ascii="Cambria Math" w:hAnsi="Cambria Math" w:cs="Times New Roman"/>
+                  <w:color w:val="0D0D0D" w:themeColor="text1" w:themeTint="F2"/>
+                  <w:sz w:val="32"/>
+                  <w:szCs w:val="32"/>
+                </w:rPr>
+                <m:t>1</m:t>
+              </m:r>
+            </m:num>
+            <m:den>
+              <m:r>
+                <w:rPr>
+                  <w:rFonts w:ascii="Cambria Math" w:hAnsi="Cambria Math" w:cs="Times New Roman"/>
+                  <w:color w:val="0D0D0D" w:themeColor="text1" w:themeTint="F2"/>
+                  <w:sz w:val="32"/>
+                  <w:szCs w:val="32"/>
+                </w:rPr>
+                <m:t>15</m:t>
+              </m:r>
+            </m:den>
+          </m:f>
+          <m:r>
+            <w:rPr>
+              <w:rFonts w:ascii="Times New Roman" w:hAnsi="Times New Roman" w:cs="Times New Roman"/>
+              <w:color w:val="0D0D0D" w:themeColor="text1" w:themeTint="F2"/>
+              <w:sz w:val="32"/>
+              <w:szCs w:val="32"/>
+            </w:rPr>
+            <w:br/>
+          </m:r>
+        </m:oMath>
+      </m:oMathPara>
+    </w:p>
+    <w:p>
+      <w:pPr>
+        <w:tabs>
+          <w:tab w:val="left" w:pos="1770"/>
+        </w:tabs>
+        <w:rPr>
+          <w:rFonts w:ascii="Times New Roman" w:hAnsi="Times New Roman" w:cs="Times New Roman"/>
+          <w:color w:val="0D0D0D" w:themeColor="text1" w:themeTint="F2"/>
+          <w:sz w:val="32"/>
+          <w:szCs w:val="32"/>
+        </w:rPr>
+      </w:pPr>
+      <w:r>
+        <w:rPr>
+          <w:rFonts w:ascii="Times New Roman" w:hAnsi="Times New Roman" w:cs="Times New Roman"/>
+          <w:color w:val="0D0D0D" w:themeColor="text1" w:themeTint="F2"/>
+          <w:sz w:val="32"/>
+          <w:szCs w:val="32"/>
+        </w:rPr>
+        <w:t xml:space="preserve">So, </w:t>
+      </w:r>
+      <w:r>
+        <w:rPr>
+          <w:rFonts w:ascii="Times New Roman" w:hAnsi="Times New Roman" w:cs="Times New Roman"/>
+          <w:b/>
+          <w:bCs/>
+          <w:color w:val="0D0D0D" w:themeColor="text1" w:themeTint="F2"/>
+          <w:sz w:val="32"/>
+          <w:szCs w:val="32"/>
+        </w:rPr>
+        <w:t>both samples have a 1 in 15 chance</w:t>
+      </w:r>
+      <w:r>
+        <w:rPr>
+          <w:rFonts w:ascii="Times New Roman" w:hAnsi="Times New Roman" w:cs="Times New Roman"/>
+          <w:color w:val="0D0D0D" w:themeColor="text1" w:themeTint="F2"/>
+          <w:sz w:val="32"/>
+          <w:szCs w:val="32"/>
+        </w:rPr>
+        <w:t xml:space="preserve">, or approximately </w:t>
+      </w:r>
+      <w:r>
+        <w:rPr>
+          <w:rFonts w:ascii="Times New Roman" w:hAnsi="Times New Roman" w:cs="Times New Roman"/>
+          <w:b/>
+          <w:bCs/>
+          <w:color w:val="0D0D0D" w:themeColor="text1" w:themeTint="F2"/>
+          <w:sz w:val="32"/>
+          <w:szCs w:val="32"/>
+        </w:rPr>
+        <w:t>6.67%</w:t>
+      </w:r>
+      <w:r>
+        <w:rPr>
+          <w:rFonts w:ascii="Times New Roman" w:hAnsi="Times New Roman" w:cs="Times New Roman"/>
+          <w:color w:val="0D0D0D" w:themeColor="text1" w:themeTint="F2"/>
+          <w:sz w:val="32"/>
+          <w:szCs w:val="32"/>
+        </w:rPr>
+        <w:t>.</w:t>
+      </w:r>
+    </w:p>
+    <w:p>
+      <w:pPr>
+        <w:rPr>
+          <w:rFonts w:ascii="Times New Roman" w:hAnsi="Times New Roman" w:cs="Times New Roman"/>
+          <w:b/>
+          <w:bCs/>
+          <w:color w:val="215E99" w:themeColor="text2" w:themeTint="BF"/>
+          <w:sz w:val="32"/>
+          <w:szCs w:val="32"/>
+        </w:rPr>
+      </w:pPr>
+    </w:p>
+    <w:p>
+      <w:pPr>
+        <w:rPr>
+          <w:rFonts w:ascii="Times New Roman" w:hAnsi="Times New Roman" w:cs="Times New Roman"/>
+          <w:b/>
+          <w:bCs/>
+          <w:color w:val="215E99" w:themeColor="text2" w:themeTint="BF"/>
+          <w:sz w:val="32"/>
+          <w:szCs w:val="32"/>
+        </w:rPr>
+      </w:pPr>
+    </w:p>
+    <w:p>
+      <w:pPr>
+        <w:rPr>
+          <w:rFonts w:ascii="Times New Roman" w:hAnsi="Times New Roman" w:cs="Times New Roman"/>
+          <w:b/>
+          <w:bCs/>
+          <w:color w:val="215E99" w:themeColor="text2" w:themeTint="BF"/>
+          <w:sz w:val="32"/>
+          <w:szCs w:val="32"/>
+        </w:rPr>
+      </w:pPr>
+    </w:p>
+    <w:p>
+      <w:pPr>
+        <w:rPr>
+          <w:rFonts w:ascii="Times New Roman" w:hAnsi="Times New Roman" w:cs="Times New Roman"/>
+          <w:b/>
+          <w:bCs/>
+          <w:color w:val="215E99" w:themeColor="text2" w:themeTint="BF"/>
+          <w:sz w:val="32"/>
+          <w:szCs w:val="32"/>
+        </w:rPr>
+      </w:pPr>
+    </w:p>
+    <w:p>
+      <w:pPr>
+        <w:rPr>
+          <w:rFonts w:ascii="Times New Roman" w:hAnsi="Times New Roman" w:cs="Times New Roman"/>
+          <w:b/>
+          <w:bCs/>
+          <w:color w:val="215E99" w:themeColor="text2" w:themeTint="BF"/>
+          <w:sz w:val="32"/>
+          <w:szCs w:val="32"/>
+        </w:rPr>
+      </w:pPr>
+    </w:p>
+    <w:p>
+      <w:pPr>
+        <w:rPr>
+          <w:rFonts w:ascii="Times New Roman" w:hAnsi="Times New Roman" w:cs="Times New Roman"/>
+          <w:b/>
+          <w:bCs/>
+          <w:color w:val="215E99" w:themeColor="text2" w:themeTint="BF"/>
+          <w:sz w:val="32"/>
+          <w:szCs w:val="32"/>
+        </w:rPr>
+      </w:pPr>
+    </w:p>
+    <w:p>
+      <w:pPr>
+        <w:rPr>
+          <w:rFonts w:ascii="Times New Roman" w:hAnsi="Times New Roman" w:cs="Times New Roman"/>
+          <w:b/>
+          <w:bCs/>
+          <w:color w:val="215E99" w:themeColor="text2" w:themeTint="BF"/>
+          <w:sz w:val="32"/>
+          <w:szCs w:val="32"/>
+        </w:rPr>
+      </w:pPr>
+    </w:p>
+    <w:p>
+      <w:pPr>
+        <w:rPr>
+          <w:rFonts w:ascii="Times New Roman" w:hAnsi="Times New Roman" w:cs="Times New Roman"/>
+          <w:b/>
+          <w:bCs/>
+          <w:color w:val="215E99" w:themeColor="text2" w:themeTint="BF"/>
+          <w:sz w:val="32"/>
+          <w:szCs w:val="32"/>
+        </w:rPr>
+      </w:pPr>
+    </w:p>
+    <w:p>
+      <w:pPr>
+        <w:rPr>
+          <w:rFonts w:ascii="Times New Roman" w:hAnsi="Times New Roman" w:cs="Times New Roman"/>
+          <w:b/>
+          <w:bCs/>
+          <w:color w:val="215E99" w:themeColor="text2" w:themeTint="BF"/>
+          <w:sz w:val="32"/>
+          <w:szCs w:val="32"/>
+        </w:rPr>
+      </w:pPr>
+    </w:p>
+    <w:p>
+      <w:pPr>
+        <w:rPr>
+          <w:rFonts w:ascii="Times New Roman" w:hAnsi="Times New Roman" w:cs="Times New Roman"/>
+          <w:b/>
+          <w:bCs/>
+          <w:color w:val="215E99" w:themeColor="text2" w:themeTint="BF"/>
+          <w:sz w:val="32"/>
+          <w:szCs w:val="32"/>
+        </w:rPr>
+      </w:pPr>
+    </w:p>
+    <w:p>
+      <w:pPr>
+        <w:rPr>
+          <w:rFonts w:ascii="Times New Roman" w:hAnsi="Times New Roman" w:cs="Times New Roman"/>
+          <w:b/>
+          <w:bCs/>
+          <w:color w:val="215E99" w:themeColor="text2" w:themeTint="BF"/>
+          <w:sz w:val="32"/>
+          <w:szCs w:val="32"/>
+        </w:rPr>
+      </w:pPr>
+    </w:p>
+    <w:p>
+      <w:pPr>
+        <w:rPr>
+          <w:rFonts w:ascii="Times New Roman" w:hAnsi="Times New Roman" w:cs="Times New Roman"/>
+          <w:b/>
+          <w:bCs/>
+          <w:color w:val="215E99" w:themeColor="text2" w:themeTint="BF"/>
+          <w:sz w:val="32"/>
+          <w:szCs w:val="32"/>
+        </w:rPr>
+      </w:pPr>
+    </w:p>
+    <w:p>
+      <w:pPr>
+        <w:rPr>
+          <w:rFonts w:ascii="Times New Roman" w:hAnsi="Times New Roman" w:cs="Times New Roman"/>
+          <w:b/>
+          <w:bCs/>
+          <w:color w:val="215E99" w:themeColor="text2" w:themeTint="BF"/>
+          <w:sz w:val="32"/>
+          <w:szCs w:val="32"/>
+        </w:rPr>
+      </w:pPr>
+      <w:r>
+        <w:rPr>
+          <w:rFonts w:ascii="Times New Roman" w:hAnsi="Times New Roman" w:cs="Times New Roman"/>
+          <w:b/>
+          <w:bCs/>
+          <w:color w:val="215E99" w:themeColor="text2" w:themeTint="BF"/>
+          <w:sz w:val="32"/>
+          <w:szCs w:val="32"/>
+        </w:rPr>
+        <w:lastRenderedPageBreak/>
         <w:t>Data</w:t>
       </w:r>
     </w:p>
@@ -8086,7 +12042,6 @@
           <w:sz w:val="32"/>
           <w:szCs w:val="32"/>
         </w:rPr>
-        <w:lastRenderedPageBreak/>
         <w:t xml:space="preserve">Conducting a survey </w:t>
       </w:r>
     </w:p>
@@ -8417,6 +12372,7 @@
           <w:sz w:val="32"/>
           <w:szCs w:val="32"/>
         </w:rPr>
+        <w:lastRenderedPageBreak/>
         <w:t>Representation of Data</w:t>
       </w:r>
     </w:p>
@@ -8573,7 +12529,6 @@
           <w:sz w:val="32"/>
           <w:szCs w:val="32"/>
         </w:rPr>
-        <w:lastRenderedPageBreak/>
         <w:drawing>
           <wp:inline distT="0" distB="0" distL="0" distR="0" wp14:anchorId="312F804B" wp14:editId="386B143C">
             <wp:extent cx="5327650" cy="1950057"/>
@@ -8590,7 +12545,7 @@
                     <pic:cNvPicPr/>
                   </pic:nvPicPr>
                   <pic:blipFill>
-                    <a:blip r:embed="rId28"/>
+                    <a:blip r:embed="rId29"/>
                     <a:stretch>
                       <a:fillRect/>
                     </a:stretch>
@@ -8755,7 +12710,7 @@
                     <pic:cNvPicPr/>
                   </pic:nvPicPr>
                   <pic:blipFill>
-                    <a:blip r:embed="rId29"/>
+                    <a:blip r:embed="rId30"/>
                     <a:stretch>
                       <a:fillRect/>
                     </a:stretch>
@@ -8811,6 +12766,7 @@
           <w:sz w:val="32"/>
           <w:szCs w:val="32"/>
         </w:rPr>
+        <w:lastRenderedPageBreak/>
         <w:t xml:space="preserve">3. </w:t>
       </w:r>
       <w:r>
@@ -8910,7 +12866,6 @@
           <w:sz w:val="32"/>
           <w:szCs w:val="32"/>
         </w:rPr>
-        <w:lastRenderedPageBreak/>
         <w:drawing>
           <wp:inline distT="0" distB="0" distL="0" distR="0" wp14:anchorId="338A51C5" wp14:editId="15E80B99">
             <wp:extent cx="5943600" cy="1788795"/>
@@ -8927,7 +12882,7 @@
                     <pic:cNvPicPr/>
                   </pic:nvPicPr>
                   <pic:blipFill>
-                    <a:blip r:embed="rId30"/>
+                    <a:blip r:embed="rId31"/>
                     <a:stretch>
                       <a:fillRect/>
                     </a:stretch>
@@ -9338,6 +13293,7 @@
           <w:sz w:val="32"/>
           <w:szCs w:val="32"/>
         </w:rPr>
+        <w:lastRenderedPageBreak/>
         <w:t>Frequency Distribution</w:t>
       </w:r>
     </w:p>
@@ -9373,7 +13329,6 @@
           <w:sz w:val="32"/>
           <w:szCs w:val="32"/>
         </w:rPr>
-        <w:lastRenderedPageBreak/>
         <w:drawing>
           <wp:inline distT="0" distB="0" distL="0" distR="0" wp14:anchorId="449452BD" wp14:editId="0937032A">
             <wp:extent cx="4991357" cy="2019404"/>
@@ -9390,7 +13345,7 @@
                     <pic:cNvPicPr/>
                   </pic:nvPicPr>
                   <pic:blipFill>
-                    <a:blip r:embed="rId31"/>
+                    <a:blip r:embed="rId32"/>
                     <a:stretch>
                       <a:fillRect/>
                     </a:stretch>
@@ -9552,7 +13507,7 @@
                     <pic:cNvPicPr/>
                   </pic:nvPicPr>
                   <pic:blipFill>
-                    <a:blip r:embed="rId32"/>
+                    <a:blip r:embed="rId33"/>
                     <a:stretch>
                       <a:fillRect/>
                     </a:stretch>
@@ -9600,6 +13555,7 @@
           <w:sz w:val="32"/>
           <w:szCs w:val="32"/>
         </w:rPr>
+        <w:lastRenderedPageBreak/>
         <w:t>Percentage Frequency</w:t>
       </w:r>
     </w:p>
@@ -9645,7 +13601,6 @@
           <w:sz w:val="32"/>
           <w:szCs w:val="32"/>
         </w:rPr>
-        <w:lastRenderedPageBreak/>
         <w:drawing>
           <wp:inline distT="0" distB="0" distL="0" distR="0" wp14:anchorId="0056E935" wp14:editId="179AB06D">
             <wp:extent cx="4857750" cy="2382277"/>
@@ -9662,7 +13617,7 @@
                     <pic:cNvPicPr/>
                   </pic:nvPicPr>
                   <pic:blipFill>
-                    <a:blip r:embed="rId33"/>
+                    <a:blip r:embed="rId34"/>
                     <a:stretch>
                       <a:fillRect/>
                     </a:stretch>
@@ -9771,7 +13726,7 @@
                     <pic:cNvPicPr/>
                   </pic:nvPicPr>
                   <pic:blipFill>
-                    <a:blip r:embed="rId34"/>
+                    <a:blip r:embed="rId35"/>
                     <a:stretch>
                       <a:fillRect/>
                     </a:stretch>
@@ -11214,6 +15169,119 @@
     </w:lvl>
   </w:abstractNum>
   <w:abstractNum w:abstractNumId="11" w15:restartNumberingAfterBreak="0">
+    <w:nsid w:val="26F40E8C"/>
+    <w:multiLevelType w:val="multilevel"/>
+    <w:tmpl w:val="95788390"/>
+    <w:lvl w:ilvl="0">
+      <w:start w:val="1"/>
+      <w:numFmt w:val="decimal"/>
+      <w:lvlText w:val="%1."/>
+      <w:lvlJc w:val="left"/>
+      <w:pPr>
+        <w:tabs>
+          <w:tab w:val="num" w:pos="720"/>
+        </w:tabs>
+        <w:ind w:left="720" w:hanging="360"/>
+      </w:pPr>
+    </w:lvl>
+    <w:lvl w:ilvl="1" w:tentative="1">
+      <w:start w:val="1"/>
+      <w:numFmt w:val="decimal"/>
+      <w:lvlText w:val="%2."/>
+      <w:lvlJc w:val="left"/>
+      <w:pPr>
+        <w:tabs>
+          <w:tab w:val="num" w:pos="1440"/>
+        </w:tabs>
+        <w:ind w:left="1440" w:hanging="360"/>
+      </w:pPr>
+    </w:lvl>
+    <w:lvl w:ilvl="2" w:tentative="1">
+      <w:start w:val="1"/>
+      <w:numFmt w:val="decimal"/>
+      <w:lvlText w:val="%3."/>
+      <w:lvlJc w:val="left"/>
+      <w:pPr>
+        <w:tabs>
+          <w:tab w:val="num" w:pos="2160"/>
+        </w:tabs>
+        <w:ind w:left="2160" w:hanging="360"/>
+      </w:pPr>
+    </w:lvl>
+    <w:lvl w:ilvl="3" w:tentative="1">
+      <w:start w:val="1"/>
+      <w:numFmt w:val="decimal"/>
+      <w:lvlText w:val="%4."/>
+      <w:lvlJc w:val="left"/>
+      <w:pPr>
+        <w:tabs>
+          <w:tab w:val="num" w:pos="2880"/>
+        </w:tabs>
+        <w:ind w:left="2880" w:hanging="360"/>
+      </w:pPr>
+    </w:lvl>
+    <w:lvl w:ilvl="4" w:tentative="1">
+      <w:start w:val="1"/>
+      <w:numFmt w:val="decimal"/>
+      <w:lvlText w:val="%5."/>
+      <w:lvlJc w:val="left"/>
+      <w:pPr>
+        <w:tabs>
+          <w:tab w:val="num" w:pos="3600"/>
+        </w:tabs>
+        <w:ind w:left="3600" w:hanging="360"/>
+      </w:pPr>
+    </w:lvl>
+    <w:lvl w:ilvl="5" w:tentative="1">
+      <w:start w:val="1"/>
+      <w:numFmt w:val="decimal"/>
+      <w:lvlText w:val="%6."/>
+      <w:lvlJc w:val="left"/>
+      <w:pPr>
+        <w:tabs>
+          <w:tab w:val="num" w:pos="4320"/>
+        </w:tabs>
+        <w:ind w:left="4320" w:hanging="360"/>
+      </w:pPr>
+    </w:lvl>
+    <w:lvl w:ilvl="6" w:tentative="1">
+      <w:start w:val="1"/>
+      <w:numFmt w:val="decimal"/>
+      <w:lvlText w:val="%7."/>
+      <w:lvlJc w:val="left"/>
+      <w:pPr>
+        <w:tabs>
+          <w:tab w:val="num" w:pos="5040"/>
+        </w:tabs>
+        <w:ind w:left="5040" w:hanging="360"/>
+      </w:pPr>
+    </w:lvl>
+    <w:lvl w:ilvl="7" w:tentative="1">
+      <w:start w:val="1"/>
+      <w:numFmt w:val="decimal"/>
+      <w:lvlText w:val="%8."/>
+      <w:lvlJc w:val="left"/>
+      <w:pPr>
+        <w:tabs>
+          <w:tab w:val="num" w:pos="5760"/>
+        </w:tabs>
+        <w:ind w:left="5760" w:hanging="360"/>
+      </w:pPr>
+    </w:lvl>
+    <w:lvl w:ilvl="8" w:tentative="1">
+      <w:start w:val="1"/>
+      <w:numFmt w:val="decimal"/>
+      <w:lvlText w:val="%9."/>
+      <w:lvlJc w:val="left"/>
+      <w:pPr>
+        <w:tabs>
+          <w:tab w:val="num" w:pos="6480"/>
+        </w:tabs>
+        <w:ind w:left="6480" w:hanging="360"/>
+      </w:pPr>
+    </w:lvl>
+  </w:abstractNum>
+  <w:abstractNum w:abstractNumId="12" w15:restartNumberingAfterBreak="0">
     <w:nsid w:val="2AEC6BC2"/>
     <w:multiLevelType w:val="hybridMultilevel"/>
     <w:tmpl w:val="68C6EBB4"/>
@@ -11326,7 +15394,124 @@
       </w:rPr>
     </w:lvl>
   </w:abstractNum>
-  <w:abstractNum w:abstractNumId="12" w15:restartNumberingAfterBreak="0">
+  <w:abstractNum w:abstractNumId="13" w15:restartNumberingAfterBreak="0">
+    <w:nsid w:val="2E292722"/>
+    <w:multiLevelType w:val="multilevel"/>
+    <w:tmpl w:val="F110BCC2"/>
+    <w:lvl w:ilvl="0">
+      <w:start w:val="1"/>
+      <w:numFmt w:val="decimal"/>
+      <w:lvlText w:val="%1."/>
+      <w:lvlJc w:val="left"/>
+      <w:pPr>
+        <w:tabs>
+          <w:tab w:val="num" w:pos="720"/>
+        </w:tabs>
+        <w:ind w:left="720" w:hanging="360"/>
+      </w:pPr>
+      <w:rPr>
+        <w:b/>
+        <w:bCs/>
+      </w:rPr>
+    </w:lvl>
+    <w:lvl w:ilvl="1" w:tentative="1">
+      <w:start w:val="1"/>
+      <w:numFmt w:val="decimal"/>
+      <w:lvlText w:val="%2."/>
+      <w:lvlJc w:val="left"/>
+      <w:pPr>
+        <w:tabs>
+          <w:tab w:val="num" w:pos="1440"/>
+        </w:tabs>
+        <w:ind w:left="1440" w:hanging="360"/>
+      </w:pPr>
+    </w:lvl>
+    <w:lvl w:ilvl="2" w:tentative="1">
+      <w:start w:val="1"/>
+      <w:numFmt w:val="decimal"/>
+      <w:lvlText w:val="%3."/>
+      <w:lvlJc w:val="left"/>
+      <w:pPr>
+        <w:tabs>
+          <w:tab w:val="num" w:pos="2160"/>
+        </w:tabs>
+        <w:ind w:left="2160" w:hanging="360"/>
+      </w:pPr>
+    </w:lvl>
+    <w:lvl w:ilvl="3" w:tentative="1">
+      <w:start w:val="1"/>
+      <w:numFmt w:val="decimal"/>
+      <w:lvlText w:val="%4."/>
+      <w:lvlJc w:val="left"/>
+      <w:pPr>
+        <w:tabs>
+          <w:tab w:val="num" w:pos="2880"/>
+        </w:tabs>
+        <w:ind w:left="2880" w:hanging="360"/>
+      </w:pPr>
+    </w:lvl>
+    <w:lvl w:ilvl="4" w:tentative="1">
+      <w:start w:val="1"/>
+      <w:numFmt w:val="decimal"/>
+      <w:lvlText w:val="%5."/>
+      <w:lvlJc w:val="left"/>
+      <w:pPr>
+        <w:tabs>
+          <w:tab w:val="num" w:pos="3600"/>
+        </w:tabs>
+        <w:ind w:left="3600" w:hanging="360"/>
+      </w:pPr>
+    </w:lvl>
+    <w:lvl w:ilvl="5" w:tentative="1">
+      <w:start w:val="1"/>
+      <w:numFmt w:val="decimal"/>
+      <w:lvlText w:val="%6."/>
+      <w:lvlJc w:val="left"/>
+      <w:pPr>
+        <w:tabs>
+          <w:tab w:val="num" w:pos="4320"/>
+        </w:tabs>
+        <w:ind w:left="4320" w:hanging="360"/>
+      </w:pPr>
+    </w:lvl>
+    <w:lvl w:ilvl="6" w:tentative="1">
+      <w:start w:val="1"/>
+      <w:numFmt w:val="decimal"/>
+      <w:lvlText w:val="%7."/>
+      <w:lvlJc w:val="left"/>
+      <w:pPr>
+        <w:tabs>
+          <w:tab w:val="num" w:pos="5040"/>
+        </w:tabs>
+        <w:ind w:left="5040" w:hanging="360"/>
+      </w:pPr>
+    </w:lvl>
+    <w:lvl w:ilvl="7" w:tentative="1">
+      <w:start w:val="1"/>
+      <w:numFmt w:val="decimal"/>
+      <w:lvlText w:val="%8."/>
+      <w:lvlJc w:val="left"/>
+      <w:pPr>
+        <w:tabs>
+          <w:tab w:val="num" w:pos="5760"/>
+        </w:tabs>
+        <w:ind w:left="5760" w:hanging="360"/>
+      </w:pPr>
+    </w:lvl>
+    <w:lvl w:ilvl="8" w:tentative="1">
+      <w:start w:val="1"/>
+      <w:numFmt w:val="decimal"/>
+      <w:lvlText w:val="%9."/>
+      <w:lvlJc w:val="left"/>
+      <w:pPr>
+        <w:tabs>
+          <w:tab w:val="num" w:pos="6480"/>
+        </w:tabs>
+        <w:ind w:left="6480" w:hanging="360"/>
+      </w:pPr>
+    </w:lvl>
+  </w:abstractNum>
+  <w:abstractNum w:abstractNumId="14" w15:restartNumberingAfterBreak="0">
     <w:nsid w:val="30112BC6"/>
     <w:multiLevelType w:val="multilevel"/>
     <w:tmpl w:val="FFEE19CC"/>
@@ -11475,7 +15660,233 @@
       </w:rPr>
     </w:lvl>
   </w:abstractNum>
-  <w:abstractNum w:abstractNumId="13" w15:restartNumberingAfterBreak="0">
+  <w:abstractNum w:abstractNumId="15" w15:restartNumberingAfterBreak="0">
+    <w:nsid w:val="32017DDF"/>
+    <w:multiLevelType w:val="multilevel"/>
+    <w:tmpl w:val="464669CC"/>
+    <w:lvl w:ilvl="0">
+      <w:start w:val="1"/>
+      <w:numFmt w:val="decimal"/>
+      <w:lvlText w:val="%1."/>
+      <w:lvlJc w:val="left"/>
+      <w:pPr>
+        <w:tabs>
+          <w:tab w:val="num" w:pos="720"/>
+        </w:tabs>
+        <w:ind w:left="720" w:hanging="360"/>
+      </w:pPr>
+    </w:lvl>
+    <w:lvl w:ilvl="1" w:tentative="1">
+      <w:start w:val="1"/>
+      <w:numFmt w:val="decimal"/>
+      <w:lvlText w:val="%2."/>
+      <w:lvlJc w:val="left"/>
+      <w:pPr>
+        <w:tabs>
+          <w:tab w:val="num" w:pos="1440"/>
+        </w:tabs>
+        <w:ind w:left="1440" w:hanging="360"/>
+      </w:pPr>
+    </w:lvl>
+    <w:lvl w:ilvl="2" w:tentative="1">
+      <w:start w:val="1"/>
+      <w:numFmt w:val="decimal"/>
+      <w:lvlText w:val="%3."/>
+      <w:lvlJc w:val="left"/>
+      <w:pPr>
+        <w:tabs>
+          <w:tab w:val="num" w:pos="2160"/>
+        </w:tabs>
+        <w:ind w:left="2160" w:hanging="360"/>
+      </w:pPr>
+    </w:lvl>
+    <w:lvl w:ilvl="3" w:tentative="1">
+      <w:start w:val="1"/>
+      <w:numFmt w:val="decimal"/>
+      <w:lvlText w:val="%4."/>
+      <w:lvlJc w:val="left"/>
+      <w:pPr>
+        <w:tabs>
+          <w:tab w:val="num" w:pos="2880"/>
+        </w:tabs>
+        <w:ind w:left="2880" w:hanging="360"/>
+      </w:pPr>
+    </w:lvl>
+    <w:lvl w:ilvl="4" w:tentative="1">
+      <w:start w:val="1"/>
+      <w:numFmt w:val="decimal"/>
+      <w:lvlText w:val="%5."/>
+      <w:lvlJc w:val="left"/>
+      <w:pPr>
+        <w:tabs>
+          <w:tab w:val="num" w:pos="3600"/>
+        </w:tabs>
+        <w:ind w:left="3600" w:hanging="360"/>
+      </w:pPr>
+    </w:lvl>
+    <w:lvl w:ilvl="5" w:tentative="1">
+      <w:start w:val="1"/>
+      <w:numFmt w:val="decimal"/>
+      <w:lvlText w:val="%6."/>
+      <w:lvlJc w:val="left"/>
+      <w:pPr>
+        <w:tabs>
+          <w:tab w:val="num" w:pos="4320"/>
+        </w:tabs>
+        <w:ind w:left="4320" w:hanging="360"/>
+      </w:pPr>
+    </w:lvl>
+    <w:lvl w:ilvl="6" w:tentative="1">
+      <w:start w:val="1"/>
+      <w:numFmt w:val="decimal"/>
+      <w:lvlText w:val="%7."/>
+      <w:lvlJc w:val="left"/>
+      <w:pPr>
+        <w:tabs>
+          <w:tab w:val="num" w:pos="5040"/>
+        </w:tabs>
+        <w:ind w:left="5040" w:hanging="360"/>
+      </w:pPr>
+    </w:lvl>
+    <w:lvl w:ilvl="7" w:tentative="1">
+      <w:start w:val="1"/>
+      <w:numFmt w:val="decimal"/>
+      <w:lvlText w:val="%8."/>
+      <w:lvlJc w:val="left"/>
+      <w:pPr>
+        <w:tabs>
+          <w:tab w:val="num" w:pos="5760"/>
+        </w:tabs>
+        <w:ind w:left="5760" w:hanging="360"/>
+      </w:pPr>
+    </w:lvl>
+    <w:lvl w:ilvl="8" w:tentative="1">
+      <w:start w:val="1"/>
+      <w:numFmt w:val="decimal"/>
+      <w:lvlText w:val="%9."/>
+      <w:lvlJc w:val="left"/>
+      <w:pPr>
+        <w:tabs>
+          <w:tab w:val="num" w:pos="6480"/>
+        </w:tabs>
+        <w:ind w:left="6480" w:hanging="360"/>
+      </w:pPr>
+    </w:lvl>
+  </w:abstractNum>
+  <w:abstractNum w:abstractNumId="16" w15:restartNumberingAfterBreak="0">
+    <w:nsid w:val="37BA1CD3"/>
+    <w:multiLevelType w:val="hybridMultilevel"/>
+    <w:tmpl w:val="F0601AD8"/>
+    <w:lvl w:ilvl="0" w:tplc="04090001">
+      <w:start w:val="1"/>
+      <w:numFmt w:val="bullet"/>
+      <w:lvlText w:val=""/>
+      <w:lvlJc w:val="left"/>
+      <w:pPr>
+        <w:ind w:left="720" w:hanging="360"/>
+      </w:pPr>
+      <w:rPr>
+        <w:rFonts w:ascii="Symbol" w:hAnsi="Symbol" w:hint="default"/>
+      </w:rPr>
+    </w:lvl>
+    <w:lvl w:ilvl="1" w:tplc="04090003" w:tentative="1">
+      <w:start w:val="1"/>
+      <w:numFmt w:val="bullet"/>
+      <w:lvlText w:val="o"/>
+      <w:lvlJc w:val="left"/>
+      <w:pPr>
+        <w:ind w:left="1440" w:hanging="360"/>
+      </w:pPr>
+      <w:rPr>
+        <w:rFonts w:ascii="Courier New" w:hAnsi="Courier New" w:cs="Courier New" w:hint="default"/>
+      </w:rPr>
+    </w:lvl>
+    <w:lvl w:ilvl="2" w:tplc="04090005" w:tentative="1">
+      <w:start w:val="1"/>
+      <w:numFmt w:val="bullet"/>
+      <w:lvlText w:val=""/>
+      <w:lvlJc w:val="left"/>
+      <w:pPr>
+        <w:ind w:left="2160" w:hanging="360"/>
+      </w:pPr>
+      <w:rPr>
+        <w:rFonts w:ascii="Wingdings" w:hAnsi="Wingdings" w:hint="default"/>
+      </w:rPr>
+    </w:lvl>
+    <w:lvl w:ilvl="3" w:tplc="04090001" w:tentative="1">
+      <w:start w:val="1"/>
+      <w:numFmt w:val="bullet"/>
+      <w:lvlText w:val=""/>
+      <w:lvlJc w:val="left"/>
+      <w:pPr>
+        <w:ind w:left="2880" w:hanging="360"/>
+      </w:pPr>
+      <w:rPr>
+        <w:rFonts w:ascii="Symbol" w:hAnsi="Symbol" w:hint="default"/>
+      </w:rPr>
+    </w:lvl>
+    <w:lvl w:ilvl="4" w:tplc="04090003" w:tentative="1">
+      <w:start w:val="1"/>
+      <w:numFmt w:val="bullet"/>
+      <w:lvlText w:val="o"/>
+      <w:lvlJc w:val="left"/>
+      <w:pPr>
+        <w:ind w:left="3600" w:hanging="360"/>
+      </w:pPr>
+      <w:rPr>
+        <w:rFonts w:ascii="Courier New" w:hAnsi="Courier New" w:cs="Courier New" w:hint="default"/>
+      </w:rPr>
+    </w:lvl>
+    <w:lvl w:ilvl="5" w:tplc="04090005" w:tentative="1">
+      <w:start w:val="1"/>
+      <w:numFmt w:val="bullet"/>
+      <w:lvlText w:val=""/>
+      <w:lvlJc w:val="left"/>
+      <w:pPr>
+        <w:ind w:left="4320" w:hanging="360"/>
+      </w:pPr>
+      <w:rPr>
+        <w:rFonts w:ascii="Wingdings" w:hAnsi="Wingdings" w:hint="default"/>
+      </w:rPr>
+    </w:lvl>
+    <w:lvl w:ilvl="6" w:tplc="04090001" w:tentative="1">
+      <w:start w:val="1"/>
+      <w:numFmt w:val="bullet"/>
+      <w:lvlText w:val=""/>
+      <w:lvlJc w:val="left"/>
+      <w:pPr>
+        <w:ind w:left="5040" w:hanging="360"/>
+      </w:pPr>
+      <w:rPr>
+        <w:rFonts w:ascii="Symbol" w:hAnsi="Symbol" w:hint="default"/>
+      </w:rPr>
+    </w:lvl>
+    <w:lvl w:ilvl="7" w:tplc="04090003" w:tentative="1">
+      <w:start w:val="1"/>
+      <w:numFmt w:val="bullet"/>
+      <w:lvlText w:val="o"/>
+      <w:lvlJc w:val="left"/>
+      <w:pPr>
+        <w:ind w:left="5760" w:hanging="360"/>
+      </w:pPr>
+      <w:rPr>
+        <w:rFonts w:ascii="Courier New" w:hAnsi="Courier New" w:cs="Courier New" w:hint="default"/>
+      </w:rPr>
+    </w:lvl>
+    <w:lvl w:ilvl="8" w:tplc="04090005" w:tentative="1">
+      <w:start w:val="1"/>
+      <w:numFmt w:val="bullet"/>
+      <w:lvlText w:val=""/>
+      <w:lvlJc w:val="left"/>
+      <w:pPr>
+        <w:ind w:left="6480" w:hanging="360"/>
+      </w:pPr>
+      <w:rPr>
+        <w:rFonts w:ascii="Wingdings" w:hAnsi="Wingdings" w:hint="default"/>
+      </w:rPr>
+    </w:lvl>
+  </w:abstractNum>
+  <w:abstractNum w:abstractNumId="17" w15:restartNumberingAfterBreak="0">
     <w:nsid w:val="44165095"/>
     <w:multiLevelType w:val="hybridMultilevel"/>
     <w:tmpl w:val="66343808"/>
@@ -11588,7 +15999,7 @@
       </w:rPr>
     </w:lvl>
   </w:abstractNum>
-  <w:abstractNum w:abstractNumId="14" w15:restartNumberingAfterBreak="0">
+  <w:abstractNum w:abstractNumId="18" w15:restartNumberingAfterBreak="0">
     <w:nsid w:val="443017AA"/>
     <w:multiLevelType w:val="multilevel"/>
     <w:tmpl w:val="1776552C"/>
@@ -11737,7 +16148,124 @@
       </w:rPr>
     </w:lvl>
   </w:abstractNum>
-  <w:abstractNum w:abstractNumId="15" w15:restartNumberingAfterBreak="0">
+  <w:abstractNum w:abstractNumId="19" w15:restartNumberingAfterBreak="0">
+    <w:nsid w:val="46AD281F"/>
+    <w:multiLevelType w:val="multilevel"/>
+    <w:tmpl w:val="71BA83E8"/>
+    <w:lvl w:ilvl="0">
+      <w:start w:val="1"/>
+      <w:numFmt w:val="decimal"/>
+      <w:lvlText w:val="%1."/>
+      <w:lvlJc w:val="left"/>
+      <w:pPr>
+        <w:tabs>
+          <w:tab w:val="num" w:pos="720"/>
+        </w:tabs>
+        <w:ind w:left="720" w:hanging="360"/>
+      </w:pPr>
+      <w:rPr>
+        <w:b/>
+        <w:bCs/>
+      </w:rPr>
+    </w:lvl>
+    <w:lvl w:ilvl="1" w:tentative="1">
+      <w:start w:val="1"/>
+      <w:numFmt w:val="decimal"/>
+      <w:lvlText w:val="%2."/>
+      <w:lvlJc w:val="left"/>
+      <w:pPr>
+        <w:tabs>
+          <w:tab w:val="num" w:pos="1440"/>
+        </w:tabs>
+        <w:ind w:left="1440" w:hanging="360"/>
+      </w:pPr>
+    </w:lvl>
+    <w:lvl w:ilvl="2" w:tentative="1">
+      <w:start w:val="1"/>
+      <w:numFmt w:val="decimal"/>
+      <w:lvlText w:val="%3."/>
+      <w:lvlJc w:val="left"/>
+      <w:pPr>
+        <w:tabs>
+          <w:tab w:val="num" w:pos="2160"/>
+        </w:tabs>
+        <w:ind w:left="2160" w:hanging="360"/>
+      </w:pPr>
+    </w:lvl>
+    <w:lvl w:ilvl="3" w:tentative="1">
+      <w:start w:val="1"/>
+      <w:numFmt w:val="decimal"/>
+      <w:lvlText w:val="%4."/>
+      <w:lvlJc w:val="left"/>
+      <w:pPr>
+        <w:tabs>
+          <w:tab w:val="num" w:pos="2880"/>
+        </w:tabs>
+        <w:ind w:left="2880" w:hanging="360"/>
+      </w:pPr>
+    </w:lvl>
+    <w:lvl w:ilvl="4" w:tentative="1">
+      <w:start w:val="1"/>
+      <w:numFmt w:val="decimal"/>
+      <w:lvlText w:val="%5."/>
+      <w:lvlJc w:val="left"/>
+      <w:pPr>
+        <w:tabs>
+          <w:tab w:val="num" w:pos="3600"/>
+        </w:tabs>
+        <w:ind w:left="3600" w:hanging="360"/>
+      </w:pPr>
+    </w:lvl>
+    <w:lvl w:ilvl="5" w:tentative="1">
+      <w:start w:val="1"/>
+      <w:numFmt w:val="decimal"/>
+      <w:lvlText w:val="%6."/>
+      <w:lvlJc w:val="left"/>
+      <w:pPr>
+        <w:tabs>
+          <w:tab w:val="num" w:pos="4320"/>
+        </w:tabs>
+        <w:ind w:left="4320" w:hanging="360"/>
+      </w:pPr>
+    </w:lvl>
+    <w:lvl w:ilvl="6" w:tentative="1">
+      <w:start w:val="1"/>
+      <w:numFmt w:val="decimal"/>
+      <w:lvlText w:val="%7."/>
+      <w:lvlJc w:val="left"/>
+      <w:pPr>
+        <w:tabs>
+          <w:tab w:val="num" w:pos="5040"/>
+        </w:tabs>
+        <w:ind w:left="5040" w:hanging="360"/>
+      </w:pPr>
+    </w:lvl>
+    <w:lvl w:ilvl="7" w:tentative="1">
+      <w:start w:val="1"/>
+      <w:numFmt w:val="decimal"/>
+      <w:lvlText w:val="%8."/>
+      <w:lvlJc w:val="left"/>
+      <w:pPr>
+        <w:tabs>
+          <w:tab w:val="num" w:pos="5760"/>
+        </w:tabs>
+        <w:ind w:left="5760" w:hanging="360"/>
+      </w:pPr>
+    </w:lvl>
+    <w:lvl w:ilvl="8" w:tentative="1">
+      <w:start w:val="1"/>
+      <w:numFmt w:val="decimal"/>
+      <w:lvlText w:val="%9."/>
+      <w:lvlJc w:val="left"/>
+      <w:pPr>
+        <w:tabs>
+          <w:tab w:val="num" w:pos="6480"/>
+        </w:tabs>
+        <w:ind w:left="6480" w:hanging="360"/>
+      </w:pPr>
+    </w:lvl>
+  </w:abstractNum>
+  <w:abstractNum w:abstractNumId="20" w15:restartNumberingAfterBreak="0">
     <w:nsid w:val="46C24C85"/>
     <w:multiLevelType w:val="hybridMultilevel"/>
     <w:tmpl w:val="B5168910"/>
@@ -11850,7 +16378,7 @@
       </w:rPr>
     </w:lvl>
   </w:abstractNum>
-  <w:abstractNum w:abstractNumId="16" w15:restartNumberingAfterBreak="0">
+  <w:abstractNum w:abstractNumId="21" w15:restartNumberingAfterBreak="0">
     <w:nsid w:val="496D3125"/>
     <w:multiLevelType w:val="hybridMultilevel"/>
     <w:tmpl w:val="4FD4CA78"/>
@@ -11963,7 +16491,7 @@
       </w:rPr>
     </w:lvl>
   </w:abstractNum>
-  <w:abstractNum w:abstractNumId="17" w15:restartNumberingAfterBreak="0">
+  <w:abstractNum w:abstractNumId="22" w15:restartNumberingAfterBreak="0">
     <w:nsid w:val="497553A6"/>
     <w:multiLevelType w:val="hybridMultilevel"/>
     <w:tmpl w:val="839422A0"/>
@@ -12076,7 +16604,7 @@
       </w:rPr>
     </w:lvl>
   </w:abstractNum>
-  <w:abstractNum w:abstractNumId="18" w15:restartNumberingAfterBreak="0">
+  <w:abstractNum w:abstractNumId="23" w15:restartNumberingAfterBreak="0">
     <w:nsid w:val="4D4049DD"/>
     <w:multiLevelType w:val="multilevel"/>
     <w:tmpl w:val="E12CD140"/>
@@ -12225,7 +16753,7 @@
       </w:rPr>
     </w:lvl>
   </w:abstractNum>
-  <w:abstractNum w:abstractNumId="19" w15:restartNumberingAfterBreak="0">
+  <w:abstractNum w:abstractNumId="24" w15:restartNumberingAfterBreak="0">
     <w:nsid w:val="4DD81367"/>
     <w:multiLevelType w:val="hybridMultilevel"/>
     <w:tmpl w:val="3034B992"/>
@@ -12338,7 +16866,7 @@
       </w:rPr>
     </w:lvl>
   </w:abstractNum>
-  <w:abstractNum w:abstractNumId="20" w15:restartNumberingAfterBreak="0">
+  <w:abstractNum w:abstractNumId="25" w15:restartNumberingAfterBreak="0">
     <w:nsid w:val="59BF4F0D"/>
     <w:multiLevelType w:val="multilevel"/>
     <w:tmpl w:val="F8F0C91A"/>
@@ -12487,7 +17015,7 @@
       </w:rPr>
     </w:lvl>
   </w:abstractNum>
-  <w:abstractNum w:abstractNumId="21" w15:restartNumberingAfterBreak="0">
+  <w:abstractNum w:abstractNumId="26" w15:restartNumberingAfterBreak="0">
     <w:nsid w:val="5BA46AAE"/>
     <w:multiLevelType w:val="multilevel"/>
     <w:tmpl w:val="EB84E002"/>
@@ -12636,7 +17164,7 @@
       </w:rPr>
     </w:lvl>
   </w:abstractNum>
-  <w:abstractNum w:abstractNumId="22" w15:restartNumberingAfterBreak="0">
+  <w:abstractNum w:abstractNumId="27" w15:restartNumberingAfterBreak="0">
     <w:nsid w:val="5ED25D77"/>
     <w:multiLevelType w:val="multilevel"/>
     <w:tmpl w:val="D54A053A"/>
@@ -12785,7 +17313,7 @@
       </w:rPr>
     </w:lvl>
   </w:abstractNum>
-  <w:abstractNum w:abstractNumId="23" w15:restartNumberingAfterBreak="0">
+  <w:abstractNum w:abstractNumId="28" w15:restartNumberingAfterBreak="0">
     <w:nsid w:val="5F7D7ADD"/>
     <w:multiLevelType w:val="multilevel"/>
     <w:tmpl w:val="8CF2B350"/>
@@ -12934,7 +17462,120 @@
       </w:rPr>
     </w:lvl>
   </w:abstractNum>
-  <w:abstractNum w:abstractNumId="24" w15:restartNumberingAfterBreak="0">
+  <w:abstractNum w:abstractNumId="29" w15:restartNumberingAfterBreak="0">
+    <w:nsid w:val="626B5E8E"/>
+    <w:multiLevelType w:val="multilevel"/>
+    <w:tmpl w:val="78CCCEFE"/>
+    <w:lvl w:ilvl="0">
+      <w:start w:val="1"/>
+      <w:numFmt w:val="decimal"/>
+      <w:lvlText w:val="%1."/>
+      <w:lvlJc w:val="left"/>
+      <w:pPr>
+        <w:tabs>
+          <w:tab w:val="num" w:pos="720"/>
+        </w:tabs>
+        <w:ind w:left="720" w:hanging="360"/>
+      </w:pPr>
+    </w:lvl>
+    <w:lvl w:ilvl="1" w:tentative="1">
+      <w:start w:val="1"/>
+      <w:numFmt w:val="decimal"/>
+      <w:lvlText w:val="%2."/>
+      <w:lvlJc w:val="left"/>
+      <w:pPr>
+        <w:tabs>
+          <w:tab w:val="num" w:pos="1440"/>
+        </w:tabs>
+        <w:ind w:left="1440" w:hanging="360"/>
+      </w:pPr>
+    </w:lvl>
+    <w:lvl w:ilvl="2" w:tentative="1">
+      <w:start w:val="1"/>
+      <w:numFmt w:val="decimal"/>
+      <w:lvlText w:val="%3."/>
+      <w:lvlJc w:val="left"/>
+      <w:pPr>
+        <w:tabs>
+          <w:tab w:val="num" w:pos="2160"/>
+        </w:tabs>
+        <w:ind w:left="2160" w:hanging="360"/>
+      </w:pPr>
+    </w:lvl>
+    <w:lvl w:ilvl="3" w:tentative="1">
+      <w:start w:val="1"/>
+      <w:numFmt w:val="decimal"/>
+      <w:lvlText w:val="%4."/>
+      <w:lvlJc w:val="left"/>
+      <w:pPr>
+        <w:tabs>
+          <w:tab w:val="num" w:pos="2880"/>
+        </w:tabs>
+        <w:ind w:left="2880" w:hanging="360"/>
+      </w:pPr>
+    </w:lvl>
+    <w:lvl w:ilvl="4" w:tentative="1">
+      <w:start w:val="1"/>
+      <w:numFmt w:val="decimal"/>
+      <w:lvlText w:val="%5."/>
+      <w:lvlJc w:val="left"/>
+      <w:pPr>
+        <w:tabs>
+          <w:tab w:val="num" w:pos="3600"/>
+        </w:tabs>
+        <w:ind w:left="3600" w:hanging="360"/>
+      </w:pPr>
+    </w:lvl>
+    <w:lvl w:ilvl="5" w:tentative="1">
+      <w:start w:val="1"/>
+      <w:numFmt w:val="decimal"/>
+      <w:lvlText w:val="%6."/>
+      <w:lvlJc w:val="left"/>
+      <w:pPr>
+        <w:tabs>
+          <w:tab w:val="num" w:pos="4320"/>
+        </w:tabs>
+        <w:ind w:left="4320" w:hanging="360"/>
+      </w:pPr>
+    </w:lvl>
+    <w:lvl w:ilvl="6" w:tentative="1">
+      <w:start w:val="1"/>
+      <w:numFmt w:val="decimal"/>
+      <w:lvlText w:val="%7."/>
+      <w:lvlJc w:val="left"/>
+      <w:pPr>
+        <w:tabs>
+          <w:tab w:val="num" w:pos="5040"/>
+        </w:tabs>
+        <w:ind w:left="5040" w:hanging="360"/>
+      </w:pPr>
+    </w:lvl>
+    <w:lvl w:ilvl="7" w:tentative="1">
+      <w:start w:val="1"/>
+      <w:numFmt w:val="decimal"/>
+      <w:lvlText w:val="%8."/>
+      <w:lvlJc w:val="left"/>
+      <w:pPr>
+        <w:tabs>
+          <w:tab w:val="num" w:pos="5760"/>
+        </w:tabs>
+        <w:ind w:left="5760" w:hanging="360"/>
+      </w:pPr>
+    </w:lvl>
+    <w:lvl w:ilvl="8" w:tentative="1">
+      <w:start w:val="1"/>
+      <w:numFmt w:val="decimal"/>
+      <w:lvlText w:val="%9."/>
+      <w:lvlJc w:val="left"/>
+      <w:pPr>
+        <w:tabs>
+          <w:tab w:val="num" w:pos="6480"/>
+        </w:tabs>
+        <w:ind w:left="6480" w:hanging="360"/>
+      </w:pPr>
+    </w:lvl>
+  </w:abstractNum>
+  <w:abstractNum w:abstractNumId="30" w15:restartNumberingAfterBreak="0">
     <w:nsid w:val="666175E2"/>
     <w:multiLevelType w:val="multilevel"/>
     <w:tmpl w:val="3CAA97A2"/>
@@ -13083,7 +17724,245 @@
       </w:rPr>
     </w:lvl>
   </w:abstractNum>
-  <w:abstractNum w:abstractNumId="25" w15:restartNumberingAfterBreak="0">
+  <w:abstractNum w:abstractNumId="31" w15:restartNumberingAfterBreak="0">
+    <w:nsid w:val="67671C80"/>
+    <w:multiLevelType w:val="hybridMultilevel"/>
+    <w:tmpl w:val="CC14A1AA"/>
+    <w:lvl w:ilvl="0" w:tplc="4CEC5358">
+      <w:start w:val="13"/>
+      <w:numFmt w:val="decimal"/>
+      <w:lvlText w:val="%1."/>
+      <w:lvlJc w:val="left"/>
+      <w:pPr>
+        <w:ind w:left="760" w:hanging="400"/>
+      </w:pPr>
+      <w:rPr>
+        <w:rFonts w:hint="default"/>
+      </w:rPr>
+    </w:lvl>
+    <w:lvl w:ilvl="1" w:tplc="04090019" w:tentative="1">
+      <w:start w:val="1"/>
+      <w:numFmt w:val="lowerLetter"/>
+      <w:lvlText w:val="%2."/>
+      <w:lvlJc w:val="left"/>
+      <w:pPr>
+        <w:ind w:left="1440" w:hanging="360"/>
+      </w:pPr>
+    </w:lvl>
+    <w:lvl w:ilvl="2" w:tplc="0409001B" w:tentative="1">
+      <w:start w:val="1"/>
+      <w:numFmt w:val="lowerRoman"/>
+      <w:lvlText w:val="%3."/>
+      <w:lvlJc w:val="right"/>
+      <w:pPr>
+        <w:ind w:left="2160" w:hanging="180"/>
+      </w:pPr>
+    </w:lvl>
+    <w:lvl w:ilvl="3" w:tplc="0409000F" w:tentative="1">
+      <w:start w:val="1"/>
+      <w:numFmt w:val="decimal"/>
+      <w:lvlText w:val="%4."/>
+      <w:lvlJc w:val="left"/>
+      <w:pPr>
+        <w:ind w:left="2880" w:hanging="360"/>
+      </w:pPr>
+    </w:lvl>
+    <w:lvl w:ilvl="4" w:tplc="04090019" w:tentative="1">
+      <w:start w:val="1"/>
+      <w:numFmt w:val="lowerLetter"/>
+      <w:lvlText w:val="%5."/>
+      <w:lvlJc w:val="left"/>
+      <w:pPr>
+        <w:ind w:left="3600" w:hanging="360"/>
+      </w:pPr>
+    </w:lvl>
+    <w:lvl w:ilvl="5" w:tplc="0409001B" w:tentative="1">
+      <w:start w:val="1"/>
+      <w:numFmt w:val="lowerRoman"/>
+      <w:lvlText w:val="%6."/>
+      <w:lvlJc w:val="right"/>
+      <w:pPr>
+        <w:ind w:left="4320" w:hanging="180"/>
+      </w:pPr>
+    </w:lvl>
+    <w:lvl w:ilvl="6" w:tplc="0409000F" w:tentative="1">
+      <w:start w:val="1"/>
+      <w:numFmt w:val="decimal"/>
+      <w:lvlText w:val="%7."/>
+      <w:lvlJc w:val="left"/>
+      <w:pPr>
+        <w:ind w:left="5040" w:hanging="360"/>
+      </w:pPr>
+    </w:lvl>
+    <w:lvl w:ilvl="7" w:tplc="04090019" w:tentative="1">
+      <w:start w:val="1"/>
+      <w:numFmt w:val="lowerLetter"/>
+      <w:lvlText w:val="%8."/>
+      <w:lvlJc w:val="left"/>
+      <w:pPr>
+        <w:ind w:left="5760" w:hanging="360"/>
+      </w:pPr>
+    </w:lvl>
+    <w:lvl w:ilvl="8" w:tplc="0409001B" w:tentative="1">
+      <w:start w:val="1"/>
+      <w:numFmt w:val="lowerRoman"/>
+      <w:lvlText w:val="%9."/>
+      <w:lvlJc w:val="right"/>
+      <w:pPr>
+        <w:ind w:left="6480" w:hanging="180"/>
+      </w:pPr>
+    </w:lvl>
+  </w:abstractNum>
+  <w:abstractNum w:abstractNumId="32" w15:restartNumberingAfterBreak="0">
+    <w:nsid w:val="6FC246BB"/>
+    <w:multiLevelType w:val="multilevel"/>
+    <w:tmpl w:val="8E3ADD10"/>
+    <w:lvl w:ilvl="0">
+      <w:start w:val="1"/>
+      <w:numFmt w:val="bullet"/>
+      <w:lvlText w:val=""/>
+      <w:lvlJc w:val="left"/>
+      <w:pPr>
+        <w:tabs>
+          <w:tab w:val="num" w:pos="720"/>
+        </w:tabs>
+        <w:ind w:left="720" w:hanging="360"/>
+      </w:pPr>
+      <w:rPr>
+        <w:rFonts w:ascii="Symbol" w:hAnsi="Symbol" w:hint="default"/>
+        <w:sz w:val="20"/>
+      </w:rPr>
+    </w:lvl>
+    <w:lvl w:ilvl="1" w:tentative="1">
+      <w:start w:val="1"/>
+      <w:numFmt w:val="bullet"/>
+      <w:lvlText w:val="o"/>
+      <w:lvlJc w:val="left"/>
+      <w:pPr>
+        <w:tabs>
+          <w:tab w:val="num" w:pos="1440"/>
+        </w:tabs>
+        <w:ind w:left="1440" w:hanging="360"/>
+      </w:pPr>
+      <w:rPr>
+        <w:rFonts w:ascii="Courier New" w:hAnsi="Courier New" w:hint="default"/>
+        <w:sz w:val="20"/>
+      </w:rPr>
+    </w:lvl>
+    <w:lvl w:ilvl="2" w:tentative="1">
+      <w:start w:val="1"/>
+      <w:numFmt w:val="bullet"/>
+      <w:lvlText w:val=""/>
+      <w:lvlJc w:val="left"/>
+      <w:pPr>
+        <w:tabs>
+          <w:tab w:val="num" w:pos="2160"/>
+        </w:tabs>
+        <w:ind w:left="2160" w:hanging="360"/>
+      </w:pPr>
+      <w:rPr>
+        <w:rFonts w:ascii="Wingdings" w:hAnsi="Wingdings" w:hint="default"/>
+        <w:sz w:val="20"/>
+      </w:rPr>
+    </w:lvl>
+    <w:lvl w:ilvl="3" w:tentative="1">
+      <w:start w:val="1"/>
+      <w:numFmt w:val="bullet"/>
+      <w:lvlText w:val=""/>
+      <w:lvlJc w:val="left"/>
+      <w:pPr>
+        <w:tabs>
+          <w:tab w:val="num" w:pos="2880"/>
+        </w:tabs>
+        <w:ind w:left="2880" w:hanging="360"/>
+      </w:pPr>
+      <w:rPr>
+        <w:rFonts w:ascii="Wingdings" w:hAnsi="Wingdings" w:hint="default"/>
+        <w:sz w:val="20"/>
+      </w:rPr>
+    </w:lvl>
+    <w:lvl w:ilvl="4" w:tentative="1">
+      <w:start w:val="1"/>
+      <w:numFmt w:val="bullet"/>
+      <w:lvlText w:val=""/>
+      <w:lvlJc w:val="left"/>
+      <w:pPr>
+        <w:tabs>
+          <w:tab w:val="num" w:pos="3600"/>
+        </w:tabs>
+        <w:ind w:left="3600" w:hanging="360"/>
+      </w:pPr>
+      <w:rPr>
+        <w:rFonts w:ascii="Wingdings" w:hAnsi="Wingdings" w:hint="default"/>
+        <w:sz w:val="20"/>
+      </w:rPr>
+    </w:lvl>
+    <w:lvl w:ilvl="5" w:tentative="1">
+      <w:start w:val="1"/>
+      <w:numFmt w:val="bullet"/>
+      <w:lvlText w:val=""/>
+      <w:lvlJc w:val="left"/>
+      <w:pPr>
+        <w:tabs>
+          <w:tab w:val="num" w:pos="4320"/>
+        </w:tabs>
+        <w:ind w:left="4320" w:hanging="360"/>
+      </w:pPr>
+      <w:rPr>
+        <w:rFonts w:ascii="Wingdings" w:hAnsi="Wingdings" w:hint="default"/>
+        <w:sz w:val="20"/>
+      </w:rPr>
+    </w:lvl>
+    <w:lvl w:ilvl="6" w:tentative="1">
+      <w:start w:val="1"/>
+      <w:numFmt w:val="bullet"/>
+      <w:lvlText w:val=""/>
+      <w:lvlJc w:val="left"/>
+      <w:pPr>
+        <w:tabs>
+          <w:tab w:val="num" w:pos="5040"/>
+        </w:tabs>
+        <w:ind w:left="5040" w:hanging="360"/>
+      </w:pPr>
+      <w:rPr>
+        <w:rFonts w:ascii="Wingdings" w:hAnsi="Wingdings" w:hint="default"/>
+        <w:sz w:val="20"/>
+      </w:rPr>
+    </w:lvl>
+    <w:lvl w:ilvl="7" w:tentative="1">
+      <w:start w:val="1"/>
+      <w:numFmt w:val="bullet"/>
+      <w:lvlText w:val=""/>
+      <w:lvlJc w:val="left"/>
+      <w:pPr>
+        <w:tabs>
+          <w:tab w:val="num" w:pos="5760"/>
+        </w:tabs>
+        <w:ind w:left="5760" w:hanging="360"/>
+      </w:pPr>
+      <w:rPr>
+        <w:rFonts w:ascii="Wingdings" w:hAnsi="Wingdings" w:hint="default"/>
+        <w:sz w:val="20"/>
+      </w:rPr>
+    </w:lvl>
+    <w:lvl w:ilvl="8" w:tentative="1">
+      <w:start w:val="1"/>
+      <w:numFmt w:val="bullet"/>
+      <w:lvlText w:val=""/>
+      <w:lvlJc w:val="left"/>
+      <w:pPr>
+        <w:tabs>
+          <w:tab w:val="num" w:pos="6480"/>
+        </w:tabs>
+        <w:ind w:left="6480" w:hanging="360"/>
+      </w:pPr>
+      <w:rPr>
+        <w:rFonts w:ascii="Wingdings" w:hAnsi="Wingdings" w:hint="default"/>
+        <w:sz w:val="20"/>
+      </w:rPr>
+    </w:lvl>
+  </w:abstractNum>
+  <w:abstractNum w:abstractNumId="33" w15:restartNumberingAfterBreak="0">
     <w:nsid w:val="70635A63"/>
     <w:multiLevelType w:val="multilevel"/>
     <w:tmpl w:val="9560EAB0"/>
@@ -13232,7 +18111,93 @@
       </w:rPr>
     </w:lvl>
   </w:abstractNum>
-  <w:abstractNum w:abstractNumId="26" w15:restartNumberingAfterBreak="0">
+  <w:abstractNum w:abstractNumId="34" w15:restartNumberingAfterBreak="0">
+    <w:nsid w:val="715D4144"/>
+    <w:multiLevelType w:val="hybridMultilevel"/>
+    <w:tmpl w:val="1BB08E50"/>
+    <w:lvl w:ilvl="0" w:tplc="0409000F">
+      <w:start w:val="1"/>
+      <w:numFmt w:val="decimal"/>
+      <w:lvlText w:val="%1."/>
+      <w:lvlJc w:val="left"/>
+      <w:pPr>
+        <w:ind w:left="720" w:hanging="360"/>
+      </w:pPr>
+    </w:lvl>
+    <w:lvl w:ilvl="1" w:tplc="04090019" w:tentative="1">
+      <w:start w:val="1"/>
+      <w:numFmt w:val="lowerLetter"/>
+      <w:lvlText w:val="%2."/>
+      <w:lvlJc w:val="left"/>
+      <w:pPr>
+        <w:ind w:left="1440" w:hanging="360"/>
+      </w:pPr>
+    </w:lvl>
+    <w:lvl w:ilvl="2" w:tplc="0409001B" w:tentative="1">
+      <w:start w:val="1"/>
+      <w:numFmt w:val="lowerRoman"/>
+      <w:lvlText w:val="%3."/>
+      <w:lvlJc w:val="right"/>
+      <w:pPr>
+        <w:ind w:left="2160" w:hanging="180"/>
+      </w:pPr>
+    </w:lvl>
+    <w:lvl w:ilvl="3" w:tplc="0409000F" w:tentative="1">
+      <w:start w:val="1"/>
+      <w:numFmt w:val="decimal"/>
+      <w:lvlText w:val="%4."/>
+      <w:lvlJc w:val="left"/>
+      <w:pPr>
+        <w:ind w:left="2880" w:hanging="360"/>
+      </w:pPr>
+    </w:lvl>
+    <w:lvl w:ilvl="4" w:tplc="04090019" w:tentative="1">
+      <w:start w:val="1"/>
+      <w:numFmt w:val="lowerLetter"/>
+      <w:lvlText w:val="%5."/>
+      <w:lvlJc w:val="left"/>
+      <w:pPr>
+        <w:ind w:left="3600" w:hanging="360"/>
+      </w:pPr>
+    </w:lvl>
+    <w:lvl w:ilvl="5" w:tplc="0409001B" w:tentative="1">
+      <w:start w:val="1"/>
+      <w:numFmt w:val="lowerRoman"/>
+      <w:lvlText w:val="%6."/>
+      <w:lvlJc w:val="right"/>
+      <w:pPr>
+        <w:ind w:left="4320" w:hanging="180"/>
+      </w:pPr>
+    </w:lvl>
+    <w:lvl w:ilvl="6" w:tplc="0409000F" w:tentative="1">
+      <w:start w:val="1"/>
+      <w:numFmt w:val="decimal"/>
+      <w:lvlText w:val="%7."/>
+      <w:lvlJc w:val="left"/>
+      <w:pPr>
+        <w:ind w:left="5040" w:hanging="360"/>
+      </w:pPr>
+    </w:lvl>
+    <w:lvl w:ilvl="7" w:tplc="04090019" w:tentative="1">
+      <w:start w:val="1"/>
+      <w:numFmt w:val="lowerLetter"/>
+      <w:lvlText w:val="%8."/>
+      <w:lvlJc w:val="left"/>
+      <w:pPr>
+        <w:ind w:left="5760" w:hanging="360"/>
+      </w:pPr>
+    </w:lvl>
+    <w:lvl w:ilvl="8" w:tplc="0409001B" w:tentative="1">
+      <w:start w:val="1"/>
+      <w:numFmt w:val="lowerRoman"/>
+      <w:lvlText w:val="%9."/>
+      <w:lvlJc w:val="right"/>
+      <w:pPr>
+        <w:ind w:left="6480" w:hanging="180"/>
+      </w:pPr>
+    </w:lvl>
+  </w:abstractNum>
+  <w:abstractNum w:abstractNumId="35" w15:restartNumberingAfterBreak="0">
     <w:nsid w:val="75267C80"/>
     <w:multiLevelType w:val="hybridMultilevel"/>
     <w:tmpl w:val="2D8CBF30"/>
@@ -13345,7 +18310,7 @@
       </w:rPr>
     </w:lvl>
   </w:abstractNum>
-  <w:abstractNum w:abstractNumId="27" w15:restartNumberingAfterBreak="0">
+  <w:abstractNum w:abstractNumId="36" w15:restartNumberingAfterBreak="0">
     <w:nsid w:val="7A5F730B"/>
     <w:multiLevelType w:val="hybridMultilevel"/>
     <w:tmpl w:val="93E08106"/>
@@ -13462,22 +18427,22 @@
     <w:abstractNumId w:val="1"/>
   </w:num>
   <w:num w:numId="2" w16cid:durableId="1852449494">
-    <w:abstractNumId w:val="14"/>
+    <w:abstractNumId w:val="18"/>
   </w:num>
   <w:num w:numId="3" w16cid:durableId="871311129">
-    <w:abstractNumId w:val="21"/>
+    <w:abstractNumId w:val="26"/>
   </w:num>
   <w:num w:numId="4" w16cid:durableId="1295256582">
     <w:abstractNumId w:val="2"/>
   </w:num>
   <w:num w:numId="5" w16cid:durableId="191654553">
-    <w:abstractNumId w:val="18"/>
+    <w:abstractNumId w:val="23"/>
   </w:num>
   <w:num w:numId="6" w16cid:durableId="434374534">
-    <w:abstractNumId w:val="16"/>
+    <w:abstractNumId w:val="21"/>
   </w:num>
   <w:num w:numId="7" w16cid:durableId="1945460731">
-    <w:abstractNumId w:val="22"/>
+    <w:abstractNumId w:val="27"/>
   </w:num>
   <w:num w:numId="8" w16cid:durableId="875854202">
     <w:abstractNumId w:val="8"/>
@@ -13486,28 +18451,28 @@
     <w:abstractNumId w:val="0"/>
   </w:num>
   <w:num w:numId="10" w16cid:durableId="246620794">
-    <w:abstractNumId w:val="17"/>
+    <w:abstractNumId w:val="22"/>
   </w:num>
   <w:num w:numId="11" w16cid:durableId="1667636363">
-    <w:abstractNumId w:val="24"/>
+    <w:abstractNumId w:val="30"/>
   </w:num>
   <w:num w:numId="12" w16cid:durableId="946078173">
-    <w:abstractNumId w:val="11"/>
+    <w:abstractNumId w:val="12"/>
   </w:num>
   <w:num w:numId="13" w16cid:durableId="1237547460">
     <w:abstractNumId w:val="10"/>
   </w:num>
   <w:num w:numId="14" w16cid:durableId="552618937">
-    <w:abstractNumId w:val="15"/>
+    <w:abstractNumId w:val="20"/>
   </w:num>
   <w:num w:numId="15" w16cid:durableId="801843999">
-    <w:abstractNumId w:val="26"/>
+    <w:abstractNumId w:val="35"/>
   </w:num>
   <w:num w:numId="16" w16cid:durableId="1589384656">
     <w:abstractNumId w:val="7"/>
   </w:num>
   <w:num w:numId="17" w16cid:durableId="1390956434">
-    <w:abstractNumId w:val="20"/>
+    <w:abstractNumId w:val="25"/>
   </w:num>
   <w:num w:numId="18" w16cid:durableId="486433268">
     <w:abstractNumId w:val="5"/>
@@ -13516,16 +18481,16 @@
     <w:abstractNumId w:val="4"/>
   </w:num>
   <w:num w:numId="20" w16cid:durableId="1272516501">
-    <w:abstractNumId w:val="27"/>
+    <w:abstractNumId w:val="36"/>
   </w:num>
   <w:num w:numId="21" w16cid:durableId="1482770131">
-    <w:abstractNumId w:val="23"/>
+    <w:abstractNumId w:val="28"/>
   </w:num>
   <w:num w:numId="22" w16cid:durableId="2128768572">
-    <w:abstractNumId w:val="19"/>
+    <w:abstractNumId w:val="24"/>
   </w:num>
   <w:num w:numId="23" w16cid:durableId="2117480019">
-    <w:abstractNumId w:val="25"/>
+    <w:abstractNumId w:val="33"/>
   </w:num>
   <w:num w:numId="24" w16cid:durableId="502018261">
     <w:abstractNumId w:val="9"/>
@@ -13537,10 +18502,37 @@
     <w:abstractNumId w:val="3"/>
   </w:num>
   <w:num w:numId="27" w16cid:durableId="214895162">
-    <w:abstractNumId w:val="12"/>
+    <w:abstractNumId w:val="14"/>
   </w:num>
   <w:num w:numId="28" w16cid:durableId="184055664">
+    <w:abstractNumId w:val="17"/>
+  </w:num>
+  <w:num w:numId="29" w16cid:durableId="723456237">
+    <w:abstractNumId w:val="15"/>
+  </w:num>
+  <w:num w:numId="30" w16cid:durableId="338436454">
+    <w:abstractNumId w:val="32"/>
+  </w:num>
+  <w:num w:numId="31" w16cid:durableId="624046611">
+    <w:abstractNumId w:val="16"/>
+  </w:num>
+  <w:num w:numId="32" w16cid:durableId="382142656">
     <w:abstractNumId w:val="13"/>
+  </w:num>
+  <w:num w:numId="33" w16cid:durableId="1690789048">
+    <w:abstractNumId w:val="19"/>
+  </w:num>
+  <w:num w:numId="34" w16cid:durableId="1338076808">
+    <w:abstractNumId w:val="11"/>
+  </w:num>
+  <w:num w:numId="35" w16cid:durableId="1014648252">
+    <w:abstractNumId w:val="29"/>
+  </w:num>
+  <w:num w:numId="36" w16cid:durableId="1599606864">
+    <w:abstractNumId w:val="34"/>
+  </w:num>
+  <w:num w:numId="37" w16cid:durableId="909458636">
+    <w:abstractNumId w:val="31"/>
   </w:num>
 </w:numbering>
 </file>

--- a/Sprob.docx
+++ b/Sprob.docx
@@ -172,7 +172,7 @@
                     <pic:cNvPicPr/>
                   </pic:nvPicPr>
                   <pic:blipFill>
-                    <a:blip r:embed="rId5"/>
+                    <a:blip r:embed="rId6"/>
                     <a:stretch>
                       <a:fillRect/>
                     </a:stretch>
@@ -812,7 +812,7 @@
                     <pic:cNvPicPr/>
                   </pic:nvPicPr>
                   <pic:blipFill>
-                    <a:blip r:embed="rId6"/>
+                    <a:blip r:embed="rId7"/>
                     <a:stretch>
                       <a:fillRect/>
                     </a:stretch>
@@ -936,7 +936,7 @@
                     <pic:cNvPicPr/>
                   </pic:nvPicPr>
                   <pic:blipFill>
-                    <a:blip r:embed="rId7"/>
+                    <a:blip r:embed="rId8"/>
                     <a:stretch>
                       <a:fillRect/>
                     </a:stretch>
@@ -1437,7 +1437,7 @@
                     <pic:cNvPicPr/>
                   </pic:nvPicPr>
                   <pic:blipFill>
-                    <a:blip r:embed="rId8"/>
+                    <a:blip r:embed="rId9"/>
                     <a:stretch>
                       <a:fillRect/>
                     </a:stretch>
@@ -1831,7 +1831,7 @@
                     <pic:cNvPicPr/>
                   </pic:nvPicPr>
                   <pic:blipFill>
-                    <a:blip r:embed="rId9"/>
+                    <a:blip r:embed="rId10"/>
                     <a:stretch>
                       <a:fillRect/>
                     </a:stretch>
@@ -1985,7 +1985,7 @@
                     <pic:cNvPicPr/>
                   </pic:nvPicPr>
                   <pic:blipFill>
-                    <a:blip r:embed="rId10"/>
+                    <a:blip r:embed="rId11"/>
                     <a:stretch>
                       <a:fillRect/>
                     </a:stretch>
@@ -2031,7 +2031,7 @@
                     <pic:cNvPicPr/>
                   </pic:nvPicPr>
                   <pic:blipFill>
-                    <a:blip r:embed="rId11"/>
+                    <a:blip r:embed="rId12"/>
                     <a:stretch>
                       <a:fillRect/>
                     </a:stretch>
@@ -2255,7 +2255,7 @@
                     <pic:cNvPicPr/>
                   </pic:nvPicPr>
                   <pic:blipFill>
-                    <a:blip r:embed="rId12"/>
+                    <a:blip r:embed="rId13"/>
                     <a:stretch>
                       <a:fillRect/>
                     </a:stretch>
@@ -2702,7 +2702,7 @@
                     <pic:cNvPicPr/>
                   </pic:nvPicPr>
                   <pic:blipFill>
-                    <a:blip r:embed="rId13"/>
+                    <a:blip r:embed="rId14"/>
                     <a:stretch>
                       <a:fillRect/>
                     </a:stretch>
@@ -3068,7 +3068,7 @@
                     <pic:cNvPicPr/>
                   </pic:nvPicPr>
                   <pic:blipFill>
-                    <a:blip r:embed="rId14"/>
+                    <a:blip r:embed="rId15"/>
                     <a:stretch>
                       <a:fillRect/>
                     </a:stretch>
@@ -3253,7 +3253,7 @@
                     <pic:cNvPicPr/>
                   </pic:nvPicPr>
                   <pic:blipFill>
-                    <a:blip r:embed="rId15"/>
+                    <a:blip r:embed="rId16"/>
                     <a:stretch>
                       <a:fillRect/>
                     </a:stretch>
@@ -3527,7 +3527,7 @@
                     <pic:cNvPicPr/>
                   </pic:nvPicPr>
                   <pic:blipFill>
-                    <a:blip r:embed="rId16"/>
+                    <a:blip r:embed="rId17"/>
                     <a:stretch>
                       <a:fillRect/>
                     </a:stretch>
@@ -3665,7 +3665,7 @@
                     <pic:cNvPicPr/>
                   </pic:nvPicPr>
                   <pic:blipFill>
-                    <a:blip r:embed="rId17"/>
+                    <a:blip r:embed="rId18"/>
                     <a:stretch>
                       <a:fillRect/>
                     </a:stretch>
@@ -3805,7 +3805,7 @@
                     <pic:cNvPicPr/>
                   </pic:nvPicPr>
                   <pic:blipFill>
-                    <a:blip r:embed="rId18"/>
+                    <a:blip r:embed="rId19"/>
                     <a:stretch>
                       <a:fillRect/>
                     </a:stretch>
@@ -3867,7 +3867,7 @@
                     <pic:cNvPicPr/>
                   </pic:nvPicPr>
                   <pic:blipFill>
-                    <a:blip r:embed="rId19"/>
+                    <a:blip r:embed="rId20"/>
                     <a:stretch>
                       <a:fillRect/>
                     </a:stretch>
@@ -4022,7 +4022,7 @@
                     <pic:cNvPicPr/>
                   </pic:nvPicPr>
                   <pic:blipFill>
-                    <a:blip r:embed="rId20"/>
+                    <a:blip r:embed="rId21"/>
                     <a:stretch>
                       <a:fillRect/>
                     </a:stretch>
@@ -4210,7 +4210,7 @@
                     <pic:cNvPicPr/>
                   </pic:nvPicPr>
                   <pic:blipFill>
-                    <a:blip r:embed="rId21"/>
+                    <a:blip r:embed="rId22"/>
                     <a:stretch>
                       <a:fillRect/>
                     </a:stretch>
@@ -4375,7 +4375,7 @@
                     <pic:cNvPicPr/>
                   </pic:nvPicPr>
                   <pic:blipFill>
-                    <a:blip r:embed="rId22"/>
+                    <a:blip r:embed="rId23"/>
                     <a:stretch>
                       <a:fillRect/>
                     </a:stretch>
@@ -4432,7 +4432,7 @@
                     <pic:cNvPicPr/>
                   </pic:nvPicPr>
                   <pic:blipFill>
-                    <a:blip r:embed="rId23"/>
+                    <a:blip r:embed="rId24"/>
                     <a:stretch>
                       <a:fillRect/>
                     </a:stretch>
@@ -4616,7 +4616,7 @@
                     <pic:cNvPicPr/>
                   </pic:nvPicPr>
                   <pic:blipFill>
-                    <a:blip r:embed="rId24"/>
+                    <a:blip r:embed="rId25"/>
                     <a:stretch>
                       <a:fillRect/>
                     </a:stretch>
@@ -4883,7 +4883,7 @@
                     <pic:cNvPicPr/>
                   </pic:nvPicPr>
                   <pic:blipFill>
-                    <a:blip r:embed="rId25"/>
+                    <a:blip r:embed="rId26"/>
                     <a:stretch>
                       <a:fillRect/>
                     </a:stretch>
@@ -5183,6 +5183,18 @@
     </w:p>
     <w:p>
       <w:pPr>
+        <w:rPr>
+          <w:rFonts w:ascii="Times New Roman" w:hAnsi="Times New Roman" w:cs="Times New Roman"/>
+          <w:b/>
+          <w:bCs/>
+          <w:color w:val="215E99" w:themeColor="text2" w:themeTint="BF"/>
+          <w:sz w:val="32"/>
+          <w:szCs w:val="32"/>
+        </w:rPr>
+      </w:pPr>
+    </w:p>
+    <w:p>
+      <w:pPr>
         <w:jc w:val="center"/>
         <w:rPr>
           <w:rFonts w:ascii="Times New Roman" w:hAnsi="Times New Roman" w:cs="Times New Roman"/>
@@ -5203,7 +5215,6 @@
           <w:szCs w:val="32"/>
         </w:rPr>
         <w:lastRenderedPageBreak/>
-        <w:br/>
         <w:t>Exercise 1.2 Simple Random Sampling</w:t>
       </w:r>
     </w:p>
@@ -5286,7 +5297,7 @@
                     <pic:cNvPicPr/>
                   </pic:nvPicPr>
                   <pic:blipFill>
-                    <a:blip r:embed="rId26"/>
+                    <a:blip r:embed="rId27"/>
                     <a:stretch>
                       <a:fillRect/>
                     </a:stretch>
@@ -5525,6 +5536,18 @@
           <w:szCs w:val="32"/>
         </w:rPr>
       </w:pPr>
+    </w:p>
+    <w:p>
+      <w:pPr>
+        <w:rPr>
+          <w:rFonts w:ascii="Times New Roman" w:hAnsi="Times New Roman" w:cs="Times New Roman"/>
+          <w:b/>
+          <w:bCs/>
+          <w:color w:val="215E99" w:themeColor="text2" w:themeTint="BF"/>
+          <w:sz w:val="32"/>
+          <w:szCs w:val="32"/>
+        </w:rPr>
+      </w:pPr>
       <w:r>
         <w:rPr>
           <w:rFonts w:ascii="Times New Roman" w:hAnsi="Times New Roman" w:cs="Times New Roman"/>
@@ -7070,7 +7093,7 @@
                     <pic:cNvPicPr/>
                   </pic:nvPicPr>
                   <pic:blipFill>
-                    <a:blip r:embed="rId27"/>
+                    <a:blip r:embed="rId28"/>
                     <a:stretch>
                       <a:fillRect/>
                     </a:stretch>
@@ -7713,7 +7736,7 @@
                     <pic:cNvPicPr/>
                   </pic:nvPicPr>
                   <pic:blipFill>
-                    <a:blip r:embed="rId28"/>
+                    <a:blip r:embed="rId29"/>
                     <a:stretch>
                       <a:fillRect/>
                     </a:stretch>
@@ -10419,6 +10442,9 @@
             </m:den>
           </m:f>
           <m:r>
+            <m:rPr>
+              <m:sty m:val="p"/>
+            </m:rPr>
             <w:rPr>
               <w:rFonts w:ascii="Times New Roman" w:hAnsi="Times New Roman" w:cs="Times New Roman"/>
               <w:color w:val="0D0D0D" w:themeColor="text1" w:themeTint="F2"/>
@@ -10991,16 +11017,7 @@
           <w:sz w:val="32"/>
           <w:szCs w:val="32"/>
         </w:rPr>
-        <w:t xml:space="preserve">   10. </w:t>
-      </w:r>
-      <w:r>
-        <w:rPr>
-          <w:rFonts w:ascii="Times New Roman" w:hAnsi="Times New Roman" w:cs="Times New Roman"/>
-          <w:color w:val="0D0D0D" w:themeColor="text1" w:themeTint="F2"/>
-          <w:sz w:val="32"/>
-          <w:szCs w:val="32"/>
-        </w:rPr>
-        <w:t xml:space="preserve">P, L </w:t>
+        <w:t xml:space="preserve">   10. P, L </w:t>
       </w:r>
     </w:p>
     <w:p>
@@ -11022,16 +11039,7 @@
           <w:sz w:val="32"/>
           <w:szCs w:val="32"/>
         </w:rPr>
-        <w:t xml:space="preserve">   11. </w:t>
-      </w:r>
-      <w:r>
-        <w:rPr>
-          <w:rFonts w:ascii="Times New Roman" w:hAnsi="Times New Roman" w:cs="Times New Roman"/>
-          <w:color w:val="0D0D0D" w:themeColor="text1" w:themeTint="F2"/>
-          <w:sz w:val="32"/>
-          <w:szCs w:val="32"/>
-        </w:rPr>
-        <w:t xml:space="preserve">P, A </w:t>
+        <w:t xml:space="preserve">   11. P, A </w:t>
       </w:r>
     </w:p>
     <w:p>
@@ -11053,16 +11061,7 @@
           <w:sz w:val="32"/>
           <w:szCs w:val="32"/>
         </w:rPr>
-        <w:t xml:space="preserve">   12. </w:t>
-      </w:r>
-      <w:r>
-        <w:rPr>
-          <w:rFonts w:ascii="Times New Roman" w:hAnsi="Times New Roman" w:cs="Times New Roman"/>
-          <w:color w:val="0D0D0D" w:themeColor="text1" w:themeTint="F2"/>
-          <w:sz w:val="32"/>
-          <w:szCs w:val="32"/>
-        </w:rPr>
-        <w:t xml:space="preserve">P, B </w:t>
+        <w:t xml:space="preserve">   12. P, B </w:t>
       </w:r>
     </w:p>
     <w:p>
@@ -11084,16 +11083,7 @@
           <w:sz w:val="32"/>
           <w:szCs w:val="32"/>
         </w:rPr>
-        <w:t xml:space="preserve">   13. </w:t>
-      </w:r>
-      <w:r>
-        <w:rPr>
-          <w:rFonts w:ascii="Times New Roman" w:hAnsi="Times New Roman" w:cs="Times New Roman"/>
-          <w:color w:val="0D0D0D" w:themeColor="text1" w:themeTint="F2"/>
-          <w:sz w:val="32"/>
-          <w:szCs w:val="32"/>
-        </w:rPr>
-        <w:t xml:space="preserve">L, A </w:t>
+        <w:t xml:space="preserve">   13. L, A </w:t>
       </w:r>
     </w:p>
     <w:p>
@@ -11115,16 +11105,7 @@
           <w:sz w:val="32"/>
           <w:szCs w:val="32"/>
         </w:rPr>
-        <w:t xml:space="preserve">   14. </w:t>
-      </w:r>
-      <w:r>
-        <w:rPr>
-          <w:rFonts w:ascii="Times New Roman" w:hAnsi="Times New Roman" w:cs="Times New Roman"/>
-          <w:color w:val="0D0D0D" w:themeColor="text1" w:themeTint="F2"/>
-          <w:sz w:val="32"/>
-          <w:szCs w:val="32"/>
-        </w:rPr>
-        <w:t xml:space="preserve">L, B </w:t>
+        <w:t xml:space="preserve">   14. L, B </w:t>
       </w:r>
     </w:p>
     <w:p>
@@ -11146,16 +11127,7 @@
           <w:sz w:val="32"/>
           <w:szCs w:val="32"/>
         </w:rPr>
-        <w:t xml:space="preserve">   15. </w:t>
-      </w:r>
-      <w:r>
-        <w:rPr>
-          <w:rFonts w:ascii="Times New Roman" w:hAnsi="Times New Roman" w:cs="Times New Roman"/>
-          <w:color w:val="0D0D0D" w:themeColor="text1" w:themeTint="F2"/>
-          <w:sz w:val="32"/>
-          <w:szCs w:val="32"/>
-        </w:rPr>
-        <w:t xml:space="preserve">A, B </w:t>
+        <w:t xml:space="preserve">   15. A, B </w:t>
       </w:r>
     </w:p>
     <w:p>
@@ -11472,6 +11444,9 @@
             </m:den>
           </m:f>
           <m:r>
+            <m:rPr>
+              <m:sty m:val="p"/>
+            </m:rPr>
             <w:rPr>
               <w:rFonts w:ascii="Times New Roman" w:hAnsi="Times New Roman" w:cs="Times New Roman"/>
               <w:color w:val="0D0D0D" w:themeColor="text1" w:themeTint="F2"/>
@@ -11556,6 +11531,9 @@
             </m:den>
           </m:f>
           <m:r>
+            <m:rPr>
+              <m:sty m:val="p"/>
+            </m:rPr>
             <w:rPr>
               <w:rFonts w:ascii="Times New Roman" w:hAnsi="Times New Roman" w:cs="Times New Roman"/>
               <w:color w:val="0D0D0D" w:themeColor="text1" w:themeTint="F2"/>
@@ -11631,6 +11609,10 @@
     </w:p>
     <w:p>
       <w:pPr>
+        <w:tabs>
+          <w:tab w:val="left" w:pos="3620"/>
+        </w:tabs>
+        <w:jc w:val="center"/>
         <w:rPr>
           <w:rFonts w:ascii="Times New Roman" w:hAnsi="Times New Roman" w:cs="Times New Roman"/>
           <w:b/>
@@ -11640,9 +11622,7 @@
           <w:szCs w:val="32"/>
         </w:rPr>
       </w:pPr>
-    </w:p>
-    <w:p>
-      <w:pPr>
+      <w:r>
         <w:rPr>
           <w:rFonts w:ascii="Times New Roman" w:hAnsi="Times New Roman" w:cs="Times New Roman"/>
           <w:b/>
@@ -11651,10 +11631,9 @@
           <w:sz w:val="32"/>
           <w:szCs w:val="32"/>
         </w:rPr>
-      </w:pPr>
-    </w:p>
-    <w:p>
-      <w:pPr>
+        <w:t>1.3 Other</w:t>
+      </w:r>
+      <w:r>
         <w:rPr>
           <w:rFonts w:ascii="Times New Roman" w:hAnsi="Times New Roman" w:cs="Times New Roman"/>
           <w:b/>
@@ -11663,10 +11642,9 @@
           <w:sz w:val="32"/>
           <w:szCs w:val="32"/>
         </w:rPr>
-      </w:pPr>
-    </w:p>
-    <w:p>
-      <w:pPr>
+        <w:t xml:space="preserve"> </w:t>
+      </w:r>
+      <w:r>
         <w:rPr>
           <w:rFonts w:ascii="Times New Roman" w:hAnsi="Times New Roman" w:cs="Times New Roman"/>
           <w:b/>
@@ -11675,10 +11653,9 @@
           <w:sz w:val="32"/>
           <w:szCs w:val="32"/>
         </w:rPr>
-      </w:pPr>
-    </w:p>
-    <w:p>
-      <w:pPr>
+        <w:t>Sampling</w:t>
+      </w:r>
+      <w:r>
         <w:rPr>
           <w:rFonts w:ascii="Times New Roman" w:hAnsi="Times New Roman" w:cs="Times New Roman"/>
           <w:b/>
@@ -11687,10 +11664,9 @@
           <w:sz w:val="32"/>
           <w:szCs w:val="32"/>
         </w:rPr>
-      </w:pPr>
-    </w:p>
-    <w:p>
-      <w:pPr>
+        <w:t xml:space="preserve"> </w:t>
+      </w:r>
+      <w:r>
         <w:rPr>
           <w:rFonts w:ascii="Times New Roman" w:hAnsi="Times New Roman" w:cs="Times New Roman"/>
           <w:b/>
@@ -11699,10 +11675,14 @@
           <w:sz w:val="32"/>
           <w:szCs w:val="32"/>
         </w:rPr>
-      </w:pPr>
-    </w:p>
-    <w:p>
-      <w:pPr>
+        <w:t>Designs</w:t>
+      </w:r>
+    </w:p>
+    <w:p>
+      <w:pPr>
+        <w:tabs>
+          <w:tab w:val="left" w:pos="3620"/>
+        </w:tabs>
         <w:rPr>
           <w:rFonts w:ascii="Times New Roman" w:hAnsi="Times New Roman" w:cs="Times New Roman"/>
           <w:b/>
@@ -11712,9 +11692,7 @@
           <w:szCs w:val="32"/>
         </w:rPr>
       </w:pPr>
-    </w:p>
-    <w:p>
-      <w:pPr>
+      <w:r>
         <w:rPr>
           <w:rFonts w:ascii="Times New Roman" w:hAnsi="Times New Roman" w:cs="Times New Roman"/>
           <w:b/>
@@ -11723,10 +11701,9 @@
           <w:sz w:val="32"/>
           <w:szCs w:val="32"/>
         </w:rPr>
-      </w:pPr>
-    </w:p>
-    <w:p>
-      <w:pPr>
+        <w:t xml:space="preserve">2. </w:t>
+      </w:r>
+      <w:r>
         <w:rPr>
           <w:rFonts w:ascii="Times New Roman" w:hAnsi="Times New Roman" w:cs="Times New Roman"/>
           <w:b/>
@@ -11735,10 +11712,9 @@
           <w:sz w:val="32"/>
           <w:szCs w:val="32"/>
         </w:rPr>
-      </w:pPr>
-    </w:p>
-    <w:p>
-      <w:pPr>
+        <w:t>S</w:t>
+      </w:r>
+      <w:r>
         <w:rPr>
           <w:rFonts w:ascii="Times New Roman" w:hAnsi="Times New Roman" w:cs="Times New Roman"/>
           <w:b/>
@@ -11747,194 +11723,619 @@
           <w:sz w:val="32"/>
           <w:szCs w:val="32"/>
         </w:rPr>
-      </w:pPr>
-    </w:p>
-    <w:p>
-      <w:pPr>
-        <w:rPr>
-          <w:rFonts w:ascii="Times New Roman" w:hAnsi="Times New Roman" w:cs="Times New Roman"/>
-          <w:b/>
-          <w:bCs/>
-          <w:color w:val="215E99" w:themeColor="text2" w:themeTint="BF"/>
-          <w:sz w:val="32"/>
-          <w:szCs w:val="32"/>
-        </w:rPr>
-      </w:pPr>
-    </w:p>
-    <w:p>
-      <w:pPr>
-        <w:rPr>
-          <w:rFonts w:ascii="Times New Roman" w:hAnsi="Times New Roman" w:cs="Times New Roman"/>
-          <w:b/>
-          <w:bCs/>
-          <w:color w:val="215E99" w:themeColor="text2" w:themeTint="BF"/>
-          <w:sz w:val="32"/>
-          <w:szCs w:val="32"/>
-        </w:rPr>
-      </w:pPr>
-    </w:p>
-    <w:p>
-      <w:pPr>
-        <w:rPr>
-          <w:rFonts w:ascii="Times New Roman" w:hAnsi="Times New Roman" w:cs="Times New Roman"/>
-          <w:b/>
-          <w:bCs/>
-          <w:color w:val="215E99" w:themeColor="text2" w:themeTint="BF"/>
-          <w:sz w:val="32"/>
-          <w:szCs w:val="32"/>
-        </w:rPr>
-      </w:pPr>
-      <w:r>
-        <w:rPr>
-          <w:rFonts w:ascii="Times New Roman" w:hAnsi="Times New Roman" w:cs="Times New Roman"/>
-          <w:b/>
-          <w:bCs/>
-          <w:color w:val="215E99" w:themeColor="text2" w:themeTint="BF"/>
-          <w:sz w:val="32"/>
-          <w:szCs w:val="32"/>
-        </w:rPr>
-        <w:lastRenderedPageBreak/>
-        <w:t>Data</w:t>
-      </w:r>
-    </w:p>
-    <w:p>
-      <w:pPr>
-        <w:rPr>
-          <w:rFonts w:ascii="Times New Roman" w:hAnsi="Times New Roman" w:cs="Times New Roman"/>
-          <w:color w:val="0D0D0D" w:themeColor="text1" w:themeTint="F2"/>
-          <w:sz w:val="32"/>
-          <w:szCs w:val="32"/>
-        </w:rPr>
-      </w:pPr>
-      <w:r>
-        <w:rPr>
-          <w:rFonts w:ascii="Times New Roman" w:hAnsi="Times New Roman" w:cs="Times New Roman"/>
-          <w:color w:val="0D0D0D" w:themeColor="text1" w:themeTint="F2"/>
-          <w:sz w:val="32"/>
-          <w:szCs w:val="32"/>
-        </w:rPr>
-        <w:t>Data is a collection of facts, information, or observations that are collected for a specific purpose.</w:t>
-      </w:r>
-    </w:p>
-    <w:p>
-      <w:pPr>
-        <w:rPr>
-          <w:rFonts w:ascii="Times New Roman" w:hAnsi="Times New Roman" w:cs="Times New Roman"/>
-          <w:b/>
-          <w:bCs/>
-          <w:color w:val="0D0D0D" w:themeColor="text1" w:themeTint="F2"/>
-          <w:sz w:val="32"/>
-          <w:szCs w:val="32"/>
-        </w:rPr>
-      </w:pPr>
-      <w:r>
-        <w:rPr>
-          <w:rFonts w:ascii="Times New Roman" w:hAnsi="Times New Roman" w:cs="Times New Roman"/>
-          <w:b/>
-          <w:bCs/>
-          <w:color w:val="0D0D0D" w:themeColor="text1" w:themeTint="F2"/>
-          <w:sz w:val="32"/>
-          <w:szCs w:val="32"/>
-        </w:rPr>
-        <w:t>Examples:</w:t>
-      </w:r>
-    </w:p>
-    <w:p>
-      <w:pPr>
-        <w:pStyle w:val="ListParagraph"/>
+        <w:t>ystematic Random Sampling</w:t>
+      </w:r>
+    </w:p>
+    <w:p>
+      <w:pPr>
+        <w:tabs>
+          <w:tab w:val="left" w:pos="3620"/>
+        </w:tabs>
+        <w:rPr>
+          <w:rFonts w:ascii="Times New Roman" w:hAnsi="Times New Roman" w:cs="Times New Roman"/>
+          <w:color w:val="0D0D0D" w:themeColor="text1" w:themeTint="F2"/>
+          <w:sz w:val="32"/>
+          <w:szCs w:val="32"/>
+        </w:rPr>
+      </w:pPr>
+      <w:r>
+        <w:rPr>
+          <w:rFonts w:ascii="Times New Roman" w:hAnsi="Times New Roman" w:cs="Times New Roman"/>
+          <w:color w:val="0D0D0D" w:themeColor="text1" w:themeTint="F2"/>
+          <w:sz w:val="32"/>
+          <w:szCs w:val="32"/>
+        </w:rPr>
+        <w:t>S</w:t>
+      </w:r>
+      <w:r>
+        <w:rPr>
+          <w:rFonts w:ascii="Times New Roman" w:hAnsi="Times New Roman" w:cs="Times New Roman"/>
+          <w:color w:val="0D0D0D" w:themeColor="text1" w:themeTint="F2"/>
+          <w:sz w:val="32"/>
+          <w:szCs w:val="32"/>
+        </w:rPr>
+        <w:t>ystematic Random Sampling is a probability sampling method where we select members at a regular interval after choosing a random starting point.</w:t>
+      </w:r>
+    </w:p>
+    <w:p>
+      <w:pPr>
+        <w:tabs>
+          <w:tab w:val="left" w:pos="3620"/>
+        </w:tabs>
+        <w:rPr>
+          <w:rFonts w:ascii="Times New Roman" w:hAnsi="Times New Roman" w:cs="Times New Roman"/>
+          <w:b/>
+          <w:bCs/>
+          <w:color w:val="0D0D0D" w:themeColor="text1" w:themeTint="F2"/>
+          <w:sz w:val="32"/>
+          <w:szCs w:val="32"/>
+        </w:rPr>
+      </w:pPr>
+      <w:r>
+        <w:rPr>
+          <w:rFonts w:ascii="Times New Roman" w:hAnsi="Times New Roman" w:cs="Times New Roman"/>
+          <w:b/>
+          <w:bCs/>
+          <w:color w:val="0D0D0D" w:themeColor="text1" w:themeTint="F2"/>
+          <w:sz w:val="32"/>
+          <w:szCs w:val="32"/>
+        </w:rPr>
+        <w:t>Method</w:t>
+      </w:r>
+    </w:p>
+    <w:p>
+      <w:pPr>
+        <w:tabs>
+          <w:tab w:val="left" w:pos="3620"/>
+        </w:tabs>
+        <w:rPr>
+          <w:rFonts w:ascii="Times New Roman" w:hAnsi="Times New Roman" w:cs="Times New Roman"/>
+          <w:color w:val="0D0D0D" w:themeColor="text1" w:themeTint="F2"/>
+          <w:sz w:val="32"/>
+          <w:szCs w:val="32"/>
+        </w:rPr>
+      </w:pPr>
+      <w:r>
+        <w:rPr>
+          <w:rFonts w:ascii="Times New Roman" w:hAnsi="Times New Roman" w:cs="Times New Roman"/>
+          <w:color w:val="0D0D0D" w:themeColor="text1" w:themeTint="F2"/>
+          <w:sz w:val="32"/>
+          <w:szCs w:val="32"/>
+        </w:rPr>
+        <w:t>Instead of randomly choosing every person separately, we:</w:t>
+      </w:r>
+    </w:p>
+    <w:p>
+      <w:pPr>
         <w:numPr>
           <w:ilvl w:val="0"/>
-          <w:numId w:val="4"/>
+          <w:numId w:val="38"/>
         </w:numPr>
-        <w:rPr>
-          <w:rFonts w:ascii="Times New Roman" w:hAnsi="Times New Roman" w:cs="Times New Roman"/>
-          <w:color w:val="0D0D0D" w:themeColor="text1" w:themeTint="F2"/>
-          <w:sz w:val="32"/>
-          <w:szCs w:val="32"/>
-        </w:rPr>
-      </w:pPr>
-      <w:r>
-        <w:rPr>
-          <w:rFonts w:ascii="Times New Roman" w:hAnsi="Times New Roman" w:cs="Times New Roman"/>
-          <w:b/>
-          <w:bCs/>
-          <w:color w:val="0D0D0D" w:themeColor="text1" w:themeTint="F2"/>
-          <w:sz w:val="32"/>
-          <w:szCs w:val="32"/>
-        </w:rPr>
-        <w:t xml:space="preserve">Students' marks: </w:t>
-      </w:r>
-      <w:r>
-        <w:rPr>
-          <w:rFonts w:ascii="Times New Roman" w:hAnsi="Times New Roman" w:cs="Times New Roman"/>
-          <w:color w:val="0D0D0D" w:themeColor="text1" w:themeTint="F2"/>
-          <w:sz w:val="32"/>
-          <w:szCs w:val="32"/>
-        </w:rPr>
-        <w:t xml:space="preserve">70, 85, 60, 90 </w:t>
-      </w:r>
-    </w:p>
-    <w:p>
-      <w:pPr>
-        <w:pStyle w:val="ListParagraph"/>
+        <w:tabs>
+          <w:tab w:val="left" w:pos="3620"/>
+        </w:tabs>
+        <w:rPr>
+          <w:rFonts w:ascii="Times New Roman" w:hAnsi="Times New Roman" w:cs="Times New Roman"/>
+          <w:color w:val="0D0D0D" w:themeColor="text1" w:themeTint="F2"/>
+          <w:sz w:val="32"/>
+          <w:szCs w:val="32"/>
+        </w:rPr>
+      </w:pPr>
+      <w:r>
+        <w:rPr>
+          <w:rFonts w:ascii="Times New Roman" w:hAnsi="Times New Roman" w:cs="Times New Roman"/>
+          <w:color w:val="0D0D0D" w:themeColor="text1" w:themeTint="F2"/>
+          <w:sz w:val="32"/>
+          <w:szCs w:val="32"/>
+        </w:rPr>
+        <w:t xml:space="preserve">Find the </w:t>
+      </w:r>
+      <w:r>
+        <w:rPr>
+          <w:rFonts w:ascii="Times New Roman" w:hAnsi="Times New Roman" w:cs="Times New Roman"/>
+          <w:b/>
+          <w:bCs/>
+          <w:color w:val="0D0D0D" w:themeColor="text1" w:themeTint="F2"/>
+          <w:sz w:val="32"/>
+          <w:szCs w:val="32"/>
+        </w:rPr>
+        <w:t>interval</w:t>
+      </w:r>
+      <w:r>
+        <w:rPr>
+          <w:rFonts w:ascii="Times New Roman" w:hAnsi="Times New Roman" w:cs="Times New Roman"/>
+          <w:color w:val="0D0D0D" w:themeColor="text1" w:themeTint="F2"/>
+          <w:sz w:val="32"/>
+          <w:szCs w:val="32"/>
+        </w:rPr>
+        <w:t xml:space="preserve"> </w:t>
+      </w:r>
+      <m:oMath>
+        <m:r>
+          <w:rPr>
+            <w:rFonts w:ascii="Cambria Math" w:hAnsi="Cambria Math" w:cs="Times New Roman"/>
+            <w:color w:val="0D0D0D" w:themeColor="text1" w:themeTint="F2"/>
+            <w:sz w:val="32"/>
+            <w:szCs w:val="32"/>
+          </w:rPr>
+          <m:t>m</m:t>
+        </m:r>
+      </m:oMath>
+      <w:r>
+        <w:rPr>
+          <w:rFonts w:ascii="Times New Roman" w:hAnsi="Times New Roman" w:cs="Times New Roman"/>
+          <w:color w:val="0D0D0D" w:themeColor="text1" w:themeTint="F2"/>
+          <w:sz w:val="32"/>
+          <w:szCs w:val="32"/>
+        </w:rPr>
+        <w:t xml:space="preserve">. </w:t>
+      </w:r>
+    </w:p>
+    <w:p>
+      <w:pPr>
         <w:numPr>
           <w:ilvl w:val="0"/>
-          <w:numId w:val="4"/>
+          <w:numId w:val="38"/>
         </w:numPr>
-        <w:rPr>
-          <w:rFonts w:ascii="Times New Roman" w:hAnsi="Times New Roman" w:cs="Times New Roman"/>
-          <w:color w:val="0D0D0D" w:themeColor="text1" w:themeTint="F2"/>
-          <w:sz w:val="32"/>
-          <w:szCs w:val="32"/>
-        </w:rPr>
-      </w:pPr>
-      <w:r>
-        <w:rPr>
-          <w:rFonts w:ascii="Times New Roman" w:hAnsi="Times New Roman" w:cs="Times New Roman"/>
-          <w:b/>
-          <w:bCs/>
-          <w:color w:val="0D0D0D" w:themeColor="text1" w:themeTint="F2"/>
-          <w:sz w:val="32"/>
-          <w:szCs w:val="32"/>
-        </w:rPr>
-        <w:t>People's ages:</w:t>
-      </w:r>
-      <w:r>
-        <w:rPr>
-          <w:rFonts w:ascii="Times New Roman" w:hAnsi="Times New Roman" w:cs="Times New Roman"/>
-          <w:color w:val="0D0D0D" w:themeColor="text1" w:themeTint="F2"/>
-          <w:sz w:val="32"/>
-          <w:szCs w:val="32"/>
-        </w:rPr>
-        <w:t xml:space="preserve"> 20, 25, 30 </w:t>
-      </w:r>
-    </w:p>
-    <w:p>
-      <w:pPr>
-        <w:pStyle w:val="ListParagraph"/>
+        <w:tabs>
+          <w:tab w:val="left" w:pos="3620"/>
+        </w:tabs>
+        <w:rPr>
+          <w:rFonts w:ascii="Times New Roman" w:hAnsi="Times New Roman" w:cs="Times New Roman"/>
+          <w:color w:val="0D0D0D" w:themeColor="text1" w:themeTint="F2"/>
+          <w:sz w:val="32"/>
+          <w:szCs w:val="32"/>
+        </w:rPr>
+      </w:pPr>
+      <w:r>
+        <w:rPr>
+          <w:rFonts w:ascii="Times New Roman" w:hAnsi="Times New Roman" w:cs="Times New Roman"/>
+          <w:color w:val="0D0D0D" w:themeColor="text1" w:themeTint="F2"/>
+          <w:sz w:val="32"/>
+          <w:szCs w:val="32"/>
+        </w:rPr>
+        <w:t xml:space="preserve">Randomly choose a </w:t>
+      </w:r>
+      <w:r>
+        <w:rPr>
+          <w:rFonts w:ascii="Times New Roman" w:hAnsi="Times New Roman" w:cs="Times New Roman"/>
+          <w:b/>
+          <w:bCs/>
+          <w:color w:val="0D0D0D" w:themeColor="text1" w:themeTint="F2"/>
+          <w:sz w:val="32"/>
+          <w:szCs w:val="32"/>
+        </w:rPr>
+        <w:t>starting number</w:t>
+      </w:r>
+      <w:r>
+        <w:rPr>
+          <w:rFonts w:ascii="Times New Roman" w:hAnsi="Times New Roman" w:cs="Times New Roman"/>
+          <w:color w:val="0D0D0D" w:themeColor="text1" w:themeTint="F2"/>
+          <w:sz w:val="32"/>
+          <w:szCs w:val="32"/>
+        </w:rPr>
+        <w:t xml:space="preserve"> </w:t>
+      </w:r>
+      <m:oMath>
+        <m:r>
+          <w:rPr>
+            <w:rFonts w:ascii="Cambria Math" w:hAnsi="Cambria Math" w:cs="Times New Roman"/>
+            <w:color w:val="0D0D0D" w:themeColor="text1" w:themeTint="F2"/>
+            <w:sz w:val="32"/>
+            <w:szCs w:val="32"/>
+          </w:rPr>
+          <m:t>k</m:t>
+        </m:r>
+      </m:oMath>
+      <w:r>
+        <w:rPr>
+          <w:rFonts w:ascii="Times New Roman" w:hAnsi="Times New Roman" w:cs="Times New Roman"/>
+          <w:color w:val="0D0D0D" w:themeColor="text1" w:themeTint="F2"/>
+          <w:sz w:val="32"/>
+          <w:szCs w:val="32"/>
+        </w:rPr>
+        <w:t xml:space="preserve">. </w:t>
+      </w:r>
+    </w:p>
+    <w:p>
+      <w:pPr>
         <w:numPr>
           <w:ilvl w:val="0"/>
-          <w:numId w:val="4"/>
+          <w:numId w:val="38"/>
         </w:numPr>
-        <w:rPr>
-          <w:rFonts w:ascii="Times New Roman" w:hAnsi="Times New Roman" w:cs="Times New Roman"/>
-          <w:color w:val="0D0D0D" w:themeColor="text1" w:themeTint="F2"/>
-          <w:sz w:val="32"/>
-          <w:szCs w:val="32"/>
-        </w:rPr>
-      </w:pPr>
-      <w:r>
-        <w:rPr>
-          <w:rFonts w:ascii="Times New Roman" w:hAnsi="Times New Roman" w:cs="Times New Roman"/>
-          <w:color w:val="0D0D0D" w:themeColor="text1" w:themeTint="F2"/>
-          <w:sz w:val="32"/>
-          <w:szCs w:val="32"/>
-        </w:rPr>
-        <w:t>Names, genders, heights, temperatures, sales, etc.</w:t>
-      </w:r>
-    </w:p>
-    <w:p>
-      <w:pPr>
+        <w:tabs>
+          <w:tab w:val="left" w:pos="3620"/>
+        </w:tabs>
+        <w:rPr>
+          <w:rFonts w:ascii="Times New Roman" w:hAnsi="Times New Roman" w:cs="Times New Roman"/>
+          <w:color w:val="0D0D0D" w:themeColor="text1" w:themeTint="F2"/>
+          <w:sz w:val="32"/>
+          <w:szCs w:val="32"/>
+        </w:rPr>
+      </w:pPr>
+      <w:r>
+        <w:rPr>
+          <w:rFonts w:ascii="Times New Roman" w:hAnsi="Times New Roman" w:cs="Times New Roman"/>
+          <w:color w:val="0D0D0D" w:themeColor="text1" w:themeTint="F2"/>
+          <w:sz w:val="32"/>
+          <w:szCs w:val="32"/>
+        </w:rPr>
+        <w:t xml:space="preserve">Then select every </w:t>
+      </w:r>
+      <m:oMath>
+        <m:r>
+          <w:rPr>
+            <w:rFonts w:ascii="Cambria Math" w:hAnsi="Cambria Math" w:cs="Times New Roman"/>
+            <w:color w:val="0D0D0D" w:themeColor="text1" w:themeTint="F2"/>
+            <w:sz w:val="32"/>
+            <w:szCs w:val="32"/>
+          </w:rPr>
+          <m:t>m</m:t>
+        </m:r>
+      </m:oMath>
+      <w:r>
+        <w:rPr>
+          <w:rFonts w:ascii="Times New Roman" w:hAnsi="Times New Roman" w:cs="Times New Roman"/>
+          <w:color w:val="0D0D0D" w:themeColor="text1" w:themeTint="F2"/>
+          <w:sz w:val="32"/>
+          <w:szCs w:val="32"/>
+        </w:rPr>
+        <w:t xml:space="preserve">-th person. </w:t>
+      </w:r>
+    </w:p>
+    <w:p>
+      <w:pPr>
+        <w:tabs>
+          <w:tab w:val="left" w:pos="3620"/>
+        </w:tabs>
+        <w:rPr>
+          <w:rFonts w:ascii="Times New Roman" w:hAnsi="Times New Roman" w:cs="Times New Roman"/>
+          <w:b/>
+          <w:bCs/>
+          <w:color w:val="0D0D0D" w:themeColor="text1" w:themeTint="F2"/>
+          <w:sz w:val="32"/>
+          <w:szCs w:val="32"/>
+        </w:rPr>
+      </w:pPr>
+      <w:r>
+        <w:rPr>
+          <w:rFonts w:ascii="Times New Roman" w:hAnsi="Times New Roman" w:cs="Times New Roman"/>
+          <w:b/>
+          <w:bCs/>
+          <w:color w:val="0D0D0D" w:themeColor="text1" w:themeTint="F2"/>
+          <w:sz w:val="32"/>
+          <w:szCs w:val="32"/>
+        </w:rPr>
+        <w:t>Example</w:t>
+      </w:r>
+    </w:p>
+    <w:p>
+      <w:pPr>
+        <w:tabs>
+          <w:tab w:val="left" w:pos="3620"/>
+        </w:tabs>
+        <w:rPr>
+          <w:rFonts w:ascii="Times New Roman" w:hAnsi="Times New Roman" w:cs="Times New Roman"/>
+          <w:color w:val="0D0D0D" w:themeColor="text1" w:themeTint="F2"/>
+          <w:sz w:val="32"/>
+          <w:szCs w:val="32"/>
+        </w:rPr>
+      </w:pPr>
+      <w:r>
+        <w:rPr>
+          <w:rFonts w:ascii="Times New Roman" w:hAnsi="Times New Roman" w:cs="Times New Roman"/>
+          <w:color w:val="0D0D0D" w:themeColor="text1" w:themeTint="F2"/>
+          <w:sz w:val="32"/>
+          <w:szCs w:val="32"/>
+        </w:rPr>
+        <w:t xml:space="preserve">Suppose we have </w:t>
+      </w:r>
+      <w:r>
+        <w:rPr>
+          <w:rFonts w:ascii="Times New Roman" w:hAnsi="Times New Roman" w:cs="Times New Roman"/>
+          <w:b/>
+          <w:bCs/>
+          <w:color w:val="0D0D0D" w:themeColor="text1" w:themeTint="F2"/>
+          <w:sz w:val="32"/>
+          <w:szCs w:val="32"/>
+        </w:rPr>
+        <w:t>100 students</w:t>
+      </w:r>
+      <w:r>
+        <w:rPr>
+          <w:rFonts w:ascii="Times New Roman" w:hAnsi="Times New Roman" w:cs="Times New Roman"/>
+          <w:color w:val="0D0D0D" w:themeColor="text1" w:themeTint="F2"/>
+          <w:sz w:val="32"/>
+          <w:szCs w:val="32"/>
+        </w:rPr>
+        <w:t xml:space="preserve"> and need a sample of </w:t>
+      </w:r>
+      <w:r>
+        <w:rPr>
+          <w:rFonts w:ascii="Times New Roman" w:hAnsi="Times New Roman" w:cs="Times New Roman"/>
+          <w:b/>
+          <w:bCs/>
+          <w:color w:val="0D0D0D" w:themeColor="text1" w:themeTint="F2"/>
+          <w:sz w:val="32"/>
+          <w:szCs w:val="32"/>
+        </w:rPr>
+        <w:t>10</w:t>
+      </w:r>
+      <w:r>
+        <w:rPr>
+          <w:rFonts w:ascii="Times New Roman" w:hAnsi="Times New Roman" w:cs="Times New Roman"/>
+          <w:color w:val="0D0D0D" w:themeColor="text1" w:themeTint="F2"/>
+          <w:sz w:val="32"/>
+          <w:szCs w:val="32"/>
+        </w:rPr>
+        <w:t>.</w:t>
+      </w:r>
+    </w:p>
+    <w:p>
+      <w:pPr>
+        <w:tabs>
+          <w:tab w:val="left" w:pos="3620"/>
+        </w:tabs>
+        <w:rPr>
+          <w:rFonts w:ascii="Times New Roman" w:hAnsi="Times New Roman" w:cs="Times New Roman"/>
+          <w:color w:val="0D0D0D" w:themeColor="text1" w:themeTint="F2"/>
+          <w:sz w:val="32"/>
+          <w:szCs w:val="32"/>
+        </w:rPr>
+      </w:pPr>
+      <w:r>
+        <w:rPr>
+          <w:rFonts w:ascii="Times New Roman" w:hAnsi="Times New Roman" w:cs="Times New Roman"/>
+          <w:b/>
+          <w:bCs/>
+          <w:color w:val="0D0D0D" w:themeColor="text1" w:themeTint="F2"/>
+          <w:sz w:val="32"/>
+          <w:szCs w:val="32"/>
+        </w:rPr>
+        <w:lastRenderedPageBreak/>
+        <w:t>Step 1:</w:t>
+      </w:r>
+      <w:r>
+        <w:rPr>
+          <w:rFonts w:ascii="Times New Roman" w:hAnsi="Times New Roman" w:cs="Times New Roman"/>
+          <w:color w:val="0D0D0D" w:themeColor="text1" w:themeTint="F2"/>
+          <w:sz w:val="32"/>
+          <w:szCs w:val="32"/>
+        </w:rPr>
+        <w:br/>
+      </w:r>
+      <m:oMathPara>
+        <m:oMath>
+          <m:r>
+            <w:rPr>
+              <w:rFonts w:ascii="Cambria Math" w:hAnsi="Cambria Math" w:cs="Times New Roman"/>
+              <w:color w:val="0D0D0D" w:themeColor="text1" w:themeTint="F2"/>
+              <w:sz w:val="32"/>
+              <w:szCs w:val="32"/>
+            </w:rPr>
+            <m:t>100÷10=10</m:t>
+          </m:r>
+          <m:r>
+            <w:rPr>
+              <w:rFonts w:ascii="Times New Roman" w:hAnsi="Times New Roman" w:cs="Times New Roman"/>
+              <w:color w:val="0D0D0D" w:themeColor="text1" w:themeTint="F2"/>
+              <w:sz w:val="32"/>
+              <w:szCs w:val="32"/>
+            </w:rPr>
+            <w:br/>
+          </m:r>
+        </m:oMath>
+      </m:oMathPara>
+      <w:r>
+        <w:rPr>
+          <w:rFonts w:ascii="Times New Roman" w:hAnsi="Times New Roman" w:cs="Times New Roman"/>
+          <w:color w:val="0D0D0D" w:themeColor="text1" w:themeTint="F2"/>
+          <w:sz w:val="32"/>
+          <w:szCs w:val="32"/>
+        </w:rPr>
+        <w:t xml:space="preserve">So, </w:t>
+      </w:r>
+      <w:r>
+        <w:rPr>
+          <w:rFonts w:ascii="Times New Roman" w:hAnsi="Times New Roman" w:cs="Times New Roman"/>
+          <w:b/>
+          <w:bCs/>
+          <w:color w:val="0D0D0D" w:themeColor="text1" w:themeTint="F2"/>
+          <w:sz w:val="32"/>
+          <w:szCs w:val="32"/>
+        </w:rPr>
+        <w:t>m = 10</w:t>
+      </w:r>
+    </w:p>
+    <w:p>
+      <w:pPr>
+        <w:tabs>
+          <w:tab w:val="left" w:pos="3620"/>
+        </w:tabs>
+        <w:rPr>
+          <w:rFonts w:ascii="Times New Roman" w:hAnsi="Times New Roman" w:cs="Times New Roman"/>
+          <w:color w:val="0D0D0D" w:themeColor="text1" w:themeTint="F2"/>
+          <w:sz w:val="32"/>
+          <w:szCs w:val="32"/>
+        </w:rPr>
+      </w:pPr>
+      <w:r>
+        <w:rPr>
+          <w:rFonts w:ascii="Times New Roman" w:hAnsi="Times New Roman" w:cs="Times New Roman"/>
+          <w:b/>
+          <w:bCs/>
+          <w:color w:val="0D0D0D" w:themeColor="text1" w:themeTint="F2"/>
+          <w:sz w:val="32"/>
+          <w:szCs w:val="32"/>
+        </w:rPr>
+        <w:t>Step 2:</w:t>
+      </w:r>
+      <w:r>
+        <w:rPr>
+          <w:rFonts w:ascii="Times New Roman" w:hAnsi="Times New Roman" w:cs="Times New Roman"/>
+          <w:color w:val="0D0D0D" w:themeColor="text1" w:themeTint="F2"/>
+          <w:sz w:val="32"/>
+          <w:szCs w:val="32"/>
+        </w:rPr>
+        <w:br/>
+        <w:t xml:space="preserve">Randomly choose a number from </w:t>
+      </w:r>
+      <w:r>
+        <w:rPr>
+          <w:rFonts w:ascii="Times New Roman" w:hAnsi="Times New Roman" w:cs="Times New Roman"/>
+          <w:b/>
+          <w:bCs/>
+          <w:color w:val="0D0D0D" w:themeColor="text1" w:themeTint="F2"/>
+          <w:sz w:val="32"/>
+          <w:szCs w:val="32"/>
+        </w:rPr>
+        <w:t>1 to 10</w:t>
+      </w:r>
+      <w:r>
+        <w:rPr>
+          <w:rFonts w:ascii="Times New Roman" w:hAnsi="Times New Roman" w:cs="Times New Roman"/>
+          <w:color w:val="0D0D0D" w:themeColor="text1" w:themeTint="F2"/>
+          <w:sz w:val="32"/>
+          <w:szCs w:val="32"/>
+        </w:rPr>
+        <w:t>.</w:t>
+      </w:r>
+      <w:r>
+        <w:rPr>
+          <w:rFonts w:ascii="Times New Roman" w:hAnsi="Times New Roman" w:cs="Times New Roman"/>
+          <w:color w:val="0D0D0D" w:themeColor="text1" w:themeTint="F2"/>
+          <w:sz w:val="32"/>
+          <w:szCs w:val="32"/>
+        </w:rPr>
+        <w:br/>
+        <w:t xml:space="preserve">Suppose we get </w:t>
+      </w:r>
+      <w:r>
+        <w:rPr>
+          <w:rFonts w:ascii="Times New Roman" w:hAnsi="Times New Roman" w:cs="Times New Roman"/>
+          <w:b/>
+          <w:bCs/>
+          <w:color w:val="0D0D0D" w:themeColor="text1" w:themeTint="F2"/>
+          <w:sz w:val="32"/>
+          <w:szCs w:val="32"/>
+        </w:rPr>
+        <w:t>4</w:t>
+      </w:r>
+      <w:r>
+        <w:rPr>
+          <w:rFonts w:ascii="Times New Roman" w:hAnsi="Times New Roman" w:cs="Times New Roman"/>
+          <w:color w:val="0D0D0D" w:themeColor="text1" w:themeTint="F2"/>
+          <w:sz w:val="32"/>
+          <w:szCs w:val="32"/>
+        </w:rPr>
+        <w:t>.</w:t>
+      </w:r>
+    </w:p>
+    <w:p>
+      <w:pPr>
+        <w:tabs>
+          <w:tab w:val="left" w:pos="3620"/>
+        </w:tabs>
+        <w:rPr>
+          <w:rFonts w:ascii="Times New Roman" w:hAnsi="Times New Roman" w:cs="Times New Roman"/>
+          <w:color w:val="0D0D0D" w:themeColor="text1" w:themeTint="F2"/>
+          <w:sz w:val="32"/>
+          <w:szCs w:val="32"/>
+        </w:rPr>
+      </w:pPr>
+      <w:r>
+        <w:rPr>
+          <w:rFonts w:ascii="Times New Roman" w:hAnsi="Times New Roman" w:cs="Times New Roman"/>
+          <w:b/>
+          <w:bCs/>
+          <w:color w:val="0D0D0D" w:themeColor="text1" w:themeTint="F2"/>
+          <w:sz w:val="32"/>
+          <w:szCs w:val="32"/>
+        </w:rPr>
+        <w:t>Step 3:</w:t>
+      </w:r>
+      <w:r>
+        <w:rPr>
+          <w:rFonts w:ascii="Times New Roman" w:hAnsi="Times New Roman" w:cs="Times New Roman"/>
+          <w:color w:val="0D0D0D" w:themeColor="text1" w:themeTint="F2"/>
+          <w:sz w:val="32"/>
+          <w:szCs w:val="32"/>
+        </w:rPr>
+        <w:br/>
+        <w:t>Start from 4 and select every 10th student:</w:t>
+      </w:r>
+    </w:p>
+    <w:p>
+      <w:pPr>
+        <w:tabs>
+          <w:tab w:val="left" w:pos="3620"/>
+        </w:tabs>
+        <w:rPr>
+          <w:rFonts w:ascii="Times New Roman" w:hAnsi="Times New Roman" w:cs="Times New Roman"/>
+          <w:color w:val="0D0D0D" w:themeColor="text1" w:themeTint="F2"/>
+          <w:sz w:val="32"/>
+          <w:szCs w:val="32"/>
+        </w:rPr>
+      </w:pPr>
+      <w:r>
+        <w:rPr>
+          <w:rFonts w:ascii="Times New Roman" w:hAnsi="Times New Roman" w:cs="Times New Roman"/>
+          <w:b/>
+          <w:bCs/>
+          <w:color w:val="0D0D0D" w:themeColor="text1" w:themeTint="F2"/>
+          <w:sz w:val="32"/>
+          <w:szCs w:val="32"/>
+        </w:rPr>
+        <w:t>4, 14, 24, 34, 44, 54, 64, 74, 84, 94</w:t>
+      </w:r>
+    </w:p>
+    <w:p>
+      <w:pPr>
+        <w:tabs>
+          <w:tab w:val="left" w:pos="3620"/>
+        </w:tabs>
+        <w:rPr>
+          <w:rFonts w:ascii="Times New Roman" w:hAnsi="Times New Roman" w:cs="Times New Roman"/>
+          <w:color w:val="0D0D0D" w:themeColor="text1" w:themeTint="F2"/>
+          <w:sz w:val="32"/>
+          <w:szCs w:val="32"/>
+        </w:rPr>
+      </w:pPr>
+      <w:r>
+        <w:rPr>
+          <w:rFonts w:ascii="Times New Roman" w:hAnsi="Times New Roman" w:cs="Times New Roman"/>
+          <w:color w:val="0D0D0D" w:themeColor="text1" w:themeTint="F2"/>
+          <w:sz w:val="32"/>
+          <w:szCs w:val="32"/>
+        </w:rPr>
+        <w:t xml:space="preserve">These 10 students are our </w:t>
+      </w:r>
+      <w:r>
+        <w:rPr>
+          <w:rFonts w:ascii="Times New Roman" w:hAnsi="Times New Roman" w:cs="Times New Roman"/>
+          <w:b/>
+          <w:bCs/>
+          <w:color w:val="0D0D0D" w:themeColor="text1" w:themeTint="F2"/>
+          <w:sz w:val="32"/>
+          <w:szCs w:val="32"/>
+        </w:rPr>
+        <w:t>systematic random sample</w:t>
+      </w:r>
+      <w:r>
+        <w:rPr>
+          <w:rFonts w:ascii="Times New Roman" w:hAnsi="Times New Roman" w:cs="Times New Roman"/>
+          <w:color w:val="0D0D0D" w:themeColor="text1" w:themeTint="F2"/>
+          <w:sz w:val="32"/>
+          <w:szCs w:val="32"/>
+        </w:rPr>
+        <w:t>.</w:t>
+      </w:r>
+    </w:p>
+    <w:p>
+      <w:pPr>
+        <w:tabs>
+          <w:tab w:val="left" w:pos="1060"/>
+        </w:tabs>
         <w:rPr>
           <w:rFonts w:ascii="Times New Roman" w:hAnsi="Times New Roman" w:cs="Times New Roman"/>
           <w:b/>
@@ -11953,407 +12354,101 @@
           <w:sz w:val="32"/>
           <w:szCs w:val="32"/>
         </w:rPr>
-        <w:t>Types of Data</w:t>
-      </w:r>
-    </w:p>
-    <w:p>
-      <w:pPr>
-        <w:rPr>
-          <w:rFonts w:ascii="Times New Roman" w:hAnsi="Times New Roman" w:cs="Times New Roman"/>
-          <w:b/>
-          <w:bCs/>
-          <w:color w:val="0D0D0D" w:themeColor="text1" w:themeTint="F2"/>
-          <w:sz w:val="32"/>
-          <w:szCs w:val="32"/>
-        </w:rPr>
-      </w:pPr>
-      <w:r>
-        <w:rPr>
-          <w:rFonts w:ascii="Times New Roman" w:hAnsi="Times New Roman" w:cs="Times New Roman"/>
-          <w:b/>
-          <w:bCs/>
-          <w:color w:val="0D0D0D" w:themeColor="text1" w:themeTint="F2"/>
-          <w:sz w:val="32"/>
-          <w:szCs w:val="32"/>
-        </w:rPr>
-        <w:t>1. Primary Data</w:t>
-      </w:r>
-    </w:p>
-    <w:p>
-      <w:pPr>
-        <w:rPr>
-          <w:rFonts w:ascii="Times New Roman" w:hAnsi="Times New Roman" w:cs="Times New Roman"/>
-          <w:color w:val="0D0D0D" w:themeColor="text1" w:themeTint="F2"/>
-          <w:sz w:val="32"/>
-          <w:szCs w:val="32"/>
-        </w:rPr>
-      </w:pPr>
-      <w:r>
-        <w:rPr>
-          <w:rFonts w:ascii="Times New Roman" w:hAnsi="Times New Roman" w:cs="Times New Roman"/>
-          <w:color w:val="0D0D0D" w:themeColor="text1" w:themeTint="F2"/>
-          <w:sz w:val="32"/>
-          <w:szCs w:val="32"/>
-        </w:rPr>
-        <w:t>Primary data is the data that is collected directly by the researcher for a specific purpose.</w:t>
-      </w:r>
-    </w:p>
-    <w:p>
-      <w:pPr>
-        <w:rPr>
-          <w:rFonts w:ascii="Times New Roman" w:hAnsi="Times New Roman" w:cs="Times New Roman"/>
-          <w:b/>
-          <w:bCs/>
-          <w:color w:val="0D0D0D" w:themeColor="text1" w:themeTint="F2"/>
-          <w:sz w:val="32"/>
-          <w:szCs w:val="32"/>
-        </w:rPr>
-      </w:pPr>
-      <w:r>
-        <w:rPr>
-          <w:rFonts w:ascii="Times New Roman" w:hAnsi="Times New Roman" w:cs="Times New Roman"/>
-          <w:b/>
-          <w:bCs/>
-          <w:color w:val="0D0D0D" w:themeColor="text1" w:themeTint="F2"/>
-          <w:sz w:val="32"/>
-          <w:szCs w:val="32"/>
-        </w:rPr>
-        <w:t>Examples:</w:t>
-      </w:r>
-    </w:p>
-    <w:p>
-      <w:pPr>
-        <w:pStyle w:val="ListParagraph"/>
-        <w:numPr>
-          <w:ilvl w:val="0"/>
-          <w:numId w:val="6"/>
-        </w:numPr>
-        <w:rPr>
-          <w:rFonts w:ascii="Times New Roman" w:hAnsi="Times New Roman" w:cs="Times New Roman"/>
-          <w:color w:val="0D0D0D" w:themeColor="text1" w:themeTint="F2"/>
-          <w:sz w:val="32"/>
-          <w:szCs w:val="32"/>
-        </w:rPr>
-      </w:pPr>
-      <w:r>
-        <w:rPr>
-          <w:rFonts w:ascii="Times New Roman" w:hAnsi="Times New Roman" w:cs="Times New Roman"/>
-          <w:color w:val="0D0D0D" w:themeColor="text1" w:themeTint="F2"/>
-          <w:sz w:val="32"/>
-          <w:szCs w:val="32"/>
-        </w:rPr>
-        <w:t xml:space="preserve">Conducting a survey </w:t>
-      </w:r>
-    </w:p>
-    <w:p>
-      <w:pPr>
-        <w:pStyle w:val="ListParagraph"/>
-        <w:numPr>
-          <w:ilvl w:val="0"/>
-          <w:numId w:val="6"/>
-        </w:numPr>
-        <w:rPr>
-          <w:rFonts w:ascii="Times New Roman" w:hAnsi="Times New Roman" w:cs="Times New Roman"/>
-          <w:color w:val="0D0D0D" w:themeColor="text1" w:themeTint="F2"/>
-          <w:sz w:val="32"/>
-          <w:szCs w:val="32"/>
-        </w:rPr>
-      </w:pPr>
-      <w:r>
-        <w:rPr>
-          <w:rFonts w:ascii="Times New Roman" w:hAnsi="Times New Roman" w:cs="Times New Roman"/>
-          <w:color w:val="0D0D0D" w:themeColor="text1" w:themeTint="F2"/>
-          <w:sz w:val="32"/>
-          <w:szCs w:val="32"/>
-        </w:rPr>
-        <w:t xml:space="preserve">Interviewing people </w:t>
-      </w:r>
-    </w:p>
-    <w:p>
-      <w:pPr>
-        <w:pStyle w:val="ListParagraph"/>
-        <w:numPr>
-          <w:ilvl w:val="0"/>
-          <w:numId w:val="6"/>
-        </w:numPr>
-        <w:rPr>
-          <w:rFonts w:ascii="Times New Roman" w:hAnsi="Times New Roman" w:cs="Times New Roman"/>
-          <w:color w:val="0D0D0D" w:themeColor="text1" w:themeTint="F2"/>
-          <w:sz w:val="32"/>
-          <w:szCs w:val="32"/>
-        </w:rPr>
-      </w:pPr>
-      <w:r>
-        <w:rPr>
-          <w:rFonts w:ascii="Times New Roman" w:hAnsi="Times New Roman" w:cs="Times New Roman"/>
-          <w:color w:val="0D0D0D" w:themeColor="text1" w:themeTint="F2"/>
-          <w:sz w:val="32"/>
-          <w:szCs w:val="32"/>
-        </w:rPr>
-        <w:t xml:space="preserve">Taking measurements </w:t>
-      </w:r>
-    </w:p>
-    <w:p>
-      <w:pPr>
-        <w:pStyle w:val="ListParagraph"/>
-        <w:numPr>
-          <w:ilvl w:val="0"/>
-          <w:numId w:val="6"/>
-        </w:numPr>
-        <w:rPr>
-          <w:rFonts w:ascii="Times New Roman" w:hAnsi="Times New Roman" w:cs="Times New Roman"/>
-          <w:color w:val="0D0D0D" w:themeColor="text1" w:themeTint="F2"/>
-          <w:sz w:val="32"/>
-          <w:szCs w:val="32"/>
-        </w:rPr>
-      </w:pPr>
-      <w:r>
-        <w:rPr>
-          <w:rFonts w:ascii="Times New Roman" w:hAnsi="Times New Roman" w:cs="Times New Roman"/>
-          <w:color w:val="0D0D0D" w:themeColor="text1" w:themeTint="F2"/>
-          <w:sz w:val="32"/>
-          <w:szCs w:val="32"/>
-        </w:rPr>
-        <w:t>Doing an experiment</w:t>
-      </w:r>
-    </w:p>
-    <w:p>
-      <w:pPr>
-        <w:tabs>
-          <w:tab w:val="left" w:pos="2540"/>
-        </w:tabs>
-        <w:rPr>
-          <w:rFonts w:ascii="Times New Roman" w:hAnsi="Times New Roman" w:cs="Times New Roman"/>
-          <w:b/>
-          <w:bCs/>
-          <w:color w:val="0D0D0D" w:themeColor="text1" w:themeTint="F2"/>
-          <w:sz w:val="32"/>
-          <w:szCs w:val="32"/>
-        </w:rPr>
-      </w:pPr>
-      <w:r>
-        <w:rPr>
-          <w:rFonts w:ascii="Times New Roman" w:hAnsi="Times New Roman" w:cs="Times New Roman"/>
-          <w:b/>
-          <w:bCs/>
-          <w:color w:val="0D0D0D" w:themeColor="text1" w:themeTint="F2"/>
-          <w:sz w:val="32"/>
-          <w:szCs w:val="32"/>
-        </w:rPr>
-        <w:t xml:space="preserve">2. </w:t>
-      </w:r>
-      <w:r>
-        <w:rPr>
-          <w:rFonts w:ascii="Times New Roman" w:hAnsi="Times New Roman" w:cs="Times New Roman"/>
-          <w:b/>
-          <w:bCs/>
-          <w:color w:val="0D0D0D" w:themeColor="text1" w:themeTint="F2"/>
-          <w:sz w:val="32"/>
-          <w:szCs w:val="32"/>
-        </w:rPr>
-        <w:t>Secondary Data</w:t>
-      </w:r>
-    </w:p>
-    <w:p>
-      <w:pPr>
-        <w:tabs>
-          <w:tab w:val="left" w:pos="2540"/>
-        </w:tabs>
-        <w:rPr>
-          <w:rFonts w:ascii="Times New Roman" w:hAnsi="Times New Roman" w:cs="Times New Roman"/>
-          <w:color w:val="0D0D0D" w:themeColor="text1" w:themeTint="F2"/>
-          <w:sz w:val="32"/>
-          <w:szCs w:val="32"/>
-        </w:rPr>
-      </w:pPr>
-      <w:r>
-        <w:rPr>
-          <w:rFonts w:ascii="Times New Roman" w:hAnsi="Times New Roman" w:cs="Times New Roman"/>
-          <w:b/>
-          <w:bCs/>
-          <w:color w:val="0D0D0D" w:themeColor="text1" w:themeTint="F2"/>
-          <w:sz w:val="32"/>
-          <w:szCs w:val="32"/>
-        </w:rPr>
-        <w:t>Secondary data</w:t>
-      </w:r>
-      <w:r>
-        <w:rPr>
-          <w:rFonts w:ascii="Times New Roman" w:hAnsi="Times New Roman" w:cs="Times New Roman"/>
-          <w:color w:val="0D0D0D" w:themeColor="text1" w:themeTint="F2"/>
-          <w:sz w:val="32"/>
-          <w:szCs w:val="32"/>
-        </w:rPr>
-        <w:t xml:space="preserve"> is data that has </w:t>
-      </w:r>
-      <w:r>
-        <w:rPr>
-          <w:rFonts w:ascii="Times New Roman" w:hAnsi="Times New Roman" w:cs="Times New Roman"/>
-          <w:b/>
-          <w:bCs/>
-          <w:color w:val="0D0D0D" w:themeColor="text1" w:themeTint="F2"/>
-          <w:sz w:val="32"/>
-          <w:szCs w:val="32"/>
-        </w:rPr>
-        <w:t>already been collected by someone else</w:t>
-      </w:r>
-      <w:r>
-        <w:rPr>
-          <w:rFonts w:ascii="Times New Roman" w:hAnsi="Times New Roman" w:cs="Times New Roman"/>
-          <w:color w:val="0D0D0D" w:themeColor="text1" w:themeTint="F2"/>
-          <w:sz w:val="32"/>
-          <w:szCs w:val="32"/>
-        </w:rPr>
-        <w:t xml:space="preserve"> and is used by a researcher.</w:t>
-      </w:r>
-    </w:p>
-    <w:p>
-      <w:pPr>
-        <w:tabs>
-          <w:tab w:val="left" w:pos="2540"/>
-        </w:tabs>
-        <w:rPr>
-          <w:rFonts w:ascii="Times New Roman" w:hAnsi="Times New Roman" w:cs="Times New Roman"/>
-          <w:color w:val="0D0D0D" w:themeColor="text1" w:themeTint="F2"/>
-          <w:sz w:val="32"/>
-          <w:szCs w:val="32"/>
-        </w:rPr>
-      </w:pPr>
-      <w:r>
-        <w:rPr>
-          <w:rFonts w:ascii="Times New Roman" w:hAnsi="Times New Roman" w:cs="Times New Roman"/>
-          <w:b/>
-          <w:bCs/>
-          <w:color w:val="0D0D0D" w:themeColor="text1" w:themeTint="F2"/>
-          <w:sz w:val="32"/>
-          <w:szCs w:val="32"/>
-        </w:rPr>
-        <w:t>Examples:</w:t>
-      </w:r>
-    </w:p>
-    <w:p>
-      <w:pPr>
-        <w:pStyle w:val="ListParagraph"/>
-        <w:numPr>
-          <w:ilvl w:val="0"/>
-          <w:numId w:val="8"/>
-        </w:numPr>
-        <w:tabs>
-          <w:tab w:val="left" w:pos="2540"/>
-        </w:tabs>
-        <w:rPr>
-          <w:rFonts w:ascii="Times New Roman" w:hAnsi="Times New Roman" w:cs="Times New Roman"/>
-          <w:color w:val="0D0D0D" w:themeColor="text1" w:themeTint="F2"/>
-          <w:sz w:val="32"/>
-          <w:szCs w:val="32"/>
-        </w:rPr>
-      </w:pPr>
-      <w:r>
-        <w:rPr>
-          <w:rFonts w:ascii="Times New Roman" w:hAnsi="Times New Roman" w:cs="Times New Roman"/>
-          <w:color w:val="0D0D0D" w:themeColor="text1" w:themeTint="F2"/>
-          <w:sz w:val="32"/>
-          <w:szCs w:val="32"/>
-        </w:rPr>
-        <w:t xml:space="preserve">Government reports </w:t>
-      </w:r>
-    </w:p>
-    <w:p>
-      <w:pPr>
-        <w:pStyle w:val="ListParagraph"/>
-        <w:numPr>
-          <w:ilvl w:val="0"/>
-          <w:numId w:val="8"/>
-        </w:numPr>
-        <w:tabs>
-          <w:tab w:val="left" w:pos="2540"/>
-        </w:tabs>
-        <w:rPr>
-          <w:rFonts w:ascii="Times New Roman" w:hAnsi="Times New Roman" w:cs="Times New Roman"/>
-          <w:color w:val="0D0D0D" w:themeColor="text1" w:themeTint="F2"/>
-          <w:sz w:val="32"/>
-          <w:szCs w:val="32"/>
-        </w:rPr>
-      </w:pPr>
-      <w:r>
-        <w:rPr>
-          <w:rFonts w:ascii="Times New Roman" w:hAnsi="Times New Roman" w:cs="Times New Roman"/>
-          <w:color w:val="0D0D0D" w:themeColor="text1" w:themeTint="F2"/>
-          <w:sz w:val="32"/>
-          <w:szCs w:val="32"/>
-        </w:rPr>
-        <w:t xml:space="preserve">Books and research papers </w:t>
-      </w:r>
-    </w:p>
-    <w:p>
-      <w:pPr>
-        <w:pStyle w:val="ListParagraph"/>
-        <w:numPr>
-          <w:ilvl w:val="0"/>
-          <w:numId w:val="8"/>
-        </w:numPr>
-        <w:tabs>
-          <w:tab w:val="left" w:pos="2540"/>
-        </w:tabs>
-        <w:rPr>
-          <w:rFonts w:ascii="Times New Roman" w:hAnsi="Times New Roman" w:cs="Times New Roman"/>
-          <w:color w:val="0D0D0D" w:themeColor="text1" w:themeTint="F2"/>
-          <w:sz w:val="32"/>
-          <w:szCs w:val="32"/>
-        </w:rPr>
-      </w:pPr>
-      <w:r>
-        <w:rPr>
-          <w:rFonts w:ascii="Times New Roman" w:hAnsi="Times New Roman" w:cs="Times New Roman"/>
-          <w:color w:val="0D0D0D" w:themeColor="text1" w:themeTint="F2"/>
-          <w:sz w:val="32"/>
-          <w:szCs w:val="32"/>
-        </w:rPr>
-        <w:t xml:space="preserve">Websites </w:t>
-      </w:r>
-    </w:p>
-    <w:p>
-      <w:pPr>
-        <w:pStyle w:val="ListParagraph"/>
-        <w:numPr>
-          <w:ilvl w:val="0"/>
-          <w:numId w:val="8"/>
-        </w:numPr>
-        <w:tabs>
-          <w:tab w:val="left" w:pos="2540"/>
-        </w:tabs>
-        <w:rPr>
-          <w:rFonts w:ascii="Times New Roman" w:hAnsi="Times New Roman" w:cs="Times New Roman"/>
-          <w:color w:val="0D0D0D" w:themeColor="text1" w:themeTint="F2"/>
-          <w:sz w:val="32"/>
-          <w:szCs w:val="32"/>
-        </w:rPr>
-      </w:pPr>
-      <w:r>
-        <w:rPr>
-          <w:rFonts w:ascii="Times New Roman" w:hAnsi="Times New Roman" w:cs="Times New Roman"/>
-          <w:color w:val="0D0D0D" w:themeColor="text1" w:themeTint="F2"/>
-          <w:sz w:val="32"/>
-          <w:szCs w:val="32"/>
-        </w:rPr>
-        <w:t>Existing company records</w:t>
-      </w:r>
-    </w:p>
-    <w:p>
-      <w:pPr>
-        <w:tabs>
-          <w:tab w:val="left" w:pos="2540"/>
-        </w:tabs>
-        <w:rPr>
-          <w:rFonts w:ascii="Times New Roman" w:hAnsi="Times New Roman" w:cs="Times New Roman"/>
+        <w:t>2. Cluster Sampling</w:t>
+      </w:r>
+      <w:r>
+        <w:rPr>
+          <w:rFonts w:ascii="Times New Roman" w:hAnsi="Times New Roman" w:cs="Times New Roman"/>
+          <w:color w:val="0D0D0D" w:themeColor="text1" w:themeTint="F2"/>
+          <w:sz w:val="32"/>
+          <w:szCs w:val="32"/>
+        </w:rPr>
+        <w:br/>
+        <w:t>Cluster sampling is a probability sampling method in which the population is divided into groups called clusters, and some clusters are randomly selected for the sample.</w:t>
+      </w:r>
+    </w:p>
+    <w:p>
+      <w:pPr>
+        <w:tabs>
+          <w:tab w:val="left" w:pos="1060"/>
+        </w:tabs>
+        <w:rPr>
+          <w:rFonts w:ascii="Times New Roman" w:hAnsi="Times New Roman" w:cs="Times New Roman"/>
+          <w:color w:val="0D0D0D" w:themeColor="text1" w:themeTint="F2"/>
+          <w:sz w:val="32"/>
+          <w:szCs w:val="32"/>
+        </w:rPr>
+      </w:pPr>
+      <w:r>
+        <w:rPr>
+          <w:rFonts w:ascii="Times New Roman" w:hAnsi="Times New Roman" w:cs="Times New Roman"/>
+          <w:b/>
+          <w:bCs/>
+          <w:color w:val="0D0D0D" w:themeColor="text1" w:themeTint="F2"/>
+          <w:sz w:val="32"/>
+          <w:szCs w:val="32"/>
+        </w:rPr>
+        <w:t>Example:</w:t>
+      </w:r>
+      <w:r>
+        <w:rPr>
+          <w:rFonts w:ascii="Times New Roman" w:hAnsi="Times New Roman" w:cs="Times New Roman"/>
+          <w:color w:val="0D0D0D" w:themeColor="text1" w:themeTint="F2"/>
+          <w:sz w:val="32"/>
+          <w:szCs w:val="32"/>
+        </w:rPr>
+        <w:br/>
+        <w:t>A university has 20 classes. Randomly select 5 classes and collect data from all students in those selected classes.</w:t>
+      </w:r>
+    </w:p>
+    <w:p>
+      <w:pPr>
+        <w:tabs>
+          <w:tab w:val="left" w:pos="1060"/>
+        </w:tabs>
+        <w:rPr>
+          <w:rFonts w:ascii="Times New Roman" w:hAnsi="Times New Roman" w:cs="Times New Roman"/>
+          <w:color w:val="0D0D0D" w:themeColor="text1" w:themeTint="F2"/>
+          <w:sz w:val="32"/>
+          <w:szCs w:val="32"/>
+        </w:rPr>
+      </w:pPr>
+      <w:r>
+        <w:rPr>
+          <w:rFonts w:ascii="Times New Roman" w:hAnsi="Times New Roman" w:cs="Times New Roman"/>
+          <w:b/>
+          <w:bCs/>
+          <w:color w:val="0D0D0D" w:themeColor="text1" w:themeTint="F2"/>
+          <w:sz w:val="32"/>
+          <w:szCs w:val="32"/>
+        </w:rPr>
+        <w:t>Remember:</w:t>
+      </w:r>
+      <w:r>
+        <w:rPr>
+          <w:rFonts w:ascii="Times New Roman" w:hAnsi="Times New Roman" w:cs="Times New Roman"/>
+          <w:color w:val="0D0D0D" w:themeColor="text1" w:themeTint="F2"/>
+          <w:sz w:val="32"/>
+          <w:szCs w:val="32"/>
+        </w:rPr>
+        <w:t xml:space="preserve"> Select some whole groups.</w:t>
+      </w:r>
+    </w:p>
+    <w:p>
+      <w:pPr>
+        <w:tabs>
+          <w:tab w:val="left" w:pos="1060"/>
+        </w:tabs>
+        <w:rPr>
+          <w:rFonts w:ascii="Times New Roman" w:hAnsi="Times New Roman" w:cs="Times New Roman"/>
+          <w:b/>
+          <w:bCs/>
           <w:color w:val="215E99" w:themeColor="text2" w:themeTint="BF"/>
           <w:sz w:val="32"/>
           <w:szCs w:val="32"/>
         </w:rPr>
       </w:pPr>
-    </w:p>
-    <w:p>
-      <w:pPr>
+      <w:r>
         <w:rPr>
           <w:rFonts w:ascii="Times New Roman" w:hAnsi="Times New Roman" w:cs="Times New Roman"/>
           <w:b/>
@@ -12362,7 +12457,8 @@
           <w:sz w:val="32"/>
           <w:szCs w:val="32"/>
         </w:rPr>
-      </w:pPr>
+        <w:t>3</w:t>
+      </w:r>
       <w:r>
         <w:rPr>
           <w:rFonts w:ascii="Times New Roman" w:hAnsi="Times New Roman" w:cs="Times New Roman"/>
@@ -12372,168 +12468,175 @@
           <w:sz w:val="32"/>
           <w:szCs w:val="32"/>
         </w:rPr>
+        <w:t>. Stratified Sampling</w:t>
+      </w:r>
+    </w:p>
+    <w:p>
+      <w:pPr>
+        <w:tabs>
+          <w:tab w:val="left" w:pos="1060"/>
+        </w:tabs>
+        <w:rPr>
+          <w:rFonts w:ascii="Times New Roman" w:hAnsi="Times New Roman" w:cs="Times New Roman"/>
+          <w:color w:val="0D0D0D" w:themeColor="text1" w:themeTint="F2"/>
+          <w:sz w:val="32"/>
+          <w:szCs w:val="32"/>
+        </w:rPr>
+      </w:pPr>
+      <w:r>
+        <w:rPr>
+          <w:rFonts w:ascii="Times New Roman" w:hAnsi="Times New Roman" w:cs="Times New Roman"/>
+          <w:color w:val="0D0D0D" w:themeColor="text1" w:themeTint="F2"/>
+          <w:sz w:val="32"/>
+          <w:szCs w:val="32"/>
+        </w:rPr>
+        <w:t>Stratified sampling is a probability sampling method in which the population is divided into different groups (strata), and some members are randomly selected from each group.</w:t>
+      </w:r>
+    </w:p>
+    <w:p>
+      <w:pPr>
+        <w:tabs>
+          <w:tab w:val="left" w:pos="1060"/>
+        </w:tabs>
+        <w:rPr>
+          <w:rFonts w:ascii="Times New Roman" w:hAnsi="Times New Roman" w:cs="Times New Roman"/>
+          <w:color w:val="0D0D0D" w:themeColor="text1" w:themeTint="F2"/>
+          <w:sz w:val="32"/>
+          <w:szCs w:val="32"/>
+        </w:rPr>
+      </w:pPr>
+      <w:r>
+        <w:rPr>
+          <w:rFonts w:ascii="Times New Roman" w:hAnsi="Times New Roman" w:cs="Times New Roman"/>
+          <w:b/>
+          <w:bCs/>
+          <w:color w:val="0D0D0D" w:themeColor="text1" w:themeTint="F2"/>
+          <w:sz w:val="32"/>
+          <w:szCs w:val="32"/>
+        </w:rPr>
+        <w:t>Example:</w:t>
+      </w:r>
+      <w:r>
+        <w:rPr>
+          <w:rFonts w:ascii="Times New Roman" w:hAnsi="Times New Roman" w:cs="Times New Roman"/>
+          <w:color w:val="0D0D0D" w:themeColor="text1" w:themeTint="F2"/>
+          <w:sz w:val="32"/>
+          <w:szCs w:val="32"/>
+        </w:rPr>
+        <w:br/>
+        <w:t>A university has 600 male and 400 female students. To select 100 students, randomly select students from both male and female groups.</w:t>
+      </w:r>
+    </w:p>
+    <w:p>
+      <w:pPr>
+        <w:tabs>
+          <w:tab w:val="left" w:pos="1060"/>
+        </w:tabs>
+        <w:rPr>
+          <w:rFonts w:ascii="Times New Roman" w:hAnsi="Times New Roman" w:cs="Times New Roman"/>
+          <w:color w:val="0D0D0D" w:themeColor="text1" w:themeTint="F2"/>
+          <w:sz w:val="32"/>
+          <w:szCs w:val="32"/>
+        </w:rPr>
+      </w:pPr>
+      <w:r>
+        <w:rPr>
+          <w:rFonts w:ascii="Times New Roman" w:hAnsi="Times New Roman" w:cs="Times New Roman"/>
+          <w:b/>
+          <w:bCs/>
+          <w:color w:val="0D0D0D" w:themeColor="text1" w:themeTint="F2"/>
+          <w:sz w:val="32"/>
+          <w:szCs w:val="32"/>
+        </w:rPr>
+        <w:t>Remember:</w:t>
+      </w:r>
+      <w:r>
+        <w:rPr>
+          <w:rFonts w:ascii="Times New Roman" w:hAnsi="Times New Roman" w:cs="Times New Roman"/>
+          <w:color w:val="0D0D0D" w:themeColor="text1" w:themeTint="F2"/>
+          <w:sz w:val="32"/>
+          <w:szCs w:val="32"/>
+        </w:rPr>
+        <w:t xml:space="preserve"> Some members from every group.</w:t>
+      </w:r>
+    </w:p>
+    <w:p>
+      <w:pPr>
+        <w:tabs>
+          <w:tab w:val="left" w:pos="1060"/>
+        </w:tabs>
+        <w:rPr>
+          <w:rFonts w:ascii="Times New Roman" w:hAnsi="Times New Roman" w:cs="Times New Roman"/>
+          <w:b/>
+          <w:bCs/>
+          <w:color w:val="0D0D0D" w:themeColor="text1" w:themeTint="F2"/>
+          <w:sz w:val="32"/>
+          <w:szCs w:val="32"/>
+        </w:rPr>
+      </w:pPr>
+      <w:r>
+        <w:rPr>
+          <w:rFonts w:ascii="Times New Roman" w:hAnsi="Times New Roman" w:cs="Times New Roman"/>
+          <w:b/>
+          <w:bCs/>
+          <w:color w:val="0D0D0D" w:themeColor="text1" w:themeTint="F2"/>
+          <w:sz w:val="32"/>
+          <w:szCs w:val="32"/>
+        </w:rPr>
         <w:lastRenderedPageBreak/>
-        <w:t>Representation of Data</w:t>
-      </w:r>
-    </w:p>
-    <w:p>
-      <w:pPr>
-        <w:rPr>
-          <w:rFonts w:ascii="Times New Roman" w:hAnsi="Times New Roman" w:cs="Times New Roman"/>
-          <w:sz w:val="32"/>
-          <w:szCs w:val="32"/>
-        </w:rPr>
-      </w:pPr>
-      <w:r>
-        <w:rPr>
-          <w:rFonts w:ascii="Times New Roman" w:hAnsi="Times New Roman" w:cs="Times New Roman"/>
-          <w:b/>
-          <w:bCs/>
-          <w:sz w:val="32"/>
-          <w:szCs w:val="32"/>
-        </w:rPr>
-        <w:t>Data representation</w:t>
-      </w:r>
-      <w:r>
-        <w:rPr>
-          <w:rFonts w:ascii="Times New Roman" w:hAnsi="Times New Roman" w:cs="Times New Roman"/>
-          <w:sz w:val="32"/>
-          <w:szCs w:val="32"/>
-        </w:rPr>
-        <w:t xml:space="preserve"> means </w:t>
-      </w:r>
-      <w:r>
-        <w:rPr>
-          <w:rFonts w:ascii="Times New Roman" w:hAnsi="Times New Roman" w:cs="Times New Roman"/>
-          <w:b/>
-          <w:bCs/>
-          <w:sz w:val="32"/>
-          <w:szCs w:val="32"/>
-        </w:rPr>
-        <w:t>showing or organizing data in a clear and understandable form</w:t>
-      </w:r>
-      <w:r>
-        <w:rPr>
-          <w:rFonts w:ascii="Times New Roman" w:hAnsi="Times New Roman" w:cs="Times New Roman"/>
-          <w:sz w:val="32"/>
-          <w:szCs w:val="32"/>
-        </w:rPr>
-        <w:t xml:space="preserve"> so that it can be easily analyzed and interpreted.</w:t>
-      </w:r>
-    </w:p>
-    <w:p>
-      <w:pPr>
-        <w:rPr>
-          <w:rFonts w:ascii="Times New Roman" w:hAnsi="Times New Roman" w:cs="Times New Roman"/>
-          <w:b/>
-          <w:bCs/>
-          <w:sz w:val="32"/>
-          <w:szCs w:val="32"/>
-        </w:rPr>
-      </w:pPr>
-      <w:r>
-        <w:rPr>
-          <w:rFonts w:ascii="Times New Roman" w:hAnsi="Times New Roman" w:cs="Times New Roman"/>
-          <w:b/>
-          <w:bCs/>
-          <w:sz w:val="32"/>
-          <w:szCs w:val="32"/>
-        </w:rPr>
-        <w:t xml:space="preserve">1. </w:t>
-      </w:r>
-      <w:r>
-        <w:rPr>
-          <w:rFonts w:ascii="Times New Roman" w:hAnsi="Times New Roman" w:cs="Times New Roman"/>
-          <w:b/>
-          <w:bCs/>
-          <w:sz w:val="32"/>
-          <w:szCs w:val="32"/>
-        </w:rPr>
-        <w:t>Time Series Data</w:t>
-      </w:r>
-    </w:p>
-    <w:p>
-      <w:pPr>
-        <w:rPr>
-          <w:rFonts w:ascii="Times New Roman" w:hAnsi="Times New Roman" w:cs="Times New Roman"/>
-          <w:sz w:val="32"/>
-          <w:szCs w:val="32"/>
-        </w:rPr>
-      </w:pPr>
-      <w:r>
-        <w:rPr>
-          <w:rFonts w:ascii="Times New Roman" w:hAnsi="Times New Roman" w:cs="Times New Roman"/>
-          <w:b/>
-          <w:bCs/>
-          <w:sz w:val="32"/>
-          <w:szCs w:val="32"/>
-        </w:rPr>
-        <w:t>Time series data</w:t>
-      </w:r>
-      <w:r>
-        <w:rPr>
-          <w:rFonts w:ascii="Times New Roman" w:hAnsi="Times New Roman" w:cs="Times New Roman"/>
-          <w:sz w:val="32"/>
-          <w:szCs w:val="32"/>
-        </w:rPr>
-        <w:t xml:space="preserve"> is data collected or recorded </w:t>
-      </w:r>
-      <w:r>
-        <w:rPr>
-          <w:rFonts w:ascii="Times New Roman" w:hAnsi="Times New Roman" w:cs="Times New Roman"/>
-          <w:b/>
-          <w:bCs/>
-          <w:sz w:val="32"/>
-          <w:szCs w:val="32"/>
-        </w:rPr>
-        <w:t>at different points in time</w:t>
-      </w:r>
-      <w:r>
-        <w:rPr>
-          <w:rFonts w:ascii="Times New Roman" w:hAnsi="Times New Roman" w:cs="Times New Roman"/>
-          <w:sz w:val="32"/>
-          <w:szCs w:val="32"/>
-        </w:rPr>
-        <w:t>, usually in chronological order.</w:t>
-      </w:r>
-    </w:p>
-    <w:p>
-      <w:pPr>
-        <w:rPr>
-          <w:rFonts w:ascii="Times New Roman" w:hAnsi="Times New Roman" w:cs="Times New Roman"/>
-          <w:sz w:val="32"/>
-          <w:szCs w:val="32"/>
-        </w:rPr>
-      </w:pPr>
-      <w:r>
-        <w:rPr>
-          <w:rFonts w:ascii="Times New Roman" w:hAnsi="Times New Roman" w:cs="Times New Roman"/>
-          <w:sz w:val="32"/>
-          <w:szCs w:val="32"/>
-        </w:rPr>
-        <w:t>Here, the same unit is observed repeatedly, while the time changes.</w:t>
-      </w:r>
-    </w:p>
-    <w:p>
-      <w:pPr>
-        <w:rPr>
-          <w:rFonts w:ascii="Times New Roman" w:hAnsi="Times New Roman" w:cs="Times New Roman"/>
-          <w:sz w:val="32"/>
-          <w:szCs w:val="32"/>
-        </w:rPr>
-      </w:pPr>
-      <w:r>
-        <w:rPr>
-          <w:rFonts w:ascii="Times New Roman" w:hAnsi="Times New Roman" w:cs="Times New Roman"/>
-          <w:noProof/>
+        <w:t>Why use stratified sampling instead of simple random sampling</w:t>
+      </w:r>
+      <w:r>
+        <w:rPr>
+          <w:rFonts w:ascii="Times New Roman" w:hAnsi="Times New Roman" w:cs="Times New Roman"/>
+          <w:b/>
+          <w:bCs/>
+          <w:color w:val="0D0D0D" w:themeColor="text1" w:themeTint="F2"/>
+          <w:sz w:val="32"/>
+          <w:szCs w:val="32"/>
+        </w:rPr>
+        <w:t xml:space="preserve"> in case of Homogeneity</w:t>
+      </w:r>
+      <w:r>
+        <w:rPr>
+          <w:rFonts w:ascii="Times New Roman" w:hAnsi="Times New Roman" w:cs="Times New Roman"/>
+          <w:b/>
+          <w:bCs/>
+          <w:color w:val="0D0D0D" w:themeColor="text1" w:themeTint="F2"/>
+          <w:sz w:val="32"/>
+          <w:szCs w:val="32"/>
+        </w:rPr>
+        <w:t>?</w:t>
+      </w:r>
+    </w:p>
+    <w:p>
+      <w:pPr>
+        <w:tabs>
+          <w:tab w:val="left" w:pos="1060"/>
+        </w:tabs>
+        <w:rPr>
+          <w:rFonts w:ascii="Times New Roman" w:hAnsi="Times New Roman" w:cs="Times New Roman"/>
+          <w:b/>
+          <w:bCs/>
+          <w:color w:val="215E99" w:themeColor="text2" w:themeTint="BF"/>
+          <w:sz w:val="32"/>
+          <w:szCs w:val="32"/>
+        </w:rPr>
+      </w:pPr>
+      <w:r>
+        <w:rPr>
+          <w:rFonts w:ascii="Times New Roman" w:hAnsi="Times New Roman" w:cs="Times New Roman"/>
+          <w:b/>
+          <w:bCs/>
+          <w:color w:val="215E99" w:themeColor="text2" w:themeTint="BF"/>
           <w:sz w:val="32"/>
           <w:szCs w:val="32"/>
         </w:rPr>
         <w:drawing>
-          <wp:inline distT="0" distB="0" distL="0" distR="0" wp14:anchorId="312F804B" wp14:editId="386B143C">
-            <wp:extent cx="5327650" cy="1950057"/>
-            <wp:effectExtent l="0" t="0" r="6350" b="0"/>
-            <wp:docPr id="977039496" name="Picture 1"/>
+          <wp:inline distT="0" distB="0" distL="0" distR="0" wp14:anchorId="2F9C7980" wp14:editId="20EDF480">
+            <wp:extent cx="4172164" cy="3911801"/>
+            <wp:effectExtent l="0" t="0" r="0" b="0"/>
+            <wp:docPr id="193765859" name="Picture 1"/>
             <wp:cNvGraphicFramePr>
               <a:graphicFrameLocks xmlns:a="http://schemas.openxmlformats.org/drawingml/2006/main" noChangeAspect="1"/>
             </wp:cNvGraphicFramePr>
@@ -12541,172 +12644,7 @@
               <a:graphicData uri="http://schemas.openxmlformats.org/drawingml/2006/picture">
                 <pic:pic xmlns:pic="http://schemas.openxmlformats.org/drawingml/2006/picture">
                   <pic:nvPicPr>
-                    <pic:cNvPr id="977039496" name=""/>
-                    <pic:cNvPicPr/>
-                  </pic:nvPicPr>
-                  <pic:blipFill>
-                    <a:blip r:embed="rId29"/>
-                    <a:stretch>
-                      <a:fillRect/>
-                    </a:stretch>
-                  </pic:blipFill>
-                  <pic:spPr>
-                    <a:xfrm>
-                      <a:off x="0" y="0"/>
-                      <a:ext cx="5337128" cy="1953526"/>
-                    </a:xfrm>
-                    <a:prstGeom prst="rect">
-                      <a:avLst/>
-                    </a:prstGeom>
-                  </pic:spPr>
-                </pic:pic>
-              </a:graphicData>
-            </a:graphic>
-          </wp:inline>
-        </w:drawing>
-      </w:r>
-    </w:p>
-    <w:p>
-      <w:pPr>
-        <w:tabs>
-          <w:tab w:val="left" w:pos="2650"/>
-        </w:tabs>
-        <w:rPr>
-          <w:rFonts w:ascii="Times New Roman" w:hAnsi="Times New Roman" w:cs="Times New Roman"/>
-          <w:b/>
-          <w:bCs/>
-          <w:sz w:val="32"/>
-          <w:szCs w:val="32"/>
-        </w:rPr>
-      </w:pPr>
-      <w:r>
-        <w:rPr>
-          <w:rFonts w:ascii="Times New Roman" w:hAnsi="Times New Roman" w:cs="Times New Roman"/>
-          <w:b/>
-          <w:bCs/>
-          <w:sz w:val="32"/>
-          <w:szCs w:val="32"/>
-        </w:rPr>
-        <w:t>2. Cross-Sectional Data</w:t>
-      </w:r>
-    </w:p>
-    <w:p>
-      <w:pPr>
-        <w:tabs>
-          <w:tab w:val="left" w:pos="2650"/>
-        </w:tabs>
-        <w:rPr>
-          <w:rFonts w:ascii="Times New Roman" w:hAnsi="Times New Roman" w:cs="Times New Roman"/>
-          <w:sz w:val="32"/>
-          <w:szCs w:val="32"/>
-        </w:rPr>
-      </w:pPr>
-      <w:r>
-        <w:rPr>
-          <w:rFonts w:ascii="Times New Roman" w:hAnsi="Times New Roman" w:cs="Times New Roman"/>
-          <w:b/>
-          <w:bCs/>
-          <w:sz w:val="32"/>
-          <w:szCs w:val="32"/>
-        </w:rPr>
-        <w:t>Cross-sectional data</w:t>
-      </w:r>
-      <w:r>
-        <w:rPr>
-          <w:rFonts w:ascii="Times New Roman" w:hAnsi="Times New Roman" w:cs="Times New Roman"/>
-          <w:sz w:val="32"/>
-          <w:szCs w:val="32"/>
-        </w:rPr>
-        <w:t xml:space="preserve"> is data collected from </w:t>
-      </w:r>
-      <w:r>
-        <w:rPr>
-          <w:rFonts w:ascii="Times New Roman" w:hAnsi="Times New Roman" w:cs="Times New Roman"/>
-          <w:b/>
-          <w:bCs/>
-          <w:sz w:val="32"/>
-          <w:szCs w:val="32"/>
-        </w:rPr>
-        <w:t>different people, places, or groups at the same point in time</w:t>
-      </w:r>
-      <w:r>
-        <w:rPr>
-          <w:rFonts w:ascii="Times New Roman" w:hAnsi="Times New Roman" w:cs="Times New Roman"/>
-          <w:sz w:val="32"/>
-          <w:szCs w:val="32"/>
-        </w:rPr>
-        <w:t>.</w:t>
-      </w:r>
-    </w:p>
-    <w:p>
-      <w:pPr>
-        <w:tabs>
-          <w:tab w:val="left" w:pos="2650"/>
-        </w:tabs>
-        <w:rPr>
-          <w:rFonts w:ascii="Times New Roman" w:hAnsi="Times New Roman" w:cs="Times New Roman"/>
-          <w:sz w:val="32"/>
-          <w:szCs w:val="32"/>
-        </w:rPr>
-      </w:pPr>
-      <w:r>
-        <w:rPr>
-          <w:rFonts w:ascii="Times New Roman" w:hAnsi="Times New Roman" w:cs="Times New Roman"/>
-          <w:sz w:val="32"/>
-          <w:szCs w:val="32"/>
-        </w:rPr>
-        <w:t xml:space="preserve">Here, the </w:t>
-      </w:r>
-      <w:r>
-        <w:rPr>
-          <w:rFonts w:ascii="Times New Roman" w:hAnsi="Times New Roman" w:cs="Times New Roman"/>
-          <w:b/>
-          <w:bCs/>
-          <w:sz w:val="32"/>
-          <w:szCs w:val="32"/>
-        </w:rPr>
-        <w:t>units change</w:t>
-      </w:r>
-      <w:r>
-        <w:rPr>
-          <w:rFonts w:ascii="Times New Roman" w:hAnsi="Times New Roman" w:cs="Times New Roman"/>
-          <w:sz w:val="32"/>
-          <w:szCs w:val="32"/>
-        </w:rPr>
-        <w:t>, while the time remains the same.</w:t>
-      </w:r>
-    </w:p>
-    <w:p>
-      <w:pPr>
-        <w:tabs>
-          <w:tab w:val="left" w:pos="2650"/>
-        </w:tabs>
-        <w:rPr>
-          <w:rFonts w:ascii="Times New Roman" w:hAnsi="Times New Roman" w:cs="Times New Roman"/>
-          <w:sz w:val="32"/>
-          <w:szCs w:val="32"/>
-        </w:rPr>
-      </w:pPr>
-      <w:r>
-        <w:rPr>
-          <w:rFonts w:ascii="Times New Roman" w:hAnsi="Times New Roman" w:cs="Times New Roman"/>
-          <w:noProof/>
-          <w:sz w:val="32"/>
-          <w:szCs w:val="32"/>
-        </w:rPr>
-        <w:drawing>
-          <wp:inline distT="0" distB="0" distL="0" distR="0" wp14:anchorId="78E0843F" wp14:editId="640511BC">
-            <wp:extent cx="4832350" cy="1789415"/>
-            <wp:effectExtent l="0" t="0" r="6350" b="1905"/>
-            <wp:docPr id="873649536" name="Picture 1"/>
-            <wp:cNvGraphicFramePr>
-              <a:graphicFrameLocks xmlns:a="http://schemas.openxmlformats.org/drawingml/2006/main" noChangeAspect="1"/>
-            </wp:cNvGraphicFramePr>
-            <a:graphic xmlns:a="http://schemas.openxmlformats.org/drawingml/2006/main">
-              <a:graphicData uri="http://schemas.openxmlformats.org/drawingml/2006/picture">
-                <pic:pic xmlns:pic="http://schemas.openxmlformats.org/drawingml/2006/picture">
-                  <pic:nvPicPr>
-                    <pic:cNvPr id="873649536" name=""/>
+                    <pic:cNvPr id="193765859" name=""/>
                     <pic:cNvPicPr/>
                   </pic:nvPicPr>
                   <pic:blipFill>
@@ -12718,7 +12656,7 @@
                   <pic:spPr>
                     <a:xfrm>
                       <a:off x="0" y="0"/>
-                      <a:ext cx="4838296" cy="1791617"/>
+                      <a:ext cx="4172164" cy="3911801"/>
                     </a:xfrm>
                     <a:prstGeom prst="rect">
                       <a:avLst/>
@@ -12734,143 +12672,353 @@
     <w:p>
       <w:pPr>
         <w:tabs>
-          <w:tab w:val="left" w:pos="2650"/>
-        </w:tabs>
-        <w:rPr>
-          <w:rFonts w:ascii="Times New Roman" w:hAnsi="Times New Roman" w:cs="Times New Roman"/>
-          <w:b/>
-          <w:bCs/>
-          <w:sz w:val="32"/>
-          <w:szCs w:val="32"/>
-        </w:rPr>
-      </w:pPr>
-    </w:p>
-    <w:p>
-      <w:pPr>
-        <w:tabs>
-          <w:tab w:val="left" w:pos="2650"/>
-        </w:tabs>
-        <w:rPr>
-          <w:rFonts w:ascii="Times New Roman" w:hAnsi="Times New Roman" w:cs="Times New Roman"/>
-          <w:b/>
-          <w:bCs/>
-          <w:sz w:val="32"/>
-          <w:szCs w:val="32"/>
-        </w:rPr>
-      </w:pPr>
-      <w:r>
-        <w:rPr>
-          <w:rFonts w:ascii="Times New Roman" w:hAnsi="Times New Roman" w:cs="Times New Roman"/>
-          <w:b/>
-          <w:bCs/>
+          <w:tab w:val="left" w:pos="1060"/>
+        </w:tabs>
+        <w:rPr>
+          <w:rFonts w:ascii="Times New Roman" w:hAnsi="Times New Roman" w:cs="Times New Roman"/>
+          <w:color w:val="0D0D0D" w:themeColor="text1" w:themeTint="F2"/>
+          <w:sz w:val="32"/>
+          <w:szCs w:val="32"/>
+        </w:rPr>
+      </w:pPr>
+      <w:r>
+        <w:rPr>
+          <w:rFonts w:ascii="Times New Roman" w:hAnsi="Times New Roman" w:cs="Times New Roman"/>
+          <w:color w:val="0D0D0D" w:themeColor="text1" w:themeTint="F2"/>
+          <w:sz w:val="32"/>
+          <w:szCs w:val="32"/>
+        </w:rPr>
+        <w:t>Suppose a university has male and female students:</w:t>
+      </w:r>
+    </w:p>
+    <w:p>
+      <w:pPr>
+        <w:pStyle w:val="ListParagraph"/>
+        <w:numPr>
+          <w:ilvl w:val="0"/>
+          <w:numId w:val="43"/>
+        </w:numPr>
+        <w:tabs>
+          <w:tab w:val="left" w:pos="1060"/>
+        </w:tabs>
+        <w:rPr>
+          <w:rFonts w:ascii="Times New Roman" w:hAnsi="Times New Roman" w:cs="Times New Roman"/>
+          <w:color w:val="0D0D0D" w:themeColor="text1" w:themeTint="F2"/>
+          <w:sz w:val="32"/>
+          <w:szCs w:val="32"/>
+        </w:rPr>
+      </w:pPr>
+      <w:r>
+        <w:rPr>
+          <w:rFonts w:ascii="Times New Roman" w:hAnsi="Times New Roman" w:cs="Times New Roman"/>
+          <w:color w:val="0D0D0D" w:themeColor="text1" w:themeTint="F2"/>
+          <w:sz w:val="32"/>
+          <w:szCs w:val="32"/>
+        </w:rPr>
+        <w:t xml:space="preserve">Population = 70% male, 30% female </w:t>
+      </w:r>
+    </w:p>
+    <w:p>
+      <w:pPr>
+        <w:pStyle w:val="ListParagraph"/>
+        <w:numPr>
+          <w:ilvl w:val="0"/>
+          <w:numId w:val="43"/>
+        </w:numPr>
+        <w:tabs>
+          <w:tab w:val="left" w:pos="1060"/>
+        </w:tabs>
+        <w:rPr>
+          <w:rFonts w:ascii="Times New Roman" w:hAnsi="Times New Roman" w:cs="Times New Roman"/>
+          <w:color w:val="0D0D0D" w:themeColor="text1" w:themeTint="F2"/>
+          <w:sz w:val="32"/>
+          <w:szCs w:val="32"/>
+        </w:rPr>
+      </w:pPr>
+      <w:r>
+        <w:rPr>
+          <w:rFonts w:ascii="Times New Roman" w:hAnsi="Times New Roman" w:cs="Times New Roman"/>
+          <w:color w:val="0D0D0D" w:themeColor="text1" w:themeTint="F2"/>
+          <w:sz w:val="32"/>
+          <w:szCs w:val="32"/>
+        </w:rPr>
+        <w:t xml:space="preserve">If we use simple random sampling, we randomly select students from the whole population. </w:t>
+      </w:r>
+    </w:p>
+    <w:p>
+      <w:pPr>
+        <w:pStyle w:val="ListParagraph"/>
+        <w:numPr>
+          <w:ilvl w:val="0"/>
+          <w:numId w:val="43"/>
+        </w:numPr>
+        <w:tabs>
+          <w:tab w:val="left" w:pos="1060"/>
+        </w:tabs>
+        <w:rPr>
+          <w:rFonts w:ascii="Times New Roman" w:hAnsi="Times New Roman" w:cs="Times New Roman"/>
+          <w:color w:val="0D0D0D" w:themeColor="text1" w:themeTint="F2"/>
+          <w:sz w:val="32"/>
+          <w:szCs w:val="32"/>
+        </w:rPr>
+      </w:pPr>
+      <w:r>
+        <w:rPr>
+          <w:rFonts w:ascii="Times New Roman" w:hAnsi="Times New Roman" w:cs="Times New Roman"/>
+          <w:color w:val="0D0D0D" w:themeColor="text1" w:themeTint="F2"/>
+          <w:sz w:val="32"/>
+          <w:szCs w:val="32"/>
+        </w:rPr>
+        <w:t xml:space="preserve">By chance, we might select more males and very few females. </w:t>
+      </w:r>
+    </w:p>
+    <w:p>
+      <w:pPr>
+        <w:pStyle w:val="ListParagraph"/>
+        <w:numPr>
+          <w:ilvl w:val="0"/>
+          <w:numId w:val="43"/>
+        </w:numPr>
+        <w:tabs>
+          <w:tab w:val="left" w:pos="1060"/>
+        </w:tabs>
+        <w:rPr>
+          <w:rFonts w:ascii="Times New Roman" w:hAnsi="Times New Roman" w:cs="Times New Roman"/>
+          <w:color w:val="0D0D0D" w:themeColor="text1" w:themeTint="F2"/>
+          <w:sz w:val="32"/>
+          <w:szCs w:val="32"/>
+        </w:rPr>
+      </w:pPr>
+      <w:r>
+        <w:rPr>
+          <w:rFonts w:ascii="Times New Roman" w:hAnsi="Times New Roman" w:cs="Times New Roman"/>
+          <w:color w:val="0D0D0D" w:themeColor="text1" w:themeTint="F2"/>
+          <w:sz w:val="32"/>
+          <w:szCs w:val="32"/>
+        </w:rPr>
+        <w:t xml:space="preserve">So, one group may not be properly represented. </w:t>
+      </w:r>
+    </w:p>
+    <w:p>
+      <w:pPr>
+        <w:tabs>
+          <w:tab w:val="left" w:pos="1060"/>
+        </w:tabs>
+        <w:rPr>
+          <w:rFonts w:ascii="Times New Roman" w:hAnsi="Times New Roman" w:cs="Times New Roman"/>
+          <w:color w:val="0D0D0D" w:themeColor="text1" w:themeTint="F2"/>
+          <w:sz w:val="32"/>
+          <w:szCs w:val="32"/>
+        </w:rPr>
+      </w:pPr>
+      <w:r>
+        <w:rPr>
+          <w:rFonts w:ascii="Times New Roman" w:hAnsi="Times New Roman" w:cs="Times New Roman"/>
+          <w:color w:val="0D0D0D" w:themeColor="text1" w:themeTint="F2"/>
+          <w:sz w:val="32"/>
+          <w:szCs w:val="32"/>
+        </w:rPr>
+        <w:t>Therefore, we divide the population into two homogeneous strata:</w:t>
+      </w:r>
+    </w:p>
+    <w:p>
+      <w:pPr>
+        <w:tabs>
+          <w:tab w:val="left" w:pos="1060"/>
+        </w:tabs>
+        <w:rPr>
+          <w:rFonts w:ascii="Times New Roman" w:hAnsi="Times New Roman" w:cs="Times New Roman"/>
+          <w:color w:val="0D0D0D" w:themeColor="text1" w:themeTint="F2"/>
+          <w:sz w:val="32"/>
+          <w:szCs w:val="32"/>
+        </w:rPr>
+      </w:pPr>
+      <w:r>
+        <w:rPr>
+          <w:rFonts w:ascii="Times New Roman" w:hAnsi="Times New Roman" w:cs="Times New Roman"/>
+          <w:b/>
+          <w:bCs/>
+          <w:color w:val="0D0D0D" w:themeColor="text1" w:themeTint="F2"/>
+          <w:sz w:val="32"/>
+          <w:szCs w:val="32"/>
+        </w:rPr>
+        <w:t>Stratum 1 →</w:t>
+      </w:r>
+      <w:r>
+        <w:rPr>
+          <w:rFonts w:ascii="Times New Roman" w:hAnsi="Times New Roman" w:cs="Times New Roman"/>
+          <w:color w:val="0D0D0D" w:themeColor="text1" w:themeTint="F2"/>
+          <w:sz w:val="32"/>
+          <w:szCs w:val="32"/>
+        </w:rPr>
+        <w:t xml:space="preserve"> Male → apply simple random sampling</w:t>
+      </w:r>
+      <w:r>
+        <w:rPr>
+          <w:rFonts w:ascii="Times New Roman" w:hAnsi="Times New Roman" w:cs="Times New Roman"/>
+          <w:color w:val="0D0D0D" w:themeColor="text1" w:themeTint="F2"/>
+          <w:sz w:val="32"/>
+          <w:szCs w:val="32"/>
+        </w:rPr>
+        <w:br/>
+      </w:r>
+      <w:r>
+        <w:rPr>
+          <w:rFonts w:ascii="Times New Roman" w:hAnsi="Times New Roman" w:cs="Times New Roman"/>
+          <w:b/>
+          <w:bCs/>
+          <w:color w:val="0D0D0D" w:themeColor="text1" w:themeTint="F2"/>
+          <w:sz w:val="32"/>
+          <w:szCs w:val="32"/>
+        </w:rPr>
+        <w:t>Stratum 2 →</w:t>
+      </w:r>
+      <w:r>
+        <w:rPr>
+          <w:rFonts w:ascii="Times New Roman" w:hAnsi="Times New Roman" w:cs="Times New Roman"/>
+          <w:color w:val="0D0D0D" w:themeColor="text1" w:themeTint="F2"/>
+          <w:sz w:val="32"/>
+          <w:szCs w:val="32"/>
+        </w:rPr>
+        <w:t xml:space="preserve"> Female → apply simple random sampling</w:t>
+      </w:r>
+    </w:p>
+    <w:p>
+      <w:pPr>
+        <w:tabs>
+          <w:tab w:val="left" w:pos="1060"/>
+        </w:tabs>
+        <w:rPr>
+          <w:rFonts w:ascii="Times New Roman" w:hAnsi="Times New Roman" w:cs="Times New Roman"/>
+          <w:color w:val="0D0D0D" w:themeColor="text1" w:themeTint="F2"/>
+          <w:sz w:val="32"/>
+          <w:szCs w:val="32"/>
+        </w:rPr>
+      </w:pPr>
+      <w:r>
+        <w:rPr>
+          <w:rFonts w:ascii="Times New Roman" w:hAnsi="Times New Roman" w:cs="Times New Roman"/>
+          <w:color w:val="0D0D0D" w:themeColor="text1" w:themeTint="F2"/>
+          <w:sz w:val="32"/>
+          <w:szCs w:val="32"/>
+        </w:rPr>
+        <w:t>This is called stratified random sampling.</w:t>
+      </w:r>
+    </w:p>
+    <w:p>
+      <w:pPr>
+        <w:tabs>
+          <w:tab w:val="left" w:pos="1060"/>
+        </w:tabs>
+        <w:rPr>
+          <w:rFonts w:ascii="Times New Roman" w:hAnsi="Times New Roman" w:cs="Times New Roman"/>
+          <w:color w:val="0D0D0D" w:themeColor="text1" w:themeTint="F2"/>
+          <w:sz w:val="32"/>
+          <w:szCs w:val="32"/>
+        </w:rPr>
+      </w:pPr>
+    </w:p>
+    <w:p>
+      <w:pPr>
+        <w:tabs>
+          <w:tab w:val="left" w:pos="1060"/>
+        </w:tabs>
+        <w:rPr>
+          <w:rFonts w:ascii="Times New Roman" w:hAnsi="Times New Roman" w:cs="Times New Roman"/>
+          <w:b/>
+          <w:bCs/>
+          <w:color w:val="BF4E14" w:themeColor="accent2" w:themeShade="BF"/>
+          <w:sz w:val="32"/>
+          <w:szCs w:val="32"/>
+        </w:rPr>
+      </w:pPr>
+      <w:r>
+        <w:rPr>
+          <w:rFonts w:ascii="Times New Roman" w:hAnsi="Times New Roman" w:cs="Times New Roman"/>
+          <w:b/>
+          <w:bCs/>
+          <w:color w:val="BF4E14" w:themeColor="accent2" w:themeShade="BF"/>
           <w:sz w:val="32"/>
           <w:szCs w:val="32"/>
         </w:rPr>
         <w:lastRenderedPageBreak/>
-        <w:t xml:space="preserve">3. </w:t>
-      </w:r>
-      <w:r>
-        <w:rPr>
-          <w:rFonts w:ascii="Times New Roman" w:hAnsi="Times New Roman" w:cs="Times New Roman"/>
-          <w:b/>
-          <w:bCs/>
-          <w:sz w:val="32"/>
-          <w:szCs w:val="32"/>
-        </w:rPr>
-        <w:t>Panel Data</w:t>
-      </w:r>
-    </w:p>
-    <w:p>
-      <w:pPr>
-        <w:tabs>
-          <w:tab w:val="left" w:pos="2650"/>
-        </w:tabs>
-        <w:rPr>
-          <w:rFonts w:ascii="Times New Roman" w:hAnsi="Times New Roman" w:cs="Times New Roman"/>
-          <w:sz w:val="32"/>
-          <w:szCs w:val="32"/>
-        </w:rPr>
-      </w:pPr>
-      <w:r>
-        <w:rPr>
-          <w:rFonts w:ascii="Times New Roman" w:hAnsi="Times New Roman" w:cs="Times New Roman"/>
-          <w:b/>
-          <w:bCs/>
-          <w:sz w:val="32"/>
-          <w:szCs w:val="32"/>
-        </w:rPr>
-        <w:t>Panel data</w:t>
-      </w:r>
-      <w:r>
-        <w:rPr>
-          <w:rFonts w:ascii="Times New Roman" w:hAnsi="Times New Roman" w:cs="Times New Roman"/>
-          <w:sz w:val="32"/>
-          <w:szCs w:val="32"/>
-        </w:rPr>
-        <w:t xml:space="preserve"> combines the features of </w:t>
-      </w:r>
-      <w:r>
-        <w:rPr>
-          <w:rFonts w:ascii="Times New Roman" w:hAnsi="Times New Roman" w:cs="Times New Roman"/>
-          <w:b/>
-          <w:bCs/>
-          <w:sz w:val="32"/>
-          <w:szCs w:val="32"/>
-        </w:rPr>
-        <w:t>time series data and cross-sectional data</w:t>
-      </w:r>
-      <w:r>
-        <w:rPr>
-          <w:rFonts w:ascii="Times New Roman" w:hAnsi="Times New Roman" w:cs="Times New Roman"/>
-          <w:sz w:val="32"/>
-          <w:szCs w:val="32"/>
-        </w:rPr>
-        <w:t>.</w:t>
-      </w:r>
-    </w:p>
-    <w:p>
-      <w:pPr>
-        <w:tabs>
-          <w:tab w:val="left" w:pos="2650"/>
-        </w:tabs>
-        <w:rPr>
-          <w:rFonts w:ascii="Times New Roman" w:hAnsi="Times New Roman" w:cs="Times New Roman"/>
-          <w:sz w:val="32"/>
-          <w:szCs w:val="32"/>
-        </w:rPr>
-      </w:pPr>
-      <w:r>
-        <w:rPr>
-          <w:rFonts w:ascii="Times New Roman" w:hAnsi="Times New Roman" w:cs="Times New Roman"/>
-          <w:sz w:val="32"/>
-          <w:szCs w:val="32"/>
-        </w:rPr>
-        <w:t>It collects data from multiple units over multiple points in time.</w:t>
-      </w:r>
-    </w:p>
-    <w:p>
-      <w:pPr>
-        <w:tabs>
-          <w:tab w:val="left" w:pos="5800"/>
-        </w:tabs>
-        <w:rPr>
-          <w:rFonts w:ascii="Times New Roman" w:hAnsi="Times New Roman" w:cs="Times New Roman"/>
-          <w:sz w:val="32"/>
-          <w:szCs w:val="32"/>
-        </w:rPr>
-      </w:pPr>
-      <w:r>
-        <w:rPr>
-          <w:rFonts w:ascii="Times New Roman" w:hAnsi="Times New Roman" w:cs="Times New Roman"/>
-          <w:noProof/>
+        <w:t>Key Note</w:t>
+      </w:r>
+    </w:p>
+    <w:p>
+      <w:pPr>
+        <w:tabs>
+          <w:tab w:val="left" w:pos="1060"/>
+        </w:tabs>
+        <w:rPr>
+          <w:rFonts w:ascii="Times New Roman" w:hAnsi="Times New Roman" w:cs="Times New Roman"/>
+          <w:color w:val="0D0D0D" w:themeColor="text1" w:themeTint="F2"/>
+          <w:sz w:val="32"/>
+          <w:szCs w:val="32"/>
+        </w:rPr>
+      </w:pPr>
+      <w:r>
+        <w:rPr>
+          <w:rFonts w:ascii="Times New Roman" w:hAnsi="Times New Roman" w:cs="Times New Roman"/>
+          <w:color w:val="0D0D0D" w:themeColor="text1" w:themeTint="F2"/>
+          <w:sz w:val="32"/>
+          <w:szCs w:val="32"/>
+        </w:rPr>
+        <w:t>When a population contains different groups, simple random sampling may not ensure proper representation of every group. Therefore, we divide the population into homogeneous strata and apply simple random sampling within each stratum. This is called stratified random sampling.</w:t>
+      </w:r>
+    </w:p>
+    <w:p>
+      <w:pPr>
+        <w:tabs>
+          <w:tab w:val="left" w:pos="1060"/>
+        </w:tabs>
+        <w:jc w:val="center"/>
+        <w:rPr>
+          <w:rFonts w:ascii="Times New Roman" w:hAnsi="Times New Roman" w:cs="Times New Roman"/>
+          <w:b/>
+          <w:bCs/>
+          <w:color w:val="215E99" w:themeColor="text2" w:themeTint="BF"/>
+          <w:sz w:val="32"/>
+          <w:szCs w:val="32"/>
+        </w:rPr>
+      </w:pPr>
+      <w:r>
+        <w:rPr>
+          <w:rFonts w:ascii="Times New Roman" w:hAnsi="Times New Roman" w:cs="Times New Roman"/>
+          <w:b/>
+          <w:bCs/>
+          <w:color w:val="215E99" w:themeColor="text2" w:themeTint="BF"/>
+          <w:sz w:val="32"/>
+          <w:szCs w:val="32"/>
+        </w:rPr>
+        <w:t>Exercise set 1.3</w:t>
+      </w:r>
+    </w:p>
+    <w:p>
+      <w:pPr>
+        <w:rPr>
+          <w:rFonts w:ascii="Times New Roman" w:hAnsi="Times New Roman" w:cs="Times New Roman"/>
+          <w:b/>
+          <w:bCs/>
+          <w:color w:val="215E99" w:themeColor="text2" w:themeTint="BF"/>
+          <w:sz w:val="32"/>
+          <w:szCs w:val="32"/>
+        </w:rPr>
+      </w:pPr>
+      <w:r>
+        <w:rPr>
+          <w:rFonts w:ascii="Times New Roman" w:hAnsi="Times New Roman" w:cs="Times New Roman"/>
+          <w:b/>
+          <w:bCs/>
+          <w:color w:val="215E99" w:themeColor="text2" w:themeTint="BF"/>
           <w:sz w:val="32"/>
           <w:szCs w:val="32"/>
         </w:rPr>
         <w:drawing>
-          <wp:inline distT="0" distB="0" distL="0" distR="0" wp14:anchorId="338A51C5" wp14:editId="15E80B99">
-            <wp:extent cx="5943600" cy="1788795"/>
-            <wp:effectExtent l="0" t="0" r="0" b="1905"/>
-            <wp:docPr id="1335784019" name="Picture 1"/>
+          <wp:inline distT="0" distB="0" distL="0" distR="0" wp14:anchorId="0CFD5974" wp14:editId="6E5D7F85">
+            <wp:extent cx="3397425" cy="1320868"/>
+            <wp:effectExtent l="0" t="0" r="0" b="0"/>
+            <wp:docPr id="701915970" name="Picture 1"/>
             <wp:cNvGraphicFramePr>
               <a:graphicFrameLocks xmlns:a="http://schemas.openxmlformats.org/drawingml/2006/main" noChangeAspect="1"/>
             </wp:cNvGraphicFramePr>
@@ -12878,7 +13026,7 @@
               <a:graphicData uri="http://schemas.openxmlformats.org/drawingml/2006/picture">
                 <pic:pic xmlns:pic="http://schemas.openxmlformats.org/drawingml/2006/picture">
                   <pic:nvPicPr>
-                    <pic:cNvPr id="1335784019" name=""/>
+                    <pic:cNvPr id="701915970" name=""/>
                     <pic:cNvPicPr/>
                   </pic:nvPicPr>
                   <pic:blipFill>
@@ -12890,7 +13038,7 @@
                   <pic:spPr>
                     <a:xfrm>
                       <a:off x="0" y="0"/>
-                      <a:ext cx="5943600" cy="1788795"/>
+                      <a:ext cx="3397425" cy="1320868"/>
                     </a:xfrm>
                     <a:prstGeom prst="rect">
                       <a:avLst/>
@@ -12905,9 +13053,6 @@
     </w:p>
     <w:p>
       <w:pPr>
-        <w:tabs>
-          <w:tab w:val="left" w:pos="1630"/>
-        </w:tabs>
         <w:rPr>
           <w:rFonts w:ascii="Times New Roman" w:hAnsi="Times New Roman" w:cs="Times New Roman"/>
           <w:b/>
@@ -12926,359 +13071,660 @@
           <w:sz w:val="32"/>
           <w:szCs w:val="32"/>
         </w:rPr>
-        <w:t>Study vs Auxiliary Variable</w:t>
-      </w:r>
-    </w:p>
-    <w:p>
-      <w:pPr>
-        <w:tabs>
-          <w:tab w:val="left" w:pos="1630"/>
-        </w:tabs>
-        <w:rPr>
-          <w:rFonts w:ascii="Times New Roman" w:hAnsi="Times New Roman" w:cs="Times New Roman"/>
-          <w:b/>
-          <w:bCs/>
-          <w:color w:val="0D0D0D" w:themeColor="text1" w:themeTint="F2"/>
-          <w:sz w:val="32"/>
-          <w:szCs w:val="32"/>
-        </w:rPr>
-      </w:pPr>
-      <w:r>
-        <w:rPr>
-          <w:rFonts w:ascii="Times New Roman" w:hAnsi="Times New Roman" w:cs="Times New Roman"/>
-          <w:b/>
-          <w:bCs/>
-          <w:color w:val="0D0D0D" w:themeColor="text1" w:themeTint="F2"/>
-          <w:sz w:val="32"/>
-          <w:szCs w:val="32"/>
-        </w:rPr>
-        <w:t>1. Study Variable</w:t>
-      </w:r>
-    </w:p>
-    <w:p>
-      <w:pPr>
-        <w:tabs>
-          <w:tab w:val="left" w:pos="1630"/>
-        </w:tabs>
-        <w:rPr>
-          <w:rFonts w:ascii="Times New Roman" w:hAnsi="Times New Roman" w:cs="Times New Roman"/>
-          <w:color w:val="0D0D0D" w:themeColor="text1" w:themeTint="F2"/>
-          <w:sz w:val="32"/>
-          <w:szCs w:val="32"/>
-        </w:rPr>
-      </w:pPr>
-      <w:r>
-        <w:rPr>
-          <w:rFonts w:ascii="Times New Roman" w:hAnsi="Times New Roman" w:cs="Times New Roman"/>
-          <w:color w:val="0D0D0D" w:themeColor="text1" w:themeTint="F2"/>
-          <w:sz w:val="32"/>
-          <w:szCs w:val="32"/>
-        </w:rPr>
-        <w:t>The study variable is the main variable that you are interested in studying or analyzing.</w:t>
-      </w:r>
-    </w:p>
-    <w:p>
-      <w:pPr>
-        <w:tabs>
-          <w:tab w:val="left" w:pos="1630"/>
-        </w:tabs>
-        <w:rPr>
-          <w:rFonts w:ascii="Times New Roman" w:hAnsi="Times New Roman" w:cs="Times New Roman"/>
-          <w:color w:val="0D0D0D" w:themeColor="text1" w:themeTint="F2"/>
-          <w:sz w:val="32"/>
-          <w:szCs w:val="32"/>
-        </w:rPr>
-      </w:pPr>
-      <w:r>
-        <w:rPr>
-          <w:rFonts w:ascii="Times New Roman" w:hAnsi="Times New Roman" w:cs="Times New Roman"/>
-          <w:b/>
-          <w:bCs/>
-          <w:color w:val="0D0D0D" w:themeColor="text1" w:themeTint="F2"/>
-          <w:sz w:val="32"/>
-          <w:szCs w:val="32"/>
-        </w:rPr>
-        <w:t>Example:</w:t>
-      </w:r>
-      <w:r>
-        <w:rPr>
-          <w:rFonts w:ascii="Times New Roman" w:hAnsi="Times New Roman" w:cs="Times New Roman"/>
-          <w:color w:val="0D0D0D" w:themeColor="text1" w:themeTint="F2"/>
-          <w:sz w:val="32"/>
-          <w:szCs w:val="32"/>
-        </w:rPr>
-        <w:br/>
-        <w:t>Suppose you want to study the average weight of students.</w:t>
-      </w:r>
-    </w:p>
-    <w:p>
-      <w:pPr>
-        <w:pStyle w:val="ListParagraph"/>
-        <w:numPr>
-          <w:ilvl w:val="0"/>
-          <w:numId w:val="1"/>
-        </w:numPr>
-        <w:tabs>
-          <w:tab w:val="left" w:pos="1630"/>
-        </w:tabs>
-        <w:rPr>
-          <w:rFonts w:ascii="Times New Roman" w:hAnsi="Times New Roman" w:cs="Times New Roman"/>
-          <w:color w:val="0D0D0D" w:themeColor="text1" w:themeTint="F2"/>
-          <w:sz w:val="32"/>
-          <w:szCs w:val="32"/>
-        </w:rPr>
-      </w:pPr>
-      <w:r>
-        <w:rPr>
-          <w:rFonts w:ascii="Times New Roman" w:hAnsi="Times New Roman" w:cs="Times New Roman"/>
-          <w:color w:val="0D0D0D" w:themeColor="text1" w:themeTint="F2"/>
-          <w:sz w:val="32"/>
-          <w:szCs w:val="32"/>
-        </w:rPr>
-        <w:t>Weight</w:t>
-      </w:r>
-      <w:r>
-        <w:rPr>
-          <w:rFonts w:ascii="Times New Roman" w:hAnsi="Times New Roman" w:cs="Times New Roman"/>
-          <w:color w:val="0D0D0D" w:themeColor="text1" w:themeTint="F2"/>
-          <w:sz w:val="32"/>
-          <w:szCs w:val="32"/>
-        </w:rPr>
-        <w:t>:</w:t>
-      </w:r>
-      <w:r>
-        <w:rPr>
-          <w:rFonts w:ascii="Times New Roman" w:hAnsi="Times New Roman" w:cs="Times New Roman"/>
-          <w:color w:val="0D0D0D" w:themeColor="text1" w:themeTint="F2"/>
-          <w:sz w:val="32"/>
-          <w:szCs w:val="32"/>
-        </w:rPr>
-        <w:t xml:space="preserve"> </w:t>
-      </w:r>
-      <w:r>
-        <w:rPr>
-          <w:rFonts w:ascii="Times New Roman" w:hAnsi="Times New Roman" w:cs="Times New Roman"/>
-          <w:b/>
-          <w:bCs/>
-          <w:color w:val="0D0D0D" w:themeColor="text1" w:themeTint="F2"/>
-          <w:sz w:val="32"/>
-          <w:szCs w:val="32"/>
-        </w:rPr>
-        <w:t>Study variable</w:t>
-      </w:r>
-    </w:p>
-    <w:p>
-      <w:pPr>
-        <w:tabs>
-          <w:tab w:val="left" w:pos="2010"/>
-        </w:tabs>
-        <w:rPr>
-          <w:rFonts w:ascii="Times New Roman" w:hAnsi="Times New Roman" w:cs="Times New Roman"/>
-          <w:b/>
-          <w:bCs/>
-          <w:sz w:val="32"/>
-          <w:szCs w:val="32"/>
-        </w:rPr>
-      </w:pPr>
-      <w:r>
-        <w:rPr>
-          <w:rFonts w:ascii="Times New Roman" w:hAnsi="Times New Roman" w:cs="Times New Roman"/>
-          <w:b/>
-          <w:bCs/>
-          <w:sz w:val="32"/>
-          <w:szCs w:val="32"/>
-        </w:rPr>
-        <w:t>2. Auxiliary Variable</w:t>
-      </w:r>
-    </w:p>
-    <w:p>
-      <w:pPr>
-        <w:tabs>
-          <w:tab w:val="left" w:pos="2010"/>
-        </w:tabs>
-        <w:rPr>
-          <w:rFonts w:ascii="Times New Roman" w:hAnsi="Times New Roman" w:cs="Times New Roman"/>
-          <w:sz w:val="32"/>
-          <w:szCs w:val="32"/>
-        </w:rPr>
-      </w:pPr>
-      <w:r>
-        <w:rPr>
-          <w:rFonts w:ascii="Times New Roman" w:hAnsi="Times New Roman" w:cs="Times New Roman"/>
-          <w:sz w:val="32"/>
-          <w:szCs w:val="32"/>
-        </w:rPr>
-        <w:t xml:space="preserve">An </w:t>
-      </w:r>
-      <w:r>
-        <w:rPr>
-          <w:rFonts w:ascii="Times New Roman" w:hAnsi="Times New Roman" w:cs="Times New Roman"/>
-          <w:b/>
-          <w:bCs/>
-          <w:sz w:val="32"/>
-          <w:szCs w:val="32"/>
-        </w:rPr>
-        <w:t>auxiliary variable</w:t>
-      </w:r>
-      <w:r>
-        <w:rPr>
-          <w:rFonts w:ascii="Times New Roman" w:hAnsi="Times New Roman" w:cs="Times New Roman"/>
-          <w:sz w:val="32"/>
-          <w:szCs w:val="32"/>
-        </w:rPr>
-        <w:t xml:space="preserve"> is an additional variable that helps you understand, estimate, or analyze the study variable more effectively.</w:t>
-      </w:r>
-    </w:p>
-    <w:p>
-      <w:pPr>
-        <w:tabs>
-          <w:tab w:val="left" w:pos="2010"/>
-        </w:tabs>
-        <w:rPr>
-          <w:rFonts w:ascii="Times New Roman" w:hAnsi="Times New Roman" w:cs="Times New Roman"/>
-          <w:sz w:val="32"/>
-          <w:szCs w:val="32"/>
-        </w:rPr>
-      </w:pPr>
-      <w:r>
-        <w:rPr>
-          <w:rFonts w:ascii="Times New Roman" w:hAnsi="Times New Roman" w:cs="Times New Roman"/>
-          <w:b/>
-          <w:bCs/>
-          <w:sz w:val="32"/>
-          <w:szCs w:val="32"/>
-        </w:rPr>
-        <w:t>Example:</w:t>
-      </w:r>
-    </w:p>
-    <w:p>
-      <w:pPr>
-        <w:tabs>
-          <w:tab w:val="left" w:pos="2010"/>
-        </w:tabs>
-        <w:rPr>
-          <w:rFonts w:ascii="Times New Roman" w:hAnsi="Times New Roman" w:cs="Times New Roman"/>
-          <w:sz w:val="32"/>
-          <w:szCs w:val="32"/>
-        </w:rPr>
-      </w:pPr>
-      <w:r>
-        <w:rPr>
-          <w:rFonts w:ascii="Times New Roman" w:hAnsi="Times New Roman" w:cs="Times New Roman"/>
-          <w:sz w:val="32"/>
-          <w:szCs w:val="32"/>
-        </w:rPr>
-        <w:t>Suppose you are studying students' weight:</w:t>
-      </w:r>
-    </w:p>
-    <w:p>
-      <w:pPr>
-        <w:pStyle w:val="ListParagraph"/>
-        <w:numPr>
-          <w:ilvl w:val="0"/>
-          <w:numId w:val="1"/>
-        </w:numPr>
-        <w:tabs>
-          <w:tab w:val="left" w:pos="2010"/>
-        </w:tabs>
-        <w:rPr>
-          <w:rFonts w:ascii="Times New Roman" w:hAnsi="Times New Roman" w:cs="Times New Roman"/>
-          <w:sz w:val="32"/>
-          <w:szCs w:val="32"/>
-        </w:rPr>
-      </w:pPr>
-      <w:r>
-        <w:rPr>
-          <w:rFonts w:ascii="Times New Roman" w:hAnsi="Times New Roman" w:cs="Times New Roman"/>
-          <w:sz w:val="32"/>
-          <w:szCs w:val="32"/>
-        </w:rPr>
-        <w:t>Weight</w:t>
-      </w:r>
-      <w:r>
-        <w:rPr>
-          <w:rFonts w:ascii="Times New Roman" w:hAnsi="Times New Roman" w:cs="Times New Roman"/>
-          <w:sz w:val="32"/>
-          <w:szCs w:val="32"/>
-        </w:rPr>
-        <w:t>:</w:t>
-      </w:r>
-      <w:r>
-        <w:rPr>
-          <w:rFonts w:ascii="Times New Roman" w:hAnsi="Times New Roman" w:cs="Times New Roman"/>
-          <w:sz w:val="32"/>
-          <w:szCs w:val="32"/>
-        </w:rPr>
-        <w:t xml:space="preserve"> </w:t>
-      </w:r>
-      <w:r>
-        <w:rPr>
-          <w:rFonts w:ascii="Times New Roman" w:hAnsi="Times New Roman" w:cs="Times New Roman"/>
-          <w:b/>
-          <w:bCs/>
-          <w:sz w:val="32"/>
-          <w:szCs w:val="32"/>
-        </w:rPr>
-        <w:t>Study variable</w:t>
-      </w:r>
-      <w:r>
-        <w:rPr>
-          <w:rFonts w:ascii="Times New Roman" w:hAnsi="Times New Roman" w:cs="Times New Roman"/>
-          <w:sz w:val="32"/>
-          <w:szCs w:val="32"/>
-        </w:rPr>
-        <w:t xml:space="preserve"> </w:t>
-      </w:r>
-    </w:p>
-    <w:p>
-      <w:pPr>
-        <w:pStyle w:val="ListParagraph"/>
-        <w:numPr>
-          <w:ilvl w:val="0"/>
-          <w:numId w:val="1"/>
-        </w:numPr>
-        <w:tabs>
-          <w:tab w:val="left" w:pos="2010"/>
-        </w:tabs>
-        <w:rPr>
-          <w:rFonts w:ascii="Times New Roman" w:hAnsi="Times New Roman" w:cs="Times New Roman"/>
-          <w:sz w:val="32"/>
-          <w:szCs w:val="32"/>
-        </w:rPr>
-      </w:pPr>
-      <w:r>
-        <w:rPr>
-          <w:rFonts w:ascii="Times New Roman" w:hAnsi="Times New Roman" w:cs="Times New Roman"/>
-          <w:sz w:val="32"/>
-          <w:szCs w:val="32"/>
-        </w:rPr>
-        <w:t>Age, height, gender</w:t>
-      </w:r>
-      <w:r>
-        <w:rPr>
-          <w:rFonts w:ascii="Times New Roman" w:hAnsi="Times New Roman" w:cs="Times New Roman"/>
-          <w:sz w:val="32"/>
-          <w:szCs w:val="32"/>
-        </w:rPr>
-        <w:t xml:space="preserve">: </w:t>
-      </w:r>
-      <w:r>
-        <w:rPr>
-          <w:rFonts w:ascii="Times New Roman" w:hAnsi="Times New Roman" w:cs="Times New Roman"/>
-          <w:b/>
-          <w:bCs/>
-          <w:sz w:val="32"/>
-          <w:szCs w:val="32"/>
-        </w:rPr>
-        <w:t>Auxiliary variables</w:t>
-      </w:r>
-    </w:p>
-    <w:p>
-      <w:pPr>
-        <w:rPr>
-          <w:rFonts w:ascii="Times New Roman" w:hAnsi="Times New Roman" w:cs="Times New Roman"/>
-          <w:b/>
-          <w:bCs/>
+        <w:t>1.49 The International 500</w:t>
+      </w:r>
+    </w:p>
+    <w:p>
+      <w:pPr>
+        <w:rPr>
+          <w:rFonts w:ascii="Times New Roman" w:hAnsi="Times New Roman" w:cs="Times New Roman"/>
+          <w:color w:val="0D0D0D" w:themeColor="text1" w:themeTint="F2"/>
+          <w:sz w:val="32"/>
+          <w:szCs w:val="32"/>
+        </w:rPr>
+      </w:pPr>
+      <w:r>
+        <w:rPr>
+          <w:rFonts w:ascii="Times New Roman" w:hAnsi="Times New Roman" w:cs="Times New Roman"/>
+          <w:color w:val="0D0D0D" w:themeColor="text1" w:themeTint="F2"/>
+          <w:sz w:val="32"/>
+          <w:szCs w:val="32"/>
+        </w:rPr>
+        <w:t>There are 500 firms, and we need a sample of 10 firms.</w:t>
+      </w:r>
+    </w:p>
+    <w:p>
+      <w:pPr>
+        <w:rPr>
+          <w:rFonts w:ascii="Times New Roman" w:hAnsi="Times New Roman" w:cs="Times New Roman"/>
+          <w:b/>
+          <w:bCs/>
+          <w:color w:val="0D0D0D" w:themeColor="text1" w:themeTint="F2"/>
+          <w:sz w:val="32"/>
+          <w:szCs w:val="32"/>
+        </w:rPr>
+      </w:pPr>
+      <w:r>
+        <w:rPr>
+          <w:rFonts w:ascii="Times New Roman" w:hAnsi="Times New Roman" w:cs="Times New Roman"/>
+          <w:b/>
+          <w:bCs/>
+          <w:color w:val="0D0D0D" w:themeColor="text1" w:themeTint="F2"/>
+          <w:sz w:val="32"/>
+          <w:szCs w:val="32"/>
+        </w:rPr>
+        <w:t>a. Use systematic random sampling</w:t>
+      </w:r>
+    </w:p>
+    <w:p>
+      <w:pPr>
+        <w:rPr>
+          <w:rFonts w:ascii="Times New Roman" w:hAnsi="Times New Roman" w:cs="Times New Roman"/>
+          <w:color w:val="0D0D0D" w:themeColor="text1" w:themeTint="F2"/>
+          <w:sz w:val="32"/>
+          <w:szCs w:val="32"/>
+        </w:rPr>
+      </w:pPr>
+      <w:r>
+        <w:rPr>
+          <w:rFonts w:ascii="Times New Roman" w:hAnsi="Times New Roman" w:cs="Times New Roman"/>
+          <w:color w:val="0D0D0D" w:themeColor="text1" w:themeTint="F2"/>
+          <w:sz w:val="32"/>
+          <w:szCs w:val="32"/>
+        </w:rPr>
+        <w:t xml:space="preserve">Use the textbook's systematic sampling procedure: divide population size by sample size, randomly choose a starting number, then select every </w:t>
+      </w:r>
+      <m:oMath>
+        <m:r>
+          <w:rPr>
+            <w:rFonts w:ascii="Cambria Math" w:hAnsi="Cambria Math" w:cs="Times New Roman"/>
+            <w:color w:val="0D0D0D" w:themeColor="text1" w:themeTint="F2"/>
+            <w:sz w:val="32"/>
+            <w:szCs w:val="32"/>
+          </w:rPr>
+          <m:t>m</m:t>
+        </m:r>
+      </m:oMath>
+      <w:r>
+        <w:rPr>
+          <w:rFonts w:ascii="Times New Roman" w:hAnsi="Times New Roman" w:cs="Times New Roman"/>
+          <w:color w:val="0D0D0D" w:themeColor="text1" w:themeTint="F2"/>
+          <w:sz w:val="32"/>
+          <w:szCs w:val="32"/>
+        </w:rPr>
+        <w:t xml:space="preserve">-th member. </w:t>
+      </w:r>
+    </w:p>
+    <w:p>
+      <w:pPr>
+        <w:rPr>
+          <w:rFonts w:ascii="Times New Roman" w:hAnsi="Times New Roman" w:cs="Times New Roman"/>
+          <w:color w:val="0D0D0D" w:themeColor="text1" w:themeTint="F2"/>
+          <w:sz w:val="32"/>
+          <w:szCs w:val="32"/>
+        </w:rPr>
+      </w:pPr>
+      <w:r>
+        <w:rPr>
+          <w:rFonts w:ascii="Times New Roman" w:hAnsi="Times New Roman" w:cs="Times New Roman"/>
+          <w:color w:val="0D0D0D" w:themeColor="text1" w:themeTint="F2"/>
+          <w:sz w:val="32"/>
+          <w:szCs w:val="32"/>
+        </w:rPr>
+        <w:t xml:space="preserve">Step 1: Find </w:t>
+      </w:r>
+      <m:oMath>
+        <m:r>
+          <w:rPr>
+            <w:rFonts w:ascii="Cambria Math" w:hAnsi="Cambria Math" w:cs="Times New Roman"/>
+            <w:color w:val="0D0D0D" w:themeColor="text1" w:themeTint="F2"/>
+            <w:sz w:val="32"/>
+            <w:szCs w:val="32"/>
+          </w:rPr>
+          <m:t>m</m:t>
+        </m:r>
+      </m:oMath>
+    </w:p>
+    <w:p>
+      <w:pPr>
+        <w:rPr>
+          <w:rFonts w:ascii="Times New Roman" w:hAnsi="Times New Roman" w:cs="Times New Roman"/>
+          <w:color w:val="0D0D0D" w:themeColor="text1" w:themeTint="F2"/>
+          <w:sz w:val="32"/>
+          <w:szCs w:val="32"/>
+        </w:rPr>
+      </w:pPr>
+      <m:oMathPara>
+        <m:oMath>
+          <m:r>
+            <w:rPr>
+              <w:rFonts w:ascii="Cambria Math" w:hAnsi="Cambria Math" w:cs="Times New Roman"/>
+              <w:color w:val="0D0D0D" w:themeColor="text1" w:themeTint="F2"/>
+              <w:sz w:val="32"/>
+              <w:szCs w:val="32"/>
+            </w:rPr>
+            <m:t>m=</m:t>
+          </m:r>
+          <m:f>
+            <m:fPr>
+              <m:ctrlPr>
+                <w:rPr>
+                  <w:rFonts w:ascii="Cambria Math" w:hAnsi="Cambria Math" w:cs="Times New Roman"/>
+                  <w:color w:val="0D0D0D" w:themeColor="text1" w:themeTint="F2"/>
+                  <w:sz w:val="32"/>
+                  <w:szCs w:val="32"/>
+                </w:rPr>
+              </m:ctrlPr>
+            </m:fPr>
+            <m:num>
+              <m:r>
+                <w:rPr>
+                  <w:rFonts w:ascii="Cambria Math" w:hAnsi="Cambria Math" w:cs="Times New Roman"/>
+                  <w:color w:val="0D0D0D" w:themeColor="text1" w:themeTint="F2"/>
+                  <w:sz w:val="32"/>
+                  <w:szCs w:val="32"/>
+                </w:rPr>
+                <m:t>500</m:t>
+              </m:r>
+            </m:num>
+            <m:den>
+              <m:r>
+                <w:rPr>
+                  <w:rFonts w:ascii="Cambria Math" w:hAnsi="Cambria Math" w:cs="Times New Roman"/>
+                  <w:color w:val="0D0D0D" w:themeColor="text1" w:themeTint="F2"/>
+                  <w:sz w:val="32"/>
+                  <w:szCs w:val="32"/>
+                </w:rPr>
+                <m:t>10</m:t>
+              </m:r>
+            </m:den>
+          </m:f>
+          <m:r>
+            <w:rPr>
+              <w:rFonts w:ascii="Cambria Math" w:hAnsi="Cambria Math" w:cs="Times New Roman"/>
+              <w:color w:val="0D0D0D" w:themeColor="text1" w:themeTint="F2"/>
+              <w:sz w:val="32"/>
+              <w:szCs w:val="32"/>
+            </w:rPr>
+            <m:t>=50</m:t>
+          </m:r>
+          <m:r>
+            <w:rPr>
+              <w:rFonts w:ascii="Times New Roman" w:hAnsi="Times New Roman" w:cs="Times New Roman"/>
+              <w:i/>
+              <w:color w:val="0D0D0D" w:themeColor="text1" w:themeTint="F2"/>
+              <w:sz w:val="32"/>
+              <w:szCs w:val="32"/>
+            </w:rPr>
+            <w:br/>
+          </m:r>
+        </m:oMath>
+      </m:oMathPara>
+    </w:p>
+    <w:p>
+      <w:pPr>
+        <w:rPr>
+          <w:rFonts w:ascii="Times New Roman" w:hAnsi="Times New Roman" w:cs="Times New Roman"/>
+          <w:color w:val="0D0D0D" w:themeColor="text1" w:themeTint="F2"/>
+          <w:sz w:val="32"/>
+          <w:szCs w:val="32"/>
+        </w:rPr>
+      </w:pPr>
+      <w:r>
+        <w:rPr>
+          <w:rFonts w:ascii="Times New Roman" w:hAnsi="Times New Roman" w:cs="Times New Roman"/>
+          <w:color w:val="0D0D0D" w:themeColor="text1" w:themeTint="F2"/>
+          <w:sz w:val="32"/>
+          <w:szCs w:val="32"/>
+        </w:rPr>
+        <w:t>Step 2: Randomly select a number from 1 to 50.</w:t>
+      </w:r>
+    </w:p>
+    <w:p>
+      <w:pPr>
+        <w:rPr>
+          <w:rFonts w:ascii="Times New Roman" w:hAnsi="Times New Roman" w:cs="Times New Roman"/>
+          <w:color w:val="0D0D0D" w:themeColor="text1" w:themeTint="F2"/>
+          <w:sz w:val="32"/>
+          <w:szCs w:val="32"/>
+        </w:rPr>
+      </w:pPr>
+      <w:r>
+        <w:rPr>
+          <w:rFonts w:ascii="Times New Roman" w:hAnsi="Times New Roman" w:cs="Times New Roman"/>
+          <w:color w:val="0D0D0D" w:themeColor="text1" w:themeTint="F2"/>
+          <w:sz w:val="32"/>
+          <w:szCs w:val="32"/>
+        </w:rPr>
+        <w:t>Suppose the random starting number is 22.</w:t>
+      </w:r>
+    </w:p>
+    <w:p>
+      <w:pPr>
+        <w:rPr>
+          <w:rFonts w:ascii="Times New Roman" w:hAnsi="Times New Roman" w:cs="Times New Roman"/>
+          <w:color w:val="0D0D0D" w:themeColor="text1" w:themeTint="F2"/>
+          <w:sz w:val="32"/>
+          <w:szCs w:val="32"/>
+        </w:rPr>
+      </w:pPr>
+      <w:r>
+        <w:rPr>
+          <w:rFonts w:ascii="Times New Roman" w:hAnsi="Times New Roman" w:cs="Times New Roman"/>
+          <w:color w:val="0D0D0D" w:themeColor="text1" w:themeTint="F2"/>
+          <w:sz w:val="32"/>
+          <w:szCs w:val="32"/>
+        </w:rPr>
+        <w:t>Step 3: Select every 50th firm:</w:t>
+      </w:r>
+    </w:p>
+    <w:p>
+      <w:pPr>
+        <w:rPr>
+          <w:rFonts w:ascii="Times New Roman" w:hAnsi="Times New Roman" w:cs="Times New Roman"/>
+          <w:color w:val="0D0D0D" w:themeColor="text1" w:themeTint="F2"/>
+          <w:sz w:val="32"/>
+          <w:szCs w:val="32"/>
+        </w:rPr>
+      </w:pPr>
+      <m:oMathPara>
+        <m:oMath>
+          <m:r>
+            <w:rPr>
+              <w:rFonts w:ascii="Cambria Math" w:hAnsi="Cambria Math" w:cs="Times New Roman"/>
+              <w:color w:val="0D0D0D" w:themeColor="text1" w:themeTint="F2"/>
+              <w:sz w:val="32"/>
+              <w:szCs w:val="32"/>
+            </w:rPr>
+            <w:lastRenderedPageBreak/>
+            <m:t>22,</m:t>
+          </m:r>
+          <m:r>
+            <m:rPr>
+              <m:nor/>
+            </m:rPr>
+            <w:rPr>
+              <w:rFonts w:ascii="Times New Roman" w:hAnsi="Times New Roman" w:cs="Times New Roman"/>
+              <w:color w:val="0D0D0D" w:themeColor="text1" w:themeTint="F2"/>
+              <w:sz w:val="32"/>
+              <w:szCs w:val="32"/>
+            </w:rPr>
+            <m:t> </m:t>
+          </m:r>
+          <m:r>
+            <w:rPr>
+              <w:rFonts w:ascii="Cambria Math" w:hAnsi="Cambria Math" w:cs="Times New Roman"/>
+              <w:color w:val="0D0D0D" w:themeColor="text1" w:themeTint="F2"/>
+              <w:sz w:val="32"/>
+              <w:szCs w:val="32"/>
+            </w:rPr>
+            <m:t>72,</m:t>
+          </m:r>
+          <m:r>
+            <m:rPr>
+              <m:nor/>
+            </m:rPr>
+            <w:rPr>
+              <w:rFonts w:ascii="Times New Roman" w:hAnsi="Times New Roman" w:cs="Times New Roman"/>
+              <w:color w:val="0D0D0D" w:themeColor="text1" w:themeTint="F2"/>
+              <w:sz w:val="32"/>
+              <w:szCs w:val="32"/>
+            </w:rPr>
+            <m:t> </m:t>
+          </m:r>
+          <m:r>
+            <w:rPr>
+              <w:rFonts w:ascii="Cambria Math" w:hAnsi="Cambria Math" w:cs="Times New Roman"/>
+              <w:color w:val="0D0D0D" w:themeColor="text1" w:themeTint="F2"/>
+              <w:sz w:val="32"/>
+              <w:szCs w:val="32"/>
+            </w:rPr>
+            <m:t>122,</m:t>
+          </m:r>
+          <m:r>
+            <m:rPr>
+              <m:nor/>
+            </m:rPr>
+            <w:rPr>
+              <w:rFonts w:ascii="Times New Roman" w:hAnsi="Times New Roman" w:cs="Times New Roman"/>
+              <w:color w:val="0D0D0D" w:themeColor="text1" w:themeTint="F2"/>
+              <w:sz w:val="32"/>
+              <w:szCs w:val="32"/>
+            </w:rPr>
+            <m:t> </m:t>
+          </m:r>
+          <m:r>
+            <w:rPr>
+              <w:rFonts w:ascii="Cambria Math" w:hAnsi="Cambria Math" w:cs="Times New Roman"/>
+              <w:color w:val="0D0D0D" w:themeColor="text1" w:themeTint="F2"/>
+              <w:sz w:val="32"/>
+              <w:szCs w:val="32"/>
+            </w:rPr>
+            <m:t>172,</m:t>
+          </m:r>
+          <m:r>
+            <m:rPr>
+              <m:nor/>
+            </m:rPr>
+            <w:rPr>
+              <w:rFonts w:ascii="Times New Roman" w:hAnsi="Times New Roman" w:cs="Times New Roman"/>
+              <w:color w:val="0D0D0D" w:themeColor="text1" w:themeTint="F2"/>
+              <w:sz w:val="32"/>
+              <w:szCs w:val="32"/>
+            </w:rPr>
+            <m:t> </m:t>
+          </m:r>
+          <m:r>
+            <w:rPr>
+              <w:rFonts w:ascii="Cambria Math" w:hAnsi="Cambria Math" w:cs="Times New Roman"/>
+              <w:color w:val="0D0D0D" w:themeColor="text1" w:themeTint="F2"/>
+              <w:sz w:val="32"/>
+              <w:szCs w:val="32"/>
+            </w:rPr>
+            <m:t>222,</m:t>
+          </m:r>
+          <m:r>
+            <m:rPr>
+              <m:nor/>
+            </m:rPr>
+            <w:rPr>
+              <w:rFonts w:ascii="Times New Roman" w:hAnsi="Times New Roman" w:cs="Times New Roman"/>
+              <w:color w:val="0D0D0D" w:themeColor="text1" w:themeTint="F2"/>
+              <w:sz w:val="32"/>
+              <w:szCs w:val="32"/>
+            </w:rPr>
+            <m:t> </m:t>
+          </m:r>
+          <m:r>
+            <w:rPr>
+              <w:rFonts w:ascii="Cambria Math" w:hAnsi="Cambria Math" w:cs="Times New Roman"/>
+              <w:color w:val="0D0D0D" w:themeColor="text1" w:themeTint="F2"/>
+              <w:sz w:val="32"/>
+              <w:szCs w:val="32"/>
+            </w:rPr>
+            <m:t>272,</m:t>
+          </m:r>
+          <m:r>
+            <m:rPr>
+              <m:nor/>
+            </m:rPr>
+            <w:rPr>
+              <w:rFonts w:ascii="Times New Roman" w:hAnsi="Times New Roman" w:cs="Times New Roman"/>
+              <w:color w:val="0D0D0D" w:themeColor="text1" w:themeTint="F2"/>
+              <w:sz w:val="32"/>
+              <w:szCs w:val="32"/>
+            </w:rPr>
+            <m:t> </m:t>
+          </m:r>
+          <m:r>
+            <w:rPr>
+              <w:rFonts w:ascii="Cambria Math" w:hAnsi="Cambria Math" w:cs="Times New Roman"/>
+              <w:color w:val="0D0D0D" w:themeColor="text1" w:themeTint="F2"/>
+              <w:sz w:val="32"/>
+              <w:szCs w:val="32"/>
+            </w:rPr>
+            <m:t>322,</m:t>
+          </m:r>
+          <m:r>
+            <m:rPr>
+              <m:nor/>
+            </m:rPr>
+            <w:rPr>
+              <w:rFonts w:ascii="Times New Roman" w:hAnsi="Times New Roman" w:cs="Times New Roman"/>
+              <w:color w:val="0D0D0D" w:themeColor="text1" w:themeTint="F2"/>
+              <w:sz w:val="32"/>
+              <w:szCs w:val="32"/>
+            </w:rPr>
+            <m:t> </m:t>
+          </m:r>
+          <m:r>
+            <w:rPr>
+              <w:rFonts w:ascii="Cambria Math" w:hAnsi="Cambria Math" w:cs="Times New Roman"/>
+              <w:color w:val="0D0D0D" w:themeColor="text1" w:themeTint="F2"/>
+              <w:sz w:val="32"/>
+              <w:szCs w:val="32"/>
+            </w:rPr>
+            <m:t>372,</m:t>
+          </m:r>
+          <m:r>
+            <m:rPr>
+              <m:nor/>
+            </m:rPr>
+            <w:rPr>
+              <w:rFonts w:ascii="Times New Roman" w:hAnsi="Times New Roman" w:cs="Times New Roman"/>
+              <w:color w:val="0D0D0D" w:themeColor="text1" w:themeTint="F2"/>
+              <w:sz w:val="32"/>
+              <w:szCs w:val="32"/>
+            </w:rPr>
+            <m:t> </m:t>
+          </m:r>
+          <m:r>
+            <w:rPr>
+              <w:rFonts w:ascii="Cambria Math" w:hAnsi="Cambria Math" w:cs="Times New Roman"/>
+              <w:color w:val="0D0D0D" w:themeColor="text1" w:themeTint="F2"/>
+              <w:sz w:val="32"/>
+              <w:szCs w:val="32"/>
+            </w:rPr>
+            <m:t>422,</m:t>
+          </m:r>
+          <m:r>
+            <m:rPr>
+              <m:nor/>
+            </m:rPr>
+            <w:rPr>
+              <w:rFonts w:ascii="Times New Roman" w:hAnsi="Times New Roman" w:cs="Times New Roman"/>
+              <w:color w:val="0D0D0D" w:themeColor="text1" w:themeTint="F2"/>
+              <w:sz w:val="32"/>
+              <w:szCs w:val="32"/>
+            </w:rPr>
+            <m:t> </m:t>
+          </m:r>
+          <m:r>
+            <w:rPr>
+              <w:rFonts w:ascii="Cambria Math" w:hAnsi="Cambria Math" w:cs="Times New Roman"/>
+              <w:color w:val="0D0D0D" w:themeColor="text1" w:themeTint="F2"/>
+              <w:sz w:val="32"/>
+              <w:szCs w:val="32"/>
+            </w:rPr>
+            <m:t>472</m:t>
+          </m:r>
+          <m:r>
+            <w:rPr>
+              <w:rFonts w:ascii="Times New Roman" w:hAnsi="Times New Roman" w:cs="Times New Roman"/>
+              <w:i/>
+              <w:color w:val="0D0D0D" w:themeColor="text1" w:themeTint="F2"/>
+              <w:sz w:val="32"/>
+              <w:szCs w:val="32"/>
+            </w:rPr>
+            <w:br/>
+          </m:r>
+        </m:oMath>
+      </m:oMathPara>
+    </w:p>
+    <w:p>
+      <w:pPr>
+        <w:rPr>
+          <w:rFonts w:ascii="Times New Roman" w:hAnsi="Times New Roman" w:cs="Times New Roman"/>
+          <w:color w:val="0D0D0D" w:themeColor="text1" w:themeTint="F2"/>
+          <w:sz w:val="32"/>
+          <w:szCs w:val="32"/>
+        </w:rPr>
+      </w:pPr>
+      <w:r>
+        <w:rPr>
+          <w:rFonts w:ascii="Times New Roman" w:hAnsi="Times New Roman" w:cs="Times New Roman"/>
+          <w:color w:val="0D0D0D" w:themeColor="text1" w:themeTint="F2"/>
+          <w:sz w:val="32"/>
+          <w:szCs w:val="32"/>
+        </w:rPr>
+        <w:t>So, these 10 firms form the systematic random sample.</w:t>
+      </w:r>
+    </w:p>
+    <w:p>
+      <w:pPr>
+        <w:rPr>
+          <w:rFonts w:ascii="Times New Roman" w:hAnsi="Times New Roman" w:cs="Times New Roman"/>
+          <w:b/>
+          <w:bCs/>
+          <w:color w:val="0D0D0D" w:themeColor="text1" w:themeTint="F2"/>
+          <w:sz w:val="32"/>
+          <w:szCs w:val="32"/>
+        </w:rPr>
+      </w:pPr>
+      <w:r>
+        <w:rPr>
+          <w:rFonts w:ascii="Times New Roman" w:hAnsi="Times New Roman" w:cs="Times New Roman"/>
+          <w:b/>
+          <w:bCs/>
+          <w:color w:val="0D0D0D" w:themeColor="text1" w:themeTint="F2"/>
+          <w:sz w:val="32"/>
+          <w:szCs w:val="32"/>
+        </w:rPr>
+        <w:t>b. Which method is easier?</w:t>
+      </w:r>
+    </w:p>
+    <w:p>
+      <w:pPr>
+        <w:rPr>
+          <w:rFonts w:ascii="Times New Roman" w:hAnsi="Times New Roman" w:cs="Times New Roman"/>
+          <w:color w:val="0D0D0D" w:themeColor="text1" w:themeTint="F2"/>
+          <w:sz w:val="32"/>
+          <w:szCs w:val="32"/>
+        </w:rPr>
+      </w:pPr>
+      <w:r>
+        <w:rPr>
+          <w:rFonts w:ascii="Times New Roman" w:hAnsi="Times New Roman" w:cs="Times New Roman"/>
+          <w:color w:val="0D0D0D" w:themeColor="text1" w:themeTint="F2"/>
+          <w:sz w:val="32"/>
+          <w:szCs w:val="32"/>
+        </w:rPr>
+        <w:t>Systematic random sampling is easier.</w:t>
+      </w:r>
+    </w:p>
+    <w:p>
+      <w:pPr>
+        <w:rPr>
+          <w:rFonts w:ascii="Times New Roman" w:hAnsi="Times New Roman" w:cs="Times New Roman"/>
+          <w:color w:val="0D0D0D" w:themeColor="text1" w:themeTint="F2"/>
+          <w:sz w:val="32"/>
+          <w:szCs w:val="32"/>
+        </w:rPr>
+      </w:pPr>
+      <w:r>
+        <w:rPr>
+          <w:rFonts w:ascii="Times New Roman" w:hAnsi="Times New Roman" w:cs="Times New Roman"/>
+          <w:color w:val="0D0D0D" w:themeColor="text1" w:themeTint="F2"/>
+          <w:sz w:val="32"/>
+          <w:szCs w:val="32"/>
+        </w:rPr>
+        <w:t xml:space="preserve">Because after selecting the random starting number, we simply select every 50th firm. The textbook also states that systematic random sampling takes less effort to implement than simple random sampling. </w:t>
+      </w:r>
+    </w:p>
+    <w:p>
+      <w:pPr>
+        <w:rPr>
+          <w:rFonts w:ascii="Times New Roman" w:hAnsi="Times New Roman" w:cs="Times New Roman"/>
+          <w:b/>
+          <w:bCs/>
+          <w:color w:val="0D0D0D" w:themeColor="text1" w:themeTint="F2"/>
+          <w:sz w:val="32"/>
+          <w:szCs w:val="32"/>
+        </w:rPr>
+      </w:pPr>
+      <w:r>
+        <w:rPr>
+          <w:rFonts w:ascii="Times New Roman" w:hAnsi="Times New Roman" w:cs="Times New Roman"/>
+          <w:b/>
+          <w:bCs/>
+          <w:color w:val="0D0D0D" w:themeColor="text1" w:themeTint="F2"/>
+          <w:sz w:val="32"/>
+          <w:szCs w:val="32"/>
+        </w:rPr>
+        <w:t>c. Is it reasonable for obtaining a representative sample?</w:t>
+      </w:r>
+    </w:p>
+    <w:p>
+      <w:pPr>
+        <w:rPr>
+          <w:rFonts w:ascii="Times New Roman" w:hAnsi="Times New Roman" w:cs="Times New Roman"/>
+          <w:color w:val="0D0D0D" w:themeColor="text1" w:themeTint="F2"/>
+          <w:sz w:val="32"/>
+          <w:szCs w:val="32"/>
+        </w:rPr>
+      </w:pPr>
+      <w:r>
+        <w:rPr>
+          <w:rFonts w:ascii="Times New Roman" w:hAnsi="Times New Roman" w:cs="Times New Roman"/>
+          <w:color w:val="0D0D0D" w:themeColor="text1" w:themeTint="F2"/>
+          <w:sz w:val="32"/>
+          <w:szCs w:val="32"/>
+        </w:rPr>
+        <w:t>Yes, generally.</w:t>
+      </w:r>
+    </w:p>
+    <w:p>
+      <w:pPr>
+        <w:rPr>
+          <w:rFonts w:ascii="Times New Roman" w:hAnsi="Times New Roman" w:cs="Times New Roman"/>
+          <w:color w:val="0D0D0D" w:themeColor="text1" w:themeTint="F2"/>
+          <w:sz w:val="32"/>
+          <w:szCs w:val="32"/>
+        </w:rPr>
+      </w:pPr>
+      <w:r>
+        <w:rPr>
+          <w:rFonts w:ascii="Times New Roman" w:hAnsi="Times New Roman" w:cs="Times New Roman"/>
+          <w:color w:val="0D0D0D" w:themeColor="text1" w:themeTint="F2"/>
+          <w:sz w:val="32"/>
+          <w:szCs w:val="32"/>
+        </w:rPr>
+        <w:t>Systematic random sampling usually provides results comparable to simple random sampling. However, it may not work well if the list has a cyclical pattern</w:t>
+      </w:r>
+      <w:r>
+        <w:rPr>
+          <w:rFonts w:ascii="Times New Roman" w:hAnsi="Times New Roman" w:cs="Times New Roman"/>
+          <w:color w:val="0D0D0D" w:themeColor="text1" w:themeTint="F2"/>
+          <w:sz w:val="32"/>
+          <w:szCs w:val="32"/>
+        </w:rPr>
+        <w:t xml:space="preserve"> (</w:t>
+      </w:r>
+      <w:r>
+        <w:rPr>
+          <w:rFonts w:ascii="Times New Roman" w:hAnsi="Times New Roman" w:cs="Times New Roman"/>
+          <w:color w:val="0D0D0D" w:themeColor="text1" w:themeTint="F2"/>
+          <w:sz w:val="32"/>
+          <w:szCs w:val="32"/>
+        </w:rPr>
+        <w:t>repeating pattern</w:t>
+      </w:r>
+      <w:r>
+        <w:rPr>
+          <w:rFonts w:ascii="Times New Roman" w:hAnsi="Times New Roman" w:cs="Times New Roman"/>
+          <w:color w:val="0D0D0D" w:themeColor="text1" w:themeTint="F2"/>
+          <w:sz w:val="32"/>
+          <w:szCs w:val="32"/>
+        </w:rPr>
+        <w:t>)</w:t>
+      </w:r>
+      <w:r>
+        <w:rPr>
+          <w:rFonts w:ascii="Times New Roman" w:hAnsi="Times New Roman" w:cs="Times New Roman"/>
+          <w:color w:val="0D0D0D" w:themeColor="text1" w:themeTint="F2"/>
+          <w:sz w:val="32"/>
+          <w:szCs w:val="32"/>
+        </w:rPr>
+        <w:t>.</w:t>
+      </w:r>
+    </w:p>
+    <w:p>
+      <w:pPr>
+        <w:tabs>
+          <w:tab w:val="left" w:pos="4120"/>
+        </w:tabs>
+        <w:rPr>
+          <w:rFonts w:ascii="Times New Roman" w:hAnsi="Times New Roman" w:cs="Times New Roman"/>
           <w:color w:val="215E99" w:themeColor="text2" w:themeTint="BF"/>
           <w:sz w:val="32"/>
           <w:szCs w:val="32"/>
@@ -13287,53 +13733,15 @@
       <w:r>
         <w:rPr>
           <w:rFonts w:ascii="Times New Roman" w:hAnsi="Times New Roman" w:cs="Times New Roman"/>
-          <w:b/>
-          <w:bCs/>
           <w:color w:val="215E99" w:themeColor="text2" w:themeTint="BF"/>
           <w:sz w:val="32"/>
           <w:szCs w:val="32"/>
         </w:rPr>
-        <w:lastRenderedPageBreak/>
-        <w:t>Frequency Distribution</w:t>
-      </w:r>
-    </w:p>
-    <w:p>
-      <w:pPr>
-        <w:rPr>
-          <w:rFonts w:ascii="Times New Roman" w:hAnsi="Times New Roman" w:cs="Times New Roman"/>
-          <w:sz w:val="32"/>
-          <w:szCs w:val="32"/>
-        </w:rPr>
-      </w:pPr>
-      <w:r>
-        <w:rPr>
-          <w:rFonts w:ascii="Times New Roman" w:hAnsi="Times New Roman" w:cs="Times New Roman"/>
-          <w:sz w:val="32"/>
-          <w:szCs w:val="32"/>
-        </w:rPr>
-        <w:t>Frequency distribution is a table that organizes a data set into a suitable number of classes or groups and shows the frequency of each class.</w:t>
-      </w:r>
-    </w:p>
-    <w:p>
-      <w:pPr>
-        <w:rPr>
-          <w:rFonts w:ascii="Times New Roman" w:hAnsi="Times New Roman" w:cs="Times New Roman"/>
-          <w:sz w:val="32"/>
-          <w:szCs w:val="32"/>
-        </w:rPr>
-      </w:pPr>
-      <w:r>
-        <w:rPr>
-          <w:rFonts w:ascii="Times New Roman" w:hAnsi="Times New Roman" w:cs="Times New Roman"/>
-          <w:noProof/>
-          <w:sz w:val="32"/>
-          <w:szCs w:val="32"/>
-        </w:rPr>
         <w:drawing>
-          <wp:inline distT="0" distB="0" distL="0" distR="0" wp14:anchorId="449452BD" wp14:editId="0937032A">
-            <wp:extent cx="4991357" cy="2019404"/>
+          <wp:inline distT="0" distB="0" distL="0" distR="0" wp14:anchorId="4299D5F5" wp14:editId="22B2003B">
+            <wp:extent cx="3511730" cy="1416123"/>
             <wp:effectExtent l="0" t="0" r="0" b="0"/>
-            <wp:docPr id="539980429" name="Picture 1"/>
+            <wp:docPr id="581751065" name="Picture 1"/>
             <wp:cNvGraphicFramePr>
               <a:graphicFrameLocks xmlns:a="http://schemas.openxmlformats.org/drawingml/2006/main" noChangeAspect="1"/>
             </wp:cNvGraphicFramePr>
@@ -13341,7 +13749,7 @@
               <a:graphicData uri="http://schemas.openxmlformats.org/drawingml/2006/picture">
                 <pic:pic xmlns:pic="http://schemas.openxmlformats.org/drawingml/2006/picture">
                   <pic:nvPicPr>
-                    <pic:cNvPr id="539980429" name=""/>
+                    <pic:cNvPr id="581751065" name=""/>
                     <pic:cNvPicPr/>
                   </pic:nvPicPr>
                   <pic:blipFill>
@@ -13353,7 +13761,7 @@
                   <pic:spPr>
                     <a:xfrm>
                       <a:off x="0" y="0"/>
-                      <a:ext cx="4991357" cy="2019404"/>
+                      <a:ext cx="3511730" cy="1416123"/>
                     </a:xfrm>
                     <a:prstGeom prst="rect">
                       <a:avLst/>
@@ -13368,392 +13776,856 @@
     </w:p>
     <w:p>
       <w:pPr>
-        <w:rPr>
-          <w:rFonts w:ascii="Times New Roman" w:hAnsi="Times New Roman" w:cs="Times New Roman"/>
-          <w:b/>
-          <w:bCs/>
-          <w:sz w:val="32"/>
-          <w:szCs w:val="32"/>
-        </w:rPr>
-      </w:pPr>
-      <w:r>
-        <w:rPr>
-          <w:rFonts w:ascii="Times New Roman" w:hAnsi="Times New Roman" w:cs="Times New Roman"/>
-          <w:b/>
-          <w:bCs/>
-          <w:sz w:val="32"/>
-          <w:szCs w:val="32"/>
-        </w:rPr>
-        <w:t>Grouped Data</w:t>
-      </w:r>
-    </w:p>
-    <w:p>
-      <w:pPr>
-        <w:rPr>
-          <w:rFonts w:ascii="Times New Roman" w:hAnsi="Times New Roman" w:cs="Times New Roman"/>
-          <w:sz w:val="32"/>
-          <w:szCs w:val="32"/>
-        </w:rPr>
-      </w:pPr>
-      <w:r>
-        <w:rPr>
-          <w:rFonts w:ascii="Times New Roman" w:hAnsi="Times New Roman" w:cs="Times New Roman"/>
-          <w:b/>
-          <w:bCs/>
-          <w:sz w:val="32"/>
-          <w:szCs w:val="32"/>
-        </w:rPr>
-        <w:t>Grouped data</w:t>
-      </w:r>
-      <w:r>
-        <w:rPr>
-          <w:rFonts w:ascii="Times New Roman" w:hAnsi="Times New Roman" w:cs="Times New Roman"/>
-          <w:sz w:val="32"/>
-          <w:szCs w:val="32"/>
-        </w:rPr>
-        <w:t xml:space="preserve"> is data that is divided into </w:t>
-      </w:r>
-      <w:r>
-        <w:rPr>
-          <w:rFonts w:ascii="Times New Roman" w:hAnsi="Times New Roman" w:cs="Times New Roman"/>
-          <w:b/>
-          <w:bCs/>
-          <w:sz w:val="32"/>
-          <w:szCs w:val="32"/>
-        </w:rPr>
-        <w:t>groups or intervals (classes)</w:t>
-      </w:r>
-      <w:r>
-        <w:rPr>
-          <w:rFonts w:ascii="Times New Roman" w:hAnsi="Times New Roman" w:cs="Times New Roman"/>
-          <w:sz w:val="32"/>
-          <w:szCs w:val="32"/>
-        </w:rPr>
-        <w:t xml:space="preserve"> instead of showing every individual value.</w:t>
-      </w:r>
-    </w:p>
-    <w:p>
-      <w:pPr>
-        <w:rPr>
-          <w:rFonts w:ascii="Times New Roman" w:hAnsi="Times New Roman" w:cs="Times New Roman"/>
-          <w:sz w:val="32"/>
-          <w:szCs w:val="32"/>
-        </w:rPr>
-      </w:pPr>
-      <w:r>
-        <w:rPr>
-          <w:rFonts w:ascii="Times New Roman" w:hAnsi="Times New Roman" w:cs="Times New Roman"/>
-          <w:b/>
-          <w:bCs/>
-          <w:sz w:val="32"/>
-          <w:szCs w:val="32"/>
-        </w:rPr>
-        <w:t>Example:</w:t>
-      </w:r>
-      <w:r>
-        <w:rPr>
-          <w:rFonts w:ascii="Times New Roman" w:hAnsi="Times New Roman" w:cs="Times New Roman"/>
-          <w:sz w:val="32"/>
-          <w:szCs w:val="32"/>
-        </w:rPr>
-        <w:t xml:space="preserve"> Suppose students' ages are:</w:t>
-      </w:r>
-    </w:p>
-    <w:p>
-      <w:pPr>
-        <w:rPr>
-          <w:rFonts w:ascii="Times New Roman" w:hAnsi="Times New Roman" w:cs="Times New Roman"/>
-          <w:sz w:val="32"/>
-          <w:szCs w:val="32"/>
-        </w:rPr>
-      </w:pPr>
-      <w:r>
-        <w:rPr>
-          <w:rFonts w:ascii="Times New Roman" w:hAnsi="Times New Roman" w:cs="Times New Roman"/>
-          <w:sz w:val="32"/>
-          <w:szCs w:val="32"/>
-        </w:rPr>
-        <w:t>10, 11, 12, 13, 14, 15, 16, 17</w:t>
-      </w:r>
-    </w:p>
-    <w:p>
-      <w:pPr>
-        <w:rPr>
-          <w:rFonts w:ascii="Times New Roman" w:hAnsi="Times New Roman" w:cs="Times New Roman"/>
-          <w:sz w:val="32"/>
-          <w:szCs w:val="32"/>
-        </w:rPr>
-      </w:pPr>
-      <w:r>
-        <w:rPr>
-          <w:rFonts w:ascii="Times New Roman" w:hAnsi="Times New Roman" w:cs="Times New Roman"/>
-          <w:noProof/>
-          <w:sz w:val="32"/>
-          <w:szCs w:val="32"/>
-        </w:rPr>
-        <w:drawing>
-          <wp:inline distT="0" distB="0" distL="0" distR="0" wp14:anchorId="2F91CCB6" wp14:editId="05E60D10">
-            <wp:extent cx="5943600" cy="2650490"/>
-            <wp:effectExtent l="0" t="0" r="0" b="0"/>
-            <wp:docPr id="1159272649" name="Picture 1"/>
-            <wp:cNvGraphicFramePr>
-              <a:graphicFrameLocks xmlns:a="http://schemas.openxmlformats.org/drawingml/2006/main" noChangeAspect="1"/>
-            </wp:cNvGraphicFramePr>
-            <a:graphic xmlns:a="http://schemas.openxmlformats.org/drawingml/2006/main">
-              <a:graphicData uri="http://schemas.openxmlformats.org/drawingml/2006/picture">
-                <pic:pic xmlns:pic="http://schemas.openxmlformats.org/drawingml/2006/picture">
-                  <pic:nvPicPr>
-                    <pic:cNvPr id="1159272649" name=""/>
-                    <pic:cNvPicPr/>
-                  </pic:nvPicPr>
-                  <pic:blipFill>
-                    <a:blip r:embed="rId33"/>
-                    <a:stretch>
-                      <a:fillRect/>
-                    </a:stretch>
-                  </pic:blipFill>
-                  <pic:spPr>
-                    <a:xfrm>
-                      <a:off x="0" y="0"/>
-                      <a:ext cx="5943600" cy="2650490"/>
-                    </a:xfrm>
-                    <a:prstGeom prst="rect">
-                      <a:avLst/>
-                    </a:prstGeom>
-                  </pic:spPr>
-                </pic:pic>
-              </a:graphicData>
-            </a:graphic>
-          </wp:inline>
-        </w:drawing>
-      </w:r>
-    </w:p>
-    <w:p>
-      <w:pPr>
-        <w:rPr>
-          <w:rFonts w:ascii="Times New Roman" w:hAnsi="Times New Roman" w:cs="Times New Roman"/>
-          <w:sz w:val="32"/>
-          <w:szCs w:val="32"/>
-        </w:rPr>
-      </w:pPr>
-    </w:p>
-    <w:p>
-      <w:pPr>
-        <w:rPr>
-          <w:rFonts w:ascii="Times New Roman" w:hAnsi="Times New Roman" w:cs="Times New Roman"/>
-          <w:b/>
-          <w:bCs/>
-          <w:sz w:val="32"/>
-          <w:szCs w:val="32"/>
-        </w:rPr>
-      </w:pPr>
-      <w:r>
-        <w:rPr>
-          <w:rFonts w:ascii="Times New Roman" w:hAnsi="Times New Roman" w:cs="Times New Roman"/>
-          <w:b/>
-          <w:bCs/>
-          <w:sz w:val="32"/>
-          <w:szCs w:val="32"/>
-        </w:rPr>
-        <w:lastRenderedPageBreak/>
-        <w:t>Percentage Frequency</w:t>
-      </w:r>
-    </w:p>
-    <w:p>
-      <w:pPr>
-        <w:rPr>
-          <w:rFonts w:ascii="Times New Roman" w:hAnsi="Times New Roman" w:cs="Times New Roman"/>
-          <w:sz w:val="32"/>
-          <w:szCs w:val="32"/>
-        </w:rPr>
-      </w:pPr>
-      <w:r>
-        <w:rPr>
-          <w:rFonts w:ascii="Times New Roman" w:hAnsi="Times New Roman" w:cs="Times New Roman"/>
-          <w:b/>
-          <w:bCs/>
-          <w:sz w:val="32"/>
-          <w:szCs w:val="32"/>
-        </w:rPr>
-        <w:t>Percentage frequency</w:t>
-      </w:r>
-      <w:r>
-        <w:rPr>
-          <w:rFonts w:ascii="Times New Roman" w:hAnsi="Times New Roman" w:cs="Times New Roman"/>
-          <w:sz w:val="32"/>
-          <w:szCs w:val="32"/>
-        </w:rPr>
-        <w:t xml:space="preserve"> shows the frequency of a value or class as a percentage of the total frequency.</w:t>
-      </w:r>
-    </w:p>
-    <w:p>
-      <w:pPr>
-        <w:rPr>
-          <w:rFonts w:ascii="Times New Roman" w:hAnsi="Times New Roman" w:cs="Times New Roman"/>
-          <w:sz w:val="32"/>
-          <w:szCs w:val="32"/>
-        </w:rPr>
-      </w:pPr>
-      <w:r>
-        <w:rPr>
-          <w:rFonts w:ascii="Times New Roman" w:hAnsi="Times New Roman" w:cs="Times New Roman"/>
-          <w:noProof/>
-          <w:sz w:val="32"/>
-          <w:szCs w:val="32"/>
-        </w:rPr>
-        <w:drawing>
-          <wp:inline distT="0" distB="0" distL="0" distR="0" wp14:anchorId="0056E935" wp14:editId="179AB06D">
-            <wp:extent cx="4857750" cy="2382277"/>
-            <wp:effectExtent l="0" t="0" r="0" b="0"/>
-            <wp:docPr id="1168110348" name="Picture 1"/>
-            <wp:cNvGraphicFramePr>
-              <a:graphicFrameLocks xmlns:a="http://schemas.openxmlformats.org/drawingml/2006/main" noChangeAspect="1"/>
-            </wp:cNvGraphicFramePr>
-            <a:graphic xmlns:a="http://schemas.openxmlformats.org/drawingml/2006/main">
-              <a:graphicData uri="http://schemas.openxmlformats.org/drawingml/2006/picture">
-                <pic:pic xmlns:pic="http://schemas.openxmlformats.org/drawingml/2006/picture">
-                  <pic:nvPicPr>
-                    <pic:cNvPr id="1168110348" name=""/>
-                    <pic:cNvPicPr/>
-                  </pic:nvPicPr>
-                  <pic:blipFill>
-                    <a:blip r:embed="rId34"/>
-                    <a:stretch>
-                      <a:fillRect/>
-                    </a:stretch>
-                  </pic:blipFill>
-                  <pic:spPr>
-                    <a:xfrm>
-                      <a:off x="0" y="0"/>
-                      <a:ext cx="4865751" cy="2386201"/>
-                    </a:xfrm>
-                    <a:prstGeom prst="rect">
-                      <a:avLst/>
-                    </a:prstGeom>
-                  </pic:spPr>
-                </pic:pic>
-              </a:graphicData>
-            </a:graphic>
-          </wp:inline>
-        </w:drawing>
-      </w:r>
-    </w:p>
-    <w:p>
-      <w:pPr>
-        <w:tabs>
-          <w:tab w:val="left" w:pos="3380"/>
-        </w:tabs>
-        <w:rPr>
-          <w:rFonts w:ascii="Times New Roman" w:hAnsi="Times New Roman" w:cs="Times New Roman"/>
-          <w:b/>
-          <w:bCs/>
-          <w:sz w:val="32"/>
-          <w:szCs w:val="32"/>
-        </w:rPr>
-      </w:pPr>
-      <w:r>
-        <w:rPr>
-          <w:rFonts w:ascii="Times New Roman" w:hAnsi="Times New Roman" w:cs="Times New Roman"/>
-          <w:b/>
-          <w:bCs/>
-          <w:sz w:val="32"/>
-          <w:szCs w:val="32"/>
-        </w:rPr>
-        <w:t>Cumulative Frequency Distribution</w:t>
-      </w:r>
-    </w:p>
-    <w:p>
-      <w:pPr>
-        <w:tabs>
-          <w:tab w:val="left" w:pos="3380"/>
-        </w:tabs>
-        <w:rPr>
-          <w:rFonts w:ascii="Times New Roman" w:hAnsi="Times New Roman" w:cs="Times New Roman"/>
-          <w:sz w:val="32"/>
-          <w:szCs w:val="32"/>
-        </w:rPr>
-      </w:pPr>
-      <w:r>
-        <w:rPr>
-          <w:rFonts w:ascii="Times New Roman" w:hAnsi="Times New Roman" w:cs="Times New Roman"/>
-          <w:b/>
-          <w:bCs/>
-          <w:sz w:val="32"/>
-          <w:szCs w:val="32"/>
-        </w:rPr>
-        <w:t>Cumulative frequency distribution</w:t>
-      </w:r>
-      <w:r>
-        <w:rPr>
-          <w:rFonts w:ascii="Times New Roman" w:hAnsi="Times New Roman" w:cs="Times New Roman"/>
-          <w:sz w:val="32"/>
-          <w:szCs w:val="32"/>
-        </w:rPr>
-        <w:t xml:space="preserve"> is a table that shows the running total of frequencies up to each class.</w:t>
-      </w:r>
-    </w:p>
-    <w:p>
-      <w:pPr>
-        <w:tabs>
-          <w:tab w:val="left" w:pos="3380"/>
-        </w:tabs>
-        <w:rPr>
-          <w:rFonts w:ascii="Times New Roman" w:hAnsi="Times New Roman" w:cs="Times New Roman"/>
-          <w:sz w:val="32"/>
-          <w:szCs w:val="32"/>
-        </w:rPr>
-      </w:pPr>
-      <w:r>
-        <w:rPr>
-          <w:rFonts w:ascii="Times New Roman" w:hAnsi="Times New Roman" w:cs="Times New Roman"/>
-          <w:noProof/>
-          <w:sz w:val="32"/>
-          <w:szCs w:val="32"/>
-        </w:rPr>
-        <w:drawing>
-          <wp:inline distT="0" distB="0" distL="0" distR="0" wp14:anchorId="4D33644B" wp14:editId="2B6177CB">
-            <wp:extent cx="5518903" cy="3251200"/>
-            <wp:effectExtent l="0" t="0" r="5715" b="6350"/>
-            <wp:docPr id="1510885386" name="Picture 1"/>
-            <wp:cNvGraphicFramePr>
-              <a:graphicFrameLocks xmlns:a="http://schemas.openxmlformats.org/drawingml/2006/main" noChangeAspect="1"/>
-            </wp:cNvGraphicFramePr>
-            <a:graphic xmlns:a="http://schemas.openxmlformats.org/drawingml/2006/main">
-              <a:graphicData uri="http://schemas.openxmlformats.org/drawingml/2006/picture">
-                <pic:pic xmlns:pic="http://schemas.openxmlformats.org/drawingml/2006/picture">
-                  <pic:nvPicPr>
-                    <pic:cNvPr id="1510885386" name=""/>
-                    <pic:cNvPicPr/>
-                  </pic:nvPicPr>
-                  <pic:blipFill>
-                    <a:blip r:embed="rId35"/>
-                    <a:stretch>
-                      <a:fillRect/>
-                    </a:stretch>
-                  </pic:blipFill>
-                  <pic:spPr>
-                    <a:xfrm>
-                      <a:off x="0" y="0"/>
-                      <a:ext cx="5521284" cy="3252603"/>
-                    </a:xfrm>
-                    <a:prstGeom prst="rect">
-                      <a:avLst/>
-                    </a:prstGeom>
-                  </pic:spPr>
-                </pic:pic>
-              </a:graphicData>
-            </a:graphic>
-          </wp:inline>
-        </w:drawing>
-      </w:r>
-    </w:p>
-    <w:p>
-      <w:pPr>
-        <w:tabs>
-          <w:tab w:val="left" w:pos="3380"/>
-        </w:tabs>
-        <w:rPr>
-          <w:rFonts w:ascii="Times New Roman" w:hAnsi="Times New Roman" w:cs="Times New Roman"/>
+        <w:tabs>
+          <w:tab w:val="left" w:pos="4120"/>
+        </w:tabs>
+        <w:rPr>
+          <w:rFonts w:ascii="Times New Roman" w:hAnsi="Times New Roman" w:cs="Times New Roman"/>
+          <w:b/>
+          <w:bCs/>
+          <w:color w:val="0D0D0D" w:themeColor="text1" w:themeTint="F2"/>
+          <w:sz w:val="32"/>
+          <w:szCs w:val="32"/>
+        </w:rPr>
+      </w:pPr>
+      <w:r>
+        <w:rPr>
+          <w:rFonts w:ascii="Times New Roman" w:hAnsi="Times New Roman" w:cs="Times New Roman"/>
+          <w:b/>
+          <w:bCs/>
+          <w:color w:val="0D0D0D" w:themeColor="text1" w:themeTint="F2"/>
+          <w:sz w:val="32"/>
+          <w:szCs w:val="32"/>
+        </w:rPr>
+        <w:t>a. Use systematic random sampling</w:t>
+      </w:r>
+    </w:p>
+    <w:p>
+      <w:pPr>
+        <w:tabs>
+          <w:tab w:val="left" w:pos="4120"/>
+        </w:tabs>
+        <w:rPr>
+          <w:rFonts w:ascii="Times New Roman" w:hAnsi="Times New Roman" w:cs="Times New Roman"/>
+          <w:color w:val="0D0D0D" w:themeColor="text1" w:themeTint="F2"/>
+          <w:sz w:val="32"/>
+          <w:szCs w:val="32"/>
+        </w:rPr>
+      </w:pPr>
+      <w:r>
+        <w:rPr>
+          <w:rFonts w:ascii="Times New Roman" w:hAnsi="Times New Roman" w:cs="Times New Roman"/>
+          <w:color w:val="0D0D0D" w:themeColor="text1" w:themeTint="F2"/>
+          <w:sz w:val="32"/>
+          <w:szCs w:val="32"/>
+        </w:rPr>
+        <w:t xml:space="preserve">Step 1: Find </w:t>
+      </w:r>
+      <m:oMath>
+        <m:r>
+          <w:rPr>
+            <w:rFonts w:ascii="Cambria Math" w:hAnsi="Cambria Math" w:cs="Times New Roman"/>
+            <w:color w:val="0D0D0D" w:themeColor="text1" w:themeTint="F2"/>
+            <w:sz w:val="32"/>
+            <w:szCs w:val="32"/>
+          </w:rPr>
+          <m:t>m</m:t>
+        </m:r>
+      </m:oMath>
+    </w:p>
+    <w:p>
+      <w:pPr>
+        <w:tabs>
+          <w:tab w:val="left" w:pos="4120"/>
+        </w:tabs>
+        <w:rPr>
+          <w:rFonts w:ascii="Times New Roman" w:hAnsi="Times New Roman" w:cs="Times New Roman"/>
+          <w:color w:val="0D0D0D" w:themeColor="text1" w:themeTint="F2"/>
+          <w:sz w:val="32"/>
+          <w:szCs w:val="32"/>
+        </w:rPr>
+      </w:pPr>
+      <m:oMathPara>
+        <m:oMath>
+          <m:r>
+            <w:rPr>
+              <w:rFonts w:ascii="Cambria Math" w:hAnsi="Cambria Math" w:cs="Times New Roman"/>
+              <w:color w:val="0D0D0D" w:themeColor="text1" w:themeTint="F2"/>
+              <w:sz w:val="32"/>
+              <w:szCs w:val="32"/>
+            </w:rPr>
+            <m:t>m=</m:t>
+          </m:r>
+          <m:f>
+            <m:fPr>
+              <m:ctrlPr>
+                <w:rPr>
+                  <w:rFonts w:ascii="Cambria Math" w:hAnsi="Cambria Math" w:cs="Times New Roman"/>
+                  <w:color w:val="0D0D0D" w:themeColor="text1" w:themeTint="F2"/>
+                  <w:sz w:val="32"/>
+                  <w:szCs w:val="32"/>
+                </w:rPr>
+              </m:ctrlPr>
+            </m:fPr>
+            <m:num>
+              <m:r>
+                <w:rPr>
+                  <w:rFonts w:ascii="Cambria Math" w:hAnsi="Cambria Math" w:cs="Times New Roman"/>
+                  <w:color w:val="0D0D0D" w:themeColor="text1" w:themeTint="F2"/>
+                  <w:sz w:val="32"/>
+                  <w:szCs w:val="32"/>
+                </w:rPr>
+                <m:t>80</m:t>
+              </m:r>
+            </m:num>
+            <m:den>
+              <m:r>
+                <w:rPr>
+                  <w:rFonts w:ascii="Cambria Math" w:hAnsi="Cambria Math" w:cs="Times New Roman"/>
+                  <w:color w:val="0D0D0D" w:themeColor="text1" w:themeTint="F2"/>
+                  <w:sz w:val="32"/>
+                  <w:szCs w:val="32"/>
+                </w:rPr>
+                <m:t>20</m:t>
+              </m:r>
+            </m:den>
+          </m:f>
+          <m:r>
+            <w:rPr>
+              <w:rFonts w:ascii="Cambria Math" w:hAnsi="Cambria Math" w:cs="Times New Roman"/>
+              <w:color w:val="0D0D0D" w:themeColor="text1" w:themeTint="F2"/>
+              <w:sz w:val="32"/>
+              <w:szCs w:val="32"/>
+            </w:rPr>
+            <m:t>=4</m:t>
+          </m:r>
+          <m:r>
+            <w:rPr>
+              <w:rFonts w:ascii="Times New Roman" w:hAnsi="Times New Roman" w:cs="Times New Roman"/>
+              <w:i/>
+              <w:color w:val="0D0D0D" w:themeColor="text1" w:themeTint="F2"/>
+              <w:sz w:val="32"/>
+              <w:szCs w:val="32"/>
+            </w:rPr>
+            <w:br/>
+          </m:r>
+        </m:oMath>
+      </m:oMathPara>
+    </w:p>
+    <w:p>
+      <w:pPr>
+        <w:tabs>
+          <w:tab w:val="left" w:pos="4120"/>
+        </w:tabs>
+        <w:rPr>
+          <w:rFonts w:ascii="Times New Roman" w:hAnsi="Times New Roman" w:cs="Times New Roman"/>
+          <w:color w:val="0D0D0D" w:themeColor="text1" w:themeTint="F2"/>
+          <w:sz w:val="32"/>
+          <w:szCs w:val="32"/>
+        </w:rPr>
+      </w:pPr>
+      <w:r>
+        <w:rPr>
+          <w:rFonts w:ascii="Times New Roman" w:hAnsi="Times New Roman" w:cs="Times New Roman"/>
+          <w:color w:val="0D0D0D" w:themeColor="text1" w:themeTint="F2"/>
+          <w:sz w:val="32"/>
+          <w:szCs w:val="32"/>
+        </w:rPr>
+        <w:t>Step 2: Randomly select a starting number from 1 to 4.</w:t>
+      </w:r>
+    </w:p>
+    <w:p>
+      <w:pPr>
+        <w:tabs>
+          <w:tab w:val="left" w:pos="4120"/>
+        </w:tabs>
+        <w:rPr>
+          <w:rFonts w:ascii="Times New Roman" w:hAnsi="Times New Roman" w:cs="Times New Roman"/>
+          <w:color w:val="0D0D0D" w:themeColor="text1" w:themeTint="F2"/>
+          <w:sz w:val="32"/>
+          <w:szCs w:val="32"/>
+        </w:rPr>
+      </w:pPr>
+      <w:r>
+        <w:rPr>
+          <w:rFonts w:ascii="Times New Roman" w:hAnsi="Times New Roman" w:cs="Times New Roman"/>
+          <w:color w:val="0D0D0D" w:themeColor="text1" w:themeTint="F2"/>
+          <w:sz w:val="32"/>
+          <w:szCs w:val="32"/>
+        </w:rPr>
+        <w:t>Suppose we randomly select 3.</w:t>
+      </w:r>
+    </w:p>
+    <w:p>
+      <w:pPr>
+        <w:tabs>
+          <w:tab w:val="left" w:pos="4120"/>
+        </w:tabs>
+        <w:rPr>
+          <w:rFonts w:ascii="Times New Roman" w:hAnsi="Times New Roman" w:cs="Times New Roman"/>
+          <w:color w:val="0D0D0D" w:themeColor="text1" w:themeTint="F2"/>
+          <w:sz w:val="32"/>
+          <w:szCs w:val="32"/>
+        </w:rPr>
+      </w:pPr>
+      <w:r>
+        <w:rPr>
+          <w:rFonts w:ascii="Times New Roman" w:hAnsi="Times New Roman" w:cs="Times New Roman"/>
+          <w:color w:val="0D0D0D" w:themeColor="text1" w:themeTint="F2"/>
+          <w:sz w:val="32"/>
+          <w:szCs w:val="32"/>
+        </w:rPr>
+        <w:t>Step 3: Select every 4th number:</w:t>
+      </w:r>
+    </w:p>
+    <w:p>
+      <w:pPr>
+        <w:tabs>
+          <w:tab w:val="left" w:pos="4120"/>
+        </w:tabs>
+        <w:rPr>
+          <w:rFonts w:ascii="Times New Roman" w:hAnsi="Times New Roman" w:cs="Times New Roman"/>
+          <w:color w:val="0D0D0D" w:themeColor="text1" w:themeTint="F2"/>
+          <w:sz w:val="32"/>
+          <w:szCs w:val="32"/>
+        </w:rPr>
+      </w:pPr>
+      <m:oMathPara>
+        <m:oMath>
+          <m:r>
+            <w:rPr>
+              <w:rFonts w:ascii="Cambria Math" w:hAnsi="Cambria Math" w:cs="Times New Roman"/>
+              <w:color w:val="0D0D0D" w:themeColor="text1" w:themeTint="F2"/>
+              <w:sz w:val="32"/>
+              <w:szCs w:val="32"/>
+            </w:rPr>
+            <w:lastRenderedPageBreak/>
+            <m:t>3,</m:t>
+          </m:r>
+          <m:r>
+            <m:rPr>
+              <m:nor/>
+            </m:rPr>
+            <w:rPr>
+              <w:rFonts w:ascii="Times New Roman" w:hAnsi="Times New Roman" w:cs="Times New Roman"/>
+              <w:color w:val="0D0D0D" w:themeColor="text1" w:themeTint="F2"/>
+              <w:sz w:val="32"/>
+              <w:szCs w:val="32"/>
+            </w:rPr>
+            <m:t> </m:t>
+          </m:r>
+          <m:r>
+            <w:rPr>
+              <w:rFonts w:ascii="Cambria Math" w:hAnsi="Cambria Math" w:cs="Times New Roman"/>
+              <w:color w:val="0D0D0D" w:themeColor="text1" w:themeTint="F2"/>
+              <w:sz w:val="32"/>
+              <w:szCs w:val="32"/>
+            </w:rPr>
+            <m:t>7,</m:t>
+          </m:r>
+          <m:r>
+            <m:rPr>
+              <m:nor/>
+            </m:rPr>
+            <w:rPr>
+              <w:rFonts w:ascii="Times New Roman" w:hAnsi="Times New Roman" w:cs="Times New Roman"/>
+              <w:color w:val="0D0D0D" w:themeColor="text1" w:themeTint="F2"/>
+              <w:sz w:val="32"/>
+              <w:szCs w:val="32"/>
+            </w:rPr>
+            <m:t> </m:t>
+          </m:r>
+          <m:r>
+            <w:rPr>
+              <w:rFonts w:ascii="Cambria Math" w:hAnsi="Cambria Math" w:cs="Times New Roman"/>
+              <w:color w:val="0D0D0D" w:themeColor="text1" w:themeTint="F2"/>
+              <w:sz w:val="32"/>
+              <w:szCs w:val="32"/>
+            </w:rPr>
+            <m:t>11,</m:t>
+          </m:r>
+          <m:r>
+            <m:rPr>
+              <m:nor/>
+            </m:rPr>
+            <w:rPr>
+              <w:rFonts w:ascii="Times New Roman" w:hAnsi="Times New Roman" w:cs="Times New Roman"/>
+              <w:color w:val="0D0D0D" w:themeColor="text1" w:themeTint="F2"/>
+              <w:sz w:val="32"/>
+              <w:szCs w:val="32"/>
+            </w:rPr>
+            <m:t> </m:t>
+          </m:r>
+          <m:r>
+            <w:rPr>
+              <w:rFonts w:ascii="Cambria Math" w:hAnsi="Cambria Math" w:cs="Times New Roman"/>
+              <w:color w:val="0D0D0D" w:themeColor="text1" w:themeTint="F2"/>
+              <w:sz w:val="32"/>
+              <w:szCs w:val="32"/>
+            </w:rPr>
+            <m:t>15,</m:t>
+          </m:r>
+          <m:r>
+            <m:rPr>
+              <m:nor/>
+            </m:rPr>
+            <w:rPr>
+              <w:rFonts w:ascii="Times New Roman" w:hAnsi="Times New Roman" w:cs="Times New Roman"/>
+              <w:color w:val="0D0D0D" w:themeColor="text1" w:themeTint="F2"/>
+              <w:sz w:val="32"/>
+              <w:szCs w:val="32"/>
+            </w:rPr>
+            <m:t> </m:t>
+          </m:r>
+          <m:r>
+            <w:rPr>
+              <w:rFonts w:ascii="Cambria Math" w:hAnsi="Cambria Math" w:cs="Times New Roman"/>
+              <w:color w:val="0D0D0D" w:themeColor="text1" w:themeTint="F2"/>
+              <w:sz w:val="32"/>
+              <w:szCs w:val="32"/>
+            </w:rPr>
+            <m:t>19,</m:t>
+          </m:r>
+          <m:r>
+            <m:rPr>
+              <m:nor/>
+            </m:rPr>
+            <w:rPr>
+              <w:rFonts w:ascii="Times New Roman" w:hAnsi="Times New Roman" w:cs="Times New Roman"/>
+              <w:color w:val="0D0D0D" w:themeColor="text1" w:themeTint="F2"/>
+              <w:sz w:val="32"/>
+              <w:szCs w:val="32"/>
+            </w:rPr>
+            <m:t> </m:t>
+          </m:r>
+          <m:r>
+            <w:rPr>
+              <w:rFonts w:ascii="Cambria Math" w:hAnsi="Cambria Math" w:cs="Times New Roman"/>
+              <w:color w:val="0D0D0D" w:themeColor="text1" w:themeTint="F2"/>
+              <w:sz w:val="32"/>
+              <w:szCs w:val="32"/>
+            </w:rPr>
+            <m:t>23,</m:t>
+          </m:r>
+          <m:r>
+            <m:rPr>
+              <m:nor/>
+            </m:rPr>
+            <w:rPr>
+              <w:rFonts w:ascii="Times New Roman" w:hAnsi="Times New Roman" w:cs="Times New Roman"/>
+              <w:color w:val="0D0D0D" w:themeColor="text1" w:themeTint="F2"/>
+              <w:sz w:val="32"/>
+              <w:szCs w:val="32"/>
+            </w:rPr>
+            <m:t> </m:t>
+          </m:r>
+          <m:r>
+            <w:rPr>
+              <w:rFonts w:ascii="Cambria Math" w:hAnsi="Cambria Math" w:cs="Times New Roman"/>
+              <w:color w:val="0D0D0D" w:themeColor="text1" w:themeTint="F2"/>
+              <w:sz w:val="32"/>
+              <w:szCs w:val="32"/>
+            </w:rPr>
+            <m:t>27,</m:t>
+          </m:r>
+          <m:r>
+            <m:rPr>
+              <m:nor/>
+            </m:rPr>
+            <w:rPr>
+              <w:rFonts w:ascii="Times New Roman" w:hAnsi="Times New Roman" w:cs="Times New Roman"/>
+              <w:color w:val="0D0D0D" w:themeColor="text1" w:themeTint="F2"/>
+              <w:sz w:val="32"/>
+              <w:szCs w:val="32"/>
+            </w:rPr>
+            <m:t> </m:t>
+          </m:r>
+          <m:r>
+            <w:rPr>
+              <w:rFonts w:ascii="Cambria Math" w:hAnsi="Cambria Math" w:cs="Times New Roman"/>
+              <w:color w:val="0D0D0D" w:themeColor="text1" w:themeTint="F2"/>
+              <w:sz w:val="32"/>
+              <w:szCs w:val="32"/>
+            </w:rPr>
+            <m:t>31,</m:t>
+          </m:r>
+          <m:r>
+            <m:rPr>
+              <m:nor/>
+            </m:rPr>
+            <w:rPr>
+              <w:rFonts w:ascii="Times New Roman" w:hAnsi="Times New Roman" w:cs="Times New Roman"/>
+              <w:color w:val="0D0D0D" w:themeColor="text1" w:themeTint="F2"/>
+              <w:sz w:val="32"/>
+              <w:szCs w:val="32"/>
+            </w:rPr>
+            <m:t> </m:t>
+          </m:r>
+          <m:r>
+            <w:rPr>
+              <w:rFonts w:ascii="Cambria Math" w:hAnsi="Cambria Math" w:cs="Times New Roman"/>
+              <w:color w:val="0D0D0D" w:themeColor="text1" w:themeTint="F2"/>
+              <w:sz w:val="32"/>
+              <w:szCs w:val="32"/>
+            </w:rPr>
+            <m:t>35,</m:t>
+          </m:r>
+          <m:r>
+            <m:rPr>
+              <m:nor/>
+            </m:rPr>
+            <w:rPr>
+              <w:rFonts w:ascii="Times New Roman" w:hAnsi="Times New Roman" w:cs="Times New Roman"/>
+              <w:color w:val="0D0D0D" w:themeColor="text1" w:themeTint="F2"/>
+              <w:sz w:val="32"/>
+              <w:szCs w:val="32"/>
+            </w:rPr>
+            <m:t> </m:t>
+          </m:r>
+          <m:r>
+            <w:rPr>
+              <w:rFonts w:ascii="Cambria Math" w:hAnsi="Cambria Math" w:cs="Times New Roman"/>
+              <w:color w:val="0D0D0D" w:themeColor="text1" w:themeTint="F2"/>
+              <w:sz w:val="32"/>
+              <w:szCs w:val="32"/>
+            </w:rPr>
+            <m:t>39,</m:t>
+          </m:r>
+          <m:r>
+            <w:rPr>
+              <w:rFonts w:ascii="Times New Roman" w:hAnsi="Times New Roman" w:cs="Times New Roman"/>
+              <w:i/>
+              <w:color w:val="0D0D0D" w:themeColor="text1" w:themeTint="F2"/>
+              <w:sz w:val="32"/>
+              <w:szCs w:val="32"/>
+            </w:rPr>
+            <w:br/>
+          </m:r>
+        </m:oMath>
+        <m:oMath>
+          <m:r>
+            <w:rPr>
+              <w:rFonts w:ascii="Cambria Math" w:hAnsi="Cambria Math" w:cs="Times New Roman"/>
+              <w:color w:val="0D0D0D" w:themeColor="text1" w:themeTint="F2"/>
+              <w:sz w:val="32"/>
+              <w:szCs w:val="32"/>
+            </w:rPr>
+            <m:t>43,</m:t>
+          </m:r>
+          <m:r>
+            <m:rPr>
+              <m:nor/>
+            </m:rPr>
+            <w:rPr>
+              <w:rFonts w:ascii="Times New Roman" w:hAnsi="Times New Roman" w:cs="Times New Roman"/>
+              <w:color w:val="0D0D0D" w:themeColor="text1" w:themeTint="F2"/>
+              <w:sz w:val="32"/>
+              <w:szCs w:val="32"/>
+            </w:rPr>
+            <m:t> </m:t>
+          </m:r>
+          <m:r>
+            <w:rPr>
+              <w:rFonts w:ascii="Cambria Math" w:hAnsi="Cambria Math" w:cs="Times New Roman"/>
+              <w:color w:val="0D0D0D" w:themeColor="text1" w:themeTint="F2"/>
+              <w:sz w:val="32"/>
+              <w:szCs w:val="32"/>
+            </w:rPr>
+            <m:t>47,</m:t>
+          </m:r>
+          <m:r>
+            <m:rPr>
+              <m:nor/>
+            </m:rPr>
+            <w:rPr>
+              <w:rFonts w:ascii="Times New Roman" w:hAnsi="Times New Roman" w:cs="Times New Roman"/>
+              <w:color w:val="0D0D0D" w:themeColor="text1" w:themeTint="F2"/>
+              <w:sz w:val="32"/>
+              <w:szCs w:val="32"/>
+            </w:rPr>
+            <m:t> </m:t>
+          </m:r>
+          <m:r>
+            <w:rPr>
+              <w:rFonts w:ascii="Cambria Math" w:hAnsi="Cambria Math" w:cs="Times New Roman"/>
+              <w:color w:val="0D0D0D" w:themeColor="text1" w:themeTint="F2"/>
+              <w:sz w:val="32"/>
+              <w:szCs w:val="32"/>
+            </w:rPr>
+            <m:t>51,</m:t>
+          </m:r>
+          <m:r>
+            <m:rPr>
+              <m:nor/>
+            </m:rPr>
+            <w:rPr>
+              <w:rFonts w:ascii="Times New Roman" w:hAnsi="Times New Roman" w:cs="Times New Roman"/>
+              <w:color w:val="0D0D0D" w:themeColor="text1" w:themeTint="F2"/>
+              <w:sz w:val="32"/>
+              <w:szCs w:val="32"/>
+            </w:rPr>
+            <m:t> </m:t>
+          </m:r>
+          <m:r>
+            <w:rPr>
+              <w:rFonts w:ascii="Cambria Math" w:hAnsi="Cambria Math" w:cs="Times New Roman"/>
+              <w:color w:val="0D0D0D" w:themeColor="text1" w:themeTint="F2"/>
+              <w:sz w:val="32"/>
+              <w:szCs w:val="32"/>
+            </w:rPr>
+            <m:t>55,</m:t>
+          </m:r>
+          <m:r>
+            <m:rPr>
+              <m:nor/>
+            </m:rPr>
+            <w:rPr>
+              <w:rFonts w:ascii="Times New Roman" w:hAnsi="Times New Roman" w:cs="Times New Roman"/>
+              <w:color w:val="0D0D0D" w:themeColor="text1" w:themeTint="F2"/>
+              <w:sz w:val="32"/>
+              <w:szCs w:val="32"/>
+            </w:rPr>
+            <m:t> </m:t>
+          </m:r>
+          <m:r>
+            <w:rPr>
+              <w:rFonts w:ascii="Cambria Math" w:hAnsi="Cambria Math" w:cs="Times New Roman"/>
+              <w:color w:val="0D0D0D" w:themeColor="text1" w:themeTint="F2"/>
+              <w:sz w:val="32"/>
+              <w:szCs w:val="32"/>
+            </w:rPr>
+            <m:t>59,</m:t>
+          </m:r>
+          <m:r>
+            <m:rPr>
+              <m:nor/>
+            </m:rPr>
+            <w:rPr>
+              <w:rFonts w:ascii="Times New Roman" w:hAnsi="Times New Roman" w:cs="Times New Roman"/>
+              <w:color w:val="0D0D0D" w:themeColor="text1" w:themeTint="F2"/>
+              <w:sz w:val="32"/>
+              <w:szCs w:val="32"/>
+            </w:rPr>
+            <m:t> </m:t>
+          </m:r>
+          <m:r>
+            <w:rPr>
+              <w:rFonts w:ascii="Cambria Math" w:hAnsi="Cambria Math" w:cs="Times New Roman"/>
+              <w:color w:val="0D0D0D" w:themeColor="text1" w:themeTint="F2"/>
+              <w:sz w:val="32"/>
+              <w:szCs w:val="32"/>
+            </w:rPr>
+            <m:t>63,</m:t>
+          </m:r>
+          <m:r>
+            <m:rPr>
+              <m:nor/>
+            </m:rPr>
+            <w:rPr>
+              <w:rFonts w:ascii="Times New Roman" w:hAnsi="Times New Roman" w:cs="Times New Roman"/>
+              <w:color w:val="0D0D0D" w:themeColor="text1" w:themeTint="F2"/>
+              <w:sz w:val="32"/>
+              <w:szCs w:val="32"/>
+            </w:rPr>
+            <m:t> </m:t>
+          </m:r>
+          <m:r>
+            <w:rPr>
+              <w:rFonts w:ascii="Cambria Math" w:hAnsi="Cambria Math" w:cs="Times New Roman"/>
+              <w:color w:val="0D0D0D" w:themeColor="text1" w:themeTint="F2"/>
+              <w:sz w:val="32"/>
+              <w:szCs w:val="32"/>
+            </w:rPr>
+            <m:t>67,</m:t>
+          </m:r>
+          <m:r>
+            <m:rPr>
+              <m:nor/>
+            </m:rPr>
+            <w:rPr>
+              <w:rFonts w:ascii="Times New Roman" w:hAnsi="Times New Roman" w:cs="Times New Roman"/>
+              <w:color w:val="0D0D0D" w:themeColor="text1" w:themeTint="F2"/>
+              <w:sz w:val="32"/>
+              <w:szCs w:val="32"/>
+            </w:rPr>
+            <m:t> </m:t>
+          </m:r>
+          <m:r>
+            <w:rPr>
+              <w:rFonts w:ascii="Cambria Math" w:hAnsi="Cambria Math" w:cs="Times New Roman"/>
+              <w:color w:val="0D0D0D" w:themeColor="text1" w:themeTint="F2"/>
+              <w:sz w:val="32"/>
+              <w:szCs w:val="32"/>
+            </w:rPr>
+            <m:t>71,</m:t>
+          </m:r>
+          <m:r>
+            <m:rPr>
+              <m:nor/>
+            </m:rPr>
+            <w:rPr>
+              <w:rFonts w:ascii="Times New Roman" w:hAnsi="Times New Roman" w:cs="Times New Roman"/>
+              <w:color w:val="0D0D0D" w:themeColor="text1" w:themeTint="F2"/>
+              <w:sz w:val="32"/>
+              <w:szCs w:val="32"/>
+            </w:rPr>
+            <m:t> </m:t>
+          </m:r>
+          <m:r>
+            <w:rPr>
+              <w:rFonts w:ascii="Cambria Math" w:hAnsi="Cambria Math" w:cs="Times New Roman"/>
+              <w:color w:val="0D0D0D" w:themeColor="text1" w:themeTint="F2"/>
+              <w:sz w:val="32"/>
+              <w:szCs w:val="32"/>
+            </w:rPr>
+            <m:t>75,</m:t>
+          </m:r>
+          <m:r>
+            <m:rPr>
+              <m:nor/>
+            </m:rPr>
+            <w:rPr>
+              <w:rFonts w:ascii="Times New Roman" w:hAnsi="Times New Roman" w:cs="Times New Roman"/>
+              <w:color w:val="0D0D0D" w:themeColor="text1" w:themeTint="F2"/>
+              <w:sz w:val="32"/>
+              <w:szCs w:val="32"/>
+            </w:rPr>
+            <m:t> </m:t>
+          </m:r>
+          <m:r>
+            <w:rPr>
+              <w:rFonts w:ascii="Cambria Math" w:hAnsi="Cambria Math" w:cs="Times New Roman"/>
+              <w:color w:val="0D0D0D" w:themeColor="text1" w:themeTint="F2"/>
+              <w:sz w:val="32"/>
+              <w:szCs w:val="32"/>
+            </w:rPr>
+            <m:t>79</m:t>
+          </m:r>
+          <m:r>
+            <w:rPr>
+              <w:rFonts w:ascii="Times New Roman" w:hAnsi="Times New Roman" w:cs="Times New Roman"/>
+              <w:i/>
+              <w:color w:val="0D0D0D" w:themeColor="text1" w:themeTint="F2"/>
+              <w:sz w:val="32"/>
+              <w:szCs w:val="32"/>
+            </w:rPr>
+            <w:br/>
+          </m:r>
+        </m:oMath>
+      </m:oMathPara>
+    </w:p>
+    <w:p>
+      <w:pPr>
+        <w:tabs>
+          <w:tab w:val="left" w:pos="4120"/>
+        </w:tabs>
+        <w:rPr>
+          <w:rFonts w:ascii="Times New Roman" w:hAnsi="Times New Roman" w:cs="Times New Roman"/>
+          <w:color w:val="0D0D0D" w:themeColor="text1" w:themeTint="F2"/>
+          <w:sz w:val="32"/>
+          <w:szCs w:val="32"/>
+        </w:rPr>
+      </w:pPr>
+      <w:r>
+        <w:rPr>
+          <w:rFonts w:ascii="Times New Roman" w:hAnsi="Times New Roman" w:cs="Times New Roman"/>
+          <w:color w:val="0D0D0D" w:themeColor="text1" w:themeTint="F2"/>
+          <w:sz w:val="32"/>
+          <w:szCs w:val="32"/>
+        </w:rPr>
+        <w:t>These are the 20 balls selected.</w:t>
+      </w:r>
+    </w:p>
+    <w:p>
+      <w:pPr>
+        <w:tabs>
+          <w:tab w:val="left" w:pos="4120"/>
+        </w:tabs>
+        <w:rPr>
+          <w:rFonts w:ascii="Times New Roman" w:hAnsi="Times New Roman" w:cs="Times New Roman"/>
+          <w:b/>
+          <w:bCs/>
+          <w:color w:val="0D0D0D" w:themeColor="text1" w:themeTint="F2"/>
+          <w:sz w:val="32"/>
+          <w:szCs w:val="32"/>
+        </w:rPr>
+      </w:pPr>
+      <w:r>
+        <w:rPr>
+          <w:rFonts w:ascii="Times New Roman" w:hAnsi="Times New Roman" w:cs="Times New Roman"/>
+          <w:b/>
+          <w:bCs/>
+          <w:color w:val="0D0D0D" w:themeColor="text1" w:themeTint="F2"/>
+          <w:sz w:val="32"/>
+          <w:szCs w:val="32"/>
+        </w:rPr>
+        <w:t>b. Which method is easier?</w:t>
+      </w:r>
+    </w:p>
+    <w:p>
+      <w:pPr>
+        <w:tabs>
+          <w:tab w:val="left" w:pos="4120"/>
+        </w:tabs>
+        <w:rPr>
+          <w:rFonts w:ascii="Times New Roman" w:hAnsi="Times New Roman" w:cs="Times New Roman"/>
+          <w:color w:val="0D0D0D" w:themeColor="text1" w:themeTint="F2"/>
+          <w:sz w:val="32"/>
+          <w:szCs w:val="32"/>
+        </w:rPr>
+      </w:pPr>
+      <w:r>
+        <w:rPr>
+          <w:rFonts w:ascii="Times New Roman" w:hAnsi="Times New Roman" w:cs="Times New Roman"/>
+          <w:color w:val="0D0D0D" w:themeColor="text1" w:themeTint="F2"/>
+          <w:sz w:val="32"/>
+          <w:szCs w:val="32"/>
+        </w:rPr>
+        <w:t>Systematic random sampling is easier.</w:t>
+      </w:r>
+    </w:p>
+    <w:p>
+      <w:pPr>
+        <w:tabs>
+          <w:tab w:val="left" w:pos="4120"/>
+        </w:tabs>
+        <w:rPr>
+          <w:rFonts w:ascii="Times New Roman" w:hAnsi="Times New Roman" w:cs="Times New Roman"/>
+          <w:color w:val="0D0D0D" w:themeColor="text1" w:themeTint="F2"/>
+          <w:sz w:val="32"/>
+          <w:szCs w:val="32"/>
+        </w:rPr>
+      </w:pPr>
+      <w:r>
+        <w:rPr>
+          <w:rFonts w:ascii="Times New Roman" w:hAnsi="Times New Roman" w:cs="Times New Roman"/>
+          <w:color w:val="0D0D0D" w:themeColor="text1" w:themeTint="F2"/>
+          <w:sz w:val="32"/>
+          <w:szCs w:val="32"/>
+        </w:rPr>
+        <w:t>After choosing the starting number, we just select every 4th ball.</w:t>
+      </w:r>
+    </w:p>
+    <w:p>
+      <w:pPr>
+        <w:tabs>
+          <w:tab w:val="left" w:pos="4120"/>
+        </w:tabs>
+        <w:rPr>
+          <w:rFonts w:ascii="Times New Roman" w:hAnsi="Times New Roman" w:cs="Times New Roman"/>
+          <w:b/>
+          <w:bCs/>
+          <w:color w:val="0D0D0D" w:themeColor="text1" w:themeTint="F2"/>
+          <w:sz w:val="32"/>
+          <w:szCs w:val="32"/>
+        </w:rPr>
+      </w:pPr>
+      <w:r>
+        <w:rPr>
+          <w:rFonts w:ascii="Times New Roman" w:hAnsi="Times New Roman" w:cs="Times New Roman"/>
+          <w:b/>
+          <w:bCs/>
+          <w:color w:val="0D0D0D" w:themeColor="text1" w:themeTint="F2"/>
+          <w:sz w:val="32"/>
+          <w:szCs w:val="32"/>
+        </w:rPr>
+        <w:t>c. Is systematic random sampling reasonable for simulating keno?</w:t>
+      </w:r>
+    </w:p>
+    <w:p>
+      <w:pPr>
+        <w:tabs>
+          <w:tab w:val="left" w:pos="4120"/>
+        </w:tabs>
+        <w:rPr>
+          <w:rFonts w:ascii="Times New Roman" w:hAnsi="Times New Roman" w:cs="Times New Roman"/>
+          <w:color w:val="0D0D0D" w:themeColor="text1" w:themeTint="F2"/>
+          <w:sz w:val="32"/>
+          <w:szCs w:val="32"/>
+        </w:rPr>
+      </w:pPr>
+      <w:r>
+        <w:rPr>
+          <w:rFonts w:ascii="Times New Roman" w:hAnsi="Times New Roman" w:cs="Times New Roman"/>
+          <w:color w:val="0D0D0D" w:themeColor="text1" w:themeTint="F2"/>
+          <w:sz w:val="32"/>
+          <w:szCs w:val="32"/>
+        </w:rPr>
+        <w:t>No, not really.</w:t>
+      </w:r>
+    </w:p>
+    <w:p>
+      <w:pPr>
+        <w:tabs>
+          <w:tab w:val="left" w:pos="4120"/>
+        </w:tabs>
+        <w:rPr>
+          <w:rFonts w:ascii="Times New Roman" w:hAnsi="Times New Roman" w:cs="Times New Roman"/>
+          <w:color w:val="0D0D0D" w:themeColor="text1" w:themeTint="F2"/>
+          <w:sz w:val="32"/>
+          <w:szCs w:val="32"/>
+        </w:rPr>
+      </w:pPr>
+      <w:r>
+        <w:rPr>
+          <w:rFonts w:ascii="Times New Roman" w:hAnsi="Times New Roman" w:cs="Times New Roman"/>
+          <w:color w:val="0D0D0D" w:themeColor="text1" w:themeTint="F2"/>
+          <w:sz w:val="32"/>
+          <w:szCs w:val="32"/>
+        </w:rPr>
+        <w:t>In keno, balls are supposed to be selected at random. Systematic sampling forces the numbers to follow a fixed pattern, such as every 4th number. Therefore, it does not realistically simulate the random selection of a keno game.</w:t>
+      </w:r>
+    </w:p>
+    <w:p>
+      <w:pPr>
+        <w:tabs>
+          <w:tab w:val="left" w:pos="4120"/>
+        </w:tabs>
+        <w:rPr>
+          <w:rFonts w:ascii="Times New Roman" w:hAnsi="Times New Roman" w:cs="Times New Roman"/>
+          <w:color w:val="215E99" w:themeColor="text2" w:themeTint="BF"/>
+          <w:sz w:val="32"/>
+          <w:szCs w:val="32"/>
+        </w:rPr>
+      </w:pPr>
+    </w:p>
+    <w:p>
+      <w:pPr>
+        <w:rPr>
+          <w:rFonts w:ascii="Times New Roman" w:hAnsi="Times New Roman" w:cs="Times New Roman"/>
+          <w:color w:val="215E99" w:themeColor="text2" w:themeTint="BF"/>
+          <w:sz w:val="32"/>
+          <w:szCs w:val="32"/>
+        </w:rPr>
+      </w:pPr>
+    </w:p>
+    <w:p>
+      <w:pPr>
+        <w:rPr>
+          <w:rFonts w:ascii="Times New Roman" w:hAnsi="Times New Roman" w:cs="Times New Roman"/>
+          <w:color w:val="215E99" w:themeColor="text2" w:themeTint="BF"/>
+          <w:sz w:val="32"/>
+          <w:szCs w:val="32"/>
+        </w:rPr>
+      </w:pPr>
+    </w:p>
+    <w:p>
+      <w:pPr>
+        <w:rPr>
+          <w:rFonts w:ascii="Times New Roman" w:hAnsi="Times New Roman" w:cs="Times New Roman"/>
+          <w:color w:val="215E99" w:themeColor="text2" w:themeTint="BF"/>
+          <w:sz w:val="32"/>
+          <w:szCs w:val="32"/>
+        </w:rPr>
+      </w:pPr>
+    </w:p>
+    <w:p>
+      <w:pPr>
+        <w:rPr>
+          <w:rFonts w:ascii="Times New Roman" w:hAnsi="Times New Roman" w:cs="Times New Roman"/>
+          <w:b/>
+          <w:bCs/>
+          <w:color w:val="215E99" w:themeColor="text2" w:themeTint="BF"/>
           <w:sz w:val="32"/>
           <w:szCs w:val="32"/>
         </w:rPr>
@@ -15169,6 +16041,119 @@
     </w:lvl>
   </w:abstractNum>
   <w:abstractNum w:abstractNumId="11" w15:restartNumberingAfterBreak="0">
+    <w:nsid w:val="26E60C50"/>
+    <w:multiLevelType w:val="multilevel"/>
+    <w:tmpl w:val="10B8D592"/>
+    <w:lvl w:ilvl="0">
+      <w:start w:val="1"/>
+      <w:numFmt w:val="decimal"/>
+      <w:lvlText w:val="%1."/>
+      <w:lvlJc w:val="left"/>
+      <w:pPr>
+        <w:tabs>
+          <w:tab w:val="num" w:pos="720"/>
+        </w:tabs>
+        <w:ind w:left="720" w:hanging="360"/>
+      </w:pPr>
+    </w:lvl>
+    <w:lvl w:ilvl="1" w:tentative="1">
+      <w:start w:val="1"/>
+      <w:numFmt w:val="decimal"/>
+      <w:lvlText w:val="%2."/>
+      <w:lvlJc w:val="left"/>
+      <w:pPr>
+        <w:tabs>
+          <w:tab w:val="num" w:pos="1440"/>
+        </w:tabs>
+        <w:ind w:left="1440" w:hanging="360"/>
+      </w:pPr>
+    </w:lvl>
+    <w:lvl w:ilvl="2" w:tentative="1">
+      <w:start w:val="1"/>
+      <w:numFmt w:val="decimal"/>
+      <w:lvlText w:val="%3."/>
+      <w:lvlJc w:val="left"/>
+      <w:pPr>
+        <w:tabs>
+          <w:tab w:val="num" w:pos="2160"/>
+        </w:tabs>
+        <w:ind w:left="2160" w:hanging="360"/>
+      </w:pPr>
+    </w:lvl>
+    <w:lvl w:ilvl="3" w:tentative="1">
+      <w:start w:val="1"/>
+      <w:numFmt w:val="decimal"/>
+      <w:lvlText w:val="%4."/>
+      <w:lvlJc w:val="left"/>
+      <w:pPr>
+        <w:tabs>
+          <w:tab w:val="num" w:pos="2880"/>
+        </w:tabs>
+        <w:ind w:left="2880" w:hanging="360"/>
+      </w:pPr>
+    </w:lvl>
+    <w:lvl w:ilvl="4" w:tentative="1">
+      <w:start w:val="1"/>
+      <w:numFmt w:val="decimal"/>
+      <w:lvlText w:val="%5."/>
+      <w:lvlJc w:val="left"/>
+      <w:pPr>
+        <w:tabs>
+          <w:tab w:val="num" w:pos="3600"/>
+        </w:tabs>
+        <w:ind w:left="3600" w:hanging="360"/>
+      </w:pPr>
+    </w:lvl>
+    <w:lvl w:ilvl="5" w:tentative="1">
+      <w:start w:val="1"/>
+      <w:numFmt w:val="decimal"/>
+      <w:lvlText w:val="%6."/>
+      <w:lvlJc w:val="left"/>
+      <w:pPr>
+        <w:tabs>
+          <w:tab w:val="num" w:pos="4320"/>
+        </w:tabs>
+        <w:ind w:left="4320" w:hanging="360"/>
+      </w:pPr>
+    </w:lvl>
+    <w:lvl w:ilvl="6" w:tentative="1">
+      <w:start w:val="1"/>
+      <w:numFmt w:val="decimal"/>
+      <w:lvlText w:val="%7."/>
+      <w:lvlJc w:val="left"/>
+      <w:pPr>
+        <w:tabs>
+          <w:tab w:val="num" w:pos="5040"/>
+        </w:tabs>
+        <w:ind w:left="5040" w:hanging="360"/>
+      </w:pPr>
+    </w:lvl>
+    <w:lvl w:ilvl="7" w:tentative="1">
+      <w:start w:val="1"/>
+      <w:numFmt w:val="decimal"/>
+      <w:lvlText w:val="%8."/>
+      <w:lvlJc w:val="left"/>
+      <w:pPr>
+        <w:tabs>
+          <w:tab w:val="num" w:pos="5760"/>
+        </w:tabs>
+        <w:ind w:left="5760" w:hanging="360"/>
+      </w:pPr>
+    </w:lvl>
+    <w:lvl w:ilvl="8" w:tentative="1">
+      <w:start w:val="1"/>
+      <w:numFmt w:val="decimal"/>
+      <w:lvlText w:val="%9."/>
+      <w:lvlJc w:val="left"/>
+      <w:pPr>
+        <w:tabs>
+          <w:tab w:val="num" w:pos="6480"/>
+        </w:tabs>
+        <w:ind w:left="6480" w:hanging="360"/>
+      </w:pPr>
+    </w:lvl>
+  </w:abstractNum>
+  <w:abstractNum w:abstractNumId="12" w15:restartNumberingAfterBreak="0">
     <w:nsid w:val="26F40E8C"/>
     <w:multiLevelType w:val="multilevel"/>
     <w:tmpl w:val="95788390"/>
@@ -15281,7 +16266,7 @@
       </w:pPr>
     </w:lvl>
   </w:abstractNum>
-  <w:abstractNum w:abstractNumId="12" w15:restartNumberingAfterBreak="0">
+  <w:abstractNum w:abstractNumId="13" w15:restartNumberingAfterBreak="0">
     <w:nsid w:val="2AEC6BC2"/>
     <w:multiLevelType w:val="hybridMultilevel"/>
     <w:tmpl w:val="68C6EBB4"/>
@@ -15394,7 +16379,7 @@
       </w:rPr>
     </w:lvl>
   </w:abstractNum>
-  <w:abstractNum w:abstractNumId="13" w15:restartNumberingAfterBreak="0">
+  <w:abstractNum w:abstractNumId="14" w15:restartNumberingAfterBreak="0">
     <w:nsid w:val="2E292722"/>
     <w:multiLevelType w:val="multilevel"/>
     <w:tmpl w:val="F110BCC2"/>
@@ -15511,7 +16496,7 @@
       </w:pPr>
     </w:lvl>
   </w:abstractNum>
-  <w:abstractNum w:abstractNumId="14" w15:restartNumberingAfterBreak="0">
+  <w:abstractNum w:abstractNumId="15" w15:restartNumberingAfterBreak="0">
     <w:nsid w:val="30112BC6"/>
     <w:multiLevelType w:val="multilevel"/>
     <w:tmpl w:val="FFEE19CC"/>
@@ -15660,7 +16645,7 @@
       </w:rPr>
     </w:lvl>
   </w:abstractNum>
-  <w:abstractNum w:abstractNumId="15" w15:restartNumberingAfterBreak="0">
+  <w:abstractNum w:abstractNumId="16" w15:restartNumberingAfterBreak="0">
     <w:nsid w:val="32017DDF"/>
     <w:multiLevelType w:val="multilevel"/>
     <w:tmpl w:val="464669CC"/>
@@ -15773,7 +16758,156 @@
       </w:pPr>
     </w:lvl>
   </w:abstractNum>
-  <w:abstractNum w:abstractNumId="16" w15:restartNumberingAfterBreak="0">
+  <w:abstractNum w:abstractNumId="17" w15:restartNumberingAfterBreak="0">
+    <w:nsid w:val="33BD0E2F"/>
+    <w:multiLevelType w:val="multilevel"/>
+    <w:tmpl w:val="80D62DD0"/>
+    <w:lvl w:ilvl="0">
+      <w:start w:val="1"/>
+      <w:numFmt w:val="bullet"/>
+      <w:lvlText w:val=""/>
+      <w:lvlJc w:val="left"/>
+      <w:pPr>
+        <w:tabs>
+          <w:tab w:val="num" w:pos="720"/>
+        </w:tabs>
+        <w:ind w:left="720" w:hanging="360"/>
+      </w:pPr>
+      <w:rPr>
+        <w:rFonts w:ascii="Symbol" w:hAnsi="Symbol" w:hint="default"/>
+        <w:sz w:val="20"/>
+      </w:rPr>
+    </w:lvl>
+    <w:lvl w:ilvl="1" w:tentative="1">
+      <w:start w:val="1"/>
+      <w:numFmt w:val="bullet"/>
+      <w:lvlText w:val="o"/>
+      <w:lvlJc w:val="left"/>
+      <w:pPr>
+        <w:tabs>
+          <w:tab w:val="num" w:pos="1440"/>
+        </w:tabs>
+        <w:ind w:left="1440" w:hanging="360"/>
+      </w:pPr>
+      <w:rPr>
+        <w:rFonts w:ascii="Courier New" w:hAnsi="Courier New" w:hint="default"/>
+        <w:sz w:val="20"/>
+      </w:rPr>
+    </w:lvl>
+    <w:lvl w:ilvl="2" w:tentative="1">
+      <w:start w:val="1"/>
+      <w:numFmt w:val="bullet"/>
+      <w:lvlText w:val=""/>
+      <w:lvlJc w:val="left"/>
+      <w:pPr>
+        <w:tabs>
+          <w:tab w:val="num" w:pos="2160"/>
+        </w:tabs>
+        <w:ind w:left="2160" w:hanging="360"/>
+      </w:pPr>
+      <w:rPr>
+        <w:rFonts w:ascii="Wingdings" w:hAnsi="Wingdings" w:hint="default"/>
+        <w:sz w:val="20"/>
+      </w:rPr>
+    </w:lvl>
+    <w:lvl w:ilvl="3" w:tentative="1">
+      <w:start w:val="1"/>
+      <w:numFmt w:val="bullet"/>
+      <w:lvlText w:val=""/>
+      <w:lvlJc w:val="left"/>
+      <w:pPr>
+        <w:tabs>
+          <w:tab w:val="num" w:pos="2880"/>
+        </w:tabs>
+        <w:ind w:left="2880" w:hanging="360"/>
+      </w:pPr>
+      <w:rPr>
+        <w:rFonts w:ascii="Wingdings" w:hAnsi="Wingdings" w:hint="default"/>
+        <w:sz w:val="20"/>
+      </w:rPr>
+    </w:lvl>
+    <w:lvl w:ilvl="4" w:tentative="1">
+      <w:start w:val="1"/>
+      <w:numFmt w:val="bullet"/>
+      <w:lvlText w:val=""/>
+      <w:lvlJc w:val="left"/>
+      <w:pPr>
+        <w:tabs>
+          <w:tab w:val="num" w:pos="3600"/>
+        </w:tabs>
+        <w:ind w:left="3600" w:hanging="360"/>
+      </w:pPr>
+      <w:rPr>
+        <w:rFonts w:ascii="Wingdings" w:hAnsi="Wingdings" w:hint="default"/>
+        <w:sz w:val="20"/>
+      </w:rPr>
+    </w:lvl>
+    <w:lvl w:ilvl="5" w:tentative="1">
+      <w:start w:val="1"/>
+      <w:numFmt w:val="bullet"/>
+      <w:lvlText w:val=""/>
+      <w:lvlJc w:val="left"/>
+      <w:pPr>
+        <w:tabs>
+          <w:tab w:val="num" w:pos="4320"/>
+        </w:tabs>
+        <w:ind w:left="4320" w:hanging="360"/>
+      </w:pPr>
+      <w:rPr>
+        <w:rFonts w:ascii="Wingdings" w:hAnsi="Wingdings" w:hint="default"/>
+        <w:sz w:val="20"/>
+      </w:rPr>
+    </w:lvl>
+    <w:lvl w:ilvl="6" w:tentative="1">
+      <w:start w:val="1"/>
+      <w:numFmt w:val="bullet"/>
+      <w:lvlText w:val=""/>
+      <w:lvlJc w:val="left"/>
+      <w:pPr>
+        <w:tabs>
+          <w:tab w:val="num" w:pos="5040"/>
+        </w:tabs>
+        <w:ind w:left="5040" w:hanging="360"/>
+      </w:pPr>
+      <w:rPr>
+        <w:rFonts w:ascii="Wingdings" w:hAnsi="Wingdings" w:hint="default"/>
+        <w:sz w:val="20"/>
+      </w:rPr>
+    </w:lvl>
+    <w:lvl w:ilvl="7" w:tentative="1">
+      <w:start w:val="1"/>
+      <w:numFmt w:val="bullet"/>
+      <w:lvlText w:val=""/>
+      <w:lvlJc w:val="left"/>
+      <w:pPr>
+        <w:tabs>
+          <w:tab w:val="num" w:pos="5760"/>
+        </w:tabs>
+        <w:ind w:left="5760" w:hanging="360"/>
+      </w:pPr>
+      <w:rPr>
+        <w:rFonts w:ascii="Wingdings" w:hAnsi="Wingdings" w:hint="default"/>
+        <w:sz w:val="20"/>
+      </w:rPr>
+    </w:lvl>
+    <w:lvl w:ilvl="8" w:tentative="1">
+      <w:start w:val="1"/>
+      <w:numFmt w:val="bullet"/>
+      <w:lvlText w:val=""/>
+      <w:lvlJc w:val="left"/>
+      <w:pPr>
+        <w:tabs>
+          <w:tab w:val="num" w:pos="6480"/>
+        </w:tabs>
+        <w:ind w:left="6480" w:hanging="360"/>
+      </w:pPr>
+      <w:rPr>
+        <w:rFonts w:ascii="Wingdings" w:hAnsi="Wingdings" w:hint="default"/>
+        <w:sz w:val="20"/>
+      </w:rPr>
+    </w:lvl>
+  </w:abstractNum>
+  <w:abstractNum w:abstractNumId="18" w15:restartNumberingAfterBreak="0">
     <w:nsid w:val="37BA1CD3"/>
     <w:multiLevelType w:val="hybridMultilevel"/>
     <w:tmpl w:val="F0601AD8"/>
@@ -15886,7 +17020,7 @@
       </w:rPr>
     </w:lvl>
   </w:abstractNum>
-  <w:abstractNum w:abstractNumId="17" w15:restartNumberingAfterBreak="0">
+  <w:abstractNum w:abstractNumId="19" w15:restartNumberingAfterBreak="0">
     <w:nsid w:val="44165095"/>
     <w:multiLevelType w:val="hybridMultilevel"/>
     <w:tmpl w:val="66343808"/>
@@ -15999,7 +17133,7 @@
       </w:rPr>
     </w:lvl>
   </w:abstractNum>
-  <w:abstractNum w:abstractNumId="18" w15:restartNumberingAfterBreak="0">
+  <w:abstractNum w:abstractNumId="20" w15:restartNumberingAfterBreak="0">
     <w:nsid w:val="443017AA"/>
     <w:multiLevelType w:val="multilevel"/>
     <w:tmpl w:val="1776552C"/>
@@ -16148,7 +17282,7 @@
       </w:rPr>
     </w:lvl>
   </w:abstractNum>
-  <w:abstractNum w:abstractNumId="19" w15:restartNumberingAfterBreak="0">
+  <w:abstractNum w:abstractNumId="21" w15:restartNumberingAfterBreak="0">
     <w:nsid w:val="46AD281F"/>
     <w:multiLevelType w:val="multilevel"/>
     <w:tmpl w:val="71BA83E8"/>
@@ -16265,7 +17399,7 @@
       </w:pPr>
     </w:lvl>
   </w:abstractNum>
-  <w:abstractNum w:abstractNumId="20" w15:restartNumberingAfterBreak="0">
+  <w:abstractNum w:abstractNumId="22" w15:restartNumberingAfterBreak="0">
     <w:nsid w:val="46C24C85"/>
     <w:multiLevelType w:val="hybridMultilevel"/>
     <w:tmpl w:val="B5168910"/>
@@ -16378,7 +17512,120 @@
       </w:rPr>
     </w:lvl>
   </w:abstractNum>
-  <w:abstractNum w:abstractNumId="21" w15:restartNumberingAfterBreak="0">
+  <w:abstractNum w:abstractNumId="23" w15:restartNumberingAfterBreak="0">
+    <w:nsid w:val="47F82A0D"/>
+    <w:multiLevelType w:val="multilevel"/>
+    <w:tmpl w:val="EBDE674A"/>
+    <w:lvl w:ilvl="0">
+      <w:start w:val="1"/>
+      <w:numFmt w:val="decimal"/>
+      <w:lvlText w:val="%1."/>
+      <w:lvlJc w:val="left"/>
+      <w:pPr>
+        <w:tabs>
+          <w:tab w:val="num" w:pos="720"/>
+        </w:tabs>
+        <w:ind w:left="720" w:hanging="360"/>
+      </w:pPr>
+    </w:lvl>
+    <w:lvl w:ilvl="1" w:tentative="1">
+      <w:start w:val="1"/>
+      <w:numFmt w:val="decimal"/>
+      <w:lvlText w:val="%2."/>
+      <w:lvlJc w:val="left"/>
+      <w:pPr>
+        <w:tabs>
+          <w:tab w:val="num" w:pos="1440"/>
+        </w:tabs>
+        <w:ind w:left="1440" w:hanging="360"/>
+      </w:pPr>
+    </w:lvl>
+    <w:lvl w:ilvl="2" w:tentative="1">
+      <w:start w:val="1"/>
+      <w:numFmt w:val="decimal"/>
+      <w:lvlText w:val="%3."/>
+      <w:lvlJc w:val="left"/>
+      <w:pPr>
+        <w:tabs>
+          <w:tab w:val="num" w:pos="2160"/>
+        </w:tabs>
+        <w:ind w:left="2160" w:hanging="360"/>
+      </w:pPr>
+    </w:lvl>
+    <w:lvl w:ilvl="3" w:tentative="1">
+      <w:start w:val="1"/>
+      <w:numFmt w:val="decimal"/>
+      <w:lvlText w:val="%4."/>
+      <w:lvlJc w:val="left"/>
+      <w:pPr>
+        <w:tabs>
+          <w:tab w:val="num" w:pos="2880"/>
+        </w:tabs>
+        <w:ind w:left="2880" w:hanging="360"/>
+      </w:pPr>
+    </w:lvl>
+    <w:lvl w:ilvl="4" w:tentative="1">
+      <w:start w:val="1"/>
+      <w:numFmt w:val="decimal"/>
+      <w:lvlText w:val="%5."/>
+      <w:lvlJc w:val="left"/>
+      <w:pPr>
+        <w:tabs>
+          <w:tab w:val="num" w:pos="3600"/>
+        </w:tabs>
+        <w:ind w:left="3600" w:hanging="360"/>
+      </w:pPr>
+    </w:lvl>
+    <w:lvl w:ilvl="5" w:tentative="1">
+      <w:start w:val="1"/>
+      <w:numFmt w:val="decimal"/>
+      <w:lvlText w:val="%6."/>
+      <w:lvlJc w:val="left"/>
+      <w:pPr>
+        <w:tabs>
+          <w:tab w:val="num" w:pos="4320"/>
+        </w:tabs>
+        <w:ind w:left="4320" w:hanging="360"/>
+      </w:pPr>
+    </w:lvl>
+    <w:lvl w:ilvl="6" w:tentative="1">
+      <w:start w:val="1"/>
+      <w:numFmt w:val="decimal"/>
+      <w:lvlText w:val="%7."/>
+      <w:lvlJc w:val="left"/>
+      <w:pPr>
+        <w:tabs>
+          <w:tab w:val="num" w:pos="5040"/>
+        </w:tabs>
+        <w:ind w:left="5040" w:hanging="360"/>
+      </w:pPr>
+    </w:lvl>
+    <w:lvl w:ilvl="7" w:tentative="1">
+      <w:start w:val="1"/>
+      <w:numFmt w:val="decimal"/>
+      <w:lvlText w:val="%8."/>
+      <w:lvlJc w:val="left"/>
+      <w:pPr>
+        <w:tabs>
+          <w:tab w:val="num" w:pos="5760"/>
+        </w:tabs>
+        <w:ind w:left="5760" w:hanging="360"/>
+      </w:pPr>
+    </w:lvl>
+    <w:lvl w:ilvl="8" w:tentative="1">
+      <w:start w:val="1"/>
+      <w:numFmt w:val="decimal"/>
+      <w:lvlText w:val="%9."/>
+      <w:lvlJc w:val="left"/>
+      <w:pPr>
+        <w:tabs>
+          <w:tab w:val="num" w:pos="6480"/>
+        </w:tabs>
+        <w:ind w:left="6480" w:hanging="360"/>
+      </w:pPr>
+    </w:lvl>
+  </w:abstractNum>
+  <w:abstractNum w:abstractNumId="24" w15:restartNumberingAfterBreak="0">
     <w:nsid w:val="496D3125"/>
     <w:multiLevelType w:val="hybridMultilevel"/>
     <w:tmpl w:val="4FD4CA78"/>
@@ -16491,7 +17738,7 @@
       </w:rPr>
     </w:lvl>
   </w:abstractNum>
-  <w:abstractNum w:abstractNumId="22" w15:restartNumberingAfterBreak="0">
+  <w:abstractNum w:abstractNumId="25" w15:restartNumberingAfterBreak="0">
     <w:nsid w:val="497553A6"/>
     <w:multiLevelType w:val="hybridMultilevel"/>
     <w:tmpl w:val="839422A0"/>
@@ -16604,7 +17851,120 @@
       </w:rPr>
     </w:lvl>
   </w:abstractNum>
-  <w:abstractNum w:abstractNumId="23" w15:restartNumberingAfterBreak="0">
+  <w:abstractNum w:abstractNumId="26" w15:restartNumberingAfterBreak="0">
+    <w:nsid w:val="4BFE253C"/>
+    <w:multiLevelType w:val="hybridMultilevel"/>
+    <w:tmpl w:val="5E322CDA"/>
+    <w:lvl w:ilvl="0" w:tplc="04090001">
+      <w:start w:val="1"/>
+      <w:numFmt w:val="bullet"/>
+      <w:lvlText w:val=""/>
+      <w:lvlJc w:val="left"/>
+      <w:pPr>
+        <w:ind w:left="720" w:hanging="360"/>
+      </w:pPr>
+      <w:rPr>
+        <w:rFonts w:ascii="Symbol" w:hAnsi="Symbol" w:hint="default"/>
+      </w:rPr>
+    </w:lvl>
+    <w:lvl w:ilvl="1" w:tplc="04090003" w:tentative="1">
+      <w:start w:val="1"/>
+      <w:numFmt w:val="bullet"/>
+      <w:lvlText w:val="o"/>
+      <w:lvlJc w:val="left"/>
+      <w:pPr>
+        <w:ind w:left="1440" w:hanging="360"/>
+      </w:pPr>
+      <w:rPr>
+        <w:rFonts w:ascii="Courier New" w:hAnsi="Courier New" w:cs="Courier New" w:hint="default"/>
+      </w:rPr>
+    </w:lvl>
+    <w:lvl w:ilvl="2" w:tplc="04090005" w:tentative="1">
+      <w:start w:val="1"/>
+      <w:numFmt w:val="bullet"/>
+      <w:lvlText w:val=""/>
+      <w:lvlJc w:val="left"/>
+      <w:pPr>
+        <w:ind w:left="2160" w:hanging="360"/>
+      </w:pPr>
+      <w:rPr>
+        <w:rFonts w:ascii="Wingdings" w:hAnsi="Wingdings" w:hint="default"/>
+      </w:rPr>
+    </w:lvl>
+    <w:lvl w:ilvl="3" w:tplc="04090001" w:tentative="1">
+      <w:start w:val="1"/>
+      <w:numFmt w:val="bullet"/>
+      <w:lvlText w:val=""/>
+      <w:lvlJc w:val="left"/>
+      <w:pPr>
+        <w:ind w:left="2880" w:hanging="360"/>
+      </w:pPr>
+      <w:rPr>
+        <w:rFonts w:ascii="Symbol" w:hAnsi="Symbol" w:hint="default"/>
+      </w:rPr>
+    </w:lvl>
+    <w:lvl w:ilvl="4" w:tplc="04090003" w:tentative="1">
+      <w:start w:val="1"/>
+      <w:numFmt w:val="bullet"/>
+      <w:lvlText w:val="o"/>
+      <w:lvlJc w:val="left"/>
+      <w:pPr>
+        <w:ind w:left="3600" w:hanging="360"/>
+      </w:pPr>
+      <w:rPr>
+        <w:rFonts w:ascii="Courier New" w:hAnsi="Courier New" w:cs="Courier New" w:hint="default"/>
+      </w:rPr>
+    </w:lvl>
+    <w:lvl w:ilvl="5" w:tplc="04090005" w:tentative="1">
+      <w:start w:val="1"/>
+      <w:numFmt w:val="bullet"/>
+      <w:lvlText w:val=""/>
+      <w:lvlJc w:val="left"/>
+      <w:pPr>
+        <w:ind w:left="4320" w:hanging="360"/>
+      </w:pPr>
+      <w:rPr>
+        <w:rFonts w:ascii="Wingdings" w:hAnsi="Wingdings" w:hint="default"/>
+      </w:rPr>
+    </w:lvl>
+    <w:lvl w:ilvl="6" w:tplc="04090001" w:tentative="1">
+      <w:start w:val="1"/>
+      <w:numFmt w:val="bullet"/>
+      <w:lvlText w:val=""/>
+      <w:lvlJc w:val="left"/>
+      <w:pPr>
+        <w:ind w:left="5040" w:hanging="360"/>
+      </w:pPr>
+      <w:rPr>
+        <w:rFonts w:ascii="Symbol" w:hAnsi="Symbol" w:hint="default"/>
+      </w:rPr>
+    </w:lvl>
+    <w:lvl w:ilvl="7" w:tplc="04090003" w:tentative="1">
+      <w:start w:val="1"/>
+      <w:numFmt w:val="bullet"/>
+      <w:lvlText w:val="o"/>
+      <w:lvlJc w:val="left"/>
+      <w:pPr>
+        <w:ind w:left="5760" w:hanging="360"/>
+      </w:pPr>
+      <w:rPr>
+        <w:rFonts w:ascii="Courier New" w:hAnsi="Courier New" w:cs="Courier New" w:hint="default"/>
+      </w:rPr>
+    </w:lvl>
+    <w:lvl w:ilvl="8" w:tplc="04090005" w:tentative="1">
+      <w:start w:val="1"/>
+      <w:numFmt w:val="bullet"/>
+      <w:lvlText w:val=""/>
+      <w:lvlJc w:val="left"/>
+      <w:pPr>
+        <w:ind w:left="6480" w:hanging="360"/>
+      </w:pPr>
+      <w:rPr>
+        <w:rFonts w:ascii="Wingdings" w:hAnsi="Wingdings" w:hint="default"/>
+      </w:rPr>
+    </w:lvl>
+  </w:abstractNum>
+  <w:abstractNum w:abstractNumId="27" w15:restartNumberingAfterBreak="0">
     <w:nsid w:val="4D4049DD"/>
     <w:multiLevelType w:val="multilevel"/>
     <w:tmpl w:val="E12CD140"/>
@@ -16753,7 +18113,7 @@
       </w:rPr>
     </w:lvl>
   </w:abstractNum>
-  <w:abstractNum w:abstractNumId="24" w15:restartNumberingAfterBreak="0">
+  <w:abstractNum w:abstractNumId="28" w15:restartNumberingAfterBreak="0">
     <w:nsid w:val="4DD81367"/>
     <w:multiLevelType w:val="hybridMultilevel"/>
     <w:tmpl w:val="3034B992"/>
@@ -16866,7 +18226,120 @@
       </w:rPr>
     </w:lvl>
   </w:abstractNum>
-  <w:abstractNum w:abstractNumId="25" w15:restartNumberingAfterBreak="0">
+  <w:abstractNum w:abstractNumId="29" w15:restartNumberingAfterBreak="0">
+    <w:nsid w:val="59100DFF"/>
+    <w:multiLevelType w:val="hybridMultilevel"/>
+    <w:tmpl w:val="61DA4B8A"/>
+    <w:lvl w:ilvl="0" w:tplc="04090001">
+      <w:start w:val="1"/>
+      <w:numFmt w:val="bullet"/>
+      <w:lvlText w:val=""/>
+      <w:lvlJc w:val="left"/>
+      <w:pPr>
+        <w:ind w:left="720" w:hanging="360"/>
+      </w:pPr>
+      <w:rPr>
+        <w:rFonts w:ascii="Symbol" w:hAnsi="Symbol" w:hint="default"/>
+      </w:rPr>
+    </w:lvl>
+    <w:lvl w:ilvl="1" w:tplc="04090003" w:tentative="1">
+      <w:start w:val="1"/>
+      <w:numFmt w:val="bullet"/>
+      <w:lvlText w:val="o"/>
+      <w:lvlJc w:val="left"/>
+      <w:pPr>
+        <w:ind w:left="1440" w:hanging="360"/>
+      </w:pPr>
+      <w:rPr>
+        <w:rFonts w:ascii="Courier New" w:hAnsi="Courier New" w:cs="Courier New" w:hint="default"/>
+      </w:rPr>
+    </w:lvl>
+    <w:lvl w:ilvl="2" w:tplc="04090005" w:tentative="1">
+      <w:start w:val="1"/>
+      <w:numFmt w:val="bullet"/>
+      <w:lvlText w:val=""/>
+      <w:lvlJc w:val="left"/>
+      <w:pPr>
+        <w:ind w:left="2160" w:hanging="360"/>
+      </w:pPr>
+      <w:rPr>
+        <w:rFonts w:ascii="Wingdings" w:hAnsi="Wingdings" w:hint="default"/>
+      </w:rPr>
+    </w:lvl>
+    <w:lvl w:ilvl="3" w:tplc="04090001" w:tentative="1">
+      <w:start w:val="1"/>
+      <w:numFmt w:val="bullet"/>
+      <w:lvlText w:val=""/>
+      <w:lvlJc w:val="left"/>
+      <w:pPr>
+        <w:ind w:left="2880" w:hanging="360"/>
+      </w:pPr>
+      <w:rPr>
+        <w:rFonts w:ascii="Symbol" w:hAnsi="Symbol" w:hint="default"/>
+      </w:rPr>
+    </w:lvl>
+    <w:lvl w:ilvl="4" w:tplc="04090003" w:tentative="1">
+      <w:start w:val="1"/>
+      <w:numFmt w:val="bullet"/>
+      <w:lvlText w:val="o"/>
+      <w:lvlJc w:val="left"/>
+      <w:pPr>
+        <w:ind w:left="3600" w:hanging="360"/>
+      </w:pPr>
+      <w:rPr>
+        <w:rFonts w:ascii="Courier New" w:hAnsi="Courier New" w:cs="Courier New" w:hint="default"/>
+      </w:rPr>
+    </w:lvl>
+    <w:lvl w:ilvl="5" w:tplc="04090005" w:tentative="1">
+      <w:start w:val="1"/>
+      <w:numFmt w:val="bullet"/>
+      <w:lvlText w:val=""/>
+      <w:lvlJc w:val="left"/>
+      <w:pPr>
+        <w:ind w:left="4320" w:hanging="360"/>
+      </w:pPr>
+      <w:rPr>
+        <w:rFonts w:ascii="Wingdings" w:hAnsi="Wingdings" w:hint="default"/>
+      </w:rPr>
+    </w:lvl>
+    <w:lvl w:ilvl="6" w:tplc="04090001" w:tentative="1">
+      <w:start w:val="1"/>
+      <w:numFmt w:val="bullet"/>
+      <w:lvlText w:val=""/>
+      <w:lvlJc w:val="left"/>
+      <w:pPr>
+        <w:ind w:left="5040" w:hanging="360"/>
+      </w:pPr>
+      <w:rPr>
+        <w:rFonts w:ascii="Symbol" w:hAnsi="Symbol" w:hint="default"/>
+      </w:rPr>
+    </w:lvl>
+    <w:lvl w:ilvl="7" w:tplc="04090003" w:tentative="1">
+      <w:start w:val="1"/>
+      <w:numFmt w:val="bullet"/>
+      <w:lvlText w:val="o"/>
+      <w:lvlJc w:val="left"/>
+      <w:pPr>
+        <w:ind w:left="5760" w:hanging="360"/>
+      </w:pPr>
+      <w:rPr>
+        <w:rFonts w:ascii="Courier New" w:hAnsi="Courier New" w:cs="Courier New" w:hint="default"/>
+      </w:rPr>
+    </w:lvl>
+    <w:lvl w:ilvl="8" w:tplc="04090005" w:tentative="1">
+      <w:start w:val="1"/>
+      <w:numFmt w:val="bullet"/>
+      <w:lvlText w:val=""/>
+      <w:lvlJc w:val="left"/>
+      <w:pPr>
+        <w:ind w:left="6480" w:hanging="360"/>
+      </w:pPr>
+      <w:rPr>
+        <w:rFonts w:ascii="Wingdings" w:hAnsi="Wingdings" w:hint="default"/>
+      </w:rPr>
+    </w:lvl>
+  </w:abstractNum>
+  <w:abstractNum w:abstractNumId="30" w15:restartNumberingAfterBreak="0">
     <w:nsid w:val="59BF4F0D"/>
     <w:multiLevelType w:val="multilevel"/>
     <w:tmpl w:val="F8F0C91A"/>
@@ -17015,7 +18488,7 @@
       </w:rPr>
     </w:lvl>
   </w:abstractNum>
-  <w:abstractNum w:abstractNumId="26" w15:restartNumberingAfterBreak="0">
+  <w:abstractNum w:abstractNumId="31" w15:restartNumberingAfterBreak="0">
     <w:nsid w:val="5BA46AAE"/>
     <w:multiLevelType w:val="multilevel"/>
     <w:tmpl w:val="EB84E002"/>
@@ -17164,7 +18637,7 @@
       </w:rPr>
     </w:lvl>
   </w:abstractNum>
-  <w:abstractNum w:abstractNumId="27" w15:restartNumberingAfterBreak="0">
+  <w:abstractNum w:abstractNumId="32" w15:restartNumberingAfterBreak="0">
     <w:nsid w:val="5ED25D77"/>
     <w:multiLevelType w:val="multilevel"/>
     <w:tmpl w:val="D54A053A"/>
@@ -17313,7 +18786,7 @@
       </w:rPr>
     </w:lvl>
   </w:abstractNum>
-  <w:abstractNum w:abstractNumId="28" w15:restartNumberingAfterBreak="0">
+  <w:abstractNum w:abstractNumId="33" w15:restartNumberingAfterBreak="0">
     <w:nsid w:val="5F7D7ADD"/>
     <w:multiLevelType w:val="multilevel"/>
     <w:tmpl w:val="8CF2B350"/>
@@ -17462,7 +18935,7 @@
       </w:rPr>
     </w:lvl>
   </w:abstractNum>
-  <w:abstractNum w:abstractNumId="29" w15:restartNumberingAfterBreak="0">
+  <w:abstractNum w:abstractNumId="34" w15:restartNumberingAfterBreak="0">
     <w:nsid w:val="626B5E8E"/>
     <w:multiLevelType w:val="multilevel"/>
     <w:tmpl w:val="78CCCEFE"/>
@@ -17575,7 +19048,7 @@
       </w:pPr>
     </w:lvl>
   </w:abstractNum>
-  <w:abstractNum w:abstractNumId="30" w15:restartNumberingAfterBreak="0">
+  <w:abstractNum w:abstractNumId="35" w15:restartNumberingAfterBreak="0">
     <w:nsid w:val="666175E2"/>
     <w:multiLevelType w:val="multilevel"/>
     <w:tmpl w:val="3CAA97A2"/>
@@ -17724,7 +19197,7 @@
       </w:rPr>
     </w:lvl>
   </w:abstractNum>
-  <w:abstractNum w:abstractNumId="31" w15:restartNumberingAfterBreak="0">
+  <w:abstractNum w:abstractNumId="36" w15:restartNumberingAfterBreak="0">
     <w:nsid w:val="67671C80"/>
     <w:multiLevelType w:val="hybridMultilevel"/>
     <w:tmpl w:val="CC14A1AA"/>
@@ -17813,7 +19286,7 @@
       </w:pPr>
     </w:lvl>
   </w:abstractNum>
-  <w:abstractNum w:abstractNumId="32" w15:restartNumberingAfterBreak="0">
+  <w:abstractNum w:abstractNumId="37" w15:restartNumberingAfterBreak="0">
     <w:nsid w:val="6FC246BB"/>
     <w:multiLevelType w:val="multilevel"/>
     <w:tmpl w:val="8E3ADD10"/>
@@ -17962,7 +19435,7 @@
       </w:rPr>
     </w:lvl>
   </w:abstractNum>
-  <w:abstractNum w:abstractNumId="33" w15:restartNumberingAfterBreak="0">
+  <w:abstractNum w:abstractNumId="38" w15:restartNumberingAfterBreak="0">
     <w:nsid w:val="70635A63"/>
     <w:multiLevelType w:val="multilevel"/>
     <w:tmpl w:val="9560EAB0"/>
@@ -18111,7 +19584,7 @@
       </w:rPr>
     </w:lvl>
   </w:abstractNum>
-  <w:abstractNum w:abstractNumId="34" w15:restartNumberingAfterBreak="0">
+  <w:abstractNum w:abstractNumId="39" w15:restartNumberingAfterBreak="0">
     <w:nsid w:val="715D4144"/>
     <w:multiLevelType w:val="hybridMultilevel"/>
     <w:tmpl w:val="1BB08E50"/>
@@ -18197,7 +19670,156 @@
       </w:pPr>
     </w:lvl>
   </w:abstractNum>
-  <w:abstractNum w:abstractNumId="35" w15:restartNumberingAfterBreak="0">
+  <w:abstractNum w:abstractNumId="40" w15:restartNumberingAfterBreak="0">
+    <w:nsid w:val="73CE665D"/>
+    <w:multiLevelType w:val="multilevel"/>
+    <w:tmpl w:val="9AC88474"/>
+    <w:lvl w:ilvl="0">
+      <w:start w:val="1"/>
+      <w:numFmt w:val="bullet"/>
+      <w:lvlText w:val=""/>
+      <w:lvlJc w:val="left"/>
+      <w:pPr>
+        <w:tabs>
+          <w:tab w:val="num" w:pos="720"/>
+        </w:tabs>
+        <w:ind w:left="720" w:hanging="360"/>
+      </w:pPr>
+      <w:rPr>
+        <w:rFonts w:ascii="Symbol" w:hAnsi="Symbol" w:hint="default"/>
+        <w:sz w:val="20"/>
+      </w:rPr>
+    </w:lvl>
+    <w:lvl w:ilvl="1" w:tentative="1">
+      <w:start w:val="1"/>
+      <w:numFmt w:val="bullet"/>
+      <w:lvlText w:val="o"/>
+      <w:lvlJc w:val="left"/>
+      <w:pPr>
+        <w:tabs>
+          <w:tab w:val="num" w:pos="1440"/>
+        </w:tabs>
+        <w:ind w:left="1440" w:hanging="360"/>
+      </w:pPr>
+      <w:rPr>
+        <w:rFonts w:ascii="Courier New" w:hAnsi="Courier New" w:hint="default"/>
+        <w:sz w:val="20"/>
+      </w:rPr>
+    </w:lvl>
+    <w:lvl w:ilvl="2" w:tentative="1">
+      <w:start w:val="1"/>
+      <w:numFmt w:val="bullet"/>
+      <w:lvlText w:val=""/>
+      <w:lvlJc w:val="left"/>
+      <w:pPr>
+        <w:tabs>
+          <w:tab w:val="num" w:pos="2160"/>
+        </w:tabs>
+        <w:ind w:left="2160" w:hanging="360"/>
+      </w:pPr>
+      <w:rPr>
+        <w:rFonts w:ascii="Wingdings" w:hAnsi="Wingdings" w:hint="default"/>
+        <w:sz w:val="20"/>
+      </w:rPr>
+    </w:lvl>
+    <w:lvl w:ilvl="3" w:tentative="1">
+      <w:start w:val="1"/>
+      <w:numFmt w:val="bullet"/>
+      <w:lvlText w:val=""/>
+      <w:lvlJc w:val="left"/>
+      <w:pPr>
+        <w:tabs>
+          <w:tab w:val="num" w:pos="2880"/>
+        </w:tabs>
+        <w:ind w:left="2880" w:hanging="360"/>
+      </w:pPr>
+      <w:rPr>
+        <w:rFonts w:ascii="Wingdings" w:hAnsi="Wingdings" w:hint="default"/>
+        <w:sz w:val="20"/>
+      </w:rPr>
+    </w:lvl>
+    <w:lvl w:ilvl="4" w:tentative="1">
+      <w:start w:val="1"/>
+      <w:numFmt w:val="bullet"/>
+      <w:lvlText w:val=""/>
+      <w:lvlJc w:val="left"/>
+      <w:pPr>
+        <w:tabs>
+          <w:tab w:val="num" w:pos="3600"/>
+        </w:tabs>
+        <w:ind w:left="3600" w:hanging="360"/>
+      </w:pPr>
+      <w:rPr>
+        <w:rFonts w:ascii="Wingdings" w:hAnsi="Wingdings" w:hint="default"/>
+        <w:sz w:val="20"/>
+      </w:rPr>
+    </w:lvl>
+    <w:lvl w:ilvl="5" w:tentative="1">
+      <w:start w:val="1"/>
+      <w:numFmt w:val="bullet"/>
+      <w:lvlText w:val=""/>
+      <w:lvlJc w:val="left"/>
+      <w:pPr>
+        <w:tabs>
+          <w:tab w:val="num" w:pos="4320"/>
+        </w:tabs>
+        <w:ind w:left="4320" w:hanging="360"/>
+      </w:pPr>
+      <w:rPr>
+        <w:rFonts w:ascii="Wingdings" w:hAnsi="Wingdings" w:hint="default"/>
+        <w:sz w:val="20"/>
+      </w:rPr>
+    </w:lvl>
+    <w:lvl w:ilvl="6" w:tentative="1">
+      <w:start w:val="1"/>
+      <w:numFmt w:val="bullet"/>
+      <w:lvlText w:val=""/>
+      <w:lvlJc w:val="left"/>
+      <w:pPr>
+        <w:tabs>
+          <w:tab w:val="num" w:pos="5040"/>
+        </w:tabs>
+        <w:ind w:left="5040" w:hanging="360"/>
+      </w:pPr>
+      <w:rPr>
+        <w:rFonts w:ascii="Wingdings" w:hAnsi="Wingdings" w:hint="default"/>
+        <w:sz w:val="20"/>
+      </w:rPr>
+    </w:lvl>
+    <w:lvl w:ilvl="7" w:tentative="1">
+      <w:start w:val="1"/>
+      <w:numFmt w:val="bullet"/>
+      <w:lvlText w:val=""/>
+      <w:lvlJc w:val="left"/>
+      <w:pPr>
+        <w:tabs>
+          <w:tab w:val="num" w:pos="5760"/>
+        </w:tabs>
+        <w:ind w:left="5760" w:hanging="360"/>
+      </w:pPr>
+      <w:rPr>
+        <w:rFonts w:ascii="Wingdings" w:hAnsi="Wingdings" w:hint="default"/>
+        <w:sz w:val="20"/>
+      </w:rPr>
+    </w:lvl>
+    <w:lvl w:ilvl="8" w:tentative="1">
+      <w:start w:val="1"/>
+      <w:numFmt w:val="bullet"/>
+      <w:lvlText w:val=""/>
+      <w:lvlJc w:val="left"/>
+      <w:pPr>
+        <w:tabs>
+          <w:tab w:val="num" w:pos="6480"/>
+        </w:tabs>
+        <w:ind w:left="6480" w:hanging="360"/>
+      </w:pPr>
+      <w:rPr>
+        <w:rFonts w:ascii="Wingdings" w:hAnsi="Wingdings" w:hint="default"/>
+        <w:sz w:val="20"/>
+      </w:rPr>
+    </w:lvl>
+  </w:abstractNum>
+  <w:abstractNum w:abstractNumId="41" w15:restartNumberingAfterBreak="0">
     <w:nsid w:val="75267C80"/>
     <w:multiLevelType w:val="hybridMultilevel"/>
     <w:tmpl w:val="2D8CBF30"/>
@@ -18310,7 +19932,7 @@
       </w:rPr>
     </w:lvl>
   </w:abstractNum>
-  <w:abstractNum w:abstractNumId="36" w15:restartNumberingAfterBreak="0">
+  <w:abstractNum w:abstractNumId="42" w15:restartNumberingAfterBreak="0">
     <w:nsid w:val="7A5F730B"/>
     <w:multiLevelType w:val="hybridMultilevel"/>
     <w:tmpl w:val="93E08106"/>
@@ -18427,22 +20049,22 @@
     <w:abstractNumId w:val="1"/>
   </w:num>
   <w:num w:numId="2" w16cid:durableId="1852449494">
-    <w:abstractNumId w:val="18"/>
+    <w:abstractNumId w:val="20"/>
   </w:num>
   <w:num w:numId="3" w16cid:durableId="871311129">
-    <w:abstractNumId w:val="26"/>
+    <w:abstractNumId w:val="31"/>
   </w:num>
   <w:num w:numId="4" w16cid:durableId="1295256582">
     <w:abstractNumId w:val="2"/>
   </w:num>
   <w:num w:numId="5" w16cid:durableId="191654553">
-    <w:abstractNumId w:val="23"/>
+    <w:abstractNumId w:val="27"/>
   </w:num>
   <w:num w:numId="6" w16cid:durableId="434374534">
-    <w:abstractNumId w:val="21"/>
+    <w:abstractNumId w:val="24"/>
   </w:num>
   <w:num w:numId="7" w16cid:durableId="1945460731">
-    <w:abstractNumId w:val="27"/>
+    <w:abstractNumId w:val="32"/>
   </w:num>
   <w:num w:numId="8" w16cid:durableId="875854202">
     <w:abstractNumId w:val="8"/>
@@ -18451,28 +20073,28 @@
     <w:abstractNumId w:val="0"/>
   </w:num>
   <w:num w:numId="10" w16cid:durableId="246620794">
-    <w:abstractNumId w:val="22"/>
+    <w:abstractNumId w:val="25"/>
   </w:num>
   <w:num w:numId="11" w16cid:durableId="1667636363">
-    <w:abstractNumId w:val="30"/>
+    <w:abstractNumId w:val="35"/>
   </w:num>
   <w:num w:numId="12" w16cid:durableId="946078173">
-    <w:abstractNumId w:val="12"/>
+    <w:abstractNumId w:val="13"/>
   </w:num>
   <w:num w:numId="13" w16cid:durableId="1237547460">
     <w:abstractNumId w:val="10"/>
   </w:num>
   <w:num w:numId="14" w16cid:durableId="552618937">
-    <w:abstractNumId w:val="20"/>
+    <w:abstractNumId w:val="22"/>
   </w:num>
   <w:num w:numId="15" w16cid:durableId="801843999">
-    <w:abstractNumId w:val="35"/>
+    <w:abstractNumId w:val="41"/>
   </w:num>
   <w:num w:numId="16" w16cid:durableId="1589384656">
     <w:abstractNumId w:val="7"/>
   </w:num>
   <w:num w:numId="17" w16cid:durableId="1390956434">
-    <w:abstractNumId w:val="25"/>
+    <w:abstractNumId w:val="30"/>
   </w:num>
   <w:num w:numId="18" w16cid:durableId="486433268">
     <w:abstractNumId w:val="5"/>
@@ -18481,16 +20103,16 @@
     <w:abstractNumId w:val="4"/>
   </w:num>
   <w:num w:numId="20" w16cid:durableId="1272516501">
-    <w:abstractNumId w:val="36"/>
+    <w:abstractNumId w:val="42"/>
   </w:num>
   <w:num w:numId="21" w16cid:durableId="1482770131">
+    <w:abstractNumId w:val="33"/>
+  </w:num>
+  <w:num w:numId="22" w16cid:durableId="2128768572">
     <w:abstractNumId w:val="28"/>
   </w:num>
-  <w:num w:numId="22" w16cid:durableId="2128768572">
-    <w:abstractNumId w:val="24"/>
-  </w:num>
   <w:num w:numId="23" w16cid:durableId="2117480019">
-    <w:abstractNumId w:val="33"/>
+    <w:abstractNumId w:val="38"/>
   </w:num>
   <w:num w:numId="24" w16cid:durableId="502018261">
     <w:abstractNumId w:val="9"/>
@@ -18502,37 +20124,55 @@
     <w:abstractNumId w:val="3"/>
   </w:num>
   <w:num w:numId="27" w16cid:durableId="214895162">
+    <w:abstractNumId w:val="15"/>
+  </w:num>
+  <w:num w:numId="28" w16cid:durableId="184055664">
+    <w:abstractNumId w:val="19"/>
+  </w:num>
+  <w:num w:numId="29" w16cid:durableId="723456237">
+    <w:abstractNumId w:val="16"/>
+  </w:num>
+  <w:num w:numId="30" w16cid:durableId="338436454">
+    <w:abstractNumId w:val="37"/>
+  </w:num>
+  <w:num w:numId="31" w16cid:durableId="624046611">
+    <w:abstractNumId w:val="18"/>
+  </w:num>
+  <w:num w:numId="32" w16cid:durableId="382142656">
     <w:abstractNumId w:val="14"/>
   </w:num>
-  <w:num w:numId="28" w16cid:durableId="184055664">
+  <w:num w:numId="33" w16cid:durableId="1690789048">
+    <w:abstractNumId w:val="21"/>
+  </w:num>
+  <w:num w:numId="34" w16cid:durableId="1338076808">
+    <w:abstractNumId w:val="12"/>
+  </w:num>
+  <w:num w:numId="35" w16cid:durableId="1014648252">
+    <w:abstractNumId w:val="34"/>
+  </w:num>
+  <w:num w:numId="36" w16cid:durableId="1599606864">
+    <w:abstractNumId w:val="39"/>
+  </w:num>
+  <w:num w:numId="37" w16cid:durableId="909458636">
+    <w:abstractNumId w:val="36"/>
+  </w:num>
+  <w:num w:numId="38" w16cid:durableId="1838113221">
+    <w:abstractNumId w:val="11"/>
+  </w:num>
+  <w:num w:numId="39" w16cid:durableId="1900897224">
+    <w:abstractNumId w:val="23"/>
+  </w:num>
+  <w:num w:numId="40" w16cid:durableId="2016377617">
     <w:abstractNumId w:val="17"/>
   </w:num>
-  <w:num w:numId="29" w16cid:durableId="723456237">
-    <w:abstractNumId w:val="15"/>
+  <w:num w:numId="41" w16cid:durableId="1465196130">
+    <w:abstractNumId w:val="26"/>
   </w:num>
-  <w:num w:numId="30" w16cid:durableId="338436454">
-    <w:abstractNumId w:val="32"/>
+  <w:num w:numId="42" w16cid:durableId="1549107162">
+    <w:abstractNumId w:val="40"/>
   </w:num>
-  <w:num w:numId="31" w16cid:durableId="624046611">
-    <w:abstractNumId w:val="16"/>
-  </w:num>
-  <w:num w:numId="32" w16cid:durableId="382142656">
-    <w:abstractNumId w:val="13"/>
-  </w:num>
-  <w:num w:numId="33" w16cid:durableId="1690789048">
-    <w:abstractNumId w:val="19"/>
-  </w:num>
-  <w:num w:numId="34" w16cid:durableId="1338076808">
-    <w:abstractNumId w:val="11"/>
-  </w:num>
-  <w:num w:numId="35" w16cid:durableId="1014648252">
+  <w:num w:numId="43" w16cid:durableId="556861792">
     <w:abstractNumId w:val="29"/>
-  </w:num>
-  <w:num w:numId="36" w16cid:durableId="1599606864">
-    <w:abstractNumId w:val="34"/>
-  </w:num>
-  <w:num w:numId="37" w16cid:durableId="909458636">
-    <w:abstractNumId w:val="31"/>
   </w:num>
 </w:numbering>
 </file>
@@ -19805,4 +21445,16 @@
     </a:ext>
   </a:extLst>
 </a:theme>
+</file>
+
+<file path=customXml/item1.xml><?xml version="1.0" encoding="utf-8"?>
+<b:Sources xmlns:b="http://schemas.openxmlformats.org/officeDocument/2006/bibliography" xmlns="http://schemas.openxmlformats.org/officeDocument/2006/bibliography" SelectedStyle="\APASixthEditionOfficeOnline.xsl" StyleName="APA" Version="6"/>
+</file>
+
+<file path=customXml/itemProps1.xml><?xml version="1.0" encoding="utf-8"?>
+<ds:datastoreItem xmlns:ds="http://schemas.openxmlformats.org/officeDocument/2006/customXml" ds:itemID="{D750480D-4A4A-4455-A337-0F2F60CEC838}">
+  <ds:schemaRefs>
+    <ds:schemaRef ds:uri="http://schemas.openxmlformats.org/officeDocument/2006/bibliography"/>
+  </ds:schemaRefs>
+</ds:datastoreItem>
 </file>